--- a/EXPORTS/DOCX/published/niveau3/Dutch/UniversityMus.docx
+++ b/EXPORTS/DOCX/published/niveau3/Dutch/UniversityMus.docx
@@ -145,7 +145,7 @@
           <w:rFonts w:ascii="Charis SIL Italic" w:hAnsi="Charis SIL Italic" w:eastAsia="Charis SIL Italic"/>
           <w:b w:val="0"/>
           <w:i w:val="0"/>
-          <w:color w:val="0066CC"/>
+          <w:color w:val="0000FF"/>
           <w:sz w:val="24"/>
           <w:u w:val="single"/>
         </w:rPr>
@@ -163,7 +163,7 @@
           <w:rFonts w:ascii="Charis SIL Italic" w:hAnsi="Charis SIL Italic" w:eastAsia="Charis SIL Italic"/>
           <w:b w:val="0"/>
           <w:i w:val="0"/>
-          <w:color w:val="0066CC"/>
+          <w:color w:val="0000FF"/>
           <w:sz w:val="24"/>
           <w:u w:val="single"/>
         </w:rPr>
@@ -174,7 +174,7 @@
           <w:rFonts w:ascii="Charis SIL Italic" w:hAnsi="Charis SIL Italic" w:eastAsia="Charis SIL Italic"/>
           <w:b w:val="0"/>
           <w:i w:val="0"/>
-          <w:color w:val="0066CC"/>
+          <w:color w:val="0000FF"/>
           <w:sz w:val="24"/>
           <w:u w:val="single"/>
         </w:rPr>
@@ -209,7 +209,7 @@
       </w:r>
       <w:r>
         <w:rPr>
-          <w:u w:val="single" w:color="0066cc"/>
+          <w:u w:val="single" w:color="0000ff"/>
           <w:rFonts w:ascii="Charis SIL Italic" w:hAnsi="Charis SIL Italic" w:eastAsia="Charis SIL Italic"/>
           <w:b w:val="0"/>
           <w:i w:val="0"/>
@@ -227,7 +227,7 @@
       </w:r>
       <w:r>
         <w:rPr>
-          <w:u w:val="single" w:color="0066cc"/>
+          <w:u w:val="single" w:color="0000ff"/>
           <w:rFonts w:ascii="Charis SIL Italic" w:hAnsi="Charis SIL Italic" w:eastAsia="Charis SIL Italic"/>
           <w:b w:val="0"/>
           <w:i w:val="0"/>
@@ -245,7 +245,7 @@
       </w:r>
       <w:r>
         <w:rPr>
-          <w:u w:val="single" w:color="0066cc"/>
+          <w:u w:val="single" w:color="0000ff"/>
           <w:rFonts w:ascii="Charis SIL Italic" w:hAnsi="Charis SIL Italic" w:eastAsia="Charis SIL Italic"/>
           <w:b w:val="0"/>
           <w:i w:val="0"/>
@@ -382,7 +382,7 @@
           <w:rFonts w:ascii="Charis SIL Italic" w:hAnsi="Charis SIL Italic" w:eastAsia="Charis SIL Italic"/>
           <w:b w:val="0"/>
           <w:i w:val="0"/>
-          <w:color w:val="0066CC"/>
+          <w:color w:val="0000FF"/>
           <w:sz w:val="24"/>
           <w:u w:val="single"/>
         </w:rPr>
@@ -400,7 +400,7 @@
           <w:rFonts w:ascii="Charis SIL Italic" w:hAnsi="Charis SIL Italic" w:eastAsia="Charis SIL Italic"/>
           <w:b w:val="0"/>
           <w:i w:val="0"/>
-          <w:color w:val="0066CC"/>
+          <w:color w:val="0000FF"/>
           <w:sz w:val="24"/>
           <w:u w:val="single"/>
         </w:rPr>
@@ -411,7 +411,7 @@
           <w:rFonts w:ascii="Charis SIL Italic" w:hAnsi="Charis SIL Italic" w:eastAsia="Charis SIL Italic"/>
           <w:b w:val="0"/>
           <w:i w:val="0"/>
-          <w:color w:val="0066CC"/>
+          <w:color w:val="0000FF"/>
           <w:sz w:val="24"/>
           <w:u w:val="single"/>
         </w:rPr>
@@ -429,7 +429,7 @@
           <w:rFonts w:ascii="Charis SIL Italic" w:hAnsi="Charis SIL Italic" w:eastAsia="Charis SIL Italic"/>
           <w:b w:val="0"/>
           <w:i w:val="0"/>
-          <w:color w:val="0066CC"/>
+          <w:color w:val="0000FF"/>
           <w:sz w:val="24"/>
           <w:u w:val="single"/>
         </w:rPr>
@@ -440,7 +440,7 @@
           <w:rFonts w:ascii="Charis SIL Italic" w:hAnsi="Charis SIL Italic" w:eastAsia="Charis SIL Italic"/>
           <w:b w:val="0"/>
           <w:i w:val="0"/>
-          <w:color w:val="0066CC"/>
+          <w:color w:val="0000FF"/>
           <w:sz w:val="24"/>
           <w:u w:val="single"/>
         </w:rPr>
@@ -458,7 +458,7 @@
           <w:rFonts w:ascii="Charis SIL Italic" w:hAnsi="Charis SIL Italic" w:eastAsia="Charis SIL Italic"/>
           <w:b w:val="0"/>
           <w:i w:val="0"/>
-          <w:color w:val="0066CC"/>
+          <w:color w:val="0000FF"/>
           <w:sz w:val="24"/>
           <w:u w:val="single"/>
         </w:rPr>
@@ -469,7 +469,7 @@
           <w:rFonts w:ascii="Charis SIL Italic" w:hAnsi="Charis SIL Italic" w:eastAsia="Charis SIL Italic"/>
           <w:b w:val="0"/>
           <w:i w:val="0"/>
-          <w:color w:val="0066CC"/>
+          <w:color w:val="0000FF"/>
           <w:sz w:val="24"/>
           <w:u w:val="single"/>
         </w:rPr>
@@ -500,36 +500,18 @@
           <w:color w:val="000000"/>
           <w:sz w:val="24"/>
         </w:rPr>
-        <w:t>Volkenkundig Museum en het voor</w:t>
-      </w:r>
-      <w:r>
-        <w:rPr>
-          <w:u w:val="single" w:color="0066cc"/>
-          <w:rFonts w:ascii="Charis SIL Italic" w:hAnsi="Charis SIL Italic" w:eastAsia="Charis SIL Italic"/>
-          <w:b w:val="0"/>
-          <w:i w:val="0"/>
-          <w:color w:val="000000"/>
-          <w:sz w:val="24"/>
+        <w:t xml:space="preserve">Volkenkundig Museum en het voormalig </w:t>
+      </w:r>
+      <w:r>
+        <w:rPr>
+          <w:rFonts w:ascii="Charis SIL Italic" w:hAnsi="Charis SIL Italic" w:eastAsia="Charis SIL Italic"/>
+          <w:b w:val="0"/>
+          <w:i w:val="0"/>
+          <w:color w:val="0000FF"/>
+          <w:sz w:val="24"/>
+          <w:u w:val="single"/>
         </w:rPr>
         <w:hyperlink r:id="rId10" w:history="1">
-          <w:r>
-            <w:rPr>
-              <w:rStyle w:val="Hyperlink"/>
-            </w:rPr>
-            <w:t xml:space="preserve">malig </w:t>
-          </w:r>
-        </w:hyperlink>
-      </w:r>
-      <w:r>
-        <w:rPr>
-          <w:rFonts w:ascii="Charis SIL Italic" w:hAnsi="Charis SIL Italic" w:eastAsia="Charis SIL Italic"/>
-          <w:b w:val="0"/>
-          <w:i w:val="0"/>
-          <w:color w:val="0066CC"/>
-          <w:sz w:val="24"/>
-          <w:u w:val="single"/>
-        </w:rPr>
-        <w:hyperlink r:id="rId11" w:history="1">
           <w:r>
             <w:rPr>
               <w:rStyle w:val="Hyperlink"/>
@@ -543,11 +525,11 @@
           <w:rFonts w:ascii="Charis SIL Italic" w:hAnsi="Charis SIL Italic" w:eastAsia="Charis SIL Italic"/>
           <w:b w:val="0"/>
           <w:i w:val="0"/>
-          <w:color w:val="0066CC"/>
+          <w:color w:val="0000FF"/>
           <w:sz w:val="24"/>
           <w:u w:val="single"/>
         </w:rPr>
-        <w:hyperlink r:id="rId11" w:history="1">
+        <w:hyperlink r:id="rId10" w:history="1">
           <w:r>
             <w:rPr>
               <w:rStyle w:val="Hyperlink"/>
@@ -561,11 +543,11 @@
           <w:rFonts w:ascii="Charis SIL Italic" w:hAnsi="Charis SIL Italic" w:eastAsia="Charis SIL Italic"/>
           <w:b w:val="0"/>
           <w:i w:val="0"/>
-          <w:color w:val="0066CC"/>
+          <w:color w:val="0000FF"/>
           <w:sz w:val="24"/>
           <w:u w:val="single"/>
         </w:rPr>
-        <w:hyperlink r:id="rId11" w:history="1">
+        <w:hyperlink r:id="rId10" w:history="1">
           <w:r>
             <w:rPr>
               <w:rStyle w:val="Hyperlink"/>
@@ -579,7 +561,7 @@
           <w:rFonts w:ascii="Charis SIL Italic" w:hAnsi="Charis SIL Italic" w:eastAsia="Charis SIL Italic"/>
           <w:b w:val="0"/>
           <w:i w:val="0"/>
-          <w:color w:val="0066CC"/>
+          <w:color w:val="0000FF"/>
           <w:sz w:val="24"/>
           <w:u w:val="single"/>
         </w:rPr>
@@ -590,11 +572,11 @@
           <w:rFonts w:ascii="Charis SIL Italic" w:hAnsi="Charis SIL Italic" w:eastAsia="Charis SIL Italic"/>
           <w:b w:val="0"/>
           <w:i w:val="0"/>
-          <w:color w:val="0066CC"/>
+          <w:color w:val="0000FF"/>
           <w:sz w:val="24"/>
           <w:u w:val="single"/>
         </w:rPr>
-        <w:hyperlink r:id="rId11" w:history="1">
+        <w:hyperlink r:id="rId10" w:history="1">
           <w:r>
             <w:rPr>
               <w:rStyle w:val="Hyperlink"/>
@@ -608,7 +590,7 @@
           <w:rFonts w:ascii="Charis SIL Italic" w:hAnsi="Charis SIL Italic" w:eastAsia="Charis SIL Italic"/>
           <w:b w:val="0"/>
           <w:i w:val="0"/>
-          <w:color w:val="0066CC"/>
+          <w:color w:val="0000FF"/>
           <w:sz w:val="24"/>
           <w:u w:val="single"/>
         </w:rPr>
@@ -626,7 +608,7 @@
           <w:rFonts w:ascii="Charis SIL Italic" w:hAnsi="Charis SIL Italic" w:eastAsia="Charis SIL Italic"/>
           <w:b w:val="0"/>
           <w:i w:val="0"/>
-          <w:color w:val="0066CC"/>
+          <w:color w:val="0000FF"/>
           <w:sz w:val="24"/>
           <w:u w:val="single"/>
         </w:rPr>
@@ -644,7 +626,7 @@
           <w:rFonts w:ascii="Charis SIL Italic" w:hAnsi="Charis SIL Italic" w:eastAsia="Charis SIL Italic"/>
           <w:b w:val="0"/>
           <w:i w:val="0"/>
-          <w:color w:val="0066CC"/>
+          <w:color w:val="0000FF"/>
           <w:sz w:val="24"/>
           <w:u w:val="single"/>
         </w:rPr>
@@ -662,7 +644,7 @@
           <w:rFonts w:ascii="Charis SIL Italic" w:hAnsi="Charis SIL Italic" w:eastAsia="Charis SIL Italic"/>
           <w:b w:val="0"/>
           <w:i w:val="0"/>
-          <w:color w:val="0066CC"/>
+          <w:color w:val="0000FF"/>
           <w:sz w:val="24"/>
           <w:u w:val="single"/>
         </w:rPr>
@@ -673,11 +655,11 @@
           <w:rFonts w:ascii="Charis SIL Italic" w:hAnsi="Charis SIL Italic" w:eastAsia="Charis SIL Italic"/>
           <w:b w:val="0"/>
           <w:i w:val="0"/>
-          <w:color w:val="0066CC"/>
+          <w:color w:val="0000FF"/>
           <w:sz w:val="24"/>
           <w:u w:val="single"/>
         </w:rPr>
-        <w:hyperlink r:id="rId10" w:history="1">
+        <w:hyperlink r:id="rId11" w:history="1">
           <w:r>
             <w:rPr>
               <w:rStyle w:val="Hyperlink"/>
@@ -691,7 +673,7 @@
           <w:rFonts w:ascii="Charis SIL Italic" w:hAnsi="Charis SIL Italic" w:eastAsia="Charis SIL Italic"/>
           <w:b w:val="0"/>
           <w:i w:val="0"/>
-          <w:color w:val="0066CC"/>
+          <w:color w:val="0000FF"/>
           <w:sz w:val="24"/>
           <w:u w:val="single"/>
         </w:rPr>
@@ -709,7 +691,7 @@
           <w:rFonts w:ascii="Charis SIL Italic" w:hAnsi="Charis SIL Italic" w:eastAsia="Charis SIL Italic"/>
           <w:b w:val="0"/>
           <w:i w:val="0"/>
-          <w:color w:val="0066CC"/>
+          <w:color w:val="0000FF"/>
           <w:sz w:val="24"/>
           <w:u w:val="single"/>
         </w:rPr>
@@ -720,7 +702,7 @@
           <w:rFonts w:ascii="Charis SIL Italic" w:hAnsi="Charis SIL Italic" w:eastAsia="Charis SIL Italic"/>
           <w:b w:val="0"/>
           <w:i w:val="0"/>
-          <w:color w:val="0066CC"/>
+          <w:color w:val="0000FF"/>
           <w:sz w:val="24"/>
           <w:u w:val="single"/>
         </w:rPr>
@@ -738,7 +720,7 @@
           <w:rFonts w:ascii="Charis SIL Italic" w:hAnsi="Charis SIL Italic" w:eastAsia="Charis SIL Italic"/>
           <w:b w:val="0"/>
           <w:i w:val="0"/>
-          <w:color w:val="0066CC"/>
+          <w:color w:val="0000FF"/>
           <w:sz w:val="24"/>
           <w:u w:val="single"/>
         </w:rPr>
@@ -749,7 +731,7 @@
           <w:rFonts w:ascii="Charis SIL Italic" w:hAnsi="Charis SIL Italic" w:eastAsia="Charis SIL Italic"/>
           <w:b w:val="0"/>
           <w:i w:val="0"/>
-          <w:color w:val="0066CC"/>
+          <w:color w:val="0000FF"/>
           <w:sz w:val="24"/>
           <w:u w:val="single"/>
         </w:rPr>
@@ -767,7 +749,7 @@
           <w:rFonts w:ascii="Charis SIL Italic" w:hAnsi="Charis SIL Italic" w:eastAsia="Charis SIL Italic"/>
           <w:b w:val="0"/>
           <w:i w:val="0"/>
-          <w:color w:val="0066CC"/>
+          <w:color w:val="0000FF"/>
           <w:sz w:val="24"/>
           <w:u w:val="single"/>
         </w:rPr>
@@ -778,7 +760,7 @@
           <w:rFonts w:ascii="Charis SIL Italic" w:hAnsi="Charis SIL Italic" w:eastAsia="Charis SIL Italic"/>
           <w:b w:val="0"/>
           <w:i w:val="0"/>
-          <w:color w:val="0066CC"/>
+          <w:color w:val="0000FF"/>
           <w:sz w:val="24"/>
           <w:u w:val="single"/>
         </w:rPr>
@@ -803,7 +785,7 @@
       </w:r>
       <w:r>
         <w:rPr>
-          <w:u w:val="single" w:color="0066cc"/>
+          <w:u w:val="single" w:color="0000ff"/>
           <w:rFonts w:ascii="Charis SIL Italic" w:hAnsi="Charis SIL Italic" w:eastAsia="Charis SIL Italic"/>
           <w:b w:val="0"/>
           <w:i w:val="0"/>
@@ -821,7 +803,7 @@
       </w:r>
       <w:r>
         <w:rPr>
-          <w:u w:val="single" w:color="0066cc"/>
+          <w:u w:val="single" w:color="0000ff"/>
           <w:rFonts w:ascii="Charis SIL Italic" w:hAnsi="Charis SIL Italic" w:eastAsia="Charis SIL Italic"/>
           <w:b w:val="0"/>
           <w:i w:val="0"/>
@@ -839,7 +821,7 @@
       </w:r>
       <w:r>
         <w:rPr>
-          <w:u w:val="single" w:color="0066cc"/>
+          <w:u w:val="single" w:color="0000ff"/>
           <w:rFonts w:ascii="Charis SIL Italic" w:hAnsi="Charis SIL Italic" w:eastAsia="Charis SIL Italic"/>
           <w:b w:val="0"/>
           <w:i w:val="0"/>
@@ -857,7 +839,7 @@
       </w:r>
       <w:r>
         <w:rPr>
-          <w:u w:val="single" w:color="0066cc"/>
+          <w:u w:val="single" w:color="0000ff"/>
           <w:rFonts w:ascii="Charis SIL Italic" w:hAnsi="Charis SIL Italic" w:eastAsia="Charis SIL Italic"/>
           <w:b w:val="0"/>
           <w:i w:val="0"/>
@@ -875,7 +857,7 @@
       </w:r>
       <w:r>
         <w:rPr>
-          <w:u w:val="single" w:color="0066cc"/>
+          <w:u w:val="single" w:color="0000ff"/>
           <w:rFonts w:ascii="Charis SIL Italic" w:hAnsi="Charis SIL Italic" w:eastAsia="Charis SIL Italic"/>
           <w:b w:val="0"/>
           <w:i w:val="0"/>
@@ -893,7 +875,7 @@
       </w:r>
       <w:r>
         <w:rPr>
-          <w:u w:val="single" w:color="0066cc"/>
+          <w:u w:val="single" w:color="0000ff"/>
           <w:rFonts w:ascii="Charis SIL Italic" w:hAnsi="Charis SIL Italic" w:eastAsia="Charis SIL Italic"/>
           <w:b w:val="0"/>
           <w:i w:val="0"/>
@@ -911,7 +893,7 @@
       </w:r>
       <w:r>
         <w:rPr>
-          <w:u w:val="single" w:color="0066cc"/>
+          <w:u w:val="single" w:color="0000ff"/>
           <w:rFonts w:ascii="Charis SIL Italic" w:hAnsi="Charis SIL Italic" w:eastAsia="Charis SIL Italic"/>
           <w:b w:val="0"/>
           <w:i w:val="0"/>
@@ -929,7 +911,7 @@
       </w:r>
       <w:r>
         <w:rPr>
-          <w:u w:val="single" w:color="0066cc"/>
+          <w:u w:val="single" w:color="0000ff"/>
           <w:rFonts w:ascii="Charis SIL Italic" w:hAnsi="Charis SIL Italic" w:eastAsia="Charis SIL Italic"/>
           <w:b w:val="0"/>
           <w:i w:val="0"/>
@@ -947,7 +929,7 @@
       </w:r>
       <w:r>
         <w:rPr>
-          <w:u w:val="single" w:color="0066cc"/>
+          <w:u w:val="single" w:color="0000ff"/>
           <w:rFonts w:ascii="Charis SIL Italic" w:hAnsi="Charis SIL Italic" w:eastAsia="Charis SIL Italic"/>
           <w:b w:val="0"/>
           <w:i w:val="0"/>
@@ -965,7 +947,7 @@
       </w:r>
       <w:r>
         <w:rPr>
-          <w:u w:val="single" w:color="0066cc"/>
+          <w:u w:val="single" w:color="0000ff"/>
           <w:rFonts w:ascii="Charis SIL Italic" w:hAnsi="Charis SIL Italic" w:eastAsia="Charis SIL Italic"/>
           <w:b w:val="0"/>
           <w:i w:val="0"/>
@@ -1116,7 +1098,7 @@
           <w:rFonts w:ascii="Charis SIL Italic" w:hAnsi="Charis SIL Italic" w:eastAsia="Charis SIL Italic"/>
           <w:b w:val="0"/>
           <w:i w:val="0"/>
-          <w:color w:val="0066CC"/>
+          <w:color w:val="0000FF"/>
           <w:sz w:val="24"/>
           <w:u w:val="single"/>
         </w:rPr>
@@ -1134,7 +1116,7 @@
           <w:rFonts w:ascii="Charis SIL Italic" w:hAnsi="Charis SIL Italic" w:eastAsia="Charis SIL Italic"/>
           <w:b w:val="0"/>
           <w:i w:val="0"/>
-          <w:color w:val="0066CC"/>
+          <w:color w:val="0000FF"/>
           <w:sz w:val="24"/>
           <w:u w:val="single"/>
         </w:rPr>
@@ -1145,7 +1127,7 @@
           <w:rFonts w:ascii="Charis SIL Italic" w:hAnsi="Charis SIL Italic" w:eastAsia="Charis SIL Italic"/>
           <w:b w:val="0"/>
           <w:i w:val="0"/>
-          <w:color w:val="0066CC"/>
+          <w:color w:val="0000FF"/>
           <w:sz w:val="24"/>
           <w:u w:val="single"/>
         </w:rPr>
@@ -1180,7 +1162,7 @@
       </w:r>
       <w:r>
         <w:rPr>
-          <w:u w:val="single" w:color="0066cc"/>
+          <w:u w:val="single" w:color="0000ff"/>
           <w:rFonts w:ascii="Charis SIL Italic" w:hAnsi="Charis SIL Italic" w:eastAsia="Charis SIL Italic"/>
           <w:b w:val="0"/>
           <w:i w:val="0"/>
@@ -1198,7 +1180,7 @@
       </w:r>
       <w:r>
         <w:rPr>
-          <w:u w:val="single" w:color="0066cc"/>
+          <w:u w:val="single" w:color="0000ff"/>
           <w:rFonts w:ascii="Charis SIL Italic" w:hAnsi="Charis SIL Italic" w:eastAsia="Charis SIL Italic"/>
           <w:b w:val="0"/>
           <w:i w:val="0"/>
@@ -1216,7 +1198,7 @@
       </w:r>
       <w:r>
         <w:rPr>
-          <w:u w:val="single" w:color="0066cc"/>
+          <w:u w:val="single" w:color="0000ff"/>
           <w:rFonts w:ascii="Charis SIL Italic" w:hAnsi="Charis SIL Italic" w:eastAsia="Charis SIL Italic"/>
           <w:b w:val="0"/>
           <w:i w:val="0"/>
@@ -1277,7 +1259,7 @@
           <w:rFonts w:ascii="Charis SIL Italic" w:hAnsi="Charis SIL Italic" w:eastAsia="Charis SIL Italic"/>
           <w:b w:val="0"/>
           <w:i w:val="0"/>
-          <w:color w:val="0066CC"/>
+          <w:color w:val="0000FF"/>
           <w:sz w:val="24"/>
           <w:u w:val="single"/>
         </w:rPr>
@@ -1295,7 +1277,7 @@
           <w:rFonts w:ascii="Charis SIL Italic" w:hAnsi="Charis SIL Italic" w:eastAsia="Charis SIL Italic"/>
           <w:b w:val="0"/>
           <w:i w:val="0"/>
-          <w:color w:val="0066CC"/>
+          <w:color w:val="0000FF"/>
           <w:sz w:val="24"/>
           <w:u w:val="single"/>
         </w:rPr>
@@ -1306,7 +1288,7 @@
           <w:rFonts w:ascii="Charis SIL Italic" w:hAnsi="Charis SIL Italic" w:eastAsia="Charis SIL Italic"/>
           <w:b w:val="0"/>
           <w:i w:val="0"/>
-          <w:color w:val="0066CC"/>
+          <w:color w:val="0000FF"/>
           <w:sz w:val="24"/>
           <w:u w:val="single"/>
         </w:rPr>
@@ -1324,7 +1306,7 @@
           <w:rFonts w:ascii="Charis SIL Italic" w:hAnsi="Charis SIL Italic" w:eastAsia="Charis SIL Italic"/>
           <w:b w:val="0"/>
           <w:i w:val="0"/>
-          <w:color w:val="0066CC"/>
+          <w:color w:val="0000FF"/>
           <w:sz w:val="24"/>
           <w:u w:val="single"/>
         </w:rPr>
@@ -1335,7 +1317,7 @@
           <w:rFonts w:ascii="Charis SIL Italic" w:hAnsi="Charis SIL Italic" w:eastAsia="Charis SIL Italic"/>
           <w:b w:val="0"/>
           <w:i w:val="0"/>
-          <w:color w:val="0066CC"/>
+          <w:color w:val="0000FF"/>
           <w:sz w:val="24"/>
           <w:u w:val="single"/>
         </w:rPr>
@@ -1353,7 +1335,7 @@
           <w:rFonts w:ascii="Charis SIL Italic" w:hAnsi="Charis SIL Italic" w:eastAsia="Charis SIL Italic"/>
           <w:b w:val="0"/>
           <w:i w:val="0"/>
-          <w:color w:val="0066CC"/>
+          <w:color w:val="0000FF"/>
           <w:sz w:val="24"/>
           <w:u w:val="single"/>
         </w:rPr>
@@ -1364,7 +1346,7 @@
           <w:rFonts w:ascii="Charis SIL Italic" w:hAnsi="Charis SIL Italic" w:eastAsia="Charis SIL Italic"/>
           <w:b w:val="0"/>
           <w:i w:val="0"/>
-          <w:color w:val="0066CC"/>
+          <w:color w:val="0000FF"/>
           <w:sz w:val="24"/>
           <w:u w:val="single"/>
         </w:rPr>
@@ -1382,7 +1364,7 @@
           <w:rFonts w:ascii="Charis SIL Italic" w:hAnsi="Charis SIL Italic" w:eastAsia="Charis SIL Italic"/>
           <w:b w:val="0"/>
           <w:i w:val="0"/>
-          <w:color w:val="0066CC"/>
+          <w:color w:val="0000FF"/>
           <w:sz w:val="24"/>
           <w:u w:val="single"/>
         </w:rPr>
@@ -1393,7 +1375,7 @@
           <w:rFonts w:ascii="Charis SIL Italic" w:hAnsi="Charis SIL Italic" w:eastAsia="Charis SIL Italic"/>
           <w:b w:val="0"/>
           <w:i w:val="0"/>
-          <w:color w:val="0066CC"/>
+          <w:color w:val="0000FF"/>
           <w:sz w:val="24"/>
           <w:u w:val="single"/>
         </w:rPr>
@@ -1431,7 +1413,7 @@
       </w:r>
       <w:r>
         <w:rPr>
-          <w:u w:val="single" w:color="0066cc"/>
+          <w:u w:val="single" w:color="0000ff"/>
           <w:rFonts w:ascii="Charis SIL Italic" w:hAnsi="Charis SIL Italic" w:eastAsia="Charis SIL Italic"/>
           <w:b w:val="0"/>
           <w:i w:val="0"/>
@@ -1449,7 +1431,7 @@
       </w:r>
       <w:r>
         <w:rPr>
-          <w:u w:val="single" w:color="0066cc"/>
+          <w:u w:val="single" w:color="0000ff"/>
           <w:rFonts w:ascii="Charis SIL Italic" w:hAnsi="Charis SIL Italic" w:eastAsia="Charis SIL Italic"/>
           <w:b w:val="0"/>
           <w:i w:val="0"/>
@@ -1467,7 +1449,7 @@
       </w:r>
       <w:r>
         <w:rPr>
-          <w:u w:val="single" w:color="0066cc"/>
+          <w:u w:val="single" w:color="0000ff"/>
           <w:rFonts w:ascii="Charis SIL Italic" w:hAnsi="Charis SIL Italic" w:eastAsia="Charis SIL Italic"/>
           <w:b w:val="0"/>
           <w:i w:val="0"/>
@@ -1485,7 +1467,7 @@
       </w:r>
       <w:r>
         <w:rPr>
-          <w:u w:val="single" w:color="0066cc"/>
+          <w:u w:val="single" w:color="0000ff"/>
           <w:rFonts w:ascii="Charis SIL Italic" w:hAnsi="Charis SIL Italic" w:eastAsia="Charis SIL Italic"/>
           <w:b w:val="0"/>
           <w:i w:val="0"/>
@@ -1503,7 +1485,7 @@
       </w:r>
       <w:r>
         <w:rPr>
-          <w:u w:val="single" w:color="0066cc"/>
+          <w:u w:val="single" w:color="0000ff"/>
           <w:rFonts w:ascii="Charis SIL Italic" w:hAnsi="Charis SIL Italic" w:eastAsia="Charis SIL Italic"/>
           <w:b w:val="0"/>
           <w:i w:val="0"/>
@@ -1521,7 +1503,7 @@
       </w:r>
       <w:r>
         <w:rPr>
-          <w:u w:val="single" w:color="0066cc"/>
+          <w:u w:val="single" w:color="0000ff"/>
           <w:rFonts w:ascii="Charis SIL Italic" w:hAnsi="Charis SIL Italic" w:eastAsia="Charis SIL Italic"/>
           <w:b w:val="0"/>
           <w:i w:val="0"/>
@@ -1539,7 +1521,7 @@
       </w:r>
       <w:r>
         <w:rPr>
-          <w:u w:val="single" w:color="0066cc"/>
+          <w:u w:val="single" w:color="0000ff"/>
           <w:rFonts w:ascii="Charis SIL Italic" w:hAnsi="Charis SIL Italic" w:eastAsia="Charis SIL Italic"/>
           <w:b w:val="0"/>
           <w:i w:val="0"/>
@@ -1557,7 +1539,7 @@
       </w:r>
       <w:r>
         <w:rPr>
-          <w:u w:val="single" w:color="0066cc"/>
+          <w:u w:val="single" w:color="0000ff"/>
           <w:rFonts w:ascii="Charis SIL Italic" w:hAnsi="Charis SIL Italic" w:eastAsia="Charis SIL Italic"/>
           <w:b w:val="0"/>
           <w:i w:val="0"/>
@@ -1692,7 +1674,7 @@
         <w:autoSpaceDE w:val="0"/>
         <w:widowControl/>
         <w:spacing w:line="288" w:lineRule="exact" w:before="64" w:after="0"/>
-        <w:ind w:left="20" w:right="0" w:firstLine="0"/>
+        <w:ind w:left="10" w:right="0" w:firstLine="0"/>
         <w:jc w:val="left"/>
       </w:pPr>
       <w:r>
@@ -1722,7 +1704,7 @@
         <w:autoSpaceDE w:val="0"/>
         <w:widowControl/>
         <w:spacing w:line="288" w:lineRule="exact" w:before="240" w:after="0"/>
-        <w:ind w:left="20" w:right="864" w:firstLine="0"/>
+        <w:ind w:left="10" w:right="864" w:firstLine="0"/>
         <w:jc w:val="left"/>
       </w:pPr>
       <w:r>
@@ -1740,7 +1722,7 @@
           <w:rFonts w:ascii="Charis SIL Italic" w:hAnsi="Charis SIL Italic" w:eastAsia="Charis SIL Italic"/>
           <w:b w:val="0"/>
           <w:i w:val="0"/>
-          <w:color w:val="0066CC"/>
+          <w:color w:val="0000FF"/>
           <w:sz w:val="24"/>
           <w:u w:val="single"/>
         </w:rPr>
@@ -1758,7 +1740,7 @@
           <w:rFonts w:ascii="Charis SIL Italic" w:hAnsi="Charis SIL Italic" w:eastAsia="Charis SIL Italic"/>
           <w:b w:val="0"/>
           <w:i w:val="0"/>
-          <w:color w:val="0066CC"/>
+          <w:color w:val="0000FF"/>
           <w:sz w:val="24"/>
           <w:u w:val="single"/>
         </w:rPr>
@@ -1769,7 +1751,7 @@
           <w:rFonts w:ascii="Charis SIL Italic" w:hAnsi="Charis SIL Italic" w:eastAsia="Charis SIL Italic"/>
           <w:b w:val="0"/>
           <w:i w:val="0"/>
-          <w:color w:val="0066CC"/>
+          <w:color w:val="0000FF"/>
           <w:sz w:val="24"/>
           <w:u w:val="single"/>
         </w:rPr>
@@ -1799,7 +1781,7 @@
         <w:autoSpaceDE w:val="0"/>
         <w:widowControl/>
         <w:spacing w:line="358" w:lineRule="exact" w:before="176" w:after="0"/>
-        <w:ind w:left="20" w:right="0" w:firstLine="0"/>
+        <w:ind w:left="10" w:right="0" w:firstLine="0"/>
         <w:jc w:val="left"/>
       </w:pPr>
       <w:r>
@@ -1819,7 +1801,7 @@
         <w:autoSpaceDE w:val="0"/>
         <w:widowControl/>
         <w:spacing w:line="288" w:lineRule="exact" w:before="234" w:after="0"/>
-        <w:ind w:left="20" w:right="144" w:firstLine="0"/>
+        <w:ind w:left="10" w:right="144" w:firstLine="0"/>
         <w:jc w:val="left"/>
       </w:pPr>
       <w:r>
@@ -1887,7 +1869,7 @@
           <w:rFonts w:ascii="Charis SIL Italic" w:hAnsi="Charis SIL Italic" w:eastAsia="Charis SIL Italic"/>
           <w:b w:val="0"/>
           <w:i w:val="0"/>
-          <w:color w:val="0066CC"/>
+          <w:color w:val="0000FF"/>
           <w:sz w:val="24"/>
           <w:u w:val="single"/>
         </w:rPr>
@@ -1905,7 +1887,7 @@
           <w:rFonts w:ascii="Charis SIL Italic" w:hAnsi="Charis SIL Italic" w:eastAsia="Charis SIL Italic"/>
           <w:b w:val="0"/>
           <w:i w:val="0"/>
-          <w:color w:val="0066CC"/>
+          <w:color w:val="0000FF"/>
           <w:sz w:val="24"/>
           <w:u w:val="single"/>
         </w:rPr>
@@ -1935,7 +1917,7 @@
         <w:autoSpaceDE w:val="0"/>
         <w:widowControl/>
         <w:spacing w:line="288" w:lineRule="exact" w:before="240" w:after="0"/>
-        <w:ind w:left="20" w:right="0" w:firstLine="0"/>
+        <w:ind w:left="10" w:right="0" w:firstLine="0"/>
         <w:jc w:val="left"/>
       </w:pPr>
       <w:r>
@@ -1963,7 +1945,7 @@
           <w:rFonts w:ascii="Charis SIL Italic" w:hAnsi="Charis SIL Italic" w:eastAsia="Charis SIL Italic"/>
           <w:b w:val="0"/>
           <w:i w:val="0"/>
-          <w:color w:val="0066CC"/>
+          <w:color w:val="0000FF"/>
           <w:sz w:val="24"/>
           <w:u w:val="single"/>
         </w:rPr>
@@ -1981,7 +1963,7 @@
           <w:rFonts w:ascii="Charis SIL Italic" w:hAnsi="Charis SIL Italic" w:eastAsia="Charis SIL Italic"/>
           <w:b w:val="0"/>
           <w:i w:val="0"/>
-          <w:color w:val="0066CC"/>
+          <w:color w:val="0000FF"/>
           <w:sz w:val="24"/>
           <w:u w:val="single"/>
         </w:rPr>
@@ -1992,7 +1974,7 @@
           <w:rFonts w:ascii="Charis SIL Italic" w:hAnsi="Charis SIL Italic" w:eastAsia="Charis SIL Italic"/>
           <w:b w:val="0"/>
           <w:i w:val="0"/>
-          <w:color w:val="0066CC"/>
+          <w:color w:val="0000FF"/>
           <w:sz w:val="24"/>
           <w:u w:val="single"/>
         </w:rPr>
@@ -2010,7 +1992,7 @@
           <w:rFonts w:ascii="Charis SIL Italic" w:hAnsi="Charis SIL Italic" w:eastAsia="Charis SIL Italic"/>
           <w:b w:val="0"/>
           <w:i w:val="0"/>
-          <w:color w:val="0066CC"/>
+          <w:color w:val="0000FF"/>
           <w:sz w:val="24"/>
           <w:u w:val="single"/>
         </w:rPr>
@@ -2021,7 +2003,7 @@
           <w:rFonts w:ascii="Charis SIL Italic" w:hAnsi="Charis SIL Italic" w:eastAsia="Charis SIL Italic"/>
           <w:b w:val="0"/>
           <w:i w:val="0"/>
-          <w:color w:val="0066CC"/>
+          <w:color w:val="0000FF"/>
           <w:sz w:val="24"/>
           <w:u w:val="single"/>
         </w:rPr>
@@ -2059,7 +2041,7 @@
       </w:r>
       <w:r>
         <w:rPr>
-          <w:u w:val="single" w:color="0066cc"/>
+          <w:u w:val="single" w:color="0000ff"/>
           <w:rFonts w:ascii="Charis SIL Italic" w:hAnsi="Charis SIL Italic" w:eastAsia="Charis SIL Italic"/>
           <w:b w:val="0"/>
           <w:i w:val="0"/>
@@ -2077,7 +2059,7 @@
       </w:r>
       <w:r>
         <w:rPr>
-          <w:u w:val="single" w:color="0066cc"/>
+          <w:u w:val="single" w:color="0000ff"/>
           <w:rFonts w:ascii="Charis SIL Italic" w:hAnsi="Charis SIL Italic" w:eastAsia="Charis SIL Italic"/>
           <w:b w:val="0"/>
           <w:i w:val="0"/>
@@ -2095,7 +2077,7 @@
       </w:r>
       <w:r>
         <w:rPr>
-          <w:u w:val="single" w:color="0066cc"/>
+          <w:u w:val="single" w:color="0000ff"/>
           <w:rFonts w:ascii="Charis SIL Italic" w:hAnsi="Charis SIL Italic" w:eastAsia="Charis SIL Italic"/>
           <w:b w:val="0"/>
           <w:i w:val="0"/>
@@ -2113,7 +2095,7 @@
       </w:r>
       <w:r>
         <w:rPr>
-          <w:u w:val="single" w:color="0066cc"/>
+          <w:u w:val="single" w:color="0000ff"/>
           <w:rFonts w:ascii="Charis SIL Italic" w:hAnsi="Charis SIL Italic" w:eastAsia="Charis SIL Italic"/>
           <w:b w:val="0"/>
           <w:i w:val="0"/>
@@ -2131,7 +2113,7 @@
       </w:r>
       <w:r>
         <w:rPr>
-          <w:u w:val="single" w:color="0066cc"/>
+          <w:u w:val="single" w:color="0000ff"/>
           <w:rFonts w:ascii="Charis SIL Italic" w:hAnsi="Charis SIL Italic" w:eastAsia="Charis SIL Italic"/>
           <w:b w:val="0"/>
           <w:i w:val="0"/>
@@ -2182,7 +2164,7 @@
           <w:rFonts w:ascii="Charis SIL Italic" w:hAnsi="Charis SIL Italic" w:eastAsia="Charis SIL Italic"/>
           <w:b w:val="0"/>
           <w:i w:val="0"/>
-          <w:color w:val="0066CC"/>
+          <w:color w:val="0000FF"/>
           <w:sz w:val="24"/>
           <w:u w:val="single"/>
         </w:rPr>
@@ -2210,7 +2192,7 @@
           <w:rFonts w:ascii="Charis SIL Italic" w:hAnsi="Charis SIL Italic" w:eastAsia="Charis SIL Italic"/>
           <w:b w:val="0"/>
           <w:i w:val="0"/>
-          <w:color w:val="0066CC"/>
+          <w:color w:val="0000FF"/>
           <w:sz w:val="24"/>
           <w:u w:val="single"/>
         </w:rPr>
@@ -2238,7 +2220,7 @@
           <w:rFonts w:ascii="Charis SIL Italic" w:hAnsi="Charis SIL Italic" w:eastAsia="Charis SIL Italic"/>
           <w:b w:val="0"/>
           <w:i w:val="0"/>
-          <w:color w:val="0066CC"/>
+          <w:color w:val="0000FF"/>
           <w:sz w:val="24"/>
           <w:u w:val="single"/>
         </w:rPr>
@@ -2269,7 +2251,7 @@
           <w:rFonts w:ascii="Charis SIL Italic" w:hAnsi="Charis SIL Italic" w:eastAsia="Charis SIL Italic"/>
           <w:b w:val="0"/>
           <w:i w:val="0"/>
-          <w:color w:val="0066CC"/>
+          <w:color w:val="0000FF"/>
           <w:sz w:val="24"/>
           <w:u w:val="single"/>
         </w:rPr>
@@ -2287,7 +2269,7 @@
           <w:rFonts w:ascii="Charis SIL Italic" w:hAnsi="Charis SIL Italic" w:eastAsia="Charis SIL Italic"/>
           <w:b w:val="0"/>
           <w:i w:val="0"/>
-          <w:color w:val="0066CC"/>
+          <w:color w:val="0000FF"/>
           <w:sz w:val="24"/>
           <w:u w:val="single"/>
         </w:rPr>
@@ -2308,22 +2290,11 @@
           <w:color w:val="000000"/>
           <w:sz w:val="24"/>
         </w:rPr>
-        <w:t>. Binnen die laatste collectie</w:t>
-      </w:r>
-      <w:r>
-        <w:rPr>
-          <w:u w:val="single" w:color="0066cc"/>
-          <w:rFonts w:ascii="Charis SIL Italic" w:hAnsi="Charis SIL Italic" w:eastAsia="Charis SIL Italic"/>
-          <w:b w:val="0"/>
-          <w:i w:val="0"/>
-          <w:color w:val="000000"/>
-          <w:sz w:val="24"/>
-        </w:rPr>
-        <w:t xml:space="preserve"> </w:t>
-      </w:r>
-      <w:r>
-        <w:rPr>
-          <w:u w:val="single" w:color="0066cc"/>
+        <w:t xml:space="preserve">. Binnen die laatste collectie </w:t>
+      </w:r>
+      <w:r>
+        <w:rPr>
+          <w:u w:val="single" w:color="0000ff"/>
           <w:rFonts w:ascii="Charis SIL Italic" w:hAnsi="Charis SIL Italic" w:eastAsia="Charis SIL Italic"/>
           <w:b w:val="0"/>
           <w:i w:val="0"/>
@@ -2351,7 +2322,7 @@
       </w:r>
       <w:r>
         <w:rPr>
-          <w:u w:val="single" w:color="0066cc"/>
+          <w:u w:val="single" w:color="0000ff"/>
           <w:rFonts w:ascii="Charis SIL Italic" w:hAnsi="Charis SIL Italic" w:eastAsia="Charis SIL Italic"/>
           <w:b w:val="0"/>
           <w:i w:val="0"/>
@@ -2379,7 +2350,7 @@
       </w:r>
       <w:r>
         <w:rPr>
-          <w:u w:val="single" w:color="0066cc"/>
+          <w:u w:val="single" w:color="0000ff"/>
           <w:rFonts w:ascii="Charis SIL Italic" w:hAnsi="Charis SIL Italic" w:eastAsia="Charis SIL Italic"/>
           <w:b w:val="0"/>
           <w:i w:val="0"/>
@@ -2433,7 +2404,7 @@
           <w:rFonts w:ascii="Charis SIL Italic" w:hAnsi="Charis SIL Italic" w:eastAsia="Charis SIL Italic"/>
           <w:b w:val="0"/>
           <w:i w:val="0"/>
-          <w:color w:val="0066CC"/>
+          <w:color w:val="0000FF"/>
           <w:sz w:val="24"/>
           <w:u w:val="single"/>
         </w:rPr>
@@ -2451,7 +2422,7 @@
           <w:rFonts w:ascii="Charis SIL Italic" w:hAnsi="Charis SIL Italic" w:eastAsia="Charis SIL Italic"/>
           <w:b w:val="0"/>
           <w:i w:val="0"/>
-          <w:color w:val="0066CC"/>
+          <w:color w:val="0000FF"/>
           <w:sz w:val="24"/>
           <w:u w:val="single"/>
         </w:rPr>
@@ -2462,7 +2433,7 @@
           <w:rFonts w:ascii="Charis SIL Italic" w:hAnsi="Charis SIL Italic" w:eastAsia="Charis SIL Italic"/>
           <w:b w:val="0"/>
           <w:i w:val="0"/>
-          <w:color w:val="0066CC"/>
+          <w:color w:val="0000FF"/>
           <w:sz w:val="24"/>
           <w:u w:val="single"/>
         </w:rPr>
@@ -2480,7 +2451,7 @@
           <w:rFonts w:ascii="Charis SIL Italic" w:hAnsi="Charis SIL Italic" w:eastAsia="Charis SIL Italic"/>
           <w:b w:val="0"/>
           <w:i w:val="0"/>
-          <w:color w:val="0066CC"/>
+          <w:color w:val="0000FF"/>
           <w:sz w:val="24"/>
           <w:u w:val="single"/>
         </w:rPr>
@@ -2491,7 +2462,7 @@
           <w:rFonts w:ascii="Charis SIL Italic" w:hAnsi="Charis SIL Italic" w:eastAsia="Charis SIL Italic"/>
           <w:b w:val="0"/>
           <w:i w:val="0"/>
-          <w:color w:val="0066CC"/>
+          <w:color w:val="0000FF"/>
           <w:sz w:val="24"/>
           <w:u w:val="single"/>
         </w:rPr>
@@ -2509,7 +2480,7 @@
           <w:rFonts w:ascii="Charis SIL Italic" w:hAnsi="Charis SIL Italic" w:eastAsia="Charis SIL Italic"/>
           <w:b w:val="0"/>
           <w:i w:val="0"/>
-          <w:color w:val="0066CC"/>
+          <w:color w:val="0000FF"/>
           <w:sz w:val="24"/>
           <w:u w:val="single"/>
         </w:rPr>
@@ -2520,7 +2491,7 @@
           <w:rFonts w:ascii="Charis SIL Italic" w:hAnsi="Charis SIL Italic" w:eastAsia="Charis SIL Italic"/>
           <w:b w:val="0"/>
           <w:i w:val="0"/>
-          <w:color w:val="0066CC"/>
+          <w:color w:val="0000FF"/>
           <w:sz w:val="24"/>
           <w:u w:val="single"/>
         </w:rPr>
@@ -2550,7 +2521,7 @@
         <w:autoSpaceDE w:val="0"/>
         <w:widowControl/>
         <w:spacing w:line="288" w:lineRule="exact" w:before="240" w:after="0"/>
-        <w:ind w:left="20" w:right="144" w:firstLine="0"/>
+        <w:ind w:left="10" w:right="144" w:firstLine="0"/>
         <w:jc w:val="left"/>
       </w:pPr>
       <w:r>
@@ -2568,7 +2539,7 @@
           <w:rFonts w:ascii="Charis SIL Italic" w:hAnsi="Charis SIL Italic" w:eastAsia="Charis SIL Italic"/>
           <w:b w:val="0"/>
           <w:i w:val="0"/>
-          <w:color w:val="0066CC"/>
+          <w:color w:val="0000FF"/>
           <w:sz w:val="24"/>
           <w:u w:val="single"/>
         </w:rPr>
@@ -2586,7 +2557,7 @@
           <w:rFonts w:ascii="Charis SIL Italic" w:hAnsi="Charis SIL Italic" w:eastAsia="Charis SIL Italic"/>
           <w:b w:val="0"/>
           <w:i w:val="0"/>
-          <w:color w:val="0066CC"/>
+          <w:color w:val="0000FF"/>
           <w:sz w:val="24"/>
           <w:u w:val="single"/>
         </w:rPr>
@@ -2597,7 +2568,7 @@
           <w:rFonts w:ascii="Charis SIL Italic" w:hAnsi="Charis SIL Italic" w:eastAsia="Charis SIL Italic"/>
           <w:b w:val="0"/>
           <w:i w:val="0"/>
-          <w:color w:val="0066CC"/>
+          <w:color w:val="0000FF"/>
           <w:sz w:val="24"/>
           <w:u w:val="single"/>
         </w:rPr>
@@ -2632,7 +2603,7 @@
       </w:r>
       <w:r>
         <w:rPr>
-          <w:u w:val="single" w:color="0066cc"/>
+          <w:u w:val="single" w:color="0000ff"/>
           <w:rFonts w:ascii="Charis SIL Italic" w:hAnsi="Charis SIL Italic" w:eastAsia="Charis SIL Italic"/>
           <w:b w:val="0"/>
           <w:i w:val="0"/>
@@ -2650,7 +2621,7 @@
       </w:r>
       <w:r>
         <w:rPr>
-          <w:u w:val="single" w:color="0066cc"/>
+          <w:u w:val="single" w:color="0000ff"/>
           <w:rFonts w:ascii="Charis SIL Italic" w:hAnsi="Charis SIL Italic" w:eastAsia="Charis SIL Italic"/>
           <w:b w:val="0"/>
           <w:i w:val="0"/>
@@ -2668,7 +2639,7 @@
       </w:r>
       <w:r>
         <w:rPr>
-          <w:u w:val="single" w:color="0066cc"/>
+          <w:u w:val="single" w:color="0000ff"/>
           <w:rFonts w:ascii="Charis SIL Italic" w:hAnsi="Charis SIL Italic" w:eastAsia="Charis SIL Italic"/>
           <w:b w:val="0"/>
           <w:i w:val="0"/>
@@ -2702,7 +2673,7 @@
           <w:rFonts w:ascii="Charis SIL Italic" w:hAnsi="Charis SIL Italic" w:eastAsia="Charis SIL Italic"/>
           <w:b w:val="0"/>
           <w:i w:val="0"/>
-          <w:color w:val="0066CC"/>
+          <w:color w:val="0000FF"/>
           <w:sz w:val="24"/>
           <w:u w:val="single"/>
         </w:rPr>
@@ -2732,7 +2703,7 @@
         <w:autoSpaceDE w:val="0"/>
         <w:widowControl/>
         <w:spacing w:line="358" w:lineRule="exact" w:before="176" w:after="0"/>
-        <w:ind w:left="20" w:right="0" w:firstLine="0"/>
+        <w:ind w:left="10" w:right="0" w:firstLine="0"/>
         <w:jc w:val="left"/>
       </w:pPr>
       <w:r>
@@ -2752,7 +2723,7 @@
         <w:autoSpaceDE w:val="0"/>
         <w:widowControl/>
         <w:spacing w:line="288" w:lineRule="exact" w:before="234" w:after="0"/>
-        <w:ind w:left="20" w:right="0" w:firstLine="0"/>
+        <w:ind w:left="10" w:right="0" w:firstLine="0"/>
         <w:jc w:val="left"/>
       </w:pPr>
       <w:r>
@@ -2780,7 +2751,7 @@
           <w:rFonts w:ascii="Charis SIL Italic" w:hAnsi="Charis SIL Italic" w:eastAsia="Charis SIL Italic"/>
           <w:b w:val="0"/>
           <w:i w:val="0"/>
-          <w:color w:val="0066CC"/>
+          <w:color w:val="0000FF"/>
           <w:sz w:val="24"/>
           <w:u w:val="single"/>
         </w:rPr>
@@ -2798,7 +2769,7 @@
           <w:rFonts w:ascii="Charis SIL Italic" w:hAnsi="Charis SIL Italic" w:eastAsia="Charis SIL Italic"/>
           <w:b w:val="0"/>
           <w:i w:val="0"/>
-          <w:color w:val="0066CC"/>
+          <w:color w:val="0000FF"/>
           <w:sz w:val="24"/>
           <w:u w:val="single"/>
         </w:rPr>
@@ -2809,7 +2780,7 @@
           <w:rFonts w:ascii="Charis SIL Italic" w:hAnsi="Charis SIL Italic" w:eastAsia="Charis SIL Italic"/>
           <w:b w:val="0"/>
           <w:i w:val="0"/>
-          <w:color w:val="0066CC"/>
+          <w:color w:val="0000FF"/>
           <w:sz w:val="24"/>
           <w:u w:val="single"/>
         </w:rPr>
@@ -2827,7 +2798,7 @@
           <w:rFonts w:ascii="Charis SIL Italic" w:hAnsi="Charis SIL Italic" w:eastAsia="Charis SIL Italic"/>
           <w:b w:val="0"/>
           <w:i w:val="0"/>
-          <w:color w:val="0066CC"/>
+          <w:color w:val="0000FF"/>
           <w:sz w:val="24"/>
           <w:u w:val="single"/>
         </w:rPr>
@@ -2838,7 +2809,7 @@
           <w:rFonts w:ascii="Charis SIL Italic" w:hAnsi="Charis SIL Italic" w:eastAsia="Charis SIL Italic"/>
           <w:b w:val="0"/>
           <w:i w:val="0"/>
-          <w:color w:val="0066CC"/>
+          <w:color w:val="0000FF"/>
           <w:sz w:val="24"/>
           <w:u w:val="single"/>
         </w:rPr>
@@ -2856,7 +2827,7 @@
           <w:rFonts w:ascii="Charis SIL Italic" w:hAnsi="Charis SIL Italic" w:eastAsia="Charis SIL Italic"/>
           <w:b w:val="0"/>
           <w:i w:val="0"/>
-          <w:color w:val="0066CC"/>
+          <w:color w:val="0000FF"/>
           <w:sz w:val="24"/>
           <w:u w:val="single"/>
         </w:rPr>
@@ -2867,7 +2838,7 @@
           <w:rFonts w:ascii="Charis SIL Italic" w:hAnsi="Charis SIL Italic" w:eastAsia="Charis SIL Italic"/>
           <w:b w:val="0"/>
           <w:i w:val="0"/>
-          <w:color w:val="0066CC"/>
+          <w:color w:val="0000FF"/>
           <w:sz w:val="24"/>
           <w:u w:val="single"/>
         </w:rPr>
@@ -2885,7 +2856,7 @@
           <w:rFonts w:ascii="Charis SIL Italic" w:hAnsi="Charis SIL Italic" w:eastAsia="Charis SIL Italic"/>
           <w:b w:val="0"/>
           <w:i w:val="0"/>
-          <w:color w:val="0066CC"/>
+          <w:color w:val="0000FF"/>
           <w:sz w:val="24"/>
           <w:u w:val="single"/>
         </w:rPr>
@@ -2896,7 +2867,7 @@
           <w:rFonts w:ascii="Charis SIL Italic" w:hAnsi="Charis SIL Italic" w:eastAsia="Charis SIL Italic"/>
           <w:b w:val="0"/>
           <w:i w:val="0"/>
-          <w:color w:val="0066CC"/>
+          <w:color w:val="0000FF"/>
           <w:sz w:val="24"/>
           <w:u w:val="single"/>
         </w:rPr>
@@ -2914,7 +2885,7 @@
           <w:rFonts w:ascii="Charis SIL Italic" w:hAnsi="Charis SIL Italic" w:eastAsia="Charis SIL Italic"/>
           <w:b w:val="0"/>
           <w:i w:val="0"/>
-          <w:color w:val="0066CC"/>
+          <w:color w:val="0000FF"/>
           <w:sz w:val="24"/>
           <w:u w:val="single"/>
         </w:rPr>
@@ -2925,7 +2896,7 @@
           <w:rFonts w:ascii="Charis SIL Italic" w:hAnsi="Charis SIL Italic" w:eastAsia="Charis SIL Italic"/>
           <w:b w:val="0"/>
           <w:i w:val="0"/>
-          <w:color w:val="0066CC"/>
+          <w:color w:val="0000FF"/>
           <w:sz w:val="24"/>
           <w:u w:val="single"/>
         </w:rPr>
@@ -2950,79 +2921,17 @@
       </w:r>
       <w:r>
         <w:rPr>
-          <w:u w:val="single" w:color="0066cc"/>
           <w:rFonts w:ascii="Charis SIL Italic" w:hAnsi="Charis SIL Italic" w:eastAsia="Charis SIL Italic"/>
           <w:b w:val="0"/>
           <w:i w:val="0"/>
           <w:color w:val="000000"/>
           <w:sz w:val="24"/>
         </w:rPr>
-        <w:hyperlink r:id="rId11" w:history="1">
-          <w:r>
-            <w:rPr>
-              <w:rStyle w:val="Hyperlink"/>
-            </w:rPr>
-            <w:t xml:space="preserve">2003 vormde </w:t>
-          </w:r>
-        </w:hyperlink>
-      </w:r>
-      <w:r>
-        <w:rPr>
-          <w:u w:val="single" w:color="0066cc"/>
-          <w:rFonts w:ascii="Charis SIL Italic" w:hAnsi="Charis SIL Italic" w:eastAsia="Charis SIL Italic"/>
-          <w:b w:val="0"/>
-          <w:i w:val="0"/>
-          <w:color w:val="000000"/>
-          <w:sz w:val="24"/>
-        </w:rPr>
-        <w:hyperlink r:id="rId11" w:history="1">
-          <w:r>
-            <w:rPr>
-              <w:rStyle w:val="Hyperlink"/>
-            </w:rPr>
-            <w:t>deze coll</w:t>
-          </w:r>
-        </w:hyperlink>
-      </w:r>
-      <w:r>
-        <w:rPr>
-          <w:u w:val="single" w:color="0066cc"/>
-          <w:rFonts w:ascii="Charis SIL Italic" w:hAnsi="Charis SIL Italic" w:eastAsia="Charis SIL Italic"/>
-          <w:b w:val="0"/>
-          <w:i w:val="0"/>
-          <w:color w:val="000000"/>
-          <w:sz w:val="24"/>
-        </w:rPr>
-        <w:hyperlink r:id="rId11" w:history="1">
-          <w:r>
-            <w:rPr>
-              <w:rStyle w:val="Hyperlink"/>
-            </w:rPr>
-            <w:t>e</w:t>
-          </w:r>
-        </w:hyperlink>
-      </w:r>
-      <w:r>
-        <w:rPr>
-          <w:u w:val="single" w:color="0066cc"/>
-          <w:rFonts w:ascii="Charis SIL Italic" w:hAnsi="Charis SIL Italic" w:eastAsia="Charis SIL Italic"/>
-          <w:b w:val="0"/>
-          <w:i w:val="0"/>
-          <w:color w:val="000000"/>
-          <w:sz w:val="24"/>
-        </w:rPr>
-        <w:hyperlink r:id="rId11" w:history="1">
-          <w:r>
-            <w:rPr>
-              <w:rStyle w:val="Hyperlink"/>
-            </w:rPr>
-            <w:t>ctie een a</w:t>
-          </w:r>
-        </w:hyperlink>
-      </w:r>
-      <w:r>
-        <w:rPr>
-          <w:u w:val="single" w:color="0066cc"/>
+        <w:t>2003 vormde deze collectie een a</w:t>
+      </w:r>
+      <w:r>
+        <w:rPr>
+          <w:u w:val="single" w:color="0000ff"/>
           <w:rFonts w:ascii="Charis SIL Italic" w:hAnsi="Charis SIL Italic" w:eastAsia="Charis SIL Italic"/>
           <w:b w:val="0"/>
           <w:i w:val="0"/>
@@ -3040,7 +2949,7 @@
       </w:r>
       <w:r>
         <w:rPr>
-          <w:u w:val="single" w:color="0066cc"/>
+          <w:u w:val="single" w:color="0000ff"/>
           <w:rFonts w:ascii="Charis SIL Italic" w:hAnsi="Charis SIL Italic" w:eastAsia="Charis SIL Italic"/>
           <w:b w:val="0"/>
           <w:i w:val="0"/>
@@ -3051,7 +2960,7 @@
       </w:r>
       <w:r>
         <w:rPr>
-          <w:u w:val="single" w:color="0066cc"/>
+          <w:u w:val="single" w:color="0000ff"/>
           <w:rFonts w:ascii="Charis SIL Italic" w:hAnsi="Charis SIL Italic" w:eastAsia="Charis SIL Italic"/>
           <w:b w:val="0"/>
           <w:i w:val="0"/>
@@ -3069,7 +2978,7 @@
       </w:r>
       <w:r>
         <w:rPr>
-          <w:u w:val="single" w:color="0066cc"/>
+          <w:u w:val="single" w:color="0000ff"/>
           <w:rFonts w:ascii="Charis SIL Italic" w:hAnsi="Charis SIL Italic" w:eastAsia="Charis SIL Italic"/>
           <w:b w:val="0"/>
           <w:i w:val="0"/>
@@ -3087,7 +2996,7 @@
       </w:r>
       <w:r>
         <w:rPr>
-          <w:u w:val="single" w:color="0066cc"/>
+          <w:u w:val="single" w:color="0000ff"/>
           <w:rFonts w:ascii="Charis SIL Italic" w:hAnsi="Charis SIL Italic" w:eastAsia="Charis SIL Italic"/>
           <w:b w:val="0"/>
           <w:i w:val="0"/>
@@ -3140,7 +3049,7 @@
         <w:autoSpaceDE w:val="0"/>
         <w:widowControl/>
         <w:spacing w:line="288" w:lineRule="exact" w:before="240" w:after="0"/>
-        <w:ind w:left="20" w:right="432" w:firstLine="0"/>
+        <w:ind w:left="10" w:right="432" w:firstLine="0"/>
         <w:jc w:val="left"/>
       </w:pPr>
       <w:r>
@@ -3158,7 +3067,7 @@
           <w:rFonts w:ascii="Charis SIL Italic" w:hAnsi="Charis SIL Italic" w:eastAsia="Charis SIL Italic"/>
           <w:b w:val="0"/>
           <w:i w:val="0"/>
-          <w:color w:val="0066CC"/>
+          <w:color w:val="0000FF"/>
           <w:sz w:val="24"/>
           <w:u w:val="single"/>
         </w:rPr>
@@ -3193,7 +3102,7 @@
       </w:r>
       <w:r>
         <w:rPr>
-          <w:u w:val="single" w:color="0066cc"/>
+          <w:u w:val="single" w:color="0000ff"/>
           <w:rFonts w:ascii="Charis SIL Italic" w:hAnsi="Charis SIL Italic" w:eastAsia="Charis SIL Italic"/>
           <w:b w:val="0"/>
           <w:i w:val="0"/>
@@ -3211,14 +3120,13 @@
       </w:r>
       <w:r>
         <w:rPr>
-          <w:u w:val="single" w:color="0066cc"/>
           <w:rFonts w:ascii="Charis SIL Italic" w:hAnsi="Charis SIL Italic" w:eastAsia="Charis SIL Italic"/>
           <w:b w:val="0"/>
           <w:i w:val="0"/>
           <w:color w:val="000000"/>
           <w:sz w:val="24"/>
         </w:rPr>
-        <w:t>h</w:t>
+        <w:t xml:space="preserve">hillende plekken bewaard, historisch </w:t>
       </w:r>
       <w:r>
         <w:rPr>
@@ -3228,16 +3136,6 @@
           <w:color w:val="000000"/>
           <w:sz w:val="24"/>
         </w:rPr>
-        <w:t xml:space="preserve">illende plekken bewaard, historisch </w:t>
-      </w:r>
-      <w:r>
-        <w:rPr>
-          <w:rFonts w:ascii="Charis SIL Italic" w:hAnsi="Charis SIL Italic" w:eastAsia="Charis SIL Italic"/>
-          <w:b w:val="0"/>
-          <w:i w:val="0"/>
-          <w:color w:val="000000"/>
-          <w:sz w:val="24"/>
-        </w:rPr>
         <w:t xml:space="preserve">materiaal is voornamelijk te vinden bij de </w:t>
       </w:r>
       <w:r>
@@ -3245,7 +3143,7 @@
           <w:rFonts w:ascii="Charis SIL Italic" w:hAnsi="Charis SIL Italic" w:eastAsia="Charis SIL Italic"/>
           <w:b w:val="0"/>
           <w:i w:val="0"/>
-          <w:color w:val="0066CC"/>
+          <w:color w:val="0000FF"/>
           <w:sz w:val="24"/>
           <w:u w:val="single"/>
         </w:rPr>
@@ -3263,7 +3161,7 @@
           <w:rFonts w:ascii="Charis SIL Italic" w:hAnsi="Charis SIL Italic" w:eastAsia="Charis SIL Italic"/>
           <w:b w:val="0"/>
           <w:i w:val="0"/>
-          <w:color w:val="0066CC"/>
+          <w:color w:val="0000FF"/>
           <w:sz w:val="24"/>
           <w:u w:val="single"/>
         </w:rPr>
@@ -3274,7 +3172,7 @@
           <w:rFonts w:ascii="Charis SIL Italic" w:hAnsi="Charis SIL Italic" w:eastAsia="Charis SIL Italic"/>
           <w:b w:val="0"/>
           <w:i w:val="0"/>
-          <w:color w:val="0066CC"/>
+          <w:color w:val="0000FF"/>
           <w:sz w:val="24"/>
           <w:u w:val="single"/>
         </w:rPr>
@@ -3304,7 +3202,7 @@
         <w:autoSpaceDE w:val="0"/>
         <w:widowControl/>
         <w:spacing w:line="358" w:lineRule="exact" w:before="176" w:after="0"/>
-        <w:ind w:left="20" w:right="0" w:firstLine="0"/>
+        <w:ind w:left="10" w:right="0" w:firstLine="0"/>
         <w:jc w:val="left"/>
       </w:pPr>
       <w:r>
@@ -3324,7 +3222,7 @@
         <w:autoSpaceDE w:val="0"/>
         <w:widowControl/>
         <w:spacing w:line="288" w:lineRule="exact" w:before="234" w:after="0"/>
-        <w:ind w:left="20" w:right="144" w:firstLine="0"/>
+        <w:ind w:left="10" w:right="144" w:firstLine="0"/>
         <w:jc w:val="left"/>
       </w:pPr>
       <w:r>
@@ -3362,7 +3260,7 @@
           <w:rFonts w:ascii="Charis SIL Italic" w:hAnsi="Charis SIL Italic" w:eastAsia="Charis SIL Italic"/>
           <w:b w:val="0"/>
           <w:i w:val="0"/>
-          <w:color w:val="0066CC"/>
+          <w:color w:val="0000FF"/>
           <w:sz w:val="24"/>
           <w:u w:val="single"/>
         </w:rPr>
@@ -3400,7 +3298,7 @@
       </w:r>
       <w:r>
         <w:rPr>
-          <w:u w:val="single" w:color="0066cc"/>
+          <w:u w:val="single" w:color="0000ff"/>
           <w:rFonts w:ascii="Charis SIL Italic" w:hAnsi="Charis SIL Italic" w:eastAsia="Charis SIL Italic"/>
           <w:b w:val="0"/>
           <w:i w:val="0"/>
@@ -3418,7 +3316,7 @@
       </w:r>
       <w:r>
         <w:rPr>
-          <w:u w:val="single" w:color="0066cc"/>
+          <w:u w:val="single" w:color="0000ff"/>
           <w:rFonts w:ascii="Charis SIL Italic" w:hAnsi="Charis SIL Italic" w:eastAsia="Charis SIL Italic"/>
           <w:b w:val="0"/>
           <w:i w:val="0"/>
@@ -3444,7 +3342,7 @@
         <w:autoSpaceDE w:val="0"/>
         <w:widowControl/>
         <w:spacing w:line="288" w:lineRule="exact" w:before="240" w:after="0"/>
-        <w:ind w:left="20" w:right="0" w:firstLine="0"/>
+        <w:ind w:left="10" w:right="0" w:firstLine="0"/>
         <w:jc w:val="left"/>
       </w:pPr>
       <w:r>
@@ -3462,7 +3360,7 @@
           <w:rFonts w:ascii="Charis SIL Italic" w:hAnsi="Charis SIL Italic" w:eastAsia="Charis SIL Italic"/>
           <w:b w:val="0"/>
           <w:i w:val="0"/>
-          <w:color w:val="0066CC"/>
+          <w:color w:val="0000FF"/>
           <w:sz w:val="24"/>
           <w:u w:val="single"/>
         </w:rPr>
@@ -3480,7 +3378,7 @@
           <w:rFonts w:ascii="Charis SIL Italic" w:hAnsi="Charis SIL Italic" w:eastAsia="Charis SIL Italic"/>
           <w:b w:val="0"/>
           <w:i w:val="0"/>
-          <w:color w:val="0066CC"/>
+          <w:color w:val="0000FF"/>
           <w:sz w:val="24"/>
           <w:u w:val="single"/>
         </w:rPr>
@@ -3491,7 +3389,7 @@
           <w:rFonts w:ascii="Charis SIL Italic" w:hAnsi="Charis SIL Italic" w:eastAsia="Charis SIL Italic"/>
           <w:b w:val="0"/>
           <w:i w:val="0"/>
-          <w:color w:val="0066CC"/>
+          <w:color w:val="0000FF"/>
           <w:sz w:val="24"/>
           <w:u w:val="single"/>
         </w:rPr>
@@ -3526,7 +3424,7 @@
       </w:r>
       <w:r>
         <w:rPr>
-          <w:u w:val="single" w:color="0066cc"/>
+          <w:u w:val="single" w:color="0000ff"/>
           <w:rFonts w:ascii="Charis SIL Italic" w:hAnsi="Charis SIL Italic" w:eastAsia="Charis SIL Italic"/>
           <w:b w:val="0"/>
           <w:i w:val="0"/>
@@ -3544,7 +3442,7 @@
       </w:r>
       <w:r>
         <w:rPr>
-          <w:u w:val="single" w:color="0066cc"/>
+          <w:u w:val="single" w:color="0000ff"/>
           <w:rFonts w:ascii="Charis SIL Italic" w:hAnsi="Charis SIL Italic" w:eastAsia="Charis SIL Italic"/>
           <w:b w:val="0"/>
           <w:i w:val="0"/>
@@ -3562,7 +3460,7 @@
       </w:r>
       <w:r>
         <w:rPr>
-          <w:u w:val="single" w:color="0066cc"/>
+          <w:u w:val="single" w:color="0000ff"/>
           <w:rFonts w:ascii="Charis SIL Italic" w:hAnsi="Charis SIL Italic" w:eastAsia="Charis SIL Italic"/>
           <w:b w:val="0"/>
           <w:i w:val="0"/>
@@ -3603,7 +3501,7 @@
           <w:rFonts w:ascii="Charis SIL Italic" w:hAnsi="Charis SIL Italic" w:eastAsia="Charis SIL Italic"/>
           <w:b w:val="0"/>
           <w:i w:val="0"/>
-          <w:color w:val="0066CC"/>
+          <w:color w:val="0000FF"/>
           <w:sz w:val="24"/>
           <w:u w:val="single"/>
         </w:rPr>
@@ -3621,7 +3519,7 @@
           <w:rFonts w:ascii="Charis SIL Italic" w:hAnsi="Charis SIL Italic" w:eastAsia="Charis SIL Italic"/>
           <w:b w:val="0"/>
           <w:i w:val="0"/>
-          <w:color w:val="0066CC"/>
+          <w:color w:val="0000FF"/>
           <w:sz w:val="24"/>
           <w:u w:val="single"/>
         </w:rPr>
@@ -3632,7 +3530,7 @@
           <w:rFonts w:ascii="Charis SIL Italic" w:hAnsi="Charis SIL Italic" w:eastAsia="Charis SIL Italic"/>
           <w:b w:val="0"/>
           <w:i w:val="0"/>
-          <w:color w:val="0066CC"/>
+          <w:color w:val="0000FF"/>
           <w:sz w:val="24"/>
           <w:u w:val="single"/>
         </w:rPr>
@@ -3650,7 +3548,7 @@
           <w:rFonts w:ascii="Charis SIL Italic" w:hAnsi="Charis SIL Italic" w:eastAsia="Charis SIL Italic"/>
           <w:b w:val="0"/>
           <w:i w:val="0"/>
-          <w:color w:val="0066CC"/>
+          <w:color w:val="0000FF"/>
           <w:sz w:val="24"/>
           <w:u w:val="single"/>
         </w:rPr>
@@ -3661,7 +3559,7 @@
           <w:rFonts w:ascii="Charis SIL Italic" w:hAnsi="Charis SIL Italic" w:eastAsia="Charis SIL Italic"/>
           <w:b w:val="0"/>
           <w:i w:val="0"/>
-          <w:color w:val="0066CC"/>
+          <w:color w:val="0000FF"/>
           <w:sz w:val="24"/>
           <w:u w:val="single"/>
         </w:rPr>
@@ -3689,7 +3587,7 @@
       <w:pPr>
         <w:sectPr>
           <w:pgSz w:w="11900" w:h="16840"/>
-          <w:pgMar w:top="324" w:right="984" w:bottom="408" w:left="940" w:header="720" w:footer="720" w:gutter="0"/>
+          <w:pgMar w:top="324" w:right="984" w:bottom="408" w:left="950" w:header="720" w:footer="720" w:gutter="0"/>
           <w:cols/>
           <w:docGrid w:linePitch="360"/>
         </w:sectPr>
@@ -3710,7 +3608,7 @@
         <w:autoSpaceDE w:val="0"/>
         <w:widowControl/>
         <w:spacing w:line="288" w:lineRule="exact" w:before="64" w:after="0"/>
-        <w:ind w:left="20" w:right="0" w:firstLine="0"/>
+        <w:ind w:left="10" w:right="0" w:firstLine="0"/>
         <w:jc w:val="left"/>
       </w:pPr>
       <w:r>
@@ -3760,7 +3658,7 @@
         <w:autoSpaceDE w:val="0"/>
         <w:widowControl/>
         <w:spacing w:line="358" w:lineRule="exact" w:before="176" w:after="0"/>
-        <w:ind w:left="20" w:right="0" w:firstLine="0"/>
+        <w:ind w:left="10" w:right="0" w:firstLine="0"/>
         <w:jc w:val="left"/>
       </w:pPr>
       <w:r>
@@ -3780,7 +3678,7 @@
         <w:autoSpaceDE w:val="0"/>
         <w:widowControl/>
         <w:spacing w:line="288" w:lineRule="exact" w:before="234" w:after="0"/>
-        <w:ind w:left="20" w:right="144" w:firstLine="0"/>
+        <w:ind w:left="10" w:right="144" w:firstLine="0"/>
         <w:jc w:val="left"/>
       </w:pPr>
       <w:r>
@@ -3798,7 +3696,7 @@
           <w:rFonts w:ascii="Charis SIL Italic" w:hAnsi="Charis SIL Italic" w:eastAsia="Charis SIL Italic"/>
           <w:b w:val="0"/>
           <w:i w:val="0"/>
-          <w:color w:val="0066CC"/>
+          <w:color w:val="0000FF"/>
           <w:sz w:val="24"/>
           <w:u w:val="single"/>
         </w:rPr>
@@ -3816,7 +3714,7 @@
           <w:rFonts w:ascii="Charis SIL Italic" w:hAnsi="Charis SIL Italic" w:eastAsia="Charis SIL Italic"/>
           <w:b w:val="0"/>
           <w:i w:val="0"/>
-          <w:color w:val="0066CC"/>
+          <w:color w:val="0000FF"/>
           <w:sz w:val="24"/>
           <w:u w:val="single"/>
         </w:rPr>
@@ -3827,7 +3725,7 @@
           <w:rFonts w:ascii="Charis SIL Italic" w:hAnsi="Charis SIL Italic" w:eastAsia="Charis SIL Italic"/>
           <w:b w:val="0"/>
           <w:i w:val="0"/>
-          <w:color w:val="0066CC"/>
+          <w:color w:val="0000FF"/>
           <w:sz w:val="24"/>
           <w:u w:val="single"/>
         </w:rPr>
@@ -3855,25 +3753,17 @@
           <w:rFonts w:ascii="Charis SIL Italic" w:hAnsi="Charis SIL Italic" w:eastAsia="Charis SIL Italic"/>
           <w:b w:val="0"/>
           <w:i w:val="0"/>
-          <w:color w:val="0066CC"/>
-          <w:sz w:val="24"/>
-          <w:u w:val="single"/>
-        </w:rPr>
-        <w:hyperlink r:id="rId30" w:history="1">
-          <w:r>
-            <w:rPr>
-              <w:rStyle w:val="Hyperlink"/>
-            </w:rPr>
-            <w:t>han</w:t>
-          </w:r>
-        </w:hyperlink>
-      </w:r>
-      <w:r>
-        <w:rPr>
-          <w:rFonts w:ascii="Charis SIL Italic" w:hAnsi="Charis SIL Italic" w:eastAsia="Charis SIL Italic"/>
-          <w:b w:val="0"/>
-          <w:i w:val="0"/>
-          <w:color w:val="0066CC"/>
+          <w:color w:val="0000FF"/>
+          <w:sz w:val="24"/>
+        </w:rPr>
+        <w:t>han</w:t>
+      </w:r>
+      <w:r>
+        <w:rPr>
+          <w:rFonts w:ascii="Charis SIL Italic" w:hAnsi="Charis SIL Italic" w:eastAsia="Charis SIL Italic"/>
+          <w:b w:val="0"/>
+          <w:i w:val="0"/>
+          <w:color w:val="0000FF"/>
           <w:sz w:val="24"/>
           <w:u w:val="single"/>
         </w:rPr>
@@ -3888,7 +3778,7 @@
       </w:r>
       <w:r>
         <w:rPr>
-          <w:u w:val="single" w:color="0066cc"/>
+          <w:u w:val="single" w:color="0000ff"/>
           <w:rFonts w:ascii="Charis SIL Italic" w:hAnsi="Charis SIL Italic" w:eastAsia="Charis SIL Italic"/>
           <w:b w:val="0"/>
           <w:i w:val="0"/>
@@ -3906,6 +3796,7 @@
       </w:r>
       <w:r>
         <w:rPr>
+          <w:u w:val="single" w:color="0000ff"/>
           <w:rFonts w:ascii="Charis SIL Italic" w:hAnsi="Charis SIL Italic" w:eastAsia="Charis SIL Italic"/>
           <w:b w:val="0"/>
           <w:i w:val="0"/>
@@ -3919,11 +3810,11 @@
           <w:rFonts w:ascii="Charis SIL Italic" w:hAnsi="Charis SIL Italic" w:eastAsia="Charis SIL Italic"/>
           <w:b w:val="0"/>
           <w:i w:val="0"/>
-          <w:color w:val="0066CC"/>
+          <w:color w:val="0000FF"/>
           <w:sz w:val="24"/>
           <w:u w:val="single"/>
         </w:rPr>
-        <w:hyperlink r:id="rId31" w:history="1">
+        <w:hyperlink r:id="rId29" w:history="1">
           <w:r>
             <w:rPr>
               <w:rStyle w:val="Hyperlink"/>
@@ -3937,7 +3828,7 @@
           <w:rFonts w:ascii="Charis SIL Italic" w:hAnsi="Charis SIL Italic" w:eastAsia="Charis SIL Italic"/>
           <w:b w:val="0"/>
           <w:i w:val="0"/>
-          <w:color w:val="0066CC"/>
+          <w:color w:val="0000FF"/>
           <w:sz w:val="24"/>
           <w:u w:val="single"/>
         </w:rPr>
@@ -3948,7 +3839,122 @@
           <w:rFonts w:ascii="Charis SIL Italic" w:hAnsi="Charis SIL Italic" w:eastAsia="Charis SIL Italic"/>
           <w:b w:val="0"/>
           <w:i w:val="0"/>
-          <w:color w:val="0066CC"/>
+          <w:color w:val="0000FF"/>
+          <w:sz w:val="24"/>
+          <w:u w:val="single"/>
+        </w:rPr>
+        <w:hyperlink r:id="rId29" w:history="1">
+          <w:r>
+            <w:rPr>
+              <w:rStyle w:val="Hyperlink"/>
+            </w:rPr>
+            <w:t>en</w:t>
+          </w:r>
+        </w:hyperlink>
+      </w:r>
+      <w:r>
+        <w:rPr>
+          <w:rFonts w:ascii="Charis SIL Italic" w:hAnsi="Charis SIL Italic" w:eastAsia="Charis SIL Italic"/>
+          <w:b w:val="0"/>
+          <w:i w:val="0"/>
+          <w:color w:val="0000FF"/>
+          <w:sz w:val="24"/>
+          <w:u w:val="single"/>
+        </w:rPr>
+        <w:t xml:space="preserve"> </w:t>
+      </w:r>
+      <w:r>
+        <w:rPr>
+          <w:rFonts w:ascii="Charis SIL Italic" w:hAnsi="Charis SIL Italic" w:eastAsia="Charis SIL Italic"/>
+          <w:b w:val="0"/>
+          <w:i w:val="0"/>
+          <w:color w:val="0000FF"/>
+          <w:sz w:val="24"/>
+          <w:u w:val="single"/>
+        </w:rPr>
+        <w:hyperlink r:id="rId30" w:history="1">
+          <w:r>
+            <w:rPr>
+              <w:rStyle w:val="Hyperlink"/>
+            </w:rPr>
+            <w:t>bijzondere</w:t>
+          </w:r>
+        </w:hyperlink>
+      </w:r>
+      <w:r>
+        <w:rPr>
+          <w:rFonts w:ascii="Charis SIL Italic" w:hAnsi="Charis SIL Italic" w:eastAsia="Charis SIL Italic"/>
+          <w:b w:val="0"/>
+          <w:i w:val="0"/>
+          <w:color w:val="0000FF"/>
+          <w:sz w:val="24"/>
+          <w:u w:val="single"/>
+        </w:rPr>
+        <w:t xml:space="preserve"> </w:t>
+      </w:r>
+      <w:r>
+        <w:rPr>
+          <w:rFonts w:ascii="Charis SIL Italic" w:hAnsi="Charis SIL Italic" w:eastAsia="Charis SIL Italic"/>
+          <w:b w:val="0"/>
+          <w:i w:val="0"/>
+          <w:color w:val="0000FF"/>
+          <w:sz w:val="24"/>
+          <w:u w:val="single"/>
+        </w:rPr>
+        <w:hyperlink r:id="rId30" w:history="1">
+          <w:r>
+            <w:rPr>
+              <w:rStyle w:val="Hyperlink"/>
+            </w:rPr>
+            <w:t>drukken</w:t>
+          </w:r>
+        </w:hyperlink>
+      </w:r>
+      <w:r>
+        <w:rPr>
+          <w:rFonts w:ascii="Charis SIL Italic" w:hAnsi="Charis SIL Italic" w:eastAsia="Charis SIL Italic"/>
+          <w:b w:val="0"/>
+          <w:i w:val="0"/>
+          <w:color w:val="000000"/>
+          <w:sz w:val="24"/>
+        </w:rPr>
+        <w:t xml:space="preserve">, </w:t>
+      </w:r>
+      <w:r>
+        <w:rPr>
+          <w:rFonts w:ascii="Charis SIL Italic" w:hAnsi="Charis SIL Italic" w:eastAsia="Charis SIL Italic"/>
+          <w:b w:val="0"/>
+          <w:i w:val="0"/>
+          <w:color w:val="0000FF"/>
+          <w:sz w:val="24"/>
+          <w:u w:val="single"/>
+        </w:rPr>
+        <w:hyperlink r:id="rId31" w:history="1">
+          <w:r>
+            <w:rPr>
+              <w:rStyle w:val="Hyperlink"/>
+            </w:rPr>
+            <w:t>kaarten</w:t>
+          </w:r>
+        </w:hyperlink>
+      </w:r>
+      <w:r>
+        <w:rPr>
+          <w:rFonts w:ascii="Charis SIL Italic" w:hAnsi="Charis SIL Italic" w:eastAsia="Charis SIL Italic"/>
+          <w:b w:val="0"/>
+          <w:i w:val="0"/>
+          <w:color w:val="0000FF"/>
+          <w:sz w:val="24"/>
+          <w:u w:val="single"/>
+        </w:rPr>
+        <w:t xml:space="preserve"> </w:t>
+      </w:r>
+      <w:r>
+        <w:rPr>
+          <w:rFonts w:ascii="Charis SIL Italic" w:hAnsi="Charis SIL Italic" w:eastAsia="Charis SIL Italic"/>
+          <w:b w:val="0"/>
+          <w:i w:val="0"/>
+          <w:color w:val="0000FF"/>
           <w:sz w:val="24"/>
           <w:u w:val="single"/>
         </w:rPr>
@@ -3966,7 +3972,7 @@
           <w:rFonts w:ascii="Charis SIL Italic" w:hAnsi="Charis SIL Italic" w:eastAsia="Charis SIL Italic"/>
           <w:b w:val="0"/>
           <w:i w:val="0"/>
-          <w:color w:val="0066CC"/>
+          <w:color w:val="0000FF"/>
           <w:sz w:val="24"/>
           <w:u w:val="single"/>
         </w:rPr>
@@ -3977,126 +3983,11 @@
           <w:rFonts w:ascii="Charis SIL Italic" w:hAnsi="Charis SIL Italic" w:eastAsia="Charis SIL Italic"/>
           <w:b w:val="0"/>
           <w:i w:val="0"/>
-          <w:color w:val="0066CC"/>
+          <w:color w:val="0000FF"/>
           <w:sz w:val="24"/>
           <w:u w:val="single"/>
         </w:rPr>
         <w:hyperlink r:id="rId31" w:history="1">
-          <w:r>
-            <w:rPr>
-              <w:rStyle w:val="Hyperlink"/>
-            </w:rPr>
-            <w:t>bijzondere</w:t>
-          </w:r>
-        </w:hyperlink>
-      </w:r>
-      <w:r>
-        <w:rPr>
-          <w:rFonts w:ascii="Charis SIL Italic" w:hAnsi="Charis SIL Italic" w:eastAsia="Charis SIL Italic"/>
-          <w:b w:val="0"/>
-          <w:i w:val="0"/>
-          <w:color w:val="0066CC"/>
-          <w:sz w:val="24"/>
-          <w:u w:val="single"/>
-        </w:rPr>
-        <w:t xml:space="preserve"> </w:t>
-      </w:r>
-      <w:r>
-        <w:rPr>
-          <w:rFonts w:ascii="Charis SIL Italic" w:hAnsi="Charis SIL Italic" w:eastAsia="Charis SIL Italic"/>
-          <w:b w:val="0"/>
-          <w:i w:val="0"/>
-          <w:color w:val="0066CC"/>
-          <w:sz w:val="24"/>
-          <w:u w:val="single"/>
-        </w:rPr>
-        <w:hyperlink r:id="rId31" w:history="1">
-          <w:r>
-            <w:rPr>
-              <w:rStyle w:val="Hyperlink"/>
-            </w:rPr>
-            <w:t>drukken</w:t>
-          </w:r>
-        </w:hyperlink>
-      </w:r>
-      <w:r>
-        <w:rPr>
-          <w:rFonts w:ascii="Charis SIL Italic" w:hAnsi="Charis SIL Italic" w:eastAsia="Charis SIL Italic"/>
-          <w:b w:val="0"/>
-          <w:i w:val="0"/>
-          <w:color w:val="000000"/>
-          <w:sz w:val="24"/>
-        </w:rPr>
-        <w:t xml:space="preserve">, </w:t>
-      </w:r>
-      <w:r>
-        <w:rPr>
-          <w:rFonts w:ascii="Charis SIL Italic" w:hAnsi="Charis SIL Italic" w:eastAsia="Charis SIL Italic"/>
-          <w:b w:val="0"/>
-          <w:i w:val="0"/>
-          <w:color w:val="0066CC"/>
-          <w:sz w:val="24"/>
-          <w:u w:val="single"/>
-        </w:rPr>
-        <w:hyperlink r:id="rId32" w:history="1">
-          <w:r>
-            <w:rPr>
-              <w:rStyle w:val="Hyperlink"/>
-            </w:rPr>
-            <w:t>kaarten</w:t>
-          </w:r>
-        </w:hyperlink>
-      </w:r>
-      <w:r>
-        <w:rPr>
-          <w:rFonts w:ascii="Charis SIL Italic" w:hAnsi="Charis SIL Italic" w:eastAsia="Charis SIL Italic"/>
-          <w:b w:val="0"/>
-          <w:i w:val="0"/>
-          <w:color w:val="0066CC"/>
-          <w:sz w:val="24"/>
-          <w:u w:val="single"/>
-        </w:rPr>
-        <w:t xml:space="preserve"> </w:t>
-      </w:r>
-      <w:r>
-        <w:rPr>
-          <w:rFonts w:ascii="Charis SIL Italic" w:hAnsi="Charis SIL Italic" w:eastAsia="Charis SIL Italic"/>
-          <w:b w:val="0"/>
-          <w:i w:val="0"/>
-          <w:color w:val="0066CC"/>
-          <w:sz w:val="24"/>
-          <w:u w:val="single"/>
-        </w:rPr>
-        <w:hyperlink r:id="rId32" w:history="1">
-          <w:r>
-            <w:rPr>
-              <w:rStyle w:val="Hyperlink"/>
-            </w:rPr>
-            <w:t>en</w:t>
-          </w:r>
-        </w:hyperlink>
-      </w:r>
-      <w:r>
-        <w:rPr>
-          <w:rFonts w:ascii="Charis SIL Italic" w:hAnsi="Charis SIL Italic" w:eastAsia="Charis SIL Italic"/>
-          <w:b w:val="0"/>
-          <w:i w:val="0"/>
-          <w:color w:val="0066CC"/>
-          <w:sz w:val="24"/>
-          <w:u w:val="single"/>
-        </w:rPr>
-        <w:t xml:space="preserve"> </w:t>
-      </w:r>
-      <w:r>
-        <w:rPr>
-          <w:rFonts w:ascii="Charis SIL Italic" w:hAnsi="Charis SIL Italic" w:eastAsia="Charis SIL Italic"/>
-          <w:b w:val="0"/>
-          <w:i w:val="0"/>
-          <w:color w:val="0066CC"/>
-          <w:sz w:val="24"/>
-          <w:u w:val="single"/>
-        </w:rPr>
-        <w:hyperlink r:id="rId32" w:history="1">
           <w:r>
             <w:rPr>
               <w:rStyle w:val="Hyperlink"/>
@@ -4120,11 +4011,11 @@
           <w:rFonts w:ascii="Charis SIL Italic" w:hAnsi="Charis SIL Italic" w:eastAsia="Charis SIL Italic"/>
           <w:b w:val="0"/>
           <w:i w:val="0"/>
-          <w:color w:val="0066CC"/>
+          <w:color w:val="0000FF"/>
           <w:sz w:val="24"/>
           <w:u w:val="single"/>
         </w:rPr>
-        <w:hyperlink r:id="rId33" w:history="1">
+        <w:hyperlink r:id="rId32" w:history="1">
           <w:r>
             <w:rPr>
               <w:rStyle w:val="Hyperlink"/>
@@ -4138,7 +4029,7 @@
           <w:rFonts w:ascii="Charis SIL Italic" w:hAnsi="Charis SIL Italic" w:eastAsia="Charis SIL Italic"/>
           <w:b w:val="0"/>
           <w:i w:val="0"/>
-          <w:color w:val="0066CC"/>
+          <w:color w:val="0000FF"/>
           <w:sz w:val="24"/>
           <w:u w:val="single"/>
         </w:rPr>
@@ -4149,11 +4040,11 @@
           <w:rFonts w:ascii="Charis SIL Italic" w:hAnsi="Charis SIL Italic" w:eastAsia="Charis SIL Italic"/>
           <w:b w:val="0"/>
           <w:i w:val="0"/>
-          <w:color w:val="0066CC"/>
+          <w:color w:val="0000FF"/>
           <w:sz w:val="24"/>
           <w:u w:val="single"/>
         </w:rPr>
-        <w:hyperlink r:id="rId33" w:history="1">
+        <w:hyperlink r:id="rId32" w:history="1">
           <w:r>
             <w:rPr>
               <w:rStyle w:val="Hyperlink"/>
@@ -4174,14 +4065,14 @@
       </w:r>
       <w:r>
         <w:rPr>
-          <w:u w:val="single" w:color="0066cc"/>
+          <w:u w:val="single" w:color="0000ff"/>
           <w:rFonts w:ascii="Charis SIL Italic" w:hAnsi="Charis SIL Italic" w:eastAsia="Charis SIL Italic"/>
           <w:b w:val="0"/>
           <w:i w:val="0"/>
           <w:color w:val="000000"/>
           <w:sz w:val="24"/>
         </w:rPr>
-        <w:hyperlink r:id="rId30" w:history="1">
+        <w:hyperlink r:id="rId33" w:history="1">
           <w:r>
             <w:rPr>
               <w:rStyle w:val="Hyperlink"/>
@@ -4198,18 +4089,100 @@
           <w:color w:val="000000"/>
           <w:sz w:val="24"/>
         </w:rPr>
-        <w:t>ollecties is relevant m</w:t>
-      </w:r>
-      <w:r>
-        <w:rPr>
-          <w:u w:val="single" w:color="0066cc"/>
+        <w:t>o</w:t>
+      </w:r>
+      <w:r>
+        <w:rPr>
+          <w:u w:val="single" w:color="0000ff"/>
           <w:rFonts w:ascii="Charis SIL Italic" w:hAnsi="Charis SIL Italic" w:eastAsia="Charis SIL Italic"/>
           <w:b w:val="0"/>
           <w:i w:val="0"/>
           <w:color w:val="000000"/>
           <w:sz w:val="24"/>
         </w:rPr>
-        <w:hyperlink r:id="rId31" w:history="1">
+        <w:hyperlink r:id="rId30" w:history="1">
+          <w:r>
+            <w:rPr>
+              <w:rStyle w:val="Hyperlink"/>
+            </w:rPr>
+            <w:t>llecti</w:t>
+          </w:r>
+        </w:hyperlink>
+      </w:r>
+      <w:r>
+        <w:rPr>
+          <w:u w:val="single" w:color="0000ff"/>
+          <w:rFonts w:ascii="Charis SIL Italic" w:hAnsi="Charis SIL Italic" w:eastAsia="Charis SIL Italic"/>
+          <w:b w:val="0"/>
+          <w:i w:val="0"/>
+          <w:color w:val="000000"/>
+          <w:sz w:val="24"/>
+        </w:rPr>
+        <w:hyperlink r:id="rId30" w:history="1">
+          <w:r>
+            <w:rPr>
+              <w:rStyle w:val="Hyperlink"/>
+            </w:rPr>
+            <w:t xml:space="preserve">es </w:t>
+          </w:r>
+        </w:hyperlink>
+      </w:r>
+      <w:r>
+        <w:rPr>
+          <w:u w:val="single" w:color="0000ff"/>
+          <w:rFonts w:ascii="Charis SIL Italic" w:hAnsi="Charis SIL Italic" w:eastAsia="Charis SIL Italic"/>
+          <w:b w:val="0"/>
+          <w:i w:val="0"/>
+          <w:color w:val="000000"/>
+          <w:sz w:val="24"/>
+        </w:rPr>
+        <w:hyperlink r:id="rId30" w:history="1">
+          <w:r>
+            <w:rPr>
+              <w:rStyle w:val="Hyperlink"/>
+            </w:rPr>
+            <w:t>i</w:t>
+          </w:r>
+        </w:hyperlink>
+      </w:r>
+      <w:r>
+        <w:rPr>
+          <w:u w:val="single" w:color="0000ff"/>
+          <w:rFonts w:ascii="Charis SIL Italic" w:hAnsi="Charis SIL Italic" w:eastAsia="Charis SIL Italic"/>
+          <w:b w:val="0"/>
+          <w:i w:val="0"/>
+          <w:color w:val="000000"/>
+          <w:sz w:val="24"/>
+        </w:rPr>
+        <w:hyperlink r:id="rId30" w:history="1">
+          <w:r>
+            <w:rPr>
+              <w:rStyle w:val="Hyperlink"/>
+            </w:rPr>
+            <w:t xml:space="preserve">s relevant </w:t>
+          </w:r>
+        </w:hyperlink>
+      </w:r>
+      <w:r>
+        <w:rPr>
+          <w:rFonts w:ascii="Charis SIL Italic" w:hAnsi="Charis SIL Italic" w:eastAsia="Charis SIL Italic"/>
+          <w:b w:val="0"/>
+          <w:i w:val="0"/>
+          <w:color w:val="000000"/>
+          <w:sz w:val="24"/>
+        </w:rPr>
+        <w:t>m</w:t>
+      </w:r>
+      <w:r>
+        <w:rPr>
+          <w:u w:val="single" w:color="0000ff"/>
+          <w:rFonts w:ascii="Charis SIL Italic" w:hAnsi="Charis SIL Italic" w:eastAsia="Charis SIL Italic"/>
+          <w:b w:val="0"/>
+          <w:i w:val="0"/>
+          <w:color w:val="000000"/>
+          <w:sz w:val="24"/>
+        </w:rPr>
+        <w:hyperlink r:id="rId30" w:history="1">
           <w:r>
             <w:rPr>
               <w:rStyle w:val="Hyperlink"/>
@@ -4226,18 +4199,65 @@
           <w:color w:val="000000"/>
           <w:sz w:val="24"/>
         </w:rPr>
-        <w:t xml:space="preserve"> te vinden v</w:t>
-      </w:r>
-      <w:r>
-        <w:rPr>
-          <w:u w:val="single" w:color="0066cc"/>
+        <w:t xml:space="preserve"> </w:t>
+      </w:r>
+      <w:r>
+        <w:rPr>
+          <w:u w:val="single" w:color="0000ff"/>
           <w:rFonts w:ascii="Charis SIL Italic" w:hAnsi="Charis SIL Italic" w:eastAsia="Charis SIL Italic"/>
           <w:b w:val="0"/>
           <w:i w:val="0"/>
           <w:color w:val="000000"/>
           <w:sz w:val="24"/>
         </w:rPr>
-        <w:hyperlink r:id="rId32" w:history="1">
+        <w:t>t</w:t>
+      </w:r>
+      <w:r>
+        <w:rPr>
+          <w:u w:val="single" w:color="0000ff"/>
+          <w:rFonts w:ascii="Charis SIL Italic" w:hAnsi="Charis SIL Italic" w:eastAsia="Charis SIL Italic"/>
+          <w:b w:val="0"/>
+          <w:i w:val="0"/>
+          <w:color w:val="000000"/>
+          <w:sz w:val="24"/>
+        </w:rPr>
+        <w:hyperlink r:id="rId31" w:history="1">
+          <w:r>
+            <w:rPr>
+              <w:rStyle w:val="Hyperlink"/>
+            </w:rPr>
+            <w:t>e vinde</w:t>
+          </w:r>
+        </w:hyperlink>
+      </w:r>
+      <w:r>
+        <w:rPr>
+          <w:u w:val="single" w:color="0000ff"/>
+          <w:rFonts w:ascii="Charis SIL Italic" w:hAnsi="Charis SIL Italic" w:eastAsia="Charis SIL Italic"/>
+          <w:b w:val="0"/>
+          <w:i w:val="0"/>
+          <w:color w:val="000000"/>
+          <w:sz w:val="24"/>
+        </w:rPr>
+        <w:hyperlink r:id="rId31" w:history="1">
+          <w:r>
+            <w:rPr>
+              <w:rStyle w:val="Hyperlink"/>
+            </w:rPr>
+            <w:t>n v</w:t>
+          </w:r>
+        </w:hyperlink>
+      </w:r>
+      <w:r>
+        <w:rPr>
+          <w:u w:val="single" w:color="0000ff"/>
+          <w:rFonts w:ascii="Charis SIL Italic" w:hAnsi="Charis SIL Italic" w:eastAsia="Charis SIL Italic"/>
+          <w:b w:val="0"/>
+          <w:i w:val="0"/>
+          <w:color w:val="000000"/>
+          <w:sz w:val="24"/>
+        </w:rPr>
+        <w:hyperlink r:id="rId31" w:history="1">
           <w:r>
             <w:rPr>
               <w:rStyle w:val="Hyperlink"/>
@@ -4258,14 +4278,14 @@
       </w:r>
       <w:r>
         <w:rPr>
-          <w:u w:val="single" w:color="0066cc"/>
+          <w:u w:val="single" w:color="0000ff"/>
           <w:rFonts w:ascii="Charis SIL Italic" w:hAnsi="Charis SIL Italic" w:eastAsia="Charis SIL Italic"/>
           <w:b w:val="0"/>
           <w:i w:val="0"/>
           <w:color w:val="000000"/>
           <w:sz w:val="24"/>
         </w:rPr>
-        <w:hyperlink r:id="rId33" w:history="1">
+        <w:hyperlink r:id="rId32" w:history="1">
           <w:r>
             <w:rPr>
               <w:rStyle w:val="Hyperlink"/>
@@ -4276,14 +4296,14 @@
       </w:r>
       <w:r>
         <w:rPr>
-          <w:u w:val="single" w:color="0066cc"/>
+          <w:u w:val="single" w:color="0000ff"/>
           <w:rFonts w:ascii="Charis SIL Italic" w:hAnsi="Charis SIL Italic" w:eastAsia="Charis SIL Italic"/>
           <w:b w:val="0"/>
           <w:i w:val="0"/>
           <w:color w:val="000000"/>
           <w:sz w:val="24"/>
         </w:rPr>
-        <w:hyperlink r:id="rId33" w:history="1">
+        <w:hyperlink r:id="rId32" w:history="1">
           <w:r>
             <w:rPr>
               <w:rStyle w:val="Hyperlink"/>
@@ -4329,7 +4349,7 @@
         <w:autoSpaceDE w:val="0"/>
         <w:widowControl/>
         <w:spacing w:line="288" w:lineRule="exact" w:before="240" w:after="0"/>
-        <w:ind w:left="20" w:right="0" w:firstLine="0"/>
+        <w:ind w:left="10" w:right="0" w:firstLine="0"/>
         <w:jc w:val="left"/>
       </w:pPr>
       <w:r>
@@ -4347,8 +4367,9 @@
           <w:rFonts w:ascii="Charis SIL Italic" w:hAnsi="Charis SIL Italic" w:eastAsia="Charis SIL Italic"/>
           <w:b w:val="0"/>
           <w:i w:val="0"/>
-          <w:color w:val="0066CC"/>
-          <w:sz w:val="24"/>
+          <w:color w:val="0000FF"/>
+          <w:sz w:val="24"/>
+          <w:u w:val="single"/>
         </w:rPr>
         <w:hyperlink r:id="rId34" w:history="1">
           <w:r>
@@ -4371,6 +4392,7 @@
       </w:r>
       <w:r>
         <w:rPr>
+          <w:u w:val="single" w:color="0000ff"/>
           <w:rFonts w:ascii="Charis SIL Italic" w:hAnsi="Charis SIL Italic" w:eastAsia="Charis SIL Italic"/>
           <w:b w:val="0"/>
           <w:i w:val="0"/>
@@ -4431,7 +4453,7 @@
           <w:rFonts w:ascii="Charis SIL Italic" w:hAnsi="Charis SIL Italic" w:eastAsia="Charis SIL Italic"/>
           <w:b w:val="0"/>
           <w:i w:val="0"/>
-          <w:color w:val="0066CC"/>
+          <w:color w:val="0000FF"/>
           <w:sz w:val="24"/>
           <w:u w:val="single"/>
         </w:rPr>
@@ -4462,18 +4484,29 @@
           <w:color w:val="000000"/>
           <w:sz w:val="24"/>
         </w:rPr>
-        <w:t xml:space="preserve">het onderzoek van fysisch antropoloog </w:t>
-      </w:r>
-      <w:r>
-        <w:rPr>
-          <w:rFonts w:ascii="Charis SIL Italic" w:hAnsi="Charis SIL Italic" w:eastAsia="Charis SIL Italic"/>
-          <w:b w:val="0"/>
-          <w:i w:val="0"/>
-          <w:color w:val="0066CC"/>
+        <w:t>het onderzoek van fysisch antropoloog</w:t>
+      </w:r>
+      <w:r>
+        <w:rPr>
+          <w:u w:val="single" w:color="0000ff"/>
+          <w:rFonts w:ascii="Charis SIL Italic" w:hAnsi="Charis SIL Italic" w:eastAsia="Charis SIL Italic"/>
+          <w:b w:val="0"/>
+          <w:i w:val="0"/>
+          <w:color w:val="000000"/>
+          <w:sz w:val="24"/>
+        </w:rPr>
+        <w:t xml:space="preserve"> </w:t>
+      </w:r>
+      <w:r>
+        <w:rPr>
+          <w:rFonts w:ascii="Charis SIL Italic" w:hAnsi="Charis SIL Italic" w:eastAsia="Charis SIL Italic"/>
+          <w:b w:val="0"/>
+          <w:i w:val="0"/>
+          <w:color w:val="0000FF"/>
           <w:sz w:val="24"/>
           <w:u w:val="single"/>
         </w:rPr>
-        <w:hyperlink r:id="rId36" w:history="1">
+        <w:hyperlink r:id="rId35" w:history="1">
           <w:r>
             <w:rPr>
               <w:rStyle w:val="Hyperlink"/>
@@ -4487,7 +4520,7 @@
           <w:rFonts w:ascii="Charis SIL Italic" w:hAnsi="Charis SIL Italic" w:eastAsia="Charis SIL Italic"/>
           <w:b w:val="0"/>
           <w:i w:val="0"/>
-          <w:color w:val="0066CC"/>
+          <w:color w:val="0000FF"/>
           <w:sz w:val="24"/>
           <w:u w:val="single"/>
         </w:rPr>
@@ -4498,7 +4531,7 @@
           <w:rFonts w:ascii="Charis SIL Italic" w:hAnsi="Charis SIL Italic" w:eastAsia="Charis SIL Italic"/>
           <w:b w:val="0"/>
           <w:i w:val="0"/>
-          <w:color w:val="0066CC"/>
+          <w:color w:val="0000FF"/>
           <w:sz w:val="24"/>
           <w:u w:val="single"/>
         </w:rPr>
@@ -4516,7 +4549,7 @@
           <w:rFonts w:ascii="Charis SIL Italic" w:hAnsi="Charis SIL Italic" w:eastAsia="Charis SIL Italic"/>
           <w:b w:val="0"/>
           <w:i w:val="0"/>
-          <w:color w:val="0066CC"/>
+          <w:color w:val="0000FF"/>
           <w:sz w:val="24"/>
           <w:u w:val="single"/>
         </w:rPr>
@@ -4534,7 +4567,7 @@
           <w:rFonts w:ascii="Charis SIL Italic" w:hAnsi="Charis SIL Italic" w:eastAsia="Charis SIL Italic"/>
           <w:b w:val="0"/>
           <w:i w:val="0"/>
-          <w:color w:val="0066CC"/>
+          <w:color w:val="0000FF"/>
           <w:sz w:val="24"/>
           <w:u w:val="single"/>
         </w:rPr>
@@ -4545,7 +4578,7 @@
           <w:rFonts w:ascii="Charis SIL Italic" w:hAnsi="Charis SIL Italic" w:eastAsia="Charis SIL Italic"/>
           <w:b w:val="0"/>
           <w:i w:val="0"/>
-          <w:color w:val="0066CC"/>
+          <w:color w:val="0000FF"/>
           <w:sz w:val="24"/>
           <w:u w:val="single"/>
         </w:rPr>
@@ -4563,7 +4596,7 @@
           <w:rFonts w:ascii="Charis SIL Italic" w:hAnsi="Charis SIL Italic" w:eastAsia="Charis SIL Italic"/>
           <w:b w:val="0"/>
           <w:i w:val="0"/>
-          <w:color w:val="0066CC"/>
+          <w:color w:val="0000FF"/>
           <w:sz w:val="24"/>
           <w:u w:val="single"/>
         </w:rPr>
@@ -4574,7 +4607,7 @@
           <w:rFonts w:ascii="Charis SIL Italic" w:hAnsi="Charis SIL Italic" w:eastAsia="Charis SIL Italic"/>
           <w:b w:val="0"/>
           <w:i w:val="0"/>
-          <w:color w:val="0066CC"/>
+          <w:color w:val="0000FF"/>
           <w:sz w:val="24"/>
           <w:u w:val="single"/>
         </w:rPr>
@@ -4592,7 +4625,7 @@
           <w:rFonts w:ascii="Charis SIL Italic" w:hAnsi="Charis SIL Italic" w:eastAsia="Charis SIL Italic"/>
           <w:b w:val="0"/>
           <w:i w:val="0"/>
-          <w:color w:val="0066CC"/>
+          <w:color w:val="0000FF"/>
           <w:sz w:val="24"/>
           <w:u w:val="single"/>
         </w:rPr>
@@ -4603,7 +4636,7 @@
           <w:rFonts w:ascii="Charis SIL Italic" w:hAnsi="Charis SIL Italic" w:eastAsia="Charis SIL Italic"/>
           <w:b w:val="0"/>
           <w:i w:val="0"/>
-          <w:color w:val="0066CC"/>
+          <w:color w:val="0000FF"/>
           <w:sz w:val="24"/>
           <w:u w:val="single"/>
         </w:rPr>
@@ -4638,7 +4671,7 @@
       </w:r>
       <w:r>
         <w:rPr>
-          <w:u w:val="single" w:color="0066cc"/>
+          <w:u w:val="single" w:color="0000ff"/>
           <w:rFonts w:ascii="Charis SIL Italic" w:hAnsi="Charis SIL Italic" w:eastAsia="Charis SIL Italic"/>
           <w:b w:val="0"/>
           <w:i w:val="0"/>
@@ -4656,18 +4689,25 @@
       </w:r>
       <w:r>
         <w:rPr>
-          <w:u w:val="single" w:color="0066cc"/>
+          <w:u w:val="single" w:color="0000ff"/>
           <w:rFonts w:ascii="Charis SIL Italic" w:hAnsi="Charis SIL Italic" w:eastAsia="Charis SIL Italic"/>
           <w:b w:val="0"/>
           <w:i w:val="0"/>
           <w:color w:val="000000"/>
           <w:sz w:val="24"/>
         </w:rPr>
-        <w:t>nd Nia</w:t>
-      </w:r>
-      <w:r>
-        <w:rPr>
-          <w:u w:val="single" w:color="0066cc"/>
+        <w:hyperlink r:id="rId36" w:history="1">
+          <w:r>
+            <w:rPr>
+              <w:rStyle w:val="Hyperlink"/>
+            </w:rPr>
+            <w:t>nd Nia</w:t>
+          </w:r>
+        </w:hyperlink>
+      </w:r>
+      <w:r>
+        <w:rPr>
+          <w:u w:val="single" w:color="0000ff"/>
           <w:rFonts w:ascii="Charis SIL Italic" w:hAnsi="Charis SIL Italic" w:eastAsia="Charis SIL Italic"/>
           <w:b w:val="0"/>
           <w:i w:val="0"/>
@@ -4685,7 +4725,7 @@
       </w:r>
       <w:r>
         <w:rPr>
-          <w:u w:val="single" w:color="0066cc"/>
+          <w:u w:val="single" w:color="0000ff"/>
           <w:rFonts w:ascii="Charis SIL Italic" w:hAnsi="Charis SIL Italic" w:eastAsia="Charis SIL Italic"/>
           <w:b w:val="0"/>
           <w:i w:val="0"/>
@@ -4703,7 +4743,7 @@
       </w:r>
       <w:r>
         <w:rPr>
-          <w:u w:val="single" w:color="0066cc"/>
+          <w:u w:val="single" w:color="0000ff"/>
           <w:rFonts w:ascii="Charis SIL Italic" w:hAnsi="Charis SIL Italic" w:eastAsia="Charis SIL Italic"/>
           <w:b w:val="0"/>
           <w:i w:val="0"/>
@@ -4721,7 +4761,7 @@
       </w:r>
       <w:r>
         <w:rPr>
-          <w:u w:val="single" w:color="0066cc"/>
+          <w:u w:val="single" w:color="0000ff"/>
           <w:rFonts w:ascii="Charis SIL Italic" w:hAnsi="Charis SIL Italic" w:eastAsia="Charis SIL Italic"/>
           <w:b w:val="0"/>
           <w:i w:val="0"/>
@@ -4752,7 +4792,7 @@
           <w:rFonts w:ascii="Charis SIL Italic" w:hAnsi="Charis SIL Italic" w:eastAsia="Charis SIL Italic"/>
           <w:b w:val="0"/>
           <w:i w:val="0"/>
-          <w:color w:val="0066CC"/>
+          <w:color w:val="0000FF"/>
           <w:sz w:val="24"/>
           <w:u w:val="single"/>
         </w:rPr>
@@ -4770,7 +4810,7 @@
           <w:rFonts w:ascii="Charis SIL Italic" w:hAnsi="Charis SIL Italic" w:eastAsia="Charis SIL Italic"/>
           <w:b w:val="0"/>
           <w:i w:val="0"/>
-          <w:color w:val="0066CC"/>
+          <w:color w:val="0000FF"/>
           <w:sz w:val="24"/>
           <w:u w:val="single"/>
         </w:rPr>
@@ -4818,7 +4858,7 @@
           <w:rFonts w:ascii="Charis SIL Italic" w:hAnsi="Charis SIL Italic" w:eastAsia="Charis SIL Italic"/>
           <w:b w:val="0"/>
           <w:i w:val="0"/>
-          <w:color w:val="0066CC"/>
+          <w:color w:val="0000FF"/>
           <w:sz w:val="24"/>
           <w:u w:val="single"/>
         </w:rPr>
@@ -4836,7 +4876,7 @@
           <w:rFonts w:ascii="Charis SIL Italic" w:hAnsi="Charis SIL Italic" w:eastAsia="Charis SIL Italic"/>
           <w:b w:val="0"/>
           <w:i w:val="0"/>
-          <w:color w:val="0066CC"/>
+          <w:color w:val="0000FF"/>
           <w:sz w:val="24"/>
           <w:u w:val="single"/>
         </w:rPr>
@@ -4847,7 +4887,7 @@
           <w:rFonts w:ascii="Charis SIL Italic" w:hAnsi="Charis SIL Italic" w:eastAsia="Charis SIL Italic"/>
           <w:b w:val="0"/>
           <w:i w:val="0"/>
-          <w:color w:val="0066CC"/>
+          <w:color w:val="0000FF"/>
           <w:sz w:val="24"/>
           <w:u w:val="single"/>
         </w:rPr>
@@ -4877,7 +4917,7 @@
         <w:autoSpaceDE w:val="0"/>
         <w:widowControl/>
         <w:spacing w:line="358" w:lineRule="exact" w:before="176" w:after="0"/>
-        <w:ind w:left="20" w:right="0" w:firstLine="0"/>
+        <w:ind w:left="10" w:right="0" w:firstLine="0"/>
         <w:jc w:val="left"/>
       </w:pPr>
       <w:r>
@@ -4897,7 +4937,7 @@
         <w:autoSpaceDE w:val="0"/>
         <w:widowControl/>
         <w:spacing w:line="288" w:lineRule="exact" w:before="234" w:after="0"/>
-        <w:ind w:left="20" w:right="0" w:firstLine="0"/>
+        <w:ind w:left="10" w:right="0" w:firstLine="0"/>
         <w:jc w:val="left"/>
       </w:pPr>
       <w:r>
@@ -4915,7 +4955,7 @@
           <w:rFonts w:ascii="Charis SIL Italic" w:hAnsi="Charis SIL Italic" w:eastAsia="Charis SIL Italic"/>
           <w:b w:val="0"/>
           <w:i w:val="0"/>
-          <w:color w:val="0066CC"/>
+          <w:color w:val="0000FF"/>
           <w:sz w:val="24"/>
           <w:u w:val="single"/>
         </w:rPr>
@@ -4933,7 +4973,7 @@
           <w:rFonts w:ascii="Charis SIL Italic" w:hAnsi="Charis SIL Italic" w:eastAsia="Charis SIL Italic"/>
           <w:b w:val="0"/>
           <w:i w:val="0"/>
-          <w:color w:val="0066CC"/>
+          <w:color w:val="0000FF"/>
           <w:sz w:val="24"/>
           <w:u w:val="single"/>
         </w:rPr>
@@ -4944,7 +4984,7 @@
           <w:rFonts w:ascii="Charis SIL Italic" w:hAnsi="Charis SIL Italic" w:eastAsia="Charis SIL Italic"/>
           <w:b w:val="0"/>
           <w:i w:val="0"/>
-          <w:color w:val="0066CC"/>
+          <w:color w:val="0000FF"/>
           <w:sz w:val="24"/>
           <w:u w:val="single"/>
         </w:rPr>
@@ -4979,7 +5019,7 @@
       </w:r>
       <w:r>
         <w:rPr>
-          <w:u w:val="single" w:color="0066cc"/>
+          <w:u w:val="single" w:color="0000ff"/>
           <w:rFonts w:ascii="Charis SIL Italic" w:hAnsi="Charis SIL Italic" w:eastAsia="Charis SIL Italic"/>
           <w:b w:val="0"/>
           <w:i w:val="0"/>
@@ -4990,7 +5030,7 @@
       </w:r>
       <w:r>
         <w:rPr>
-          <w:u w:val="single" w:color="0066cc"/>
+          <w:u w:val="single" w:color="0000ff"/>
           <w:rFonts w:ascii="Charis SIL Italic" w:hAnsi="Charis SIL Italic" w:eastAsia="Charis SIL Italic"/>
           <w:b w:val="0"/>
           <w:i w:val="0"/>
@@ -5008,7 +5048,7 @@
       </w:r>
       <w:r>
         <w:rPr>
-          <w:u w:val="single" w:color="0066cc"/>
+          <w:u w:val="single" w:color="0000ff"/>
           <w:rFonts w:ascii="Charis SIL Italic" w:hAnsi="Charis SIL Italic" w:eastAsia="Charis SIL Italic"/>
           <w:b w:val="0"/>
           <w:i w:val="0"/>
@@ -5026,7 +5066,7 @@
       </w:r>
       <w:r>
         <w:rPr>
-          <w:u w:val="single" w:color="0066cc"/>
+          <w:u w:val="single" w:color="0000ff"/>
           <w:rFonts w:ascii="Charis SIL Italic" w:hAnsi="Charis SIL Italic" w:eastAsia="Charis SIL Italic"/>
           <w:b w:val="0"/>
           <w:i w:val="0"/>
@@ -5110,7 +5150,7 @@
           <w:rFonts w:ascii="Charis SIL Italic" w:hAnsi="Charis SIL Italic" w:eastAsia="Charis SIL Italic"/>
           <w:b w:val="0"/>
           <w:i w:val="0"/>
-          <w:color w:val="0066CC"/>
+          <w:color w:val="0000FF"/>
           <w:sz w:val="24"/>
           <w:u w:val="single"/>
         </w:rPr>
@@ -5138,7 +5178,7 @@
           <w:rFonts w:ascii="Charis SIL Italic" w:hAnsi="Charis SIL Italic" w:eastAsia="Charis SIL Italic"/>
           <w:b w:val="0"/>
           <w:i w:val="0"/>
-          <w:color w:val="0066CC"/>
+          <w:color w:val="0000FF"/>
           <w:sz w:val="24"/>
           <w:u w:val="single"/>
         </w:rPr>
@@ -5156,7 +5196,7 @@
           <w:rFonts w:ascii="Charis SIL Italic" w:hAnsi="Charis SIL Italic" w:eastAsia="Charis SIL Italic"/>
           <w:b w:val="0"/>
           <w:i w:val="0"/>
-          <w:color w:val="0066CC"/>
+          <w:color w:val="0000FF"/>
           <w:sz w:val="24"/>
           <w:u w:val="single"/>
         </w:rPr>
@@ -5181,7 +5221,7 @@
       </w:r>
       <w:r>
         <w:rPr>
-          <w:u w:val="single" w:color="0066cc"/>
+          <w:u w:val="single" w:color="0000ff"/>
           <w:rFonts w:ascii="Charis SIL Italic" w:hAnsi="Charis SIL Italic" w:eastAsia="Charis SIL Italic"/>
           <w:b w:val="0"/>
           <w:i w:val="0"/>
@@ -5202,7 +5242,7 @@
           <w:rFonts w:ascii="Charis SIL Italic" w:hAnsi="Charis SIL Italic" w:eastAsia="Charis SIL Italic"/>
           <w:b w:val="0"/>
           <w:i w:val="0"/>
-          <w:color w:val="0066CC"/>
+          <w:color w:val="0000FF"/>
           <w:sz w:val="24"/>
           <w:u w:val="single"/>
         </w:rPr>
@@ -5220,32 +5260,24 @@
           <w:rFonts w:ascii="Charis SIL Italic" w:hAnsi="Charis SIL Italic" w:eastAsia="Charis SIL Italic"/>
           <w:b w:val="0"/>
           <w:i w:val="0"/>
-          <w:color w:val="0066CC"/>
+          <w:color w:val="0000FF"/>
+          <w:sz w:val="24"/>
+        </w:rPr>
+        <w:t xml:space="preserve">igitaal </w:t>
+      </w:r>
+      <w:r>
+        <w:br/>
+      </w:r>
+      <w:r>
+        <w:rPr>
+          <w:rFonts w:ascii="Charis SIL Italic" w:hAnsi="Charis SIL Italic" w:eastAsia="Charis SIL Italic"/>
+          <w:b w:val="0"/>
+          <w:i w:val="0"/>
+          <w:color w:val="0000FF"/>
           <w:sz w:val="24"/>
           <w:u w:val="single"/>
         </w:rPr>
-        <w:hyperlink r:id="rId42" w:history="1">
-          <w:r>
-            <w:rPr>
-              <w:rStyle w:val="Hyperlink"/>
-            </w:rPr>
-            <w:t xml:space="preserve">igitaal </w:t>
-          </w:r>
-        </w:hyperlink>
-      </w:r>
-      <w:r>
-        <w:br/>
-      </w:r>
-      <w:r>
-        <w:rPr>
-          <w:rFonts w:ascii="Charis SIL Italic" w:hAnsi="Charis SIL Italic" w:eastAsia="Charis SIL Italic"/>
-          <w:b w:val="0"/>
-          <w:i w:val="0"/>
-          <w:color w:val="0066CC"/>
-          <w:sz w:val="24"/>
-          <w:u w:val="single"/>
-        </w:rPr>
-        <w:hyperlink r:id="rId42" w:history="1">
+        <w:hyperlink r:id="rId41" w:history="1">
           <w:r>
             <w:rPr>
               <w:rStyle w:val="Hyperlink"/>
@@ -5259,7 +5291,7 @@
           <w:rFonts w:ascii="Charis SIL Italic" w:hAnsi="Charis SIL Italic" w:eastAsia="Charis SIL Italic"/>
           <w:b w:val="0"/>
           <w:i w:val="0"/>
-          <w:color w:val="0066CC"/>
+          <w:color w:val="0000FF"/>
           <w:sz w:val="24"/>
           <w:u w:val="single"/>
         </w:rPr>
@@ -5289,7 +5321,7 @@
         <w:autoSpaceDE w:val="0"/>
         <w:widowControl/>
         <w:spacing w:line="288" w:lineRule="exact" w:before="240" w:after="0"/>
-        <w:ind w:left="20" w:right="0" w:firstLine="0"/>
+        <w:ind w:left="10" w:right="0" w:firstLine="0"/>
         <w:jc w:val="left"/>
       </w:pPr>
       <w:r>
@@ -5327,7 +5359,7 @@
           <w:rFonts w:ascii="Charis SIL Italic" w:hAnsi="Charis SIL Italic" w:eastAsia="Charis SIL Italic"/>
           <w:b w:val="0"/>
           <w:i w:val="0"/>
-          <w:color w:val="0066CC"/>
+          <w:color w:val="0000FF"/>
           <w:sz w:val="24"/>
           <w:u w:val="single"/>
         </w:rPr>
@@ -5345,7 +5377,7 @@
           <w:rFonts w:ascii="Charis SIL Italic" w:hAnsi="Charis SIL Italic" w:eastAsia="Charis SIL Italic"/>
           <w:b w:val="0"/>
           <w:i w:val="0"/>
-          <w:color w:val="0066CC"/>
+          <w:color w:val="0000FF"/>
           <w:sz w:val="24"/>
           <w:u w:val="single"/>
         </w:rPr>
@@ -5356,7 +5388,7 @@
           <w:rFonts w:ascii="Charis SIL Italic" w:hAnsi="Charis SIL Italic" w:eastAsia="Charis SIL Italic"/>
           <w:b w:val="0"/>
           <w:i w:val="0"/>
-          <w:color w:val="0066CC"/>
+          <w:color w:val="0000FF"/>
           <w:sz w:val="24"/>
           <w:u w:val="single"/>
         </w:rPr>
@@ -5384,14 +5416,14 @@
           <w:rFonts w:ascii="Charis SIL Italic" w:hAnsi="Charis SIL Italic" w:eastAsia="Charis SIL Italic"/>
           <w:b w:val="0"/>
           <w:i w:val="0"/>
-          <w:color w:val="0066CC"/>
+          <w:color w:val="0000FF"/>
           <w:sz w:val="24"/>
         </w:rPr>
         <w:t>Gerard Vrolik</w:t>
       </w:r>
       <w:r>
         <w:rPr>
-          <w:u w:val="single" w:color="0066cc"/>
+          <w:u w:val="single" w:color="0000ff"/>
           <w:rFonts w:ascii="Charis SIL Italic" w:hAnsi="Charis SIL Italic" w:eastAsia="Charis SIL Italic"/>
           <w:b w:val="0"/>
           <w:i w:val="0"/>
@@ -5409,7 +5441,7 @@
       </w:r>
       <w:r>
         <w:rPr>
-          <w:u w:val="single" w:color="0066cc"/>
+          <w:u w:val="single" w:color="0000ff"/>
           <w:rFonts w:ascii="Charis SIL Italic" w:hAnsi="Charis SIL Italic" w:eastAsia="Charis SIL Italic"/>
           <w:b w:val="0"/>
           <w:i w:val="0"/>
@@ -5576,7 +5608,7 @@
         <w:autoSpaceDE w:val="0"/>
         <w:widowControl/>
         <w:spacing w:line="288" w:lineRule="exact" w:before="240" w:after="0"/>
-        <w:ind w:left="20" w:right="1008" w:firstLine="0"/>
+        <w:ind w:left="10" w:right="1008" w:firstLine="0"/>
         <w:jc w:val="left"/>
       </w:pPr>
       <w:r>
@@ -5594,7 +5626,7 @@
           <w:rFonts w:ascii="Charis SIL Italic" w:hAnsi="Charis SIL Italic" w:eastAsia="Charis SIL Italic"/>
           <w:b w:val="0"/>
           <w:i w:val="0"/>
-          <w:color w:val="0066CC"/>
+          <w:color w:val="0000FF"/>
           <w:sz w:val="24"/>
           <w:u w:val="single"/>
         </w:rPr>
@@ -5612,7 +5644,7 @@
           <w:rFonts w:ascii="Charis SIL Italic" w:hAnsi="Charis SIL Italic" w:eastAsia="Charis SIL Italic"/>
           <w:b w:val="0"/>
           <w:i w:val="0"/>
-          <w:color w:val="0066CC"/>
+          <w:color w:val="0000FF"/>
           <w:sz w:val="24"/>
           <w:u w:val="single"/>
         </w:rPr>
@@ -5623,7 +5655,7 @@
           <w:rFonts w:ascii="Charis SIL Italic" w:hAnsi="Charis SIL Italic" w:eastAsia="Charis SIL Italic"/>
           <w:b w:val="0"/>
           <w:i w:val="0"/>
-          <w:color w:val="0066CC"/>
+          <w:color w:val="0000FF"/>
           <w:sz w:val="24"/>
           <w:u w:val="single"/>
         </w:rPr>
@@ -5653,7 +5685,7 @@
         <w:autoSpaceDE w:val="0"/>
         <w:widowControl/>
         <w:spacing w:line="358" w:lineRule="exact" w:before="176" w:after="0"/>
-        <w:ind w:left="20" w:right="0" w:firstLine="0"/>
+        <w:ind w:left="10" w:right="0" w:firstLine="0"/>
         <w:jc w:val="left"/>
       </w:pPr>
       <w:r>
@@ -5691,7 +5723,7 @@
           <w:rFonts w:ascii="Charis SIL Italic" w:hAnsi="Charis SIL Italic" w:eastAsia="Charis SIL Italic"/>
           <w:b w:val="0"/>
           <w:i w:val="0"/>
-          <w:color w:val="0066CC"/>
+          <w:color w:val="0000FF"/>
           <w:sz w:val="24"/>
           <w:u w:val="single"/>
         </w:rPr>
@@ -5719,7 +5751,7 @@
       <w:pPr>
         <w:sectPr>
           <w:pgSz w:w="11900" w:h="16840"/>
-          <w:pgMar w:top="324" w:right="1028" w:bottom="384" w:left="940" w:header="720" w:footer="720" w:gutter="0"/>
+          <w:pgMar w:top="324" w:right="1028" w:bottom="384" w:left="950" w:header="720" w:footer="720" w:gutter="0"/>
           <w:cols/>
           <w:docGrid w:linePitch="360"/>
         </w:sectPr>
@@ -5768,7 +5800,7 @@
           <w:rFonts w:ascii="Charis SIL Italic" w:hAnsi="Charis SIL Italic" w:eastAsia="Charis SIL Italic"/>
           <w:b w:val="0"/>
           <w:i w:val="0"/>
-          <w:color w:val="0066CC"/>
+          <w:color w:val="0000FF"/>
           <w:sz w:val="24"/>
           <w:u w:val="single"/>
         </w:rPr>
@@ -5786,7 +5818,7 @@
           <w:rFonts w:ascii="Charis SIL Italic" w:hAnsi="Charis SIL Italic" w:eastAsia="Charis SIL Italic"/>
           <w:b w:val="0"/>
           <w:i w:val="0"/>
-          <w:color w:val="0066CC"/>
+          <w:color w:val="0000FF"/>
           <w:sz w:val="24"/>
           <w:u w:val="single"/>
         </w:rPr>
@@ -5797,7 +5829,7 @@
           <w:rFonts w:ascii="Charis SIL Italic" w:hAnsi="Charis SIL Italic" w:eastAsia="Charis SIL Italic"/>
           <w:b w:val="0"/>
           <w:i w:val="0"/>
-          <w:color w:val="0066CC"/>
+          <w:color w:val="0000FF"/>
           <w:sz w:val="24"/>
           <w:u w:val="single"/>
         </w:rPr>
@@ -5815,7 +5847,7 @@
           <w:rFonts w:ascii="Charis SIL Italic" w:hAnsi="Charis SIL Italic" w:eastAsia="Charis SIL Italic"/>
           <w:b w:val="0"/>
           <w:i w:val="0"/>
-          <w:color w:val="0066CC"/>
+          <w:color w:val="0000FF"/>
           <w:sz w:val="24"/>
           <w:u w:val="single"/>
         </w:rPr>
@@ -5826,7 +5858,7 @@
           <w:rFonts w:ascii="Charis SIL Italic" w:hAnsi="Charis SIL Italic" w:eastAsia="Charis SIL Italic"/>
           <w:b w:val="0"/>
           <w:i w:val="0"/>
-          <w:color w:val="0066CC"/>
+          <w:color w:val="0000FF"/>
           <w:sz w:val="24"/>
           <w:u w:val="single"/>
         </w:rPr>
@@ -5844,7 +5876,7 @@
           <w:rFonts w:ascii="Charis SIL Italic" w:hAnsi="Charis SIL Italic" w:eastAsia="Charis SIL Italic"/>
           <w:b w:val="0"/>
           <w:i w:val="0"/>
-          <w:color w:val="0066CC"/>
+          <w:color w:val="0000FF"/>
           <w:sz w:val="24"/>
           <w:u w:val="single"/>
         </w:rPr>
@@ -5855,7 +5887,7 @@
           <w:rFonts w:ascii="Charis SIL Italic" w:hAnsi="Charis SIL Italic" w:eastAsia="Charis SIL Italic"/>
           <w:b w:val="0"/>
           <w:i w:val="0"/>
-          <w:color w:val="0066CC"/>
+          <w:color w:val="0000FF"/>
           <w:sz w:val="24"/>
           <w:u w:val="single"/>
         </w:rPr>
@@ -5890,18 +5922,36 @@
       </w:r>
       <w:r>
         <w:rPr>
-          <w:u w:val="single" w:color="0066cc"/>
+          <w:u w:val="single" w:color="0000ff"/>
           <w:rFonts w:ascii="Charis SIL Italic" w:hAnsi="Charis SIL Italic" w:eastAsia="Charis SIL Italic"/>
           <w:b w:val="0"/>
           <w:i w:val="0"/>
           <w:color w:val="000000"/>
           <w:sz w:val="24"/>
         </w:rPr>
-        <w:t>ven m</w:t>
-      </w:r>
-      <w:r>
-        <w:rPr>
-          <w:u w:val="single" w:color="0066cc"/>
+        <w:hyperlink r:id="rId47" w:history="1">
+          <w:r>
+            <w:rPr>
+              <w:rStyle w:val="Hyperlink"/>
+            </w:rPr>
+            <w:t xml:space="preserve">ven </w:t>
+          </w:r>
+        </w:hyperlink>
+      </w:r>
+      <w:r>
+        <w:rPr>
+          <w:u w:val="single" w:color="0000ff"/>
+          <w:rFonts w:ascii="Charis SIL Italic" w:hAnsi="Charis SIL Italic" w:eastAsia="Charis SIL Italic"/>
+          <w:b w:val="0"/>
+          <w:i w:val="0"/>
+          <w:color w:val="000000"/>
+          <w:sz w:val="24"/>
+        </w:rPr>
+        <w:t>m</w:t>
+      </w:r>
+      <w:r>
+        <w:rPr>
+          <w:u w:val="single" w:color="0000ff"/>
           <w:rFonts w:ascii="Charis SIL Italic" w:hAnsi="Charis SIL Italic" w:eastAsia="Charis SIL Italic"/>
           <w:b w:val="0"/>
           <w:i w:val="0"/>
@@ -5919,7 +5969,7 @@
       </w:r>
       <w:r>
         <w:rPr>
-          <w:u w:val="single" w:color="0066cc"/>
+          <w:u w:val="single" w:color="0000ff"/>
           <w:rFonts w:ascii="Charis SIL Italic" w:hAnsi="Charis SIL Italic" w:eastAsia="Charis SIL Italic"/>
           <w:b w:val="0"/>
           <w:i w:val="0"/>
@@ -5937,7 +5987,7 @@
       </w:r>
       <w:r>
         <w:rPr>
-          <w:u w:val="single" w:color="0066cc"/>
+          <w:u w:val="single" w:color="0000ff"/>
           <w:rFonts w:ascii="Charis SIL Italic" w:hAnsi="Charis SIL Italic" w:eastAsia="Charis SIL Italic"/>
           <w:b w:val="0"/>
           <w:i w:val="0"/>
@@ -5955,7 +6005,7 @@
       </w:r>
       <w:r>
         <w:rPr>
-          <w:u w:val="single" w:color="0066cc"/>
+          <w:u w:val="single" w:color="0000ff"/>
           <w:rFonts w:ascii="Charis SIL Italic" w:hAnsi="Charis SIL Italic" w:eastAsia="Charis SIL Italic"/>
           <w:b w:val="0"/>
           <w:i w:val="0"/>
@@ -6006,7 +6056,7 @@
           <w:rFonts w:ascii="Charis SIL Italic" w:hAnsi="Charis SIL Italic" w:eastAsia="Charis SIL Italic"/>
           <w:b w:val="0"/>
           <w:i w:val="0"/>
-          <w:color w:val="0066CC"/>
+          <w:color w:val="0000FF"/>
           <w:sz w:val="24"/>
           <w:u w:val="single"/>
         </w:rPr>
@@ -6024,7 +6074,7 @@
           <w:rFonts w:ascii="Charis SIL Italic" w:hAnsi="Charis SIL Italic" w:eastAsia="Charis SIL Italic"/>
           <w:b w:val="0"/>
           <w:i w:val="0"/>
-          <w:color w:val="0066CC"/>
+          <w:color w:val="0000FF"/>
           <w:sz w:val="24"/>
           <w:u w:val="single"/>
         </w:rPr>
@@ -6035,7 +6085,7 @@
           <w:rFonts w:ascii="Charis SIL Italic" w:hAnsi="Charis SIL Italic" w:eastAsia="Charis SIL Italic"/>
           <w:b w:val="0"/>
           <w:i w:val="0"/>
-          <w:color w:val="0066CC"/>
+          <w:color w:val="0000FF"/>
           <w:sz w:val="24"/>
           <w:u w:val="single"/>
         </w:rPr>
@@ -6073,7 +6123,7 @@
           <w:rFonts w:ascii="Charis SIL Italic" w:hAnsi="Charis SIL Italic" w:eastAsia="Charis SIL Italic"/>
           <w:b w:val="0"/>
           <w:i w:val="0"/>
-          <w:color w:val="0066CC"/>
+          <w:color w:val="0000FF"/>
           <w:sz w:val="24"/>
           <w:u w:val="single"/>
         </w:rPr>
@@ -6091,11 +6141,11 @@
           <w:rFonts w:ascii="Charis SIL Italic" w:hAnsi="Charis SIL Italic" w:eastAsia="Charis SIL Italic"/>
           <w:b w:val="0"/>
           <w:i w:val="0"/>
-          <w:color w:val="0066CC"/>
+          <w:color w:val="0000FF"/>
           <w:sz w:val="24"/>
           <w:u w:val="single"/>
         </w:rPr>
-        <w:hyperlink r:id="rId48" w:history="1">
+        <w:hyperlink r:id="rId49" w:history="1">
           <w:r>
             <w:rPr>
               <w:rStyle w:val="Hyperlink"/>
@@ -6109,11 +6159,11 @@
           <w:rFonts w:ascii="Charis SIL Italic" w:hAnsi="Charis SIL Italic" w:eastAsia="Charis SIL Italic"/>
           <w:b w:val="0"/>
           <w:i w:val="0"/>
-          <w:color w:val="0066CC"/>
+          <w:color w:val="0000FF"/>
           <w:sz w:val="24"/>
           <w:u w:val="single"/>
         </w:rPr>
-        <w:hyperlink r:id="rId48" w:history="1">
+        <w:hyperlink r:id="rId49" w:history="1">
           <w:r>
             <w:rPr>
               <w:rStyle w:val="Hyperlink"/>
@@ -6127,7 +6177,7 @@
           <w:rFonts w:ascii="Charis SIL Italic" w:hAnsi="Charis SIL Italic" w:eastAsia="Charis SIL Italic"/>
           <w:b w:val="0"/>
           <w:i w:val="0"/>
-          <w:color w:val="0066CC"/>
+          <w:color w:val="0000FF"/>
           <w:sz w:val="24"/>
           <w:u w:val="single"/>
         </w:rPr>
@@ -6145,7 +6195,7 @@
           <w:rFonts w:ascii="Charis SIL Italic" w:hAnsi="Charis SIL Italic" w:eastAsia="Charis SIL Italic"/>
           <w:b w:val="0"/>
           <w:i w:val="0"/>
-          <w:color w:val="0066CC"/>
+          <w:color w:val="0000FF"/>
           <w:sz w:val="24"/>
           <w:u w:val="single"/>
         </w:rPr>
@@ -6156,7 +6206,7 @@
           <w:rFonts w:ascii="Charis SIL Italic" w:hAnsi="Charis SIL Italic" w:eastAsia="Charis SIL Italic"/>
           <w:b w:val="0"/>
           <w:i w:val="0"/>
-          <w:color w:val="0066CC"/>
+          <w:color w:val="0000FF"/>
           <w:sz w:val="24"/>
           <w:u w:val="single"/>
         </w:rPr>
@@ -6174,7 +6224,7 @@
           <w:rFonts w:ascii="Charis SIL Italic" w:hAnsi="Charis SIL Italic" w:eastAsia="Charis SIL Italic"/>
           <w:b w:val="0"/>
           <w:i w:val="0"/>
-          <w:color w:val="0066CC"/>
+          <w:color w:val="0000FF"/>
           <w:sz w:val="24"/>
           <w:u w:val="single"/>
         </w:rPr>
@@ -6242,7 +6292,7 @@
           <w:rFonts w:ascii="Charis SIL Italic" w:hAnsi="Charis SIL Italic" w:eastAsia="Charis SIL Italic"/>
           <w:b w:val="0"/>
           <w:i w:val="0"/>
-          <w:color w:val="0066CC"/>
+          <w:color w:val="0000FF"/>
           <w:sz w:val="24"/>
           <w:u w:val="single"/>
         </w:rPr>
@@ -6260,7 +6310,7 @@
           <w:rFonts w:ascii="Charis SIL Italic" w:hAnsi="Charis SIL Italic" w:eastAsia="Charis SIL Italic"/>
           <w:b w:val="0"/>
           <w:i w:val="0"/>
-          <w:color w:val="0066CC"/>
+          <w:color w:val="0000FF"/>
           <w:sz w:val="24"/>
           <w:u w:val="single"/>
         </w:rPr>
@@ -6271,7 +6321,7 @@
           <w:rFonts w:ascii="Charis SIL Italic" w:hAnsi="Charis SIL Italic" w:eastAsia="Charis SIL Italic"/>
           <w:b w:val="0"/>
           <w:i w:val="0"/>
-          <w:color w:val="0066CC"/>
+          <w:color w:val="0000FF"/>
           <w:sz w:val="24"/>
           <w:u w:val="single"/>
         </w:rPr>
@@ -6289,7 +6339,7 @@
           <w:rFonts w:ascii="Charis SIL Italic" w:hAnsi="Charis SIL Italic" w:eastAsia="Charis SIL Italic"/>
           <w:b w:val="0"/>
           <w:i w:val="0"/>
-          <w:color w:val="0066CC"/>
+          <w:color w:val="0000FF"/>
           <w:sz w:val="24"/>
           <w:u w:val="single"/>
         </w:rPr>
@@ -6300,7 +6350,7 @@
           <w:rFonts w:ascii="Charis SIL Italic" w:hAnsi="Charis SIL Italic" w:eastAsia="Charis SIL Italic"/>
           <w:b w:val="0"/>
           <w:i w:val="0"/>
-          <w:color w:val="0066CC"/>
+          <w:color w:val="0000FF"/>
           <w:sz w:val="24"/>
           <w:u w:val="single"/>
         </w:rPr>
@@ -6335,7 +6385,7 @@
       </w:r>
       <w:r>
         <w:rPr>
-          <w:u w:val="single" w:color="0066cc"/>
+          <w:u w:val="single" w:color="0000ff"/>
           <w:rFonts w:ascii="Charis SIL Italic" w:hAnsi="Charis SIL Italic" w:eastAsia="Charis SIL Italic"/>
           <w:b w:val="0"/>
           <w:i w:val="0"/>
@@ -6347,24 +6397,40 @@
             <w:rPr>
               <w:rStyle w:val="Hyperlink"/>
             </w:rPr>
-            <w:t>desbetreffende zoek</w:t>
+            <w:t>desbetreffende zoe</w:t>
           </w:r>
         </w:hyperlink>
       </w:r>
       <w:r>
         <w:rPr>
-          <w:u w:val="single" w:color="0066cc"/>
           <w:rFonts w:ascii="Charis SIL Italic" w:hAnsi="Charis SIL Italic" w:eastAsia="Charis SIL Italic"/>
           <w:b w:val="0"/>
           <w:i w:val="0"/>
           <w:color w:val="000000"/>
           <w:sz w:val="24"/>
         </w:rPr>
+        <w:hyperlink r:id="rId50" w:history="1">
+          <w:r>
+            <w:rPr>
+              <w:rStyle w:val="Hyperlink"/>
+            </w:rPr>
+            <w:t>k</w:t>
+          </w:r>
+        </w:hyperlink>
+      </w:r>
+      <w:r>
+        <w:rPr>
+          <w:rFonts w:ascii="Charis SIL Italic" w:hAnsi="Charis SIL Italic" w:eastAsia="Charis SIL Italic"/>
+          <w:b w:val="0"/>
+          <w:i w:val="0"/>
+          <w:color w:val="000000"/>
+          <w:sz w:val="24"/>
+        </w:rPr>
         <w:t>h</w:t>
       </w:r>
       <w:r>
         <w:rPr>
-          <w:u w:val="single" w:color="0066cc"/>
+          <w:u w:val="single" w:color="0000ff"/>
           <w:rFonts w:ascii="Charis SIL Italic" w:hAnsi="Charis SIL Italic" w:eastAsia="Charis SIL Italic"/>
           <w:b w:val="0"/>
           <w:i w:val="0"/>
@@ -6382,7 +6448,7 @@
       </w:r>
       <w:r>
         <w:rPr>
-          <w:u w:val="single" w:color="0066cc"/>
+          <w:u w:val="single" w:color="0000ff"/>
           <w:rFonts w:ascii="Charis SIL Italic" w:hAnsi="Charis SIL Italic" w:eastAsia="Charis SIL Italic"/>
           <w:b w:val="0"/>
           <w:i w:val="0"/>
@@ -6400,7 +6466,7 @@
       </w:r>
       <w:r>
         <w:rPr>
-          <w:u w:val="single" w:color="0066cc"/>
+          <w:u w:val="single" w:color="0000ff"/>
           <w:rFonts w:ascii="Charis SIL Italic" w:hAnsi="Charis SIL Italic" w:eastAsia="Charis SIL Italic"/>
           <w:b w:val="0"/>
           <w:i w:val="0"/>
@@ -6412,7 +6478,7 @@
             <w:rPr>
               <w:rStyle w:val="Hyperlink"/>
             </w:rPr>
-            <w:t xml:space="preserve">) beheerde </w:t>
+            <w:t>) beheerde v</w:t>
           </w:r>
         </w:hyperlink>
       </w:r>
@@ -6424,7 +6490,7 @@
           <w:color w:val="000000"/>
           <w:sz w:val="24"/>
         </w:rPr>
-        <w:t xml:space="preserve">vanaf het begin van de twintigste eeuw een </w:t>
+        <w:t xml:space="preserve">anaf het begin van de twintigste eeuw een </w:t>
       </w:r>
       <w:r>
         <w:br/>
@@ -6477,7 +6543,7 @@
           <w:rFonts w:ascii="Charis SIL Italic" w:hAnsi="Charis SIL Italic" w:eastAsia="Charis SIL Italic"/>
           <w:b w:val="0"/>
           <w:i w:val="0"/>
-          <w:color w:val="0066CC"/>
+          <w:color w:val="0000FF"/>
           <w:sz w:val="24"/>
           <w:u w:val="single"/>
         </w:rPr>
@@ -6495,7 +6561,7 @@
           <w:rFonts w:ascii="Charis SIL Italic" w:hAnsi="Charis SIL Italic" w:eastAsia="Charis SIL Italic"/>
           <w:b w:val="0"/>
           <w:i w:val="0"/>
-          <w:color w:val="0066CC"/>
+          <w:color w:val="0000FF"/>
           <w:sz w:val="24"/>
           <w:u w:val="single"/>
         </w:rPr>
@@ -6506,7 +6572,7 @@
           <w:rFonts w:ascii="Charis SIL Italic" w:hAnsi="Charis SIL Italic" w:eastAsia="Charis SIL Italic"/>
           <w:b w:val="0"/>
           <w:i w:val="0"/>
-          <w:color w:val="0066CC"/>
+          <w:color w:val="0000FF"/>
           <w:sz w:val="24"/>
           <w:u w:val="single"/>
         </w:rPr>
@@ -6554,7 +6620,7 @@
           <w:rFonts w:ascii="Charis SIL Italic" w:hAnsi="Charis SIL Italic" w:eastAsia="Charis SIL Italic"/>
           <w:b w:val="0"/>
           <w:i w:val="0"/>
-          <w:color w:val="0066CC"/>
+          <w:color w:val="0000FF"/>
           <w:sz w:val="24"/>
           <w:u w:val="single"/>
         </w:rPr>
@@ -6572,7 +6638,7 @@
           <w:rFonts w:ascii="Charis SIL Italic" w:hAnsi="Charis SIL Italic" w:eastAsia="Charis SIL Italic"/>
           <w:b w:val="0"/>
           <w:i w:val="0"/>
-          <w:color w:val="0066CC"/>
+          <w:color w:val="0000FF"/>
           <w:sz w:val="24"/>
           <w:u w:val="single"/>
         </w:rPr>
@@ -6583,7 +6649,7 @@
           <w:rFonts w:ascii="Charis SIL Italic" w:hAnsi="Charis SIL Italic" w:eastAsia="Charis SIL Italic"/>
           <w:b w:val="0"/>
           <w:i w:val="0"/>
-          <w:color w:val="0066CC"/>
+          <w:color w:val="0000FF"/>
           <w:sz w:val="24"/>
           <w:u w:val="single"/>
         </w:rPr>
@@ -6618,7 +6684,7 @@
       </w:r>
       <w:r>
         <w:rPr>
-          <w:u w:val="single" w:color="0066cc"/>
+          <w:u w:val="single" w:color="0000ff"/>
           <w:rFonts w:ascii="Charis SIL Italic" w:hAnsi="Charis SIL Italic" w:eastAsia="Charis SIL Italic"/>
           <w:b w:val="0"/>
           <w:i w:val="0"/>
@@ -6636,7 +6702,7 @@
       </w:r>
       <w:r>
         <w:rPr>
-          <w:u w:val="single" w:color="0066cc"/>
+          <w:u w:val="single" w:color="0000ff"/>
           <w:rFonts w:ascii="Charis SIL Italic" w:hAnsi="Charis SIL Italic" w:eastAsia="Charis SIL Italic"/>
           <w:b w:val="0"/>
           <w:i w:val="0"/>
@@ -6654,7 +6720,7 @@
       </w:r>
       <w:r>
         <w:rPr>
-          <w:u w:val="single" w:color="0066cc"/>
+          <w:u w:val="single" w:color="0000ff"/>
           <w:rFonts w:ascii="Charis SIL Italic" w:hAnsi="Charis SIL Italic" w:eastAsia="Charis SIL Italic"/>
           <w:b w:val="0"/>
           <w:i w:val="0"/>
@@ -6748,8 +6814,9 @@
           <w:rFonts w:ascii="Charis SIL Italic" w:hAnsi="Charis SIL Italic" w:eastAsia="Charis SIL Italic"/>
           <w:b w:val="0"/>
           <w:i w:val="0"/>
-          <w:color w:val="0066CC"/>
-          <w:sz w:val="24"/>
+          <w:color w:val="0000FF"/>
+          <w:sz w:val="24"/>
+          <w:u w:val="single"/>
         </w:rPr>
         <w:t>Onderzoeken</w:t>
       </w:r>
@@ -6771,8 +6838,9 @@
           <w:rFonts w:ascii="Charis SIL Italic" w:hAnsi="Charis SIL Italic" w:eastAsia="Charis SIL Italic"/>
           <w:b w:val="0"/>
           <w:i w:val="0"/>
-          <w:color w:val="0066CC"/>
-          <w:sz w:val="24"/>
+          <w:color w:val="0000FF"/>
+          <w:sz w:val="24"/>
+          <w:u w:val="single"/>
         </w:rPr>
         <w:t>Bronnen</w:t>
       </w:r>
@@ -6794,11 +6862,22 @@
           <w:rFonts w:ascii="Charis SIL Italic" w:hAnsi="Charis SIL Italic" w:eastAsia="Charis SIL Italic"/>
           <w:b w:val="0"/>
           <w:i w:val="0"/>
-          <w:color w:val="0066CC"/>
+          <w:color w:val="0000FF"/>
           <w:sz w:val="24"/>
           <w:u w:val="single"/>
         </w:rPr>
-        <w:t>Musea en collecties</w:t>
+        <w:t>Musea e</w:t>
+      </w:r>
+      <w:r>
+        <w:rPr>
+          <w:rFonts w:ascii="Charis SIL Italic" w:hAnsi="Charis SIL Italic" w:eastAsia="Charis SIL Italic"/>
+          <w:b w:val="0"/>
+          <w:i w:val="0"/>
+          <w:color w:val="0000FF"/>
+          <w:sz w:val="24"/>
+          <w:u w:val="single"/>
+        </w:rPr>
+        <w:t>n collecties</w:t>
       </w:r>
       <w:r>
         <w:br/>
@@ -6818,7 +6897,7 @@
           <w:rFonts w:ascii="Charis SIL Italic" w:hAnsi="Charis SIL Italic" w:eastAsia="Charis SIL Italic"/>
           <w:b w:val="0"/>
           <w:i w:val="0"/>
-          <w:color w:val="0066CC"/>
+          <w:color w:val="0000FF"/>
           <w:sz w:val="24"/>
           <w:u w:val="single"/>
         </w:rPr>
@@ -6829,7 +6908,7 @@
           <w:rFonts w:ascii="Charis SIL Italic" w:hAnsi="Charis SIL Italic" w:eastAsia="Charis SIL Italic"/>
           <w:b w:val="0"/>
           <w:i w:val="0"/>
-          <w:color w:val="0066CC"/>
+          <w:color w:val="0000FF"/>
           <w:sz w:val="24"/>
           <w:u w:val="single"/>
         </w:rPr>
@@ -6850,7 +6929,7 @@
           <w:rFonts w:ascii="Charis SIL Italic" w:hAnsi="Charis SIL Italic" w:eastAsia="Charis SIL Italic"/>
           <w:b w:val="0"/>
           <w:i w:val="0"/>
-          <w:color w:val="0066CC"/>
+          <w:color w:val="0000FF"/>
           <w:sz w:val="24"/>
           <w:u w:val="single"/>
         </w:rPr>
@@ -6871,7 +6950,7 @@
           <w:rFonts w:ascii="Charis SIL Italic" w:hAnsi="Charis SIL Italic" w:eastAsia="Charis SIL Italic"/>
           <w:b w:val="0"/>
           <w:i w:val="0"/>
-          <w:color w:val="0066CC"/>
+          <w:color w:val="0000FF"/>
           <w:sz w:val="24"/>
           <w:u w:val="single"/>
         </w:rPr>
@@ -6895,7 +6974,7 @@
           <w:rFonts w:ascii="Charis SIL Italic" w:hAnsi="Charis SIL Italic" w:eastAsia="Charis SIL Italic"/>
           <w:b w:val="0"/>
           <w:i w:val="0"/>
-          <w:color w:val="0066CC"/>
+          <w:color w:val="0000FF"/>
           <w:sz w:val="24"/>
           <w:u w:val="single"/>
         </w:rPr>
@@ -6906,7 +6985,7 @@
           <w:rFonts w:ascii="Charis SIL Italic" w:hAnsi="Charis SIL Italic" w:eastAsia="Charis SIL Italic"/>
           <w:b w:val="0"/>
           <w:i w:val="0"/>
-          <w:color w:val="0066CC"/>
+          <w:color w:val="0000FF"/>
           <w:sz w:val="24"/>
           <w:u w:val="single"/>
         </w:rPr>
@@ -6930,7 +7009,7 @@
           <w:rFonts w:ascii="Charis SIL Italic" w:hAnsi="Charis SIL Italic" w:eastAsia="Charis SIL Italic"/>
           <w:b w:val="0"/>
           <w:i w:val="0"/>
-          <w:color w:val="0066CC"/>
+          <w:color w:val="0000FF"/>
           <w:sz w:val="24"/>
           <w:u w:val="single"/>
         </w:rPr>
@@ -6941,7 +7020,7 @@
           <w:rFonts w:ascii="Charis SIL Italic" w:hAnsi="Charis SIL Italic" w:eastAsia="Charis SIL Italic"/>
           <w:b w:val="0"/>
           <w:i w:val="0"/>
-          <w:color w:val="0066CC"/>
+          <w:color w:val="0000FF"/>
           <w:sz w:val="24"/>
           <w:u w:val="single"/>
         </w:rPr>

--- a/EXPORTS/DOCX/published/niveau3/Dutch/UniversityMus.docx
+++ b/EXPORTS/DOCX/published/niveau3/Dutch/UniversityMus.docx
@@ -511,7 +511,7 @@
           <w:sz w:val="24"/>
           <w:u w:val="single"/>
         </w:rPr>
-        <w:hyperlink r:id="rId10" w:history="1">
+        <w:hyperlink r:id="rId11" w:history="1">
           <w:r>
             <w:rPr>
               <w:rStyle w:val="Hyperlink"/>
@@ -529,7 +529,7 @@
           <w:sz w:val="24"/>
           <w:u w:val="single"/>
         </w:rPr>
-        <w:hyperlink r:id="rId10" w:history="1">
+        <w:hyperlink r:id="rId11" w:history="1">
           <w:r>
             <w:rPr>
               <w:rStyle w:val="Hyperlink"/>
@@ -547,7 +547,7 @@
           <w:sz w:val="24"/>
           <w:u w:val="single"/>
         </w:rPr>
-        <w:hyperlink r:id="rId10" w:history="1">
+        <w:hyperlink r:id="rId11" w:history="1">
           <w:r>
             <w:rPr>
               <w:rStyle w:val="Hyperlink"/>
@@ -576,7 +576,7 @@
           <w:sz w:val="24"/>
           <w:u w:val="single"/>
         </w:rPr>
-        <w:hyperlink r:id="rId10" w:history="1">
+        <w:hyperlink r:id="rId11" w:history="1">
           <w:r>
             <w:rPr>
               <w:rStyle w:val="Hyperlink"/>
@@ -594,7 +594,7 @@
           <w:sz w:val="24"/>
           <w:u w:val="single"/>
         </w:rPr>
-        <w:hyperlink r:id="rId10" w:history="1">
+        <w:hyperlink r:id="rId11" w:history="1">
           <w:r>
             <w:rPr>
               <w:rStyle w:val="Hyperlink"/>
@@ -612,7 +612,7 @@
           <w:sz w:val="24"/>
           <w:u w:val="single"/>
         </w:rPr>
-        <w:hyperlink r:id="rId10" w:history="1">
+        <w:hyperlink r:id="rId11" w:history="1">
           <w:r>
             <w:rPr>
               <w:rStyle w:val="Hyperlink"/>
@@ -630,7 +630,7 @@
           <w:sz w:val="24"/>
           <w:u w:val="single"/>
         </w:rPr>
-        <w:hyperlink r:id="rId10" w:history="1">
+        <w:hyperlink r:id="rId11" w:history="1">
           <w:r>
             <w:rPr>
               <w:rStyle w:val="Hyperlink"/>
@@ -2921,13 +2921,75 @@
       </w:r>
       <w:r>
         <w:rPr>
+          <w:u w:val="single" w:color="0000ff"/>
           <w:rFonts w:ascii="Charis SIL Italic" w:hAnsi="Charis SIL Italic" w:eastAsia="Charis SIL Italic"/>
           <w:b w:val="0"/>
           <w:i w:val="0"/>
           <w:color w:val="000000"/>
           <w:sz w:val="24"/>
         </w:rPr>
-        <w:t>2003 vormde deze collectie een a</w:t>
+        <w:hyperlink r:id="rId11" w:history="1">
+          <w:r>
+            <w:rPr>
+              <w:rStyle w:val="Hyperlink"/>
+            </w:rPr>
+            <w:t xml:space="preserve">2003 vormde </w:t>
+          </w:r>
+        </w:hyperlink>
+      </w:r>
+      <w:r>
+        <w:rPr>
+          <w:u w:val="single" w:color="0000ff"/>
+          <w:rFonts w:ascii="Charis SIL Italic" w:hAnsi="Charis SIL Italic" w:eastAsia="Charis SIL Italic"/>
+          <w:b w:val="0"/>
+          <w:i w:val="0"/>
+          <w:color w:val="000000"/>
+          <w:sz w:val="24"/>
+        </w:rPr>
+        <w:hyperlink r:id="rId11" w:history="1">
+          <w:r>
+            <w:rPr>
+              <w:rStyle w:val="Hyperlink"/>
+            </w:rPr>
+            <w:t>deze coll</w:t>
+          </w:r>
+        </w:hyperlink>
+      </w:r>
+      <w:r>
+        <w:rPr>
+          <w:u w:val="single" w:color="0000ff"/>
+          <w:rFonts w:ascii="Charis SIL Italic" w:hAnsi="Charis SIL Italic" w:eastAsia="Charis SIL Italic"/>
+          <w:b w:val="0"/>
+          <w:i w:val="0"/>
+          <w:color w:val="000000"/>
+          <w:sz w:val="24"/>
+        </w:rPr>
+        <w:hyperlink r:id="rId11" w:history="1">
+          <w:r>
+            <w:rPr>
+              <w:rStyle w:val="Hyperlink"/>
+            </w:rPr>
+            <w:t>e</w:t>
+          </w:r>
+        </w:hyperlink>
+      </w:r>
+      <w:r>
+        <w:rPr>
+          <w:u w:val="single" w:color="0000ff"/>
+          <w:rFonts w:ascii="Charis SIL Italic" w:hAnsi="Charis SIL Italic" w:eastAsia="Charis SIL Italic"/>
+          <w:b w:val="0"/>
+          <w:i w:val="0"/>
+          <w:color w:val="000000"/>
+          <w:sz w:val="24"/>
+        </w:rPr>
+        <w:hyperlink r:id="rId11" w:history="1">
+          <w:r>
+            <w:rPr>
+              <w:rStyle w:val="Hyperlink"/>
+            </w:rPr>
+            <w:t>ctie een a</w:t>
+          </w:r>
+        </w:hyperlink>
       </w:r>
       <w:r>
         <w:rPr>
@@ -3755,8 +3817,16 @@
           <w:i w:val="0"/>
           <w:color w:val="0000FF"/>
           <w:sz w:val="24"/>
-        </w:rPr>
-        <w:t>han</w:t>
+          <w:u w:val="single"/>
+        </w:rPr>
+        <w:hyperlink r:id="rId30" w:history="1">
+          <w:r>
+            <w:rPr>
+              <w:rStyle w:val="Hyperlink"/>
+            </w:rPr>
+            <w:t>han</w:t>
+          </w:r>
+        </w:hyperlink>
       </w:r>
       <w:r>
         <w:rPr>
@@ -3778,32 +3848,13 @@
       </w:r>
       <w:r>
         <w:rPr>
-          <w:u w:val="single" w:color="0000ff"/>
           <w:rFonts w:ascii="Charis SIL Italic" w:hAnsi="Charis SIL Italic" w:eastAsia="Charis SIL Italic"/>
           <w:b w:val="0"/>
           <w:i w:val="0"/>
           <w:color w:val="000000"/>
           <w:sz w:val="24"/>
         </w:rPr>
-        <w:hyperlink r:id="rId29" w:history="1">
-          <w:r>
-            <w:rPr>
-              <w:rStyle w:val="Hyperlink"/>
-            </w:rPr>
-            <w:t>,</w:t>
-          </w:r>
-        </w:hyperlink>
-      </w:r>
-      <w:r>
-        <w:rPr>
-          <w:u w:val="single" w:color="0000ff"/>
-          <w:rFonts w:ascii="Charis SIL Italic" w:hAnsi="Charis SIL Italic" w:eastAsia="Charis SIL Italic"/>
-          <w:b w:val="0"/>
-          <w:i w:val="0"/>
-          <w:color w:val="000000"/>
-          <w:sz w:val="24"/>
-        </w:rPr>
-        <w:t xml:space="preserve"> </w:t>
+        <w:t xml:space="preserve">, </w:t>
       </w:r>
       <w:r>
         <w:rPr>
@@ -3872,7 +3923,7 @@
           <w:sz w:val="24"/>
           <w:u w:val="single"/>
         </w:rPr>
-        <w:hyperlink r:id="rId30" w:history="1">
+        <w:hyperlink r:id="rId31" w:history="1">
           <w:r>
             <w:rPr>
               <w:rStyle w:val="Hyperlink"/>
@@ -3901,7 +3952,7 @@
           <w:sz w:val="24"/>
           <w:u w:val="single"/>
         </w:rPr>
-        <w:hyperlink r:id="rId30" w:history="1">
+        <w:hyperlink r:id="rId31" w:history="1">
           <w:r>
             <w:rPr>
               <w:rStyle w:val="Hyperlink"/>
@@ -3929,7 +3980,7 @@
           <w:sz w:val="24"/>
           <w:u w:val="single"/>
         </w:rPr>
-        <w:hyperlink r:id="rId31" w:history="1">
+        <w:hyperlink r:id="rId32" w:history="1">
           <w:r>
             <w:rPr>
               <w:rStyle w:val="Hyperlink"/>
@@ -3958,7 +4009,7 @@
           <w:sz w:val="24"/>
           <w:u w:val="single"/>
         </w:rPr>
-        <w:hyperlink r:id="rId31" w:history="1">
+        <w:hyperlink r:id="rId32" w:history="1">
           <w:r>
             <w:rPr>
               <w:rStyle w:val="Hyperlink"/>
@@ -3987,7 +4038,7 @@
           <w:sz w:val="24"/>
           <w:u w:val="single"/>
         </w:rPr>
-        <w:hyperlink r:id="rId31" w:history="1">
+        <w:hyperlink r:id="rId32" w:history="1">
           <w:r>
             <w:rPr>
               <w:rStyle w:val="Hyperlink"/>
@@ -4015,7 +4066,7 @@
           <w:sz w:val="24"/>
           <w:u w:val="single"/>
         </w:rPr>
-        <w:hyperlink r:id="rId32" w:history="1">
+        <w:hyperlink r:id="rId33" w:history="1">
           <w:r>
             <w:rPr>
               <w:rStyle w:val="Hyperlink"/>
@@ -4044,7 +4095,7 @@
           <w:sz w:val="24"/>
           <w:u w:val="single"/>
         </w:rPr>
-        <w:hyperlink r:id="rId32" w:history="1">
+        <w:hyperlink r:id="rId33" w:history="1">
           <w:r>
             <w:rPr>
               <w:rStyle w:val="Hyperlink"/>
@@ -4072,7 +4123,7 @@
           <w:color w:val="000000"/>
           <w:sz w:val="24"/>
         </w:rPr>
-        <w:hyperlink r:id="rId33" w:history="1">
+        <w:hyperlink r:id="rId30" w:history="1">
           <w:r>
             <w:rPr>
               <w:rStyle w:val="Hyperlink"/>
@@ -4100,7 +4151,7 @@
           <w:color w:val="000000"/>
           <w:sz w:val="24"/>
         </w:rPr>
-        <w:hyperlink r:id="rId30" w:history="1">
+        <w:hyperlink r:id="rId31" w:history="1">
           <w:r>
             <w:rPr>
               <w:rStyle w:val="Hyperlink"/>
@@ -4118,7 +4169,7 @@
           <w:color w:val="000000"/>
           <w:sz w:val="24"/>
         </w:rPr>
-        <w:hyperlink r:id="rId30" w:history="1">
+        <w:hyperlink r:id="rId31" w:history="1">
           <w:r>
             <w:rPr>
               <w:rStyle w:val="Hyperlink"/>
@@ -4136,7 +4187,7 @@
           <w:color w:val="000000"/>
           <w:sz w:val="24"/>
         </w:rPr>
-        <w:hyperlink r:id="rId30" w:history="1">
+        <w:hyperlink r:id="rId31" w:history="1">
           <w:r>
             <w:rPr>
               <w:rStyle w:val="Hyperlink"/>
@@ -4154,7 +4205,7 @@
           <w:color w:val="000000"/>
           <w:sz w:val="24"/>
         </w:rPr>
-        <w:hyperlink r:id="rId30" w:history="1">
+        <w:hyperlink r:id="rId31" w:history="1">
           <w:r>
             <w:rPr>
               <w:rStyle w:val="Hyperlink"/>
@@ -4165,6 +4216,7 @@
       </w:r>
       <w:r>
         <w:rPr>
+          <w:u w:val="single" w:color="0000ff"/>
           <w:rFonts w:ascii="Charis SIL Italic" w:hAnsi="Charis SIL Italic" w:eastAsia="Charis SIL Italic"/>
           <w:b w:val="0"/>
           <w:i w:val="0"/>
@@ -4182,7 +4234,7 @@
           <w:color w:val="000000"/>
           <w:sz w:val="24"/>
         </w:rPr>
-        <w:hyperlink r:id="rId30" w:history="1">
+        <w:hyperlink r:id="rId31" w:history="1">
           <w:r>
             <w:rPr>
               <w:rStyle w:val="Hyperlink"/>
@@ -4221,7 +4273,7 @@
           <w:color w:val="000000"/>
           <w:sz w:val="24"/>
         </w:rPr>
-        <w:hyperlink r:id="rId31" w:history="1">
+        <w:hyperlink r:id="rId32" w:history="1">
           <w:r>
             <w:rPr>
               <w:rStyle w:val="Hyperlink"/>
@@ -4239,7 +4291,7 @@
           <w:color w:val="000000"/>
           <w:sz w:val="24"/>
         </w:rPr>
-        <w:hyperlink r:id="rId31" w:history="1">
+        <w:hyperlink r:id="rId32" w:history="1">
           <w:r>
             <w:rPr>
               <w:rStyle w:val="Hyperlink"/>
@@ -4257,7 +4309,7 @@
           <w:color w:val="000000"/>
           <w:sz w:val="24"/>
         </w:rPr>
-        <w:hyperlink r:id="rId31" w:history="1">
+        <w:hyperlink r:id="rId32" w:history="1">
           <w:r>
             <w:rPr>
               <w:rStyle w:val="Hyperlink"/>
@@ -4285,7 +4337,7 @@
           <w:color w:val="000000"/>
           <w:sz w:val="24"/>
         </w:rPr>
-        <w:hyperlink r:id="rId32" w:history="1">
+        <w:hyperlink r:id="rId33" w:history="1">
           <w:r>
             <w:rPr>
               <w:rStyle w:val="Hyperlink"/>
@@ -4303,7 +4355,7 @@
           <w:color w:val="000000"/>
           <w:sz w:val="24"/>
         </w:rPr>
-        <w:hyperlink r:id="rId32" w:history="1">
+        <w:hyperlink r:id="rId33" w:history="1">
           <w:r>
             <w:rPr>
               <w:rStyle w:val="Hyperlink"/>
@@ -4667,43 +4719,7 @@
           <w:color w:val="000000"/>
           <w:sz w:val="24"/>
         </w:rPr>
-        <w:t>verschillende inwoners van het Indones</w:t>
-      </w:r>
-      <w:r>
-        <w:rPr>
-          <w:u w:val="single" w:color="0000ff"/>
-          <w:rFonts w:ascii="Charis SIL Italic" w:hAnsi="Charis SIL Italic" w:eastAsia="Charis SIL Italic"/>
-          <w:b w:val="0"/>
-          <w:i w:val="0"/>
-          <w:color w:val="000000"/>
-          <w:sz w:val="24"/>
-        </w:rPr>
-        <w:hyperlink r:id="rId36" w:history="1">
-          <w:r>
-            <w:rPr>
-              <w:rStyle w:val="Hyperlink"/>
-            </w:rPr>
-            <w:t>ische eila</w:t>
-          </w:r>
-        </w:hyperlink>
-      </w:r>
-      <w:r>
-        <w:rPr>
-          <w:u w:val="single" w:color="0000ff"/>
-          <w:rFonts w:ascii="Charis SIL Italic" w:hAnsi="Charis SIL Italic" w:eastAsia="Charis SIL Italic"/>
-          <w:b w:val="0"/>
-          <w:i w:val="0"/>
-          <w:color w:val="000000"/>
-          <w:sz w:val="24"/>
-        </w:rPr>
-        <w:hyperlink r:id="rId36" w:history="1">
-          <w:r>
-            <w:rPr>
-              <w:rStyle w:val="Hyperlink"/>
-            </w:rPr>
-            <w:t>nd Nia</w:t>
-          </w:r>
-        </w:hyperlink>
+        <w:t>verschillende inwoners van het Indonesische eiland Nia</w:t>
       </w:r>
       <w:r>
         <w:rPr>
@@ -6127,14 +6143,7 @@
           <w:sz w:val="24"/>
           <w:u w:val="single"/>
         </w:rPr>
-        <w:hyperlink r:id="rId49" w:history="1">
-          <w:r>
-            <w:rPr>
-              <w:rStyle w:val="Hyperlink"/>
-            </w:rPr>
-            <w:t>S</w:t>
-          </w:r>
-        </w:hyperlink>
+        <w:t>S</w:t>
       </w:r>
       <w:r>
         <w:rPr>
@@ -6145,7 +6154,7 @@
           <w:sz w:val="24"/>
           <w:u w:val="single"/>
         </w:rPr>
-        <w:hyperlink r:id="rId49" w:history="1">
+        <w:hyperlink r:id="rId48" w:history="1">
           <w:r>
             <w:rPr>
               <w:rStyle w:val="Hyperlink"/>
@@ -6163,7 +6172,7 @@
           <w:sz w:val="24"/>
           <w:u w:val="single"/>
         </w:rPr>
-        <w:hyperlink r:id="rId49" w:history="1">
+        <w:hyperlink r:id="rId48" w:history="1">
           <w:r>
             <w:rPr>
               <w:rStyle w:val="Hyperlink"/>
@@ -6210,7 +6219,7 @@
           <w:sz w:val="24"/>
           <w:u w:val="single"/>
         </w:rPr>
-        <w:hyperlink r:id="rId48" w:history="1">
+        <w:hyperlink r:id="rId49" w:history="1">
           <w:r>
             <w:rPr>
               <w:rStyle w:val="Hyperlink"/>

--- a/EXPORTS/DOCX/published/niveau3/Dutch/UniversityMus.docx
+++ b/EXPORTS/DOCX/published/niveau3/Dutch/UniversityMus.docx
@@ -500,7 +500,18 @@
           <w:color w:val="000000"/>
           <w:sz w:val="24"/>
         </w:rPr>
-        <w:t xml:space="preserve">Volkenkundig Museum en het voormalig </w:t>
+        <w:t>Volkenkundig Museum en het voor</w:t>
+      </w:r>
+      <w:r>
+        <w:rPr>
+          <w:u w:val="single" w:color="0000ff"/>
+          <w:rFonts w:ascii="Charis SIL Italic" w:hAnsi="Charis SIL Italic" w:eastAsia="Charis SIL Italic"/>
+          <w:b w:val="0"/>
+          <w:i w:val="0"/>
+          <w:color w:val="000000"/>
+          <w:sz w:val="24"/>
+        </w:rPr>
+        <w:t xml:space="preserve">malig </w:t>
       </w:r>
       <w:r>
         <w:rPr>
@@ -547,7 +558,7 @@
           <w:sz w:val="24"/>
           <w:u w:val="single"/>
         </w:rPr>
-        <w:hyperlink r:id="rId11" w:history="1">
+        <w:hyperlink r:id="rId10" w:history="1">
           <w:r>
             <w:rPr>
               <w:rStyle w:val="Hyperlink"/>
@@ -576,7 +587,7 @@
           <w:sz w:val="24"/>
           <w:u w:val="single"/>
         </w:rPr>
-        <w:hyperlink r:id="rId11" w:history="1">
+        <w:hyperlink r:id="rId10" w:history="1">
           <w:r>
             <w:rPr>
               <w:rStyle w:val="Hyperlink"/>
@@ -594,7 +605,7 @@
           <w:sz w:val="24"/>
           <w:u w:val="single"/>
         </w:rPr>
-        <w:hyperlink r:id="rId11" w:history="1">
+        <w:hyperlink r:id="rId10" w:history="1">
           <w:r>
             <w:rPr>
               <w:rStyle w:val="Hyperlink"/>
@@ -612,7 +623,7 @@
           <w:sz w:val="24"/>
           <w:u w:val="single"/>
         </w:rPr>
-        <w:hyperlink r:id="rId11" w:history="1">
+        <w:hyperlink r:id="rId10" w:history="1">
           <w:r>
             <w:rPr>
               <w:rStyle w:val="Hyperlink"/>
@@ -630,7 +641,7 @@
           <w:sz w:val="24"/>
           <w:u w:val="single"/>
         </w:rPr>
-        <w:hyperlink r:id="rId11" w:history="1">
+        <w:hyperlink r:id="rId10" w:history="1">
           <w:r>
             <w:rPr>
               <w:rStyle w:val="Hyperlink"/>
@@ -659,7 +670,7 @@
           <w:sz w:val="24"/>
           <w:u w:val="single"/>
         </w:rPr>
-        <w:hyperlink r:id="rId11" w:history="1">
+        <w:hyperlink r:id="rId10" w:history="1">
           <w:r>
             <w:rPr>
               <w:rStyle w:val="Hyperlink"/>
@@ -2599,25 +2610,7 @@
           <w:color w:val="000000"/>
           <w:sz w:val="24"/>
         </w:rPr>
-        <w:t>aanvragen en inzien van materiaal. De a</w:t>
-      </w:r>
-      <w:r>
-        <w:rPr>
-          <w:u w:val="single" w:color="0000ff"/>
-          <w:rFonts w:ascii="Charis SIL Italic" w:hAnsi="Charis SIL Italic" w:eastAsia="Charis SIL Italic"/>
-          <w:b w:val="0"/>
-          <w:i w:val="0"/>
-          <w:color w:val="000000"/>
-          <w:sz w:val="24"/>
-        </w:rPr>
-        <w:hyperlink r:id="rId22" w:history="1">
-          <w:r>
-            <w:rPr>
-              <w:rStyle w:val="Hyperlink"/>
-            </w:rPr>
-            <w:t>rchieven v</w:t>
-          </w:r>
-        </w:hyperlink>
+        <w:t>aanvragen en inzien van materiaal. De archieven v</w:t>
       </w:r>
       <w:r>
         <w:rPr>
@@ -3837,7 +3830,7 @@
           <w:sz w:val="24"/>
           <w:u w:val="single"/>
         </w:rPr>
-        <w:hyperlink r:id="rId29" w:history="1">
+        <w:hyperlink r:id="rId30" w:history="1">
           <w:r>
             <w:rPr>
               <w:rStyle w:val="Hyperlink"/>
@@ -3848,13 +3841,31 @@
       </w:r>
       <w:r>
         <w:rPr>
+          <w:u w:val="single" w:color="0000ff"/>
           <w:rFonts w:ascii="Charis SIL Italic" w:hAnsi="Charis SIL Italic" w:eastAsia="Charis SIL Italic"/>
           <w:b w:val="0"/>
           <w:i w:val="0"/>
           <w:color w:val="000000"/>
           <w:sz w:val="24"/>
         </w:rPr>
-        <w:t xml:space="preserve">, </w:t>
+        <w:hyperlink r:id="rId29" w:history="1">
+          <w:r>
+            <w:rPr>
+              <w:rStyle w:val="Hyperlink"/>
+            </w:rPr>
+            <w:t>,</w:t>
+          </w:r>
+        </w:hyperlink>
+      </w:r>
+      <w:r>
+        <w:rPr>
+          <w:rFonts w:ascii="Charis SIL Italic" w:hAnsi="Charis SIL Italic" w:eastAsia="Charis SIL Italic"/>
+          <w:b w:val="0"/>
+          <w:i w:val="0"/>
+          <w:color w:val="000000"/>
+          <w:sz w:val="24"/>
+        </w:rPr>
+        <w:t xml:space="preserve"> </w:t>
       </w:r>
       <w:r>
         <w:rPr>
@@ -4216,7 +4227,6 @@
       </w:r>
       <w:r>
         <w:rPr>
-          <w:u w:val="single" w:color="0000ff"/>
           <w:rFonts w:ascii="Charis SIL Italic" w:hAnsi="Charis SIL Italic" w:eastAsia="Charis SIL Italic"/>
           <w:b w:val="0"/>
           <w:i w:val="0"/>
@@ -4719,7 +4729,43 @@
           <w:color w:val="000000"/>
           <w:sz w:val="24"/>
         </w:rPr>
-        <w:t>verschillende inwoners van het Indonesische eiland Nia</w:t>
+        <w:t>verschillende inwoners van het Indones</w:t>
+      </w:r>
+      <w:r>
+        <w:rPr>
+          <w:u w:val="single" w:color="0000ff"/>
+          <w:rFonts w:ascii="Charis SIL Italic" w:hAnsi="Charis SIL Italic" w:eastAsia="Charis SIL Italic"/>
+          <w:b w:val="0"/>
+          <w:i w:val="0"/>
+          <w:color w:val="000000"/>
+          <w:sz w:val="24"/>
+        </w:rPr>
+        <w:hyperlink r:id="rId36" w:history="1">
+          <w:r>
+            <w:rPr>
+              <w:rStyle w:val="Hyperlink"/>
+            </w:rPr>
+            <w:t>ische eila</w:t>
+          </w:r>
+        </w:hyperlink>
+      </w:r>
+      <w:r>
+        <w:rPr>
+          <w:u w:val="single" w:color="0000ff"/>
+          <w:rFonts w:ascii="Charis SIL Italic" w:hAnsi="Charis SIL Italic" w:eastAsia="Charis SIL Italic"/>
+          <w:b w:val="0"/>
+          <w:i w:val="0"/>
+          <w:color w:val="000000"/>
+          <w:sz w:val="24"/>
+        </w:rPr>
+        <w:hyperlink r:id="rId36" w:history="1">
+          <w:r>
+            <w:rPr>
+              <w:rStyle w:val="Hyperlink"/>
+            </w:rPr>
+            <w:t>nd Nia</w:t>
+          </w:r>
+        </w:hyperlink>
       </w:r>
       <w:r>
         <w:rPr>
@@ -5934,36 +5980,7 @@
           <w:color w:val="000000"/>
           <w:sz w:val="24"/>
         </w:rPr>
-        <w:t>binnen deze archiefcollectie vind je een grote hoeveelheid archie</w:t>
-      </w:r>
-      <w:r>
-        <w:rPr>
-          <w:u w:val="single" w:color="0000ff"/>
-          <w:rFonts w:ascii="Charis SIL Italic" w:hAnsi="Charis SIL Italic" w:eastAsia="Charis SIL Italic"/>
-          <w:b w:val="0"/>
-          <w:i w:val="0"/>
-          <w:color w:val="000000"/>
-          <w:sz w:val="24"/>
-        </w:rPr>
-        <w:hyperlink r:id="rId47" w:history="1">
-          <w:r>
-            <w:rPr>
-              <w:rStyle w:val="Hyperlink"/>
-            </w:rPr>
-            <w:t xml:space="preserve">ven </w:t>
-          </w:r>
-        </w:hyperlink>
-      </w:r>
-      <w:r>
-        <w:rPr>
-          <w:u w:val="single" w:color="0000ff"/>
-          <w:rFonts w:ascii="Charis SIL Italic" w:hAnsi="Charis SIL Italic" w:eastAsia="Charis SIL Italic"/>
-          <w:b w:val="0"/>
-          <w:i w:val="0"/>
-          <w:color w:val="000000"/>
-          <w:sz w:val="24"/>
-        </w:rPr>
-        <w:t>m</w:t>
+        <w:t>binnen deze archiefcollectie vind je een grote hoeveelheid archieven m</w:t>
       </w:r>
       <w:r>
         <w:rPr>
@@ -6143,7 +6160,14 @@
           <w:sz w:val="24"/>
           <w:u w:val="single"/>
         </w:rPr>
-        <w:t>S</w:t>
+        <w:hyperlink r:id="rId49" w:history="1">
+          <w:r>
+            <w:rPr>
+              <w:rStyle w:val="Hyperlink"/>
+            </w:rPr>
+            <w:t>S</w:t>
+          </w:r>
+        </w:hyperlink>
       </w:r>
       <w:r>
         <w:rPr>
@@ -6219,7 +6243,7 @@
           <w:sz w:val="24"/>
           <w:u w:val="single"/>
         </w:rPr>
-        <w:hyperlink r:id="rId49" w:history="1">
+        <w:hyperlink r:id="rId48" w:history="1">
           <w:r>
             <w:rPr>
               <w:rStyle w:val="Hyperlink"/>
@@ -6412,20 +6436,14 @@
       </w:r>
       <w:r>
         <w:rPr>
+          <w:u w:val="single" w:color="0000ff"/>
           <w:rFonts w:ascii="Charis SIL Italic" w:hAnsi="Charis SIL Italic" w:eastAsia="Charis SIL Italic"/>
           <w:b w:val="0"/>
           <w:i w:val="0"/>
           <w:color w:val="000000"/>
           <w:sz w:val="24"/>
         </w:rPr>
-        <w:hyperlink r:id="rId50" w:history="1">
-          <w:r>
-            <w:rPr>
-              <w:rStyle w:val="Hyperlink"/>
-            </w:rPr>
-            <w:t>k</w:t>
-          </w:r>
-        </w:hyperlink>
+        <w:t>k</w:t>
       </w:r>
       <w:r>
         <w:rPr>

--- a/EXPORTS/DOCX/published/niveau3/Dutch/UniversityMus.docx
+++ b/EXPORTS/DOCX/published/niveau3/Dutch/UniversityMus.docx
@@ -511,7 +511,14 @@
           <w:color w:val="000000"/>
           <w:sz w:val="24"/>
         </w:rPr>
-        <w:t xml:space="preserve">malig </w:t>
+        <w:hyperlink r:id="rId10" w:history="1">
+          <w:r>
+            <w:rPr>
+              <w:rStyle w:val="Hyperlink"/>
+            </w:rPr>
+            <w:t xml:space="preserve">malig </w:t>
+          </w:r>
+        </w:hyperlink>
       </w:r>
       <w:r>
         <w:rPr>
@@ -540,7 +547,7 @@
           <w:sz w:val="24"/>
           <w:u w:val="single"/>
         </w:rPr>
-        <w:hyperlink r:id="rId11" w:history="1">
+        <w:hyperlink r:id="rId10" w:history="1">
           <w:r>
             <w:rPr>
               <w:rStyle w:val="Hyperlink"/>
@@ -2610,7 +2617,25 @@
           <w:color w:val="000000"/>
           <w:sz w:val="24"/>
         </w:rPr>
-        <w:t>aanvragen en inzien van materiaal. De archieven v</w:t>
+        <w:t>aanvragen en inzien van materiaal. De a</w:t>
+      </w:r>
+      <w:r>
+        <w:rPr>
+          <w:u w:val="single" w:color="0000ff"/>
+          <w:rFonts w:ascii="Charis SIL Italic" w:hAnsi="Charis SIL Italic" w:eastAsia="Charis SIL Italic"/>
+          <w:b w:val="0"/>
+          <w:i w:val="0"/>
+          <w:color w:val="000000"/>
+          <w:sz w:val="24"/>
+        </w:rPr>
+        <w:hyperlink r:id="rId22" w:history="1">
+          <w:r>
+            <w:rPr>
+              <w:rStyle w:val="Hyperlink"/>
+            </w:rPr>
+            <w:t>rchieven v</w:t>
+          </w:r>
+        </w:hyperlink>
       </w:r>
       <w:r>
         <w:rPr>
@@ -3830,7 +3855,7 @@
           <w:sz w:val="24"/>
           <w:u w:val="single"/>
         </w:rPr>
-        <w:hyperlink r:id="rId30" w:history="1">
+        <w:hyperlink r:id="rId29" w:history="1">
           <w:r>
             <w:rPr>
               <w:rStyle w:val="Hyperlink"/>
@@ -3841,31 +3866,13 @@
       </w:r>
       <w:r>
         <w:rPr>
-          <w:u w:val="single" w:color="0000ff"/>
           <w:rFonts w:ascii="Charis SIL Italic" w:hAnsi="Charis SIL Italic" w:eastAsia="Charis SIL Italic"/>
           <w:b w:val="0"/>
           <w:i w:val="0"/>
           <w:color w:val="000000"/>
           <w:sz w:val="24"/>
         </w:rPr>
-        <w:hyperlink r:id="rId29" w:history="1">
-          <w:r>
-            <w:rPr>
-              <w:rStyle w:val="Hyperlink"/>
-            </w:rPr>
-            <w:t>,</w:t>
-          </w:r>
-        </w:hyperlink>
-      </w:r>
-      <w:r>
-        <w:rPr>
-          <w:rFonts w:ascii="Charis SIL Italic" w:hAnsi="Charis SIL Italic" w:eastAsia="Charis SIL Italic"/>
-          <w:b w:val="0"/>
-          <w:i w:val="0"/>
-          <w:color w:val="000000"/>
-          <w:sz w:val="24"/>
-        </w:rPr>
-        <w:t xml:space="preserve"> </w:t>
+        <w:t xml:space="preserve">, </w:t>
       </w:r>
       <w:r>
         <w:rPr>
@@ -4227,6 +4234,7 @@
       </w:r>
       <w:r>
         <w:rPr>
+          <w:u w:val="single" w:color="0000ff"/>
           <w:rFonts w:ascii="Charis SIL Italic" w:hAnsi="Charis SIL Italic" w:eastAsia="Charis SIL Italic"/>
           <w:b w:val="0"/>
           <w:i w:val="0"/>
@@ -4546,18 +4554,7 @@
           <w:color w:val="000000"/>
           <w:sz w:val="24"/>
         </w:rPr>
-        <w:t>het onderzoek van fysisch antropoloog</w:t>
-      </w:r>
-      <w:r>
-        <w:rPr>
-          <w:u w:val="single" w:color="0000ff"/>
-          <w:rFonts w:ascii="Charis SIL Italic" w:hAnsi="Charis SIL Italic" w:eastAsia="Charis SIL Italic"/>
-          <w:b w:val="0"/>
-          <w:i w:val="0"/>
-          <w:color w:val="000000"/>
-          <w:sz w:val="24"/>
-        </w:rPr>
-        <w:t xml:space="preserve"> </w:t>
+        <w:t xml:space="preserve">het onderzoek van fysisch antropoloog </w:t>
       </w:r>
       <w:r>
         <w:rPr>
@@ -5980,7 +5977,36 @@
           <w:color w:val="000000"/>
           <w:sz w:val="24"/>
         </w:rPr>
-        <w:t>binnen deze archiefcollectie vind je een grote hoeveelheid archieven m</w:t>
+        <w:t>binnen deze archiefcollectie vind je een grote hoeveelheid archie</w:t>
+      </w:r>
+      <w:r>
+        <w:rPr>
+          <w:u w:val="single" w:color="0000ff"/>
+          <w:rFonts w:ascii="Charis SIL Italic" w:hAnsi="Charis SIL Italic" w:eastAsia="Charis SIL Italic"/>
+          <w:b w:val="0"/>
+          <w:i w:val="0"/>
+          <w:color w:val="000000"/>
+          <w:sz w:val="24"/>
+        </w:rPr>
+        <w:hyperlink r:id="rId47" w:history="1">
+          <w:r>
+            <w:rPr>
+              <w:rStyle w:val="Hyperlink"/>
+            </w:rPr>
+            <w:t xml:space="preserve">ven </w:t>
+          </w:r>
+        </w:hyperlink>
+      </w:r>
+      <w:r>
+        <w:rPr>
+          <w:u w:val="single" w:color="0000ff"/>
+          <w:rFonts w:ascii="Charis SIL Italic" w:hAnsi="Charis SIL Italic" w:eastAsia="Charis SIL Italic"/>
+          <w:b w:val="0"/>
+          <w:i w:val="0"/>
+          <w:color w:val="000000"/>
+          <w:sz w:val="24"/>
+        </w:rPr>
+        <w:t>m</w:t>
       </w:r>
       <w:r>
         <w:rPr>
@@ -6178,7 +6204,7 @@
           <w:sz w:val="24"/>
           <w:u w:val="single"/>
         </w:rPr>
-        <w:hyperlink r:id="rId48" w:history="1">
+        <w:hyperlink r:id="rId49" w:history="1">
           <w:r>
             <w:rPr>
               <w:rStyle w:val="Hyperlink"/>
@@ -6196,7 +6222,7 @@
           <w:sz w:val="24"/>
           <w:u w:val="single"/>
         </w:rPr>
-        <w:hyperlink r:id="rId48" w:history="1">
+        <w:hyperlink r:id="rId49" w:history="1">
           <w:r>
             <w:rPr>
               <w:rStyle w:val="Hyperlink"/>
@@ -6436,14 +6462,20 @@
       </w:r>
       <w:r>
         <w:rPr>
-          <w:u w:val="single" w:color="0000ff"/>
           <w:rFonts w:ascii="Charis SIL Italic" w:hAnsi="Charis SIL Italic" w:eastAsia="Charis SIL Italic"/>
           <w:b w:val="0"/>
           <w:i w:val="0"/>
           <w:color w:val="000000"/>
           <w:sz w:val="24"/>
         </w:rPr>
-        <w:t>k</w:t>
+        <w:hyperlink r:id="rId50" w:history="1">
+          <w:r>
+            <w:rPr>
+              <w:rStyle w:val="Hyperlink"/>
+            </w:rPr>
+            <w:t>k</w:t>
+          </w:r>
+        </w:hyperlink>
       </w:r>
       <w:r>
         <w:rPr>

--- a/EXPORTS/DOCX/published/niveau3/Dutch/UniversityMus.docx
+++ b/EXPORTS/DOCX/published/niveau3/Dutch/UniversityMus.docx
@@ -529,7 +529,7 @@
           <w:sz w:val="24"/>
           <w:u w:val="single"/>
         </w:rPr>
-        <w:hyperlink r:id="rId11" w:history="1">
+        <w:hyperlink r:id="rId10" w:history="1">
           <w:r>
             <w:rPr>
               <w:rStyle w:val="Hyperlink"/>
@@ -594,7 +594,7 @@
           <w:sz w:val="24"/>
           <w:u w:val="single"/>
         </w:rPr>
-        <w:hyperlink r:id="rId10" w:history="1">
+        <w:hyperlink r:id="rId11" w:history="1">
           <w:r>
             <w:rPr>
               <w:rStyle w:val="Hyperlink"/>
@@ -612,7 +612,7 @@
           <w:sz w:val="24"/>
           <w:u w:val="single"/>
         </w:rPr>
-        <w:hyperlink r:id="rId10" w:history="1">
+        <w:hyperlink r:id="rId11" w:history="1">
           <w:r>
             <w:rPr>
               <w:rStyle w:val="Hyperlink"/>
@@ -630,7 +630,7 @@
           <w:sz w:val="24"/>
           <w:u w:val="single"/>
         </w:rPr>
-        <w:hyperlink r:id="rId10" w:history="1">
+        <w:hyperlink r:id="rId11" w:history="1">
           <w:r>
             <w:rPr>
               <w:rStyle w:val="Hyperlink"/>
@@ -648,7 +648,7 @@
           <w:sz w:val="24"/>
           <w:u w:val="single"/>
         </w:rPr>
-        <w:hyperlink r:id="rId10" w:history="1">
+        <w:hyperlink r:id="rId11" w:history="1">
           <w:r>
             <w:rPr>
               <w:rStyle w:val="Hyperlink"/>
@@ -677,7 +677,7 @@
           <w:sz w:val="24"/>
           <w:u w:val="single"/>
         </w:rPr>
-        <w:hyperlink r:id="rId10" w:history="1">
+        <w:hyperlink r:id="rId11" w:history="1">
           <w:r>
             <w:rPr>
               <w:rStyle w:val="Hyperlink"/>
@@ -3835,16 +3835,8 @@
           <w:i w:val="0"/>
           <w:color w:val="0000FF"/>
           <w:sz w:val="24"/>
-          <w:u w:val="single"/>
-        </w:rPr>
-        <w:hyperlink r:id="rId30" w:history="1">
-          <w:r>
-            <w:rPr>
-              <w:rStyle w:val="Hyperlink"/>
-            </w:rPr>
-            <w:t>han</w:t>
-          </w:r>
-        </w:hyperlink>
+        </w:rPr>
+        <w:t>han</w:t>
       </w:r>
       <w:r>
         <w:rPr>
@@ -3866,13 +3858,32 @@
       </w:r>
       <w:r>
         <w:rPr>
+          <w:u w:val="single" w:color="0000ff"/>
           <w:rFonts w:ascii="Charis SIL Italic" w:hAnsi="Charis SIL Italic" w:eastAsia="Charis SIL Italic"/>
           <w:b w:val="0"/>
           <w:i w:val="0"/>
           <w:color w:val="000000"/>
           <w:sz w:val="24"/>
         </w:rPr>
-        <w:t xml:space="preserve">, </w:t>
+        <w:hyperlink r:id="rId29" w:history="1">
+          <w:r>
+            <w:rPr>
+              <w:rStyle w:val="Hyperlink"/>
+            </w:rPr>
+            <w:t>,</w:t>
+          </w:r>
+        </w:hyperlink>
+      </w:r>
+      <w:r>
+        <w:rPr>
+          <w:u w:val="single" w:color="0000ff"/>
+          <w:rFonts w:ascii="Charis SIL Italic" w:hAnsi="Charis SIL Italic" w:eastAsia="Charis SIL Italic"/>
+          <w:b w:val="0"/>
+          <w:i w:val="0"/>
+          <w:color w:val="000000"/>
+          <w:sz w:val="24"/>
+        </w:rPr>
+        <w:t xml:space="preserve"> </w:t>
       </w:r>
       <w:r>
         <w:rPr>
@@ -3941,7 +3952,7 @@
           <w:sz w:val="24"/>
           <w:u w:val="single"/>
         </w:rPr>
-        <w:hyperlink r:id="rId31" w:history="1">
+        <w:hyperlink r:id="rId30" w:history="1">
           <w:r>
             <w:rPr>
               <w:rStyle w:val="Hyperlink"/>
@@ -3970,7 +3981,7 @@
           <w:sz w:val="24"/>
           <w:u w:val="single"/>
         </w:rPr>
-        <w:hyperlink r:id="rId31" w:history="1">
+        <w:hyperlink r:id="rId30" w:history="1">
           <w:r>
             <w:rPr>
               <w:rStyle w:val="Hyperlink"/>
@@ -3998,7 +4009,7 @@
           <w:sz w:val="24"/>
           <w:u w:val="single"/>
         </w:rPr>
-        <w:hyperlink r:id="rId32" w:history="1">
+        <w:hyperlink r:id="rId31" w:history="1">
           <w:r>
             <w:rPr>
               <w:rStyle w:val="Hyperlink"/>
@@ -4027,7 +4038,7 @@
           <w:sz w:val="24"/>
           <w:u w:val="single"/>
         </w:rPr>
-        <w:hyperlink r:id="rId32" w:history="1">
+        <w:hyperlink r:id="rId31" w:history="1">
           <w:r>
             <w:rPr>
               <w:rStyle w:val="Hyperlink"/>
@@ -4056,7 +4067,7 @@
           <w:sz w:val="24"/>
           <w:u w:val="single"/>
         </w:rPr>
-        <w:hyperlink r:id="rId32" w:history="1">
+        <w:hyperlink r:id="rId31" w:history="1">
           <w:r>
             <w:rPr>
               <w:rStyle w:val="Hyperlink"/>
@@ -4084,7 +4095,7 @@
           <w:sz w:val="24"/>
           <w:u w:val="single"/>
         </w:rPr>
-        <w:hyperlink r:id="rId33" w:history="1">
+        <w:hyperlink r:id="rId32" w:history="1">
           <w:r>
             <w:rPr>
               <w:rStyle w:val="Hyperlink"/>
@@ -4113,7 +4124,7 @@
           <w:sz w:val="24"/>
           <w:u w:val="single"/>
         </w:rPr>
-        <w:hyperlink r:id="rId33" w:history="1">
+        <w:hyperlink r:id="rId32" w:history="1">
           <w:r>
             <w:rPr>
               <w:rStyle w:val="Hyperlink"/>
@@ -4141,7 +4152,7 @@
           <w:color w:val="000000"/>
           <w:sz w:val="24"/>
         </w:rPr>
-        <w:hyperlink r:id="rId30" w:history="1">
+        <w:hyperlink r:id="rId33" w:history="1">
           <w:r>
             <w:rPr>
               <w:rStyle w:val="Hyperlink"/>
@@ -4169,7 +4180,7 @@
           <w:color w:val="000000"/>
           <w:sz w:val="24"/>
         </w:rPr>
-        <w:hyperlink r:id="rId31" w:history="1">
+        <w:hyperlink r:id="rId30" w:history="1">
           <w:r>
             <w:rPr>
               <w:rStyle w:val="Hyperlink"/>
@@ -4187,7 +4198,7 @@
           <w:color w:val="000000"/>
           <w:sz w:val="24"/>
         </w:rPr>
-        <w:hyperlink r:id="rId31" w:history="1">
+        <w:hyperlink r:id="rId30" w:history="1">
           <w:r>
             <w:rPr>
               <w:rStyle w:val="Hyperlink"/>
@@ -4205,7 +4216,7 @@
           <w:color w:val="000000"/>
           <w:sz w:val="24"/>
         </w:rPr>
-        <w:hyperlink r:id="rId31" w:history="1">
+        <w:hyperlink r:id="rId30" w:history="1">
           <w:r>
             <w:rPr>
               <w:rStyle w:val="Hyperlink"/>
@@ -4223,7 +4234,7 @@
           <w:color w:val="000000"/>
           <w:sz w:val="24"/>
         </w:rPr>
-        <w:hyperlink r:id="rId31" w:history="1">
+        <w:hyperlink r:id="rId30" w:history="1">
           <w:r>
             <w:rPr>
               <w:rStyle w:val="Hyperlink"/>
@@ -4234,6 +4245,16 @@
       </w:r>
       <w:r>
         <w:rPr>
+          <w:rFonts w:ascii="Charis SIL Italic" w:hAnsi="Charis SIL Italic" w:eastAsia="Charis SIL Italic"/>
+          <w:b w:val="0"/>
+          <w:i w:val="0"/>
+          <w:color w:val="000000"/>
+          <w:sz w:val="24"/>
+        </w:rPr>
+        <w:t>m</w:t>
+      </w:r>
+      <w:r>
+        <w:rPr>
           <w:u w:val="single" w:color="0000ff"/>
           <w:rFonts w:ascii="Charis SIL Italic" w:hAnsi="Charis SIL Italic" w:eastAsia="Charis SIL Italic"/>
           <w:b w:val="0"/>
@@ -4241,18 +4262,7 @@
           <w:color w:val="000000"/>
           <w:sz w:val="24"/>
         </w:rPr>
-        <w:t>m</w:t>
-      </w:r>
-      <w:r>
-        <w:rPr>
-          <w:u w:val="single" w:color="0000ff"/>
-          <w:rFonts w:ascii="Charis SIL Italic" w:hAnsi="Charis SIL Italic" w:eastAsia="Charis SIL Italic"/>
-          <w:b w:val="0"/>
-          <w:i w:val="0"/>
-          <w:color w:val="000000"/>
-          <w:sz w:val="24"/>
-        </w:rPr>
-        <w:hyperlink r:id="rId31" w:history="1">
+        <w:hyperlink r:id="rId30" w:history="1">
           <w:r>
             <w:rPr>
               <w:rStyle w:val="Hyperlink"/>
@@ -4291,7 +4301,7 @@
           <w:color w:val="000000"/>
           <w:sz w:val="24"/>
         </w:rPr>
-        <w:hyperlink r:id="rId32" w:history="1">
+        <w:hyperlink r:id="rId31" w:history="1">
           <w:r>
             <w:rPr>
               <w:rStyle w:val="Hyperlink"/>
@@ -4309,7 +4319,7 @@
           <w:color w:val="000000"/>
           <w:sz w:val="24"/>
         </w:rPr>
-        <w:hyperlink r:id="rId32" w:history="1">
+        <w:hyperlink r:id="rId31" w:history="1">
           <w:r>
             <w:rPr>
               <w:rStyle w:val="Hyperlink"/>
@@ -4327,7 +4337,7 @@
           <w:color w:val="000000"/>
           <w:sz w:val="24"/>
         </w:rPr>
-        <w:hyperlink r:id="rId32" w:history="1">
+        <w:hyperlink r:id="rId31" w:history="1">
           <w:r>
             <w:rPr>
               <w:rStyle w:val="Hyperlink"/>
@@ -4355,7 +4365,7 @@
           <w:color w:val="000000"/>
           <w:sz w:val="24"/>
         </w:rPr>
-        <w:hyperlink r:id="rId33" w:history="1">
+        <w:hyperlink r:id="rId32" w:history="1">
           <w:r>
             <w:rPr>
               <w:rStyle w:val="Hyperlink"/>
@@ -4373,7 +4383,7 @@
           <w:color w:val="000000"/>
           <w:sz w:val="24"/>
         </w:rPr>
-        <w:hyperlink r:id="rId33" w:history="1">
+        <w:hyperlink r:id="rId32" w:history="1">
           <w:r>
             <w:rPr>
               <w:rStyle w:val="Hyperlink"/>
@@ -4554,7 +4564,18 @@
           <w:color w:val="000000"/>
           <w:sz w:val="24"/>
         </w:rPr>
-        <w:t xml:space="preserve">het onderzoek van fysisch antropoloog </w:t>
+        <w:t>het onderzoek van fysisch antropoloog</w:t>
+      </w:r>
+      <w:r>
+        <w:rPr>
+          <w:u w:val="single" w:color="0000ff"/>
+          <w:rFonts w:ascii="Charis SIL Italic" w:hAnsi="Charis SIL Italic" w:eastAsia="Charis SIL Italic"/>
+          <w:b w:val="0"/>
+          <w:i w:val="0"/>
+          <w:color w:val="000000"/>
+          <w:sz w:val="24"/>
+        </w:rPr>
+        <w:t xml:space="preserve"> </w:t>
       </w:r>
       <w:r>
         <w:rPr>
@@ -5322,7 +5343,14 @@
           <w:color w:val="0000FF"/>
           <w:sz w:val="24"/>
         </w:rPr>
-        <w:t xml:space="preserve">igitaal </w:t>
+        <w:hyperlink r:id="rId42" w:history="1">
+          <w:r>
+            <w:rPr>
+              <w:rStyle w:val="Hyperlink"/>
+            </w:rPr>
+            <w:t xml:space="preserve">igitaal </w:t>
+          </w:r>
+        </w:hyperlink>
       </w:r>
       <w:r>
         <w:br/>
@@ -5977,36 +6005,7 @@
           <w:color w:val="000000"/>
           <w:sz w:val="24"/>
         </w:rPr>
-        <w:t>binnen deze archiefcollectie vind je een grote hoeveelheid archie</w:t>
-      </w:r>
-      <w:r>
-        <w:rPr>
-          <w:u w:val="single" w:color="0000ff"/>
-          <w:rFonts w:ascii="Charis SIL Italic" w:hAnsi="Charis SIL Italic" w:eastAsia="Charis SIL Italic"/>
-          <w:b w:val="0"/>
-          <w:i w:val="0"/>
-          <w:color w:val="000000"/>
-          <w:sz w:val="24"/>
-        </w:rPr>
-        <w:hyperlink r:id="rId47" w:history="1">
-          <w:r>
-            <w:rPr>
-              <w:rStyle w:val="Hyperlink"/>
-            </w:rPr>
-            <w:t xml:space="preserve">ven </w:t>
-          </w:r>
-        </w:hyperlink>
-      </w:r>
-      <w:r>
-        <w:rPr>
-          <w:u w:val="single" w:color="0000ff"/>
-          <w:rFonts w:ascii="Charis SIL Italic" w:hAnsi="Charis SIL Italic" w:eastAsia="Charis SIL Italic"/>
-          <w:b w:val="0"/>
-          <w:i w:val="0"/>
-          <w:color w:val="000000"/>
-          <w:sz w:val="24"/>
-        </w:rPr>
-        <w:t>m</w:t>
+        <w:t>binnen deze archiefcollectie vind je een grote hoeveelheid archieven m</w:t>
       </w:r>
       <w:r>
         <w:rPr>
@@ -6184,27 +6183,19 @@
           <w:i w:val="0"/>
           <w:color w:val="0000FF"/>
           <w:sz w:val="24"/>
+        </w:rPr>
+        <w:t>S</w:t>
+      </w:r>
+      <w:r>
+        <w:rPr>
+          <w:rFonts w:ascii="Charis SIL Italic" w:hAnsi="Charis SIL Italic" w:eastAsia="Charis SIL Italic"/>
+          <w:b w:val="0"/>
+          <w:i w:val="0"/>
+          <w:color w:val="0000FF"/>
+          <w:sz w:val="24"/>
           <w:u w:val="single"/>
         </w:rPr>
-        <w:hyperlink r:id="rId49" w:history="1">
-          <w:r>
-            <w:rPr>
-              <w:rStyle w:val="Hyperlink"/>
-            </w:rPr>
-            <w:t>S</w:t>
-          </w:r>
-        </w:hyperlink>
-      </w:r>
-      <w:r>
-        <w:rPr>
-          <w:rFonts w:ascii="Charis SIL Italic" w:hAnsi="Charis SIL Italic" w:eastAsia="Charis SIL Italic"/>
-          <w:b w:val="0"/>
-          <w:i w:val="0"/>
-          <w:color w:val="0000FF"/>
-          <w:sz w:val="24"/>
-          <w:u w:val="single"/>
-        </w:rPr>
-        <w:hyperlink r:id="rId49" w:history="1">
+        <w:hyperlink r:id="rId48" w:history="1">
           <w:r>
             <w:rPr>
               <w:rStyle w:val="Hyperlink"/>
@@ -6222,7 +6213,7 @@
           <w:sz w:val="24"/>
           <w:u w:val="single"/>
         </w:rPr>
-        <w:hyperlink r:id="rId49" w:history="1">
+        <w:hyperlink r:id="rId48" w:history="1">
           <w:r>
             <w:rPr>
               <w:rStyle w:val="Hyperlink"/>
@@ -6456,26 +6447,20 @@
             <w:rPr>
               <w:rStyle w:val="Hyperlink"/>
             </w:rPr>
-            <w:t>desbetreffende zoe</w:t>
+            <w:t>desbetreffende zoek</w:t>
           </w:r>
         </w:hyperlink>
       </w:r>
       <w:r>
         <w:rPr>
+          <w:u w:val="single" w:color="0000ff"/>
           <w:rFonts w:ascii="Charis SIL Italic" w:hAnsi="Charis SIL Italic" w:eastAsia="Charis SIL Italic"/>
           <w:b w:val="0"/>
           <w:i w:val="0"/>
           <w:color w:val="000000"/>
           <w:sz w:val="24"/>
         </w:rPr>
-        <w:hyperlink r:id="rId50" w:history="1">
-          <w:r>
-            <w:rPr>
-              <w:rStyle w:val="Hyperlink"/>
-            </w:rPr>
-            <w:t>k</w:t>
-          </w:r>
-        </w:hyperlink>
+        <w:t>h</w:t>
       </w:r>
       <w:r>
         <w:rPr>
@@ -6485,25 +6470,7 @@
           <w:color w:val="000000"/>
           <w:sz w:val="24"/>
         </w:rPr>
-        <w:t>h</w:t>
-      </w:r>
-      <w:r>
-        <w:rPr>
-          <w:u w:val="single" w:color="0000ff"/>
-          <w:rFonts w:ascii="Charis SIL Italic" w:hAnsi="Charis SIL Italic" w:eastAsia="Charis SIL Italic"/>
-          <w:b w:val="0"/>
-          <w:i w:val="0"/>
-          <w:color w:val="000000"/>
-          <w:sz w:val="24"/>
-        </w:rPr>
-        <w:hyperlink r:id="rId50" w:history="1">
-          <w:r>
-            <w:rPr>
-              <w:rStyle w:val="Hyperlink"/>
-            </w:rPr>
-            <w:t>u</w:t>
-          </w:r>
-        </w:hyperlink>
+        <w:t>u</w:t>
       </w:r>
       <w:r>
         <w:rPr>

--- a/EXPORTS/DOCX/published/niveau3/Dutch/UniversityMus.docx
+++ b/EXPORTS/DOCX/published/niveau3/Dutch/UniversityMus.docx
@@ -500,25 +500,7 @@
           <w:color w:val="000000"/>
           <w:sz w:val="24"/>
         </w:rPr>
-        <w:t>Volkenkundig Museum en het voor</w:t>
-      </w:r>
-      <w:r>
-        <w:rPr>
-          <w:u w:val="single" w:color="0000ff"/>
-          <w:rFonts w:ascii="Charis SIL Italic" w:hAnsi="Charis SIL Italic" w:eastAsia="Charis SIL Italic"/>
-          <w:b w:val="0"/>
-          <w:i w:val="0"/>
-          <w:color w:val="000000"/>
-          <w:sz w:val="24"/>
-        </w:rPr>
-        <w:hyperlink r:id="rId10" w:history="1">
-          <w:r>
-            <w:rPr>
-              <w:rStyle w:val="Hyperlink"/>
-            </w:rPr>
-            <w:t xml:space="preserve">malig </w:t>
-          </w:r>
-        </w:hyperlink>
+        <w:t xml:space="preserve">Volkenkundig Museum en het voormalig </w:t>
       </w:r>
       <w:r>
         <w:rPr>
@@ -594,7 +576,7 @@
           <w:sz w:val="24"/>
           <w:u w:val="single"/>
         </w:rPr>
-        <w:hyperlink r:id="rId11" w:history="1">
+        <w:hyperlink r:id="rId10" w:history="1">
           <w:r>
             <w:rPr>
               <w:rStyle w:val="Hyperlink"/>
@@ -612,7 +594,7 @@
           <w:sz w:val="24"/>
           <w:u w:val="single"/>
         </w:rPr>
-        <w:hyperlink r:id="rId11" w:history="1">
+        <w:hyperlink r:id="rId10" w:history="1">
           <w:r>
             <w:rPr>
               <w:rStyle w:val="Hyperlink"/>
@@ -630,7 +612,7 @@
           <w:sz w:val="24"/>
           <w:u w:val="single"/>
         </w:rPr>
-        <w:hyperlink r:id="rId11" w:history="1">
+        <w:hyperlink r:id="rId10" w:history="1">
           <w:r>
             <w:rPr>
               <w:rStyle w:val="Hyperlink"/>
@@ -648,7 +630,7 @@
           <w:sz w:val="24"/>
           <w:u w:val="single"/>
         </w:rPr>
-        <w:hyperlink r:id="rId11" w:history="1">
+        <w:hyperlink r:id="rId10" w:history="1">
           <w:r>
             <w:rPr>
               <w:rStyle w:val="Hyperlink"/>
@@ -2273,7 +2255,7 @@
           <w:sz w:val="24"/>
           <w:u w:val="single"/>
         </w:rPr>
-        <w:hyperlink r:id="rId17" w:history="1">
+        <w:hyperlink r:id="rId20" w:history="1">
           <w:r>
             <w:rPr>
               <w:rStyle w:val="Hyperlink"/>
@@ -2946,14 +2928,7 @@
           <w:color w:val="000000"/>
           <w:sz w:val="24"/>
         </w:rPr>
-        <w:hyperlink r:id="rId11" w:history="1">
-          <w:r>
-            <w:rPr>
-              <w:rStyle w:val="Hyperlink"/>
-            </w:rPr>
-            <w:t xml:space="preserve">2003 vormde </w:t>
-          </w:r>
-        </w:hyperlink>
+        <w:t xml:space="preserve">2003 vormde </w:t>
       </w:r>
       <w:r>
         <w:rPr>
@@ -3396,6 +3371,23 @@
       </w:r>
       <w:r>
         <w:rPr>
+          <w:rFonts w:ascii="Charis SIL Italic" w:hAnsi="Charis SIL Italic" w:eastAsia="Charis SIL Italic"/>
+          <w:b w:val="0"/>
+          <w:i w:val="0"/>
+          <w:color w:val="000000"/>
+          <w:sz w:val="24"/>
+        </w:rPr>
+        <w:hyperlink r:id="rId26" w:history="1">
+          <w:r>
+            <w:rPr>
+              <w:rStyle w:val="Hyperlink"/>
+            </w:rPr>
+            <w:t>d</w:t>
+          </w:r>
+        </w:hyperlink>
+      </w:r>
+      <w:r>
+        <w:rPr>
           <w:u w:val="single" w:color="0000ff"/>
           <w:rFonts w:ascii="Charis SIL Italic" w:hAnsi="Charis SIL Italic" w:eastAsia="Charis SIL Italic"/>
           <w:b w:val="0"/>
@@ -3403,7 +3395,7 @@
           <w:color w:val="000000"/>
           <w:sz w:val="24"/>
         </w:rPr>
-        <w:t>d</w:t>
+        <w:t>e</w:t>
       </w:r>
       <w:r>
         <w:rPr>
@@ -3413,7 +3405,7 @@
           <w:color w:val="000000"/>
           <w:sz w:val="24"/>
         </w:rPr>
-        <w:t>e zoekhulp.</w:t>
+        <w:t xml:space="preserve"> zoekhulp.</w:t>
       </w:r>
     </w:p>
     <w:p>
@@ -3835,8 +3827,16 @@
           <w:i w:val="0"/>
           <w:color w:val="0000FF"/>
           <w:sz w:val="24"/>
-        </w:rPr>
-        <w:t>han</w:t>
+          <w:u w:val="single"/>
+        </w:rPr>
+        <w:hyperlink r:id="rId30" w:history="1">
+          <w:r>
+            <w:rPr>
+              <w:rStyle w:val="Hyperlink"/>
+            </w:rPr>
+            <w:t>han</w:t>
+          </w:r>
+        </w:hyperlink>
       </w:r>
       <w:r>
         <w:rPr>
@@ -3847,7 +3847,7 @@
           <w:sz w:val="24"/>
           <w:u w:val="single"/>
         </w:rPr>
-        <w:hyperlink r:id="rId29" w:history="1">
+        <w:hyperlink r:id="rId30" w:history="1">
           <w:r>
             <w:rPr>
               <w:rStyle w:val="Hyperlink"/>
@@ -3952,7 +3952,7 @@
           <w:sz w:val="24"/>
           <w:u w:val="single"/>
         </w:rPr>
-        <w:hyperlink r:id="rId30" w:history="1">
+        <w:hyperlink r:id="rId31" w:history="1">
           <w:r>
             <w:rPr>
               <w:rStyle w:val="Hyperlink"/>
@@ -3981,7 +3981,7 @@
           <w:sz w:val="24"/>
           <w:u w:val="single"/>
         </w:rPr>
-        <w:hyperlink r:id="rId30" w:history="1">
+        <w:hyperlink r:id="rId31" w:history="1">
           <w:r>
             <w:rPr>
               <w:rStyle w:val="Hyperlink"/>
@@ -4009,7 +4009,7 @@
           <w:sz w:val="24"/>
           <w:u w:val="single"/>
         </w:rPr>
-        <w:hyperlink r:id="rId31" w:history="1">
+        <w:hyperlink r:id="rId32" w:history="1">
           <w:r>
             <w:rPr>
               <w:rStyle w:val="Hyperlink"/>
@@ -4038,7 +4038,7 @@
           <w:sz w:val="24"/>
           <w:u w:val="single"/>
         </w:rPr>
-        <w:hyperlink r:id="rId31" w:history="1">
+        <w:hyperlink r:id="rId32" w:history="1">
           <w:r>
             <w:rPr>
               <w:rStyle w:val="Hyperlink"/>
@@ -4067,7 +4067,7 @@
           <w:sz w:val="24"/>
           <w:u w:val="single"/>
         </w:rPr>
-        <w:hyperlink r:id="rId31" w:history="1">
+        <w:hyperlink r:id="rId32" w:history="1">
           <w:r>
             <w:rPr>
               <w:rStyle w:val="Hyperlink"/>
@@ -4095,7 +4095,7 @@
           <w:sz w:val="24"/>
           <w:u w:val="single"/>
         </w:rPr>
-        <w:hyperlink r:id="rId32" w:history="1">
+        <w:hyperlink r:id="rId33" w:history="1">
           <w:r>
             <w:rPr>
               <w:rStyle w:val="Hyperlink"/>
@@ -4124,7 +4124,7 @@
           <w:sz w:val="24"/>
           <w:u w:val="single"/>
         </w:rPr>
-        <w:hyperlink r:id="rId32" w:history="1">
+        <w:hyperlink r:id="rId33" w:history="1">
           <w:r>
             <w:rPr>
               <w:rStyle w:val="Hyperlink"/>
@@ -4152,7 +4152,7 @@
           <w:color w:val="000000"/>
           <w:sz w:val="24"/>
         </w:rPr>
-        <w:hyperlink r:id="rId33" w:history="1">
+        <w:hyperlink r:id="rId30" w:history="1">
           <w:r>
             <w:rPr>
               <w:rStyle w:val="Hyperlink"/>
@@ -4180,7 +4180,7 @@
           <w:color w:val="000000"/>
           <w:sz w:val="24"/>
         </w:rPr>
-        <w:hyperlink r:id="rId30" w:history="1">
+        <w:hyperlink r:id="rId31" w:history="1">
           <w:r>
             <w:rPr>
               <w:rStyle w:val="Hyperlink"/>
@@ -4198,7 +4198,7 @@
           <w:color w:val="000000"/>
           <w:sz w:val="24"/>
         </w:rPr>
-        <w:hyperlink r:id="rId30" w:history="1">
+        <w:hyperlink r:id="rId31" w:history="1">
           <w:r>
             <w:rPr>
               <w:rStyle w:val="Hyperlink"/>
@@ -4216,7 +4216,7 @@
           <w:color w:val="000000"/>
           <w:sz w:val="24"/>
         </w:rPr>
-        <w:hyperlink r:id="rId30" w:history="1">
+        <w:hyperlink r:id="rId31" w:history="1">
           <w:r>
             <w:rPr>
               <w:rStyle w:val="Hyperlink"/>
@@ -4234,7 +4234,7 @@
           <w:color w:val="000000"/>
           <w:sz w:val="24"/>
         </w:rPr>
-        <w:hyperlink r:id="rId30" w:history="1">
+        <w:hyperlink r:id="rId31" w:history="1">
           <w:r>
             <w:rPr>
               <w:rStyle w:val="Hyperlink"/>
@@ -4262,7 +4262,7 @@
           <w:color w:val="000000"/>
           <w:sz w:val="24"/>
         </w:rPr>
-        <w:hyperlink r:id="rId30" w:history="1">
+        <w:hyperlink r:id="rId31" w:history="1">
           <w:r>
             <w:rPr>
               <w:rStyle w:val="Hyperlink"/>
@@ -4301,7 +4301,7 @@
           <w:color w:val="000000"/>
           <w:sz w:val="24"/>
         </w:rPr>
-        <w:hyperlink r:id="rId31" w:history="1">
+        <w:hyperlink r:id="rId32" w:history="1">
           <w:r>
             <w:rPr>
               <w:rStyle w:val="Hyperlink"/>
@@ -4319,7 +4319,7 @@
           <w:color w:val="000000"/>
           <w:sz w:val="24"/>
         </w:rPr>
-        <w:hyperlink r:id="rId31" w:history="1">
+        <w:hyperlink r:id="rId32" w:history="1">
           <w:r>
             <w:rPr>
               <w:rStyle w:val="Hyperlink"/>
@@ -4337,7 +4337,7 @@
           <w:color w:val="000000"/>
           <w:sz w:val="24"/>
         </w:rPr>
-        <w:hyperlink r:id="rId31" w:history="1">
+        <w:hyperlink r:id="rId32" w:history="1">
           <w:r>
             <w:rPr>
               <w:rStyle w:val="Hyperlink"/>
@@ -4365,7 +4365,7 @@
           <w:color w:val="000000"/>
           <w:sz w:val="24"/>
         </w:rPr>
-        <w:hyperlink r:id="rId32" w:history="1">
+        <w:hyperlink r:id="rId33" w:history="1">
           <w:r>
             <w:rPr>
               <w:rStyle w:val="Hyperlink"/>
@@ -4383,7 +4383,7 @@
           <w:color w:val="000000"/>
           <w:sz w:val="24"/>
         </w:rPr>
-        <w:hyperlink r:id="rId32" w:history="1">
+        <w:hyperlink r:id="rId33" w:history="1">
           <w:r>
             <w:rPr>
               <w:rStyle w:val="Hyperlink"/>
@@ -4564,18 +4564,7 @@
           <w:color w:val="000000"/>
           <w:sz w:val="24"/>
         </w:rPr>
-        <w:t>het onderzoek van fysisch antropoloog</w:t>
-      </w:r>
-      <w:r>
-        <w:rPr>
-          <w:u w:val="single" w:color="0000ff"/>
-          <w:rFonts w:ascii="Charis SIL Italic" w:hAnsi="Charis SIL Italic" w:eastAsia="Charis SIL Italic"/>
-          <w:b w:val="0"/>
-          <w:i w:val="0"/>
-          <w:color w:val="000000"/>
-          <w:sz w:val="24"/>
-        </w:rPr>
-        <w:t xml:space="preserve"> </w:t>
+        <w:t xml:space="preserve">het onderzoek van fysisch antropoloog </w:t>
       </w:r>
       <w:r>
         <w:rPr>
@@ -5343,14 +5332,7 @@
           <w:color w:val="0000FF"/>
           <w:sz w:val="24"/>
         </w:rPr>
-        <w:hyperlink r:id="rId42" w:history="1">
-          <w:r>
-            <w:rPr>
-              <w:rStyle w:val="Hyperlink"/>
-            </w:rPr>
-            <w:t xml:space="preserve">igitaal </w:t>
-          </w:r>
-        </w:hyperlink>
+        <w:t xml:space="preserve">igitaal </w:t>
       </w:r>
       <w:r>
         <w:br/>
@@ -6005,7 +5987,18 @@
           <w:color w:val="000000"/>
           <w:sz w:val="24"/>
         </w:rPr>
-        <w:t>binnen deze archiefcollectie vind je een grote hoeveelheid archieven m</w:t>
+        <w:t>binnen deze archiefcollectie vind je een grote hoeveelheid archie</w:t>
+      </w:r>
+      <w:r>
+        <w:rPr>
+          <w:u w:val="single" w:color="0000ff"/>
+          <w:rFonts w:ascii="Charis SIL Italic" w:hAnsi="Charis SIL Italic" w:eastAsia="Charis SIL Italic"/>
+          <w:b w:val="0"/>
+          <w:i w:val="0"/>
+          <w:color w:val="000000"/>
+          <w:sz w:val="24"/>
+        </w:rPr>
+        <w:t>ven m</w:t>
       </w:r>
       <w:r>
         <w:rPr>
@@ -6447,7 +6440,7 @@
             <w:rPr>
               <w:rStyle w:val="Hyperlink"/>
             </w:rPr>
-            <w:t>desbetreffende zoek</w:t>
+            <w:t>desbetreffende zoe</w:t>
           </w:r>
         </w:hyperlink>
       </w:r>
@@ -6460,17 +6453,35 @@
           <w:color w:val="000000"/>
           <w:sz w:val="24"/>
         </w:rPr>
+        <w:t>k</w:t>
+      </w:r>
+      <w:r>
+        <w:rPr>
+          <w:rFonts w:ascii="Charis SIL Italic" w:hAnsi="Charis SIL Italic" w:eastAsia="Charis SIL Italic"/>
+          <w:b w:val="0"/>
+          <w:i w:val="0"/>
+          <w:color w:val="000000"/>
+          <w:sz w:val="24"/>
+        </w:rPr>
         <w:t>h</w:t>
       </w:r>
       <w:r>
         <w:rPr>
+          <w:u w:val="single" w:color="0000ff"/>
           <w:rFonts w:ascii="Charis SIL Italic" w:hAnsi="Charis SIL Italic" w:eastAsia="Charis SIL Italic"/>
           <w:b w:val="0"/>
           <w:i w:val="0"/>
           <w:color w:val="000000"/>
           <w:sz w:val="24"/>
         </w:rPr>
-        <w:t>u</w:t>
+        <w:hyperlink r:id="rId50" w:history="1">
+          <w:r>
+            <w:rPr>
+              <w:rStyle w:val="Hyperlink"/>
+            </w:rPr>
+            <w:t>u</w:t>
+          </w:r>
+        </w:hyperlink>
       </w:r>
       <w:r>
         <w:rPr>

--- a/EXPORTS/DOCX/published/niveau3/Dutch/UniversityMus.docx
+++ b/EXPORTS/DOCX/published/niveau3/Dutch/UniversityMus.docx
@@ -576,7 +576,7 @@
           <w:sz w:val="24"/>
           <w:u w:val="single"/>
         </w:rPr>
-        <w:hyperlink r:id="rId10" w:history="1">
+        <w:hyperlink r:id="rId11" w:history="1">
           <w:r>
             <w:rPr>
               <w:rStyle w:val="Hyperlink"/>
@@ -594,7 +594,7 @@
           <w:sz w:val="24"/>
           <w:u w:val="single"/>
         </w:rPr>
-        <w:hyperlink r:id="rId10" w:history="1">
+        <w:hyperlink r:id="rId11" w:history="1">
           <w:r>
             <w:rPr>
               <w:rStyle w:val="Hyperlink"/>
@@ -612,7 +612,7 @@
           <w:sz w:val="24"/>
           <w:u w:val="single"/>
         </w:rPr>
-        <w:hyperlink r:id="rId10" w:history="1">
+        <w:hyperlink r:id="rId11" w:history="1">
           <w:r>
             <w:rPr>
               <w:rStyle w:val="Hyperlink"/>
@@ -630,7 +630,7 @@
           <w:sz w:val="24"/>
           <w:u w:val="single"/>
         </w:rPr>
-        <w:hyperlink r:id="rId10" w:history="1">
+        <w:hyperlink r:id="rId11" w:history="1">
           <w:r>
             <w:rPr>
               <w:rStyle w:val="Hyperlink"/>
@@ -2928,7 +2928,14 @@
           <w:color w:val="000000"/>
           <w:sz w:val="24"/>
         </w:rPr>
-        <w:t xml:space="preserve">2003 vormde </w:t>
+        <w:hyperlink r:id="rId11" w:history="1">
+          <w:r>
+            <w:rPr>
+              <w:rStyle w:val="Hyperlink"/>
+            </w:rPr>
+            <w:t xml:space="preserve">2003 vormde </w:t>
+          </w:r>
+        </w:hyperlink>
       </w:r>
       <w:r>
         <w:rPr>
@@ -3371,41 +3378,24 @@
       </w:r>
       <w:r>
         <w:rPr>
+          <w:u w:val="single" w:color="0000ff"/>
           <w:rFonts w:ascii="Charis SIL Italic" w:hAnsi="Charis SIL Italic" w:eastAsia="Charis SIL Italic"/>
           <w:b w:val="0"/>
           <w:i w:val="0"/>
           <w:color w:val="000000"/>
           <w:sz w:val="24"/>
         </w:rPr>
-        <w:hyperlink r:id="rId26" w:history="1">
-          <w:r>
-            <w:rPr>
-              <w:rStyle w:val="Hyperlink"/>
-            </w:rPr>
-            <w:t>d</w:t>
-          </w:r>
-        </w:hyperlink>
-      </w:r>
-      <w:r>
-        <w:rPr>
-          <w:u w:val="single" w:color="0000ff"/>
+        <w:t>d</w:t>
+      </w:r>
+      <w:r>
+        <w:rPr>
           <w:rFonts w:ascii="Charis SIL Italic" w:hAnsi="Charis SIL Italic" w:eastAsia="Charis SIL Italic"/>
           <w:b w:val="0"/>
           <w:i w:val="0"/>
           <w:color w:val="000000"/>
           <w:sz w:val="24"/>
         </w:rPr>
-        <w:t>e</w:t>
-      </w:r>
-      <w:r>
-        <w:rPr>
-          <w:rFonts w:ascii="Charis SIL Italic" w:hAnsi="Charis SIL Italic" w:eastAsia="Charis SIL Italic"/>
-          <w:b w:val="0"/>
-          <w:i w:val="0"/>
-          <w:color w:val="000000"/>
-          <w:sz w:val="24"/>
-        </w:rPr>
-        <w:t xml:space="preserve"> zoekhulp.</w:t>
+        <w:t>e zoekhulp.</w:t>
       </w:r>
     </w:p>
     <w:p>
@@ -3827,27 +3817,19 @@
           <w:i w:val="0"/>
           <w:color w:val="0000FF"/>
           <w:sz w:val="24"/>
+        </w:rPr>
+        <w:t>han</w:t>
+      </w:r>
+      <w:r>
+        <w:rPr>
+          <w:rFonts w:ascii="Charis SIL Italic" w:hAnsi="Charis SIL Italic" w:eastAsia="Charis SIL Italic"/>
+          <w:b w:val="0"/>
+          <w:i w:val="0"/>
+          <w:color w:val="0000FF"/>
+          <w:sz w:val="24"/>
           <w:u w:val="single"/>
         </w:rPr>
-        <w:hyperlink r:id="rId30" w:history="1">
-          <w:r>
-            <w:rPr>
-              <w:rStyle w:val="Hyperlink"/>
-            </w:rPr>
-            <w:t>han</w:t>
-          </w:r>
-        </w:hyperlink>
-      </w:r>
-      <w:r>
-        <w:rPr>
-          <w:rFonts w:ascii="Charis SIL Italic" w:hAnsi="Charis SIL Italic" w:eastAsia="Charis SIL Italic"/>
-          <w:b w:val="0"/>
-          <w:i w:val="0"/>
-          <w:color w:val="0000FF"/>
-          <w:sz w:val="24"/>
-          <w:u w:val="single"/>
-        </w:rPr>
-        <w:hyperlink r:id="rId30" w:history="1">
+        <w:hyperlink r:id="rId29" w:history="1">
           <w:r>
             <w:rPr>
               <w:rStyle w:val="Hyperlink"/>
@@ -3952,7 +3934,7 @@
           <w:sz w:val="24"/>
           <w:u w:val="single"/>
         </w:rPr>
-        <w:hyperlink r:id="rId31" w:history="1">
+        <w:hyperlink r:id="rId30" w:history="1">
           <w:r>
             <w:rPr>
               <w:rStyle w:val="Hyperlink"/>
@@ -3981,7 +3963,7 @@
           <w:sz w:val="24"/>
           <w:u w:val="single"/>
         </w:rPr>
-        <w:hyperlink r:id="rId31" w:history="1">
+        <w:hyperlink r:id="rId30" w:history="1">
           <w:r>
             <w:rPr>
               <w:rStyle w:val="Hyperlink"/>
@@ -4009,7 +3991,7 @@
           <w:sz w:val="24"/>
           <w:u w:val="single"/>
         </w:rPr>
-        <w:hyperlink r:id="rId32" w:history="1">
+        <w:hyperlink r:id="rId31" w:history="1">
           <w:r>
             <w:rPr>
               <w:rStyle w:val="Hyperlink"/>
@@ -4038,7 +4020,7 @@
           <w:sz w:val="24"/>
           <w:u w:val="single"/>
         </w:rPr>
-        <w:hyperlink r:id="rId32" w:history="1">
+        <w:hyperlink r:id="rId31" w:history="1">
           <w:r>
             <w:rPr>
               <w:rStyle w:val="Hyperlink"/>
@@ -4067,7 +4049,7 @@
           <w:sz w:val="24"/>
           <w:u w:val="single"/>
         </w:rPr>
-        <w:hyperlink r:id="rId32" w:history="1">
+        <w:hyperlink r:id="rId31" w:history="1">
           <w:r>
             <w:rPr>
               <w:rStyle w:val="Hyperlink"/>
@@ -4095,7 +4077,7 @@
           <w:sz w:val="24"/>
           <w:u w:val="single"/>
         </w:rPr>
-        <w:hyperlink r:id="rId33" w:history="1">
+        <w:hyperlink r:id="rId32" w:history="1">
           <w:r>
             <w:rPr>
               <w:rStyle w:val="Hyperlink"/>
@@ -4124,7 +4106,7 @@
           <w:sz w:val="24"/>
           <w:u w:val="single"/>
         </w:rPr>
-        <w:hyperlink r:id="rId33" w:history="1">
+        <w:hyperlink r:id="rId32" w:history="1">
           <w:r>
             <w:rPr>
               <w:rStyle w:val="Hyperlink"/>
@@ -4152,7 +4134,7 @@
           <w:color w:val="000000"/>
           <w:sz w:val="24"/>
         </w:rPr>
-        <w:hyperlink r:id="rId30" w:history="1">
+        <w:hyperlink r:id="rId33" w:history="1">
           <w:r>
             <w:rPr>
               <w:rStyle w:val="Hyperlink"/>
@@ -4180,7 +4162,7 @@
           <w:color w:val="000000"/>
           <w:sz w:val="24"/>
         </w:rPr>
-        <w:hyperlink r:id="rId31" w:history="1">
+        <w:hyperlink r:id="rId30" w:history="1">
           <w:r>
             <w:rPr>
               <w:rStyle w:val="Hyperlink"/>
@@ -4198,7 +4180,7 @@
           <w:color w:val="000000"/>
           <w:sz w:val="24"/>
         </w:rPr>
-        <w:hyperlink r:id="rId31" w:history="1">
+        <w:hyperlink r:id="rId30" w:history="1">
           <w:r>
             <w:rPr>
               <w:rStyle w:val="Hyperlink"/>
@@ -4216,7 +4198,7 @@
           <w:color w:val="000000"/>
           <w:sz w:val="24"/>
         </w:rPr>
-        <w:hyperlink r:id="rId31" w:history="1">
+        <w:hyperlink r:id="rId30" w:history="1">
           <w:r>
             <w:rPr>
               <w:rStyle w:val="Hyperlink"/>
@@ -4234,7 +4216,7 @@
           <w:color w:val="000000"/>
           <w:sz w:val="24"/>
         </w:rPr>
-        <w:hyperlink r:id="rId31" w:history="1">
+        <w:hyperlink r:id="rId30" w:history="1">
           <w:r>
             <w:rPr>
               <w:rStyle w:val="Hyperlink"/>
@@ -4262,7 +4244,7 @@
           <w:color w:val="000000"/>
           <w:sz w:val="24"/>
         </w:rPr>
-        <w:hyperlink r:id="rId31" w:history="1">
+        <w:hyperlink r:id="rId30" w:history="1">
           <w:r>
             <w:rPr>
               <w:rStyle w:val="Hyperlink"/>
@@ -4301,7 +4283,7 @@
           <w:color w:val="000000"/>
           <w:sz w:val="24"/>
         </w:rPr>
-        <w:hyperlink r:id="rId32" w:history="1">
+        <w:hyperlink r:id="rId31" w:history="1">
           <w:r>
             <w:rPr>
               <w:rStyle w:val="Hyperlink"/>
@@ -4319,7 +4301,7 @@
           <w:color w:val="000000"/>
           <w:sz w:val="24"/>
         </w:rPr>
-        <w:hyperlink r:id="rId32" w:history="1">
+        <w:hyperlink r:id="rId31" w:history="1">
           <w:r>
             <w:rPr>
               <w:rStyle w:val="Hyperlink"/>
@@ -4337,7 +4319,7 @@
           <w:color w:val="000000"/>
           <w:sz w:val="24"/>
         </w:rPr>
-        <w:hyperlink r:id="rId32" w:history="1">
+        <w:hyperlink r:id="rId31" w:history="1">
           <w:r>
             <w:rPr>
               <w:rStyle w:val="Hyperlink"/>
@@ -4365,7 +4347,7 @@
           <w:color w:val="000000"/>
           <w:sz w:val="24"/>
         </w:rPr>
-        <w:hyperlink r:id="rId33" w:history="1">
+        <w:hyperlink r:id="rId32" w:history="1">
           <w:r>
             <w:rPr>
               <w:rStyle w:val="Hyperlink"/>
@@ -4383,7 +4365,7 @@
           <w:color w:val="000000"/>
           <w:sz w:val="24"/>
         </w:rPr>
-        <w:hyperlink r:id="rId33" w:history="1">
+        <w:hyperlink r:id="rId32" w:history="1">
           <w:r>
             <w:rPr>
               <w:rStyle w:val="Hyperlink"/>
@@ -4564,7 +4546,18 @@
           <w:color w:val="000000"/>
           <w:sz w:val="24"/>
         </w:rPr>
-        <w:t xml:space="preserve">het onderzoek van fysisch antropoloog </w:t>
+        <w:t>het onderzoek van fysisch antropoloog</w:t>
+      </w:r>
+      <w:r>
+        <w:rPr>
+          <w:u w:val="single" w:color="0000ff"/>
+          <w:rFonts w:ascii="Charis SIL Italic" w:hAnsi="Charis SIL Italic" w:eastAsia="Charis SIL Italic"/>
+          <w:b w:val="0"/>
+          <w:i w:val="0"/>
+          <w:color w:val="000000"/>
+          <w:sz w:val="24"/>
+        </w:rPr>
+        <w:t xml:space="preserve"> </w:t>
       </w:r>
       <w:r>
         <w:rPr>
@@ -5332,7 +5325,14 @@
           <w:color w:val="0000FF"/>
           <w:sz w:val="24"/>
         </w:rPr>
-        <w:t xml:space="preserve">igitaal </w:t>
+        <w:hyperlink r:id="rId42" w:history="1">
+          <w:r>
+            <w:rPr>
+              <w:rStyle w:val="Hyperlink"/>
+            </w:rPr>
+            <w:t xml:space="preserve">igitaal </w:t>
+          </w:r>
+        </w:hyperlink>
       </w:r>
       <w:r>
         <w:br/>
@@ -5487,6 +5487,7 @@
           <w:i w:val="0"/>
           <w:color w:val="0000FF"/>
           <w:sz w:val="24"/>
+          <w:u w:val="single"/>
         </w:rPr>
         <w:t>Gerard Vrolik</w:t>
       </w:r>
@@ -5538,6 +5539,7 @@
       </w:r>
       <w:r>
         <w:rPr>
+          <w:u w:val="single" w:color="0000ff"/>
           <w:rFonts w:ascii="Charis SIL Italic" w:hAnsi="Charis SIL Italic" w:eastAsia="Charis SIL Italic"/>
           <w:b w:val="0"/>
           <w:i w:val="0"/>
@@ -5555,6 +5557,7 @@
       </w:r>
       <w:r>
         <w:rPr>
+          <w:u w:val="single" w:color="0000ff"/>
           <w:rFonts w:ascii="Charis SIL Italic" w:hAnsi="Charis SIL Italic" w:eastAsia="Charis SIL Italic"/>
           <w:b w:val="0"/>
           <w:i w:val="0"/>
@@ -5572,6 +5575,7 @@
       </w:r>
       <w:r>
         <w:rPr>
+          <w:u w:val="single" w:color="0000ff"/>
           <w:rFonts w:ascii="Charis SIL Italic" w:hAnsi="Charis SIL Italic" w:eastAsia="Charis SIL Italic"/>
           <w:b w:val="0"/>
           <w:i w:val="0"/>
@@ -5998,7 +6002,25 @@
           <w:color w:val="000000"/>
           <w:sz w:val="24"/>
         </w:rPr>
-        <w:t>ven m</w:t>
+        <w:hyperlink r:id="rId47" w:history="1">
+          <w:r>
+            <w:rPr>
+              <w:rStyle w:val="Hyperlink"/>
+            </w:rPr>
+            <w:t xml:space="preserve">ven </w:t>
+          </w:r>
+        </w:hyperlink>
+      </w:r>
+      <w:r>
+        <w:rPr>
+          <w:u w:val="single" w:color="0000ff"/>
+          <w:rFonts w:ascii="Charis SIL Italic" w:hAnsi="Charis SIL Italic" w:eastAsia="Charis SIL Italic"/>
+          <w:b w:val="0"/>
+          <w:i w:val="0"/>
+          <w:color w:val="000000"/>
+          <w:sz w:val="24"/>
+        </w:rPr>
+        <w:t>m</w:t>
       </w:r>
       <w:r>
         <w:rPr>
@@ -6440,23 +6462,13 @@
             <w:rPr>
               <w:rStyle w:val="Hyperlink"/>
             </w:rPr>
-            <w:t>desbetreffende zoe</w:t>
+            <w:t>desbetreffende zoek</w:t>
           </w:r>
         </w:hyperlink>
       </w:r>
       <w:r>
         <w:rPr>
           <w:u w:val="single" w:color="0000ff"/>
-          <w:rFonts w:ascii="Charis SIL Italic" w:hAnsi="Charis SIL Italic" w:eastAsia="Charis SIL Italic"/>
-          <w:b w:val="0"/>
-          <w:i w:val="0"/>
-          <w:color w:val="000000"/>
-          <w:sz w:val="24"/>
-        </w:rPr>
-        <w:t>k</w:t>
-      </w:r>
-      <w:r>
-        <w:rPr>
           <w:rFonts w:ascii="Charis SIL Italic" w:hAnsi="Charis SIL Italic" w:eastAsia="Charis SIL Italic"/>
           <w:b w:val="0"/>
           <w:i w:val="0"/>
@@ -6515,7 +6527,7 @@
             <w:rPr>
               <w:rStyle w:val="Hyperlink"/>
             </w:rPr>
-            <w:t>) beheerde v</w:t>
+            <w:t xml:space="preserve">) beheerde </w:t>
           </w:r>
         </w:hyperlink>
       </w:r>
@@ -6527,7 +6539,7 @@
           <w:color w:val="000000"/>
           <w:sz w:val="24"/>
         </w:rPr>
-        <w:t xml:space="preserve">anaf het begin van de twintigste eeuw een </w:t>
+        <w:t xml:space="preserve">vanaf het begin van de twintigste eeuw een </w:t>
       </w:r>
       <w:r>
         <w:br/>

--- a/EXPORTS/DOCX/published/niveau3/Dutch/UniversityMus.docx
+++ b/EXPORTS/DOCX/published/niveau3/Dutch/UniversityMus.docx
@@ -500,23 +500,23 @@
           <w:color w:val="000000"/>
           <w:sz w:val="24"/>
         </w:rPr>
-        <w:t xml:space="preserve">Volkenkundig Museum en het voormalig </w:t>
-      </w:r>
-      <w:r>
-        <w:rPr>
-          <w:rFonts w:ascii="Charis SIL Italic" w:hAnsi="Charis SIL Italic" w:eastAsia="Charis SIL Italic"/>
-          <w:b w:val="0"/>
-          <w:i w:val="0"/>
-          <w:color w:val="0000FF"/>
-          <w:sz w:val="24"/>
-          <w:u w:val="single"/>
+        <w:t>Volkenkundig Museum en het voor</w:t>
+      </w:r>
+      <w:r>
+        <w:rPr>
+          <w:u w:val="single" w:color="0000ff"/>
+          <w:rFonts w:ascii="Charis SIL Italic" w:hAnsi="Charis SIL Italic" w:eastAsia="Charis SIL Italic"/>
+          <w:b w:val="0"/>
+          <w:i w:val="0"/>
+          <w:color w:val="000000"/>
+          <w:sz w:val="24"/>
         </w:rPr>
         <w:hyperlink r:id="rId10" w:history="1">
           <w:r>
             <w:rPr>
               <w:rStyle w:val="Hyperlink"/>
             </w:rPr>
-            <w:t>Volke</w:t>
+            <w:t xml:space="preserve">malig </w:t>
           </w:r>
         </w:hyperlink>
       </w:r>
@@ -529,72 +529,18 @@
           <w:sz w:val="24"/>
           <w:u w:val="single"/>
         </w:rPr>
+        <w:t>Volkenkundige M</w:t>
+      </w:r>
+      <w:r>
+        <w:rPr>
+          <w:rFonts w:ascii="Charis SIL Italic" w:hAnsi="Charis SIL Italic" w:eastAsia="Charis SIL Italic"/>
+          <w:b w:val="0"/>
+          <w:i w:val="0"/>
+          <w:color w:val="0000FF"/>
+          <w:sz w:val="24"/>
+          <w:u w:val="single"/>
+        </w:rPr>
         <w:hyperlink r:id="rId10" w:history="1">
-          <w:r>
-            <w:rPr>
-              <w:rStyle w:val="Hyperlink"/>
-            </w:rPr>
-            <w:t>n</w:t>
-          </w:r>
-        </w:hyperlink>
-      </w:r>
-      <w:r>
-        <w:rPr>
-          <w:rFonts w:ascii="Charis SIL Italic" w:hAnsi="Charis SIL Italic" w:eastAsia="Charis SIL Italic"/>
-          <w:b w:val="0"/>
-          <w:i w:val="0"/>
-          <w:color w:val="0000FF"/>
-          <w:sz w:val="24"/>
-          <w:u w:val="single"/>
-        </w:rPr>
-        <w:hyperlink r:id="rId10" w:history="1">
-          <w:r>
-            <w:rPr>
-              <w:rStyle w:val="Hyperlink"/>
-            </w:rPr>
-            <w:t>kundige</w:t>
-          </w:r>
-        </w:hyperlink>
-      </w:r>
-      <w:r>
-        <w:rPr>
-          <w:rFonts w:ascii="Charis SIL Italic" w:hAnsi="Charis SIL Italic" w:eastAsia="Charis SIL Italic"/>
-          <w:b w:val="0"/>
-          <w:i w:val="0"/>
-          <w:color w:val="0000FF"/>
-          <w:sz w:val="24"/>
-          <w:u w:val="single"/>
-        </w:rPr>
-        <w:t xml:space="preserve"> </w:t>
-      </w:r>
-      <w:r>
-        <w:rPr>
-          <w:rFonts w:ascii="Charis SIL Italic" w:hAnsi="Charis SIL Italic" w:eastAsia="Charis SIL Italic"/>
-          <w:b w:val="0"/>
-          <w:i w:val="0"/>
-          <w:color w:val="0000FF"/>
-          <w:sz w:val="24"/>
-          <w:u w:val="single"/>
-        </w:rPr>
-        <w:hyperlink r:id="rId11" w:history="1">
-          <w:r>
-            <w:rPr>
-              <w:rStyle w:val="Hyperlink"/>
-            </w:rPr>
-            <w:t>M</w:t>
-          </w:r>
-        </w:hyperlink>
-      </w:r>
-      <w:r>
-        <w:rPr>
-          <w:rFonts w:ascii="Charis SIL Italic" w:hAnsi="Charis SIL Italic" w:eastAsia="Charis SIL Italic"/>
-          <w:b w:val="0"/>
-          <w:i w:val="0"/>
-          <w:color w:val="0000FF"/>
-          <w:sz w:val="24"/>
-          <w:u w:val="single"/>
-        </w:rPr>
-        <w:hyperlink r:id="rId11" w:history="1">
           <w:r>
             <w:rPr>
               <w:rStyle w:val="Hyperlink"/>
@@ -612,7 +558,7 @@
           <w:sz w:val="24"/>
           <w:u w:val="single"/>
         </w:rPr>
-        <w:hyperlink r:id="rId11" w:history="1">
+        <w:hyperlink r:id="rId10" w:history="1">
           <w:r>
             <w:rPr>
               <w:rStyle w:val="Hyperlink"/>
@@ -630,7 +576,7 @@
           <w:sz w:val="24"/>
           <w:u w:val="single"/>
         </w:rPr>
-        <w:hyperlink r:id="rId11" w:history="1">
+        <w:hyperlink r:id="rId10" w:history="1">
           <w:r>
             <w:rPr>
               <w:rStyle w:val="Hyperlink"/>
@@ -659,7 +605,7 @@
           <w:sz w:val="24"/>
           <w:u w:val="single"/>
         </w:rPr>
-        <w:hyperlink r:id="rId11" w:history="1">
+        <w:hyperlink r:id="rId10" w:history="1">
           <w:r>
             <w:rPr>
               <w:rStyle w:val="Hyperlink"/>
@@ -2255,7 +2201,7 @@
           <w:sz w:val="24"/>
           <w:u w:val="single"/>
         </w:rPr>
-        <w:hyperlink r:id="rId20" w:history="1">
+        <w:hyperlink r:id="rId17" w:history="1">
           <w:r>
             <w:rPr>
               <w:rStyle w:val="Hyperlink"/>
@@ -3378,6 +3324,23 @@
       </w:r>
       <w:r>
         <w:rPr>
+          <w:rFonts w:ascii="Charis SIL Italic" w:hAnsi="Charis SIL Italic" w:eastAsia="Charis SIL Italic"/>
+          <w:b w:val="0"/>
+          <w:i w:val="0"/>
+          <w:color w:val="000000"/>
+          <w:sz w:val="24"/>
+        </w:rPr>
+        <w:hyperlink r:id="rId26" w:history="1">
+          <w:r>
+            <w:rPr>
+              <w:rStyle w:val="Hyperlink"/>
+            </w:rPr>
+            <w:t>d</w:t>
+          </w:r>
+        </w:hyperlink>
+      </w:r>
+      <w:r>
+        <w:rPr>
           <w:u w:val="single" w:color="0000ff"/>
           <w:rFonts w:ascii="Charis SIL Italic" w:hAnsi="Charis SIL Italic" w:eastAsia="Charis SIL Italic"/>
           <w:b w:val="0"/>
@@ -3385,7 +3348,7 @@
           <w:color w:val="000000"/>
           <w:sz w:val="24"/>
         </w:rPr>
-        <w:t>d</w:t>
+        <w:t>e</w:t>
       </w:r>
       <w:r>
         <w:rPr>
@@ -3395,7 +3358,7 @@
           <w:color w:val="000000"/>
           <w:sz w:val="24"/>
         </w:rPr>
-        <w:t>e zoekhulp.</w:t>
+        <w:t xml:space="preserve"> zoekhulp.</w:t>
       </w:r>
     </w:p>
     <w:p>
@@ -3817,8 +3780,16 @@
           <w:i w:val="0"/>
           <w:color w:val="0000FF"/>
           <w:sz w:val="24"/>
-        </w:rPr>
-        <w:t>han</w:t>
+          <w:u w:val="single"/>
+        </w:rPr>
+        <w:hyperlink r:id="rId30" w:history="1">
+          <w:r>
+            <w:rPr>
+              <w:rStyle w:val="Hyperlink"/>
+            </w:rPr>
+            <w:t>han</w:t>
+          </w:r>
+        </w:hyperlink>
       </w:r>
       <w:r>
         <w:rPr>
@@ -3847,25 +3818,7 @@
           <w:color w:val="000000"/>
           <w:sz w:val="24"/>
         </w:rPr>
-        <w:hyperlink r:id="rId29" w:history="1">
-          <w:r>
-            <w:rPr>
-              <w:rStyle w:val="Hyperlink"/>
-            </w:rPr>
-            <w:t>,</w:t>
-          </w:r>
-        </w:hyperlink>
-      </w:r>
-      <w:r>
-        <w:rPr>
-          <w:u w:val="single" w:color="0000ff"/>
-          <w:rFonts w:ascii="Charis SIL Italic" w:hAnsi="Charis SIL Italic" w:eastAsia="Charis SIL Italic"/>
-          <w:b w:val="0"/>
-          <w:i w:val="0"/>
-          <w:color w:val="000000"/>
-          <w:sz w:val="24"/>
-        </w:rPr>
-        <w:t xml:space="preserve"> </w:t>
+        <w:t xml:space="preserve">, </w:t>
       </w:r>
       <w:r>
         <w:rPr>
@@ -3905,121 +3858,6 @@
           <w:sz w:val="24"/>
           <w:u w:val="single"/>
         </w:rPr>
-        <w:hyperlink r:id="rId29" w:history="1">
-          <w:r>
-            <w:rPr>
-              <w:rStyle w:val="Hyperlink"/>
-            </w:rPr>
-            <w:t>en</w:t>
-          </w:r>
-        </w:hyperlink>
-      </w:r>
-      <w:r>
-        <w:rPr>
-          <w:rFonts w:ascii="Charis SIL Italic" w:hAnsi="Charis SIL Italic" w:eastAsia="Charis SIL Italic"/>
-          <w:b w:val="0"/>
-          <w:i w:val="0"/>
-          <w:color w:val="0000FF"/>
-          <w:sz w:val="24"/>
-          <w:u w:val="single"/>
-        </w:rPr>
-        <w:t xml:space="preserve"> </w:t>
-      </w:r>
-      <w:r>
-        <w:rPr>
-          <w:rFonts w:ascii="Charis SIL Italic" w:hAnsi="Charis SIL Italic" w:eastAsia="Charis SIL Italic"/>
-          <w:b w:val="0"/>
-          <w:i w:val="0"/>
-          <w:color w:val="0000FF"/>
-          <w:sz w:val="24"/>
-          <w:u w:val="single"/>
-        </w:rPr>
-        <w:hyperlink r:id="rId30" w:history="1">
-          <w:r>
-            <w:rPr>
-              <w:rStyle w:val="Hyperlink"/>
-            </w:rPr>
-            <w:t>bijzondere</w:t>
-          </w:r>
-        </w:hyperlink>
-      </w:r>
-      <w:r>
-        <w:rPr>
-          <w:rFonts w:ascii="Charis SIL Italic" w:hAnsi="Charis SIL Italic" w:eastAsia="Charis SIL Italic"/>
-          <w:b w:val="0"/>
-          <w:i w:val="0"/>
-          <w:color w:val="0000FF"/>
-          <w:sz w:val="24"/>
-          <w:u w:val="single"/>
-        </w:rPr>
-        <w:t xml:space="preserve"> </w:t>
-      </w:r>
-      <w:r>
-        <w:rPr>
-          <w:rFonts w:ascii="Charis SIL Italic" w:hAnsi="Charis SIL Italic" w:eastAsia="Charis SIL Italic"/>
-          <w:b w:val="0"/>
-          <w:i w:val="0"/>
-          <w:color w:val="0000FF"/>
-          <w:sz w:val="24"/>
-          <w:u w:val="single"/>
-        </w:rPr>
-        <w:hyperlink r:id="rId30" w:history="1">
-          <w:r>
-            <w:rPr>
-              <w:rStyle w:val="Hyperlink"/>
-            </w:rPr>
-            <w:t>drukken</w:t>
-          </w:r>
-        </w:hyperlink>
-      </w:r>
-      <w:r>
-        <w:rPr>
-          <w:rFonts w:ascii="Charis SIL Italic" w:hAnsi="Charis SIL Italic" w:eastAsia="Charis SIL Italic"/>
-          <w:b w:val="0"/>
-          <w:i w:val="0"/>
-          <w:color w:val="000000"/>
-          <w:sz w:val="24"/>
-        </w:rPr>
-        <w:t xml:space="preserve">, </w:t>
-      </w:r>
-      <w:r>
-        <w:rPr>
-          <w:rFonts w:ascii="Charis SIL Italic" w:hAnsi="Charis SIL Italic" w:eastAsia="Charis SIL Italic"/>
-          <w:b w:val="0"/>
-          <w:i w:val="0"/>
-          <w:color w:val="0000FF"/>
-          <w:sz w:val="24"/>
-          <w:u w:val="single"/>
-        </w:rPr>
-        <w:hyperlink r:id="rId31" w:history="1">
-          <w:r>
-            <w:rPr>
-              <w:rStyle w:val="Hyperlink"/>
-            </w:rPr>
-            <w:t>kaarten</w:t>
-          </w:r>
-        </w:hyperlink>
-      </w:r>
-      <w:r>
-        <w:rPr>
-          <w:rFonts w:ascii="Charis SIL Italic" w:hAnsi="Charis SIL Italic" w:eastAsia="Charis SIL Italic"/>
-          <w:b w:val="0"/>
-          <w:i w:val="0"/>
-          <w:color w:val="0000FF"/>
-          <w:sz w:val="24"/>
-          <w:u w:val="single"/>
-        </w:rPr>
-        <w:t xml:space="preserve"> </w:t>
-      </w:r>
-      <w:r>
-        <w:rPr>
-          <w:rFonts w:ascii="Charis SIL Italic" w:hAnsi="Charis SIL Italic" w:eastAsia="Charis SIL Italic"/>
-          <w:b w:val="0"/>
-          <w:i w:val="0"/>
-          <w:color w:val="0000FF"/>
-          <w:sz w:val="24"/>
-          <w:u w:val="single"/>
-        </w:rPr>
         <w:hyperlink r:id="rId31" w:history="1">
           <w:r>
             <w:rPr>
@@ -4054,6 +3892,121 @@
             <w:rPr>
               <w:rStyle w:val="Hyperlink"/>
             </w:rPr>
+            <w:t>bijzondere</w:t>
+          </w:r>
+        </w:hyperlink>
+      </w:r>
+      <w:r>
+        <w:rPr>
+          <w:rFonts w:ascii="Charis SIL Italic" w:hAnsi="Charis SIL Italic" w:eastAsia="Charis SIL Italic"/>
+          <w:b w:val="0"/>
+          <w:i w:val="0"/>
+          <w:color w:val="0000FF"/>
+          <w:sz w:val="24"/>
+          <w:u w:val="single"/>
+        </w:rPr>
+        <w:t xml:space="preserve"> </w:t>
+      </w:r>
+      <w:r>
+        <w:rPr>
+          <w:rFonts w:ascii="Charis SIL Italic" w:hAnsi="Charis SIL Italic" w:eastAsia="Charis SIL Italic"/>
+          <w:b w:val="0"/>
+          <w:i w:val="0"/>
+          <w:color w:val="0000FF"/>
+          <w:sz w:val="24"/>
+          <w:u w:val="single"/>
+        </w:rPr>
+        <w:hyperlink r:id="rId31" w:history="1">
+          <w:r>
+            <w:rPr>
+              <w:rStyle w:val="Hyperlink"/>
+            </w:rPr>
+            <w:t>drukken</w:t>
+          </w:r>
+        </w:hyperlink>
+      </w:r>
+      <w:r>
+        <w:rPr>
+          <w:rFonts w:ascii="Charis SIL Italic" w:hAnsi="Charis SIL Italic" w:eastAsia="Charis SIL Italic"/>
+          <w:b w:val="0"/>
+          <w:i w:val="0"/>
+          <w:color w:val="000000"/>
+          <w:sz w:val="24"/>
+        </w:rPr>
+        <w:t xml:space="preserve">, </w:t>
+      </w:r>
+      <w:r>
+        <w:rPr>
+          <w:rFonts w:ascii="Charis SIL Italic" w:hAnsi="Charis SIL Italic" w:eastAsia="Charis SIL Italic"/>
+          <w:b w:val="0"/>
+          <w:i w:val="0"/>
+          <w:color w:val="0000FF"/>
+          <w:sz w:val="24"/>
+          <w:u w:val="single"/>
+        </w:rPr>
+        <w:hyperlink r:id="rId32" w:history="1">
+          <w:r>
+            <w:rPr>
+              <w:rStyle w:val="Hyperlink"/>
+            </w:rPr>
+            <w:t>kaarten</w:t>
+          </w:r>
+        </w:hyperlink>
+      </w:r>
+      <w:r>
+        <w:rPr>
+          <w:rFonts w:ascii="Charis SIL Italic" w:hAnsi="Charis SIL Italic" w:eastAsia="Charis SIL Italic"/>
+          <w:b w:val="0"/>
+          <w:i w:val="0"/>
+          <w:color w:val="0000FF"/>
+          <w:sz w:val="24"/>
+          <w:u w:val="single"/>
+        </w:rPr>
+        <w:t xml:space="preserve"> </w:t>
+      </w:r>
+      <w:r>
+        <w:rPr>
+          <w:rFonts w:ascii="Charis SIL Italic" w:hAnsi="Charis SIL Italic" w:eastAsia="Charis SIL Italic"/>
+          <w:b w:val="0"/>
+          <w:i w:val="0"/>
+          <w:color w:val="0000FF"/>
+          <w:sz w:val="24"/>
+          <w:u w:val="single"/>
+        </w:rPr>
+        <w:hyperlink r:id="rId32" w:history="1">
+          <w:r>
+            <w:rPr>
+              <w:rStyle w:val="Hyperlink"/>
+            </w:rPr>
+            <w:t>en</w:t>
+          </w:r>
+        </w:hyperlink>
+      </w:r>
+      <w:r>
+        <w:rPr>
+          <w:rFonts w:ascii="Charis SIL Italic" w:hAnsi="Charis SIL Italic" w:eastAsia="Charis SIL Italic"/>
+          <w:b w:val="0"/>
+          <w:i w:val="0"/>
+          <w:color w:val="0000FF"/>
+          <w:sz w:val="24"/>
+          <w:u w:val="single"/>
+        </w:rPr>
+        <w:t xml:space="preserve"> </w:t>
+      </w:r>
+      <w:r>
+        <w:rPr>
+          <w:rFonts w:ascii="Charis SIL Italic" w:hAnsi="Charis SIL Italic" w:eastAsia="Charis SIL Italic"/>
+          <w:b w:val="0"/>
+          <w:i w:val="0"/>
+          <w:color w:val="0000FF"/>
+          <w:sz w:val="24"/>
+          <w:u w:val="single"/>
+        </w:rPr>
+        <w:hyperlink r:id="rId32" w:history="1">
+          <w:r>
+            <w:rPr>
+              <w:rStyle w:val="Hyperlink"/>
+            </w:rPr>
             <w:t>atlassen</w:t>
           </w:r>
         </w:hyperlink>
@@ -4077,7 +4030,7 @@
           <w:sz w:val="24"/>
           <w:u w:val="single"/>
         </w:rPr>
-        <w:hyperlink r:id="rId32" w:history="1">
+        <w:hyperlink r:id="rId33" w:history="1">
           <w:r>
             <w:rPr>
               <w:rStyle w:val="Hyperlink"/>
@@ -4106,7 +4059,7 @@
           <w:sz w:val="24"/>
           <w:u w:val="single"/>
         </w:rPr>
-        <w:hyperlink r:id="rId32" w:history="1">
+        <w:hyperlink r:id="rId33" w:history="1">
           <w:r>
             <w:rPr>
               <w:rStyle w:val="Hyperlink"/>
@@ -4134,7 +4087,7 @@
           <w:color w:val="000000"/>
           <w:sz w:val="24"/>
         </w:rPr>
-        <w:hyperlink r:id="rId33" w:history="1">
+        <w:hyperlink r:id="rId30" w:history="1">
           <w:r>
             <w:rPr>
               <w:rStyle w:val="Hyperlink"/>
@@ -4162,7 +4115,7 @@
           <w:color w:val="000000"/>
           <w:sz w:val="24"/>
         </w:rPr>
-        <w:hyperlink r:id="rId30" w:history="1">
+        <w:hyperlink r:id="rId31" w:history="1">
           <w:r>
             <w:rPr>
               <w:rStyle w:val="Hyperlink"/>
@@ -4180,7 +4133,7 @@
           <w:color w:val="000000"/>
           <w:sz w:val="24"/>
         </w:rPr>
-        <w:hyperlink r:id="rId30" w:history="1">
+        <w:hyperlink r:id="rId31" w:history="1">
           <w:r>
             <w:rPr>
               <w:rStyle w:val="Hyperlink"/>
@@ -4198,7 +4151,7 @@
           <w:color w:val="000000"/>
           <w:sz w:val="24"/>
         </w:rPr>
-        <w:hyperlink r:id="rId30" w:history="1">
+        <w:hyperlink r:id="rId31" w:history="1">
           <w:r>
             <w:rPr>
               <w:rStyle w:val="Hyperlink"/>
@@ -4216,7 +4169,7 @@
           <w:color w:val="000000"/>
           <w:sz w:val="24"/>
         </w:rPr>
-        <w:hyperlink r:id="rId30" w:history="1">
+        <w:hyperlink r:id="rId31" w:history="1">
           <w:r>
             <w:rPr>
               <w:rStyle w:val="Hyperlink"/>
@@ -4244,7 +4197,7 @@
           <w:color w:val="000000"/>
           <w:sz w:val="24"/>
         </w:rPr>
-        <w:hyperlink r:id="rId30" w:history="1">
+        <w:hyperlink r:id="rId31" w:history="1">
           <w:r>
             <w:rPr>
               <w:rStyle w:val="Hyperlink"/>
@@ -4283,7 +4236,7 @@
           <w:color w:val="000000"/>
           <w:sz w:val="24"/>
         </w:rPr>
-        <w:hyperlink r:id="rId31" w:history="1">
+        <w:hyperlink r:id="rId32" w:history="1">
           <w:r>
             <w:rPr>
               <w:rStyle w:val="Hyperlink"/>
@@ -4301,7 +4254,7 @@
           <w:color w:val="000000"/>
           <w:sz w:val="24"/>
         </w:rPr>
-        <w:hyperlink r:id="rId31" w:history="1">
+        <w:hyperlink r:id="rId32" w:history="1">
           <w:r>
             <w:rPr>
               <w:rStyle w:val="Hyperlink"/>
@@ -4319,7 +4272,7 @@
           <w:color w:val="000000"/>
           <w:sz w:val="24"/>
         </w:rPr>
-        <w:hyperlink r:id="rId31" w:history="1">
+        <w:hyperlink r:id="rId32" w:history="1">
           <w:r>
             <w:rPr>
               <w:rStyle w:val="Hyperlink"/>
@@ -4347,7 +4300,7 @@
           <w:color w:val="000000"/>
           <w:sz w:val="24"/>
         </w:rPr>
-        <w:hyperlink r:id="rId32" w:history="1">
+        <w:hyperlink r:id="rId33" w:history="1">
           <w:r>
             <w:rPr>
               <w:rStyle w:val="Hyperlink"/>
@@ -4365,7 +4318,7 @@
           <w:color w:val="000000"/>
           <w:sz w:val="24"/>
         </w:rPr>
-        <w:hyperlink r:id="rId32" w:history="1">
+        <w:hyperlink r:id="rId33" w:history="1">
           <w:r>
             <w:rPr>
               <w:rStyle w:val="Hyperlink"/>
@@ -4546,18 +4499,7 @@
           <w:color w:val="000000"/>
           <w:sz w:val="24"/>
         </w:rPr>
-        <w:t>het onderzoek van fysisch antropoloog</w:t>
-      </w:r>
-      <w:r>
-        <w:rPr>
-          <w:u w:val="single" w:color="0000ff"/>
-          <w:rFonts w:ascii="Charis SIL Italic" w:hAnsi="Charis SIL Italic" w:eastAsia="Charis SIL Italic"/>
-          <w:b w:val="0"/>
-          <w:i w:val="0"/>
-          <w:color w:val="000000"/>
-          <w:sz w:val="24"/>
-        </w:rPr>
-        <w:t xml:space="preserve"> </w:t>
+        <w:t xml:space="preserve">het onderzoek van fysisch antropoloog </w:t>
       </w:r>
       <w:r>
         <w:rPr>
@@ -5325,14 +5267,7 @@
           <w:color w:val="0000FF"/>
           <w:sz w:val="24"/>
         </w:rPr>
-        <w:hyperlink r:id="rId42" w:history="1">
-          <w:r>
-            <w:rPr>
-              <w:rStyle w:val="Hyperlink"/>
-            </w:rPr>
-            <w:t xml:space="preserve">igitaal </w:t>
-          </w:r>
-        </w:hyperlink>
+        <w:t xml:space="preserve">igitaal </w:t>
       </w:r>
       <w:r>
         <w:br/>
@@ -5487,7 +5422,6 @@
           <w:i w:val="0"/>
           <w:color w:val="0000FF"/>
           <w:sz w:val="24"/>
-          <w:u w:val="single"/>
         </w:rPr>
         <w:t>Gerard Vrolik</w:t>
       </w:r>
@@ -5539,7 +5473,6 @@
       </w:r>
       <w:r>
         <w:rPr>
-          <w:u w:val="single" w:color="0000ff"/>
           <w:rFonts w:ascii="Charis SIL Italic" w:hAnsi="Charis SIL Italic" w:eastAsia="Charis SIL Italic"/>
           <w:b w:val="0"/>
           <w:i w:val="0"/>
@@ -5557,7 +5490,6 @@
       </w:r>
       <w:r>
         <w:rPr>
-          <w:u w:val="single" w:color="0000ff"/>
           <w:rFonts w:ascii="Charis SIL Italic" w:hAnsi="Charis SIL Italic" w:eastAsia="Charis SIL Italic"/>
           <w:b w:val="0"/>
           <w:i w:val="0"/>
@@ -5575,7 +5507,6 @@
       </w:r>
       <w:r>
         <w:rPr>
-          <w:u w:val="single" w:color="0000ff"/>
           <w:rFonts w:ascii="Charis SIL Italic" w:hAnsi="Charis SIL Italic" w:eastAsia="Charis SIL Italic"/>
           <w:b w:val="0"/>
           <w:i w:val="0"/>
@@ -6198,6 +6129,7 @@
           <w:i w:val="0"/>
           <w:color w:val="0000FF"/>
           <w:sz w:val="24"/>
+          <w:u w:val="single"/>
         </w:rPr>
         <w:t>S</w:t>
       </w:r>
@@ -6275,7 +6207,7 @@
           <w:sz w:val="24"/>
           <w:u w:val="single"/>
         </w:rPr>
-        <w:hyperlink r:id="rId48" w:history="1">
+        <w:hyperlink r:id="rId49" w:history="1">
           <w:r>
             <w:rPr>
               <w:rStyle w:val="Hyperlink"/>
@@ -6462,13 +6394,29 @@
             <w:rPr>
               <w:rStyle w:val="Hyperlink"/>
             </w:rPr>
-            <w:t>desbetreffende zoek</w:t>
+            <w:t>desbetreffende zoe</w:t>
           </w:r>
         </w:hyperlink>
       </w:r>
       <w:r>
         <w:rPr>
-          <w:u w:val="single" w:color="0000ff"/>
+          <w:rFonts w:ascii="Charis SIL Italic" w:hAnsi="Charis SIL Italic" w:eastAsia="Charis SIL Italic"/>
+          <w:b w:val="0"/>
+          <w:i w:val="0"/>
+          <w:color w:val="000000"/>
+          <w:sz w:val="24"/>
+        </w:rPr>
+        <w:hyperlink r:id="rId50" w:history="1">
+          <w:r>
+            <w:rPr>
+              <w:rStyle w:val="Hyperlink"/>
+            </w:rPr>
+            <w:t>k</w:t>
+          </w:r>
+        </w:hyperlink>
+      </w:r>
+      <w:r>
+        <w:rPr>
           <w:rFonts w:ascii="Charis SIL Italic" w:hAnsi="Charis SIL Italic" w:eastAsia="Charis SIL Italic"/>
           <w:b w:val="0"/>
           <w:i w:val="0"/>
@@ -6527,7 +6475,7 @@
             <w:rPr>
               <w:rStyle w:val="Hyperlink"/>
             </w:rPr>
-            <w:t xml:space="preserve">) beheerde </w:t>
+            <w:t>) beheerde v</w:t>
           </w:r>
         </w:hyperlink>
       </w:r>
@@ -6539,7 +6487,7 @@
           <w:color w:val="000000"/>
           <w:sz w:val="24"/>
         </w:rPr>
-        <w:t xml:space="preserve">vanaf het begin van de twintigste eeuw een </w:t>
+        <w:t xml:space="preserve">anaf het begin van de twintigste eeuw een </w:t>
       </w:r>
       <w:r>
         <w:br/>

--- a/EXPORTS/DOCX/published/niveau3/Dutch/UniversityMus.docx
+++ b/EXPORTS/DOCX/published/niveau3/Dutch/UniversityMus.docx
@@ -500,23 +500,23 @@
           <w:color w:val="000000"/>
           <w:sz w:val="24"/>
         </w:rPr>
-        <w:t>Volkenkundig Museum en het voor</w:t>
-      </w:r>
-      <w:r>
-        <w:rPr>
-          <w:u w:val="single" w:color="0000ff"/>
-          <w:rFonts w:ascii="Charis SIL Italic" w:hAnsi="Charis SIL Italic" w:eastAsia="Charis SIL Italic"/>
-          <w:b w:val="0"/>
-          <w:i w:val="0"/>
-          <w:color w:val="000000"/>
-          <w:sz w:val="24"/>
-        </w:rPr>
-        <w:hyperlink r:id="rId10" w:history="1">
+        <w:t xml:space="preserve">Volkenkundig Museum en het voormalig </w:t>
+      </w:r>
+      <w:r>
+        <w:rPr>
+          <w:rFonts w:ascii="Charis SIL Italic" w:hAnsi="Charis SIL Italic" w:eastAsia="Charis SIL Italic"/>
+          <w:b w:val="0"/>
+          <w:i w:val="0"/>
+          <w:color w:val="0000FF"/>
+          <w:sz w:val="24"/>
+          <w:u w:val="single"/>
+        </w:rPr>
+        <w:hyperlink r:id="rId11" w:history="1">
           <w:r>
             <w:rPr>
               <w:rStyle w:val="Hyperlink"/>
             </w:rPr>
-            <w:t xml:space="preserve">malig </w:t>
+            <w:t>Volke</w:t>
           </w:r>
         </w:hyperlink>
       </w:r>
@@ -529,7 +529,61 @@
           <w:sz w:val="24"/>
           <w:u w:val="single"/>
         </w:rPr>
-        <w:t>Volkenkundige M</w:t>
+        <w:hyperlink r:id="rId11" w:history="1">
+          <w:r>
+            <w:rPr>
+              <w:rStyle w:val="Hyperlink"/>
+            </w:rPr>
+            <w:t>n</w:t>
+          </w:r>
+        </w:hyperlink>
+      </w:r>
+      <w:r>
+        <w:rPr>
+          <w:rFonts w:ascii="Charis SIL Italic" w:hAnsi="Charis SIL Italic" w:eastAsia="Charis SIL Italic"/>
+          <w:b w:val="0"/>
+          <w:i w:val="0"/>
+          <w:color w:val="0000FF"/>
+          <w:sz w:val="24"/>
+          <w:u w:val="single"/>
+        </w:rPr>
+        <w:hyperlink r:id="rId11" w:history="1">
+          <w:r>
+            <w:rPr>
+              <w:rStyle w:val="Hyperlink"/>
+            </w:rPr>
+            <w:t>kundige</w:t>
+          </w:r>
+        </w:hyperlink>
+      </w:r>
+      <w:r>
+        <w:rPr>
+          <w:rFonts w:ascii="Charis SIL Italic" w:hAnsi="Charis SIL Italic" w:eastAsia="Charis SIL Italic"/>
+          <w:b w:val="0"/>
+          <w:i w:val="0"/>
+          <w:color w:val="0000FF"/>
+          <w:sz w:val="24"/>
+          <w:u w:val="single"/>
+        </w:rPr>
+        <w:t xml:space="preserve"> </w:t>
+      </w:r>
+      <w:r>
+        <w:rPr>
+          <w:rFonts w:ascii="Charis SIL Italic" w:hAnsi="Charis SIL Italic" w:eastAsia="Charis SIL Italic"/>
+          <w:b w:val="0"/>
+          <w:i w:val="0"/>
+          <w:color w:val="0000FF"/>
+          <w:sz w:val="24"/>
+          <w:u w:val="single"/>
+        </w:rPr>
+        <w:hyperlink r:id="rId11" w:history="1">
+          <w:r>
+            <w:rPr>
+              <w:rStyle w:val="Hyperlink"/>
+            </w:rPr>
+            <w:t>M</w:t>
+          </w:r>
+        </w:hyperlink>
       </w:r>
       <w:r>
         <w:rPr>
@@ -2910,32 +2964,7 @@
           <w:color w:val="000000"/>
           <w:sz w:val="24"/>
         </w:rPr>
-        <w:hyperlink r:id="rId11" w:history="1">
-          <w:r>
-            <w:rPr>
-              <w:rStyle w:val="Hyperlink"/>
-            </w:rPr>
-            <w:t>e</w:t>
-          </w:r>
-        </w:hyperlink>
-      </w:r>
-      <w:r>
-        <w:rPr>
-          <w:u w:val="single" w:color="0000ff"/>
-          <w:rFonts w:ascii="Charis SIL Italic" w:hAnsi="Charis SIL Italic" w:eastAsia="Charis SIL Italic"/>
-          <w:b w:val="0"/>
-          <w:i w:val="0"/>
-          <w:color w:val="000000"/>
-          <w:sz w:val="24"/>
-        </w:rPr>
-        <w:hyperlink r:id="rId11" w:history="1">
-          <w:r>
-            <w:rPr>
-              <w:rStyle w:val="Hyperlink"/>
-            </w:rPr>
-            <w:t>ctie een a</w:t>
-          </w:r>
-        </w:hyperlink>
+        <w:t>ectie een a</w:t>
       </w:r>
       <w:r>
         <w:rPr>
@@ -3324,41 +3353,24 @@
       </w:r>
       <w:r>
         <w:rPr>
+          <w:u w:val="single" w:color="0000ff"/>
           <w:rFonts w:ascii="Charis SIL Italic" w:hAnsi="Charis SIL Italic" w:eastAsia="Charis SIL Italic"/>
           <w:b w:val="0"/>
           <w:i w:val="0"/>
           <w:color w:val="000000"/>
           <w:sz w:val="24"/>
         </w:rPr>
-        <w:hyperlink r:id="rId26" w:history="1">
-          <w:r>
-            <w:rPr>
-              <w:rStyle w:val="Hyperlink"/>
-            </w:rPr>
-            <w:t>d</w:t>
-          </w:r>
-        </w:hyperlink>
-      </w:r>
-      <w:r>
-        <w:rPr>
-          <w:u w:val="single" w:color="0000ff"/>
+        <w:t>d</w:t>
+      </w:r>
+      <w:r>
+        <w:rPr>
           <w:rFonts w:ascii="Charis SIL Italic" w:hAnsi="Charis SIL Italic" w:eastAsia="Charis SIL Italic"/>
           <w:b w:val="0"/>
           <w:i w:val="0"/>
           <w:color w:val="000000"/>
           <w:sz w:val="24"/>
         </w:rPr>
-        <w:t>e</w:t>
-      </w:r>
-      <w:r>
-        <w:rPr>
-          <w:rFonts w:ascii="Charis SIL Italic" w:hAnsi="Charis SIL Italic" w:eastAsia="Charis SIL Italic"/>
-          <w:b w:val="0"/>
-          <w:i w:val="0"/>
-          <w:color w:val="000000"/>
-          <w:sz w:val="24"/>
-        </w:rPr>
-        <w:t xml:space="preserve"> zoekhulp.</w:t>
+        <w:t>e zoekhulp.</w:t>
       </w:r>
     </w:p>
     <w:p>
@@ -3811,7 +3823,6 @@
       </w:r>
       <w:r>
         <w:rPr>
-          <w:u w:val="single" w:color="0000ff"/>
           <w:rFonts w:ascii="Charis SIL Italic" w:hAnsi="Charis SIL Italic" w:eastAsia="Charis SIL Italic"/>
           <w:b w:val="0"/>
           <w:i w:val="0"/>
@@ -3858,7 +3869,7 @@
           <w:sz w:val="24"/>
           <w:u w:val="single"/>
         </w:rPr>
-        <w:hyperlink r:id="rId31" w:history="1">
+        <w:hyperlink r:id="rId29" w:history="1">
           <w:r>
             <w:rPr>
               <w:rStyle w:val="Hyperlink"/>
@@ -4180,6 +4191,7 @@
       </w:r>
       <w:r>
         <w:rPr>
+          <w:u w:val="single" w:color="0000ff"/>
           <w:rFonts w:ascii="Charis SIL Italic" w:hAnsi="Charis SIL Italic" w:eastAsia="Charis SIL Italic"/>
           <w:b w:val="0"/>
           <w:i w:val="0"/>
@@ -4499,7 +4511,18 @@
           <w:color w:val="000000"/>
           <w:sz w:val="24"/>
         </w:rPr>
-        <w:t xml:space="preserve">het onderzoek van fysisch antropoloog </w:t>
+        <w:t>het onderzoek van fysisch antropoloog</w:t>
+      </w:r>
+      <w:r>
+        <w:rPr>
+          <w:u w:val="single" w:color="0000ff"/>
+          <w:rFonts w:ascii="Charis SIL Italic" w:hAnsi="Charis SIL Italic" w:eastAsia="Charis SIL Italic"/>
+          <w:b w:val="0"/>
+          <w:i w:val="0"/>
+          <w:color w:val="000000"/>
+          <w:sz w:val="24"/>
+        </w:rPr>
+        <w:t xml:space="preserve"> </w:t>
       </w:r>
       <w:r>
         <w:rPr>
@@ -6131,7 +6154,14 @@
           <w:sz w:val="24"/>
           <w:u w:val="single"/>
         </w:rPr>
-        <w:t>S</w:t>
+        <w:hyperlink r:id="rId49" w:history="1">
+          <w:r>
+            <w:rPr>
+              <w:rStyle w:val="Hyperlink"/>
+            </w:rPr>
+            <w:t>S</w:t>
+          </w:r>
+        </w:hyperlink>
       </w:r>
       <w:r>
         <w:rPr>
@@ -6142,7 +6172,7 @@
           <w:sz w:val="24"/>
           <w:u w:val="single"/>
         </w:rPr>
-        <w:hyperlink r:id="rId48" w:history="1">
+        <w:hyperlink r:id="rId49" w:history="1">
           <w:r>
             <w:rPr>
               <w:rStyle w:val="Hyperlink"/>
@@ -6207,7 +6237,7 @@
           <w:sz w:val="24"/>
           <w:u w:val="single"/>
         </w:rPr>
-        <w:hyperlink r:id="rId49" w:history="1">
+        <w:hyperlink r:id="rId48" w:history="1">
           <w:r>
             <w:rPr>
               <w:rStyle w:val="Hyperlink"/>

--- a/EXPORTS/DOCX/published/niveau3/Dutch/UniversityMus.docx
+++ b/EXPORTS/DOCX/published/niveau3/Dutch/UniversityMus.docx
@@ -511,7 +511,7 @@
           <w:sz w:val="24"/>
           <w:u w:val="single"/>
         </w:rPr>
-        <w:hyperlink r:id="rId11" w:history="1">
+        <w:hyperlink r:id="rId10" w:history="1">
           <w:r>
             <w:rPr>
               <w:rStyle w:val="Hyperlink"/>
@@ -529,7 +529,7 @@
           <w:sz w:val="24"/>
           <w:u w:val="single"/>
         </w:rPr>
-        <w:hyperlink r:id="rId11" w:history="1">
+        <w:hyperlink r:id="rId10" w:history="1">
           <w:r>
             <w:rPr>
               <w:rStyle w:val="Hyperlink"/>
@@ -547,7 +547,7 @@
           <w:sz w:val="24"/>
           <w:u w:val="single"/>
         </w:rPr>
-        <w:hyperlink r:id="rId11" w:history="1">
+        <w:hyperlink r:id="rId10" w:history="1">
           <w:r>
             <w:rPr>
               <w:rStyle w:val="Hyperlink"/>
@@ -576,7 +576,7 @@
           <w:sz w:val="24"/>
           <w:u w:val="single"/>
         </w:rPr>
-        <w:hyperlink r:id="rId11" w:history="1">
+        <w:hyperlink r:id="rId10" w:history="1">
           <w:r>
             <w:rPr>
               <w:rStyle w:val="Hyperlink"/>
@@ -2255,7 +2255,7 @@
           <w:sz w:val="24"/>
           <w:u w:val="single"/>
         </w:rPr>
-        <w:hyperlink r:id="rId17" w:history="1">
+        <w:hyperlink r:id="rId20" w:history="1">
           <w:r>
             <w:rPr>
               <w:rStyle w:val="Hyperlink"/>
@@ -2921,21 +2921,13 @@
       </w:r>
       <w:r>
         <w:rPr>
-          <w:u w:val="single" w:color="0000ff"/>
           <w:rFonts w:ascii="Charis SIL Italic" w:hAnsi="Charis SIL Italic" w:eastAsia="Charis SIL Italic"/>
           <w:b w:val="0"/>
           <w:i w:val="0"/>
           <w:color w:val="000000"/>
           <w:sz w:val="24"/>
         </w:rPr>
-        <w:hyperlink r:id="rId11" w:history="1">
-          <w:r>
-            <w:rPr>
-              <w:rStyle w:val="Hyperlink"/>
-            </w:rPr>
-            <w:t xml:space="preserve">2003 vormde </w:t>
-          </w:r>
-        </w:hyperlink>
+        <w:t xml:space="preserve">2003 vormde </w:t>
       </w:r>
       <w:r>
         <w:rPr>
@@ -2964,7 +2956,24 @@
           <w:color w:val="000000"/>
           <w:sz w:val="24"/>
         </w:rPr>
-        <w:t>ectie een a</w:t>
+        <w:hyperlink r:id="rId11" w:history="1">
+          <w:r>
+            <w:rPr>
+              <w:rStyle w:val="Hyperlink"/>
+            </w:rPr>
+            <w:t>e</w:t>
+          </w:r>
+        </w:hyperlink>
+      </w:r>
+      <w:r>
+        <w:rPr>
+          <w:rFonts w:ascii="Charis SIL Italic" w:hAnsi="Charis SIL Italic" w:eastAsia="Charis SIL Italic"/>
+          <w:b w:val="0"/>
+          <w:i w:val="0"/>
+          <w:color w:val="000000"/>
+          <w:sz w:val="24"/>
+        </w:rPr>
+        <w:t>ctie een a</w:t>
       </w:r>
       <w:r>
         <w:rPr>
@@ -3823,13 +3832,32 @@
       </w:r>
       <w:r>
         <w:rPr>
+          <w:u w:val="single" w:color="0000ff"/>
           <w:rFonts w:ascii="Charis SIL Italic" w:hAnsi="Charis SIL Italic" w:eastAsia="Charis SIL Italic"/>
           <w:b w:val="0"/>
           <w:i w:val="0"/>
           <w:color w:val="000000"/>
           <w:sz w:val="24"/>
         </w:rPr>
-        <w:t xml:space="preserve">, </w:t>
+        <w:hyperlink r:id="rId29" w:history="1">
+          <w:r>
+            <w:rPr>
+              <w:rStyle w:val="Hyperlink"/>
+            </w:rPr>
+            <w:t>,</w:t>
+          </w:r>
+        </w:hyperlink>
+      </w:r>
+      <w:r>
+        <w:rPr>
+          <w:u w:val="single" w:color="0000ff"/>
+          <w:rFonts w:ascii="Charis SIL Italic" w:hAnsi="Charis SIL Italic" w:eastAsia="Charis SIL Italic"/>
+          <w:b w:val="0"/>
+          <w:i w:val="0"/>
+          <w:color w:val="000000"/>
+          <w:sz w:val="24"/>
+        </w:rPr>
+        <w:t xml:space="preserve"> </w:t>
       </w:r>
       <w:r>
         <w:rPr>
@@ -4091,49 +4119,13 @@
       </w:r>
       <w:r>
         <w:rPr>
-          <w:u w:val="single" w:color="0000ff"/>
           <w:rFonts w:ascii="Charis SIL Italic" w:hAnsi="Charis SIL Italic" w:eastAsia="Charis SIL Italic"/>
           <w:b w:val="0"/>
           <w:i w:val="0"/>
           <w:color w:val="000000"/>
           <w:sz w:val="24"/>
         </w:rPr>
-        <w:hyperlink r:id="rId30" w:history="1">
-          <w:r>
-            <w:rPr>
-              <w:rStyle w:val="Hyperlink"/>
-            </w:rPr>
-            <w:t>Binnen deze c</w:t>
-          </w:r>
-        </w:hyperlink>
-      </w:r>
-      <w:r>
-        <w:rPr>
-          <w:rFonts w:ascii="Charis SIL Italic" w:hAnsi="Charis SIL Italic" w:eastAsia="Charis SIL Italic"/>
-          <w:b w:val="0"/>
-          <w:i w:val="0"/>
-          <w:color w:val="000000"/>
-          <w:sz w:val="24"/>
-        </w:rPr>
-        <w:t>o</w:t>
-      </w:r>
-      <w:r>
-        <w:rPr>
-          <w:u w:val="single" w:color="0000ff"/>
-          <w:rFonts w:ascii="Charis SIL Italic" w:hAnsi="Charis SIL Italic" w:eastAsia="Charis SIL Italic"/>
-          <w:b w:val="0"/>
-          <w:i w:val="0"/>
-          <w:color w:val="000000"/>
-          <w:sz w:val="24"/>
-        </w:rPr>
-        <w:hyperlink r:id="rId31" w:history="1">
-          <w:r>
-            <w:rPr>
-              <w:rStyle w:val="Hyperlink"/>
-            </w:rPr>
-            <w:t>llecti</w:t>
-          </w:r>
-        </w:hyperlink>
+        <w:t>Binnen deze collecti</w:t>
       </w:r>
       <w:r>
         <w:rPr>
@@ -4173,32 +4165,13 @@
       </w:r>
       <w:r>
         <w:rPr>
-          <w:u w:val="single" w:color="0000ff"/>
           <w:rFonts w:ascii="Charis SIL Italic" w:hAnsi="Charis SIL Italic" w:eastAsia="Charis SIL Italic"/>
           <w:b w:val="0"/>
           <w:i w:val="0"/>
           <w:color w:val="000000"/>
           <w:sz w:val="24"/>
         </w:rPr>
-        <w:hyperlink r:id="rId31" w:history="1">
-          <w:r>
-            <w:rPr>
-              <w:rStyle w:val="Hyperlink"/>
-            </w:rPr>
-            <w:t xml:space="preserve">s relevant </w:t>
-          </w:r>
-        </w:hyperlink>
-      </w:r>
-      <w:r>
-        <w:rPr>
-          <w:u w:val="single" w:color="0000ff"/>
-          <w:rFonts w:ascii="Charis SIL Italic" w:hAnsi="Charis SIL Italic" w:eastAsia="Charis SIL Italic"/>
-          <w:b w:val="0"/>
-          <w:i w:val="0"/>
-          <w:color w:val="000000"/>
-          <w:sz w:val="24"/>
-        </w:rPr>
-        <w:t>m</w:t>
+        <w:t>s relevant m</w:t>
       </w:r>
       <w:r>
         <w:rPr>
@@ -4226,82 +4199,7 @@
           <w:color w:val="000000"/>
           <w:sz w:val="24"/>
         </w:rPr>
-        <w:t xml:space="preserve"> </w:t>
-      </w:r>
-      <w:r>
-        <w:rPr>
-          <w:u w:val="single" w:color="0000ff"/>
-          <w:rFonts w:ascii="Charis SIL Italic" w:hAnsi="Charis SIL Italic" w:eastAsia="Charis SIL Italic"/>
-          <w:b w:val="0"/>
-          <w:i w:val="0"/>
-          <w:color w:val="000000"/>
-          <w:sz w:val="24"/>
-        </w:rPr>
-        <w:t>t</w:t>
-      </w:r>
-      <w:r>
-        <w:rPr>
-          <w:u w:val="single" w:color="0000ff"/>
-          <w:rFonts w:ascii="Charis SIL Italic" w:hAnsi="Charis SIL Italic" w:eastAsia="Charis SIL Italic"/>
-          <w:b w:val="0"/>
-          <w:i w:val="0"/>
-          <w:color w:val="000000"/>
-          <w:sz w:val="24"/>
-        </w:rPr>
-        <w:hyperlink r:id="rId32" w:history="1">
-          <w:r>
-            <w:rPr>
-              <w:rStyle w:val="Hyperlink"/>
-            </w:rPr>
-            <w:t>e vinde</w:t>
-          </w:r>
-        </w:hyperlink>
-      </w:r>
-      <w:r>
-        <w:rPr>
-          <w:u w:val="single" w:color="0000ff"/>
-          <w:rFonts w:ascii="Charis SIL Italic" w:hAnsi="Charis SIL Italic" w:eastAsia="Charis SIL Italic"/>
-          <w:b w:val="0"/>
-          <w:i w:val="0"/>
-          <w:color w:val="000000"/>
-          <w:sz w:val="24"/>
-        </w:rPr>
-        <w:hyperlink r:id="rId32" w:history="1">
-          <w:r>
-            <w:rPr>
-              <w:rStyle w:val="Hyperlink"/>
-            </w:rPr>
-            <w:t>n v</w:t>
-          </w:r>
-        </w:hyperlink>
-      </w:r>
-      <w:r>
-        <w:rPr>
-          <w:u w:val="single" w:color="0000ff"/>
-          <w:rFonts w:ascii="Charis SIL Italic" w:hAnsi="Charis SIL Italic" w:eastAsia="Charis SIL Italic"/>
-          <w:b w:val="0"/>
-          <w:i w:val="0"/>
-          <w:color w:val="000000"/>
-          <w:sz w:val="24"/>
-        </w:rPr>
-        <w:hyperlink r:id="rId32" w:history="1">
-          <w:r>
-            <w:rPr>
-              <w:rStyle w:val="Hyperlink"/>
-            </w:rPr>
-            <w:t>oor onde</w:t>
-          </w:r>
-        </w:hyperlink>
-      </w:r>
-      <w:r>
-        <w:rPr>
-          <w:rFonts w:ascii="Charis SIL Italic" w:hAnsi="Charis SIL Italic" w:eastAsia="Charis SIL Italic"/>
-          <w:b w:val="0"/>
-          <w:i w:val="0"/>
-          <w:color w:val="000000"/>
-          <w:sz w:val="24"/>
-        </w:rPr>
-        <w:t>rzo</w:t>
+        <w:t xml:space="preserve"> te vinden voor onderzo</w:t>
       </w:r>
       <w:r>
         <w:rPr>
@@ -4533,7 +4431,7 @@
           <w:sz w:val="24"/>
           <w:u w:val="single"/>
         </w:rPr>
-        <w:hyperlink r:id="rId35" w:history="1">
+        <w:hyperlink r:id="rId36" w:history="1">
           <w:r>
             <w:rPr>
               <w:rStyle w:val="Hyperlink"/>
@@ -4562,7 +4460,7 @@
           <w:sz w:val="24"/>
           <w:u w:val="single"/>
         </w:rPr>
-        <w:hyperlink r:id="rId35" w:history="1">
+        <w:hyperlink r:id="rId36" w:history="1">
           <w:r>
             <w:rPr>
               <w:rStyle w:val="Hyperlink"/>
@@ -4705,32 +4603,7 @@
           <w:color w:val="000000"/>
           <w:sz w:val="24"/>
         </w:rPr>
-        <w:hyperlink r:id="rId36" w:history="1">
-          <w:r>
-            <w:rPr>
-              <w:rStyle w:val="Hyperlink"/>
-            </w:rPr>
-            <w:t>ische eila</w:t>
-          </w:r>
-        </w:hyperlink>
-      </w:r>
-      <w:r>
-        <w:rPr>
-          <w:u w:val="single" w:color="0000ff"/>
-          <w:rFonts w:ascii="Charis SIL Italic" w:hAnsi="Charis SIL Italic" w:eastAsia="Charis SIL Italic"/>
-          <w:b w:val="0"/>
-          <w:i w:val="0"/>
-          <w:color w:val="000000"/>
-          <w:sz w:val="24"/>
-        </w:rPr>
-        <w:hyperlink r:id="rId36" w:history="1">
-          <w:r>
-            <w:rPr>
-              <w:rStyle w:val="Hyperlink"/>
-            </w:rPr>
-            <w:t>nd Nia</w:t>
-          </w:r>
-        </w:hyperlink>
+        <w:t>ische eiland Nia</w:t>
       </w:r>
       <w:r>
         <w:rPr>
@@ -5273,7 +5146,7 @@
           <w:sz w:val="24"/>
           <w:u w:val="single"/>
         </w:rPr>
-        <w:hyperlink r:id="rId40" w:history="1">
+        <w:hyperlink r:id="rId42" w:history="1">
           <w:r>
             <w:rPr>
               <w:rStyle w:val="Hyperlink"/>
@@ -5289,8 +5162,16 @@
           <w:i w:val="0"/>
           <w:color w:val="0000FF"/>
           <w:sz w:val="24"/>
-        </w:rPr>
-        <w:t xml:space="preserve">igitaal </w:t>
+          <w:u w:val="single"/>
+        </w:rPr>
+        <w:hyperlink r:id="rId42" w:history="1">
+          <w:r>
+            <w:rPr>
+              <w:rStyle w:val="Hyperlink"/>
+            </w:rPr>
+            <w:t xml:space="preserve">igitaal </w:t>
+          </w:r>
+        </w:hyperlink>
       </w:r>
       <w:r>
         <w:br/>
@@ -5304,7 +5185,7 @@
           <w:sz w:val="24"/>
           <w:u w:val="single"/>
         </w:rPr>
-        <w:hyperlink r:id="rId41" w:history="1">
+        <w:hyperlink r:id="rId42" w:history="1">
           <w:r>
             <w:rPr>
               <w:rStyle w:val="Hyperlink"/>

--- a/EXPORTS/DOCX/published/niveau3/Dutch/UniversityMus.docx
+++ b/EXPORTS/DOCX/published/niveau3/Dutch/UniversityMus.docx
@@ -500,7 +500,18 @@
           <w:color w:val="000000"/>
           <w:sz w:val="24"/>
         </w:rPr>
-        <w:t xml:space="preserve">Volkenkundig Museum en het voormalig </w:t>
+        <w:t>Volkenkundig Museum en het voor</w:t>
+      </w:r>
+      <w:r>
+        <w:rPr>
+          <w:u w:val="single" w:color="0000ff"/>
+          <w:rFonts w:ascii="Charis SIL Italic" w:hAnsi="Charis SIL Italic" w:eastAsia="Charis SIL Italic"/>
+          <w:b w:val="0"/>
+          <w:i w:val="0"/>
+          <w:color w:val="000000"/>
+          <w:sz w:val="24"/>
+        </w:rPr>
+        <w:t xml:space="preserve">malig </w:t>
       </w:r>
       <w:r>
         <w:rPr>
@@ -511,7 +522,7 @@
           <w:sz w:val="24"/>
           <w:u w:val="single"/>
         </w:rPr>
-        <w:hyperlink r:id="rId10" w:history="1">
+        <w:hyperlink r:id="rId11" w:history="1">
           <w:r>
             <w:rPr>
               <w:rStyle w:val="Hyperlink"/>
@@ -2255,7 +2266,7 @@
           <w:sz w:val="24"/>
           <w:u w:val="single"/>
         </w:rPr>
-        <w:hyperlink r:id="rId20" w:history="1">
+        <w:hyperlink r:id="rId17" w:history="1">
           <w:r>
             <w:rPr>
               <w:rStyle w:val="Hyperlink"/>
@@ -2921,13 +2932,21 @@
       </w:r>
       <w:r>
         <w:rPr>
+          <w:u w:val="single" w:color="0000ff"/>
           <w:rFonts w:ascii="Charis SIL Italic" w:hAnsi="Charis SIL Italic" w:eastAsia="Charis SIL Italic"/>
           <w:b w:val="0"/>
           <w:i w:val="0"/>
           <w:color w:val="000000"/>
           <w:sz w:val="24"/>
         </w:rPr>
-        <w:t xml:space="preserve">2003 vormde </w:t>
+        <w:hyperlink r:id="rId11" w:history="1">
+          <w:r>
+            <w:rPr>
+              <w:rStyle w:val="Hyperlink"/>
+            </w:rPr>
+            <w:t xml:space="preserve">2003 vormde </w:t>
+          </w:r>
+        </w:hyperlink>
       </w:r>
       <w:r>
         <w:rPr>
@@ -2967,13 +2986,21 @@
       </w:r>
       <w:r>
         <w:rPr>
+          <w:u w:val="single" w:color="0000ff"/>
           <w:rFonts w:ascii="Charis SIL Italic" w:hAnsi="Charis SIL Italic" w:eastAsia="Charis SIL Italic"/>
           <w:b w:val="0"/>
           <w:i w:val="0"/>
           <w:color w:val="000000"/>
           <w:sz w:val="24"/>
         </w:rPr>
-        <w:t>ctie een a</w:t>
+        <w:hyperlink r:id="rId11" w:history="1">
+          <w:r>
+            <w:rPr>
+              <w:rStyle w:val="Hyperlink"/>
+            </w:rPr>
+            <w:t>ctie een a</w:t>
+          </w:r>
+        </w:hyperlink>
       </w:r>
       <w:r>
         <w:rPr>
@@ -3821,7 +3848,7 @@
           <w:sz w:val="24"/>
           <w:u w:val="single"/>
         </w:rPr>
-        <w:hyperlink r:id="rId29" w:history="1">
+        <w:hyperlink r:id="rId30" w:history="1">
           <w:r>
             <w:rPr>
               <w:rStyle w:val="Hyperlink"/>
@@ -4119,13 +4146,49 @@
       </w:r>
       <w:r>
         <w:rPr>
+          <w:u w:val="single" w:color="0000ff"/>
           <w:rFonts w:ascii="Charis SIL Italic" w:hAnsi="Charis SIL Italic" w:eastAsia="Charis SIL Italic"/>
           <w:b w:val="0"/>
           <w:i w:val="0"/>
           <w:color w:val="000000"/>
           <w:sz w:val="24"/>
         </w:rPr>
-        <w:t>Binnen deze collecti</w:t>
+        <w:hyperlink r:id="rId30" w:history="1">
+          <w:r>
+            <w:rPr>
+              <w:rStyle w:val="Hyperlink"/>
+            </w:rPr>
+            <w:t>Binnen deze c</w:t>
+          </w:r>
+        </w:hyperlink>
+      </w:r>
+      <w:r>
+        <w:rPr>
+          <w:rFonts w:ascii="Charis SIL Italic" w:hAnsi="Charis SIL Italic" w:eastAsia="Charis SIL Italic"/>
+          <w:b w:val="0"/>
+          <w:i w:val="0"/>
+          <w:color w:val="000000"/>
+          <w:sz w:val="24"/>
+        </w:rPr>
+        <w:t>o</w:t>
+      </w:r>
+      <w:r>
+        <w:rPr>
+          <w:u w:val="single" w:color="0000ff"/>
+          <w:rFonts w:ascii="Charis SIL Italic" w:hAnsi="Charis SIL Italic" w:eastAsia="Charis SIL Italic"/>
+          <w:b w:val="0"/>
+          <w:i w:val="0"/>
+          <w:color w:val="000000"/>
+          <w:sz w:val="24"/>
+        </w:rPr>
+        <w:hyperlink r:id="rId31" w:history="1">
+          <w:r>
+            <w:rPr>
+              <w:rStyle w:val="Hyperlink"/>
+            </w:rPr>
+            <w:t>llecti</w:t>
+          </w:r>
+        </w:hyperlink>
       </w:r>
       <w:r>
         <w:rPr>
@@ -4165,13 +4228,31 @@
       </w:r>
       <w:r>
         <w:rPr>
+          <w:u w:val="single" w:color="0000ff"/>
           <w:rFonts w:ascii="Charis SIL Italic" w:hAnsi="Charis SIL Italic" w:eastAsia="Charis SIL Italic"/>
           <w:b w:val="0"/>
           <w:i w:val="0"/>
           <w:color w:val="000000"/>
           <w:sz w:val="24"/>
         </w:rPr>
-        <w:t>s relevant m</w:t>
+        <w:hyperlink r:id="rId31" w:history="1">
+          <w:r>
+            <w:rPr>
+              <w:rStyle w:val="Hyperlink"/>
+            </w:rPr>
+            <w:t xml:space="preserve">s relevant </w:t>
+          </w:r>
+        </w:hyperlink>
+      </w:r>
+      <w:r>
+        <w:rPr>
+          <w:rFonts w:ascii="Charis SIL Italic" w:hAnsi="Charis SIL Italic" w:eastAsia="Charis SIL Italic"/>
+          <w:b w:val="0"/>
+          <w:i w:val="0"/>
+          <w:color w:val="000000"/>
+          <w:sz w:val="24"/>
+        </w:rPr>
+        <w:t>m</w:t>
       </w:r>
       <w:r>
         <w:rPr>
@@ -4199,7 +4280,82 @@
           <w:color w:val="000000"/>
           <w:sz w:val="24"/>
         </w:rPr>
-        <w:t xml:space="preserve"> te vinden voor onderzo</w:t>
+        <w:t xml:space="preserve"> </w:t>
+      </w:r>
+      <w:r>
+        <w:rPr>
+          <w:u w:val="single" w:color="0000ff"/>
+          <w:rFonts w:ascii="Charis SIL Italic" w:hAnsi="Charis SIL Italic" w:eastAsia="Charis SIL Italic"/>
+          <w:b w:val="0"/>
+          <w:i w:val="0"/>
+          <w:color w:val="000000"/>
+          <w:sz w:val="24"/>
+        </w:rPr>
+        <w:t>t</w:t>
+      </w:r>
+      <w:r>
+        <w:rPr>
+          <w:u w:val="single" w:color="0000ff"/>
+          <w:rFonts w:ascii="Charis SIL Italic" w:hAnsi="Charis SIL Italic" w:eastAsia="Charis SIL Italic"/>
+          <w:b w:val="0"/>
+          <w:i w:val="0"/>
+          <w:color w:val="000000"/>
+          <w:sz w:val="24"/>
+        </w:rPr>
+        <w:hyperlink r:id="rId32" w:history="1">
+          <w:r>
+            <w:rPr>
+              <w:rStyle w:val="Hyperlink"/>
+            </w:rPr>
+            <w:t>e vinde</w:t>
+          </w:r>
+        </w:hyperlink>
+      </w:r>
+      <w:r>
+        <w:rPr>
+          <w:u w:val="single" w:color="0000ff"/>
+          <w:rFonts w:ascii="Charis SIL Italic" w:hAnsi="Charis SIL Italic" w:eastAsia="Charis SIL Italic"/>
+          <w:b w:val="0"/>
+          <w:i w:val="0"/>
+          <w:color w:val="000000"/>
+          <w:sz w:val="24"/>
+        </w:rPr>
+        <w:hyperlink r:id="rId32" w:history="1">
+          <w:r>
+            <w:rPr>
+              <w:rStyle w:val="Hyperlink"/>
+            </w:rPr>
+            <w:t>n v</w:t>
+          </w:r>
+        </w:hyperlink>
+      </w:r>
+      <w:r>
+        <w:rPr>
+          <w:u w:val="single" w:color="0000ff"/>
+          <w:rFonts w:ascii="Charis SIL Italic" w:hAnsi="Charis SIL Italic" w:eastAsia="Charis SIL Italic"/>
+          <w:b w:val="0"/>
+          <w:i w:val="0"/>
+          <w:color w:val="000000"/>
+          <w:sz w:val="24"/>
+        </w:rPr>
+        <w:hyperlink r:id="rId32" w:history="1">
+          <w:r>
+            <w:rPr>
+              <w:rStyle w:val="Hyperlink"/>
+            </w:rPr>
+            <w:t>oor onde</w:t>
+          </w:r>
+        </w:hyperlink>
+      </w:r>
+      <w:r>
+        <w:rPr>
+          <w:rFonts w:ascii="Charis SIL Italic" w:hAnsi="Charis SIL Italic" w:eastAsia="Charis SIL Italic"/>
+          <w:b w:val="0"/>
+          <w:i w:val="0"/>
+          <w:color w:val="000000"/>
+          <w:sz w:val="24"/>
+        </w:rPr>
+        <w:t>rzo</w:t>
       </w:r>
       <w:r>
         <w:rPr>
@@ -4431,7 +4587,7 @@
           <w:sz w:val="24"/>
           <w:u w:val="single"/>
         </w:rPr>
-        <w:hyperlink r:id="rId36" w:history="1">
+        <w:hyperlink r:id="rId35" w:history="1">
           <w:r>
             <w:rPr>
               <w:rStyle w:val="Hyperlink"/>
@@ -4460,7 +4616,7 @@
           <w:sz w:val="24"/>
           <w:u w:val="single"/>
         </w:rPr>
-        <w:hyperlink r:id="rId36" w:history="1">
+        <w:hyperlink r:id="rId35" w:history="1">
           <w:r>
             <w:rPr>
               <w:rStyle w:val="Hyperlink"/>
@@ -4603,7 +4759,32 @@
           <w:color w:val="000000"/>
           <w:sz w:val="24"/>
         </w:rPr>
-        <w:t>ische eiland Nia</w:t>
+        <w:hyperlink r:id="rId36" w:history="1">
+          <w:r>
+            <w:rPr>
+              <w:rStyle w:val="Hyperlink"/>
+            </w:rPr>
+            <w:t>ische eila</w:t>
+          </w:r>
+        </w:hyperlink>
+      </w:r>
+      <w:r>
+        <w:rPr>
+          <w:u w:val="single" w:color="0000ff"/>
+          <w:rFonts w:ascii="Charis SIL Italic" w:hAnsi="Charis SIL Italic" w:eastAsia="Charis SIL Italic"/>
+          <w:b w:val="0"/>
+          <w:i w:val="0"/>
+          <w:color w:val="000000"/>
+          <w:sz w:val="24"/>
+        </w:rPr>
+        <w:hyperlink r:id="rId36" w:history="1">
+          <w:r>
+            <w:rPr>
+              <w:rStyle w:val="Hyperlink"/>
+            </w:rPr>
+            <w:t>nd Nia</w:t>
+          </w:r>
+        </w:hyperlink>
       </w:r>
       <w:r>
         <w:rPr>
@@ -5146,7 +5327,7 @@
           <w:sz w:val="24"/>
           <w:u w:val="single"/>
         </w:rPr>
-        <w:hyperlink r:id="rId42" w:history="1">
+        <w:hyperlink r:id="rId40" w:history="1">
           <w:r>
             <w:rPr>
               <w:rStyle w:val="Hyperlink"/>
@@ -5162,30 +5343,22 @@
           <w:i w:val="0"/>
           <w:color w:val="0000FF"/>
           <w:sz w:val="24"/>
+        </w:rPr>
+        <w:t xml:space="preserve">igitaal </w:t>
+      </w:r>
+      <w:r>
+        <w:br/>
+      </w:r>
+      <w:r>
+        <w:rPr>
+          <w:rFonts w:ascii="Charis SIL Italic" w:hAnsi="Charis SIL Italic" w:eastAsia="Charis SIL Italic"/>
+          <w:b w:val="0"/>
+          <w:i w:val="0"/>
+          <w:color w:val="0000FF"/>
+          <w:sz w:val="24"/>
           <w:u w:val="single"/>
         </w:rPr>
-        <w:hyperlink r:id="rId42" w:history="1">
-          <w:r>
-            <w:rPr>
-              <w:rStyle w:val="Hyperlink"/>
-            </w:rPr>
-            <w:t xml:space="preserve">igitaal </w:t>
-          </w:r>
-        </w:hyperlink>
-      </w:r>
-      <w:r>
-        <w:br/>
-      </w:r>
-      <w:r>
-        <w:rPr>
-          <w:rFonts w:ascii="Charis SIL Italic" w:hAnsi="Charis SIL Italic" w:eastAsia="Charis SIL Italic"/>
-          <w:b w:val="0"/>
-          <w:i w:val="0"/>
-          <w:color w:val="0000FF"/>
-          <w:sz w:val="24"/>
-          <w:u w:val="single"/>
-        </w:rPr>
-        <w:hyperlink r:id="rId42" w:history="1">
+        <w:hyperlink r:id="rId41" w:history="1">
           <w:r>
             <w:rPr>
               <w:rStyle w:val="Hyperlink"/>
@@ -6035,14 +6208,7 @@
           <w:sz w:val="24"/>
           <w:u w:val="single"/>
         </w:rPr>
-        <w:hyperlink r:id="rId49" w:history="1">
-          <w:r>
-            <w:rPr>
-              <w:rStyle w:val="Hyperlink"/>
-            </w:rPr>
-            <w:t>S</w:t>
-          </w:r>
-        </w:hyperlink>
+        <w:t>S</w:t>
       </w:r>
       <w:r>
         <w:rPr>
@@ -6053,7 +6219,7 @@
           <w:sz w:val="24"/>
           <w:u w:val="single"/>
         </w:rPr>
-        <w:hyperlink r:id="rId49" w:history="1">
+        <w:hyperlink r:id="rId48" w:history="1">
           <w:r>
             <w:rPr>
               <w:rStyle w:val="Hyperlink"/>
@@ -6118,7 +6284,7 @@
           <w:sz w:val="24"/>
           <w:u w:val="single"/>
         </w:rPr>
-        <w:hyperlink r:id="rId48" w:history="1">
+        <w:hyperlink r:id="rId49" w:history="1">
           <w:r>
             <w:rPr>
               <w:rStyle w:val="Hyperlink"/>

--- a/EXPORTS/DOCX/published/niveau3/Dutch/UniversityMus.docx
+++ b/EXPORTS/DOCX/published/niveau3/Dutch/UniversityMus.docx
@@ -500,18 +500,7 @@
           <w:color w:val="000000"/>
           <w:sz w:val="24"/>
         </w:rPr>
-        <w:t>Volkenkundig Museum en het voor</w:t>
-      </w:r>
-      <w:r>
-        <w:rPr>
-          <w:u w:val="single" w:color="0000ff"/>
-          <w:rFonts w:ascii="Charis SIL Italic" w:hAnsi="Charis SIL Italic" w:eastAsia="Charis SIL Italic"/>
-          <w:b w:val="0"/>
-          <w:i w:val="0"/>
-          <w:color w:val="000000"/>
-          <w:sz w:val="24"/>
-        </w:rPr>
-        <w:t xml:space="preserve">malig </w:t>
+        <w:t xml:space="preserve">Volkenkundig Museum en het voormalig </w:t>
       </w:r>
       <w:r>
         <w:rPr>
@@ -540,7 +529,7 @@
           <w:sz w:val="24"/>
           <w:u w:val="single"/>
         </w:rPr>
-        <w:hyperlink r:id="rId10" w:history="1">
+        <w:hyperlink r:id="rId11" w:history="1">
           <w:r>
             <w:rPr>
               <w:rStyle w:val="Hyperlink"/>
@@ -558,7 +547,7 @@
           <w:sz w:val="24"/>
           <w:u w:val="single"/>
         </w:rPr>
-        <w:hyperlink r:id="rId10" w:history="1">
+        <w:hyperlink r:id="rId11" w:history="1">
           <w:r>
             <w:rPr>
               <w:rStyle w:val="Hyperlink"/>
@@ -587,7 +576,7 @@
           <w:sz w:val="24"/>
           <w:u w:val="single"/>
         </w:rPr>
-        <w:hyperlink r:id="rId10" w:history="1">
+        <w:hyperlink r:id="rId11" w:history="1">
           <w:r>
             <w:rPr>
               <w:rStyle w:val="Hyperlink"/>
@@ -605,7 +594,7 @@
           <w:sz w:val="24"/>
           <w:u w:val="single"/>
         </w:rPr>
-        <w:hyperlink r:id="rId10" w:history="1">
+        <w:hyperlink r:id="rId11" w:history="1">
           <w:r>
             <w:rPr>
               <w:rStyle w:val="Hyperlink"/>
@@ -623,7 +612,7 @@
           <w:sz w:val="24"/>
           <w:u w:val="single"/>
         </w:rPr>
-        <w:hyperlink r:id="rId10" w:history="1">
+        <w:hyperlink r:id="rId11" w:history="1">
           <w:r>
             <w:rPr>
               <w:rStyle w:val="Hyperlink"/>
@@ -641,7 +630,7 @@
           <w:sz w:val="24"/>
           <w:u w:val="single"/>
         </w:rPr>
-        <w:hyperlink r:id="rId10" w:history="1">
+        <w:hyperlink r:id="rId11" w:history="1">
           <w:r>
             <w:rPr>
               <w:rStyle w:val="Hyperlink"/>
@@ -670,7 +659,7 @@
           <w:sz w:val="24"/>
           <w:u w:val="single"/>
         </w:rPr>
-        <w:hyperlink r:id="rId10" w:history="1">
+        <w:hyperlink r:id="rId11" w:history="1">
           <w:r>
             <w:rPr>
               <w:rStyle w:val="Hyperlink"/>
@@ -2266,7 +2255,7 @@
           <w:sz w:val="24"/>
           <w:u w:val="single"/>
         </w:rPr>
-        <w:hyperlink r:id="rId17" w:history="1">
+        <w:hyperlink r:id="rId20" w:history="1">
           <w:r>
             <w:rPr>
               <w:rStyle w:val="Hyperlink"/>
@@ -3389,6 +3378,23 @@
       </w:r>
       <w:r>
         <w:rPr>
+          <w:rFonts w:ascii="Charis SIL Italic" w:hAnsi="Charis SIL Italic" w:eastAsia="Charis SIL Italic"/>
+          <w:b w:val="0"/>
+          <w:i w:val="0"/>
+          <w:color w:val="000000"/>
+          <w:sz w:val="24"/>
+        </w:rPr>
+        <w:hyperlink r:id="rId26" w:history="1">
+          <w:r>
+            <w:rPr>
+              <w:rStyle w:val="Hyperlink"/>
+            </w:rPr>
+            <w:t>d</w:t>
+          </w:r>
+        </w:hyperlink>
+      </w:r>
+      <w:r>
+        <w:rPr>
           <w:u w:val="single" w:color="0000ff"/>
           <w:rFonts w:ascii="Charis SIL Italic" w:hAnsi="Charis SIL Italic" w:eastAsia="Charis SIL Italic"/>
           <w:b w:val="0"/>
@@ -3396,7 +3402,7 @@
           <w:color w:val="000000"/>
           <w:sz w:val="24"/>
         </w:rPr>
-        <w:t>d</w:t>
+        <w:t>e</w:t>
       </w:r>
       <w:r>
         <w:rPr>
@@ -3406,7 +3412,7 @@
           <w:color w:val="000000"/>
           <w:sz w:val="24"/>
         </w:rPr>
-        <w:t>e zoekhulp.</w:t>
+        <w:t xml:space="preserve"> zoekhulp.</w:t>
       </w:r>
     </w:p>
     <w:p>
@@ -3828,7 +3834,6 @@
           <w:i w:val="0"/>
           <w:color w:val="0000FF"/>
           <w:sz w:val="24"/>
-          <w:u w:val="single"/>
         </w:rPr>
         <w:hyperlink r:id="rId30" w:history="1">
           <w:r>
@@ -3848,7 +3853,7 @@
           <w:sz w:val="24"/>
           <w:u w:val="single"/>
         </w:rPr>
-        <w:hyperlink r:id="rId30" w:history="1">
+        <w:hyperlink r:id="rId29" w:history="1">
           <w:r>
             <w:rPr>
               <w:rStyle w:val="Hyperlink"/>
@@ -5999,36 +6004,7 @@
           <w:color w:val="000000"/>
           <w:sz w:val="24"/>
         </w:rPr>
-        <w:t>binnen deze archiefcollectie vind je een grote hoeveelheid archie</w:t>
-      </w:r>
-      <w:r>
-        <w:rPr>
-          <w:u w:val="single" w:color="0000ff"/>
-          <w:rFonts w:ascii="Charis SIL Italic" w:hAnsi="Charis SIL Italic" w:eastAsia="Charis SIL Italic"/>
-          <w:b w:val="0"/>
-          <w:i w:val="0"/>
-          <w:color w:val="000000"/>
-          <w:sz w:val="24"/>
-        </w:rPr>
-        <w:hyperlink r:id="rId47" w:history="1">
-          <w:r>
-            <w:rPr>
-              <w:rStyle w:val="Hyperlink"/>
-            </w:rPr>
-            <w:t xml:space="preserve">ven </w:t>
-          </w:r>
-        </w:hyperlink>
-      </w:r>
-      <w:r>
-        <w:rPr>
-          <w:u w:val="single" w:color="0000ff"/>
-          <w:rFonts w:ascii="Charis SIL Italic" w:hAnsi="Charis SIL Italic" w:eastAsia="Charis SIL Italic"/>
-          <w:b w:val="0"/>
-          <w:i w:val="0"/>
-          <w:color w:val="000000"/>
-          <w:sz w:val="24"/>
-        </w:rPr>
-        <w:t>m</w:t>
+        <w:t>binnen deze archiefcollectie vind je een grote hoeveelheid archieven m</w:t>
       </w:r>
       <w:r>
         <w:rPr>
@@ -6208,7 +6184,14 @@
           <w:sz w:val="24"/>
           <w:u w:val="single"/>
         </w:rPr>
-        <w:t>S</w:t>
+        <w:hyperlink r:id="rId49" w:history="1">
+          <w:r>
+            <w:rPr>
+              <w:rStyle w:val="Hyperlink"/>
+            </w:rPr>
+            <w:t>S</w:t>
+          </w:r>
+        </w:hyperlink>
       </w:r>
       <w:r>
         <w:rPr>
@@ -6284,7 +6267,7 @@
           <w:sz w:val="24"/>
           <w:u w:val="single"/>
         </w:rPr>
-        <w:hyperlink r:id="rId49" w:history="1">
+        <w:hyperlink r:id="rId48" w:history="1">
           <w:r>
             <w:rPr>
               <w:rStyle w:val="Hyperlink"/>
@@ -6455,88 +6438,7 @@
           <w:color w:val="000000"/>
           <w:sz w:val="24"/>
         </w:rPr>
-        <w:t xml:space="preserve">zie </w:t>
-      </w:r>
-      <w:r>
-        <w:rPr>
-          <w:u w:val="single" w:color="0000ff"/>
-          <w:rFonts w:ascii="Charis SIL Italic" w:hAnsi="Charis SIL Italic" w:eastAsia="Charis SIL Italic"/>
-          <w:b w:val="0"/>
-          <w:i w:val="0"/>
-          <w:color w:val="000000"/>
-          <w:sz w:val="24"/>
-        </w:rPr>
-        <w:hyperlink r:id="rId50" w:history="1">
-          <w:r>
-            <w:rPr>
-              <w:rStyle w:val="Hyperlink"/>
-            </w:rPr>
-            <w:t>desbetreffende zoe</w:t>
-          </w:r>
-        </w:hyperlink>
-      </w:r>
-      <w:r>
-        <w:rPr>
-          <w:rFonts w:ascii="Charis SIL Italic" w:hAnsi="Charis SIL Italic" w:eastAsia="Charis SIL Italic"/>
-          <w:b w:val="0"/>
-          <w:i w:val="0"/>
-          <w:color w:val="000000"/>
-          <w:sz w:val="24"/>
-        </w:rPr>
-        <w:hyperlink r:id="rId50" w:history="1">
-          <w:r>
-            <w:rPr>
-              <w:rStyle w:val="Hyperlink"/>
-            </w:rPr>
-            <w:t>k</w:t>
-          </w:r>
-        </w:hyperlink>
-      </w:r>
-      <w:r>
-        <w:rPr>
-          <w:rFonts w:ascii="Charis SIL Italic" w:hAnsi="Charis SIL Italic" w:eastAsia="Charis SIL Italic"/>
-          <w:b w:val="0"/>
-          <w:i w:val="0"/>
-          <w:color w:val="000000"/>
-          <w:sz w:val="24"/>
-        </w:rPr>
-        <w:t>h</w:t>
-      </w:r>
-      <w:r>
-        <w:rPr>
-          <w:u w:val="single" w:color="0000ff"/>
-          <w:rFonts w:ascii="Charis SIL Italic" w:hAnsi="Charis SIL Italic" w:eastAsia="Charis SIL Italic"/>
-          <w:b w:val="0"/>
-          <w:i w:val="0"/>
-          <w:color w:val="000000"/>
-          <w:sz w:val="24"/>
-        </w:rPr>
-        <w:hyperlink r:id="rId50" w:history="1">
-          <w:r>
-            <w:rPr>
-              <w:rStyle w:val="Hyperlink"/>
-            </w:rPr>
-            <w:t>u</w:t>
-          </w:r>
-        </w:hyperlink>
-      </w:r>
-      <w:r>
-        <w:rPr>
-          <w:u w:val="single" w:color="0000ff"/>
-          <w:rFonts w:ascii="Charis SIL Italic" w:hAnsi="Charis SIL Italic" w:eastAsia="Charis SIL Italic"/>
-          <w:b w:val="0"/>
-          <w:i w:val="0"/>
-          <w:color w:val="000000"/>
-          <w:sz w:val="24"/>
-        </w:rPr>
-        <w:hyperlink r:id="rId50" w:history="1">
-          <w:r>
-            <w:rPr>
-              <w:rStyle w:val="Hyperlink"/>
-            </w:rPr>
-            <w:t>lp</w:t>
-          </w:r>
-        </w:hyperlink>
+        <w:t>zie desbetreffende zoekhulp</w:t>
       </w:r>
       <w:r>
         <w:rPr>

--- a/EXPORTS/DOCX/published/niveau3/Dutch/UniversityMus.docx
+++ b/EXPORTS/DOCX/published/niveau3/Dutch/UniversityMus.docx
@@ -511,7 +511,7 @@
           <w:sz w:val="24"/>
           <w:u w:val="single"/>
         </w:rPr>
-        <w:hyperlink r:id="rId11" w:history="1">
+        <w:hyperlink r:id="rId10" w:history="1">
           <w:r>
             <w:rPr>
               <w:rStyle w:val="Hyperlink"/>
@@ -529,7 +529,7 @@
           <w:sz w:val="24"/>
           <w:u w:val="single"/>
         </w:rPr>
-        <w:hyperlink r:id="rId11" w:history="1">
+        <w:hyperlink r:id="rId10" w:history="1">
           <w:r>
             <w:rPr>
               <w:rStyle w:val="Hyperlink"/>
@@ -547,7 +547,7 @@
           <w:sz w:val="24"/>
           <w:u w:val="single"/>
         </w:rPr>
-        <w:hyperlink r:id="rId11" w:history="1">
+        <w:hyperlink r:id="rId10" w:history="1">
           <w:r>
             <w:rPr>
               <w:rStyle w:val="Hyperlink"/>
@@ -576,7 +576,7 @@
           <w:sz w:val="24"/>
           <w:u w:val="single"/>
         </w:rPr>
-        <w:hyperlink r:id="rId11" w:history="1">
+        <w:hyperlink r:id="rId10" w:history="1">
           <w:r>
             <w:rPr>
               <w:rStyle w:val="Hyperlink"/>
@@ -594,7 +594,7 @@
           <w:sz w:val="24"/>
           <w:u w:val="single"/>
         </w:rPr>
-        <w:hyperlink r:id="rId11" w:history="1">
+        <w:hyperlink r:id="rId10" w:history="1">
           <w:r>
             <w:rPr>
               <w:rStyle w:val="Hyperlink"/>
@@ -612,7 +612,7 @@
           <w:sz w:val="24"/>
           <w:u w:val="single"/>
         </w:rPr>
-        <w:hyperlink r:id="rId11" w:history="1">
+        <w:hyperlink r:id="rId10" w:history="1">
           <w:r>
             <w:rPr>
               <w:rStyle w:val="Hyperlink"/>
@@ -630,7 +630,7 @@
           <w:sz w:val="24"/>
           <w:u w:val="single"/>
         </w:rPr>
-        <w:hyperlink r:id="rId11" w:history="1">
+        <w:hyperlink r:id="rId10" w:history="1">
           <w:r>
             <w:rPr>
               <w:rStyle w:val="Hyperlink"/>
@@ -2255,7 +2255,7 @@
           <w:sz w:val="24"/>
           <w:u w:val="single"/>
         </w:rPr>
-        <w:hyperlink r:id="rId20" w:history="1">
+        <w:hyperlink r:id="rId17" w:history="1">
           <w:r>
             <w:rPr>
               <w:rStyle w:val="Hyperlink"/>
@@ -3378,41 +3378,24 @@
       </w:r>
       <w:r>
         <w:rPr>
+          <w:u w:val="single" w:color="0000ff"/>
           <w:rFonts w:ascii="Charis SIL Italic" w:hAnsi="Charis SIL Italic" w:eastAsia="Charis SIL Italic"/>
           <w:b w:val="0"/>
           <w:i w:val="0"/>
           <w:color w:val="000000"/>
           <w:sz w:val="24"/>
         </w:rPr>
-        <w:hyperlink r:id="rId26" w:history="1">
-          <w:r>
-            <w:rPr>
-              <w:rStyle w:val="Hyperlink"/>
-            </w:rPr>
-            <w:t>d</w:t>
-          </w:r>
-        </w:hyperlink>
-      </w:r>
-      <w:r>
-        <w:rPr>
-          <w:u w:val="single" w:color="0000ff"/>
+        <w:t>d</w:t>
+      </w:r>
+      <w:r>
+        <w:rPr>
           <w:rFonts w:ascii="Charis SIL Italic" w:hAnsi="Charis SIL Italic" w:eastAsia="Charis SIL Italic"/>
           <w:b w:val="0"/>
           <w:i w:val="0"/>
           <w:color w:val="000000"/>
           <w:sz w:val="24"/>
         </w:rPr>
-        <w:t>e</w:t>
-      </w:r>
-      <w:r>
-        <w:rPr>
-          <w:rFonts w:ascii="Charis SIL Italic" w:hAnsi="Charis SIL Italic" w:eastAsia="Charis SIL Italic"/>
-          <w:b w:val="0"/>
-          <w:i w:val="0"/>
-          <w:color w:val="000000"/>
-          <w:sz w:val="24"/>
-        </w:rPr>
-        <w:t xml:space="preserve"> zoekhulp.</w:t>
+        <w:t>e zoekhulp.</w:t>
       </w:r>
     </w:p>
     <w:p>
@@ -3834,6 +3817,7 @@
           <w:i w:val="0"/>
           <w:color w:val="0000FF"/>
           <w:sz w:val="24"/>
+          <w:u w:val="single"/>
         </w:rPr>
         <w:hyperlink r:id="rId30" w:history="1">
           <w:r>
@@ -3853,7 +3837,7 @@
           <w:sz w:val="24"/>
           <w:u w:val="single"/>
         </w:rPr>
-        <w:hyperlink r:id="rId29" w:history="1">
+        <w:hyperlink r:id="rId30" w:history="1">
           <w:r>
             <w:rPr>
               <w:rStyle w:val="Hyperlink"/>
@@ -3900,7 +3884,7 @@
           <w:sz w:val="24"/>
           <w:u w:val="single"/>
         </w:rPr>
-        <w:hyperlink r:id="rId29" w:history="1">
+        <w:hyperlink r:id="rId31" w:history="1">
           <w:r>
             <w:rPr>
               <w:rStyle w:val="Hyperlink"/>
@@ -3929,7 +3913,7 @@
           <w:sz w:val="24"/>
           <w:u w:val="single"/>
         </w:rPr>
-        <w:hyperlink r:id="rId29" w:history="1">
+        <w:hyperlink r:id="rId31" w:history="1">
           <w:r>
             <w:rPr>
               <w:rStyle w:val="Hyperlink"/>
@@ -6004,7 +5988,36 @@
           <w:color w:val="000000"/>
           <w:sz w:val="24"/>
         </w:rPr>
-        <w:t>binnen deze archiefcollectie vind je een grote hoeveelheid archieven m</w:t>
+        <w:t>binnen deze archiefcollectie vind je een grote hoeveelheid archie</w:t>
+      </w:r>
+      <w:r>
+        <w:rPr>
+          <w:u w:val="single" w:color="0000ff"/>
+          <w:rFonts w:ascii="Charis SIL Italic" w:hAnsi="Charis SIL Italic" w:eastAsia="Charis SIL Italic"/>
+          <w:b w:val="0"/>
+          <w:i w:val="0"/>
+          <w:color w:val="000000"/>
+          <w:sz w:val="24"/>
+        </w:rPr>
+        <w:hyperlink r:id="rId47" w:history="1">
+          <w:r>
+            <w:rPr>
+              <w:rStyle w:val="Hyperlink"/>
+            </w:rPr>
+            <w:t xml:space="preserve">ven </w:t>
+          </w:r>
+        </w:hyperlink>
+      </w:r>
+      <w:r>
+        <w:rPr>
+          <w:u w:val="single" w:color="0000ff"/>
+          <w:rFonts w:ascii="Charis SIL Italic" w:hAnsi="Charis SIL Italic" w:eastAsia="Charis SIL Italic"/>
+          <w:b w:val="0"/>
+          <w:i w:val="0"/>
+          <w:color w:val="000000"/>
+          <w:sz w:val="24"/>
+        </w:rPr>
+        <w:t>m</w:t>
       </w:r>
       <w:r>
         <w:rPr>
@@ -6202,7 +6215,7 @@
           <w:sz w:val="24"/>
           <w:u w:val="single"/>
         </w:rPr>
-        <w:hyperlink r:id="rId48" w:history="1">
+        <w:hyperlink r:id="rId49" w:history="1">
           <w:r>
             <w:rPr>
               <w:rStyle w:val="Hyperlink"/>
@@ -6220,7 +6233,7 @@
           <w:sz w:val="24"/>
           <w:u w:val="single"/>
         </w:rPr>
-        <w:hyperlink r:id="rId48" w:history="1">
+        <w:hyperlink r:id="rId49" w:history="1">
           <w:r>
             <w:rPr>
               <w:rStyle w:val="Hyperlink"/>
@@ -6238,7 +6251,7 @@
           <w:sz w:val="24"/>
           <w:u w:val="single"/>
         </w:rPr>
-        <w:hyperlink r:id="rId48" w:history="1">
+        <w:hyperlink r:id="rId49" w:history="1">
           <w:r>
             <w:rPr>
               <w:rStyle w:val="Hyperlink"/>
@@ -6267,7 +6280,7 @@
           <w:sz w:val="24"/>
           <w:u w:val="single"/>
         </w:rPr>
-        <w:hyperlink r:id="rId48" w:history="1">
+        <w:hyperlink r:id="rId49" w:history="1">
           <w:r>
             <w:rPr>
               <w:rStyle w:val="Hyperlink"/>
@@ -6438,7 +6451,88 @@
           <w:color w:val="000000"/>
           <w:sz w:val="24"/>
         </w:rPr>
-        <w:t>zie desbetreffende zoekhulp</w:t>
+        <w:t xml:space="preserve">zie </w:t>
+      </w:r>
+      <w:r>
+        <w:rPr>
+          <w:u w:val="single" w:color="0000ff"/>
+          <w:rFonts w:ascii="Charis SIL Italic" w:hAnsi="Charis SIL Italic" w:eastAsia="Charis SIL Italic"/>
+          <w:b w:val="0"/>
+          <w:i w:val="0"/>
+          <w:color w:val="000000"/>
+          <w:sz w:val="24"/>
+        </w:rPr>
+        <w:hyperlink r:id="rId50" w:history="1">
+          <w:r>
+            <w:rPr>
+              <w:rStyle w:val="Hyperlink"/>
+            </w:rPr>
+            <w:t>desbetreffende zoe</w:t>
+          </w:r>
+        </w:hyperlink>
+      </w:r>
+      <w:r>
+        <w:rPr>
+          <w:rFonts w:ascii="Charis SIL Italic" w:hAnsi="Charis SIL Italic" w:eastAsia="Charis SIL Italic"/>
+          <w:b w:val="0"/>
+          <w:i w:val="0"/>
+          <w:color w:val="000000"/>
+          <w:sz w:val="24"/>
+        </w:rPr>
+        <w:hyperlink r:id="rId50" w:history="1">
+          <w:r>
+            <w:rPr>
+              <w:rStyle w:val="Hyperlink"/>
+            </w:rPr>
+            <w:t>k</w:t>
+          </w:r>
+        </w:hyperlink>
+      </w:r>
+      <w:r>
+        <w:rPr>
+          <w:rFonts w:ascii="Charis SIL Italic" w:hAnsi="Charis SIL Italic" w:eastAsia="Charis SIL Italic"/>
+          <w:b w:val="0"/>
+          <w:i w:val="0"/>
+          <w:color w:val="000000"/>
+          <w:sz w:val="24"/>
+        </w:rPr>
+        <w:t>h</w:t>
+      </w:r>
+      <w:r>
+        <w:rPr>
+          <w:u w:val="single" w:color="0000ff"/>
+          <w:rFonts w:ascii="Charis SIL Italic" w:hAnsi="Charis SIL Italic" w:eastAsia="Charis SIL Italic"/>
+          <w:b w:val="0"/>
+          <w:i w:val="0"/>
+          <w:color w:val="000000"/>
+          <w:sz w:val="24"/>
+        </w:rPr>
+        <w:hyperlink r:id="rId50" w:history="1">
+          <w:r>
+            <w:rPr>
+              <w:rStyle w:val="Hyperlink"/>
+            </w:rPr>
+            <w:t>u</w:t>
+          </w:r>
+        </w:hyperlink>
+      </w:r>
+      <w:r>
+        <w:rPr>
+          <w:u w:val="single" w:color="0000ff"/>
+          <w:rFonts w:ascii="Charis SIL Italic" w:hAnsi="Charis SIL Italic" w:eastAsia="Charis SIL Italic"/>
+          <w:b w:val="0"/>
+          <w:i w:val="0"/>
+          <w:color w:val="000000"/>
+          <w:sz w:val="24"/>
+        </w:rPr>
+        <w:hyperlink r:id="rId50" w:history="1">
+          <w:r>
+            <w:rPr>
+              <w:rStyle w:val="Hyperlink"/>
+            </w:rPr>
+            <w:t>lp</w:t>
+          </w:r>
+        </w:hyperlink>
       </w:r>
       <w:r>
         <w:rPr>

--- a/EXPORTS/DOCX/published/niveau3/Dutch/UniversityMus.docx
+++ b/EXPORTS/DOCX/published/niveau3/Dutch/UniversityMus.docx
@@ -500,7 +500,25 @@
           <w:color w:val="000000"/>
           <w:sz w:val="24"/>
         </w:rPr>
-        <w:t xml:space="preserve">Volkenkundig Museum en het voormalig </w:t>
+        <w:t>Volkenkundig Museum en het voor</w:t>
+      </w:r>
+      <w:r>
+        <w:rPr>
+          <w:u w:val="single" w:color="0000ff"/>
+          <w:rFonts w:ascii="Charis SIL Italic" w:hAnsi="Charis SIL Italic" w:eastAsia="Charis SIL Italic"/>
+          <w:b w:val="0"/>
+          <w:i w:val="0"/>
+          <w:color w:val="000000"/>
+          <w:sz w:val="24"/>
+        </w:rPr>
+        <w:hyperlink r:id="rId10" w:history="1">
+          <w:r>
+            <w:rPr>
+              <w:rStyle w:val="Hyperlink"/>
+            </w:rPr>
+            <w:t xml:space="preserve">malig </w:t>
+          </w:r>
+        </w:hyperlink>
       </w:r>
       <w:r>
         <w:rPr>
@@ -659,7 +677,7 @@
           <w:sz w:val="24"/>
           <w:u w:val="single"/>
         </w:rPr>
-        <w:hyperlink r:id="rId11" w:history="1">
+        <w:hyperlink r:id="rId10" w:history="1">
           <w:r>
             <w:rPr>
               <w:rStyle w:val="Hyperlink"/>
@@ -3837,7 +3855,7 @@
           <w:sz w:val="24"/>
           <w:u w:val="single"/>
         </w:rPr>
-        <w:hyperlink r:id="rId30" w:history="1">
+        <w:hyperlink r:id="rId29" w:history="1">
           <w:r>
             <w:rPr>
               <w:rStyle w:val="Hyperlink"/>
@@ -3884,7 +3902,7 @@
           <w:sz w:val="24"/>
           <w:u w:val="single"/>
         </w:rPr>
-        <w:hyperlink r:id="rId31" w:history="1">
+        <w:hyperlink r:id="rId29" w:history="1">
           <w:r>
             <w:rPr>
               <w:rStyle w:val="Hyperlink"/>
@@ -3913,7 +3931,7 @@
           <w:sz w:val="24"/>
           <w:u w:val="single"/>
         </w:rPr>
-        <w:hyperlink r:id="rId31" w:history="1">
+        <w:hyperlink r:id="rId29" w:history="1">
           <w:r>
             <w:rPr>
               <w:rStyle w:val="Hyperlink"/>
@@ -5316,7 +5334,7 @@
           <w:sz w:val="24"/>
           <w:u w:val="single"/>
         </w:rPr>
-        <w:hyperlink r:id="rId40" w:history="1">
+        <w:hyperlink r:id="rId42" w:history="1">
           <w:r>
             <w:rPr>
               <w:rStyle w:val="Hyperlink"/>
@@ -5333,7 +5351,14 @@
           <w:color w:val="0000FF"/>
           <w:sz w:val="24"/>
         </w:rPr>
-        <w:t xml:space="preserve">igitaal </w:t>
+        <w:hyperlink r:id="rId42" w:history="1">
+          <w:r>
+            <w:rPr>
+              <w:rStyle w:val="Hyperlink"/>
+            </w:rPr>
+            <w:t xml:space="preserve">igitaal </w:t>
+          </w:r>
+        </w:hyperlink>
       </w:r>
       <w:r>
         <w:br/>
@@ -5488,26 +5513,55 @@
           <w:i w:val="0"/>
           <w:color w:val="0000FF"/>
           <w:sz w:val="24"/>
-        </w:rPr>
-        <w:t>Gerard Vrolik</w:t>
-      </w:r>
-      <w:r>
-        <w:rPr>
-          <w:u w:val="single" w:color="0000ff"/>
-          <w:rFonts w:ascii="Charis SIL Italic" w:hAnsi="Charis SIL Italic" w:eastAsia="Charis SIL Italic"/>
-          <w:b w:val="0"/>
-          <w:i w:val="0"/>
-          <w:color w:val="000000"/>
-          <w:sz w:val="24"/>
-        </w:rPr>
-        <w:hyperlink r:id="rId43" w:history="1">
+          <w:u w:val="single"/>
+        </w:rPr>
+        <w:hyperlink r:id="rId44" w:history="1">
           <w:r>
             <w:rPr>
               <w:rStyle w:val="Hyperlink"/>
             </w:rPr>
-            <w:t xml:space="preserve"> (1775-1</w:t>
+            <w:t>Gerard</w:t>
           </w:r>
         </w:hyperlink>
+      </w:r>
+      <w:r>
+        <w:rPr>
+          <w:rFonts w:ascii="Charis SIL Italic" w:hAnsi="Charis SIL Italic" w:eastAsia="Charis SIL Italic"/>
+          <w:b w:val="0"/>
+          <w:i w:val="0"/>
+          <w:color w:val="0000FF"/>
+          <w:sz w:val="24"/>
+          <w:u w:val="single"/>
+        </w:rPr>
+        <w:t xml:space="preserve"> </w:t>
+      </w:r>
+      <w:r>
+        <w:rPr>
+          <w:rFonts w:ascii="Charis SIL Italic" w:hAnsi="Charis SIL Italic" w:eastAsia="Charis SIL Italic"/>
+          <w:b w:val="0"/>
+          <w:i w:val="0"/>
+          <w:color w:val="0000FF"/>
+          <w:sz w:val="24"/>
+          <w:u w:val="single"/>
+        </w:rPr>
+        <w:hyperlink r:id="rId44" w:history="1">
+          <w:r>
+            <w:rPr>
+              <w:rStyle w:val="Hyperlink"/>
+            </w:rPr>
+            <w:t>Vrolik</w:t>
+          </w:r>
+        </w:hyperlink>
+      </w:r>
+      <w:r>
+        <w:rPr>
+          <w:rFonts w:ascii="Charis SIL Italic" w:hAnsi="Charis SIL Italic" w:eastAsia="Charis SIL Italic"/>
+          <w:b w:val="0"/>
+          <w:i w:val="0"/>
+          <w:color w:val="000000"/>
+          <w:sz w:val="24"/>
+        </w:rPr>
+        <w:t xml:space="preserve"> (1775-1</w:t>
       </w:r>
       <w:r>
         <w:rPr>
@@ -5539,6 +5593,7 @@
       </w:r>
       <w:r>
         <w:rPr>
+          <w:u w:val="single" w:color="0000ff"/>
           <w:rFonts w:ascii="Charis SIL Italic" w:hAnsi="Charis SIL Italic" w:eastAsia="Charis SIL Italic"/>
           <w:b w:val="0"/>
           <w:i w:val="0"/>
@@ -5556,6 +5611,7 @@
       </w:r>
       <w:r>
         <w:rPr>
+          <w:u w:val="single" w:color="0000ff"/>
           <w:rFonts w:ascii="Charis SIL Italic" w:hAnsi="Charis SIL Italic" w:eastAsia="Charis SIL Italic"/>
           <w:b w:val="0"/>
           <w:i w:val="0"/>
@@ -5573,6 +5629,7 @@
       </w:r>
       <w:r>
         <w:rPr>
+          <w:u w:val="single" w:color="0000ff"/>
           <w:rFonts w:ascii="Charis SIL Italic" w:hAnsi="Charis SIL Italic" w:eastAsia="Charis SIL Italic"/>
           <w:b w:val="0"/>
           <w:i w:val="0"/>

--- a/EXPORTS/DOCX/published/niveau3/Dutch/UniversityMus.docx
+++ b/EXPORTS/DOCX/published/niveau3/Dutch/UniversityMus.docx
@@ -511,14 +511,7 @@
           <w:color w:val="000000"/>
           <w:sz w:val="24"/>
         </w:rPr>
-        <w:hyperlink r:id="rId10" w:history="1">
-          <w:r>
-            <w:rPr>
-              <w:rStyle w:val="Hyperlink"/>
-            </w:rPr>
-            <w:t xml:space="preserve">malig </w:t>
-          </w:r>
-        </w:hyperlink>
+        <w:t xml:space="preserve">malig </w:t>
       </w:r>
       <w:r>
         <w:rPr>
@@ -529,7 +522,7 @@
           <w:sz w:val="24"/>
           <w:u w:val="single"/>
         </w:rPr>
-        <w:hyperlink r:id="rId10" w:history="1">
+        <w:hyperlink r:id="rId11" w:history="1">
           <w:r>
             <w:rPr>
               <w:rStyle w:val="Hyperlink"/>
@@ -2273,7 +2266,7 @@
           <w:sz w:val="24"/>
           <w:u w:val="single"/>
         </w:rPr>
-        <w:hyperlink r:id="rId17" w:history="1">
+        <w:hyperlink r:id="rId20" w:history="1">
           <w:r>
             <w:rPr>
               <w:rStyle w:val="Hyperlink"/>
@@ -3396,6 +3389,23 @@
       </w:r>
       <w:r>
         <w:rPr>
+          <w:rFonts w:ascii="Charis SIL Italic" w:hAnsi="Charis SIL Italic" w:eastAsia="Charis SIL Italic"/>
+          <w:b w:val="0"/>
+          <w:i w:val="0"/>
+          <w:color w:val="000000"/>
+          <w:sz w:val="24"/>
+        </w:rPr>
+        <w:hyperlink r:id="rId26" w:history="1">
+          <w:r>
+            <w:rPr>
+              <w:rStyle w:val="Hyperlink"/>
+            </w:rPr>
+            <w:t>d</w:t>
+          </w:r>
+        </w:hyperlink>
+      </w:r>
+      <w:r>
+        <w:rPr>
           <w:u w:val="single" w:color="0000ff"/>
           <w:rFonts w:ascii="Charis SIL Italic" w:hAnsi="Charis SIL Italic" w:eastAsia="Charis SIL Italic"/>
           <w:b w:val="0"/>
@@ -3403,7 +3413,7 @@
           <w:color w:val="000000"/>
           <w:sz w:val="24"/>
         </w:rPr>
-        <w:t>d</w:t>
+        <w:t>e</w:t>
       </w:r>
       <w:r>
         <w:rPr>
@@ -3413,7 +3423,7 @@
           <w:color w:val="000000"/>
           <w:sz w:val="24"/>
         </w:rPr>
-        <w:t>e zoekhulp.</w:t>
+        <w:t xml:space="preserve"> zoekhulp.</w:t>
       </w:r>
     </w:p>
     <w:p>
@@ -3866,32 +3876,13 @@
       </w:r>
       <w:r>
         <w:rPr>
-          <w:u w:val="single" w:color="0000ff"/>
           <w:rFonts w:ascii="Charis SIL Italic" w:hAnsi="Charis SIL Italic" w:eastAsia="Charis SIL Italic"/>
           <w:b w:val="0"/>
           <w:i w:val="0"/>
           <w:color w:val="000000"/>
           <w:sz w:val="24"/>
         </w:rPr>
-        <w:hyperlink r:id="rId29" w:history="1">
-          <w:r>
-            <w:rPr>
-              <w:rStyle w:val="Hyperlink"/>
-            </w:rPr>
-            <w:t>,</w:t>
-          </w:r>
-        </w:hyperlink>
-      </w:r>
-      <w:r>
-        <w:rPr>
-          <w:u w:val="single" w:color="0000ff"/>
-          <w:rFonts w:ascii="Charis SIL Italic" w:hAnsi="Charis SIL Italic" w:eastAsia="Charis SIL Italic"/>
-          <w:b w:val="0"/>
-          <w:i w:val="0"/>
-          <w:color w:val="000000"/>
-          <w:sz w:val="24"/>
-        </w:rPr>
-        <w:t xml:space="preserve"> </w:t>
+        <w:t xml:space="preserve">, </w:t>
       </w:r>
       <w:r>
         <w:rPr>
@@ -4253,6 +4244,7 @@
       </w:r>
       <w:r>
         <w:rPr>
+          <w:u w:val="single" w:color="0000ff"/>
           <w:rFonts w:ascii="Charis SIL Italic" w:hAnsi="Charis SIL Italic" w:eastAsia="Charis SIL Italic"/>
           <w:b w:val="0"/>
           <w:i w:val="0"/>
@@ -4766,32 +4758,7 @@
           <w:color w:val="000000"/>
           <w:sz w:val="24"/>
         </w:rPr>
-        <w:hyperlink r:id="rId36" w:history="1">
-          <w:r>
-            <w:rPr>
-              <w:rStyle w:val="Hyperlink"/>
-            </w:rPr>
-            <w:t>ische eila</w:t>
-          </w:r>
-        </w:hyperlink>
-      </w:r>
-      <w:r>
-        <w:rPr>
-          <w:u w:val="single" w:color="0000ff"/>
-          <w:rFonts w:ascii="Charis SIL Italic" w:hAnsi="Charis SIL Italic" w:eastAsia="Charis SIL Italic"/>
-          <w:b w:val="0"/>
-          <w:i w:val="0"/>
-          <w:color w:val="000000"/>
-          <w:sz w:val="24"/>
-        </w:rPr>
-        <w:hyperlink r:id="rId36" w:history="1">
-          <w:r>
-            <w:rPr>
-              <w:rStyle w:val="Hyperlink"/>
-            </w:rPr>
-            <w:t>nd Nia</w:t>
-          </w:r>
-        </w:hyperlink>
+        <w:t>ische eiland Nia</w:t>
       </w:r>
       <w:r>
         <w:rPr>
@@ -5372,7 +5339,7 @@
           <w:sz w:val="24"/>
           <w:u w:val="single"/>
         </w:rPr>
-        <w:hyperlink r:id="rId41" w:history="1">
+        <w:hyperlink r:id="rId42" w:history="1">
           <w:r>
             <w:rPr>
               <w:rStyle w:val="Hyperlink"/>
@@ -5513,55 +5480,26 @@
           <w:i w:val="0"/>
           <w:color w:val="0000FF"/>
           <w:sz w:val="24"/>
-          <w:u w:val="single"/>
-        </w:rPr>
-        <w:hyperlink r:id="rId44" w:history="1">
+        </w:rPr>
+        <w:t>Gerard Vrolik</w:t>
+      </w:r>
+      <w:r>
+        <w:rPr>
+          <w:u w:val="single" w:color="0000ff"/>
+          <w:rFonts w:ascii="Charis SIL Italic" w:hAnsi="Charis SIL Italic" w:eastAsia="Charis SIL Italic"/>
+          <w:b w:val="0"/>
+          <w:i w:val="0"/>
+          <w:color w:val="000000"/>
+          <w:sz w:val="24"/>
+        </w:rPr>
+        <w:hyperlink r:id="rId43" w:history="1">
           <w:r>
             <w:rPr>
               <w:rStyle w:val="Hyperlink"/>
             </w:rPr>
-            <w:t>Gerard</w:t>
+            <w:t xml:space="preserve"> (1775-1</w:t>
           </w:r>
         </w:hyperlink>
-      </w:r>
-      <w:r>
-        <w:rPr>
-          <w:rFonts w:ascii="Charis SIL Italic" w:hAnsi="Charis SIL Italic" w:eastAsia="Charis SIL Italic"/>
-          <w:b w:val="0"/>
-          <w:i w:val="0"/>
-          <w:color w:val="0000FF"/>
-          <w:sz w:val="24"/>
-          <w:u w:val="single"/>
-        </w:rPr>
-        <w:t xml:space="preserve"> </w:t>
-      </w:r>
-      <w:r>
-        <w:rPr>
-          <w:rFonts w:ascii="Charis SIL Italic" w:hAnsi="Charis SIL Italic" w:eastAsia="Charis SIL Italic"/>
-          <w:b w:val="0"/>
-          <w:i w:val="0"/>
-          <w:color w:val="0000FF"/>
-          <w:sz w:val="24"/>
-          <w:u w:val="single"/>
-        </w:rPr>
-        <w:hyperlink r:id="rId44" w:history="1">
-          <w:r>
-            <w:rPr>
-              <w:rStyle w:val="Hyperlink"/>
-            </w:rPr>
-            <w:t>Vrolik</w:t>
-          </w:r>
-        </w:hyperlink>
-      </w:r>
-      <w:r>
-        <w:rPr>
-          <w:rFonts w:ascii="Charis SIL Italic" w:hAnsi="Charis SIL Italic" w:eastAsia="Charis SIL Italic"/>
-          <w:b w:val="0"/>
-          <w:i w:val="0"/>
-          <w:color w:val="000000"/>
-          <w:sz w:val="24"/>
-        </w:rPr>
-        <w:t xml:space="preserve"> (1775-1</w:t>
       </w:r>
       <w:r>
         <w:rPr>
@@ -5593,7 +5531,6 @@
       </w:r>
       <w:r>
         <w:rPr>
-          <w:u w:val="single" w:color="0000ff"/>
           <w:rFonts w:ascii="Charis SIL Italic" w:hAnsi="Charis SIL Italic" w:eastAsia="Charis SIL Italic"/>
           <w:b w:val="0"/>
           <w:i w:val="0"/>
@@ -5611,7 +5548,6 @@
       </w:r>
       <w:r>
         <w:rPr>
-          <w:u w:val="single" w:color="0000ff"/>
           <w:rFonts w:ascii="Charis SIL Italic" w:hAnsi="Charis SIL Italic" w:eastAsia="Charis SIL Italic"/>
           <w:b w:val="0"/>
           <w:i w:val="0"/>
@@ -5629,7 +5565,6 @@
       </w:r>
       <w:r>
         <w:rPr>
-          <w:u w:val="single" w:color="0000ff"/>
           <w:rFonts w:ascii="Charis SIL Italic" w:hAnsi="Charis SIL Italic" w:eastAsia="Charis SIL Italic"/>
           <w:b w:val="0"/>
           <w:i w:val="0"/>
@@ -6067,7 +6002,6 @@
       </w:r>
       <w:r>
         <w:rPr>
-          <w:u w:val="single" w:color="0000ff"/>
           <w:rFonts w:ascii="Charis SIL Italic" w:hAnsi="Charis SIL Italic" w:eastAsia="Charis SIL Italic"/>
           <w:b w:val="0"/>
           <w:i w:val="0"/>
@@ -6272,7 +6206,7 @@
           <w:sz w:val="24"/>
           <w:u w:val="single"/>
         </w:rPr>
-        <w:hyperlink r:id="rId49" w:history="1">
+        <w:hyperlink r:id="rId48" w:history="1">
           <w:r>
             <w:rPr>
               <w:rStyle w:val="Hyperlink"/>
@@ -6290,7 +6224,7 @@
           <w:sz w:val="24"/>
           <w:u w:val="single"/>
         </w:rPr>
-        <w:hyperlink r:id="rId49" w:history="1">
+        <w:hyperlink r:id="rId48" w:history="1">
           <w:r>
             <w:rPr>
               <w:rStyle w:val="Hyperlink"/>
@@ -6308,7 +6242,7 @@
           <w:sz w:val="24"/>
           <w:u w:val="single"/>
         </w:rPr>
-        <w:hyperlink r:id="rId49" w:history="1">
+        <w:hyperlink r:id="rId48" w:history="1">
           <w:r>
             <w:rPr>
               <w:rStyle w:val="Hyperlink"/>

--- a/EXPORTS/DOCX/published/niveau3/Dutch/UniversityMus.docx
+++ b/EXPORTS/DOCX/published/niveau3/Dutch/UniversityMus.docx
@@ -500,18 +500,7 @@
           <w:color w:val="000000"/>
           <w:sz w:val="24"/>
         </w:rPr>
-        <w:t>Volkenkundig Museum en het voor</w:t>
-      </w:r>
-      <w:r>
-        <w:rPr>
-          <w:u w:val="single" w:color="0000ff"/>
-          <w:rFonts w:ascii="Charis SIL Italic" w:hAnsi="Charis SIL Italic" w:eastAsia="Charis SIL Italic"/>
-          <w:b w:val="0"/>
-          <w:i w:val="0"/>
-          <w:color w:val="000000"/>
-          <w:sz w:val="24"/>
-        </w:rPr>
-        <w:t xml:space="preserve">malig </w:t>
+        <w:t xml:space="preserve">Volkenkundig Museum en het voormalig </w:t>
       </w:r>
       <w:r>
         <w:rPr>
@@ -522,7 +511,7 @@
           <w:sz w:val="24"/>
           <w:u w:val="single"/>
         </w:rPr>
-        <w:hyperlink r:id="rId11" w:history="1">
+        <w:hyperlink r:id="rId10" w:history="1">
           <w:r>
             <w:rPr>
               <w:rStyle w:val="Hyperlink"/>
@@ -587,7 +576,7 @@
           <w:sz w:val="24"/>
           <w:u w:val="single"/>
         </w:rPr>
-        <w:hyperlink r:id="rId10" w:history="1">
+        <w:hyperlink r:id="rId11" w:history="1">
           <w:r>
             <w:rPr>
               <w:rStyle w:val="Hyperlink"/>
@@ -605,7 +594,7 @@
           <w:sz w:val="24"/>
           <w:u w:val="single"/>
         </w:rPr>
-        <w:hyperlink r:id="rId10" w:history="1">
+        <w:hyperlink r:id="rId11" w:history="1">
           <w:r>
             <w:rPr>
               <w:rStyle w:val="Hyperlink"/>
@@ -623,7 +612,7 @@
           <w:sz w:val="24"/>
           <w:u w:val="single"/>
         </w:rPr>
-        <w:hyperlink r:id="rId10" w:history="1">
+        <w:hyperlink r:id="rId11" w:history="1">
           <w:r>
             <w:rPr>
               <w:rStyle w:val="Hyperlink"/>
@@ -641,7 +630,7 @@
           <w:sz w:val="24"/>
           <w:u w:val="single"/>
         </w:rPr>
-        <w:hyperlink r:id="rId10" w:history="1">
+        <w:hyperlink r:id="rId11" w:history="1">
           <w:r>
             <w:rPr>
               <w:rStyle w:val="Hyperlink"/>
@@ -670,7 +659,7 @@
           <w:sz w:val="24"/>
           <w:u w:val="single"/>
         </w:rPr>
-        <w:hyperlink r:id="rId10" w:history="1">
+        <w:hyperlink r:id="rId11" w:history="1">
           <w:r>
             <w:rPr>
               <w:rStyle w:val="Hyperlink"/>
@@ -2266,7 +2255,7 @@
           <w:sz w:val="24"/>
           <w:u w:val="single"/>
         </w:rPr>
-        <w:hyperlink r:id="rId20" w:history="1">
+        <w:hyperlink r:id="rId17" w:history="1">
           <w:r>
             <w:rPr>
               <w:rStyle w:val="Hyperlink"/>
@@ -3389,41 +3378,24 @@
       </w:r>
       <w:r>
         <w:rPr>
+          <w:u w:val="single" w:color="0000ff"/>
           <w:rFonts w:ascii="Charis SIL Italic" w:hAnsi="Charis SIL Italic" w:eastAsia="Charis SIL Italic"/>
           <w:b w:val="0"/>
           <w:i w:val="0"/>
           <w:color w:val="000000"/>
           <w:sz w:val="24"/>
         </w:rPr>
-        <w:hyperlink r:id="rId26" w:history="1">
-          <w:r>
-            <w:rPr>
-              <w:rStyle w:val="Hyperlink"/>
-            </w:rPr>
-            <w:t>d</w:t>
-          </w:r>
-        </w:hyperlink>
-      </w:r>
-      <w:r>
-        <w:rPr>
-          <w:u w:val="single" w:color="0000ff"/>
+        <w:t>d</w:t>
+      </w:r>
+      <w:r>
+        <w:rPr>
           <w:rFonts w:ascii="Charis SIL Italic" w:hAnsi="Charis SIL Italic" w:eastAsia="Charis SIL Italic"/>
           <w:b w:val="0"/>
           <w:i w:val="0"/>
           <w:color w:val="000000"/>
           <w:sz w:val="24"/>
         </w:rPr>
-        <w:t>e</w:t>
-      </w:r>
-      <w:r>
-        <w:rPr>
-          <w:rFonts w:ascii="Charis SIL Italic" w:hAnsi="Charis SIL Italic" w:eastAsia="Charis SIL Italic"/>
-          <w:b w:val="0"/>
-          <w:i w:val="0"/>
-          <w:color w:val="000000"/>
-          <w:sz w:val="24"/>
-        </w:rPr>
-        <w:t xml:space="preserve"> zoekhulp.</w:t>
+        <w:t>e zoekhulp.</w:t>
       </w:r>
     </w:p>
     <w:p>
@@ -3847,14 +3819,7 @@
           <w:sz w:val="24"/>
           <w:u w:val="single"/>
         </w:rPr>
-        <w:hyperlink r:id="rId30" w:history="1">
-          <w:r>
-            <w:rPr>
-              <w:rStyle w:val="Hyperlink"/>
-            </w:rPr>
-            <w:t>han</w:t>
-          </w:r>
-        </w:hyperlink>
+        <w:t>han</w:t>
       </w:r>
       <w:r>
         <w:rPr>
@@ -3951,7 +3916,7 @@
           <w:sz w:val="24"/>
           <w:u w:val="single"/>
         </w:rPr>
-        <w:hyperlink r:id="rId31" w:history="1">
+        <w:hyperlink r:id="rId30" w:history="1">
           <w:r>
             <w:rPr>
               <w:rStyle w:val="Hyperlink"/>
@@ -3980,7 +3945,7 @@
           <w:sz w:val="24"/>
           <w:u w:val="single"/>
         </w:rPr>
-        <w:hyperlink r:id="rId31" w:history="1">
+        <w:hyperlink r:id="rId30" w:history="1">
           <w:r>
             <w:rPr>
               <w:rStyle w:val="Hyperlink"/>
@@ -4008,7 +3973,7 @@
           <w:sz w:val="24"/>
           <w:u w:val="single"/>
         </w:rPr>
-        <w:hyperlink r:id="rId32" w:history="1">
+        <w:hyperlink r:id="rId31" w:history="1">
           <w:r>
             <w:rPr>
               <w:rStyle w:val="Hyperlink"/>
@@ -4037,7 +4002,7 @@
           <w:sz w:val="24"/>
           <w:u w:val="single"/>
         </w:rPr>
-        <w:hyperlink r:id="rId32" w:history="1">
+        <w:hyperlink r:id="rId31" w:history="1">
           <w:r>
             <w:rPr>
               <w:rStyle w:val="Hyperlink"/>
@@ -4066,7 +4031,7 @@
           <w:sz w:val="24"/>
           <w:u w:val="single"/>
         </w:rPr>
-        <w:hyperlink r:id="rId32" w:history="1">
+        <w:hyperlink r:id="rId31" w:history="1">
           <w:r>
             <w:rPr>
               <w:rStyle w:val="Hyperlink"/>
@@ -4094,7 +4059,7 @@
           <w:sz w:val="24"/>
           <w:u w:val="single"/>
         </w:rPr>
-        <w:hyperlink r:id="rId33" w:history="1">
+        <w:hyperlink r:id="rId32" w:history="1">
           <w:r>
             <w:rPr>
               <w:rStyle w:val="Hyperlink"/>
@@ -4123,7 +4088,7 @@
           <w:sz w:val="24"/>
           <w:u w:val="single"/>
         </w:rPr>
-        <w:hyperlink r:id="rId33" w:history="1">
+        <w:hyperlink r:id="rId32" w:history="1">
           <w:r>
             <w:rPr>
               <w:rStyle w:val="Hyperlink"/>
@@ -4151,7 +4116,7 @@
           <w:color w:val="000000"/>
           <w:sz w:val="24"/>
         </w:rPr>
-        <w:hyperlink r:id="rId30" w:history="1">
+        <w:hyperlink r:id="rId33" w:history="1">
           <w:r>
             <w:rPr>
               <w:rStyle w:val="Hyperlink"/>
@@ -4179,7 +4144,7 @@
           <w:color w:val="000000"/>
           <w:sz w:val="24"/>
         </w:rPr>
-        <w:hyperlink r:id="rId31" w:history="1">
+        <w:hyperlink r:id="rId30" w:history="1">
           <w:r>
             <w:rPr>
               <w:rStyle w:val="Hyperlink"/>
@@ -4197,7 +4162,7 @@
           <w:color w:val="000000"/>
           <w:sz w:val="24"/>
         </w:rPr>
-        <w:hyperlink r:id="rId31" w:history="1">
+        <w:hyperlink r:id="rId30" w:history="1">
           <w:r>
             <w:rPr>
               <w:rStyle w:val="Hyperlink"/>
@@ -4215,7 +4180,7 @@
           <w:color w:val="000000"/>
           <w:sz w:val="24"/>
         </w:rPr>
-        <w:hyperlink r:id="rId31" w:history="1">
+        <w:hyperlink r:id="rId30" w:history="1">
           <w:r>
             <w:rPr>
               <w:rStyle w:val="Hyperlink"/>
@@ -4233,7 +4198,7 @@
           <w:color w:val="000000"/>
           <w:sz w:val="24"/>
         </w:rPr>
-        <w:hyperlink r:id="rId31" w:history="1">
+        <w:hyperlink r:id="rId30" w:history="1">
           <w:r>
             <w:rPr>
               <w:rStyle w:val="Hyperlink"/>
@@ -4262,7 +4227,7 @@
           <w:color w:val="000000"/>
           <w:sz w:val="24"/>
         </w:rPr>
-        <w:hyperlink r:id="rId31" w:history="1">
+        <w:hyperlink r:id="rId30" w:history="1">
           <w:r>
             <w:rPr>
               <w:rStyle w:val="Hyperlink"/>
@@ -4301,7 +4266,7 @@
           <w:color w:val="000000"/>
           <w:sz w:val="24"/>
         </w:rPr>
-        <w:hyperlink r:id="rId32" w:history="1">
+        <w:hyperlink r:id="rId31" w:history="1">
           <w:r>
             <w:rPr>
               <w:rStyle w:val="Hyperlink"/>
@@ -4319,7 +4284,7 @@
           <w:color w:val="000000"/>
           <w:sz w:val="24"/>
         </w:rPr>
-        <w:hyperlink r:id="rId32" w:history="1">
+        <w:hyperlink r:id="rId31" w:history="1">
           <w:r>
             <w:rPr>
               <w:rStyle w:val="Hyperlink"/>
@@ -4337,7 +4302,7 @@
           <w:color w:val="000000"/>
           <w:sz w:val="24"/>
         </w:rPr>
-        <w:hyperlink r:id="rId32" w:history="1">
+        <w:hyperlink r:id="rId31" w:history="1">
           <w:r>
             <w:rPr>
               <w:rStyle w:val="Hyperlink"/>
@@ -4365,7 +4330,7 @@
           <w:color w:val="000000"/>
           <w:sz w:val="24"/>
         </w:rPr>
-        <w:hyperlink r:id="rId33" w:history="1">
+        <w:hyperlink r:id="rId32" w:history="1">
           <w:r>
             <w:rPr>
               <w:rStyle w:val="Hyperlink"/>
@@ -4383,7 +4348,7 @@
           <w:color w:val="000000"/>
           <w:sz w:val="24"/>
         </w:rPr>
-        <w:hyperlink r:id="rId33" w:history="1">
+        <w:hyperlink r:id="rId32" w:history="1">
           <w:r>
             <w:rPr>
               <w:rStyle w:val="Hyperlink"/>
@@ -4758,7 +4723,32 @@
           <w:color w:val="000000"/>
           <w:sz w:val="24"/>
         </w:rPr>
-        <w:t>ische eiland Nia</w:t>
+        <w:hyperlink r:id="rId36" w:history="1">
+          <w:r>
+            <w:rPr>
+              <w:rStyle w:val="Hyperlink"/>
+            </w:rPr>
+            <w:t>ische eila</w:t>
+          </w:r>
+        </w:hyperlink>
+      </w:r>
+      <w:r>
+        <w:rPr>
+          <w:u w:val="single" w:color="0000ff"/>
+          <w:rFonts w:ascii="Charis SIL Italic" w:hAnsi="Charis SIL Italic" w:eastAsia="Charis SIL Italic"/>
+          <w:b w:val="0"/>
+          <w:i w:val="0"/>
+          <w:color w:val="000000"/>
+          <w:sz w:val="24"/>
+        </w:rPr>
+        <w:hyperlink r:id="rId36" w:history="1">
+          <w:r>
+            <w:rPr>
+              <w:rStyle w:val="Hyperlink"/>
+            </w:rPr>
+            <w:t>nd Nia</w:t>
+          </w:r>
+        </w:hyperlink>
       </w:r>
       <w:r>
         <w:rPr>
@@ -5301,7 +5291,7 @@
           <w:sz w:val="24"/>
           <w:u w:val="single"/>
         </w:rPr>
-        <w:hyperlink r:id="rId42" w:history="1">
+        <w:hyperlink r:id="rId40" w:history="1">
           <w:r>
             <w:rPr>
               <w:rStyle w:val="Hyperlink"/>
@@ -5318,14 +5308,7 @@
           <w:color w:val="0000FF"/>
           <w:sz w:val="24"/>
         </w:rPr>
-        <w:hyperlink r:id="rId42" w:history="1">
-          <w:r>
-            <w:rPr>
-              <w:rStyle w:val="Hyperlink"/>
-            </w:rPr>
-            <w:t xml:space="preserve">igitaal </w:t>
-          </w:r>
-        </w:hyperlink>
+        <w:t xml:space="preserve">igitaal </w:t>
       </w:r>
       <w:r>
         <w:br/>
@@ -5339,7 +5322,7 @@
           <w:sz w:val="24"/>
           <w:u w:val="single"/>
         </w:rPr>
-        <w:hyperlink r:id="rId42" w:history="1">
+        <w:hyperlink r:id="rId41" w:history="1">
           <w:r>
             <w:rPr>
               <w:rStyle w:val="Hyperlink"/>
@@ -6002,6 +5985,7 @@
       </w:r>
       <w:r>
         <w:rPr>
+          <w:u w:val="single" w:color="0000ff"/>
           <w:rFonts w:ascii="Charis SIL Italic" w:hAnsi="Charis SIL Italic" w:eastAsia="Charis SIL Italic"/>
           <w:b w:val="0"/>
           <w:i w:val="0"/>
@@ -6206,7 +6190,7 @@
           <w:sz w:val="24"/>
           <w:u w:val="single"/>
         </w:rPr>
-        <w:hyperlink r:id="rId48" w:history="1">
+        <w:hyperlink r:id="rId49" w:history="1">
           <w:r>
             <w:rPr>
               <w:rStyle w:val="Hyperlink"/>
@@ -6224,7 +6208,7 @@
           <w:sz w:val="24"/>
           <w:u w:val="single"/>
         </w:rPr>
-        <w:hyperlink r:id="rId48" w:history="1">
+        <w:hyperlink r:id="rId49" w:history="1">
           <w:r>
             <w:rPr>
               <w:rStyle w:val="Hyperlink"/>
@@ -6242,7 +6226,7 @@
           <w:sz w:val="24"/>
           <w:u w:val="single"/>
         </w:rPr>
-        <w:hyperlink r:id="rId48" w:history="1">
+        <w:hyperlink r:id="rId49" w:history="1">
           <w:r>
             <w:rPr>
               <w:rStyle w:val="Hyperlink"/>

--- a/EXPORTS/DOCX/published/niveau3/Dutch/UniversityMus.docx
+++ b/EXPORTS/DOCX/published/niveau3/Dutch/UniversityMus.docx
@@ -511,7 +511,7 @@
           <w:sz w:val="24"/>
           <w:u w:val="single"/>
         </w:rPr>
-        <w:hyperlink r:id="rId10" w:history="1">
+        <w:hyperlink r:id="rId11" w:history="1">
           <w:r>
             <w:rPr>
               <w:rStyle w:val="Hyperlink"/>
@@ -529,7 +529,7 @@
           <w:sz w:val="24"/>
           <w:u w:val="single"/>
         </w:rPr>
-        <w:hyperlink r:id="rId10" w:history="1">
+        <w:hyperlink r:id="rId11" w:history="1">
           <w:r>
             <w:rPr>
               <w:rStyle w:val="Hyperlink"/>
@@ -547,7 +547,7 @@
           <w:sz w:val="24"/>
           <w:u w:val="single"/>
         </w:rPr>
-        <w:hyperlink r:id="rId10" w:history="1">
+        <w:hyperlink r:id="rId11" w:history="1">
           <w:r>
             <w:rPr>
               <w:rStyle w:val="Hyperlink"/>
@@ -2255,7 +2255,7 @@
           <w:sz w:val="24"/>
           <w:u w:val="single"/>
         </w:rPr>
-        <w:hyperlink r:id="rId17" w:history="1">
+        <w:hyperlink r:id="rId20" w:history="1">
           <w:r>
             <w:rPr>
               <w:rStyle w:val="Hyperlink"/>
@@ -2928,68 +2928,7 @@
           <w:color w:val="000000"/>
           <w:sz w:val="24"/>
         </w:rPr>
-        <w:hyperlink r:id="rId11" w:history="1">
-          <w:r>
-            <w:rPr>
-              <w:rStyle w:val="Hyperlink"/>
-            </w:rPr>
-            <w:t xml:space="preserve">2003 vormde </w:t>
-          </w:r>
-        </w:hyperlink>
-      </w:r>
-      <w:r>
-        <w:rPr>
-          <w:u w:val="single" w:color="0000ff"/>
-          <w:rFonts w:ascii="Charis SIL Italic" w:hAnsi="Charis SIL Italic" w:eastAsia="Charis SIL Italic"/>
-          <w:b w:val="0"/>
-          <w:i w:val="0"/>
-          <w:color w:val="000000"/>
-          <w:sz w:val="24"/>
-        </w:rPr>
-        <w:hyperlink r:id="rId11" w:history="1">
-          <w:r>
-            <w:rPr>
-              <w:rStyle w:val="Hyperlink"/>
-            </w:rPr>
-            <w:t>deze coll</w:t>
-          </w:r>
-        </w:hyperlink>
-      </w:r>
-      <w:r>
-        <w:rPr>
-          <w:u w:val="single" w:color="0000ff"/>
-          <w:rFonts w:ascii="Charis SIL Italic" w:hAnsi="Charis SIL Italic" w:eastAsia="Charis SIL Italic"/>
-          <w:b w:val="0"/>
-          <w:i w:val="0"/>
-          <w:color w:val="000000"/>
-          <w:sz w:val="24"/>
-        </w:rPr>
-        <w:hyperlink r:id="rId11" w:history="1">
-          <w:r>
-            <w:rPr>
-              <w:rStyle w:val="Hyperlink"/>
-            </w:rPr>
-            <w:t>e</w:t>
-          </w:r>
-        </w:hyperlink>
-      </w:r>
-      <w:r>
-        <w:rPr>
-          <w:u w:val="single" w:color="0000ff"/>
-          <w:rFonts w:ascii="Charis SIL Italic" w:hAnsi="Charis SIL Italic" w:eastAsia="Charis SIL Italic"/>
-          <w:b w:val="0"/>
-          <w:i w:val="0"/>
-          <w:color w:val="000000"/>
-          <w:sz w:val="24"/>
-        </w:rPr>
-        <w:hyperlink r:id="rId11" w:history="1">
-          <w:r>
-            <w:rPr>
-              <w:rStyle w:val="Hyperlink"/>
-            </w:rPr>
-            <w:t>ctie een a</w:t>
-          </w:r>
-        </w:hyperlink>
+        <w:t>2003 vormde deze collectie een a</w:t>
       </w:r>
       <w:r>
         <w:rPr>
@@ -3378,6 +3317,23 @@
       </w:r>
       <w:r>
         <w:rPr>
+          <w:rFonts w:ascii="Charis SIL Italic" w:hAnsi="Charis SIL Italic" w:eastAsia="Charis SIL Italic"/>
+          <w:b w:val="0"/>
+          <w:i w:val="0"/>
+          <w:color w:val="000000"/>
+          <w:sz w:val="24"/>
+        </w:rPr>
+        <w:hyperlink r:id="rId26" w:history="1">
+          <w:r>
+            <w:rPr>
+              <w:rStyle w:val="Hyperlink"/>
+            </w:rPr>
+            <w:t>d</w:t>
+          </w:r>
+        </w:hyperlink>
+      </w:r>
+      <w:r>
+        <w:rPr>
           <w:u w:val="single" w:color="0000ff"/>
           <w:rFonts w:ascii="Charis SIL Italic" w:hAnsi="Charis SIL Italic" w:eastAsia="Charis SIL Italic"/>
           <w:b w:val="0"/>
@@ -3385,7 +3341,7 @@
           <w:color w:val="000000"/>
           <w:sz w:val="24"/>
         </w:rPr>
-        <w:t>d</w:t>
+        <w:t>e</w:t>
       </w:r>
       <w:r>
         <w:rPr>
@@ -3395,7 +3351,7 @@
           <w:color w:val="000000"/>
           <w:sz w:val="24"/>
         </w:rPr>
-        <w:t>e zoekhulp.</w:t>
+        <w:t xml:space="preserve"> zoekhulp.</w:t>
       </w:r>
     </w:p>
     <w:p>
@@ -3819,7 +3775,14 @@
           <w:sz w:val="24"/>
           <w:u w:val="single"/>
         </w:rPr>
-        <w:t>han</w:t>
+        <w:hyperlink r:id="rId30" w:history="1">
+          <w:r>
+            <w:rPr>
+              <w:rStyle w:val="Hyperlink"/>
+            </w:rPr>
+            <w:t>han</w:t>
+          </w:r>
+        </w:hyperlink>
       </w:r>
       <w:r>
         <w:rPr>
@@ -3830,7 +3793,7 @@
           <w:sz w:val="24"/>
           <w:u w:val="single"/>
         </w:rPr>
-        <w:hyperlink r:id="rId29" w:history="1">
+        <w:hyperlink r:id="rId30" w:history="1">
           <w:r>
             <w:rPr>
               <w:rStyle w:val="Hyperlink"/>
@@ -3841,13 +3804,32 @@
       </w:r>
       <w:r>
         <w:rPr>
+          <w:u w:val="single" w:color="0000ff"/>
           <w:rFonts w:ascii="Charis SIL Italic" w:hAnsi="Charis SIL Italic" w:eastAsia="Charis SIL Italic"/>
           <w:b w:val="0"/>
           <w:i w:val="0"/>
           <w:color w:val="000000"/>
           <w:sz w:val="24"/>
         </w:rPr>
-        <w:t xml:space="preserve">, </w:t>
+        <w:hyperlink r:id="rId29" w:history="1">
+          <w:r>
+            <w:rPr>
+              <w:rStyle w:val="Hyperlink"/>
+            </w:rPr>
+            <w:t>,</w:t>
+          </w:r>
+        </w:hyperlink>
+      </w:r>
+      <w:r>
+        <w:rPr>
+          <w:u w:val="single" w:color="0000ff"/>
+          <w:rFonts w:ascii="Charis SIL Italic" w:hAnsi="Charis SIL Italic" w:eastAsia="Charis SIL Italic"/>
+          <w:b w:val="0"/>
+          <w:i w:val="0"/>
+          <w:color w:val="000000"/>
+          <w:sz w:val="24"/>
+        </w:rPr>
+        <w:t xml:space="preserve"> </w:t>
       </w:r>
       <w:r>
         <w:rPr>
@@ -3916,7 +3898,7 @@
           <w:sz w:val="24"/>
           <w:u w:val="single"/>
         </w:rPr>
-        <w:hyperlink r:id="rId30" w:history="1">
+        <w:hyperlink r:id="rId31" w:history="1">
           <w:r>
             <w:rPr>
               <w:rStyle w:val="Hyperlink"/>
@@ -3945,7 +3927,7 @@
           <w:sz w:val="24"/>
           <w:u w:val="single"/>
         </w:rPr>
-        <w:hyperlink r:id="rId30" w:history="1">
+        <w:hyperlink r:id="rId31" w:history="1">
           <w:r>
             <w:rPr>
               <w:rStyle w:val="Hyperlink"/>
@@ -3973,7 +3955,7 @@
           <w:sz w:val="24"/>
           <w:u w:val="single"/>
         </w:rPr>
-        <w:hyperlink r:id="rId31" w:history="1">
+        <w:hyperlink r:id="rId32" w:history="1">
           <w:r>
             <w:rPr>
               <w:rStyle w:val="Hyperlink"/>
@@ -4002,7 +3984,7 @@
           <w:sz w:val="24"/>
           <w:u w:val="single"/>
         </w:rPr>
-        <w:hyperlink r:id="rId31" w:history="1">
+        <w:hyperlink r:id="rId32" w:history="1">
           <w:r>
             <w:rPr>
               <w:rStyle w:val="Hyperlink"/>
@@ -4031,7 +4013,7 @@
           <w:sz w:val="24"/>
           <w:u w:val="single"/>
         </w:rPr>
-        <w:hyperlink r:id="rId31" w:history="1">
+        <w:hyperlink r:id="rId32" w:history="1">
           <w:r>
             <w:rPr>
               <w:rStyle w:val="Hyperlink"/>
@@ -4059,7 +4041,7 @@
           <w:sz w:val="24"/>
           <w:u w:val="single"/>
         </w:rPr>
-        <w:hyperlink r:id="rId32" w:history="1">
+        <w:hyperlink r:id="rId33" w:history="1">
           <w:r>
             <w:rPr>
               <w:rStyle w:val="Hyperlink"/>
@@ -4088,7 +4070,7 @@
           <w:sz w:val="24"/>
           <w:u w:val="single"/>
         </w:rPr>
-        <w:hyperlink r:id="rId32" w:history="1">
+        <w:hyperlink r:id="rId33" w:history="1">
           <w:r>
             <w:rPr>
               <w:rStyle w:val="Hyperlink"/>
@@ -4116,7 +4098,7 @@
           <w:color w:val="000000"/>
           <w:sz w:val="24"/>
         </w:rPr>
-        <w:hyperlink r:id="rId33" w:history="1">
+        <w:hyperlink r:id="rId30" w:history="1">
           <w:r>
             <w:rPr>
               <w:rStyle w:val="Hyperlink"/>
@@ -4144,7 +4126,7 @@
           <w:color w:val="000000"/>
           <w:sz w:val="24"/>
         </w:rPr>
-        <w:hyperlink r:id="rId30" w:history="1">
+        <w:hyperlink r:id="rId31" w:history="1">
           <w:r>
             <w:rPr>
               <w:rStyle w:val="Hyperlink"/>
@@ -4162,7 +4144,7 @@
           <w:color w:val="000000"/>
           <w:sz w:val="24"/>
         </w:rPr>
-        <w:hyperlink r:id="rId30" w:history="1">
+        <w:hyperlink r:id="rId31" w:history="1">
           <w:r>
             <w:rPr>
               <w:rStyle w:val="Hyperlink"/>
@@ -4180,7 +4162,7 @@
           <w:color w:val="000000"/>
           <w:sz w:val="24"/>
         </w:rPr>
-        <w:hyperlink r:id="rId30" w:history="1">
+        <w:hyperlink r:id="rId31" w:history="1">
           <w:r>
             <w:rPr>
               <w:rStyle w:val="Hyperlink"/>
@@ -4198,7 +4180,7 @@
           <w:color w:val="000000"/>
           <w:sz w:val="24"/>
         </w:rPr>
-        <w:hyperlink r:id="rId30" w:history="1">
+        <w:hyperlink r:id="rId31" w:history="1">
           <w:r>
             <w:rPr>
               <w:rStyle w:val="Hyperlink"/>
@@ -4209,6 +4191,16 @@
       </w:r>
       <w:r>
         <w:rPr>
+          <w:rFonts w:ascii="Charis SIL Italic" w:hAnsi="Charis SIL Italic" w:eastAsia="Charis SIL Italic"/>
+          <w:b w:val="0"/>
+          <w:i w:val="0"/>
+          <w:color w:val="000000"/>
+          <w:sz w:val="24"/>
+        </w:rPr>
+        <w:t>m</w:t>
+      </w:r>
+      <w:r>
+        <w:rPr>
           <w:u w:val="single" w:color="0000ff"/>
           <w:rFonts w:ascii="Charis SIL Italic" w:hAnsi="Charis SIL Italic" w:eastAsia="Charis SIL Italic"/>
           <w:b w:val="0"/>
@@ -4216,18 +4208,7 @@
           <w:color w:val="000000"/>
           <w:sz w:val="24"/>
         </w:rPr>
-        <w:t>m</w:t>
-      </w:r>
-      <w:r>
-        <w:rPr>
-          <w:u w:val="single" w:color="0000ff"/>
-          <w:rFonts w:ascii="Charis SIL Italic" w:hAnsi="Charis SIL Italic" w:eastAsia="Charis SIL Italic"/>
-          <w:b w:val="0"/>
-          <w:i w:val="0"/>
-          <w:color w:val="000000"/>
-          <w:sz w:val="24"/>
-        </w:rPr>
-        <w:hyperlink r:id="rId30" w:history="1">
+        <w:hyperlink r:id="rId31" w:history="1">
           <w:r>
             <w:rPr>
               <w:rStyle w:val="Hyperlink"/>
@@ -4266,7 +4247,7 @@
           <w:color w:val="000000"/>
           <w:sz w:val="24"/>
         </w:rPr>
-        <w:hyperlink r:id="rId31" w:history="1">
+        <w:hyperlink r:id="rId32" w:history="1">
           <w:r>
             <w:rPr>
               <w:rStyle w:val="Hyperlink"/>
@@ -4284,7 +4265,7 @@
           <w:color w:val="000000"/>
           <w:sz w:val="24"/>
         </w:rPr>
-        <w:hyperlink r:id="rId31" w:history="1">
+        <w:hyperlink r:id="rId32" w:history="1">
           <w:r>
             <w:rPr>
               <w:rStyle w:val="Hyperlink"/>
@@ -4302,7 +4283,7 @@
           <w:color w:val="000000"/>
           <w:sz w:val="24"/>
         </w:rPr>
-        <w:hyperlink r:id="rId31" w:history="1">
+        <w:hyperlink r:id="rId32" w:history="1">
           <w:r>
             <w:rPr>
               <w:rStyle w:val="Hyperlink"/>
@@ -4330,7 +4311,7 @@
           <w:color w:val="000000"/>
           <w:sz w:val="24"/>
         </w:rPr>
-        <w:hyperlink r:id="rId32" w:history="1">
+        <w:hyperlink r:id="rId33" w:history="1">
           <w:r>
             <w:rPr>
               <w:rStyle w:val="Hyperlink"/>
@@ -4348,7 +4329,7 @@
           <w:color w:val="000000"/>
           <w:sz w:val="24"/>
         </w:rPr>
-        <w:hyperlink r:id="rId32" w:history="1">
+        <w:hyperlink r:id="rId33" w:history="1">
           <w:r>
             <w:rPr>
               <w:rStyle w:val="Hyperlink"/>
@@ -6170,27 +6151,19 @@
           <w:i w:val="0"/>
           <w:color w:val="0000FF"/>
           <w:sz w:val="24"/>
+        </w:rPr>
+        <w:t>S</w:t>
+      </w:r>
+      <w:r>
+        <w:rPr>
+          <w:rFonts w:ascii="Charis SIL Italic" w:hAnsi="Charis SIL Italic" w:eastAsia="Charis SIL Italic"/>
+          <w:b w:val="0"/>
+          <w:i w:val="0"/>
+          <w:color w:val="0000FF"/>
+          <w:sz w:val="24"/>
           <w:u w:val="single"/>
         </w:rPr>
-        <w:hyperlink r:id="rId49" w:history="1">
-          <w:r>
-            <w:rPr>
-              <w:rStyle w:val="Hyperlink"/>
-            </w:rPr>
-            <w:t>S</w:t>
-          </w:r>
-        </w:hyperlink>
-      </w:r>
-      <w:r>
-        <w:rPr>
-          <w:rFonts w:ascii="Charis SIL Italic" w:hAnsi="Charis SIL Italic" w:eastAsia="Charis SIL Italic"/>
-          <w:b w:val="0"/>
-          <w:i w:val="0"/>
-          <w:color w:val="0000FF"/>
-          <w:sz w:val="24"/>
-          <w:u w:val="single"/>
-        </w:rPr>
-        <w:hyperlink r:id="rId49" w:history="1">
+        <w:hyperlink r:id="rId48" w:history="1">
           <w:r>
             <w:rPr>
               <w:rStyle w:val="Hyperlink"/>
@@ -6208,7 +6181,7 @@
           <w:sz w:val="24"/>
           <w:u w:val="single"/>
         </w:rPr>
-        <w:hyperlink r:id="rId49" w:history="1">
+        <w:hyperlink r:id="rId48" w:history="1">
           <w:r>
             <w:rPr>
               <w:rStyle w:val="Hyperlink"/>
@@ -6226,7 +6199,7 @@
           <w:sz w:val="24"/>
           <w:u w:val="single"/>
         </w:rPr>
-        <w:hyperlink r:id="rId49" w:history="1">
+        <w:hyperlink r:id="rId48" w:history="1">
           <w:r>
             <w:rPr>
               <w:rStyle w:val="Hyperlink"/>
@@ -6255,7 +6228,7 @@
           <w:sz w:val="24"/>
           <w:u w:val="single"/>
         </w:rPr>
-        <w:hyperlink r:id="rId49" w:history="1">
+        <w:hyperlink r:id="rId48" w:history="1">
           <w:r>
             <w:rPr>
               <w:rStyle w:val="Hyperlink"/>

--- a/EXPORTS/DOCX/published/niveau3/Dutch/UniversityMus.docx
+++ b/EXPORTS/DOCX/published/niveau3/Dutch/UniversityMus.docx
@@ -511,7 +511,7 @@
           <w:sz w:val="24"/>
           <w:u w:val="single"/>
         </w:rPr>
-        <w:hyperlink r:id="rId11" w:history="1">
+        <w:hyperlink r:id="rId10" w:history="1">
           <w:r>
             <w:rPr>
               <w:rStyle w:val="Hyperlink"/>
@@ -529,7 +529,7 @@
           <w:sz w:val="24"/>
           <w:u w:val="single"/>
         </w:rPr>
-        <w:hyperlink r:id="rId11" w:history="1">
+        <w:hyperlink r:id="rId10" w:history="1">
           <w:r>
             <w:rPr>
               <w:rStyle w:val="Hyperlink"/>
@@ -547,7 +547,7 @@
           <w:sz w:val="24"/>
           <w:u w:val="single"/>
         </w:rPr>
-        <w:hyperlink r:id="rId11" w:history="1">
+        <w:hyperlink r:id="rId10" w:history="1">
           <w:r>
             <w:rPr>
               <w:rStyle w:val="Hyperlink"/>
@@ -576,7 +576,7 @@
           <w:sz w:val="24"/>
           <w:u w:val="single"/>
         </w:rPr>
-        <w:hyperlink r:id="rId11" w:history="1">
+        <w:hyperlink r:id="rId10" w:history="1">
           <w:r>
             <w:rPr>
               <w:rStyle w:val="Hyperlink"/>
@@ -594,7 +594,7 @@
           <w:sz w:val="24"/>
           <w:u w:val="single"/>
         </w:rPr>
-        <w:hyperlink r:id="rId11" w:history="1">
+        <w:hyperlink r:id="rId10" w:history="1">
           <w:r>
             <w:rPr>
               <w:rStyle w:val="Hyperlink"/>
@@ -612,7 +612,7 @@
           <w:sz w:val="24"/>
           <w:u w:val="single"/>
         </w:rPr>
-        <w:hyperlink r:id="rId11" w:history="1">
+        <w:hyperlink r:id="rId10" w:history="1">
           <w:r>
             <w:rPr>
               <w:rStyle w:val="Hyperlink"/>
@@ -630,7 +630,7 @@
           <w:sz w:val="24"/>
           <w:u w:val="single"/>
         </w:rPr>
-        <w:hyperlink r:id="rId11" w:history="1">
+        <w:hyperlink r:id="rId10" w:history="1">
           <w:r>
             <w:rPr>
               <w:rStyle w:val="Hyperlink"/>
@@ -659,7 +659,7 @@
           <w:sz w:val="24"/>
           <w:u w:val="single"/>
         </w:rPr>
-        <w:hyperlink r:id="rId11" w:history="1">
+        <w:hyperlink r:id="rId10" w:history="1">
           <w:r>
             <w:rPr>
               <w:rStyle w:val="Hyperlink"/>
@@ -2255,7 +2255,7 @@
           <w:sz w:val="24"/>
           <w:u w:val="single"/>
         </w:rPr>
-        <w:hyperlink r:id="rId20" w:history="1">
+        <w:hyperlink r:id="rId17" w:history="1">
           <w:r>
             <w:rPr>
               <w:rStyle w:val="Hyperlink"/>
@@ -2928,7 +2928,68 @@
           <w:color w:val="000000"/>
           <w:sz w:val="24"/>
         </w:rPr>
-        <w:t>2003 vormde deze collectie een a</w:t>
+        <w:hyperlink r:id="rId11" w:history="1">
+          <w:r>
+            <w:rPr>
+              <w:rStyle w:val="Hyperlink"/>
+            </w:rPr>
+            <w:t xml:space="preserve">2003 vormde </w:t>
+          </w:r>
+        </w:hyperlink>
+      </w:r>
+      <w:r>
+        <w:rPr>
+          <w:u w:val="single" w:color="0000ff"/>
+          <w:rFonts w:ascii="Charis SIL Italic" w:hAnsi="Charis SIL Italic" w:eastAsia="Charis SIL Italic"/>
+          <w:b w:val="0"/>
+          <w:i w:val="0"/>
+          <w:color w:val="000000"/>
+          <w:sz w:val="24"/>
+        </w:rPr>
+        <w:hyperlink r:id="rId11" w:history="1">
+          <w:r>
+            <w:rPr>
+              <w:rStyle w:val="Hyperlink"/>
+            </w:rPr>
+            <w:t>deze coll</w:t>
+          </w:r>
+        </w:hyperlink>
+      </w:r>
+      <w:r>
+        <w:rPr>
+          <w:u w:val="single" w:color="0000ff"/>
+          <w:rFonts w:ascii="Charis SIL Italic" w:hAnsi="Charis SIL Italic" w:eastAsia="Charis SIL Italic"/>
+          <w:b w:val="0"/>
+          <w:i w:val="0"/>
+          <w:color w:val="000000"/>
+          <w:sz w:val="24"/>
+        </w:rPr>
+        <w:hyperlink r:id="rId11" w:history="1">
+          <w:r>
+            <w:rPr>
+              <w:rStyle w:val="Hyperlink"/>
+            </w:rPr>
+            <w:t>e</w:t>
+          </w:r>
+        </w:hyperlink>
+      </w:r>
+      <w:r>
+        <w:rPr>
+          <w:u w:val="single" w:color="0000ff"/>
+          <w:rFonts w:ascii="Charis SIL Italic" w:hAnsi="Charis SIL Italic" w:eastAsia="Charis SIL Italic"/>
+          <w:b w:val="0"/>
+          <w:i w:val="0"/>
+          <w:color w:val="000000"/>
+          <w:sz w:val="24"/>
+        </w:rPr>
+        <w:hyperlink r:id="rId11" w:history="1">
+          <w:r>
+            <w:rPr>
+              <w:rStyle w:val="Hyperlink"/>
+            </w:rPr>
+            <w:t>ctie een a</w:t>
+          </w:r>
+        </w:hyperlink>
       </w:r>
       <w:r>
         <w:rPr>
@@ -3317,41 +3378,24 @@
       </w:r>
       <w:r>
         <w:rPr>
+          <w:u w:val="single" w:color="0000ff"/>
           <w:rFonts w:ascii="Charis SIL Italic" w:hAnsi="Charis SIL Italic" w:eastAsia="Charis SIL Italic"/>
           <w:b w:val="0"/>
           <w:i w:val="0"/>
           <w:color w:val="000000"/>
           <w:sz w:val="24"/>
         </w:rPr>
-        <w:hyperlink r:id="rId26" w:history="1">
-          <w:r>
-            <w:rPr>
-              <w:rStyle w:val="Hyperlink"/>
-            </w:rPr>
-            <w:t>d</w:t>
-          </w:r>
-        </w:hyperlink>
-      </w:r>
-      <w:r>
-        <w:rPr>
-          <w:u w:val="single" w:color="0000ff"/>
+        <w:t>d</w:t>
+      </w:r>
+      <w:r>
+        <w:rPr>
           <w:rFonts w:ascii="Charis SIL Italic" w:hAnsi="Charis SIL Italic" w:eastAsia="Charis SIL Italic"/>
           <w:b w:val="0"/>
           <w:i w:val="0"/>
           <w:color w:val="000000"/>
           <w:sz w:val="24"/>
         </w:rPr>
-        <w:t>e</w:t>
-      </w:r>
-      <w:r>
-        <w:rPr>
-          <w:rFonts w:ascii="Charis SIL Italic" w:hAnsi="Charis SIL Italic" w:eastAsia="Charis SIL Italic"/>
-          <w:b w:val="0"/>
-          <w:i w:val="0"/>
-          <w:color w:val="000000"/>
-          <w:sz w:val="24"/>
-        </w:rPr>
-        <w:t xml:space="preserve"> zoekhulp.</w:t>
+        <w:t>e zoekhulp.</w:t>
       </w:r>
     </w:p>
     <w:p>
@@ -3793,7 +3837,7 @@
           <w:sz w:val="24"/>
           <w:u w:val="single"/>
         </w:rPr>
-        <w:hyperlink r:id="rId30" w:history="1">
+        <w:hyperlink r:id="rId29" w:history="1">
           <w:r>
             <w:rPr>
               <w:rStyle w:val="Hyperlink"/>
@@ -3811,25 +3855,7 @@
           <w:color w:val="000000"/>
           <w:sz w:val="24"/>
         </w:rPr>
-        <w:hyperlink r:id="rId29" w:history="1">
-          <w:r>
-            <w:rPr>
-              <w:rStyle w:val="Hyperlink"/>
-            </w:rPr>
-            <w:t>,</w:t>
-          </w:r>
-        </w:hyperlink>
-      </w:r>
-      <w:r>
-        <w:rPr>
-          <w:u w:val="single" w:color="0000ff"/>
-          <w:rFonts w:ascii="Charis SIL Italic" w:hAnsi="Charis SIL Italic" w:eastAsia="Charis SIL Italic"/>
-          <w:b w:val="0"/>
-          <w:i w:val="0"/>
-          <w:color w:val="000000"/>
-          <w:sz w:val="24"/>
-        </w:rPr>
-        <w:t xml:space="preserve"> </w:t>
+        <w:t xml:space="preserve">, </w:t>
       </w:r>
       <w:r>
         <w:rPr>
@@ -3840,7 +3866,7 @@
           <w:sz w:val="24"/>
           <w:u w:val="single"/>
         </w:rPr>
-        <w:hyperlink r:id="rId29" w:history="1">
+        <w:hyperlink r:id="rId31" w:history="1">
           <w:r>
             <w:rPr>
               <w:rStyle w:val="Hyperlink"/>
@@ -3869,7 +3895,7 @@
           <w:sz w:val="24"/>
           <w:u w:val="single"/>
         </w:rPr>
-        <w:hyperlink r:id="rId29" w:history="1">
+        <w:hyperlink r:id="rId31" w:history="1">
           <w:r>
             <w:rPr>
               <w:rStyle w:val="Hyperlink"/>
@@ -4510,18 +4536,7 @@
           <w:color w:val="000000"/>
           <w:sz w:val="24"/>
         </w:rPr>
-        <w:t>het onderzoek van fysisch antropoloog</w:t>
-      </w:r>
-      <w:r>
-        <w:rPr>
-          <w:u w:val="single" w:color="0000ff"/>
-          <w:rFonts w:ascii="Charis SIL Italic" w:hAnsi="Charis SIL Italic" w:eastAsia="Charis SIL Italic"/>
-          <w:b w:val="0"/>
-          <w:i w:val="0"/>
-          <w:color w:val="000000"/>
-          <w:sz w:val="24"/>
-        </w:rPr>
-        <w:t xml:space="preserve"> </w:t>
+        <w:t xml:space="preserve">het onderzoek van fysisch antropoloog </w:t>
       </w:r>
       <w:r>
         <w:rPr>

--- a/EXPORTS/DOCX/published/niveau3/Dutch/UniversityMus.docx
+++ b/EXPORTS/DOCX/published/niveau3/Dutch/UniversityMus.docx
@@ -1420,14 +1420,7 @@
           <w:color w:val="000000"/>
           <w:sz w:val="24"/>
         </w:rPr>
-        <w:hyperlink r:id="rId13" w:history="1">
-          <w:r>
-            <w:rPr>
-              <w:rStyle w:val="Hyperlink"/>
-            </w:rPr>
-            <w:t>. Veel va</w:t>
-          </w:r>
-        </w:hyperlink>
+        <w:t>. Veel va</w:t>
       </w:r>
       <w:r>
         <w:rPr>
@@ -3848,7 +3841,6 @@
       </w:r>
       <w:r>
         <w:rPr>
-          <w:u w:val="single" w:color="0000ff"/>
           <w:rFonts w:ascii="Charis SIL Italic" w:hAnsi="Charis SIL Italic" w:eastAsia="Charis SIL Italic"/>
           <w:b w:val="0"/>
           <w:i w:val="0"/>
@@ -3866,7 +3858,7 @@
           <w:sz w:val="24"/>
           <w:u w:val="single"/>
         </w:rPr>
-        <w:hyperlink r:id="rId31" w:history="1">
+        <w:hyperlink r:id="rId29" w:history="1">
           <w:r>
             <w:rPr>
               <w:rStyle w:val="Hyperlink"/>
@@ -3895,7 +3887,7 @@
           <w:sz w:val="24"/>
           <w:u w:val="single"/>
         </w:rPr>
-        <w:hyperlink r:id="rId31" w:history="1">
+        <w:hyperlink r:id="rId29" w:history="1">
           <w:r>
             <w:rPr>
               <w:rStyle w:val="Hyperlink"/>
@@ -4217,6 +4209,7 @@
       </w:r>
       <w:r>
         <w:rPr>
+          <w:u w:val="single" w:color="0000ff"/>
           <w:rFonts w:ascii="Charis SIL Italic" w:hAnsi="Charis SIL Italic" w:eastAsia="Charis SIL Italic"/>
           <w:b w:val="0"/>
           <w:i w:val="0"/>
@@ -4536,7 +4529,18 @@
           <w:color w:val="000000"/>
           <w:sz w:val="24"/>
         </w:rPr>
-        <w:t xml:space="preserve">het onderzoek van fysisch antropoloog </w:t>
+        <w:t>het onderzoek van fysisch antropoloog</w:t>
+      </w:r>
+      <w:r>
+        <w:rPr>
+          <w:u w:val="single" w:color="0000ff"/>
+          <w:rFonts w:ascii="Charis SIL Italic" w:hAnsi="Charis SIL Italic" w:eastAsia="Charis SIL Italic"/>
+          <w:b w:val="0"/>
+          <w:i w:val="0"/>
+          <w:color w:val="000000"/>
+          <w:sz w:val="24"/>
+        </w:rPr>
+        <w:t xml:space="preserve"> </w:t>
       </w:r>
       <w:r>
         <w:rPr>
@@ -4708,97 +4712,7 @@
           <w:color w:val="000000"/>
           <w:sz w:val="24"/>
         </w:rPr>
-        <w:t>verschillende inwoners van het Indones</w:t>
-      </w:r>
-      <w:r>
-        <w:rPr>
-          <w:u w:val="single" w:color="0000ff"/>
-          <w:rFonts w:ascii="Charis SIL Italic" w:hAnsi="Charis SIL Italic" w:eastAsia="Charis SIL Italic"/>
-          <w:b w:val="0"/>
-          <w:i w:val="0"/>
-          <w:color w:val="000000"/>
-          <w:sz w:val="24"/>
-        </w:rPr>
-        <w:hyperlink r:id="rId36" w:history="1">
-          <w:r>
-            <w:rPr>
-              <w:rStyle w:val="Hyperlink"/>
-            </w:rPr>
-            <w:t>ische eila</w:t>
-          </w:r>
-        </w:hyperlink>
-      </w:r>
-      <w:r>
-        <w:rPr>
-          <w:u w:val="single" w:color="0000ff"/>
-          <w:rFonts w:ascii="Charis SIL Italic" w:hAnsi="Charis SIL Italic" w:eastAsia="Charis SIL Italic"/>
-          <w:b w:val="0"/>
-          <w:i w:val="0"/>
-          <w:color w:val="000000"/>
-          <w:sz w:val="24"/>
-        </w:rPr>
-        <w:hyperlink r:id="rId36" w:history="1">
-          <w:r>
-            <w:rPr>
-              <w:rStyle w:val="Hyperlink"/>
-            </w:rPr>
-            <w:t>nd Nia</w:t>
-          </w:r>
-        </w:hyperlink>
-      </w:r>
-      <w:r>
-        <w:rPr>
-          <w:u w:val="single" w:color="0000ff"/>
-          <w:rFonts w:ascii="Charis SIL Italic" w:hAnsi="Charis SIL Italic" w:eastAsia="Charis SIL Italic"/>
-          <w:b w:val="0"/>
-          <w:i w:val="0"/>
-          <w:color w:val="000000"/>
-          <w:sz w:val="24"/>
-        </w:rPr>
-        <w:hyperlink r:id="rId36" w:history="1">
-          <w:r>
-            <w:rPr>
-              <w:rStyle w:val="Hyperlink"/>
-            </w:rPr>
-            <w:t>s. De vol</w:t>
-          </w:r>
-        </w:hyperlink>
-      </w:r>
-      <w:r>
-        <w:rPr>
-          <w:u w:val="single" w:color="0000ff"/>
-          <w:rFonts w:ascii="Charis SIL Italic" w:hAnsi="Charis SIL Italic" w:eastAsia="Charis SIL Italic"/>
-          <w:b w:val="0"/>
-          <w:i w:val="0"/>
-          <w:color w:val="000000"/>
-          <w:sz w:val="24"/>
-        </w:rPr>
-        <w:hyperlink r:id="rId36" w:history="1">
-          <w:r>
-            <w:rPr>
-              <w:rStyle w:val="Hyperlink"/>
-            </w:rPr>
-            <w:t>l</w:t>
-          </w:r>
-        </w:hyperlink>
-      </w:r>
-      <w:r>
-        <w:rPr>
-          <w:u w:val="single" w:color="0000ff"/>
-          <w:rFonts w:ascii="Charis SIL Italic" w:hAnsi="Charis SIL Italic" w:eastAsia="Charis SIL Italic"/>
-          <w:b w:val="0"/>
-          <w:i w:val="0"/>
-          <w:color w:val="000000"/>
-          <w:sz w:val="24"/>
-        </w:rPr>
-        <w:hyperlink r:id="rId36" w:history="1">
-          <w:r>
-            <w:rPr>
-              <w:rStyle w:val="Hyperlink"/>
-            </w:rPr>
-            <w:t>ed</w:t>
-          </w:r>
-        </w:hyperlink>
+        <w:t>verschillende inwoners van het Indonesische eiland Nias. De volled</w:t>
       </w:r>
       <w:r>
         <w:rPr>
@@ -5959,36 +5873,7 @@
           <w:color w:val="000000"/>
           <w:sz w:val="24"/>
         </w:rPr>
-        <w:t>binnen deze archiefcollectie vind je een grote hoeveelheid archie</w:t>
-      </w:r>
-      <w:r>
-        <w:rPr>
-          <w:u w:val="single" w:color="0000ff"/>
-          <w:rFonts w:ascii="Charis SIL Italic" w:hAnsi="Charis SIL Italic" w:eastAsia="Charis SIL Italic"/>
-          <w:b w:val="0"/>
-          <w:i w:val="0"/>
-          <w:color w:val="000000"/>
-          <w:sz w:val="24"/>
-        </w:rPr>
-        <w:hyperlink r:id="rId47" w:history="1">
-          <w:r>
-            <w:rPr>
-              <w:rStyle w:val="Hyperlink"/>
-            </w:rPr>
-            <w:t xml:space="preserve">ven </w:t>
-          </w:r>
-        </w:hyperlink>
-      </w:r>
-      <w:r>
-        <w:rPr>
-          <w:u w:val="single" w:color="0000ff"/>
-          <w:rFonts w:ascii="Charis SIL Italic" w:hAnsi="Charis SIL Italic" w:eastAsia="Charis SIL Italic"/>
-          <w:b w:val="0"/>
-          <w:i w:val="0"/>
-          <w:color w:val="000000"/>
-          <w:sz w:val="24"/>
-        </w:rPr>
-        <w:t>m</w:t>
+        <w:t>binnen deze archiefcollectie vind je een grote hoeveelheid archieven m</w:t>
       </w:r>
       <w:r>
         <w:rPr>
@@ -6414,88 +6299,7 @@
           <w:color w:val="000000"/>
           <w:sz w:val="24"/>
         </w:rPr>
-        <w:t xml:space="preserve">zie </w:t>
-      </w:r>
-      <w:r>
-        <w:rPr>
-          <w:u w:val="single" w:color="0000ff"/>
-          <w:rFonts w:ascii="Charis SIL Italic" w:hAnsi="Charis SIL Italic" w:eastAsia="Charis SIL Italic"/>
-          <w:b w:val="0"/>
-          <w:i w:val="0"/>
-          <w:color w:val="000000"/>
-          <w:sz w:val="24"/>
-        </w:rPr>
-        <w:hyperlink r:id="rId50" w:history="1">
-          <w:r>
-            <w:rPr>
-              <w:rStyle w:val="Hyperlink"/>
-            </w:rPr>
-            <w:t>desbetreffende zoe</w:t>
-          </w:r>
-        </w:hyperlink>
-      </w:r>
-      <w:r>
-        <w:rPr>
-          <w:rFonts w:ascii="Charis SIL Italic" w:hAnsi="Charis SIL Italic" w:eastAsia="Charis SIL Italic"/>
-          <w:b w:val="0"/>
-          <w:i w:val="0"/>
-          <w:color w:val="000000"/>
-          <w:sz w:val="24"/>
-        </w:rPr>
-        <w:hyperlink r:id="rId50" w:history="1">
-          <w:r>
-            <w:rPr>
-              <w:rStyle w:val="Hyperlink"/>
-            </w:rPr>
-            <w:t>k</w:t>
-          </w:r>
-        </w:hyperlink>
-      </w:r>
-      <w:r>
-        <w:rPr>
-          <w:rFonts w:ascii="Charis SIL Italic" w:hAnsi="Charis SIL Italic" w:eastAsia="Charis SIL Italic"/>
-          <w:b w:val="0"/>
-          <w:i w:val="0"/>
-          <w:color w:val="000000"/>
-          <w:sz w:val="24"/>
-        </w:rPr>
-        <w:t>h</w:t>
-      </w:r>
-      <w:r>
-        <w:rPr>
-          <w:u w:val="single" w:color="0000ff"/>
-          <w:rFonts w:ascii="Charis SIL Italic" w:hAnsi="Charis SIL Italic" w:eastAsia="Charis SIL Italic"/>
-          <w:b w:val="0"/>
-          <w:i w:val="0"/>
-          <w:color w:val="000000"/>
-          <w:sz w:val="24"/>
-        </w:rPr>
-        <w:hyperlink r:id="rId50" w:history="1">
-          <w:r>
-            <w:rPr>
-              <w:rStyle w:val="Hyperlink"/>
-            </w:rPr>
-            <w:t>u</w:t>
-          </w:r>
-        </w:hyperlink>
-      </w:r>
-      <w:r>
-        <w:rPr>
-          <w:u w:val="single" w:color="0000ff"/>
-          <w:rFonts w:ascii="Charis SIL Italic" w:hAnsi="Charis SIL Italic" w:eastAsia="Charis SIL Italic"/>
-          <w:b w:val="0"/>
-          <w:i w:val="0"/>
-          <w:color w:val="000000"/>
-          <w:sz w:val="24"/>
-        </w:rPr>
-        <w:hyperlink r:id="rId50" w:history="1">
-          <w:r>
-            <w:rPr>
-              <w:rStyle w:val="Hyperlink"/>
-            </w:rPr>
-            <w:t>lp</w:t>
-          </w:r>
-        </w:hyperlink>
+        <w:t>zie desbetreffende zoekhulp</w:t>
       </w:r>
       <w:r>
         <w:rPr>

--- a/EXPORTS/DOCX/published/niveau3/Dutch/UniversityMus.docx
+++ b/EXPORTS/DOCX/published/niveau3/Dutch/UniversityMus.docx
@@ -576,7 +576,7 @@
           <w:sz w:val="24"/>
           <w:u w:val="single"/>
         </w:rPr>
-        <w:hyperlink r:id="rId10" w:history="1">
+        <w:hyperlink r:id="rId11" w:history="1">
           <w:r>
             <w:rPr>
               <w:rStyle w:val="Hyperlink"/>
@@ -594,7 +594,7 @@
           <w:sz w:val="24"/>
           <w:u w:val="single"/>
         </w:rPr>
-        <w:hyperlink r:id="rId10" w:history="1">
+        <w:hyperlink r:id="rId11" w:history="1">
           <w:r>
             <w:rPr>
               <w:rStyle w:val="Hyperlink"/>
@@ -612,7 +612,7 @@
           <w:sz w:val="24"/>
           <w:u w:val="single"/>
         </w:rPr>
-        <w:hyperlink r:id="rId10" w:history="1">
+        <w:hyperlink r:id="rId11" w:history="1">
           <w:r>
             <w:rPr>
               <w:rStyle w:val="Hyperlink"/>
@@ -630,7 +630,7 @@
           <w:sz w:val="24"/>
           <w:u w:val="single"/>
         </w:rPr>
-        <w:hyperlink r:id="rId10" w:history="1">
+        <w:hyperlink r:id="rId11" w:history="1">
           <w:r>
             <w:rPr>
               <w:rStyle w:val="Hyperlink"/>
@@ -659,7 +659,7 @@
           <w:sz w:val="24"/>
           <w:u w:val="single"/>
         </w:rPr>
-        <w:hyperlink r:id="rId10" w:history="1">
+        <w:hyperlink r:id="rId11" w:history="1">
           <w:r>
             <w:rPr>
               <w:rStyle w:val="Hyperlink"/>
@@ -781,25 +781,7 @@
           <w:color w:val="000000"/>
           <w:sz w:val="24"/>
         </w:rPr>
-        <w:t>dat onderdeel uit maakte van de Rijksuni</w:t>
-      </w:r>
-      <w:r>
-        <w:rPr>
-          <w:u w:val="single" w:color="0000ff"/>
-          <w:rFonts w:ascii="Charis SIL Italic" w:hAnsi="Charis SIL Italic" w:eastAsia="Charis SIL Italic"/>
-          <w:b w:val="0"/>
-          <w:i w:val="0"/>
-          <w:color w:val="000000"/>
-          <w:sz w:val="24"/>
-        </w:rPr>
-        <w:hyperlink r:id="rId11" w:history="1">
-          <w:r>
-            <w:rPr>
-              <w:rStyle w:val="Hyperlink"/>
-            </w:rPr>
-            <w:t>versiteit Gronin</w:t>
-          </w:r>
-        </w:hyperlink>
+        <w:t>dat onderdeel uit maakte van de Rijksuniversiteit Gronin</w:t>
       </w:r>
       <w:r>
         <w:rPr>
@@ -2914,75 +2896,13 @@
       </w:r>
       <w:r>
         <w:rPr>
-          <w:u w:val="single" w:color="0000ff"/>
           <w:rFonts w:ascii="Charis SIL Italic" w:hAnsi="Charis SIL Italic" w:eastAsia="Charis SIL Italic"/>
           <w:b w:val="0"/>
           <w:i w:val="0"/>
           <w:color w:val="000000"/>
           <w:sz w:val="24"/>
         </w:rPr>
-        <w:hyperlink r:id="rId11" w:history="1">
-          <w:r>
-            <w:rPr>
-              <w:rStyle w:val="Hyperlink"/>
-            </w:rPr>
-            <w:t xml:space="preserve">2003 vormde </w:t>
-          </w:r>
-        </w:hyperlink>
-      </w:r>
-      <w:r>
-        <w:rPr>
-          <w:u w:val="single" w:color="0000ff"/>
-          <w:rFonts w:ascii="Charis SIL Italic" w:hAnsi="Charis SIL Italic" w:eastAsia="Charis SIL Italic"/>
-          <w:b w:val="0"/>
-          <w:i w:val="0"/>
-          <w:color w:val="000000"/>
-          <w:sz w:val="24"/>
-        </w:rPr>
-        <w:hyperlink r:id="rId11" w:history="1">
-          <w:r>
-            <w:rPr>
-              <w:rStyle w:val="Hyperlink"/>
-            </w:rPr>
-            <w:t>deze coll</w:t>
-          </w:r>
-        </w:hyperlink>
-      </w:r>
-      <w:r>
-        <w:rPr>
-          <w:u w:val="single" w:color="0000ff"/>
-          <w:rFonts w:ascii="Charis SIL Italic" w:hAnsi="Charis SIL Italic" w:eastAsia="Charis SIL Italic"/>
-          <w:b w:val="0"/>
-          <w:i w:val="0"/>
-          <w:color w:val="000000"/>
-          <w:sz w:val="24"/>
-        </w:rPr>
-        <w:hyperlink r:id="rId11" w:history="1">
-          <w:r>
-            <w:rPr>
-              <w:rStyle w:val="Hyperlink"/>
-            </w:rPr>
-            <w:t>e</w:t>
-          </w:r>
-        </w:hyperlink>
-      </w:r>
-      <w:r>
-        <w:rPr>
-          <w:u w:val="single" w:color="0000ff"/>
-          <w:rFonts w:ascii="Charis SIL Italic" w:hAnsi="Charis SIL Italic" w:eastAsia="Charis SIL Italic"/>
-          <w:b w:val="0"/>
-          <w:i w:val="0"/>
-          <w:color w:val="000000"/>
-          <w:sz w:val="24"/>
-        </w:rPr>
-        <w:hyperlink r:id="rId11" w:history="1">
-          <w:r>
-            <w:rPr>
-              <w:rStyle w:val="Hyperlink"/>
-            </w:rPr>
-            <w:t>ctie een a</w:t>
-          </w:r>
-        </w:hyperlink>
+        <w:t>2003 vormde deze collectie een a</w:t>
       </w:r>
       <w:r>
         <w:rPr>
@@ -3810,16 +3730,8 @@
           <w:i w:val="0"/>
           <w:color w:val="0000FF"/>
           <w:sz w:val="24"/>
-          <w:u w:val="single"/>
-        </w:rPr>
-        <w:hyperlink r:id="rId30" w:history="1">
-          <w:r>
-            <w:rPr>
-              <w:rStyle w:val="Hyperlink"/>
-            </w:rPr>
-            <w:t>han</w:t>
-          </w:r>
-        </w:hyperlink>
+        </w:rPr>
+        <w:t>han</w:t>
       </w:r>
       <w:r>
         <w:rPr>
@@ -3841,13 +3753,32 @@
       </w:r>
       <w:r>
         <w:rPr>
+          <w:u w:val="single" w:color="0000ff"/>
           <w:rFonts w:ascii="Charis SIL Italic" w:hAnsi="Charis SIL Italic" w:eastAsia="Charis SIL Italic"/>
           <w:b w:val="0"/>
           <w:i w:val="0"/>
           <w:color w:val="000000"/>
           <w:sz w:val="24"/>
         </w:rPr>
-        <w:t xml:space="preserve">, </w:t>
+        <w:hyperlink r:id="rId29" w:history="1">
+          <w:r>
+            <w:rPr>
+              <w:rStyle w:val="Hyperlink"/>
+            </w:rPr>
+            <w:t>,</w:t>
+          </w:r>
+        </w:hyperlink>
+      </w:r>
+      <w:r>
+        <w:rPr>
+          <w:u w:val="single" w:color="0000ff"/>
+          <w:rFonts w:ascii="Charis SIL Italic" w:hAnsi="Charis SIL Italic" w:eastAsia="Charis SIL Italic"/>
+          <w:b w:val="0"/>
+          <w:i w:val="0"/>
+          <w:color w:val="000000"/>
+          <w:sz w:val="24"/>
+        </w:rPr>
+        <w:t xml:space="preserve"> </w:t>
       </w:r>
       <w:r>
         <w:rPr>
@@ -3916,7 +3847,7 @@
           <w:sz w:val="24"/>
           <w:u w:val="single"/>
         </w:rPr>
-        <w:hyperlink r:id="rId31" w:history="1">
+        <w:hyperlink r:id="rId30" w:history="1">
           <w:r>
             <w:rPr>
               <w:rStyle w:val="Hyperlink"/>
@@ -3945,7 +3876,7 @@
           <w:sz w:val="24"/>
           <w:u w:val="single"/>
         </w:rPr>
-        <w:hyperlink r:id="rId31" w:history="1">
+        <w:hyperlink r:id="rId30" w:history="1">
           <w:r>
             <w:rPr>
               <w:rStyle w:val="Hyperlink"/>
@@ -3973,7 +3904,7 @@
           <w:sz w:val="24"/>
           <w:u w:val="single"/>
         </w:rPr>
-        <w:hyperlink r:id="rId32" w:history="1">
+        <w:hyperlink r:id="rId31" w:history="1">
           <w:r>
             <w:rPr>
               <w:rStyle w:val="Hyperlink"/>
@@ -4002,7 +3933,7 @@
           <w:sz w:val="24"/>
           <w:u w:val="single"/>
         </w:rPr>
-        <w:hyperlink r:id="rId32" w:history="1">
+        <w:hyperlink r:id="rId31" w:history="1">
           <w:r>
             <w:rPr>
               <w:rStyle w:val="Hyperlink"/>
@@ -4031,7 +3962,7 @@
           <w:sz w:val="24"/>
           <w:u w:val="single"/>
         </w:rPr>
-        <w:hyperlink r:id="rId32" w:history="1">
+        <w:hyperlink r:id="rId31" w:history="1">
           <w:r>
             <w:rPr>
               <w:rStyle w:val="Hyperlink"/>
@@ -4059,7 +3990,7 @@
           <w:sz w:val="24"/>
           <w:u w:val="single"/>
         </w:rPr>
-        <w:hyperlink r:id="rId33" w:history="1">
+        <w:hyperlink r:id="rId32" w:history="1">
           <w:r>
             <w:rPr>
               <w:rStyle w:val="Hyperlink"/>
@@ -4088,7 +4019,7 @@
           <w:sz w:val="24"/>
           <w:u w:val="single"/>
         </w:rPr>
-        <w:hyperlink r:id="rId33" w:history="1">
+        <w:hyperlink r:id="rId32" w:history="1">
           <w:r>
             <w:rPr>
               <w:rStyle w:val="Hyperlink"/>
@@ -4116,7 +4047,7 @@
           <w:color w:val="000000"/>
           <w:sz w:val="24"/>
         </w:rPr>
-        <w:hyperlink r:id="rId30" w:history="1">
+        <w:hyperlink r:id="rId33" w:history="1">
           <w:r>
             <w:rPr>
               <w:rStyle w:val="Hyperlink"/>
@@ -4144,7 +4075,7 @@
           <w:color w:val="000000"/>
           <w:sz w:val="24"/>
         </w:rPr>
-        <w:hyperlink r:id="rId31" w:history="1">
+        <w:hyperlink r:id="rId30" w:history="1">
           <w:r>
             <w:rPr>
               <w:rStyle w:val="Hyperlink"/>
@@ -4162,7 +4093,7 @@
           <w:color w:val="000000"/>
           <w:sz w:val="24"/>
         </w:rPr>
-        <w:hyperlink r:id="rId31" w:history="1">
+        <w:hyperlink r:id="rId30" w:history="1">
           <w:r>
             <w:rPr>
               <w:rStyle w:val="Hyperlink"/>
@@ -4180,7 +4111,7 @@
           <w:color w:val="000000"/>
           <w:sz w:val="24"/>
         </w:rPr>
-        <w:hyperlink r:id="rId31" w:history="1">
+        <w:hyperlink r:id="rId30" w:history="1">
           <w:r>
             <w:rPr>
               <w:rStyle w:val="Hyperlink"/>
@@ -4198,7 +4129,7 @@
           <w:color w:val="000000"/>
           <w:sz w:val="24"/>
         </w:rPr>
-        <w:hyperlink r:id="rId31" w:history="1">
+        <w:hyperlink r:id="rId30" w:history="1">
           <w:r>
             <w:rPr>
               <w:rStyle w:val="Hyperlink"/>
@@ -4209,6 +4140,16 @@
       </w:r>
       <w:r>
         <w:rPr>
+          <w:rFonts w:ascii="Charis SIL Italic" w:hAnsi="Charis SIL Italic" w:eastAsia="Charis SIL Italic"/>
+          <w:b w:val="0"/>
+          <w:i w:val="0"/>
+          <w:color w:val="000000"/>
+          <w:sz w:val="24"/>
+        </w:rPr>
+        <w:t>m</w:t>
+      </w:r>
+      <w:r>
+        <w:rPr>
           <w:u w:val="single" w:color="0000ff"/>
           <w:rFonts w:ascii="Charis SIL Italic" w:hAnsi="Charis SIL Italic" w:eastAsia="Charis SIL Italic"/>
           <w:b w:val="0"/>
@@ -4216,18 +4157,7 @@
           <w:color w:val="000000"/>
           <w:sz w:val="24"/>
         </w:rPr>
-        <w:t>m</w:t>
-      </w:r>
-      <w:r>
-        <w:rPr>
-          <w:u w:val="single" w:color="0000ff"/>
-          <w:rFonts w:ascii="Charis SIL Italic" w:hAnsi="Charis SIL Italic" w:eastAsia="Charis SIL Italic"/>
-          <w:b w:val="0"/>
-          <w:i w:val="0"/>
-          <w:color w:val="000000"/>
-          <w:sz w:val="24"/>
-        </w:rPr>
-        <w:hyperlink r:id="rId31" w:history="1">
+        <w:hyperlink r:id="rId30" w:history="1">
           <w:r>
             <w:rPr>
               <w:rStyle w:val="Hyperlink"/>
@@ -4266,7 +4196,7 @@
           <w:color w:val="000000"/>
           <w:sz w:val="24"/>
         </w:rPr>
-        <w:hyperlink r:id="rId32" w:history="1">
+        <w:hyperlink r:id="rId31" w:history="1">
           <w:r>
             <w:rPr>
               <w:rStyle w:val="Hyperlink"/>
@@ -4284,7 +4214,7 @@
           <w:color w:val="000000"/>
           <w:sz w:val="24"/>
         </w:rPr>
-        <w:hyperlink r:id="rId32" w:history="1">
+        <w:hyperlink r:id="rId31" w:history="1">
           <w:r>
             <w:rPr>
               <w:rStyle w:val="Hyperlink"/>
@@ -4302,7 +4232,7 @@
           <w:color w:val="000000"/>
           <w:sz w:val="24"/>
         </w:rPr>
-        <w:hyperlink r:id="rId32" w:history="1">
+        <w:hyperlink r:id="rId31" w:history="1">
           <w:r>
             <w:rPr>
               <w:rStyle w:val="Hyperlink"/>
@@ -4330,14 +4260,7 @@
           <w:color w:val="000000"/>
           <w:sz w:val="24"/>
         </w:rPr>
-        <w:hyperlink r:id="rId33" w:history="1">
-          <w:r>
-            <w:rPr>
-              <w:rStyle w:val="Hyperlink"/>
-            </w:rPr>
-            <w:t xml:space="preserve">ek naar het </w:t>
-          </w:r>
-        </w:hyperlink>
+        <w:t xml:space="preserve">ek naar het </w:t>
       </w:r>
       <w:r>
         <w:rPr>
@@ -4348,7 +4271,7 @@
           <w:color w:val="000000"/>
           <w:sz w:val="24"/>
         </w:rPr>
-        <w:hyperlink r:id="rId33" w:history="1">
+        <w:hyperlink r:id="rId32" w:history="1">
           <w:r>
             <w:rPr>
               <w:rStyle w:val="Hyperlink"/>
@@ -4529,18 +4452,7 @@
           <w:color w:val="000000"/>
           <w:sz w:val="24"/>
         </w:rPr>
-        <w:t>het onderzoek van fysisch antropoloog</w:t>
-      </w:r>
-      <w:r>
-        <w:rPr>
-          <w:u w:val="single" w:color="0000ff"/>
-          <w:rFonts w:ascii="Charis SIL Italic" w:hAnsi="Charis SIL Italic" w:eastAsia="Charis SIL Italic"/>
-          <w:b w:val="0"/>
-          <w:i w:val="0"/>
-          <w:color w:val="000000"/>
-          <w:sz w:val="24"/>
-        </w:rPr>
-        <w:t xml:space="preserve"> </w:t>
+        <w:t xml:space="preserve">het onderzoek van fysisch antropoloog </w:t>
       </w:r>
       <w:r>
         <w:rPr>
@@ -4551,7 +4463,7 @@
           <w:sz w:val="24"/>
           <w:u w:val="single"/>
         </w:rPr>
-        <w:hyperlink r:id="rId35" w:history="1">
+        <w:hyperlink r:id="rId36" w:history="1">
           <w:r>
             <w:rPr>
               <w:rStyle w:val="Hyperlink"/>
@@ -4712,7 +4624,97 @@
           <w:color w:val="000000"/>
           <w:sz w:val="24"/>
         </w:rPr>
-        <w:t>verschillende inwoners van het Indonesische eiland Nias. De volled</w:t>
+        <w:t>verschillende inwoners van het Indones</w:t>
+      </w:r>
+      <w:r>
+        <w:rPr>
+          <w:u w:val="single" w:color="0000ff"/>
+          <w:rFonts w:ascii="Charis SIL Italic" w:hAnsi="Charis SIL Italic" w:eastAsia="Charis SIL Italic"/>
+          <w:b w:val="0"/>
+          <w:i w:val="0"/>
+          <w:color w:val="000000"/>
+          <w:sz w:val="24"/>
+        </w:rPr>
+        <w:hyperlink r:id="rId36" w:history="1">
+          <w:r>
+            <w:rPr>
+              <w:rStyle w:val="Hyperlink"/>
+            </w:rPr>
+            <w:t>ische eila</w:t>
+          </w:r>
+        </w:hyperlink>
+      </w:r>
+      <w:r>
+        <w:rPr>
+          <w:u w:val="single" w:color="0000ff"/>
+          <w:rFonts w:ascii="Charis SIL Italic" w:hAnsi="Charis SIL Italic" w:eastAsia="Charis SIL Italic"/>
+          <w:b w:val="0"/>
+          <w:i w:val="0"/>
+          <w:color w:val="000000"/>
+          <w:sz w:val="24"/>
+        </w:rPr>
+        <w:hyperlink r:id="rId36" w:history="1">
+          <w:r>
+            <w:rPr>
+              <w:rStyle w:val="Hyperlink"/>
+            </w:rPr>
+            <w:t>nd Nia</w:t>
+          </w:r>
+        </w:hyperlink>
+      </w:r>
+      <w:r>
+        <w:rPr>
+          <w:u w:val="single" w:color="0000ff"/>
+          <w:rFonts w:ascii="Charis SIL Italic" w:hAnsi="Charis SIL Italic" w:eastAsia="Charis SIL Italic"/>
+          <w:b w:val="0"/>
+          <w:i w:val="0"/>
+          <w:color w:val="000000"/>
+          <w:sz w:val="24"/>
+        </w:rPr>
+        <w:hyperlink r:id="rId36" w:history="1">
+          <w:r>
+            <w:rPr>
+              <w:rStyle w:val="Hyperlink"/>
+            </w:rPr>
+            <w:t>s. De vol</w:t>
+          </w:r>
+        </w:hyperlink>
+      </w:r>
+      <w:r>
+        <w:rPr>
+          <w:u w:val="single" w:color="0000ff"/>
+          <w:rFonts w:ascii="Charis SIL Italic" w:hAnsi="Charis SIL Italic" w:eastAsia="Charis SIL Italic"/>
+          <w:b w:val="0"/>
+          <w:i w:val="0"/>
+          <w:color w:val="000000"/>
+          <w:sz w:val="24"/>
+        </w:rPr>
+        <w:hyperlink r:id="rId36" w:history="1">
+          <w:r>
+            <w:rPr>
+              <w:rStyle w:val="Hyperlink"/>
+            </w:rPr>
+            <w:t>l</w:t>
+          </w:r>
+        </w:hyperlink>
+      </w:r>
+      <w:r>
+        <w:rPr>
+          <w:u w:val="single" w:color="0000ff"/>
+          <w:rFonts w:ascii="Charis SIL Italic" w:hAnsi="Charis SIL Italic" w:eastAsia="Charis SIL Italic"/>
+          <w:b w:val="0"/>
+          <w:i w:val="0"/>
+          <w:color w:val="000000"/>
+          <w:sz w:val="24"/>
+        </w:rPr>
+        <w:hyperlink r:id="rId36" w:history="1">
+          <w:r>
+            <w:rPr>
+              <w:rStyle w:val="Hyperlink"/>
+            </w:rPr>
+            <w:t>ed</w:t>
+          </w:r>
+        </w:hyperlink>
       </w:r>
       <w:r>
         <w:rPr>
@@ -5217,8 +5219,16 @@
           <w:i w:val="0"/>
           <w:color w:val="0000FF"/>
           <w:sz w:val="24"/>
-        </w:rPr>
-        <w:t xml:space="preserve">igitaal </w:t>
+          <w:u w:val="single"/>
+        </w:rPr>
+        <w:hyperlink r:id="rId42" w:history="1">
+          <w:r>
+            <w:rPr>
+              <w:rStyle w:val="Hyperlink"/>
+            </w:rPr>
+            <w:t xml:space="preserve">igitaal </w:t>
+          </w:r>
+        </w:hyperlink>
       </w:r>
       <w:r>
         <w:br/>
@@ -5873,7 +5883,36 @@
           <w:color w:val="000000"/>
           <w:sz w:val="24"/>
         </w:rPr>
-        <w:t>binnen deze archiefcollectie vind je een grote hoeveelheid archieven m</w:t>
+        <w:t>binnen deze archiefcollectie vind je een grote hoeveelheid archie</w:t>
+      </w:r>
+      <w:r>
+        <w:rPr>
+          <w:u w:val="single" w:color="0000ff"/>
+          <w:rFonts w:ascii="Charis SIL Italic" w:hAnsi="Charis SIL Italic" w:eastAsia="Charis SIL Italic"/>
+          <w:b w:val="0"/>
+          <w:i w:val="0"/>
+          <w:color w:val="000000"/>
+          <w:sz w:val="24"/>
+        </w:rPr>
+        <w:hyperlink r:id="rId47" w:history="1">
+          <w:r>
+            <w:rPr>
+              <w:rStyle w:val="Hyperlink"/>
+            </w:rPr>
+            <w:t xml:space="preserve">ven </w:t>
+          </w:r>
+        </w:hyperlink>
+      </w:r>
+      <w:r>
+        <w:rPr>
+          <w:u w:val="single" w:color="0000ff"/>
+          <w:rFonts w:ascii="Charis SIL Italic" w:hAnsi="Charis SIL Italic" w:eastAsia="Charis SIL Italic"/>
+          <w:b w:val="0"/>
+          <w:i w:val="0"/>
+          <w:color w:val="000000"/>
+          <w:sz w:val="24"/>
+        </w:rPr>
+        <w:t>m</w:t>
       </w:r>
       <w:r>
         <w:rPr>
@@ -6299,7 +6338,88 @@
           <w:color w:val="000000"/>
           <w:sz w:val="24"/>
         </w:rPr>
-        <w:t>zie desbetreffende zoekhulp</w:t>
+        <w:t xml:space="preserve">zie </w:t>
+      </w:r>
+      <w:r>
+        <w:rPr>
+          <w:u w:val="single" w:color="0000ff"/>
+          <w:rFonts w:ascii="Charis SIL Italic" w:hAnsi="Charis SIL Italic" w:eastAsia="Charis SIL Italic"/>
+          <w:b w:val="0"/>
+          <w:i w:val="0"/>
+          <w:color w:val="000000"/>
+          <w:sz w:val="24"/>
+        </w:rPr>
+        <w:hyperlink r:id="rId50" w:history="1">
+          <w:r>
+            <w:rPr>
+              <w:rStyle w:val="Hyperlink"/>
+            </w:rPr>
+            <w:t>desbetreffende zoe</w:t>
+          </w:r>
+        </w:hyperlink>
+      </w:r>
+      <w:r>
+        <w:rPr>
+          <w:rFonts w:ascii="Charis SIL Italic" w:hAnsi="Charis SIL Italic" w:eastAsia="Charis SIL Italic"/>
+          <w:b w:val="0"/>
+          <w:i w:val="0"/>
+          <w:color w:val="000000"/>
+          <w:sz w:val="24"/>
+        </w:rPr>
+        <w:hyperlink r:id="rId50" w:history="1">
+          <w:r>
+            <w:rPr>
+              <w:rStyle w:val="Hyperlink"/>
+            </w:rPr>
+            <w:t>k</w:t>
+          </w:r>
+        </w:hyperlink>
+      </w:r>
+      <w:r>
+        <w:rPr>
+          <w:rFonts w:ascii="Charis SIL Italic" w:hAnsi="Charis SIL Italic" w:eastAsia="Charis SIL Italic"/>
+          <w:b w:val="0"/>
+          <w:i w:val="0"/>
+          <w:color w:val="000000"/>
+          <w:sz w:val="24"/>
+        </w:rPr>
+        <w:t>h</w:t>
+      </w:r>
+      <w:r>
+        <w:rPr>
+          <w:u w:val="single" w:color="0000ff"/>
+          <w:rFonts w:ascii="Charis SIL Italic" w:hAnsi="Charis SIL Italic" w:eastAsia="Charis SIL Italic"/>
+          <w:b w:val="0"/>
+          <w:i w:val="0"/>
+          <w:color w:val="000000"/>
+          <w:sz w:val="24"/>
+        </w:rPr>
+        <w:hyperlink r:id="rId50" w:history="1">
+          <w:r>
+            <w:rPr>
+              <w:rStyle w:val="Hyperlink"/>
+            </w:rPr>
+            <w:t>u</w:t>
+          </w:r>
+        </w:hyperlink>
+      </w:r>
+      <w:r>
+        <w:rPr>
+          <w:u w:val="single" w:color="0000ff"/>
+          <w:rFonts w:ascii="Charis SIL Italic" w:hAnsi="Charis SIL Italic" w:eastAsia="Charis SIL Italic"/>
+          <w:b w:val="0"/>
+          <w:i w:val="0"/>
+          <w:color w:val="000000"/>
+          <w:sz w:val="24"/>
+        </w:rPr>
+        <w:hyperlink r:id="rId50" w:history="1">
+          <w:r>
+            <w:rPr>
+              <w:rStyle w:val="Hyperlink"/>
+            </w:rPr>
+            <w:t>lp</w:t>
+          </w:r>
+        </w:hyperlink>
       </w:r>
       <w:r>
         <w:rPr>

--- a/EXPORTS/DOCX/published/niveau3/Dutch/UniversityMus.docx
+++ b/EXPORTS/DOCX/published/niveau3/Dutch/UniversityMus.docx
@@ -511,7 +511,7 @@
           <w:sz w:val="24"/>
           <w:u w:val="single"/>
         </w:rPr>
-        <w:hyperlink r:id="rId10" w:history="1">
+        <w:hyperlink r:id="rId11" w:history="1">
           <w:r>
             <w:rPr>
               <w:rStyle w:val="Hyperlink"/>
@@ -529,7 +529,7 @@
           <w:sz w:val="24"/>
           <w:u w:val="single"/>
         </w:rPr>
-        <w:hyperlink r:id="rId10" w:history="1">
+        <w:hyperlink r:id="rId11" w:history="1">
           <w:r>
             <w:rPr>
               <w:rStyle w:val="Hyperlink"/>
@@ -547,7 +547,7 @@
           <w:sz w:val="24"/>
           <w:u w:val="single"/>
         </w:rPr>
-        <w:hyperlink r:id="rId10" w:history="1">
+        <w:hyperlink r:id="rId11" w:history="1">
           <w:r>
             <w:rPr>
               <w:rStyle w:val="Hyperlink"/>
@@ -659,7 +659,7 @@
           <w:sz w:val="24"/>
           <w:u w:val="single"/>
         </w:rPr>
-        <w:hyperlink r:id="rId11" w:history="1">
+        <w:hyperlink r:id="rId10" w:history="1">
           <w:r>
             <w:rPr>
               <w:rStyle w:val="Hyperlink"/>
@@ -781,7 +781,25 @@
           <w:color w:val="000000"/>
           <w:sz w:val="24"/>
         </w:rPr>
-        <w:t>dat onderdeel uit maakte van de Rijksuniversiteit Gronin</w:t>
+        <w:t>dat onderdeel uit maakte van de Rijksuni</w:t>
+      </w:r>
+      <w:r>
+        <w:rPr>
+          <w:u w:val="single" w:color="0000ff"/>
+          <w:rFonts w:ascii="Charis SIL Italic" w:hAnsi="Charis SIL Italic" w:eastAsia="Charis SIL Italic"/>
+          <w:b w:val="0"/>
+          <w:i w:val="0"/>
+          <w:color w:val="000000"/>
+          <w:sz w:val="24"/>
+        </w:rPr>
+        <w:hyperlink r:id="rId11" w:history="1">
+          <w:r>
+            <w:rPr>
+              <w:rStyle w:val="Hyperlink"/>
+            </w:rPr>
+            <w:t>versiteit Gronin</w:t>
+          </w:r>
+        </w:hyperlink>
       </w:r>
       <w:r>
         <w:rPr>
@@ -1402,25 +1420,7 @@
           <w:color w:val="000000"/>
           <w:sz w:val="24"/>
         </w:rPr>
-        <w:t>. Veel va</w:t>
-      </w:r>
-      <w:r>
-        <w:rPr>
-          <w:u w:val="single" w:color="0000ff"/>
-          <w:rFonts w:ascii="Charis SIL Italic" w:hAnsi="Charis SIL Italic" w:eastAsia="Charis SIL Italic"/>
-          <w:b w:val="0"/>
-          <w:i w:val="0"/>
-          <w:color w:val="000000"/>
-          <w:sz w:val="24"/>
-        </w:rPr>
-        <w:hyperlink r:id="rId13" w:history="1">
-          <w:r>
-            <w:rPr>
-              <w:rStyle w:val="Hyperlink"/>
-            </w:rPr>
-            <w:t xml:space="preserve">n de </w:t>
-          </w:r>
-        </w:hyperlink>
+        <w:t xml:space="preserve">. Veel van de </w:t>
       </w:r>
       <w:r>
         <w:rPr>
@@ -2230,7 +2230,7 @@
           <w:sz w:val="24"/>
           <w:u w:val="single"/>
         </w:rPr>
-        <w:hyperlink r:id="rId17" w:history="1">
+        <w:hyperlink r:id="rId20" w:history="1">
           <w:r>
             <w:rPr>
               <w:rStyle w:val="Hyperlink"/>
@@ -2896,13 +2896,68 @@
       </w:r>
       <w:r>
         <w:rPr>
+          <w:u w:val="single" w:color="0000ff"/>
           <w:rFonts w:ascii="Charis SIL Italic" w:hAnsi="Charis SIL Italic" w:eastAsia="Charis SIL Italic"/>
           <w:b w:val="0"/>
           <w:i w:val="0"/>
           <w:color w:val="000000"/>
           <w:sz w:val="24"/>
         </w:rPr>
-        <w:t>2003 vormde deze collectie een a</w:t>
+        <w:t xml:space="preserve">2003 vormde </w:t>
+      </w:r>
+      <w:r>
+        <w:rPr>
+          <w:u w:val="single" w:color="0000ff"/>
+          <w:rFonts w:ascii="Charis SIL Italic" w:hAnsi="Charis SIL Italic" w:eastAsia="Charis SIL Italic"/>
+          <w:b w:val="0"/>
+          <w:i w:val="0"/>
+          <w:color w:val="000000"/>
+          <w:sz w:val="24"/>
+        </w:rPr>
+        <w:hyperlink r:id="rId11" w:history="1">
+          <w:r>
+            <w:rPr>
+              <w:rStyle w:val="Hyperlink"/>
+            </w:rPr>
+            <w:t>deze coll</w:t>
+          </w:r>
+        </w:hyperlink>
+      </w:r>
+      <w:r>
+        <w:rPr>
+          <w:u w:val="single" w:color="0000ff"/>
+          <w:rFonts w:ascii="Charis SIL Italic" w:hAnsi="Charis SIL Italic" w:eastAsia="Charis SIL Italic"/>
+          <w:b w:val="0"/>
+          <w:i w:val="0"/>
+          <w:color w:val="000000"/>
+          <w:sz w:val="24"/>
+        </w:rPr>
+        <w:hyperlink r:id="rId11" w:history="1">
+          <w:r>
+            <w:rPr>
+              <w:rStyle w:val="Hyperlink"/>
+            </w:rPr>
+            <w:t>e</w:t>
+          </w:r>
+        </w:hyperlink>
+      </w:r>
+      <w:r>
+        <w:rPr>
+          <w:u w:val="single" w:color="0000ff"/>
+          <w:rFonts w:ascii="Charis SIL Italic" w:hAnsi="Charis SIL Italic" w:eastAsia="Charis SIL Italic"/>
+          <w:b w:val="0"/>
+          <w:i w:val="0"/>
+          <w:color w:val="000000"/>
+          <w:sz w:val="24"/>
+        </w:rPr>
+        <w:hyperlink r:id="rId11" w:history="1">
+          <w:r>
+            <w:rPr>
+              <w:rStyle w:val="Hyperlink"/>
+            </w:rPr>
+            <w:t>ctie een a</w:t>
+          </w:r>
+        </w:hyperlink>
       </w:r>
       <w:r>
         <w:rPr>
@@ -3730,8 +3785,16 @@
           <w:i w:val="0"/>
           <w:color w:val="0000FF"/>
           <w:sz w:val="24"/>
-        </w:rPr>
-        <w:t>han</w:t>
+          <w:u w:val="single"/>
+        </w:rPr>
+        <w:hyperlink r:id="rId30" w:history="1">
+          <w:r>
+            <w:rPr>
+              <w:rStyle w:val="Hyperlink"/>
+            </w:rPr>
+            <w:t>han</w:t>
+          </w:r>
+        </w:hyperlink>
       </w:r>
       <w:r>
         <w:rPr>
@@ -3753,32 +3816,13 @@
       </w:r>
       <w:r>
         <w:rPr>
-          <w:u w:val="single" w:color="0000ff"/>
           <w:rFonts w:ascii="Charis SIL Italic" w:hAnsi="Charis SIL Italic" w:eastAsia="Charis SIL Italic"/>
           <w:b w:val="0"/>
           <w:i w:val="0"/>
           <w:color w:val="000000"/>
           <w:sz w:val="24"/>
         </w:rPr>
-        <w:hyperlink r:id="rId29" w:history="1">
-          <w:r>
-            <w:rPr>
-              <w:rStyle w:val="Hyperlink"/>
-            </w:rPr>
-            <w:t>,</w:t>
-          </w:r>
-        </w:hyperlink>
-      </w:r>
-      <w:r>
-        <w:rPr>
-          <w:u w:val="single" w:color="0000ff"/>
-          <w:rFonts w:ascii="Charis SIL Italic" w:hAnsi="Charis SIL Italic" w:eastAsia="Charis SIL Italic"/>
-          <w:b w:val="0"/>
-          <w:i w:val="0"/>
-          <w:color w:val="000000"/>
-          <w:sz w:val="24"/>
-        </w:rPr>
-        <w:t xml:space="preserve"> </w:t>
+        <w:t xml:space="preserve">, </w:t>
       </w:r>
       <w:r>
         <w:rPr>
@@ -3847,7 +3891,7 @@
           <w:sz w:val="24"/>
           <w:u w:val="single"/>
         </w:rPr>
-        <w:hyperlink r:id="rId30" w:history="1">
+        <w:hyperlink r:id="rId31" w:history="1">
           <w:r>
             <w:rPr>
               <w:rStyle w:val="Hyperlink"/>
@@ -3876,7 +3920,7 @@
           <w:sz w:val="24"/>
           <w:u w:val="single"/>
         </w:rPr>
-        <w:hyperlink r:id="rId30" w:history="1">
+        <w:hyperlink r:id="rId31" w:history="1">
           <w:r>
             <w:rPr>
               <w:rStyle w:val="Hyperlink"/>
@@ -3904,7 +3948,7 @@
           <w:sz w:val="24"/>
           <w:u w:val="single"/>
         </w:rPr>
-        <w:hyperlink r:id="rId31" w:history="1">
+        <w:hyperlink r:id="rId32" w:history="1">
           <w:r>
             <w:rPr>
               <w:rStyle w:val="Hyperlink"/>
@@ -3933,7 +3977,7 @@
           <w:sz w:val="24"/>
           <w:u w:val="single"/>
         </w:rPr>
-        <w:hyperlink r:id="rId31" w:history="1">
+        <w:hyperlink r:id="rId32" w:history="1">
           <w:r>
             <w:rPr>
               <w:rStyle w:val="Hyperlink"/>
@@ -3962,7 +4006,7 @@
           <w:sz w:val="24"/>
           <w:u w:val="single"/>
         </w:rPr>
-        <w:hyperlink r:id="rId31" w:history="1">
+        <w:hyperlink r:id="rId32" w:history="1">
           <w:r>
             <w:rPr>
               <w:rStyle w:val="Hyperlink"/>
@@ -3990,7 +4034,7 @@
           <w:sz w:val="24"/>
           <w:u w:val="single"/>
         </w:rPr>
-        <w:hyperlink r:id="rId32" w:history="1">
+        <w:hyperlink r:id="rId33" w:history="1">
           <w:r>
             <w:rPr>
               <w:rStyle w:val="Hyperlink"/>
@@ -4019,7 +4063,7 @@
           <w:sz w:val="24"/>
           <w:u w:val="single"/>
         </w:rPr>
-        <w:hyperlink r:id="rId32" w:history="1">
+        <w:hyperlink r:id="rId33" w:history="1">
           <w:r>
             <w:rPr>
               <w:rStyle w:val="Hyperlink"/>
@@ -4047,7 +4091,7 @@
           <w:color w:val="000000"/>
           <w:sz w:val="24"/>
         </w:rPr>
-        <w:hyperlink r:id="rId33" w:history="1">
+        <w:hyperlink r:id="rId30" w:history="1">
           <w:r>
             <w:rPr>
               <w:rStyle w:val="Hyperlink"/>
@@ -4075,7 +4119,7 @@
           <w:color w:val="000000"/>
           <w:sz w:val="24"/>
         </w:rPr>
-        <w:hyperlink r:id="rId30" w:history="1">
+        <w:hyperlink r:id="rId31" w:history="1">
           <w:r>
             <w:rPr>
               <w:rStyle w:val="Hyperlink"/>
@@ -4093,7 +4137,7 @@
           <w:color w:val="000000"/>
           <w:sz w:val="24"/>
         </w:rPr>
-        <w:hyperlink r:id="rId30" w:history="1">
+        <w:hyperlink r:id="rId31" w:history="1">
           <w:r>
             <w:rPr>
               <w:rStyle w:val="Hyperlink"/>
@@ -4111,7 +4155,7 @@
           <w:color w:val="000000"/>
           <w:sz w:val="24"/>
         </w:rPr>
-        <w:hyperlink r:id="rId30" w:history="1">
+        <w:hyperlink r:id="rId31" w:history="1">
           <w:r>
             <w:rPr>
               <w:rStyle w:val="Hyperlink"/>
@@ -4129,7 +4173,7 @@
           <w:color w:val="000000"/>
           <w:sz w:val="24"/>
         </w:rPr>
-        <w:hyperlink r:id="rId30" w:history="1">
+        <w:hyperlink r:id="rId31" w:history="1">
           <w:r>
             <w:rPr>
               <w:rStyle w:val="Hyperlink"/>
@@ -4140,6 +4184,7 @@
       </w:r>
       <w:r>
         <w:rPr>
+          <w:u w:val="single" w:color="0000ff"/>
           <w:rFonts w:ascii="Charis SIL Italic" w:hAnsi="Charis SIL Italic" w:eastAsia="Charis SIL Italic"/>
           <w:b w:val="0"/>
           <w:i w:val="0"/>
@@ -4157,7 +4202,7 @@
           <w:color w:val="000000"/>
           <w:sz w:val="24"/>
         </w:rPr>
-        <w:hyperlink r:id="rId30" w:history="1">
+        <w:hyperlink r:id="rId31" w:history="1">
           <w:r>
             <w:rPr>
               <w:rStyle w:val="Hyperlink"/>
@@ -4196,7 +4241,7 @@
           <w:color w:val="000000"/>
           <w:sz w:val="24"/>
         </w:rPr>
-        <w:hyperlink r:id="rId31" w:history="1">
+        <w:hyperlink r:id="rId32" w:history="1">
           <w:r>
             <w:rPr>
               <w:rStyle w:val="Hyperlink"/>
@@ -4214,7 +4259,7 @@
           <w:color w:val="000000"/>
           <w:sz w:val="24"/>
         </w:rPr>
-        <w:hyperlink r:id="rId31" w:history="1">
+        <w:hyperlink r:id="rId32" w:history="1">
           <w:r>
             <w:rPr>
               <w:rStyle w:val="Hyperlink"/>
@@ -4232,7 +4277,7 @@
           <w:color w:val="000000"/>
           <w:sz w:val="24"/>
         </w:rPr>
-        <w:hyperlink r:id="rId31" w:history="1">
+        <w:hyperlink r:id="rId32" w:history="1">
           <w:r>
             <w:rPr>
               <w:rStyle w:val="Hyperlink"/>
@@ -4260,7 +4305,14 @@
           <w:color w:val="000000"/>
           <w:sz w:val="24"/>
         </w:rPr>
-        <w:t xml:space="preserve">ek naar het </w:t>
+        <w:hyperlink r:id="rId33" w:history="1">
+          <w:r>
+            <w:rPr>
+              <w:rStyle w:val="Hyperlink"/>
+            </w:rPr>
+            <w:t xml:space="preserve">ek naar het </w:t>
+          </w:r>
+        </w:hyperlink>
       </w:r>
       <w:r>
         <w:rPr>
@@ -4271,7 +4323,7 @@
           <w:color w:val="000000"/>
           <w:sz w:val="24"/>
         </w:rPr>
-        <w:hyperlink r:id="rId32" w:history="1">
+        <w:hyperlink r:id="rId33" w:history="1">
           <w:r>
             <w:rPr>
               <w:rStyle w:val="Hyperlink"/>
@@ -4463,7 +4515,7 @@
           <w:sz w:val="24"/>
           <w:u w:val="single"/>
         </w:rPr>
-        <w:hyperlink r:id="rId36" w:history="1">
+        <w:hyperlink r:id="rId35" w:history="1">
           <w:r>
             <w:rPr>
               <w:rStyle w:val="Hyperlink"/>
@@ -5219,16 +5271,8 @@
           <w:i w:val="0"/>
           <w:color w:val="0000FF"/>
           <w:sz w:val="24"/>
-          <w:u w:val="single"/>
-        </w:rPr>
-        <w:hyperlink r:id="rId42" w:history="1">
-          <w:r>
-            <w:rPr>
-              <w:rStyle w:val="Hyperlink"/>
-            </w:rPr>
-            <w:t xml:space="preserve">igitaal </w:t>
-          </w:r>
-        </w:hyperlink>
+        </w:rPr>
+        <w:t xml:space="preserve">igitaal </w:t>
       </w:r>
       <w:r>
         <w:br/>
@@ -5905,7 +5949,6 @@
       </w:r>
       <w:r>
         <w:rPr>
-          <w:u w:val="single" w:color="0000ff"/>
           <w:rFonts w:ascii="Charis SIL Italic" w:hAnsi="Charis SIL Italic" w:eastAsia="Charis SIL Italic"/>
           <w:b w:val="0"/>
           <w:i w:val="0"/>

--- a/EXPORTS/DOCX/published/niveau3/Dutch/UniversityMus.docx
+++ b/EXPORTS/DOCX/published/niveau3/Dutch/UniversityMus.docx
@@ -511,7 +511,7 @@
           <w:sz w:val="24"/>
           <w:u w:val="single"/>
         </w:rPr>
-        <w:hyperlink r:id="rId11" w:history="1">
+        <w:hyperlink r:id="rId10" w:history="1">
           <w:r>
             <w:rPr>
               <w:rStyle w:val="Hyperlink"/>
@@ -529,7 +529,7 @@
           <w:sz w:val="24"/>
           <w:u w:val="single"/>
         </w:rPr>
-        <w:hyperlink r:id="rId11" w:history="1">
+        <w:hyperlink r:id="rId10" w:history="1">
           <w:r>
             <w:rPr>
               <w:rStyle w:val="Hyperlink"/>
@@ -547,7 +547,7 @@
           <w:sz w:val="24"/>
           <w:u w:val="single"/>
         </w:rPr>
-        <w:hyperlink r:id="rId11" w:history="1">
+        <w:hyperlink r:id="rId10" w:history="1">
           <w:r>
             <w:rPr>
               <w:rStyle w:val="Hyperlink"/>
@@ -576,7 +576,7 @@
           <w:sz w:val="24"/>
           <w:u w:val="single"/>
         </w:rPr>
-        <w:hyperlink r:id="rId11" w:history="1">
+        <w:hyperlink r:id="rId10" w:history="1">
           <w:r>
             <w:rPr>
               <w:rStyle w:val="Hyperlink"/>
@@ -594,7 +594,7 @@
           <w:sz w:val="24"/>
           <w:u w:val="single"/>
         </w:rPr>
-        <w:hyperlink r:id="rId11" w:history="1">
+        <w:hyperlink r:id="rId10" w:history="1">
           <w:r>
             <w:rPr>
               <w:rStyle w:val="Hyperlink"/>
@@ -612,7 +612,7 @@
           <w:sz w:val="24"/>
           <w:u w:val="single"/>
         </w:rPr>
-        <w:hyperlink r:id="rId11" w:history="1">
+        <w:hyperlink r:id="rId10" w:history="1">
           <w:r>
             <w:rPr>
               <w:rStyle w:val="Hyperlink"/>
@@ -630,7 +630,7 @@
           <w:sz w:val="24"/>
           <w:u w:val="single"/>
         </w:rPr>
-        <w:hyperlink r:id="rId11" w:history="1">
+        <w:hyperlink r:id="rId10" w:history="1">
           <w:r>
             <w:rPr>
               <w:rStyle w:val="Hyperlink"/>
@@ -659,7 +659,7 @@
           <w:sz w:val="24"/>
           <w:u w:val="single"/>
         </w:rPr>
-        <w:hyperlink r:id="rId10" w:history="1">
+        <w:hyperlink r:id="rId11" w:history="1">
           <w:r>
             <w:rPr>
               <w:rStyle w:val="Hyperlink"/>
@@ -1420,7 +1420,32 @@
           <w:color w:val="000000"/>
           <w:sz w:val="24"/>
         </w:rPr>
-        <w:t xml:space="preserve">. Veel van de </w:t>
+        <w:hyperlink r:id="rId13" w:history="1">
+          <w:r>
+            <w:rPr>
+              <w:rStyle w:val="Hyperlink"/>
+            </w:rPr>
+            <w:t>. Veel va</w:t>
+          </w:r>
+        </w:hyperlink>
+      </w:r>
+      <w:r>
+        <w:rPr>
+          <w:u w:val="single" w:color="0000ff"/>
+          <w:rFonts w:ascii="Charis SIL Italic" w:hAnsi="Charis SIL Italic" w:eastAsia="Charis SIL Italic"/>
+          <w:b w:val="0"/>
+          <w:i w:val="0"/>
+          <w:color w:val="000000"/>
+          <w:sz w:val="24"/>
+        </w:rPr>
+        <w:hyperlink r:id="rId13" w:history="1">
+          <w:r>
+            <w:rPr>
+              <w:rStyle w:val="Hyperlink"/>
+            </w:rPr>
+            <w:t xml:space="preserve">n de </w:t>
+          </w:r>
+        </w:hyperlink>
       </w:r>
       <w:r>
         <w:rPr>
@@ -2230,7 +2255,7 @@
           <w:sz w:val="24"/>
           <w:u w:val="single"/>
         </w:rPr>
-        <w:hyperlink r:id="rId20" w:history="1">
+        <w:hyperlink r:id="rId17" w:history="1">
           <w:r>
             <w:rPr>
               <w:rStyle w:val="Hyperlink"/>
@@ -2903,7 +2928,14 @@
           <w:color w:val="000000"/>
           <w:sz w:val="24"/>
         </w:rPr>
-        <w:t xml:space="preserve">2003 vormde </w:t>
+        <w:hyperlink r:id="rId11" w:history="1">
+          <w:r>
+            <w:rPr>
+              <w:rStyle w:val="Hyperlink"/>
+            </w:rPr>
+            <w:t xml:space="preserve">2003 vormde </w:t>
+          </w:r>
+        </w:hyperlink>
       </w:r>
       <w:r>
         <w:rPr>
@@ -3816,6 +3848,7 @@
       </w:r>
       <w:r>
         <w:rPr>
+          <w:u w:val="single" w:color="0000ff"/>
           <w:rFonts w:ascii="Charis SIL Italic" w:hAnsi="Charis SIL Italic" w:eastAsia="Charis SIL Italic"/>
           <w:b w:val="0"/>
           <w:i w:val="0"/>
@@ -6133,8 +6166,16 @@
           <w:i w:val="0"/>
           <w:color w:val="0000FF"/>
           <w:sz w:val="24"/>
-        </w:rPr>
-        <w:t>S</w:t>
+          <w:u w:val="single"/>
+        </w:rPr>
+        <w:hyperlink r:id="rId49" w:history="1">
+          <w:r>
+            <w:rPr>
+              <w:rStyle w:val="Hyperlink"/>
+            </w:rPr>
+            <w:t>S</w:t>
+          </w:r>
+        </w:hyperlink>
       </w:r>
       <w:r>
         <w:rPr>
@@ -6145,7 +6186,7 @@
           <w:sz w:val="24"/>
           <w:u w:val="single"/>
         </w:rPr>
-        <w:hyperlink r:id="rId48" w:history="1">
+        <w:hyperlink r:id="rId49" w:history="1">
           <w:r>
             <w:rPr>
               <w:rStyle w:val="Hyperlink"/>
@@ -6163,7 +6204,7 @@
           <w:sz w:val="24"/>
           <w:u w:val="single"/>
         </w:rPr>
-        <w:hyperlink r:id="rId48" w:history="1">
+        <w:hyperlink r:id="rId49" w:history="1">
           <w:r>
             <w:rPr>
               <w:rStyle w:val="Hyperlink"/>

--- a/EXPORTS/DOCX/published/niveau3/Dutch/UniversityMus.docx
+++ b/EXPORTS/DOCX/published/niveau3/Dutch/UniversityMus.docx
@@ -511,7 +511,7 @@
           <w:sz w:val="24"/>
           <w:u w:val="single"/>
         </w:rPr>
-        <w:hyperlink r:id="rId10" w:history="1">
+        <w:hyperlink r:id="rId11" w:history="1">
           <w:r>
             <w:rPr>
               <w:rStyle w:val="Hyperlink"/>
@@ -529,7 +529,7 @@
           <w:sz w:val="24"/>
           <w:u w:val="single"/>
         </w:rPr>
-        <w:hyperlink r:id="rId10" w:history="1">
+        <w:hyperlink r:id="rId11" w:history="1">
           <w:r>
             <w:rPr>
               <w:rStyle w:val="Hyperlink"/>
@@ -547,7 +547,7 @@
           <w:sz w:val="24"/>
           <w:u w:val="single"/>
         </w:rPr>
-        <w:hyperlink r:id="rId10" w:history="1">
+        <w:hyperlink r:id="rId11" w:history="1">
           <w:r>
             <w:rPr>
               <w:rStyle w:val="Hyperlink"/>
@@ -576,7 +576,7 @@
           <w:sz w:val="24"/>
           <w:u w:val="single"/>
         </w:rPr>
-        <w:hyperlink r:id="rId10" w:history="1">
+        <w:hyperlink r:id="rId11" w:history="1">
           <w:r>
             <w:rPr>
               <w:rStyle w:val="Hyperlink"/>
@@ -594,7 +594,7 @@
           <w:sz w:val="24"/>
           <w:u w:val="single"/>
         </w:rPr>
-        <w:hyperlink r:id="rId10" w:history="1">
+        <w:hyperlink r:id="rId11" w:history="1">
           <w:r>
             <w:rPr>
               <w:rStyle w:val="Hyperlink"/>
@@ -659,7 +659,7 @@
           <w:sz w:val="24"/>
           <w:u w:val="single"/>
         </w:rPr>
-        <w:hyperlink r:id="rId11" w:history="1">
+        <w:hyperlink r:id="rId10" w:history="1">
           <w:r>
             <w:rPr>
               <w:rStyle w:val="Hyperlink"/>
@@ -1420,32 +1420,7 @@
           <w:color w:val="000000"/>
           <w:sz w:val="24"/>
         </w:rPr>
-        <w:hyperlink r:id="rId13" w:history="1">
-          <w:r>
-            <w:rPr>
-              <w:rStyle w:val="Hyperlink"/>
-            </w:rPr>
-            <w:t>. Veel va</w:t>
-          </w:r>
-        </w:hyperlink>
-      </w:r>
-      <w:r>
-        <w:rPr>
-          <w:u w:val="single" w:color="0000ff"/>
-          <w:rFonts w:ascii="Charis SIL Italic" w:hAnsi="Charis SIL Italic" w:eastAsia="Charis SIL Italic"/>
-          <w:b w:val="0"/>
-          <w:i w:val="0"/>
-          <w:color w:val="000000"/>
-          <w:sz w:val="24"/>
-        </w:rPr>
-        <w:hyperlink r:id="rId13" w:history="1">
-          <w:r>
-            <w:rPr>
-              <w:rStyle w:val="Hyperlink"/>
-            </w:rPr>
-            <w:t xml:space="preserve">n de </w:t>
-          </w:r>
-        </w:hyperlink>
+        <w:t xml:space="preserve">. Veel van de </w:t>
       </w:r>
       <w:r>
         <w:rPr>
@@ -2928,68 +2903,7 @@
           <w:color w:val="000000"/>
           <w:sz w:val="24"/>
         </w:rPr>
-        <w:hyperlink r:id="rId11" w:history="1">
-          <w:r>
-            <w:rPr>
-              <w:rStyle w:val="Hyperlink"/>
-            </w:rPr>
-            <w:t xml:space="preserve">2003 vormde </w:t>
-          </w:r>
-        </w:hyperlink>
-      </w:r>
-      <w:r>
-        <w:rPr>
-          <w:u w:val="single" w:color="0000ff"/>
-          <w:rFonts w:ascii="Charis SIL Italic" w:hAnsi="Charis SIL Italic" w:eastAsia="Charis SIL Italic"/>
-          <w:b w:val="0"/>
-          <w:i w:val="0"/>
-          <w:color w:val="000000"/>
-          <w:sz w:val="24"/>
-        </w:rPr>
-        <w:hyperlink r:id="rId11" w:history="1">
-          <w:r>
-            <w:rPr>
-              <w:rStyle w:val="Hyperlink"/>
-            </w:rPr>
-            <w:t>deze coll</w:t>
-          </w:r>
-        </w:hyperlink>
-      </w:r>
-      <w:r>
-        <w:rPr>
-          <w:u w:val="single" w:color="0000ff"/>
-          <w:rFonts w:ascii="Charis SIL Italic" w:hAnsi="Charis SIL Italic" w:eastAsia="Charis SIL Italic"/>
-          <w:b w:val="0"/>
-          <w:i w:val="0"/>
-          <w:color w:val="000000"/>
-          <w:sz w:val="24"/>
-        </w:rPr>
-        <w:hyperlink r:id="rId11" w:history="1">
-          <w:r>
-            <w:rPr>
-              <w:rStyle w:val="Hyperlink"/>
-            </w:rPr>
-            <w:t>e</w:t>
-          </w:r>
-        </w:hyperlink>
-      </w:r>
-      <w:r>
-        <w:rPr>
-          <w:u w:val="single" w:color="0000ff"/>
-          <w:rFonts w:ascii="Charis SIL Italic" w:hAnsi="Charis SIL Italic" w:eastAsia="Charis SIL Italic"/>
-          <w:b w:val="0"/>
-          <w:i w:val="0"/>
-          <w:color w:val="000000"/>
-          <w:sz w:val="24"/>
-        </w:rPr>
-        <w:hyperlink r:id="rId11" w:history="1">
-          <w:r>
-            <w:rPr>
-              <w:rStyle w:val="Hyperlink"/>
-            </w:rPr>
-            <w:t>ctie een a</w:t>
-          </w:r>
-        </w:hyperlink>
+        <w:t>2003 vormde deze collectie een a</w:t>
       </w:r>
       <w:r>
         <w:rPr>
@@ -3378,6 +3292,23 @@
       </w:r>
       <w:r>
         <w:rPr>
+          <w:rFonts w:ascii="Charis SIL Italic" w:hAnsi="Charis SIL Italic" w:eastAsia="Charis SIL Italic"/>
+          <w:b w:val="0"/>
+          <w:i w:val="0"/>
+          <w:color w:val="000000"/>
+          <w:sz w:val="24"/>
+        </w:rPr>
+        <w:hyperlink r:id="rId26" w:history="1">
+          <w:r>
+            <w:rPr>
+              <w:rStyle w:val="Hyperlink"/>
+            </w:rPr>
+            <w:t>d</w:t>
+          </w:r>
+        </w:hyperlink>
+      </w:r>
+      <w:r>
+        <w:rPr>
           <w:u w:val="single" w:color="0000ff"/>
           <w:rFonts w:ascii="Charis SIL Italic" w:hAnsi="Charis SIL Italic" w:eastAsia="Charis SIL Italic"/>
           <w:b w:val="0"/>
@@ -3385,7 +3316,7 @@
           <w:color w:val="000000"/>
           <w:sz w:val="24"/>
         </w:rPr>
-        <w:t>d</w:t>
+        <w:t>e</w:t>
       </w:r>
       <w:r>
         <w:rPr>
@@ -3395,7 +3326,7 @@
           <w:color w:val="000000"/>
           <w:sz w:val="24"/>
         </w:rPr>
-        <w:t>e zoekhulp.</w:t>
+        <w:t xml:space="preserve"> zoekhulp.</w:t>
       </w:r>
     </w:p>
     <w:p>
@@ -3837,7 +3768,7 @@
           <w:sz w:val="24"/>
           <w:u w:val="single"/>
         </w:rPr>
-        <w:hyperlink r:id="rId29" w:history="1">
+        <w:hyperlink r:id="rId30" w:history="1">
           <w:r>
             <w:rPr>
               <w:rStyle w:val="Hyperlink"/>
@@ -3855,7 +3786,24 @@
           <w:color w:val="000000"/>
           <w:sz w:val="24"/>
         </w:rPr>
-        <w:t xml:space="preserve">, </w:t>
+        <w:hyperlink r:id="rId29" w:history="1">
+          <w:r>
+            <w:rPr>
+              <w:rStyle w:val="Hyperlink"/>
+            </w:rPr>
+            <w:t>,</w:t>
+          </w:r>
+        </w:hyperlink>
+      </w:r>
+      <w:r>
+        <w:rPr>
+          <w:rFonts w:ascii="Charis SIL Italic" w:hAnsi="Charis SIL Italic" w:eastAsia="Charis SIL Italic"/>
+          <w:b w:val="0"/>
+          <w:i w:val="0"/>
+          <w:color w:val="000000"/>
+          <w:sz w:val="24"/>
+        </w:rPr>
+        <w:t xml:space="preserve"> </w:t>
       </w:r>
       <w:r>
         <w:rPr>
@@ -4217,7 +4165,6 @@
       </w:r>
       <w:r>
         <w:rPr>
-          <w:u w:val="single" w:color="0000ff"/>
           <w:rFonts w:ascii="Charis SIL Italic" w:hAnsi="Charis SIL Italic" w:eastAsia="Charis SIL Italic"/>
           <w:b w:val="0"/>
           <w:i w:val="0"/>
@@ -4537,7 +4484,18 @@
           <w:color w:val="000000"/>
           <w:sz w:val="24"/>
         </w:rPr>
-        <w:t xml:space="preserve">het onderzoek van fysisch antropoloog </w:t>
+        <w:t>het onderzoek van fysisch antropoloog</w:t>
+      </w:r>
+      <w:r>
+        <w:rPr>
+          <w:u w:val="single" w:color="0000ff"/>
+          <w:rFonts w:ascii="Charis SIL Italic" w:hAnsi="Charis SIL Italic" w:eastAsia="Charis SIL Italic"/>
+          <w:b w:val="0"/>
+          <w:i w:val="0"/>
+          <w:color w:val="000000"/>
+          <w:sz w:val="24"/>
+        </w:rPr>
+        <w:t xml:space="preserve"> </w:t>
       </w:r>
       <w:r>
         <w:rPr>
@@ -5982,6 +5940,7 @@
       </w:r>
       <w:r>
         <w:rPr>
+          <w:u w:val="single" w:color="0000ff"/>
           <w:rFonts w:ascii="Charis SIL Italic" w:hAnsi="Charis SIL Italic" w:eastAsia="Charis SIL Italic"/>
           <w:b w:val="0"/>
           <w:i w:val="0"/>
@@ -6166,27 +6125,19 @@
           <w:i w:val="0"/>
           <w:color w:val="0000FF"/>
           <w:sz w:val="24"/>
+        </w:rPr>
+        <w:t>S</w:t>
+      </w:r>
+      <w:r>
+        <w:rPr>
+          <w:rFonts w:ascii="Charis SIL Italic" w:hAnsi="Charis SIL Italic" w:eastAsia="Charis SIL Italic"/>
+          <w:b w:val="0"/>
+          <w:i w:val="0"/>
+          <w:color w:val="0000FF"/>
+          <w:sz w:val="24"/>
           <w:u w:val="single"/>
         </w:rPr>
-        <w:hyperlink r:id="rId49" w:history="1">
-          <w:r>
-            <w:rPr>
-              <w:rStyle w:val="Hyperlink"/>
-            </w:rPr>
-            <w:t>S</w:t>
-          </w:r>
-        </w:hyperlink>
-      </w:r>
-      <w:r>
-        <w:rPr>
-          <w:rFonts w:ascii="Charis SIL Italic" w:hAnsi="Charis SIL Italic" w:eastAsia="Charis SIL Italic"/>
-          <w:b w:val="0"/>
-          <w:i w:val="0"/>
-          <w:color w:val="0000FF"/>
-          <w:sz w:val="24"/>
-          <w:u w:val="single"/>
-        </w:rPr>
-        <w:hyperlink r:id="rId49" w:history="1">
+        <w:hyperlink r:id="rId48" w:history="1">
           <w:r>
             <w:rPr>
               <w:rStyle w:val="Hyperlink"/>
@@ -6204,7 +6155,7 @@
           <w:sz w:val="24"/>
           <w:u w:val="single"/>
         </w:rPr>
-        <w:hyperlink r:id="rId49" w:history="1">
+        <w:hyperlink r:id="rId48" w:history="1">
           <w:r>
             <w:rPr>
               <w:rStyle w:val="Hyperlink"/>

--- a/EXPORTS/DOCX/published/niveau3/Dutch/UniversityMus.docx
+++ b/EXPORTS/DOCX/published/niveau3/Dutch/UniversityMus.docx
@@ -612,7 +612,7 @@
           <w:sz w:val="24"/>
           <w:u w:val="single"/>
         </w:rPr>
-        <w:hyperlink r:id="rId10" w:history="1">
+        <w:hyperlink r:id="rId11" w:history="1">
           <w:r>
             <w:rPr>
               <w:rStyle w:val="Hyperlink"/>
@@ -630,7 +630,7 @@
           <w:sz w:val="24"/>
           <w:u w:val="single"/>
         </w:rPr>
-        <w:hyperlink r:id="rId10" w:history="1">
+        <w:hyperlink r:id="rId11" w:history="1">
           <w:r>
             <w:rPr>
               <w:rStyle w:val="Hyperlink"/>
@@ -659,7 +659,7 @@
           <w:sz w:val="24"/>
           <w:u w:val="single"/>
         </w:rPr>
-        <w:hyperlink r:id="rId10" w:history="1">
+        <w:hyperlink r:id="rId11" w:history="1">
           <w:r>
             <w:rPr>
               <w:rStyle w:val="Hyperlink"/>
@@ -1420,7 +1420,25 @@
           <w:color w:val="000000"/>
           <w:sz w:val="24"/>
         </w:rPr>
-        <w:t xml:space="preserve">. Veel van de </w:t>
+        <w:t>. Veel va</w:t>
+      </w:r>
+      <w:r>
+        <w:rPr>
+          <w:u w:val="single" w:color="0000ff"/>
+          <w:rFonts w:ascii="Charis SIL Italic" w:hAnsi="Charis SIL Italic" w:eastAsia="Charis SIL Italic"/>
+          <w:b w:val="0"/>
+          <w:i w:val="0"/>
+          <w:color w:val="000000"/>
+          <w:sz w:val="24"/>
+        </w:rPr>
+        <w:hyperlink r:id="rId13" w:history="1">
+          <w:r>
+            <w:rPr>
+              <w:rStyle w:val="Hyperlink"/>
+            </w:rPr>
+            <w:t xml:space="preserve">n de </w:t>
+          </w:r>
+        </w:hyperlink>
       </w:r>
       <w:r>
         <w:rPr>
@@ -2903,7 +2921,68 @@
           <w:color w:val="000000"/>
           <w:sz w:val="24"/>
         </w:rPr>
-        <w:t>2003 vormde deze collectie een a</w:t>
+        <w:hyperlink r:id="rId11" w:history="1">
+          <w:r>
+            <w:rPr>
+              <w:rStyle w:val="Hyperlink"/>
+            </w:rPr>
+            <w:t xml:space="preserve">2003 vormde </w:t>
+          </w:r>
+        </w:hyperlink>
+      </w:r>
+      <w:r>
+        <w:rPr>
+          <w:u w:val="single" w:color="0000ff"/>
+          <w:rFonts w:ascii="Charis SIL Italic" w:hAnsi="Charis SIL Italic" w:eastAsia="Charis SIL Italic"/>
+          <w:b w:val="0"/>
+          <w:i w:val="0"/>
+          <w:color w:val="000000"/>
+          <w:sz w:val="24"/>
+        </w:rPr>
+        <w:hyperlink r:id="rId11" w:history="1">
+          <w:r>
+            <w:rPr>
+              <w:rStyle w:val="Hyperlink"/>
+            </w:rPr>
+            <w:t>deze coll</w:t>
+          </w:r>
+        </w:hyperlink>
+      </w:r>
+      <w:r>
+        <w:rPr>
+          <w:u w:val="single" w:color="0000ff"/>
+          <w:rFonts w:ascii="Charis SIL Italic" w:hAnsi="Charis SIL Italic" w:eastAsia="Charis SIL Italic"/>
+          <w:b w:val="0"/>
+          <w:i w:val="0"/>
+          <w:color w:val="000000"/>
+          <w:sz w:val="24"/>
+        </w:rPr>
+        <w:hyperlink r:id="rId11" w:history="1">
+          <w:r>
+            <w:rPr>
+              <w:rStyle w:val="Hyperlink"/>
+            </w:rPr>
+            <w:t>e</w:t>
+          </w:r>
+        </w:hyperlink>
+      </w:r>
+      <w:r>
+        <w:rPr>
+          <w:u w:val="single" w:color="0000ff"/>
+          <w:rFonts w:ascii="Charis SIL Italic" w:hAnsi="Charis SIL Italic" w:eastAsia="Charis SIL Italic"/>
+          <w:b w:val="0"/>
+          <w:i w:val="0"/>
+          <w:color w:val="000000"/>
+          <w:sz w:val="24"/>
+        </w:rPr>
+        <w:hyperlink r:id="rId11" w:history="1">
+          <w:r>
+            <w:rPr>
+              <w:rStyle w:val="Hyperlink"/>
+            </w:rPr>
+            <w:t>ctie een a</w:t>
+          </w:r>
+        </w:hyperlink>
       </w:r>
       <w:r>
         <w:rPr>
@@ -3748,7 +3827,6 @@
           <w:i w:val="0"/>
           <w:color w:val="0000FF"/>
           <w:sz w:val="24"/>
-          <w:u w:val="single"/>
         </w:rPr>
         <w:hyperlink r:id="rId30" w:history="1">
           <w:r>
@@ -3768,7 +3846,7 @@
           <w:sz w:val="24"/>
           <w:u w:val="single"/>
         </w:rPr>
-        <w:hyperlink r:id="rId30" w:history="1">
+        <w:hyperlink r:id="rId29" w:history="1">
           <w:r>
             <w:rPr>
               <w:rStyle w:val="Hyperlink"/>
@@ -4165,6 +4243,7 @@
       </w:r>
       <w:r>
         <w:rPr>
+          <w:u w:val="single" w:color="0000ff"/>
           <w:rFonts w:ascii="Charis SIL Italic" w:hAnsi="Charis SIL Italic" w:eastAsia="Charis SIL Italic"/>
           <w:b w:val="0"/>
           <w:i w:val="0"/>
@@ -5244,26 +5323,8 @@
           <w:i w:val="0"/>
           <w:color w:val="0000FF"/>
           <w:sz w:val="24"/>
-          <w:u w:val="single"/>
-        </w:rPr>
-        <w:hyperlink r:id="rId40" w:history="1">
-          <w:r>
-            <w:rPr>
-              <w:rStyle w:val="Hyperlink"/>
-            </w:rPr>
-            <w:t>d</w:t>
-          </w:r>
-        </w:hyperlink>
-      </w:r>
-      <w:r>
-        <w:rPr>
-          <w:rFonts w:ascii="Charis SIL Italic" w:hAnsi="Charis SIL Italic" w:eastAsia="Charis SIL Italic"/>
-          <w:b w:val="0"/>
-          <w:i w:val="0"/>
-          <w:color w:val="0000FF"/>
-          <w:sz w:val="24"/>
-        </w:rPr>
-        <w:t xml:space="preserve">igitaal </w:t>
+        </w:rPr>
+        <w:t xml:space="preserve">digitaal </w:t>
       </w:r>
       <w:r>
         <w:br/>
@@ -6125,8 +6186,16 @@
           <w:i w:val="0"/>
           <w:color w:val="0000FF"/>
           <w:sz w:val="24"/>
-        </w:rPr>
-        <w:t>S</w:t>
+          <w:u w:val="single"/>
+        </w:rPr>
+        <w:hyperlink r:id="rId49" w:history="1">
+          <w:r>
+            <w:rPr>
+              <w:rStyle w:val="Hyperlink"/>
+            </w:rPr>
+            <w:t>S</w:t>
+          </w:r>
+        </w:hyperlink>
       </w:r>
       <w:r>
         <w:rPr>
@@ -6389,29 +6458,13 @@
             <w:rPr>
               <w:rStyle w:val="Hyperlink"/>
             </w:rPr>
-            <w:t>desbetreffende zoe</w:t>
+            <w:t>desbetreffende zoek</w:t>
           </w:r>
         </w:hyperlink>
       </w:r>
       <w:r>
         <w:rPr>
-          <w:rFonts w:ascii="Charis SIL Italic" w:hAnsi="Charis SIL Italic" w:eastAsia="Charis SIL Italic"/>
-          <w:b w:val="0"/>
-          <w:i w:val="0"/>
-          <w:color w:val="000000"/>
-          <w:sz w:val="24"/>
-        </w:rPr>
-        <w:hyperlink r:id="rId50" w:history="1">
-          <w:r>
-            <w:rPr>
-              <w:rStyle w:val="Hyperlink"/>
-            </w:rPr>
-            <w:t>k</w:t>
-          </w:r>
-        </w:hyperlink>
-      </w:r>
-      <w:r>
-        <w:rPr>
+          <w:u w:val="single" w:color="0000ff"/>
           <w:rFonts w:ascii="Charis SIL Italic" w:hAnsi="Charis SIL Italic" w:eastAsia="Charis SIL Italic"/>
           <w:b w:val="0"/>
           <w:i w:val="0"/>
@@ -6470,7 +6523,7 @@
             <w:rPr>
               <w:rStyle w:val="Hyperlink"/>
             </w:rPr>
-            <w:t>) beheerde v</w:t>
+            <w:t xml:space="preserve">) beheerde </w:t>
           </w:r>
         </w:hyperlink>
       </w:r>
@@ -6482,7 +6535,7 @@
           <w:color w:val="000000"/>
           <w:sz w:val="24"/>
         </w:rPr>
-        <w:t xml:space="preserve">anaf het begin van de twintigste eeuw een </w:t>
+        <w:t xml:space="preserve">vanaf het begin van de twintigste eeuw een </w:t>
       </w:r>
       <w:r>
         <w:br/>

--- a/EXPORTS/DOCX/published/niveau3/Dutch/UniversityMus.docx
+++ b/EXPORTS/DOCX/published/niveau3/Dutch/UniversityMus.docx
@@ -594,7 +594,7 @@
           <w:sz w:val="24"/>
           <w:u w:val="single"/>
         </w:rPr>
-        <w:hyperlink r:id="rId11" w:history="1">
+        <w:hyperlink r:id="rId10" w:history="1">
           <w:r>
             <w:rPr>
               <w:rStyle w:val="Hyperlink"/>
@@ -612,7 +612,7 @@
           <w:sz w:val="24"/>
           <w:u w:val="single"/>
         </w:rPr>
-        <w:hyperlink r:id="rId11" w:history="1">
+        <w:hyperlink r:id="rId10" w:history="1">
           <w:r>
             <w:rPr>
               <w:rStyle w:val="Hyperlink"/>
@@ -630,7 +630,7 @@
           <w:sz w:val="24"/>
           <w:u w:val="single"/>
         </w:rPr>
-        <w:hyperlink r:id="rId11" w:history="1">
+        <w:hyperlink r:id="rId10" w:history="1">
           <w:r>
             <w:rPr>
               <w:rStyle w:val="Hyperlink"/>
@@ -659,7 +659,7 @@
           <w:sz w:val="24"/>
           <w:u w:val="single"/>
         </w:rPr>
-        <w:hyperlink r:id="rId11" w:history="1">
+        <w:hyperlink r:id="rId10" w:history="1">
           <w:r>
             <w:rPr>
               <w:rStyle w:val="Hyperlink"/>
@@ -1420,7 +1420,14 @@
           <w:color w:val="000000"/>
           <w:sz w:val="24"/>
         </w:rPr>
-        <w:t>. Veel va</w:t>
+        <w:hyperlink r:id="rId13" w:history="1">
+          <w:r>
+            <w:rPr>
+              <w:rStyle w:val="Hyperlink"/>
+            </w:rPr>
+            <w:t>. Veel va</w:t>
+          </w:r>
+        </w:hyperlink>
       </w:r>
       <w:r>
         <w:rPr>
@@ -3371,41 +3378,24 @@
       </w:r>
       <w:r>
         <w:rPr>
+          <w:u w:val="single" w:color="0000ff"/>
           <w:rFonts w:ascii="Charis SIL Italic" w:hAnsi="Charis SIL Italic" w:eastAsia="Charis SIL Italic"/>
           <w:b w:val="0"/>
           <w:i w:val="0"/>
           <w:color w:val="000000"/>
           <w:sz w:val="24"/>
         </w:rPr>
-        <w:hyperlink r:id="rId26" w:history="1">
-          <w:r>
-            <w:rPr>
-              <w:rStyle w:val="Hyperlink"/>
-            </w:rPr>
-            <w:t>d</w:t>
-          </w:r>
-        </w:hyperlink>
-      </w:r>
-      <w:r>
-        <w:rPr>
-          <w:u w:val="single" w:color="0000ff"/>
+        <w:t>d</w:t>
+      </w:r>
+      <w:r>
+        <w:rPr>
           <w:rFonts w:ascii="Charis SIL Italic" w:hAnsi="Charis SIL Italic" w:eastAsia="Charis SIL Italic"/>
           <w:b w:val="0"/>
           <w:i w:val="0"/>
           <w:color w:val="000000"/>
           <w:sz w:val="24"/>
         </w:rPr>
-        <w:t>e</w:t>
-      </w:r>
-      <w:r>
-        <w:rPr>
-          <w:rFonts w:ascii="Charis SIL Italic" w:hAnsi="Charis SIL Italic" w:eastAsia="Charis SIL Italic"/>
-          <w:b w:val="0"/>
-          <w:i w:val="0"/>
-          <w:color w:val="000000"/>
-          <w:sz w:val="24"/>
-        </w:rPr>
-        <w:t xml:space="preserve"> zoekhulp.</w:t>
+        <w:t>e zoekhulp.</w:t>
       </w:r>
     </w:p>
     <w:p>
@@ -3827,15 +3817,9 @@
           <w:i w:val="0"/>
           <w:color w:val="0000FF"/>
           <w:sz w:val="24"/>
-        </w:rPr>
-        <w:hyperlink r:id="rId30" w:history="1">
-          <w:r>
-            <w:rPr>
-              <w:rStyle w:val="Hyperlink"/>
-            </w:rPr>
-            <w:t>han</w:t>
-          </w:r>
-        </w:hyperlink>
+          <w:u w:val="single"/>
+        </w:rPr>
+        <w:t>han</w:t>
       </w:r>
       <w:r>
         <w:rPr>
@@ -3857,31 +3841,13 @@
       </w:r>
       <w:r>
         <w:rPr>
-          <w:u w:val="single" w:color="0000ff"/>
           <w:rFonts w:ascii="Charis SIL Italic" w:hAnsi="Charis SIL Italic" w:eastAsia="Charis SIL Italic"/>
           <w:b w:val="0"/>
           <w:i w:val="0"/>
           <w:color w:val="000000"/>
           <w:sz w:val="24"/>
         </w:rPr>
-        <w:hyperlink r:id="rId29" w:history="1">
-          <w:r>
-            <w:rPr>
-              <w:rStyle w:val="Hyperlink"/>
-            </w:rPr>
-            <w:t>,</w:t>
-          </w:r>
-        </w:hyperlink>
-      </w:r>
-      <w:r>
-        <w:rPr>
-          <w:rFonts w:ascii="Charis SIL Italic" w:hAnsi="Charis SIL Italic" w:eastAsia="Charis SIL Italic"/>
-          <w:b w:val="0"/>
-          <w:i w:val="0"/>
-          <w:color w:val="000000"/>
-          <w:sz w:val="24"/>
-        </w:rPr>
-        <w:t xml:space="preserve"> </w:t>
+        <w:t xml:space="preserve">, </w:t>
       </w:r>
       <w:r>
         <w:rPr>
@@ -3950,7 +3916,7 @@
           <w:sz w:val="24"/>
           <w:u w:val="single"/>
         </w:rPr>
-        <w:hyperlink r:id="rId31" w:history="1">
+        <w:hyperlink r:id="rId30" w:history="1">
           <w:r>
             <w:rPr>
               <w:rStyle w:val="Hyperlink"/>
@@ -3979,7 +3945,7 @@
           <w:sz w:val="24"/>
           <w:u w:val="single"/>
         </w:rPr>
-        <w:hyperlink r:id="rId31" w:history="1">
+        <w:hyperlink r:id="rId30" w:history="1">
           <w:r>
             <w:rPr>
               <w:rStyle w:val="Hyperlink"/>
@@ -4007,7 +3973,7 @@
           <w:sz w:val="24"/>
           <w:u w:val="single"/>
         </w:rPr>
-        <w:hyperlink r:id="rId32" w:history="1">
+        <w:hyperlink r:id="rId31" w:history="1">
           <w:r>
             <w:rPr>
               <w:rStyle w:val="Hyperlink"/>
@@ -4036,7 +4002,7 @@
           <w:sz w:val="24"/>
           <w:u w:val="single"/>
         </w:rPr>
-        <w:hyperlink r:id="rId32" w:history="1">
+        <w:hyperlink r:id="rId31" w:history="1">
           <w:r>
             <w:rPr>
               <w:rStyle w:val="Hyperlink"/>
@@ -4065,7 +4031,7 @@
           <w:sz w:val="24"/>
           <w:u w:val="single"/>
         </w:rPr>
-        <w:hyperlink r:id="rId32" w:history="1">
+        <w:hyperlink r:id="rId31" w:history="1">
           <w:r>
             <w:rPr>
               <w:rStyle w:val="Hyperlink"/>
@@ -4093,7 +4059,7 @@
           <w:sz w:val="24"/>
           <w:u w:val="single"/>
         </w:rPr>
-        <w:hyperlink r:id="rId33" w:history="1">
+        <w:hyperlink r:id="rId32" w:history="1">
           <w:r>
             <w:rPr>
               <w:rStyle w:val="Hyperlink"/>
@@ -4122,7 +4088,7 @@
           <w:sz w:val="24"/>
           <w:u w:val="single"/>
         </w:rPr>
-        <w:hyperlink r:id="rId33" w:history="1">
+        <w:hyperlink r:id="rId32" w:history="1">
           <w:r>
             <w:rPr>
               <w:rStyle w:val="Hyperlink"/>
@@ -4150,7 +4116,7 @@
           <w:color w:val="000000"/>
           <w:sz w:val="24"/>
         </w:rPr>
-        <w:hyperlink r:id="rId30" w:history="1">
+        <w:hyperlink r:id="rId33" w:history="1">
           <w:r>
             <w:rPr>
               <w:rStyle w:val="Hyperlink"/>
@@ -4178,7 +4144,7 @@
           <w:color w:val="000000"/>
           <w:sz w:val="24"/>
         </w:rPr>
-        <w:hyperlink r:id="rId31" w:history="1">
+        <w:hyperlink r:id="rId30" w:history="1">
           <w:r>
             <w:rPr>
               <w:rStyle w:val="Hyperlink"/>
@@ -4196,7 +4162,7 @@
           <w:color w:val="000000"/>
           <w:sz w:val="24"/>
         </w:rPr>
-        <w:hyperlink r:id="rId31" w:history="1">
+        <w:hyperlink r:id="rId30" w:history="1">
           <w:r>
             <w:rPr>
               <w:rStyle w:val="Hyperlink"/>
@@ -4214,7 +4180,7 @@
           <w:color w:val="000000"/>
           <w:sz w:val="24"/>
         </w:rPr>
-        <w:hyperlink r:id="rId31" w:history="1">
+        <w:hyperlink r:id="rId30" w:history="1">
           <w:r>
             <w:rPr>
               <w:rStyle w:val="Hyperlink"/>
@@ -4232,7 +4198,7 @@
           <w:color w:val="000000"/>
           <w:sz w:val="24"/>
         </w:rPr>
-        <w:hyperlink r:id="rId31" w:history="1">
+        <w:hyperlink r:id="rId30" w:history="1">
           <w:r>
             <w:rPr>
               <w:rStyle w:val="Hyperlink"/>
@@ -4243,6 +4209,16 @@
       </w:r>
       <w:r>
         <w:rPr>
+          <w:rFonts w:ascii="Charis SIL Italic" w:hAnsi="Charis SIL Italic" w:eastAsia="Charis SIL Italic"/>
+          <w:b w:val="0"/>
+          <w:i w:val="0"/>
+          <w:color w:val="000000"/>
+          <w:sz w:val="24"/>
+        </w:rPr>
+        <w:t>m</w:t>
+      </w:r>
+      <w:r>
+        <w:rPr>
           <w:u w:val="single" w:color="0000ff"/>
           <w:rFonts w:ascii="Charis SIL Italic" w:hAnsi="Charis SIL Italic" w:eastAsia="Charis SIL Italic"/>
           <w:b w:val="0"/>
@@ -4250,18 +4226,7 @@
           <w:color w:val="000000"/>
           <w:sz w:val="24"/>
         </w:rPr>
-        <w:t>m</w:t>
-      </w:r>
-      <w:r>
-        <w:rPr>
-          <w:u w:val="single" w:color="0000ff"/>
-          <w:rFonts w:ascii="Charis SIL Italic" w:hAnsi="Charis SIL Italic" w:eastAsia="Charis SIL Italic"/>
-          <w:b w:val="0"/>
-          <w:i w:val="0"/>
-          <w:color w:val="000000"/>
-          <w:sz w:val="24"/>
-        </w:rPr>
-        <w:hyperlink r:id="rId31" w:history="1">
+        <w:hyperlink r:id="rId30" w:history="1">
           <w:r>
             <w:rPr>
               <w:rStyle w:val="Hyperlink"/>
@@ -4300,7 +4265,7 @@
           <w:color w:val="000000"/>
           <w:sz w:val="24"/>
         </w:rPr>
-        <w:hyperlink r:id="rId32" w:history="1">
+        <w:hyperlink r:id="rId31" w:history="1">
           <w:r>
             <w:rPr>
               <w:rStyle w:val="Hyperlink"/>
@@ -4318,7 +4283,7 @@
           <w:color w:val="000000"/>
           <w:sz w:val="24"/>
         </w:rPr>
-        <w:hyperlink r:id="rId32" w:history="1">
+        <w:hyperlink r:id="rId31" w:history="1">
           <w:r>
             <w:rPr>
               <w:rStyle w:val="Hyperlink"/>
@@ -4336,7 +4301,7 @@
           <w:color w:val="000000"/>
           <w:sz w:val="24"/>
         </w:rPr>
-        <w:hyperlink r:id="rId32" w:history="1">
+        <w:hyperlink r:id="rId31" w:history="1">
           <w:r>
             <w:rPr>
               <w:rStyle w:val="Hyperlink"/>
@@ -4364,7 +4329,7 @@
           <w:color w:val="000000"/>
           <w:sz w:val="24"/>
         </w:rPr>
-        <w:hyperlink r:id="rId33" w:history="1">
+        <w:hyperlink r:id="rId32" w:history="1">
           <w:r>
             <w:rPr>
               <w:rStyle w:val="Hyperlink"/>
@@ -4382,7 +4347,7 @@
           <w:color w:val="000000"/>
           <w:sz w:val="24"/>
         </w:rPr>
-        <w:hyperlink r:id="rId33" w:history="1">
+        <w:hyperlink r:id="rId32" w:history="1">
           <w:r>
             <w:rPr>
               <w:rStyle w:val="Hyperlink"/>
@@ -4563,18 +4528,7 @@
           <w:color w:val="000000"/>
           <w:sz w:val="24"/>
         </w:rPr>
-        <w:t>het onderzoek van fysisch antropoloog</w:t>
-      </w:r>
-      <w:r>
-        <w:rPr>
-          <w:u w:val="single" w:color="0000ff"/>
-          <w:rFonts w:ascii="Charis SIL Italic" w:hAnsi="Charis SIL Italic" w:eastAsia="Charis SIL Italic"/>
-          <w:b w:val="0"/>
-          <w:i w:val="0"/>
-          <w:color w:val="000000"/>
-          <w:sz w:val="24"/>
-        </w:rPr>
-        <w:t xml:space="preserve"> </w:t>
+        <w:t xml:space="preserve">het onderzoek van fysisch antropoloog </w:t>
       </w:r>
       <w:r>
         <w:rPr>
@@ -5323,8 +5277,26 @@
           <w:i w:val="0"/>
           <w:color w:val="0000FF"/>
           <w:sz w:val="24"/>
-        </w:rPr>
-        <w:t xml:space="preserve">digitaal </w:t>
+          <w:u w:val="single"/>
+        </w:rPr>
+        <w:hyperlink r:id="rId40" w:history="1">
+          <w:r>
+            <w:rPr>
+              <w:rStyle w:val="Hyperlink"/>
+            </w:rPr>
+            <w:t>d</w:t>
+          </w:r>
+        </w:hyperlink>
+      </w:r>
+      <w:r>
+        <w:rPr>
+          <w:rFonts w:ascii="Charis SIL Italic" w:hAnsi="Charis SIL Italic" w:eastAsia="Charis SIL Italic"/>
+          <w:b w:val="0"/>
+          <w:i w:val="0"/>
+          <w:color w:val="0000FF"/>
+          <w:sz w:val="24"/>
+        </w:rPr>
+        <w:t xml:space="preserve">igitaal </w:t>
       </w:r>
       <w:r>
         <w:br/>
@@ -6206,7 +6178,7 @@
           <w:sz w:val="24"/>
           <w:u w:val="single"/>
         </w:rPr>
-        <w:hyperlink r:id="rId48" w:history="1">
+        <w:hyperlink r:id="rId49" w:history="1">
           <w:r>
             <w:rPr>
               <w:rStyle w:val="Hyperlink"/>
@@ -6458,13 +6430,29 @@
             <w:rPr>
               <w:rStyle w:val="Hyperlink"/>
             </w:rPr>
-            <w:t>desbetreffende zoek</w:t>
+            <w:t>desbetreffende zoe</w:t>
           </w:r>
         </w:hyperlink>
       </w:r>
       <w:r>
         <w:rPr>
-          <w:u w:val="single" w:color="0000ff"/>
+          <w:rFonts w:ascii="Charis SIL Italic" w:hAnsi="Charis SIL Italic" w:eastAsia="Charis SIL Italic"/>
+          <w:b w:val="0"/>
+          <w:i w:val="0"/>
+          <w:color w:val="000000"/>
+          <w:sz w:val="24"/>
+        </w:rPr>
+        <w:hyperlink r:id="rId50" w:history="1">
+          <w:r>
+            <w:rPr>
+              <w:rStyle w:val="Hyperlink"/>
+            </w:rPr>
+            <w:t>k</w:t>
+          </w:r>
+        </w:hyperlink>
+      </w:r>
+      <w:r>
+        <w:rPr>
           <w:rFonts w:ascii="Charis SIL Italic" w:hAnsi="Charis SIL Italic" w:eastAsia="Charis SIL Italic"/>
           <w:b w:val="0"/>
           <w:i w:val="0"/>
@@ -6523,7 +6511,7 @@
             <w:rPr>
               <w:rStyle w:val="Hyperlink"/>
             </w:rPr>
-            <w:t xml:space="preserve">) beheerde </w:t>
+            <w:t>) beheerde v</w:t>
           </w:r>
         </w:hyperlink>
       </w:r>
@@ -6535,7 +6523,7 @@
           <w:color w:val="000000"/>
           <w:sz w:val="24"/>
         </w:rPr>
-        <w:t xml:space="preserve">vanaf het begin van de twintigste eeuw een </w:t>
+        <w:t xml:space="preserve">anaf het begin van de twintigste eeuw een </w:t>
       </w:r>
       <w:r>
         <w:br/>

--- a/EXPORTS/DOCX/published/niveau3/Dutch/UniversityMus.docx
+++ b/EXPORTS/DOCX/published/niveau3/Dutch/UniversityMus.docx
@@ -500,7 +500,24 @@
           <w:color w:val="000000"/>
           <w:sz w:val="24"/>
         </w:rPr>
-        <w:t xml:space="preserve">Volkenkundig Museum en het voormalig </w:t>
+        <w:t>Volkenkundig Museum en het voor</w:t>
+      </w:r>
+      <w:r>
+        <w:rPr>
+          <w:rFonts w:ascii="Charis SIL Italic" w:hAnsi="Charis SIL Italic" w:eastAsia="Charis SIL Italic"/>
+          <w:b w:val="0"/>
+          <w:i w:val="0"/>
+          <w:color w:val="000000"/>
+          <w:sz w:val="24"/>
+        </w:rPr>
+        <w:hyperlink r:id="rId10" w:history="1">
+          <w:r>
+            <w:rPr>
+              <w:rStyle w:val="Hyperlink"/>
+            </w:rPr>
+            <w:t xml:space="preserve">malig </w:t>
+          </w:r>
+        </w:hyperlink>
       </w:r>
       <w:r>
         <w:rPr>
@@ -511,7 +528,7 @@
           <w:sz w:val="24"/>
           <w:u w:val="single"/>
         </w:rPr>
-        <w:hyperlink r:id="rId11" w:history="1">
+        <w:hyperlink r:id="rId10" w:history="1">
           <w:r>
             <w:rPr>
               <w:rStyle w:val="Hyperlink"/>
@@ -529,7 +546,7 @@
           <w:sz w:val="24"/>
           <w:u w:val="single"/>
         </w:rPr>
-        <w:hyperlink r:id="rId11" w:history="1">
+        <w:hyperlink r:id="rId10" w:history="1">
           <w:r>
             <w:rPr>
               <w:rStyle w:val="Hyperlink"/>
@@ -547,7 +564,7 @@
           <w:sz w:val="24"/>
           <w:u w:val="single"/>
         </w:rPr>
-        <w:hyperlink r:id="rId11" w:history="1">
+        <w:hyperlink r:id="rId10" w:history="1">
           <w:r>
             <w:rPr>
               <w:rStyle w:val="Hyperlink"/>
@@ -576,7 +593,7 @@
           <w:sz w:val="24"/>
           <w:u w:val="single"/>
         </w:rPr>
-        <w:hyperlink r:id="rId11" w:history="1">
+        <w:hyperlink r:id="rId10" w:history="1">
           <w:r>
             <w:rPr>
               <w:rStyle w:val="Hyperlink"/>
@@ -2255,7 +2272,7 @@
           <w:sz w:val="24"/>
           <w:u w:val="single"/>
         </w:rPr>
-        <w:hyperlink r:id="rId17" w:history="1">
+        <w:hyperlink r:id="rId20" w:history="1">
           <w:r>
             <w:rPr>
               <w:rStyle w:val="Hyperlink"/>
@@ -3378,6 +3395,23 @@
       </w:r>
       <w:r>
         <w:rPr>
+          <w:rFonts w:ascii="Charis SIL Italic" w:hAnsi="Charis SIL Italic" w:eastAsia="Charis SIL Italic"/>
+          <w:b w:val="0"/>
+          <w:i w:val="0"/>
+          <w:color w:val="000000"/>
+          <w:sz w:val="24"/>
+        </w:rPr>
+        <w:hyperlink r:id="rId26" w:history="1">
+          <w:r>
+            <w:rPr>
+              <w:rStyle w:val="Hyperlink"/>
+            </w:rPr>
+            <w:t>d</w:t>
+          </w:r>
+        </w:hyperlink>
+      </w:r>
+      <w:r>
+        <w:rPr>
           <w:u w:val="single" w:color="0000ff"/>
           <w:rFonts w:ascii="Charis SIL Italic" w:hAnsi="Charis SIL Italic" w:eastAsia="Charis SIL Italic"/>
           <w:b w:val="0"/>
@@ -3385,7 +3419,7 @@
           <w:color w:val="000000"/>
           <w:sz w:val="24"/>
         </w:rPr>
-        <w:t>d</w:t>
+        <w:t>e</w:t>
       </w:r>
       <w:r>
         <w:rPr>
@@ -3395,7 +3429,7 @@
           <w:color w:val="000000"/>
           <w:sz w:val="24"/>
         </w:rPr>
-        <w:t>e zoekhulp.</w:t>
+        <w:t xml:space="preserve"> zoekhulp.</w:t>
       </w:r>
     </w:p>
     <w:p>
@@ -3819,7 +3853,14 @@
           <w:sz w:val="24"/>
           <w:u w:val="single"/>
         </w:rPr>
-        <w:t>han</w:t>
+        <w:hyperlink r:id="rId30" w:history="1">
+          <w:r>
+            <w:rPr>
+              <w:rStyle w:val="Hyperlink"/>
+            </w:rPr>
+            <w:t>han</w:t>
+          </w:r>
+        </w:hyperlink>
       </w:r>
       <w:r>
         <w:rPr>
@@ -3916,7 +3957,7 @@
           <w:sz w:val="24"/>
           <w:u w:val="single"/>
         </w:rPr>
-        <w:hyperlink r:id="rId30" w:history="1">
+        <w:hyperlink r:id="rId31" w:history="1">
           <w:r>
             <w:rPr>
               <w:rStyle w:val="Hyperlink"/>
@@ -3945,7 +3986,7 @@
           <w:sz w:val="24"/>
           <w:u w:val="single"/>
         </w:rPr>
-        <w:hyperlink r:id="rId30" w:history="1">
+        <w:hyperlink r:id="rId31" w:history="1">
           <w:r>
             <w:rPr>
               <w:rStyle w:val="Hyperlink"/>
@@ -3973,7 +4014,7 @@
           <w:sz w:val="24"/>
           <w:u w:val="single"/>
         </w:rPr>
-        <w:hyperlink r:id="rId31" w:history="1">
+        <w:hyperlink r:id="rId32" w:history="1">
           <w:r>
             <w:rPr>
               <w:rStyle w:val="Hyperlink"/>
@@ -4002,7 +4043,7 @@
           <w:sz w:val="24"/>
           <w:u w:val="single"/>
         </w:rPr>
-        <w:hyperlink r:id="rId31" w:history="1">
+        <w:hyperlink r:id="rId32" w:history="1">
           <w:r>
             <w:rPr>
               <w:rStyle w:val="Hyperlink"/>
@@ -4031,7 +4072,7 @@
           <w:sz w:val="24"/>
           <w:u w:val="single"/>
         </w:rPr>
-        <w:hyperlink r:id="rId31" w:history="1">
+        <w:hyperlink r:id="rId32" w:history="1">
           <w:r>
             <w:rPr>
               <w:rStyle w:val="Hyperlink"/>
@@ -4059,7 +4100,7 @@
           <w:sz w:val="24"/>
           <w:u w:val="single"/>
         </w:rPr>
-        <w:hyperlink r:id="rId32" w:history="1">
+        <w:hyperlink r:id="rId33" w:history="1">
           <w:r>
             <w:rPr>
               <w:rStyle w:val="Hyperlink"/>
@@ -4088,7 +4129,7 @@
           <w:sz w:val="24"/>
           <w:u w:val="single"/>
         </w:rPr>
-        <w:hyperlink r:id="rId32" w:history="1">
+        <w:hyperlink r:id="rId33" w:history="1">
           <w:r>
             <w:rPr>
               <w:rStyle w:val="Hyperlink"/>
@@ -4116,7 +4157,7 @@
           <w:color w:val="000000"/>
           <w:sz w:val="24"/>
         </w:rPr>
-        <w:hyperlink r:id="rId33" w:history="1">
+        <w:hyperlink r:id="rId30" w:history="1">
           <w:r>
             <w:rPr>
               <w:rStyle w:val="Hyperlink"/>
@@ -4144,7 +4185,7 @@
           <w:color w:val="000000"/>
           <w:sz w:val="24"/>
         </w:rPr>
-        <w:hyperlink r:id="rId30" w:history="1">
+        <w:hyperlink r:id="rId31" w:history="1">
           <w:r>
             <w:rPr>
               <w:rStyle w:val="Hyperlink"/>
@@ -4162,7 +4203,7 @@
           <w:color w:val="000000"/>
           <w:sz w:val="24"/>
         </w:rPr>
-        <w:hyperlink r:id="rId30" w:history="1">
+        <w:hyperlink r:id="rId31" w:history="1">
           <w:r>
             <w:rPr>
               <w:rStyle w:val="Hyperlink"/>
@@ -4180,7 +4221,7 @@
           <w:color w:val="000000"/>
           <w:sz w:val="24"/>
         </w:rPr>
-        <w:hyperlink r:id="rId30" w:history="1">
+        <w:hyperlink r:id="rId31" w:history="1">
           <w:r>
             <w:rPr>
               <w:rStyle w:val="Hyperlink"/>
@@ -4198,7 +4239,7 @@
           <w:color w:val="000000"/>
           <w:sz w:val="24"/>
         </w:rPr>
-        <w:hyperlink r:id="rId30" w:history="1">
+        <w:hyperlink r:id="rId31" w:history="1">
           <w:r>
             <w:rPr>
               <w:rStyle w:val="Hyperlink"/>
@@ -4209,6 +4250,7 @@
       </w:r>
       <w:r>
         <w:rPr>
+          <w:u w:val="single" w:color="0000ff"/>
           <w:rFonts w:ascii="Charis SIL Italic" w:hAnsi="Charis SIL Italic" w:eastAsia="Charis SIL Italic"/>
           <w:b w:val="0"/>
           <w:i w:val="0"/>
@@ -4226,7 +4268,7 @@
           <w:color w:val="000000"/>
           <w:sz w:val="24"/>
         </w:rPr>
-        <w:hyperlink r:id="rId30" w:history="1">
+        <w:hyperlink r:id="rId31" w:history="1">
           <w:r>
             <w:rPr>
               <w:rStyle w:val="Hyperlink"/>
@@ -4265,7 +4307,7 @@
           <w:color w:val="000000"/>
           <w:sz w:val="24"/>
         </w:rPr>
-        <w:hyperlink r:id="rId31" w:history="1">
+        <w:hyperlink r:id="rId32" w:history="1">
           <w:r>
             <w:rPr>
               <w:rStyle w:val="Hyperlink"/>
@@ -4283,7 +4325,7 @@
           <w:color w:val="000000"/>
           <w:sz w:val="24"/>
         </w:rPr>
-        <w:hyperlink r:id="rId31" w:history="1">
+        <w:hyperlink r:id="rId32" w:history="1">
           <w:r>
             <w:rPr>
               <w:rStyle w:val="Hyperlink"/>
@@ -4301,7 +4343,7 @@
           <w:color w:val="000000"/>
           <w:sz w:val="24"/>
         </w:rPr>
-        <w:hyperlink r:id="rId31" w:history="1">
+        <w:hyperlink r:id="rId32" w:history="1">
           <w:r>
             <w:rPr>
               <w:rStyle w:val="Hyperlink"/>
@@ -4329,7 +4371,7 @@
           <w:color w:val="000000"/>
           <w:sz w:val="24"/>
         </w:rPr>
-        <w:hyperlink r:id="rId32" w:history="1">
+        <w:hyperlink r:id="rId33" w:history="1">
           <w:r>
             <w:rPr>
               <w:rStyle w:val="Hyperlink"/>
@@ -4347,7 +4389,7 @@
           <w:color w:val="000000"/>
           <w:sz w:val="24"/>
         </w:rPr>
-        <w:hyperlink r:id="rId32" w:history="1">
+        <w:hyperlink r:id="rId33" w:history="1">
           <w:r>
             <w:rPr>
               <w:rStyle w:val="Hyperlink"/>
@@ -4528,7 +4570,18 @@
           <w:color w:val="000000"/>
           <w:sz w:val="24"/>
         </w:rPr>
-        <w:t xml:space="preserve">het onderzoek van fysisch antropoloog </w:t>
+        <w:t>het onderzoek van fysisch antropoloog</w:t>
+      </w:r>
+      <w:r>
+        <w:rPr>
+          <w:u w:val="single" w:color="0000ff"/>
+          <w:rFonts w:ascii="Charis SIL Italic" w:hAnsi="Charis SIL Italic" w:eastAsia="Charis SIL Italic"/>
+          <w:b w:val="0"/>
+          <w:i w:val="0"/>
+          <w:color w:val="000000"/>
+          <w:sz w:val="24"/>
+        </w:rPr>
+        <w:t xml:space="preserve"> </w:t>
       </w:r>
       <w:r>
         <w:rPr>
@@ -4700,97 +4753,7 @@
           <w:color w:val="000000"/>
           <w:sz w:val="24"/>
         </w:rPr>
-        <w:t>verschillende inwoners van het Indones</w:t>
-      </w:r>
-      <w:r>
-        <w:rPr>
-          <w:u w:val="single" w:color="0000ff"/>
-          <w:rFonts w:ascii="Charis SIL Italic" w:hAnsi="Charis SIL Italic" w:eastAsia="Charis SIL Italic"/>
-          <w:b w:val="0"/>
-          <w:i w:val="0"/>
-          <w:color w:val="000000"/>
-          <w:sz w:val="24"/>
-        </w:rPr>
-        <w:hyperlink r:id="rId36" w:history="1">
-          <w:r>
-            <w:rPr>
-              <w:rStyle w:val="Hyperlink"/>
-            </w:rPr>
-            <w:t>ische eila</w:t>
-          </w:r>
-        </w:hyperlink>
-      </w:r>
-      <w:r>
-        <w:rPr>
-          <w:u w:val="single" w:color="0000ff"/>
-          <w:rFonts w:ascii="Charis SIL Italic" w:hAnsi="Charis SIL Italic" w:eastAsia="Charis SIL Italic"/>
-          <w:b w:val="0"/>
-          <w:i w:val="0"/>
-          <w:color w:val="000000"/>
-          <w:sz w:val="24"/>
-        </w:rPr>
-        <w:hyperlink r:id="rId36" w:history="1">
-          <w:r>
-            <w:rPr>
-              <w:rStyle w:val="Hyperlink"/>
-            </w:rPr>
-            <w:t>nd Nia</w:t>
-          </w:r>
-        </w:hyperlink>
-      </w:r>
-      <w:r>
-        <w:rPr>
-          <w:u w:val="single" w:color="0000ff"/>
-          <w:rFonts w:ascii="Charis SIL Italic" w:hAnsi="Charis SIL Italic" w:eastAsia="Charis SIL Italic"/>
-          <w:b w:val="0"/>
-          <w:i w:val="0"/>
-          <w:color w:val="000000"/>
-          <w:sz w:val="24"/>
-        </w:rPr>
-        <w:hyperlink r:id="rId36" w:history="1">
-          <w:r>
-            <w:rPr>
-              <w:rStyle w:val="Hyperlink"/>
-            </w:rPr>
-            <w:t>s. De vol</w:t>
-          </w:r>
-        </w:hyperlink>
-      </w:r>
-      <w:r>
-        <w:rPr>
-          <w:u w:val="single" w:color="0000ff"/>
-          <w:rFonts w:ascii="Charis SIL Italic" w:hAnsi="Charis SIL Italic" w:eastAsia="Charis SIL Italic"/>
-          <w:b w:val="0"/>
-          <w:i w:val="0"/>
-          <w:color w:val="000000"/>
-          <w:sz w:val="24"/>
-        </w:rPr>
-        <w:hyperlink r:id="rId36" w:history="1">
-          <w:r>
-            <w:rPr>
-              <w:rStyle w:val="Hyperlink"/>
-            </w:rPr>
-            <w:t>l</w:t>
-          </w:r>
-        </w:hyperlink>
-      </w:r>
-      <w:r>
-        <w:rPr>
-          <w:u w:val="single" w:color="0000ff"/>
-          <w:rFonts w:ascii="Charis SIL Italic" w:hAnsi="Charis SIL Italic" w:eastAsia="Charis SIL Italic"/>
-          <w:b w:val="0"/>
-          <w:i w:val="0"/>
-          <w:color w:val="000000"/>
-          <w:sz w:val="24"/>
-        </w:rPr>
-        <w:hyperlink r:id="rId36" w:history="1">
-          <w:r>
-            <w:rPr>
-              <w:rStyle w:val="Hyperlink"/>
-            </w:rPr>
-            <w:t>ed</w:t>
-          </w:r>
-        </w:hyperlink>
+        <w:t>verschillende inwoners van het Indonesische eiland Nias. De volled</w:t>
       </w:r>
       <w:r>
         <w:rPr>
@@ -5951,36 +5914,7 @@
           <w:color w:val="000000"/>
           <w:sz w:val="24"/>
         </w:rPr>
-        <w:t>binnen deze archiefcollectie vind je een grote hoeveelheid archie</w:t>
-      </w:r>
-      <w:r>
-        <w:rPr>
-          <w:u w:val="single" w:color="0000ff"/>
-          <w:rFonts w:ascii="Charis SIL Italic" w:hAnsi="Charis SIL Italic" w:eastAsia="Charis SIL Italic"/>
-          <w:b w:val="0"/>
-          <w:i w:val="0"/>
-          <w:color w:val="000000"/>
-          <w:sz w:val="24"/>
-        </w:rPr>
-        <w:hyperlink r:id="rId47" w:history="1">
-          <w:r>
-            <w:rPr>
-              <w:rStyle w:val="Hyperlink"/>
-            </w:rPr>
-            <w:t xml:space="preserve">ven </w:t>
-          </w:r>
-        </w:hyperlink>
-      </w:r>
-      <w:r>
-        <w:rPr>
-          <w:u w:val="single" w:color="0000ff"/>
-          <w:rFonts w:ascii="Charis SIL Italic" w:hAnsi="Charis SIL Italic" w:eastAsia="Charis SIL Italic"/>
-          <w:b w:val="0"/>
-          <w:i w:val="0"/>
-          <w:color w:val="000000"/>
-          <w:sz w:val="24"/>
-        </w:rPr>
-        <w:t>m</w:t>
+        <w:t>binnen deze archiefcollectie vind je een grote hoeveelheid archieven m</w:t>
       </w:r>
       <w:r>
         <w:rPr>
@@ -6158,7 +6092,6 @@
           <w:i w:val="0"/>
           <w:color w:val="0000FF"/>
           <w:sz w:val="24"/>
-          <w:u w:val="single"/>
         </w:rPr>
         <w:hyperlink r:id="rId49" w:history="1">
           <w:r>
@@ -6178,7 +6111,7 @@
           <w:sz w:val="24"/>
           <w:u w:val="single"/>
         </w:rPr>
-        <w:hyperlink r:id="rId49" w:history="1">
+        <w:hyperlink r:id="rId48" w:history="1">
           <w:r>
             <w:rPr>
               <w:rStyle w:val="Hyperlink"/>
@@ -6430,26 +6363,20 @@
             <w:rPr>
               <w:rStyle w:val="Hyperlink"/>
             </w:rPr>
-            <w:t>desbetreffende zoe</w:t>
+            <w:t>desbetreffende zoek</w:t>
           </w:r>
         </w:hyperlink>
       </w:r>
       <w:r>
         <w:rPr>
+          <w:u w:val="single" w:color="0000ff"/>
           <w:rFonts w:ascii="Charis SIL Italic" w:hAnsi="Charis SIL Italic" w:eastAsia="Charis SIL Italic"/>
           <w:b w:val="0"/>
           <w:i w:val="0"/>
           <w:color w:val="000000"/>
           <w:sz w:val="24"/>
         </w:rPr>
-        <w:hyperlink r:id="rId50" w:history="1">
-          <w:r>
-            <w:rPr>
-              <w:rStyle w:val="Hyperlink"/>
-            </w:rPr>
-            <w:t>k</w:t>
-          </w:r>
-        </w:hyperlink>
+        <w:t>h</w:t>
       </w:r>
       <w:r>
         <w:rPr>
@@ -6459,25 +6386,7 @@
           <w:color w:val="000000"/>
           <w:sz w:val="24"/>
         </w:rPr>
-        <w:t>h</w:t>
-      </w:r>
-      <w:r>
-        <w:rPr>
-          <w:u w:val="single" w:color="0000ff"/>
-          <w:rFonts w:ascii="Charis SIL Italic" w:hAnsi="Charis SIL Italic" w:eastAsia="Charis SIL Italic"/>
-          <w:b w:val="0"/>
-          <w:i w:val="0"/>
-          <w:color w:val="000000"/>
-          <w:sz w:val="24"/>
-        </w:rPr>
-        <w:hyperlink r:id="rId50" w:history="1">
-          <w:r>
-            <w:rPr>
-              <w:rStyle w:val="Hyperlink"/>
-            </w:rPr>
-            <w:t>u</w:t>
-          </w:r>
-        </w:hyperlink>
+        <w:t>u</w:t>
       </w:r>
       <w:r>
         <w:rPr>

--- a/EXPORTS/DOCX/published/niveau3/Dutch/UniversityMus.docx
+++ b/EXPORTS/DOCX/published/niveau3/Dutch/UniversityMus.docx
@@ -500,25 +500,7 @@
           <w:color w:val="000000"/>
           <w:sz w:val="24"/>
         </w:rPr>
-        <w:t>Volkenkundig Museum en het voor</w:t>
-      </w:r>
-      <w:r>
-        <w:rPr>
-          <w:u w:val="single" w:color="0000ff"/>
-          <w:rFonts w:ascii="Charis SIL Italic" w:hAnsi="Charis SIL Italic" w:eastAsia="Charis SIL Italic"/>
-          <w:b w:val="0"/>
-          <w:i w:val="0"/>
-          <w:color w:val="000000"/>
-          <w:sz w:val="24"/>
-        </w:rPr>
-        <w:hyperlink r:id="rId10" w:history="1">
-          <w:r>
-            <w:rPr>
-              <w:rStyle w:val="Hyperlink"/>
-            </w:rPr>
-            <w:t xml:space="preserve">malig </w:t>
-          </w:r>
-        </w:hyperlink>
+        <w:t xml:space="preserve">Volkenkundig Museum en het voormalig </w:t>
       </w:r>
       <w:r>
         <w:rPr>
@@ -677,7 +659,7 @@
           <w:sz w:val="24"/>
           <w:u w:val="single"/>
         </w:rPr>
-        <w:hyperlink r:id="rId10" w:history="1">
+        <w:hyperlink r:id="rId11" w:history="1">
           <w:r>
             <w:rPr>
               <w:rStyle w:val="Hyperlink"/>
@@ -1427,43 +1409,7 @@
           <w:color w:val="000000"/>
           <w:sz w:val="24"/>
         </w:rPr>
-        <w:t>Wereldmuseum Rotterdam</w:t>
-      </w:r>
-      <w:r>
-        <w:rPr>
-          <w:u w:val="single" w:color="0000ff"/>
-          <w:rFonts w:ascii="Charis SIL Italic" w:hAnsi="Charis SIL Italic" w:eastAsia="Charis SIL Italic"/>
-          <w:b w:val="0"/>
-          <w:i w:val="0"/>
-          <w:color w:val="000000"/>
-          <w:sz w:val="24"/>
-        </w:rPr>
-        <w:hyperlink r:id="rId13" w:history="1">
-          <w:r>
-            <w:rPr>
-              <w:rStyle w:val="Hyperlink"/>
-            </w:rPr>
-            <w:t>. Veel va</w:t>
-          </w:r>
-        </w:hyperlink>
-      </w:r>
-      <w:r>
-        <w:rPr>
-          <w:u w:val="single" w:color="0000ff"/>
-          <w:rFonts w:ascii="Charis SIL Italic" w:hAnsi="Charis SIL Italic" w:eastAsia="Charis SIL Italic"/>
-          <w:b w:val="0"/>
-          <w:i w:val="0"/>
-          <w:color w:val="000000"/>
-          <w:sz w:val="24"/>
-        </w:rPr>
-        <w:hyperlink r:id="rId13" w:history="1">
-          <w:r>
-            <w:rPr>
-              <w:rStyle w:val="Hyperlink"/>
-            </w:rPr>
-            <w:t xml:space="preserve">n de </w:t>
-          </w:r>
-        </w:hyperlink>
+        <w:t xml:space="preserve">Wereldmuseum Rotterdam. Veel van de </w:t>
       </w:r>
       <w:r>
         <w:rPr>
@@ -2946,7 +2892,14 @@
           <w:color w:val="000000"/>
           <w:sz w:val="24"/>
         </w:rPr>
-        <w:t xml:space="preserve">2003 vormde </w:t>
+        <w:hyperlink r:id="rId11" w:history="1">
+          <w:r>
+            <w:rPr>
+              <w:rStyle w:val="Hyperlink"/>
+            </w:rPr>
+            <w:t xml:space="preserve">2003 vormde </w:t>
+          </w:r>
+        </w:hyperlink>
       </w:r>
       <w:r>
         <w:rPr>
@@ -3845,6 +3798,7 @@
           <w:i w:val="0"/>
           <w:color w:val="0000FF"/>
           <w:sz w:val="24"/>
+          <w:u w:val="single"/>
         </w:rPr>
         <w:t>han</w:t>
       </w:r>
@@ -3868,32 +3822,13 @@
       </w:r>
       <w:r>
         <w:rPr>
-          <w:u w:val="single" w:color="0000ff"/>
           <w:rFonts w:ascii="Charis SIL Italic" w:hAnsi="Charis SIL Italic" w:eastAsia="Charis SIL Italic"/>
           <w:b w:val="0"/>
           <w:i w:val="0"/>
           <w:color w:val="000000"/>
           <w:sz w:val="24"/>
         </w:rPr>
-        <w:hyperlink r:id="rId29" w:history="1">
-          <w:r>
-            <w:rPr>
-              <w:rStyle w:val="Hyperlink"/>
-            </w:rPr>
-            <w:t>,</w:t>
-          </w:r>
-        </w:hyperlink>
-      </w:r>
-      <w:r>
-        <w:rPr>
-          <w:u w:val="single" w:color="0000ff"/>
-          <w:rFonts w:ascii="Charis SIL Italic" w:hAnsi="Charis SIL Italic" w:eastAsia="Charis SIL Italic"/>
-          <w:b w:val="0"/>
-          <w:i w:val="0"/>
-          <w:color w:val="000000"/>
-          <w:sz w:val="24"/>
-        </w:rPr>
-        <w:t xml:space="preserve"> </w:t>
+        <w:t xml:space="preserve">, </w:t>
       </w:r>
       <w:r>
         <w:rPr>
@@ -4255,6 +4190,7 @@
       </w:r>
       <w:r>
         <w:rPr>
+          <w:u w:val="single" w:color="0000ff"/>
           <w:rFonts w:ascii="Charis SIL Italic" w:hAnsi="Charis SIL Italic" w:eastAsia="Charis SIL Italic"/>
           <w:b w:val="0"/>
           <w:i w:val="0"/>
@@ -4757,43 +4693,7 @@
           <w:color w:val="000000"/>
           <w:sz w:val="24"/>
         </w:rPr>
-        <w:t>verschillende inwoners van het Indones</w:t>
-      </w:r>
-      <w:r>
-        <w:rPr>
-          <w:u w:val="single" w:color="0000ff"/>
-          <w:rFonts w:ascii="Charis SIL Italic" w:hAnsi="Charis SIL Italic" w:eastAsia="Charis SIL Italic"/>
-          <w:b w:val="0"/>
-          <w:i w:val="0"/>
-          <w:color w:val="000000"/>
-          <w:sz w:val="24"/>
-        </w:rPr>
-        <w:hyperlink r:id="rId36" w:history="1">
-          <w:r>
-            <w:rPr>
-              <w:rStyle w:val="Hyperlink"/>
-            </w:rPr>
-            <w:t>ische eila</w:t>
-          </w:r>
-        </w:hyperlink>
-      </w:r>
-      <w:r>
-        <w:rPr>
-          <w:u w:val="single" w:color="0000ff"/>
-          <w:rFonts w:ascii="Charis SIL Italic" w:hAnsi="Charis SIL Italic" w:eastAsia="Charis SIL Italic"/>
-          <w:b w:val="0"/>
-          <w:i w:val="0"/>
-          <w:color w:val="000000"/>
-          <w:sz w:val="24"/>
-        </w:rPr>
-        <w:hyperlink r:id="rId36" w:history="1">
-          <w:r>
-            <w:rPr>
-              <w:rStyle w:val="Hyperlink"/>
-            </w:rPr>
-            <w:t>nd Nia</w:t>
-          </w:r>
-        </w:hyperlink>
+        <w:t>verschillende inwoners van het Indonesische eiland Nia</w:t>
       </w:r>
       <w:r>
         <w:rPr>
@@ -5352,16 +5252,8 @@
           <w:i w:val="0"/>
           <w:color w:val="0000FF"/>
           <w:sz w:val="24"/>
-          <w:u w:val="single"/>
-        </w:rPr>
-        <w:hyperlink r:id="rId42" w:history="1">
-          <w:r>
-            <w:rPr>
-              <w:rStyle w:val="Hyperlink"/>
-            </w:rPr>
-            <w:t xml:space="preserve">igitaal </w:t>
-          </w:r>
-        </w:hyperlink>
+        </w:rPr>
+        <w:t xml:space="preserve">igitaal </w:t>
       </w:r>
       <w:r>
         <w:br/>
@@ -6223,27 +6115,19 @@
           <w:i w:val="0"/>
           <w:color w:val="0000FF"/>
           <w:sz w:val="24"/>
+        </w:rPr>
+        <w:t>S</w:t>
+      </w:r>
+      <w:r>
+        <w:rPr>
+          <w:rFonts w:ascii="Charis SIL Italic" w:hAnsi="Charis SIL Italic" w:eastAsia="Charis SIL Italic"/>
+          <w:b w:val="0"/>
+          <w:i w:val="0"/>
+          <w:color w:val="0000FF"/>
+          <w:sz w:val="24"/>
           <w:u w:val="single"/>
         </w:rPr>
-        <w:hyperlink r:id="rId49" w:history="1">
-          <w:r>
-            <w:rPr>
-              <w:rStyle w:val="Hyperlink"/>
-            </w:rPr>
-            <w:t>S</w:t>
-          </w:r>
-        </w:hyperlink>
-      </w:r>
-      <w:r>
-        <w:rPr>
-          <w:rFonts w:ascii="Charis SIL Italic" w:hAnsi="Charis SIL Italic" w:eastAsia="Charis SIL Italic"/>
-          <w:b w:val="0"/>
-          <w:i w:val="0"/>
-          <w:color w:val="0000FF"/>
-          <w:sz w:val="24"/>
-          <w:u w:val="single"/>
-        </w:rPr>
-        <w:hyperlink r:id="rId49" w:history="1">
+        <w:hyperlink r:id="rId48" w:history="1">
           <w:r>
             <w:rPr>
               <w:rStyle w:val="Hyperlink"/>

--- a/EXPORTS/DOCX/published/niveau3/Dutch/UniversityMus.docx
+++ b/EXPORTS/DOCX/published/niveau3/Dutch/UniversityMus.docx
@@ -511,7 +511,7 @@
           <w:sz w:val="24"/>
           <w:u w:val="single"/>
         </w:rPr>
-        <w:hyperlink r:id="rId10" w:history="1">
+        <w:hyperlink r:id="rId11" w:history="1">
           <w:r>
             <w:rPr>
               <w:rStyle w:val="Hyperlink"/>
@@ -529,7 +529,7 @@
           <w:sz w:val="24"/>
           <w:u w:val="single"/>
         </w:rPr>
-        <w:hyperlink r:id="rId10" w:history="1">
+        <w:hyperlink r:id="rId11" w:history="1">
           <w:r>
             <w:rPr>
               <w:rStyle w:val="Hyperlink"/>
@@ -547,7 +547,7 @@
           <w:sz w:val="24"/>
           <w:u w:val="single"/>
         </w:rPr>
-        <w:hyperlink r:id="rId10" w:history="1">
+        <w:hyperlink r:id="rId11" w:history="1">
           <w:r>
             <w:rPr>
               <w:rStyle w:val="Hyperlink"/>
@@ -576,7 +576,7 @@
           <w:sz w:val="24"/>
           <w:u w:val="single"/>
         </w:rPr>
-        <w:hyperlink r:id="rId10" w:history="1">
+        <w:hyperlink r:id="rId11" w:history="1">
           <w:r>
             <w:rPr>
               <w:rStyle w:val="Hyperlink"/>
@@ -594,7 +594,7 @@
           <w:sz w:val="24"/>
           <w:u w:val="single"/>
         </w:rPr>
-        <w:hyperlink r:id="rId10" w:history="1">
+        <w:hyperlink r:id="rId11" w:history="1">
           <w:r>
             <w:rPr>
               <w:rStyle w:val="Hyperlink"/>
@@ -612,7 +612,7 @@
           <w:sz w:val="24"/>
           <w:u w:val="single"/>
         </w:rPr>
-        <w:hyperlink r:id="rId10" w:history="1">
+        <w:hyperlink r:id="rId11" w:history="1">
           <w:r>
             <w:rPr>
               <w:rStyle w:val="Hyperlink"/>
@@ -659,7 +659,7 @@
           <w:sz w:val="24"/>
           <w:u w:val="single"/>
         </w:rPr>
-        <w:hyperlink r:id="rId11" w:history="1">
+        <w:hyperlink r:id="rId10" w:history="1">
           <w:r>
             <w:rPr>
               <w:rStyle w:val="Hyperlink"/>
@@ -1409,7 +1409,43 @@
           <w:color w:val="000000"/>
           <w:sz w:val="24"/>
         </w:rPr>
-        <w:t xml:space="preserve">Wereldmuseum Rotterdam. Veel van de </w:t>
+        <w:t>Wereldmuseum Rotterdam</w:t>
+      </w:r>
+      <w:r>
+        <w:rPr>
+          <w:u w:val="single" w:color="0000ff"/>
+          <w:rFonts w:ascii="Charis SIL Italic" w:hAnsi="Charis SIL Italic" w:eastAsia="Charis SIL Italic"/>
+          <w:b w:val="0"/>
+          <w:i w:val="0"/>
+          <w:color w:val="000000"/>
+          <w:sz w:val="24"/>
+        </w:rPr>
+        <w:hyperlink r:id="rId13" w:history="1">
+          <w:r>
+            <w:rPr>
+              <w:rStyle w:val="Hyperlink"/>
+            </w:rPr>
+            <w:t>. Veel va</w:t>
+          </w:r>
+        </w:hyperlink>
+      </w:r>
+      <w:r>
+        <w:rPr>
+          <w:u w:val="single" w:color="0000ff"/>
+          <w:rFonts w:ascii="Charis SIL Italic" w:hAnsi="Charis SIL Italic" w:eastAsia="Charis SIL Italic"/>
+          <w:b w:val="0"/>
+          <w:i w:val="0"/>
+          <w:color w:val="000000"/>
+          <w:sz w:val="24"/>
+        </w:rPr>
+        <w:hyperlink r:id="rId13" w:history="1">
+          <w:r>
+            <w:rPr>
+              <w:rStyle w:val="Hyperlink"/>
+            </w:rPr>
+            <w:t xml:space="preserve">n de </w:t>
+          </w:r>
+        </w:hyperlink>
       </w:r>
       <w:r>
         <w:rPr>
@@ -2219,7 +2255,7 @@
           <w:sz w:val="24"/>
           <w:u w:val="single"/>
         </w:rPr>
-        <w:hyperlink r:id="rId20" w:history="1">
+        <w:hyperlink r:id="rId17" w:history="1">
           <w:r>
             <w:rPr>
               <w:rStyle w:val="Hyperlink"/>
@@ -2563,25 +2599,7 @@
           <w:color w:val="000000"/>
           <w:sz w:val="24"/>
         </w:rPr>
-        <w:t>aanvragen en inzien van materiaal. De a</w:t>
-      </w:r>
-      <w:r>
-        <w:rPr>
-          <w:u w:val="single" w:color="0000ff"/>
-          <w:rFonts w:ascii="Charis SIL Italic" w:hAnsi="Charis SIL Italic" w:eastAsia="Charis SIL Italic"/>
-          <w:b w:val="0"/>
-          <w:i w:val="0"/>
-          <w:color w:val="000000"/>
-          <w:sz w:val="24"/>
-        </w:rPr>
-        <w:hyperlink r:id="rId22" w:history="1">
-          <w:r>
-            <w:rPr>
-              <w:rStyle w:val="Hyperlink"/>
-            </w:rPr>
-            <w:t>rchieven v</w:t>
-          </w:r>
-        </w:hyperlink>
+        <w:t>aanvragen en inzien van materiaal. De archieven v</w:t>
       </w:r>
       <w:r>
         <w:rPr>
@@ -3342,41 +3360,24 @@
       </w:r>
       <w:r>
         <w:rPr>
+          <w:u w:val="single" w:color="0000ff"/>
           <w:rFonts w:ascii="Charis SIL Italic" w:hAnsi="Charis SIL Italic" w:eastAsia="Charis SIL Italic"/>
           <w:b w:val="0"/>
           <w:i w:val="0"/>
           <w:color w:val="000000"/>
           <w:sz w:val="24"/>
         </w:rPr>
-        <w:hyperlink r:id="rId26" w:history="1">
-          <w:r>
-            <w:rPr>
-              <w:rStyle w:val="Hyperlink"/>
-            </w:rPr>
-            <w:t>d</w:t>
-          </w:r>
-        </w:hyperlink>
-      </w:r>
-      <w:r>
-        <w:rPr>
-          <w:u w:val="single" w:color="0000ff"/>
+        <w:t>d</w:t>
+      </w:r>
+      <w:r>
+        <w:rPr>
           <w:rFonts w:ascii="Charis SIL Italic" w:hAnsi="Charis SIL Italic" w:eastAsia="Charis SIL Italic"/>
           <w:b w:val="0"/>
           <w:i w:val="0"/>
           <w:color w:val="000000"/>
           <w:sz w:val="24"/>
         </w:rPr>
-        <w:t>e</w:t>
-      </w:r>
-      <w:r>
-        <w:rPr>
-          <w:rFonts w:ascii="Charis SIL Italic" w:hAnsi="Charis SIL Italic" w:eastAsia="Charis SIL Italic"/>
-          <w:b w:val="0"/>
-          <w:i w:val="0"/>
-          <w:color w:val="000000"/>
-          <w:sz w:val="24"/>
-        </w:rPr>
-        <w:t xml:space="preserve"> zoekhulp.</w:t>
+        <w:t>e zoekhulp.</w:t>
       </w:r>
     </w:p>
     <w:p>
@@ -3798,7 +3799,6 @@
           <w:i w:val="0"/>
           <w:color w:val="0000FF"/>
           <w:sz w:val="24"/>
-          <w:u w:val="single"/>
         </w:rPr>
         <w:t>han</w:t>
       </w:r>
@@ -3822,13 +3822,32 @@
       </w:r>
       <w:r>
         <w:rPr>
+          <w:u w:val="single" w:color="0000ff"/>
           <w:rFonts w:ascii="Charis SIL Italic" w:hAnsi="Charis SIL Italic" w:eastAsia="Charis SIL Italic"/>
           <w:b w:val="0"/>
           <w:i w:val="0"/>
           <w:color w:val="000000"/>
           <w:sz w:val="24"/>
         </w:rPr>
-        <w:t xml:space="preserve">, </w:t>
+        <w:hyperlink r:id="rId29" w:history="1">
+          <w:r>
+            <w:rPr>
+              <w:rStyle w:val="Hyperlink"/>
+            </w:rPr>
+            <w:t>,</w:t>
+          </w:r>
+        </w:hyperlink>
+      </w:r>
+      <w:r>
+        <w:rPr>
+          <w:u w:val="single" w:color="0000ff"/>
+          <w:rFonts w:ascii="Charis SIL Italic" w:hAnsi="Charis SIL Italic" w:eastAsia="Charis SIL Italic"/>
+          <w:b w:val="0"/>
+          <w:i w:val="0"/>
+          <w:color w:val="000000"/>
+          <w:sz w:val="24"/>
+        </w:rPr>
+        <w:t xml:space="preserve"> </w:t>
       </w:r>
       <w:r>
         <w:rPr>
@@ -4190,7 +4209,6 @@
       </w:r>
       <w:r>
         <w:rPr>
-          <w:u w:val="single" w:color="0000ff"/>
           <w:rFonts w:ascii="Charis SIL Italic" w:hAnsi="Charis SIL Italic" w:eastAsia="Charis SIL Italic"/>
           <w:b w:val="0"/>
           <w:i w:val="0"/>
@@ -4693,7 +4711,43 @@
           <w:color w:val="000000"/>
           <w:sz w:val="24"/>
         </w:rPr>
-        <w:t>verschillende inwoners van het Indonesische eiland Nia</w:t>
+        <w:t>verschillende inwoners van het Indones</w:t>
+      </w:r>
+      <w:r>
+        <w:rPr>
+          <w:u w:val="single" w:color="0000ff"/>
+          <w:rFonts w:ascii="Charis SIL Italic" w:hAnsi="Charis SIL Italic" w:eastAsia="Charis SIL Italic"/>
+          <w:b w:val="0"/>
+          <w:i w:val="0"/>
+          <w:color w:val="000000"/>
+          <w:sz w:val="24"/>
+        </w:rPr>
+        <w:hyperlink r:id="rId36" w:history="1">
+          <w:r>
+            <w:rPr>
+              <w:rStyle w:val="Hyperlink"/>
+            </w:rPr>
+            <w:t>ische eila</w:t>
+          </w:r>
+        </w:hyperlink>
+      </w:r>
+      <w:r>
+        <w:rPr>
+          <w:u w:val="single" w:color="0000ff"/>
+          <w:rFonts w:ascii="Charis SIL Italic" w:hAnsi="Charis SIL Italic" w:eastAsia="Charis SIL Italic"/>
+          <w:b w:val="0"/>
+          <w:i w:val="0"/>
+          <w:color w:val="000000"/>
+          <w:sz w:val="24"/>
+        </w:rPr>
+        <w:hyperlink r:id="rId36" w:history="1">
+          <w:r>
+            <w:rPr>
+              <w:rStyle w:val="Hyperlink"/>
+            </w:rPr>
+            <w:t>nd Nia</w:t>
+          </w:r>
+        </w:hyperlink>
       </w:r>
       <w:r>
         <w:rPr>
@@ -5408,8 +5462,44 @@
           <w:i w:val="0"/>
           <w:color w:val="0000FF"/>
           <w:sz w:val="24"/>
-        </w:rPr>
-        <w:t>Gerard Vrolik</w:t>
+          <w:u w:val="single"/>
+        </w:rPr>
+        <w:hyperlink r:id="rId44" w:history="1">
+          <w:r>
+            <w:rPr>
+              <w:rStyle w:val="Hyperlink"/>
+            </w:rPr>
+            <w:t>Gerard</w:t>
+          </w:r>
+        </w:hyperlink>
+      </w:r>
+      <w:r>
+        <w:rPr>
+          <w:rFonts w:ascii="Charis SIL Italic" w:hAnsi="Charis SIL Italic" w:eastAsia="Charis SIL Italic"/>
+          <w:b w:val="0"/>
+          <w:i w:val="0"/>
+          <w:color w:val="0000FF"/>
+          <w:sz w:val="24"/>
+          <w:u w:val="single"/>
+        </w:rPr>
+        <w:t xml:space="preserve"> </w:t>
+      </w:r>
+      <w:r>
+        <w:rPr>
+          <w:rFonts w:ascii="Charis SIL Italic" w:hAnsi="Charis SIL Italic" w:eastAsia="Charis SIL Italic"/>
+          <w:b w:val="0"/>
+          <w:i w:val="0"/>
+          <w:color w:val="0000FF"/>
+          <w:sz w:val="24"/>
+        </w:rPr>
+        <w:hyperlink r:id="rId44" w:history="1">
+          <w:r>
+            <w:rPr>
+              <w:rStyle w:val="Hyperlink"/>
+            </w:rPr>
+            <w:t>Vrolik</w:t>
+          </w:r>
+        </w:hyperlink>
       </w:r>
       <w:r>
         <w:rPr>
@@ -5459,6 +5549,7 @@
       </w:r>
       <w:r>
         <w:rPr>
+          <w:u w:val="single" w:color="0000ff"/>
           <w:rFonts w:ascii="Charis SIL Italic" w:hAnsi="Charis SIL Italic" w:eastAsia="Charis SIL Italic"/>
           <w:b w:val="0"/>
           <w:i w:val="0"/>
@@ -5476,6 +5567,7 @@
       </w:r>
       <w:r>
         <w:rPr>
+          <w:u w:val="single" w:color="0000ff"/>
           <w:rFonts w:ascii="Charis SIL Italic" w:hAnsi="Charis SIL Italic" w:eastAsia="Charis SIL Italic"/>
           <w:b w:val="0"/>
           <w:i w:val="0"/>
@@ -5493,6 +5585,7 @@
       </w:r>
       <w:r>
         <w:rPr>
+          <w:u w:val="single" w:color="0000ff"/>
           <w:rFonts w:ascii="Charis SIL Italic" w:hAnsi="Charis SIL Italic" w:eastAsia="Charis SIL Italic"/>
           <w:b w:val="0"/>
           <w:i w:val="0"/>

--- a/EXPORTS/DOCX/published/niveau3/Dutch/UniversityMus.docx
+++ b/EXPORTS/DOCX/published/niveau3/Dutch/UniversityMus.docx
@@ -511,7 +511,7 @@
           <w:sz w:val="24"/>
           <w:u w:val="single"/>
         </w:rPr>
-        <w:hyperlink r:id="rId11" w:history="1">
+        <w:hyperlink r:id="rId10" w:history="1">
           <w:r>
             <w:rPr>
               <w:rStyle w:val="Hyperlink"/>
@@ -529,7 +529,7 @@
           <w:sz w:val="24"/>
           <w:u w:val="single"/>
         </w:rPr>
-        <w:hyperlink r:id="rId11" w:history="1">
+        <w:hyperlink r:id="rId10" w:history="1">
           <w:r>
             <w:rPr>
               <w:rStyle w:val="Hyperlink"/>
@@ -547,7 +547,7 @@
           <w:sz w:val="24"/>
           <w:u w:val="single"/>
         </w:rPr>
-        <w:hyperlink r:id="rId11" w:history="1">
+        <w:hyperlink r:id="rId10" w:history="1">
           <w:r>
             <w:rPr>
               <w:rStyle w:val="Hyperlink"/>
@@ -576,7 +576,7 @@
           <w:sz w:val="24"/>
           <w:u w:val="single"/>
         </w:rPr>
-        <w:hyperlink r:id="rId11" w:history="1">
+        <w:hyperlink r:id="rId10" w:history="1">
           <w:r>
             <w:rPr>
               <w:rStyle w:val="Hyperlink"/>
@@ -594,7 +594,7 @@
           <w:sz w:val="24"/>
           <w:u w:val="single"/>
         </w:rPr>
-        <w:hyperlink r:id="rId11" w:history="1">
+        <w:hyperlink r:id="rId10" w:history="1">
           <w:r>
             <w:rPr>
               <w:rStyle w:val="Hyperlink"/>
@@ -612,7 +612,7 @@
           <w:sz w:val="24"/>
           <w:u w:val="single"/>
         </w:rPr>
-        <w:hyperlink r:id="rId11" w:history="1">
+        <w:hyperlink r:id="rId10" w:history="1">
           <w:r>
             <w:rPr>
               <w:rStyle w:val="Hyperlink"/>
@@ -2599,7 +2599,25 @@
           <w:color w:val="000000"/>
           <w:sz w:val="24"/>
         </w:rPr>
-        <w:t>aanvragen en inzien van materiaal. De archieven v</w:t>
+        <w:t>aanvragen en inzien van materiaal. De a</w:t>
+      </w:r>
+      <w:r>
+        <w:rPr>
+          <w:u w:val="single" w:color="0000ff"/>
+          <w:rFonts w:ascii="Charis SIL Italic" w:hAnsi="Charis SIL Italic" w:eastAsia="Charis SIL Italic"/>
+          <w:b w:val="0"/>
+          <w:i w:val="0"/>
+          <w:color w:val="000000"/>
+          <w:sz w:val="24"/>
+        </w:rPr>
+        <w:hyperlink r:id="rId22" w:history="1">
+          <w:r>
+            <w:rPr>
+              <w:rStyle w:val="Hyperlink"/>
+            </w:rPr>
+            <w:t>rchieven v</w:t>
+          </w:r>
+        </w:hyperlink>
       </w:r>
       <w:r>
         <w:rPr>
@@ -5491,6 +5509,7 @@
           <w:i w:val="0"/>
           <w:color w:val="0000FF"/>
           <w:sz w:val="24"/>
+          <w:u w:val="single"/>
         </w:rPr>
         <w:hyperlink r:id="rId44" w:history="1">
           <w:r>
@@ -5503,21 +5522,13 @@
       </w:r>
       <w:r>
         <w:rPr>
-          <w:u w:val="single" w:color="0000ff"/>
           <w:rFonts w:ascii="Charis SIL Italic" w:hAnsi="Charis SIL Italic" w:eastAsia="Charis SIL Italic"/>
           <w:b w:val="0"/>
           <w:i w:val="0"/>
           <w:color w:val="000000"/>
           <w:sz w:val="24"/>
         </w:rPr>
-        <w:hyperlink r:id="rId43" w:history="1">
-          <w:r>
-            <w:rPr>
-              <w:rStyle w:val="Hyperlink"/>
-            </w:rPr>
-            <w:t xml:space="preserve"> (1775-1</w:t>
-          </w:r>
-        </w:hyperlink>
+        <w:t xml:space="preserve"> (1775-1</w:t>
       </w:r>
       <w:r>
         <w:rPr>
@@ -6023,7 +6034,6 @@
       </w:r>
       <w:r>
         <w:rPr>
-          <w:u w:val="single" w:color="0000ff"/>
           <w:rFonts w:ascii="Charis SIL Italic" w:hAnsi="Charis SIL Italic" w:eastAsia="Charis SIL Italic"/>
           <w:b w:val="0"/>
           <w:i w:val="0"/>
@@ -6208,6 +6218,7 @@
           <w:i w:val="0"/>
           <w:color w:val="0000FF"/>
           <w:sz w:val="24"/>
+          <w:u w:val="single"/>
         </w:rPr>
         <w:t>S</w:t>
       </w:r>
@@ -6285,7 +6296,7 @@
           <w:sz w:val="24"/>
           <w:u w:val="single"/>
         </w:rPr>
-        <w:hyperlink r:id="rId48" w:history="1">
+        <w:hyperlink r:id="rId49" w:history="1">
           <w:r>
             <w:rPr>
               <w:rStyle w:val="Hyperlink"/>

--- a/EXPORTS/DOCX/published/niveau3/Dutch/UniversityMus.docx
+++ b/EXPORTS/DOCX/published/niveau3/Dutch/UniversityMus.docx
@@ -500,7 +500,24 @@
           <w:color w:val="000000"/>
           <w:sz w:val="24"/>
         </w:rPr>
-        <w:t xml:space="preserve">Volkenkundig Museum en het voormalig </w:t>
+        <w:t>Volkenkundig Museum en het voor</w:t>
+      </w:r>
+      <w:r>
+        <w:rPr>
+          <w:rFonts w:ascii="Charis SIL Italic" w:hAnsi="Charis SIL Italic" w:eastAsia="Charis SIL Italic"/>
+          <w:b w:val="0"/>
+          <w:i w:val="0"/>
+          <w:color w:val="000000"/>
+          <w:sz w:val="24"/>
+        </w:rPr>
+        <w:hyperlink r:id="rId10" w:history="1">
+          <w:r>
+            <w:rPr>
+              <w:rStyle w:val="Hyperlink"/>
+            </w:rPr>
+            <w:t xml:space="preserve">malig </w:t>
+          </w:r>
+        </w:hyperlink>
       </w:r>
       <w:r>
         <w:rPr>
@@ -511,7 +528,7 @@
           <w:sz w:val="24"/>
           <w:u w:val="single"/>
         </w:rPr>
-        <w:hyperlink r:id="rId10" w:history="1">
+        <w:hyperlink r:id="rId11" w:history="1">
           <w:r>
             <w:rPr>
               <w:rStyle w:val="Hyperlink"/>
@@ -529,7 +546,7 @@
           <w:sz w:val="24"/>
           <w:u w:val="single"/>
         </w:rPr>
-        <w:hyperlink r:id="rId10" w:history="1">
+        <w:hyperlink r:id="rId11" w:history="1">
           <w:r>
             <w:rPr>
               <w:rStyle w:val="Hyperlink"/>
@@ -547,7 +564,7 @@
           <w:sz w:val="24"/>
           <w:u w:val="single"/>
         </w:rPr>
-        <w:hyperlink r:id="rId10" w:history="1">
+        <w:hyperlink r:id="rId11" w:history="1">
           <w:r>
             <w:rPr>
               <w:rStyle w:val="Hyperlink"/>
@@ -576,7 +593,7 @@
           <w:sz w:val="24"/>
           <w:u w:val="single"/>
         </w:rPr>
-        <w:hyperlink r:id="rId10" w:history="1">
+        <w:hyperlink r:id="rId11" w:history="1">
           <w:r>
             <w:rPr>
               <w:rStyle w:val="Hyperlink"/>
@@ -594,7 +611,7 @@
           <w:sz w:val="24"/>
           <w:u w:val="single"/>
         </w:rPr>
-        <w:hyperlink r:id="rId10" w:history="1">
+        <w:hyperlink r:id="rId11" w:history="1">
           <w:r>
             <w:rPr>
               <w:rStyle w:val="Hyperlink"/>
@@ -612,7 +629,7 @@
           <w:sz w:val="24"/>
           <w:u w:val="single"/>
         </w:rPr>
-        <w:hyperlink r:id="rId10" w:history="1">
+        <w:hyperlink r:id="rId11" w:history="1">
           <w:r>
             <w:rPr>
               <w:rStyle w:val="Hyperlink"/>
@@ -630,7 +647,7 @@
           <w:sz w:val="24"/>
           <w:u w:val="single"/>
         </w:rPr>
-        <w:hyperlink r:id="rId10" w:history="1">
+        <w:hyperlink r:id="rId11" w:history="1">
           <w:r>
             <w:rPr>
               <w:rStyle w:val="Hyperlink"/>
@@ -659,7 +676,7 @@
           <w:sz w:val="24"/>
           <w:u w:val="single"/>
         </w:rPr>
-        <w:hyperlink r:id="rId10" w:history="1">
+        <w:hyperlink r:id="rId11" w:history="1">
           <w:r>
             <w:rPr>
               <w:rStyle w:val="Hyperlink"/>
@@ -3378,6 +3395,23 @@
       </w:r>
       <w:r>
         <w:rPr>
+          <w:rFonts w:ascii="Charis SIL Italic" w:hAnsi="Charis SIL Italic" w:eastAsia="Charis SIL Italic"/>
+          <w:b w:val="0"/>
+          <w:i w:val="0"/>
+          <w:color w:val="000000"/>
+          <w:sz w:val="24"/>
+        </w:rPr>
+        <w:hyperlink r:id="rId26" w:history="1">
+          <w:r>
+            <w:rPr>
+              <w:rStyle w:val="Hyperlink"/>
+            </w:rPr>
+            <w:t>d</w:t>
+          </w:r>
+        </w:hyperlink>
+      </w:r>
+      <w:r>
+        <w:rPr>
           <w:u w:val="single" w:color="0000ff"/>
           <w:rFonts w:ascii="Charis SIL Italic" w:hAnsi="Charis SIL Italic" w:eastAsia="Charis SIL Italic"/>
           <w:b w:val="0"/>
@@ -3385,7 +3419,7 @@
           <w:color w:val="000000"/>
           <w:sz w:val="24"/>
         </w:rPr>
-        <w:t>d</w:t>
+        <w:t>e</w:t>
       </w:r>
       <w:r>
         <w:rPr>
@@ -3395,7 +3429,7 @@
           <w:color w:val="000000"/>
           <w:sz w:val="24"/>
         </w:rPr>
-        <w:t>e zoekhulp.</w:t>
+        <w:t xml:space="preserve"> zoekhulp.</w:t>
       </w:r>
     </w:p>
     <w:p>
@@ -3818,7 +3852,14 @@
           <w:color w:val="0000FF"/>
           <w:sz w:val="24"/>
         </w:rPr>
-        <w:t>han</w:t>
+        <w:hyperlink r:id="rId30" w:history="1">
+          <w:r>
+            <w:rPr>
+              <w:rStyle w:val="Hyperlink"/>
+            </w:rPr>
+            <w:t>han</w:t>
+          </w:r>
+        </w:hyperlink>
       </w:r>
       <w:r>
         <w:rPr>
@@ -3934,7 +3975,7 @@
           <w:sz w:val="24"/>
           <w:u w:val="single"/>
         </w:rPr>
-        <w:hyperlink r:id="rId30" w:history="1">
+        <w:hyperlink r:id="rId31" w:history="1">
           <w:r>
             <w:rPr>
               <w:rStyle w:val="Hyperlink"/>
@@ -3963,7 +4004,7 @@
           <w:sz w:val="24"/>
           <w:u w:val="single"/>
         </w:rPr>
-        <w:hyperlink r:id="rId30" w:history="1">
+        <w:hyperlink r:id="rId31" w:history="1">
           <w:r>
             <w:rPr>
               <w:rStyle w:val="Hyperlink"/>
@@ -3991,7 +4032,7 @@
           <w:sz w:val="24"/>
           <w:u w:val="single"/>
         </w:rPr>
-        <w:hyperlink r:id="rId31" w:history="1">
+        <w:hyperlink r:id="rId32" w:history="1">
           <w:r>
             <w:rPr>
               <w:rStyle w:val="Hyperlink"/>
@@ -4020,7 +4061,7 @@
           <w:sz w:val="24"/>
           <w:u w:val="single"/>
         </w:rPr>
-        <w:hyperlink r:id="rId31" w:history="1">
+        <w:hyperlink r:id="rId32" w:history="1">
           <w:r>
             <w:rPr>
               <w:rStyle w:val="Hyperlink"/>
@@ -4049,7 +4090,7 @@
           <w:sz w:val="24"/>
           <w:u w:val="single"/>
         </w:rPr>
-        <w:hyperlink r:id="rId31" w:history="1">
+        <w:hyperlink r:id="rId32" w:history="1">
           <w:r>
             <w:rPr>
               <w:rStyle w:val="Hyperlink"/>
@@ -4077,7 +4118,7 @@
           <w:sz w:val="24"/>
           <w:u w:val="single"/>
         </w:rPr>
-        <w:hyperlink r:id="rId32" w:history="1">
+        <w:hyperlink r:id="rId33" w:history="1">
           <w:r>
             <w:rPr>
               <w:rStyle w:val="Hyperlink"/>
@@ -4106,7 +4147,7 @@
           <w:sz w:val="24"/>
           <w:u w:val="single"/>
         </w:rPr>
-        <w:hyperlink r:id="rId32" w:history="1">
+        <w:hyperlink r:id="rId33" w:history="1">
           <w:r>
             <w:rPr>
               <w:rStyle w:val="Hyperlink"/>
@@ -4134,7 +4175,7 @@
           <w:color w:val="000000"/>
           <w:sz w:val="24"/>
         </w:rPr>
-        <w:hyperlink r:id="rId33" w:history="1">
+        <w:hyperlink r:id="rId30" w:history="1">
           <w:r>
             <w:rPr>
               <w:rStyle w:val="Hyperlink"/>
@@ -4162,7 +4203,7 @@
           <w:color w:val="000000"/>
           <w:sz w:val="24"/>
         </w:rPr>
-        <w:hyperlink r:id="rId30" w:history="1">
+        <w:hyperlink r:id="rId31" w:history="1">
           <w:r>
             <w:rPr>
               <w:rStyle w:val="Hyperlink"/>
@@ -4180,7 +4221,7 @@
           <w:color w:val="000000"/>
           <w:sz w:val="24"/>
         </w:rPr>
-        <w:hyperlink r:id="rId30" w:history="1">
+        <w:hyperlink r:id="rId31" w:history="1">
           <w:r>
             <w:rPr>
               <w:rStyle w:val="Hyperlink"/>
@@ -4198,7 +4239,7 @@
           <w:color w:val="000000"/>
           <w:sz w:val="24"/>
         </w:rPr>
-        <w:hyperlink r:id="rId30" w:history="1">
+        <w:hyperlink r:id="rId31" w:history="1">
           <w:r>
             <w:rPr>
               <w:rStyle w:val="Hyperlink"/>
@@ -4216,7 +4257,7 @@
           <w:color w:val="000000"/>
           <w:sz w:val="24"/>
         </w:rPr>
-        <w:hyperlink r:id="rId30" w:history="1">
+        <w:hyperlink r:id="rId31" w:history="1">
           <w:r>
             <w:rPr>
               <w:rStyle w:val="Hyperlink"/>
@@ -4244,7 +4285,7 @@
           <w:color w:val="000000"/>
           <w:sz w:val="24"/>
         </w:rPr>
-        <w:hyperlink r:id="rId30" w:history="1">
+        <w:hyperlink r:id="rId31" w:history="1">
           <w:r>
             <w:rPr>
               <w:rStyle w:val="Hyperlink"/>
@@ -4283,7 +4324,7 @@
           <w:color w:val="000000"/>
           <w:sz w:val="24"/>
         </w:rPr>
-        <w:hyperlink r:id="rId31" w:history="1">
+        <w:hyperlink r:id="rId32" w:history="1">
           <w:r>
             <w:rPr>
               <w:rStyle w:val="Hyperlink"/>
@@ -4301,7 +4342,7 @@
           <w:color w:val="000000"/>
           <w:sz w:val="24"/>
         </w:rPr>
-        <w:hyperlink r:id="rId31" w:history="1">
+        <w:hyperlink r:id="rId32" w:history="1">
           <w:r>
             <w:rPr>
               <w:rStyle w:val="Hyperlink"/>
@@ -4319,7 +4360,7 @@
           <w:color w:val="000000"/>
           <w:sz w:val="24"/>
         </w:rPr>
-        <w:hyperlink r:id="rId31" w:history="1">
+        <w:hyperlink r:id="rId32" w:history="1">
           <w:r>
             <w:rPr>
               <w:rStyle w:val="Hyperlink"/>
@@ -4347,7 +4388,7 @@
           <w:color w:val="000000"/>
           <w:sz w:val="24"/>
         </w:rPr>
-        <w:hyperlink r:id="rId32" w:history="1">
+        <w:hyperlink r:id="rId33" w:history="1">
           <w:r>
             <w:rPr>
               <w:rStyle w:val="Hyperlink"/>
@@ -4365,7 +4406,7 @@
           <w:color w:val="000000"/>
           <w:sz w:val="24"/>
         </w:rPr>
-        <w:hyperlink r:id="rId32" w:history="1">
+        <w:hyperlink r:id="rId33" w:history="1">
           <w:r>
             <w:rPr>
               <w:rStyle w:val="Hyperlink"/>
@@ -5480,55 +5521,26 @@
           <w:i w:val="0"/>
           <w:color w:val="0000FF"/>
           <w:sz w:val="24"/>
-          <w:u w:val="single"/>
-        </w:rPr>
-        <w:hyperlink r:id="rId44" w:history="1">
+        </w:rPr>
+        <w:t>Gerard Vrolik</w:t>
+      </w:r>
+      <w:r>
+        <w:rPr>
+          <w:u w:val="single" w:color="0000ff"/>
+          <w:rFonts w:ascii="Charis SIL Italic" w:hAnsi="Charis SIL Italic" w:eastAsia="Charis SIL Italic"/>
+          <w:b w:val="0"/>
+          <w:i w:val="0"/>
+          <w:color w:val="000000"/>
+          <w:sz w:val="24"/>
+        </w:rPr>
+        <w:hyperlink r:id="rId43" w:history="1">
           <w:r>
             <w:rPr>
               <w:rStyle w:val="Hyperlink"/>
             </w:rPr>
-            <w:t>Gerard</w:t>
+            <w:t xml:space="preserve"> (1775-1</w:t>
           </w:r>
         </w:hyperlink>
-      </w:r>
-      <w:r>
-        <w:rPr>
-          <w:rFonts w:ascii="Charis SIL Italic" w:hAnsi="Charis SIL Italic" w:eastAsia="Charis SIL Italic"/>
-          <w:b w:val="0"/>
-          <w:i w:val="0"/>
-          <w:color w:val="0000FF"/>
-          <w:sz w:val="24"/>
-          <w:u w:val="single"/>
-        </w:rPr>
-        <w:t xml:space="preserve"> </w:t>
-      </w:r>
-      <w:r>
-        <w:rPr>
-          <w:rFonts w:ascii="Charis SIL Italic" w:hAnsi="Charis SIL Italic" w:eastAsia="Charis SIL Italic"/>
-          <w:b w:val="0"/>
-          <w:i w:val="0"/>
-          <w:color w:val="0000FF"/>
-          <w:sz w:val="24"/>
-          <w:u w:val="single"/>
-        </w:rPr>
-        <w:hyperlink r:id="rId44" w:history="1">
-          <w:r>
-            <w:rPr>
-              <w:rStyle w:val="Hyperlink"/>
-            </w:rPr>
-            <w:t>Vrolik</w:t>
-          </w:r>
-        </w:hyperlink>
-      </w:r>
-      <w:r>
-        <w:rPr>
-          <w:rFonts w:ascii="Charis SIL Italic" w:hAnsi="Charis SIL Italic" w:eastAsia="Charis SIL Italic"/>
-          <w:b w:val="0"/>
-          <w:i w:val="0"/>
-          <w:color w:val="000000"/>
-          <w:sz w:val="24"/>
-        </w:rPr>
-        <w:t xml:space="preserve"> (1775-1</w:t>
       </w:r>
       <w:r>
         <w:rPr>
@@ -5560,7 +5572,6 @@
       </w:r>
       <w:r>
         <w:rPr>
-          <w:u w:val="single" w:color="0000ff"/>
           <w:rFonts w:ascii="Charis SIL Italic" w:hAnsi="Charis SIL Italic" w:eastAsia="Charis SIL Italic"/>
           <w:b w:val="0"/>
           <w:i w:val="0"/>
@@ -5578,7 +5589,6 @@
       </w:r>
       <w:r>
         <w:rPr>
-          <w:u w:val="single" w:color="0000ff"/>
           <w:rFonts w:ascii="Charis SIL Italic" w:hAnsi="Charis SIL Italic" w:eastAsia="Charis SIL Italic"/>
           <w:b w:val="0"/>
           <w:i w:val="0"/>
@@ -5596,7 +5606,6 @@
       </w:r>
       <w:r>
         <w:rPr>
-          <w:u w:val="single" w:color="0000ff"/>
           <w:rFonts w:ascii="Charis SIL Italic" w:hAnsi="Charis SIL Italic" w:eastAsia="Charis SIL Italic"/>
           <w:b w:val="0"/>
           <w:i w:val="0"/>
@@ -6012,35 +6021,7 @@
           <w:color w:val="000000"/>
           <w:sz w:val="24"/>
         </w:rPr>
-        <w:t>binnen deze archiefcollectie vind je een grote hoeveelheid archie</w:t>
-      </w:r>
-      <w:r>
-        <w:rPr>
-          <w:u w:val="single" w:color="0000ff"/>
-          <w:rFonts w:ascii="Charis SIL Italic" w:hAnsi="Charis SIL Italic" w:eastAsia="Charis SIL Italic"/>
-          <w:b w:val="0"/>
-          <w:i w:val="0"/>
-          <w:color w:val="000000"/>
-          <w:sz w:val="24"/>
-        </w:rPr>
-        <w:hyperlink r:id="rId47" w:history="1">
-          <w:r>
-            <w:rPr>
-              <w:rStyle w:val="Hyperlink"/>
-            </w:rPr>
-            <w:t xml:space="preserve">ven </w:t>
-          </w:r>
-        </w:hyperlink>
-      </w:r>
-      <w:r>
-        <w:rPr>
-          <w:rFonts w:ascii="Charis SIL Italic" w:hAnsi="Charis SIL Italic" w:eastAsia="Charis SIL Italic"/>
-          <w:b w:val="0"/>
-          <w:i w:val="0"/>
-          <w:color w:val="000000"/>
-          <w:sz w:val="24"/>
-        </w:rPr>
-        <w:t>m</w:t>
+        <w:t>binnen deze archiefcollectie vind je een grote hoeveelheid archieven m</w:t>
       </w:r>
       <w:r>
         <w:rPr>
@@ -6218,7 +6199,6 @@
           <w:i w:val="0"/>
           <w:color w:val="0000FF"/>
           <w:sz w:val="24"/>
-          <w:u w:val="single"/>
         </w:rPr>
         <w:t>S</w:t>
       </w:r>
@@ -6296,7 +6276,7 @@
           <w:sz w:val="24"/>
           <w:u w:val="single"/>
         </w:rPr>
-        <w:hyperlink r:id="rId49" w:history="1">
+        <w:hyperlink r:id="rId48" w:history="1">
           <w:r>
             <w:rPr>
               <w:rStyle w:val="Hyperlink"/>
@@ -6467,88 +6447,7 @@
           <w:color w:val="000000"/>
           <w:sz w:val="24"/>
         </w:rPr>
-        <w:t xml:space="preserve">zie </w:t>
-      </w:r>
-      <w:r>
-        <w:rPr>
-          <w:u w:val="single" w:color="0000ff"/>
-          <w:rFonts w:ascii="Charis SIL Italic" w:hAnsi="Charis SIL Italic" w:eastAsia="Charis SIL Italic"/>
-          <w:b w:val="0"/>
-          <w:i w:val="0"/>
-          <w:color w:val="000000"/>
-          <w:sz w:val="24"/>
-        </w:rPr>
-        <w:hyperlink r:id="rId50" w:history="1">
-          <w:r>
-            <w:rPr>
-              <w:rStyle w:val="Hyperlink"/>
-            </w:rPr>
-            <w:t>desbetreffende zoe</w:t>
-          </w:r>
-        </w:hyperlink>
-      </w:r>
-      <w:r>
-        <w:rPr>
-          <w:rFonts w:ascii="Charis SIL Italic" w:hAnsi="Charis SIL Italic" w:eastAsia="Charis SIL Italic"/>
-          <w:b w:val="0"/>
-          <w:i w:val="0"/>
-          <w:color w:val="000000"/>
-          <w:sz w:val="24"/>
-        </w:rPr>
-        <w:hyperlink r:id="rId50" w:history="1">
-          <w:r>
-            <w:rPr>
-              <w:rStyle w:val="Hyperlink"/>
-            </w:rPr>
-            <w:t>k</w:t>
-          </w:r>
-        </w:hyperlink>
-      </w:r>
-      <w:r>
-        <w:rPr>
-          <w:rFonts w:ascii="Charis SIL Italic" w:hAnsi="Charis SIL Italic" w:eastAsia="Charis SIL Italic"/>
-          <w:b w:val="0"/>
-          <w:i w:val="0"/>
-          <w:color w:val="000000"/>
-          <w:sz w:val="24"/>
-        </w:rPr>
-        <w:t>h</w:t>
-      </w:r>
-      <w:r>
-        <w:rPr>
-          <w:u w:val="single" w:color="0000ff"/>
-          <w:rFonts w:ascii="Charis SIL Italic" w:hAnsi="Charis SIL Italic" w:eastAsia="Charis SIL Italic"/>
-          <w:b w:val="0"/>
-          <w:i w:val="0"/>
-          <w:color w:val="000000"/>
-          <w:sz w:val="24"/>
-        </w:rPr>
-        <w:hyperlink r:id="rId50" w:history="1">
-          <w:r>
-            <w:rPr>
-              <w:rStyle w:val="Hyperlink"/>
-            </w:rPr>
-            <w:t>u</w:t>
-          </w:r>
-        </w:hyperlink>
-      </w:r>
-      <w:r>
-        <w:rPr>
-          <w:u w:val="single" w:color="0000ff"/>
-          <w:rFonts w:ascii="Charis SIL Italic" w:hAnsi="Charis SIL Italic" w:eastAsia="Charis SIL Italic"/>
-          <w:b w:val="0"/>
-          <w:i w:val="0"/>
-          <w:color w:val="000000"/>
-          <w:sz w:val="24"/>
-        </w:rPr>
-        <w:hyperlink r:id="rId50" w:history="1">
-          <w:r>
-            <w:rPr>
-              <w:rStyle w:val="Hyperlink"/>
-            </w:rPr>
-            <w:t>lp</w:t>
-          </w:r>
-        </w:hyperlink>
+        <w:t>zie desbetreffende zoekhulp</w:t>
       </w:r>
       <w:r>
         <w:rPr>

--- a/EXPORTS/DOCX/published/niveau3/Dutch/UniversityMus.docx
+++ b/EXPORTS/DOCX/published/niveau3/Dutch/UniversityMus.docx
@@ -528,7 +528,7 @@
           <w:sz w:val="24"/>
           <w:u w:val="single"/>
         </w:rPr>
-        <w:hyperlink r:id="rId11" w:history="1">
+        <w:hyperlink r:id="rId10" w:history="1">
           <w:r>
             <w:rPr>
               <w:rStyle w:val="Hyperlink"/>
@@ -546,7 +546,7 @@
           <w:sz w:val="24"/>
           <w:u w:val="single"/>
         </w:rPr>
-        <w:hyperlink r:id="rId11" w:history="1">
+        <w:hyperlink r:id="rId10" w:history="1">
           <w:r>
             <w:rPr>
               <w:rStyle w:val="Hyperlink"/>
@@ -564,7 +564,7 @@
           <w:sz w:val="24"/>
           <w:u w:val="single"/>
         </w:rPr>
-        <w:hyperlink r:id="rId11" w:history="1">
+        <w:hyperlink r:id="rId10" w:history="1">
           <w:r>
             <w:rPr>
               <w:rStyle w:val="Hyperlink"/>
@@ -2945,68 +2945,7 @@
           <w:color w:val="000000"/>
           <w:sz w:val="24"/>
         </w:rPr>
-        <w:hyperlink r:id="rId11" w:history="1">
-          <w:r>
-            <w:rPr>
-              <w:rStyle w:val="Hyperlink"/>
-            </w:rPr>
-            <w:t xml:space="preserve">2003 vormde </w:t>
-          </w:r>
-        </w:hyperlink>
-      </w:r>
-      <w:r>
-        <w:rPr>
-          <w:u w:val="single" w:color="0000ff"/>
-          <w:rFonts w:ascii="Charis SIL Italic" w:hAnsi="Charis SIL Italic" w:eastAsia="Charis SIL Italic"/>
-          <w:b w:val="0"/>
-          <w:i w:val="0"/>
-          <w:color w:val="000000"/>
-          <w:sz w:val="24"/>
-        </w:rPr>
-        <w:hyperlink r:id="rId11" w:history="1">
-          <w:r>
-            <w:rPr>
-              <w:rStyle w:val="Hyperlink"/>
-            </w:rPr>
-            <w:t>deze coll</w:t>
-          </w:r>
-        </w:hyperlink>
-      </w:r>
-      <w:r>
-        <w:rPr>
-          <w:u w:val="single" w:color="0000ff"/>
-          <w:rFonts w:ascii="Charis SIL Italic" w:hAnsi="Charis SIL Italic" w:eastAsia="Charis SIL Italic"/>
-          <w:b w:val="0"/>
-          <w:i w:val="0"/>
-          <w:color w:val="000000"/>
-          <w:sz w:val="24"/>
-        </w:rPr>
-        <w:hyperlink r:id="rId11" w:history="1">
-          <w:r>
-            <w:rPr>
-              <w:rStyle w:val="Hyperlink"/>
-            </w:rPr>
-            <w:t>e</w:t>
-          </w:r>
-        </w:hyperlink>
-      </w:r>
-      <w:r>
-        <w:rPr>
-          <w:u w:val="single" w:color="0000ff"/>
-          <w:rFonts w:ascii="Charis SIL Italic" w:hAnsi="Charis SIL Italic" w:eastAsia="Charis SIL Italic"/>
-          <w:b w:val="0"/>
-          <w:i w:val="0"/>
-          <w:color w:val="000000"/>
-          <w:sz w:val="24"/>
-        </w:rPr>
-        <w:hyperlink r:id="rId11" w:history="1">
-          <w:r>
-            <w:rPr>
-              <w:rStyle w:val="Hyperlink"/>
-            </w:rPr>
-            <w:t>ctie een a</w:t>
-          </w:r>
-        </w:hyperlink>
+        <w:t>2003 vormde deze collectie een a</w:t>
       </w:r>
       <w:r>
         <w:rPr>
@@ -3851,6 +3790,7 @@
           <w:i w:val="0"/>
           <w:color w:val="0000FF"/>
           <w:sz w:val="24"/>
+          <w:u w:val="single"/>
         </w:rPr>
         <w:hyperlink r:id="rId30" w:history="1">
           <w:r>
@@ -3888,25 +3828,7 @@
           <w:color w:val="000000"/>
           <w:sz w:val="24"/>
         </w:rPr>
-        <w:hyperlink r:id="rId29" w:history="1">
-          <w:r>
-            <w:rPr>
-              <w:rStyle w:val="Hyperlink"/>
-            </w:rPr>
-            <w:t>,</w:t>
-          </w:r>
-        </w:hyperlink>
-      </w:r>
-      <w:r>
-        <w:rPr>
-          <w:u w:val="single" w:color="0000ff"/>
-          <w:rFonts w:ascii="Charis SIL Italic" w:hAnsi="Charis SIL Italic" w:eastAsia="Charis SIL Italic"/>
-          <w:b w:val="0"/>
-          <w:i w:val="0"/>
-          <w:color w:val="000000"/>
-          <w:sz w:val="24"/>
-        </w:rPr>
-        <w:t xml:space="preserve"> </w:t>
+        <w:t xml:space="preserve">, </w:t>
       </w:r>
       <w:r>
         <w:rPr>
@@ -4268,6 +4190,7 @@
       </w:r>
       <w:r>
         <w:rPr>
+          <w:u w:val="single" w:color="0000ff"/>
           <w:rFonts w:ascii="Charis SIL Italic" w:hAnsi="Charis SIL Italic" w:eastAsia="Charis SIL Italic"/>
           <w:b w:val="0"/>
           <w:i w:val="0"/>
@@ -4587,18 +4510,7 @@
           <w:color w:val="000000"/>
           <w:sz w:val="24"/>
         </w:rPr>
-        <w:t>het onderzoek van fysisch antropoloog</w:t>
-      </w:r>
-      <w:r>
-        <w:rPr>
-          <w:u w:val="single" w:color="0000ff"/>
-          <w:rFonts w:ascii="Charis SIL Italic" w:hAnsi="Charis SIL Italic" w:eastAsia="Charis SIL Italic"/>
-          <w:b w:val="0"/>
-          <w:i w:val="0"/>
-          <w:color w:val="000000"/>
-          <w:sz w:val="24"/>
-        </w:rPr>
-        <w:t xml:space="preserve"> </w:t>
+        <w:t xml:space="preserve">het onderzoek van fysisch antropoloog </w:t>
       </w:r>
       <w:r>
         <w:rPr>
@@ -6021,7 +5933,35 @@
           <w:color w:val="000000"/>
           <w:sz w:val="24"/>
         </w:rPr>
-        <w:t>binnen deze archiefcollectie vind je een grote hoeveelheid archieven m</w:t>
+        <w:t>binnen deze archiefcollectie vind je een grote hoeveelheid archie</w:t>
+      </w:r>
+      <w:r>
+        <w:rPr>
+          <w:u w:val="single" w:color="0000ff"/>
+          <w:rFonts w:ascii="Charis SIL Italic" w:hAnsi="Charis SIL Italic" w:eastAsia="Charis SIL Italic"/>
+          <w:b w:val="0"/>
+          <w:i w:val="0"/>
+          <w:color w:val="000000"/>
+          <w:sz w:val="24"/>
+        </w:rPr>
+        <w:hyperlink r:id="rId47" w:history="1">
+          <w:r>
+            <w:rPr>
+              <w:rStyle w:val="Hyperlink"/>
+            </w:rPr>
+            <w:t xml:space="preserve">ven </w:t>
+          </w:r>
+        </w:hyperlink>
+      </w:r>
+      <w:r>
+        <w:rPr>
+          <w:rFonts w:ascii="Charis SIL Italic" w:hAnsi="Charis SIL Italic" w:eastAsia="Charis SIL Italic"/>
+          <w:b w:val="0"/>
+          <w:i w:val="0"/>
+          <w:color w:val="000000"/>
+          <w:sz w:val="24"/>
+        </w:rPr>
+        <w:t>m</w:t>
       </w:r>
       <w:r>
         <w:rPr>
@@ -6447,7 +6387,64 @@
           <w:color w:val="000000"/>
           <w:sz w:val="24"/>
         </w:rPr>
-        <w:t>zie desbetreffende zoekhulp</w:t>
+        <w:t xml:space="preserve">zie </w:t>
+      </w:r>
+      <w:r>
+        <w:rPr>
+          <w:u w:val="single" w:color="0000ff"/>
+          <w:rFonts w:ascii="Charis SIL Italic" w:hAnsi="Charis SIL Italic" w:eastAsia="Charis SIL Italic"/>
+          <w:b w:val="0"/>
+          <w:i w:val="0"/>
+          <w:color w:val="000000"/>
+          <w:sz w:val="24"/>
+        </w:rPr>
+        <w:hyperlink r:id="rId50" w:history="1">
+          <w:r>
+            <w:rPr>
+              <w:rStyle w:val="Hyperlink"/>
+            </w:rPr>
+            <w:t>desbetreffende zoek</w:t>
+          </w:r>
+        </w:hyperlink>
+      </w:r>
+      <w:r>
+        <w:rPr>
+          <w:u w:val="single" w:color="0000ff"/>
+          <w:rFonts w:ascii="Charis SIL Italic" w:hAnsi="Charis SIL Italic" w:eastAsia="Charis SIL Italic"/>
+          <w:b w:val="0"/>
+          <w:i w:val="0"/>
+          <w:color w:val="000000"/>
+          <w:sz w:val="24"/>
+        </w:rPr>
+        <w:t>h</w:t>
+      </w:r>
+      <w:r>
+        <w:rPr>
+          <w:rFonts w:ascii="Charis SIL Italic" w:hAnsi="Charis SIL Italic" w:eastAsia="Charis SIL Italic"/>
+          <w:b w:val="0"/>
+          <w:i w:val="0"/>
+          <w:color w:val="000000"/>
+          <w:sz w:val="24"/>
+        </w:rPr>
+        <w:t>u</w:t>
+      </w:r>
+      <w:r>
+        <w:rPr>
+          <w:u w:val="single" w:color="0000ff"/>
+          <w:rFonts w:ascii="Charis SIL Italic" w:hAnsi="Charis SIL Italic" w:eastAsia="Charis SIL Italic"/>
+          <w:b w:val="0"/>
+          <w:i w:val="0"/>
+          <w:color w:val="000000"/>
+          <w:sz w:val="24"/>
+        </w:rPr>
+        <w:hyperlink r:id="rId50" w:history="1">
+          <w:r>
+            <w:rPr>
+              <w:rStyle w:val="Hyperlink"/>
+            </w:rPr>
+            <w:t>lp</w:t>
+          </w:r>
+        </w:hyperlink>
       </w:r>
       <w:r>
         <w:rPr>

--- a/EXPORTS/DOCX/published/niveau3/Dutch/UniversityMus.docx
+++ b/EXPORTS/DOCX/published/niveau3/Dutch/UniversityMus.docx
@@ -500,24 +500,7 @@
           <w:color w:val="000000"/>
           <w:sz w:val="24"/>
         </w:rPr>
-        <w:t>Volkenkundig Museum en het voor</w:t>
-      </w:r>
-      <w:r>
-        <w:rPr>
-          <w:rFonts w:ascii="Charis SIL Italic" w:hAnsi="Charis SIL Italic" w:eastAsia="Charis SIL Italic"/>
-          <w:b w:val="0"/>
-          <w:i w:val="0"/>
-          <w:color w:val="000000"/>
-          <w:sz w:val="24"/>
-        </w:rPr>
-        <w:hyperlink r:id="rId10" w:history="1">
-          <w:r>
-            <w:rPr>
-              <w:rStyle w:val="Hyperlink"/>
-            </w:rPr>
-            <w:t xml:space="preserve">malig </w:t>
-          </w:r>
-        </w:hyperlink>
+        <w:t xml:space="preserve">Volkenkundig Museum en het voormalig </w:t>
       </w:r>
       <w:r>
         <w:rPr>
@@ -2272,7 +2255,7 @@
           <w:sz w:val="24"/>
           <w:u w:val="single"/>
         </w:rPr>
-        <w:hyperlink r:id="rId17" w:history="1">
+        <w:hyperlink r:id="rId20" w:history="1">
           <w:r>
             <w:rPr>
               <w:rStyle w:val="Hyperlink"/>
@@ -2945,7 +2928,68 @@
           <w:color w:val="000000"/>
           <w:sz w:val="24"/>
         </w:rPr>
-        <w:t>2003 vormde deze collectie een a</w:t>
+        <w:hyperlink r:id="rId11" w:history="1">
+          <w:r>
+            <w:rPr>
+              <w:rStyle w:val="Hyperlink"/>
+            </w:rPr>
+            <w:t xml:space="preserve">2003 vormde </w:t>
+          </w:r>
+        </w:hyperlink>
+      </w:r>
+      <w:r>
+        <w:rPr>
+          <w:u w:val="single" w:color="0000ff"/>
+          <w:rFonts w:ascii="Charis SIL Italic" w:hAnsi="Charis SIL Italic" w:eastAsia="Charis SIL Italic"/>
+          <w:b w:val="0"/>
+          <w:i w:val="0"/>
+          <w:color w:val="000000"/>
+          <w:sz w:val="24"/>
+        </w:rPr>
+        <w:hyperlink r:id="rId11" w:history="1">
+          <w:r>
+            <w:rPr>
+              <w:rStyle w:val="Hyperlink"/>
+            </w:rPr>
+            <w:t>deze coll</w:t>
+          </w:r>
+        </w:hyperlink>
+      </w:r>
+      <w:r>
+        <w:rPr>
+          <w:u w:val="single" w:color="0000ff"/>
+          <w:rFonts w:ascii="Charis SIL Italic" w:hAnsi="Charis SIL Italic" w:eastAsia="Charis SIL Italic"/>
+          <w:b w:val="0"/>
+          <w:i w:val="0"/>
+          <w:color w:val="000000"/>
+          <w:sz w:val="24"/>
+        </w:rPr>
+        <w:hyperlink r:id="rId11" w:history="1">
+          <w:r>
+            <w:rPr>
+              <w:rStyle w:val="Hyperlink"/>
+            </w:rPr>
+            <w:t>e</w:t>
+          </w:r>
+        </w:hyperlink>
+      </w:r>
+      <w:r>
+        <w:rPr>
+          <w:u w:val="single" w:color="0000ff"/>
+          <w:rFonts w:ascii="Charis SIL Italic" w:hAnsi="Charis SIL Italic" w:eastAsia="Charis SIL Italic"/>
+          <w:b w:val="0"/>
+          <w:i w:val="0"/>
+          <w:color w:val="000000"/>
+          <w:sz w:val="24"/>
+        </w:rPr>
+        <w:hyperlink r:id="rId11" w:history="1">
+          <w:r>
+            <w:rPr>
+              <w:rStyle w:val="Hyperlink"/>
+            </w:rPr>
+            <w:t>ctie een a</w:t>
+          </w:r>
+        </w:hyperlink>
       </w:r>
       <w:r>
         <w:rPr>
@@ -3334,41 +3378,24 @@
       </w:r>
       <w:r>
         <w:rPr>
+          <w:u w:val="single" w:color="0000ff"/>
           <w:rFonts w:ascii="Charis SIL Italic" w:hAnsi="Charis SIL Italic" w:eastAsia="Charis SIL Italic"/>
           <w:b w:val="0"/>
           <w:i w:val="0"/>
           <w:color w:val="000000"/>
           <w:sz w:val="24"/>
         </w:rPr>
-        <w:hyperlink r:id="rId26" w:history="1">
-          <w:r>
-            <w:rPr>
-              <w:rStyle w:val="Hyperlink"/>
-            </w:rPr>
-            <w:t>d</w:t>
-          </w:r>
-        </w:hyperlink>
-      </w:r>
-      <w:r>
-        <w:rPr>
-          <w:u w:val="single" w:color="0000ff"/>
+        <w:t>d</w:t>
+      </w:r>
+      <w:r>
+        <w:rPr>
           <w:rFonts w:ascii="Charis SIL Italic" w:hAnsi="Charis SIL Italic" w:eastAsia="Charis SIL Italic"/>
           <w:b w:val="0"/>
           <w:i w:val="0"/>
           <w:color w:val="000000"/>
           <w:sz w:val="24"/>
         </w:rPr>
-        <w:t>e</w:t>
-      </w:r>
-      <w:r>
-        <w:rPr>
-          <w:rFonts w:ascii="Charis SIL Italic" w:hAnsi="Charis SIL Italic" w:eastAsia="Charis SIL Italic"/>
-          <w:b w:val="0"/>
-          <w:i w:val="0"/>
-          <w:color w:val="000000"/>
-          <w:sz w:val="24"/>
-        </w:rPr>
-        <w:t xml:space="preserve"> zoekhulp.</w:t>
+        <w:t>e zoekhulp.</w:t>
       </w:r>
     </w:p>
     <w:p>
@@ -3821,7 +3848,6 @@
       </w:r>
       <w:r>
         <w:rPr>
-          <w:u w:val="single" w:color="0000ff"/>
           <w:rFonts w:ascii="Charis SIL Italic" w:hAnsi="Charis SIL Italic" w:eastAsia="Charis SIL Italic"/>
           <w:b w:val="0"/>
           <w:i w:val="0"/>
@@ -4090,171 +4116,13 @@
       </w:r>
       <w:r>
         <w:rPr>
-          <w:u w:val="single" w:color="0000ff"/>
           <w:rFonts w:ascii="Charis SIL Italic" w:hAnsi="Charis SIL Italic" w:eastAsia="Charis SIL Italic"/>
           <w:b w:val="0"/>
           <w:i w:val="0"/>
           <w:color w:val="000000"/>
           <w:sz w:val="24"/>
         </w:rPr>
-        <w:hyperlink r:id="rId30" w:history="1">
-          <w:r>
-            <w:rPr>
-              <w:rStyle w:val="Hyperlink"/>
-            </w:rPr>
-            <w:t>Binnen deze c</w:t>
-          </w:r>
-        </w:hyperlink>
-      </w:r>
-      <w:r>
-        <w:rPr>
-          <w:rFonts w:ascii="Charis SIL Italic" w:hAnsi="Charis SIL Italic" w:eastAsia="Charis SIL Italic"/>
-          <w:b w:val="0"/>
-          <w:i w:val="0"/>
-          <w:color w:val="000000"/>
-          <w:sz w:val="24"/>
-        </w:rPr>
-        <w:t>o</w:t>
-      </w:r>
-      <w:r>
-        <w:rPr>
-          <w:u w:val="single" w:color="0000ff"/>
-          <w:rFonts w:ascii="Charis SIL Italic" w:hAnsi="Charis SIL Italic" w:eastAsia="Charis SIL Italic"/>
-          <w:b w:val="0"/>
-          <w:i w:val="0"/>
-          <w:color w:val="000000"/>
-          <w:sz w:val="24"/>
-        </w:rPr>
-        <w:hyperlink r:id="rId31" w:history="1">
-          <w:r>
-            <w:rPr>
-              <w:rStyle w:val="Hyperlink"/>
-            </w:rPr>
-            <w:t>llecti</w:t>
-          </w:r>
-        </w:hyperlink>
-      </w:r>
-      <w:r>
-        <w:rPr>
-          <w:u w:val="single" w:color="0000ff"/>
-          <w:rFonts w:ascii="Charis SIL Italic" w:hAnsi="Charis SIL Italic" w:eastAsia="Charis SIL Italic"/>
-          <w:b w:val="0"/>
-          <w:i w:val="0"/>
-          <w:color w:val="000000"/>
-          <w:sz w:val="24"/>
-        </w:rPr>
-        <w:hyperlink r:id="rId31" w:history="1">
-          <w:r>
-            <w:rPr>
-              <w:rStyle w:val="Hyperlink"/>
-            </w:rPr>
-            <w:t xml:space="preserve">es </w:t>
-          </w:r>
-        </w:hyperlink>
-      </w:r>
-      <w:r>
-        <w:rPr>
-          <w:u w:val="single" w:color="0000ff"/>
-          <w:rFonts w:ascii="Charis SIL Italic" w:hAnsi="Charis SIL Italic" w:eastAsia="Charis SIL Italic"/>
-          <w:b w:val="0"/>
-          <w:i w:val="0"/>
-          <w:color w:val="000000"/>
-          <w:sz w:val="24"/>
-        </w:rPr>
-        <w:hyperlink r:id="rId31" w:history="1">
-          <w:r>
-            <w:rPr>
-              <w:rStyle w:val="Hyperlink"/>
-            </w:rPr>
-            <w:t>i</w:t>
-          </w:r>
-        </w:hyperlink>
-      </w:r>
-      <w:r>
-        <w:rPr>
-          <w:u w:val="single" w:color="0000ff"/>
-          <w:rFonts w:ascii="Charis SIL Italic" w:hAnsi="Charis SIL Italic" w:eastAsia="Charis SIL Italic"/>
-          <w:b w:val="0"/>
-          <w:i w:val="0"/>
-          <w:color w:val="000000"/>
-          <w:sz w:val="24"/>
-        </w:rPr>
-        <w:hyperlink r:id="rId31" w:history="1">
-          <w:r>
-            <w:rPr>
-              <w:rStyle w:val="Hyperlink"/>
-            </w:rPr>
-            <w:t xml:space="preserve">s relevant </w:t>
-          </w:r>
-        </w:hyperlink>
-      </w:r>
-      <w:r>
-        <w:rPr>
-          <w:u w:val="single" w:color="0000ff"/>
-          <w:rFonts w:ascii="Charis SIL Italic" w:hAnsi="Charis SIL Italic" w:eastAsia="Charis SIL Italic"/>
-          <w:b w:val="0"/>
-          <w:i w:val="0"/>
-          <w:color w:val="000000"/>
-          <w:sz w:val="24"/>
-        </w:rPr>
-        <w:t>m</w:t>
-      </w:r>
-      <w:r>
-        <w:rPr>
-          <w:u w:val="single" w:color="0000ff"/>
-          <w:rFonts w:ascii="Charis SIL Italic" w:hAnsi="Charis SIL Italic" w:eastAsia="Charis SIL Italic"/>
-          <w:b w:val="0"/>
-          <w:i w:val="0"/>
-          <w:color w:val="000000"/>
-          <w:sz w:val="24"/>
-        </w:rPr>
-        <w:hyperlink r:id="rId31" w:history="1">
-          <w:r>
-            <w:rPr>
-              <w:rStyle w:val="Hyperlink"/>
-            </w:rPr>
-            <w:t>ateriaal</w:t>
-          </w:r>
-        </w:hyperlink>
-      </w:r>
-      <w:r>
-        <w:rPr>
-          <w:rFonts w:ascii="Charis SIL Italic" w:hAnsi="Charis SIL Italic" w:eastAsia="Charis SIL Italic"/>
-          <w:b w:val="0"/>
-          <w:i w:val="0"/>
-          <w:color w:val="000000"/>
-          <w:sz w:val="24"/>
-        </w:rPr>
-        <w:t xml:space="preserve"> </w:t>
-      </w:r>
-      <w:r>
-        <w:rPr>
-          <w:u w:val="single" w:color="0000ff"/>
-          <w:rFonts w:ascii="Charis SIL Italic" w:hAnsi="Charis SIL Italic" w:eastAsia="Charis SIL Italic"/>
-          <w:b w:val="0"/>
-          <w:i w:val="0"/>
-          <w:color w:val="000000"/>
-          <w:sz w:val="24"/>
-        </w:rPr>
-        <w:t>t</w:t>
-      </w:r>
-      <w:r>
-        <w:rPr>
-          <w:u w:val="single" w:color="0000ff"/>
-          <w:rFonts w:ascii="Charis SIL Italic" w:hAnsi="Charis SIL Italic" w:eastAsia="Charis SIL Italic"/>
-          <w:b w:val="0"/>
-          <w:i w:val="0"/>
-          <w:color w:val="000000"/>
-          <w:sz w:val="24"/>
-        </w:rPr>
-        <w:hyperlink r:id="rId32" w:history="1">
-          <w:r>
-            <w:rPr>
-              <w:rStyle w:val="Hyperlink"/>
-            </w:rPr>
-            <w:t>e vinde</w:t>
-          </w:r>
-        </w:hyperlink>
+        <w:t>Binnen deze collecties is relevant materiaal te vinde</w:t>
       </w:r>
       <w:r>
         <w:rPr>
@@ -5955,6 +5823,7 @@
       </w:r>
       <w:r>
         <w:rPr>
+          <w:u w:val="single" w:color="0000ff"/>
           <w:rFonts w:ascii="Charis SIL Italic" w:hAnsi="Charis SIL Italic" w:eastAsia="Charis SIL Italic"/>
           <w:b w:val="0"/>
           <w:i w:val="0"/>
@@ -6403,12 +6272,39 @@
             <w:rPr>
               <w:rStyle w:val="Hyperlink"/>
             </w:rPr>
-            <w:t>desbetreffende zoek</w:t>
+            <w:t>desbetreffende zoe</w:t>
           </w:r>
         </w:hyperlink>
       </w:r>
       <w:r>
         <w:rPr>
+          <w:rFonts w:ascii="Charis SIL Italic" w:hAnsi="Charis SIL Italic" w:eastAsia="Charis SIL Italic"/>
+          <w:b w:val="0"/>
+          <w:i w:val="0"/>
+          <w:color w:val="000000"/>
+          <w:sz w:val="24"/>
+        </w:rPr>
+        <w:hyperlink r:id="rId50" w:history="1">
+          <w:r>
+            <w:rPr>
+              <w:rStyle w:val="Hyperlink"/>
+            </w:rPr>
+            <w:t>k</w:t>
+          </w:r>
+        </w:hyperlink>
+      </w:r>
+      <w:r>
+        <w:rPr>
+          <w:rFonts w:ascii="Charis SIL Italic" w:hAnsi="Charis SIL Italic" w:eastAsia="Charis SIL Italic"/>
+          <w:b w:val="0"/>
+          <w:i w:val="0"/>
+          <w:color w:val="000000"/>
+          <w:sz w:val="24"/>
+        </w:rPr>
+        <w:t>h</w:t>
+      </w:r>
+      <w:r>
+        <w:rPr>
           <w:u w:val="single" w:color="0000ff"/>
           <w:rFonts w:ascii="Charis SIL Italic" w:hAnsi="Charis SIL Italic" w:eastAsia="Charis SIL Italic"/>
           <w:b w:val="0"/>
@@ -6416,17 +6312,14 @@
           <w:color w:val="000000"/>
           <w:sz w:val="24"/>
         </w:rPr>
-        <w:t>h</w:t>
-      </w:r>
-      <w:r>
-        <w:rPr>
-          <w:rFonts w:ascii="Charis SIL Italic" w:hAnsi="Charis SIL Italic" w:eastAsia="Charis SIL Italic"/>
-          <w:b w:val="0"/>
-          <w:i w:val="0"/>
-          <w:color w:val="000000"/>
-          <w:sz w:val="24"/>
-        </w:rPr>
-        <w:t>u</w:t>
+        <w:hyperlink r:id="rId50" w:history="1">
+          <w:r>
+            <w:rPr>
+              <w:rStyle w:val="Hyperlink"/>
+            </w:rPr>
+            <w:t>u</w:t>
+          </w:r>
+        </w:hyperlink>
       </w:r>
       <w:r>
         <w:rPr>

--- a/EXPORTS/DOCX/published/niveau3/Dutch/UniversityMus.docx
+++ b/EXPORTS/DOCX/published/niveau3/Dutch/UniversityMus.docx
@@ -511,7 +511,7 @@
           <w:sz w:val="24"/>
           <w:u w:val="single"/>
         </w:rPr>
-        <w:hyperlink r:id="rId10" w:history="1">
+        <w:hyperlink r:id="rId11" w:history="1">
           <w:r>
             <w:rPr>
               <w:rStyle w:val="Hyperlink"/>
@@ -529,7 +529,7 @@
           <w:sz w:val="24"/>
           <w:u w:val="single"/>
         </w:rPr>
-        <w:hyperlink r:id="rId10" w:history="1">
+        <w:hyperlink r:id="rId11" w:history="1">
           <w:r>
             <w:rPr>
               <w:rStyle w:val="Hyperlink"/>
@@ -547,7 +547,7 @@
           <w:sz w:val="24"/>
           <w:u w:val="single"/>
         </w:rPr>
-        <w:hyperlink r:id="rId10" w:history="1">
+        <w:hyperlink r:id="rId11" w:history="1">
           <w:r>
             <w:rPr>
               <w:rStyle w:val="Hyperlink"/>
@@ -630,7 +630,7 @@
           <w:sz w:val="24"/>
           <w:u w:val="single"/>
         </w:rPr>
-        <w:hyperlink r:id="rId11" w:history="1">
+        <w:hyperlink r:id="rId10" w:history="1">
           <w:r>
             <w:rPr>
               <w:rStyle w:val="Hyperlink"/>
@@ -659,7 +659,7 @@
           <w:sz w:val="24"/>
           <w:u w:val="single"/>
         </w:rPr>
-        <w:hyperlink r:id="rId11" w:history="1">
+        <w:hyperlink r:id="rId10" w:history="1">
           <w:r>
             <w:rPr>
               <w:rStyle w:val="Hyperlink"/>
@@ -2921,75 +2921,13 @@
       </w:r>
       <w:r>
         <w:rPr>
-          <w:u w:val="single" w:color="0000ff"/>
           <w:rFonts w:ascii="Charis SIL Italic" w:hAnsi="Charis SIL Italic" w:eastAsia="Charis SIL Italic"/>
           <w:b w:val="0"/>
           <w:i w:val="0"/>
           <w:color w:val="000000"/>
           <w:sz w:val="24"/>
         </w:rPr>
-        <w:hyperlink r:id="rId11" w:history="1">
-          <w:r>
-            <w:rPr>
-              <w:rStyle w:val="Hyperlink"/>
-            </w:rPr>
-            <w:t xml:space="preserve">2003 vormde </w:t>
-          </w:r>
-        </w:hyperlink>
-      </w:r>
-      <w:r>
-        <w:rPr>
-          <w:u w:val="single" w:color="0000ff"/>
-          <w:rFonts w:ascii="Charis SIL Italic" w:hAnsi="Charis SIL Italic" w:eastAsia="Charis SIL Italic"/>
-          <w:b w:val="0"/>
-          <w:i w:val="0"/>
-          <w:color w:val="000000"/>
-          <w:sz w:val="24"/>
-        </w:rPr>
-        <w:hyperlink r:id="rId11" w:history="1">
-          <w:r>
-            <w:rPr>
-              <w:rStyle w:val="Hyperlink"/>
-            </w:rPr>
-            <w:t>deze coll</w:t>
-          </w:r>
-        </w:hyperlink>
-      </w:r>
-      <w:r>
-        <w:rPr>
-          <w:u w:val="single" w:color="0000ff"/>
-          <w:rFonts w:ascii="Charis SIL Italic" w:hAnsi="Charis SIL Italic" w:eastAsia="Charis SIL Italic"/>
-          <w:b w:val="0"/>
-          <w:i w:val="0"/>
-          <w:color w:val="000000"/>
-          <w:sz w:val="24"/>
-        </w:rPr>
-        <w:hyperlink r:id="rId11" w:history="1">
-          <w:r>
-            <w:rPr>
-              <w:rStyle w:val="Hyperlink"/>
-            </w:rPr>
-            <w:t>e</w:t>
-          </w:r>
-        </w:hyperlink>
-      </w:r>
-      <w:r>
-        <w:rPr>
-          <w:u w:val="single" w:color="0000ff"/>
-          <w:rFonts w:ascii="Charis SIL Italic" w:hAnsi="Charis SIL Italic" w:eastAsia="Charis SIL Italic"/>
-          <w:b w:val="0"/>
-          <w:i w:val="0"/>
-          <w:color w:val="000000"/>
-          <w:sz w:val="24"/>
-        </w:rPr>
-        <w:hyperlink r:id="rId11" w:history="1">
-          <w:r>
-            <w:rPr>
-              <w:rStyle w:val="Hyperlink"/>
-            </w:rPr>
-            <w:t>ctie een a</w:t>
-          </w:r>
-        </w:hyperlink>
+        <w:t>2003 vormde deze collectie een a</w:t>
       </w:r>
       <w:r>
         <w:rPr>
@@ -3848,6 +3786,7 @@
       </w:r>
       <w:r>
         <w:rPr>
+          <w:u w:val="single" w:color="0000ff"/>
           <w:rFonts w:ascii="Charis SIL Italic" w:hAnsi="Charis SIL Italic" w:eastAsia="Charis SIL Italic"/>
           <w:b w:val="0"/>
           <w:i w:val="0"/>
@@ -3894,7 +3833,7 @@
           <w:sz w:val="24"/>
           <w:u w:val="single"/>
         </w:rPr>
-        <w:hyperlink r:id="rId29" w:history="1">
+        <w:hyperlink r:id="rId31" w:history="1">
           <w:r>
             <w:rPr>
               <w:rStyle w:val="Hyperlink"/>
@@ -4116,13 +4055,170 @@
       </w:r>
       <w:r>
         <w:rPr>
+          <w:u w:val="single" w:color="0000ff"/>
           <w:rFonts w:ascii="Charis SIL Italic" w:hAnsi="Charis SIL Italic" w:eastAsia="Charis SIL Italic"/>
           <w:b w:val="0"/>
           <w:i w:val="0"/>
           <w:color w:val="000000"/>
           <w:sz w:val="24"/>
         </w:rPr>
-        <w:t>Binnen deze collecties is relevant materiaal te vinde</w:t>
+        <w:hyperlink r:id="rId30" w:history="1">
+          <w:r>
+            <w:rPr>
+              <w:rStyle w:val="Hyperlink"/>
+            </w:rPr>
+            <w:t>Binnen deze c</w:t>
+          </w:r>
+        </w:hyperlink>
+      </w:r>
+      <w:r>
+        <w:rPr>
+          <w:rFonts w:ascii="Charis SIL Italic" w:hAnsi="Charis SIL Italic" w:eastAsia="Charis SIL Italic"/>
+          <w:b w:val="0"/>
+          <w:i w:val="0"/>
+          <w:color w:val="000000"/>
+          <w:sz w:val="24"/>
+        </w:rPr>
+        <w:t>o</w:t>
+      </w:r>
+      <w:r>
+        <w:rPr>
+          <w:u w:val="single" w:color="0000ff"/>
+          <w:rFonts w:ascii="Charis SIL Italic" w:hAnsi="Charis SIL Italic" w:eastAsia="Charis SIL Italic"/>
+          <w:b w:val="0"/>
+          <w:i w:val="0"/>
+          <w:color w:val="000000"/>
+          <w:sz w:val="24"/>
+        </w:rPr>
+        <w:hyperlink r:id="rId31" w:history="1">
+          <w:r>
+            <w:rPr>
+              <w:rStyle w:val="Hyperlink"/>
+            </w:rPr>
+            <w:t>llecti</w:t>
+          </w:r>
+        </w:hyperlink>
+      </w:r>
+      <w:r>
+        <w:rPr>
+          <w:u w:val="single" w:color="0000ff"/>
+          <w:rFonts w:ascii="Charis SIL Italic" w:hAnsi="Charis SIL Italic" w:eastAsia="Charis SIL Italic"/>
+          <w:b w:val="0"/>
+          <w:i w:val="0"/>
+          <w:color w:val="000000"/>
+          <w:sz w:val="24"/>
+        </w:rPr>
+        <w:hyperlink r:id="rId31" w:history="1">
+          <w:r>
+            <w:rPr>
+              <w:rStyle w:val="Hyperlink"/>
+            </w:rPr>
+            <w:t xml:space="preserve">es </w:t>
+          </w:r>
+        </w:hyperlink>
+      </w:r>
+      <w:r>
+        <w:rPr>
+          <w:u w:val="single" w:color="0000ff"/>
+          <w:rFonts w:ascii="Charis SIL Italic" w:hAnsi="Charis SIL Italic" w:eastAsia="Charis SIL Italic"/>
+          <w:b w:val="0"/>
+          <w:i w:val="0"/>
+          <w:color w:val="000000"/>
+          <w:sz w:val="24"/>
+        </w:rPr>
+        <w:hyperlink r:id="rId31" w:history="1">
+          <w:r>
+            <w:rPr>
+              <w:rStyle w:val="Hyperlink"/>
+            </w:rPr>
+            <w:t>i</w:t>
+          </w:r>
+        </w:hyperlink>
+      </w:r>
+      <w:r>
+        <w:rPr>
+          <w:u w:val="single" w:color="0000ff"/>
+          <w:rFonts w:ascii="Charis SIL Italic" w:hAnsi="Charis SIL Italic" w:eastAsia="Charis SIL Italic"/>
+          <w:b w:val="0"/>
+          <w:i w:val="0"/>
+          <w:color w:val="000000"/>
+          <w:sz w:val="24"/>
+        </w:rPr>
+        <w:hyperlink r:id="rId31" w:history="1">
+          <w:r>
+            <w:rPr>
+              <w:rStyle w:val="Hyperlink"/>
+            </w:rPr>
+            <w:t xml:space="preserve">s relevant </w:t>
+          </w:r>
+        </w:hyperlink>
+      </w:r>
+      <w:r>
+        <w:rPr>
+          <w:rFonts w:ascii="Charis SIL Italic" w:hAnsi="Charis SIL Italic" w:eastAsia="Charis SIL Italic"/>
+          <w:b w:val="0"/>
+          <w:i w:val="0"/>
+          <w:color w:val="000000"/>
+          <w:sz w:val="24"/>
+        </w:rPr>
+        <w:t>m</w:t>
+      </w:r>
+      <w:r>
+        <w:rPr>
+          <w:u w:val="single" w:color="0000ff"/>
+          <w:rFonts w:ascii="Charis SIL Italic" w:hAnsi="Charis SIL Italic" w:eastAsia="Charis SIL Italic"/>
+          <w:b w:val="0"/>
+          <w:i w:val="0"/>
+          <w:color w:val="000000"/>
+          <w:sz w:val="24"/>
+        </w:rPr>
+        <w:hyperlink r:id="rId31" w:history="1">
+          <w:r>
+            <w:rPr>
+              <w:rStyle w:val="Hyperlink"/>
+            </w:rPr>
+            <w:t>ateriaal</w:t>
+          </w:r>
+        </w:hyperlink>
+      </w:r>
+      <w:r>
+        <w:rPr>
+          <w:rFonts w:ascii="Charis SIL Italic" w:hAnsi="Charis SIL Italic" w:eastAsia="Charis SIL Italic"/>
+          <w:b w:val="0"/>
+          <w:i w:val="0"/>
+          <w:color w:val="000000"/>
+          <w:sz w:val="24"/>
+        </w:rPr>
+        <w:t xml:space="preserve"> </w:t>
+      </w:r>
+      <w:r>
+        <w:rPr>
+          <w:u w:val="single" w:color="0000ff"/>
+          <w:rFonts w:ascii="Charis SIL Italic" w:hAnsi="Charis SIL Italic" w:eastAsia="Charis SIL Italic"/>
+          <w:b w:val="0"/>
+          <w:i w:val="0"/>
+          <w:color w:val="000000"/>
+          <w:sz w:val="24"/>
+        </w:rPr>
+        <w:t>t</w:t>
+      </w:r>
+      <w:r>
+        <w:rPr>
+          <w:u w:val="single" w:color="0000ff"/>
+          <w:rFonts w:ascii="Charis SIL Italic" w:hAnsi="Charis SIL Italic" w:eastAsia="Charis SIL Italic"/>
+          <w:b w:val="0"/>
+          <w:i w:val="0"/>
+          <w:color w:val="000000"/>
+          <w:sz w:val="24"/>
+        </w:rPr>
+        <w:hyperlink r:id="rId32" w:history="1">
+          <w:r>
+            <w:rPr>
+              <w:rStyle w:val="Hyperlink"/>
+            </w:rPr>
+            <w:t>e vinde</w:t>
+          </w:r>
+        </w:hyperlink>
       </w:r>
       <w:r>
         <w:rPr>
@@ -5823,7 +5919,6 @@
       </w:r>
       <w:r>
         <w:rPr>
-          <w:u w:val="single" w:color="0000ff"/>
           <w:rFonts w:ascii="Charis SIL Italic" w:hAnsi="Charis SIL Italic" w:eastAsia="Charis SIL Italic"/>
           <w:b w:val="0"/>
           <w:i w:val="0"/>
@@ -6008,8 +6103,16 @@
           <w:i w:val="0"/>
           <w:color w:val="0000FF"/>
           <w:sz w:val="24"/>
-        </w:rPr>
-        <w:t>S</w:t>
+          <w:u w:val="single"/>
+        </w:rPr>
+        <w:hyperlink r:id="rId49" w:history="1">
+          <w:r>
+            <w:rPr>
+              <w:rStyle w:val="Hyperlink"/>
+            </w:rPr>
+            <w:t>S</w:t>
+          </w:r>
+        </w:hyperlink>
       </w:r>
       <w:r>
         <w:rPr>
@@ -6085,7 +6188,7 @@
           <w:sz w:val="24"/>
           <w:u w:val="single"/>
         </w:rPr>
-        <w:hyperlink r:id="rId48" w:history="1">
+        <w:hyperlink r:id="rId49" w:history="1">
           <w:r>
             <w:rPr>
               <w:rStyle w:val="Hyperlink"/>

--- a/EXPORTS/DOCX/published/niveau3/Dutch/UniversityMus.docx
+++ b/EXPORTS/DOCX/published/niveau3/Dutch/UniversityMus.docx
@@ -529,7 +529,7 @@
           <w:sz w:val="24"/>
           <w:u w:val="single"/>
         </w:rPr>
-        <w:hyperlink r:id="rId11" w:history="1">
+        <w:hyperlink r:id="rId10" w:history="1">
           <w:r>
             <w:rPr>
               <w:rStyle w:val="Hyperlink"/>
@@ -547,7 +547,7 @@
           <w:sz w:val="24"/>
           <w:u w:val="single"/>
         </w:rPr>
-        <w:hyperlink r:id="rId11" w:history="1">
+        <w:hyperlink r:id="rId10" w:history="1">
           <w:r>
             <w:rPr>
               <w:rStyle w:val="Hyperlink"/>
@@ -576,7 +576,7 @@
           <w:sz w:val="24"/>
           <w:u w:val="single"/>
         </w:rPr>
-        <w:hyperlink r:id="rId11" w:history="1">
+        <w:hyperlink r:id="rId10" w:history="1">
           <w:r>
             <w:rPr>
               <w:rStyle w:val="Hyperlink"/>
@@ -594,7 +594,7 @@
           <w:sz w:val="24"/>
           <w:u w:val="single"/>
         </w:rPr>
-        <w:hyperlink r:id="rId11" w:history="1">
+        <w:hyperlink r:id="rId10" w:history="1">
           <w:r>
             <w:rPr>
               <w:rStyle w:val="Hyperlink"/>
@@ -612,7 +612,7 @@
           <w:sz w:val="24"/>
           <w:u w:val="single"/>
         </w:rPr>
-        <w:hyperlink r:id="rId11" w:history="1">
+        <w:hyperlink r:id="rId10" w:history="1">
           <w:r>
             <w:rPr>
               <w:rStyle w:val="Hyperlink"/>
@@ -2255,7 +2255,7 @@
           <w:sz w:val="24"/>
           <w:u w:val="single"/>
         </w:rPr>
-        <w:hyperlink r:id="rId20" w:history="1">
+        <w:hyperlink r:id="rId17" w:history="1">
           <w:r>
             <w:rPr>
               <w:rStyle w:val="Hyperlink"/>
@@ -2921,13 +2921,75 @@
       </w:r>
       <w:r>
         <w:rPr>
+          <w:u w:val="single" w:color="0000ff"/>
           <w:rFonts w:ascii="Charis SIL Italic" w:hAnsi="Charis SIL Italic" w:eastAsia="Charis SIL Italic"/>
           <w:b w:val="0"/>
           <w:i w:val="0"/>
           <w:color w:val="000000"/>
           <w:sz w:val="24"/>
         </w:rPr>
-        <w:t>2003 vormde deze collectie een a</w:t>
+        <w:hyperlink r:id="rId11" w:history="1">
+          <w:r>
+            <w:rPr>
+              <w:rStyle w:val="Hyperlink"/>
+            </w:rPr>
+            <w:t xml:space="preserve">2003 vormde </w:t>
+          </w:r>
+        </w:hyperlink>
+      </w:r>
+      <w:r>
+        <w:rPr>
+          <w:u w:val="single" w:color="0000ff"/>
+          <w:rFonts w:ascii="Charis SIL Italic" w:hAnsi="Charis SIL Italic" w:eastAsia="Charis SIL Italic"/>
+          <w:b w:val="0"/>
+          <w:i w:val="0"/>
+          <w:color w:val="000000"/>
+          <w:sz w:val="24"/>
+        </w:rPr>
+        <w:hyperlink r:id="rId11" w:history="1">
+          <w:r>
+            <w:rPr>
+              <w:rStyle w:val="Hyperlink"/>
+            </w:rPr>
+            <w:t>deze coll</w:t>
+          </w:r>
+        </w:hyperlink>
+      </w:r>
+      <w:r>
+        <w:rPr>
+          <w:u w:val="single" w:color="0000ff"/>
+          <w:rFonts w:ascii="Charis SIL Italic" w:hAnsi="Charis SIL Italic" w:eastAsia="Charis SIL Italic"/>
+          <w:b w:val="0"/>
+          <w:i w:val="0"/>
+          <w:color w:val="000000"/>
+          <w:sz w:val="24"/>
+        </w:rPr>
+        <w:hyperlink r:id="rId11" w:history="1">
+          <w:r>
+            <w:rPr>
+              <w:rStyle w:val="Hyperlink"/>
+            </w:rPr>
+            <w:t>e</w:t>
+          </w:r>
+        </w:hyperlink>
+      </w:r>
+      <w:r>
+        <w:rPr>
+          <w:u w:val="single" w:color="0000ff"/>
+          <w:rFonts w:ascii="Charis SIL Italic" w:hAnsi="Charis SIL Italic" w:eastAsia="Charis SIL Italic"/>
+          <w:b w:val="0"/>
+          <w:i w:val="0"/>
+          <w:color w:val="000000"/>
+          <w:sz w:val="24"/>
+        </w:rPr>
+        <w:hyperlink r:id="rId11" w:history="1">
+          <w:r>
+            <w:rPr>
+              <w:rStyle w:val="Hyperlink"/>
+            </w:rPr>
+            <w:t>ctie een a</w:t>
+          </w:r>
+        </w:hyperlink>
       </w:r>
       <w:r>
         <w:rPr>
@@ -3755,16 +3817,8 @@
           <w:i w:val="0"/>
           <w:color w:val="0000FF"/>
           <w:sz w:val="24"/>
-          <w:u w:val="single"/>
-        </w:rPr>
-        <w:hyperlink r:id="rId30" w:history="1">
-          <w:r>
-            <w:rPr>
-              <w:rStyle w:val="Hyperlink"/>
-            </w:rPr>
-            <w:t>han</w:t>
-          </w:r>
-        </w:hyperlink>
+        </w:rPr>
+        <w:t>han</w:t>
       </w:r>
       <w:r>
         <w:rPr>
@@ -3793,7 +3847,25 @@
           <w:color w:val="000000"/>
           <w:sz w:val="24"/>
         </w:rPr>
-        <w:t xml:space="preserve">, </w:t>
+        <w:hyperlink r:id="rId29" w:history="1">
+          <w:r>
+            <w:rPr>
+              <w:rStyle w:val="Hyperlink"/>
+            </w:rPr>
+            <w:t>,</w:t>
+          </w:r>
+        </w:hyperlink>
+      </w:r>
+      <w:r>
+        <w:rPr>
+          <w:u w:val="single" w:color="0000ff"/>
+          <w:rFonts w:ascii="Charis SIL Italic" w:hAnsi="Charis SIL Italic" w:eastAsia="Charis SIL Italic"/>
+          <w:b w:val="0"/>
+          <w:i w:val="0"/>
+          <w:color w:val="000000"/>
+          <w:sz w:val="24"/>
+        </w:rPr>
+        <w:t xml:space="preserve"> </w:t>
       </w:r>
       <w:r>
         <w:rPr>
@@ -3833,6 +3905,121 @@
           <w:sz w:val="24"/>
           <w:u w:val="single"/>
         </w:rPr>
+        <w:hyperlink r:id="rId29" w:history="1">
+          <w:r>
+            <w:rPr>
+              <w:rStyle w:val="Hyperlink"/>
+            </w:rPr>
+            <w:t>en</w:t>
+          </w:r>
+        </w:hyperlink>
+      </w:r>
+      <w:r>
+        <w:rPr>
+          <w:rFonts w:ascii="Charis SIL Italic" w:hAnsi="Charis SIL Italic" w:eastAsia="Charis SIL Italic"/>
+          <w:b w:val="0"/>
+          <w:i w:val="0"/>
+          <w:color w:val="0000FF"/>
+          <w:sz w:val="24"/>
+          <w:u w:val="single"/>
+        </w:rPr>
+        <w:t xml:space="preserve"> </w:t>
+      </w:r>
+      <w:r>
+        <w:rPr>
+          <w:rFonts w:ascii="Charis SIL Italic" w:hAnsi="Charis SIL Italic" w:eastAsia="Charis SIL Italic"/>
+          <w:b w:val="0"/>
+          <w:i w:val="0"/>
+          <w:color w:val="0000FF"/>
+          <w:sz w:val="24"/>
+          <w:u w:val="single"/>
+        </w:rPr>
+        <w:hyperlink r:id="rId30" w:history="1">
+          <w:r>
+            <w:rPr>
+              <w:rStyle w:val="Hyperlink"/>
+            </w:rPr>
+            <w:t>bijzondere</w:t>
+          </w:r>
+        </w:hyperlink>
+      </w:r>
+      <w:r>
+        <w:rPr>
+          <w:rFonts w:ascii="Charis SIL Italic" w:hAnsi="Charis SIL Italic" w:eastAsia="Charis SIL Italic"/>
+          <w:b w:val="0"/>
+          <w:i w:val="0"/>
+          <w:color w:val="0000FF"/>
+          <w:sz w:val="24"/>
+          <w:u w:val="single"/>
+        </w:rPr>
+        <w:t xml:space="preserve"> </w:t>
+      </w:r>
+      <w:r>
+        <w:rPr>
+          <w:rFonts w:ascii="Charis SIL Italic" w:hAnsi="Charis SIL Italic" w:eastAsia="Charis SIL Italic"/>
+          <w:b w:val="0"/>
+          <w:i w:val="0"/>
+          <w:color w:val="0000FF"/>
+          <w:sz w:val="24"/>
+          <w:u w:val="single"/>
+        </w:rPr>
+        <w:hyperlink r:id="rId30" w:history="1">
+          <w:r>
+            <w:rPr>
+              <w:rStyle w:val="Hyperlink"/>
+            </w:rPr>
+            <w:t>drukken</w:t>
+          </w:r>
+        </w:hyperlink>
+      </w:r>
+      <w:r>
+        <w:rPr>
+          <w:rFonts w:ascii="Charis SIL Italic" w:hAnsi="Charis SIL Italic" w:eastAsia="Charis SIL Italic"/>
+          <w:b w:val="0"/>
+          <w:i w:val="0"/>
+          <w:color w:val="000000"/>
+          <w:sz w:val="24"/>
+        </w:rPr>
+        <w:t xml:space="preserve">, </w:t>
+      </w:r>
+      <w:r>
+        <w:rPr>
+          <w:rFonts w:ascii="Charis SIL Italic" w:hAnsi="Charis SIL Italic" w:eastAsia="Charis SIL Italic"/>
+          <w:b w:val="0"/>
+          <w:i w:val="0"/>
+          <w:color w:val="0000FF"/>
+          <w:sz w:val="24"/>
+          <w:u w:val="single"/>
+        </w:rPr>
+        <w:hyperlink r:id="rId31" w:history="1">
+          <w:r>
+            <w:rPr>
+              <w:rStyle w:val="Hyperlink"/>
+            </w:rPr>
+            <w:t>kaarten</w:t>
+          </w:r>
+        </w:hyperlink>
+      </w:r>
+      <w:r>
+        <w:rPr>
+          <w:rFonts w:ascii="Charis SIL Italic" w:hAnsi="Charis SIL Italic" w:eastAsia="Charis SIL Italic"/>
+          <w:b w:val="0"/>
+          <w:i w:val="0"/>
+          <w:color w:val="0000FF"/>
+          <w:sz w:val="24"/>
+          <w:u w:val="single"/>
+        </w:rPr>
+        <w:t xml:space="preserve"> </w:t>
+      </w:r>
+      <w:r>
+        <w:rPr>
+          <w:rFonts w:ascii="Charis SIL Italic" w:hAnsi="Charis SIL Italic" w:eastAsia="Charis SIL Italic"/>
+          <w:b w:val="0"/>
+          <w:i w:val="0"/>
+          <w:color w:val="0000FF"/>
+          <w:sz w:val="24"/>
+          <w:u w:val="single"/>
+        </w:rPr>
         <w:hyperlink r:id="rId31" w:history="1">
           <w:r>
             <w:rPr>
@@ -3867,121 +4054,6 @@
             <w:rPr>
               <w:rStyle w:val="Hyperlink"/>
             </w:rPr>
-            <w:t>bijzondere</w:t>
-          </w:r>
-        </w:hyperlink>
-      </w:r>
-      <w:r>
-        <w:rPr>
-          <w:rFonts w:ascii="Charis SIL Italic" w:hAnsi="Charis SIL Italic" w:eastAsia="Charis SIL Italic"/>
-          <w:b w:val="0"/>
-          <w:i w:val="0"/>
-          <w:color w:val="0000FF"/>
-          <w:sz w:val="24"/>
-          <w:u w:val="single"/>
-        </w:rPr>
-        <w:t xml:space="preserve"> </w:t>
-      </w:r>
-      <w:r>
-        <w:rPr>
-          <w:rFonts w:ascii="Charis SIL Italic" w:hAnsi="Charis SIL Italic" w:eastAsia="Charis SIL Italic"/>
-          <w:b w:val="0"/>
-          <w:i w:val="0"/>
-          <w:color w:val="0000FF"/>
-          <w:sz w:val="24"/>
-          <w:u w:val="single"/>
-        </w:rPr>
-        <w:hyperlink r:id="rId31" w:history="1">
-          <w:r>
-            <w:rPr>
-              <w:rStyle w:val="Hyperlink"/>
-            </w:rPr>
-            <w:t>drukken</w:t>
-          </w:r>
-        </w:hyperlink>
-      </w:r>
-      <w:r>
-        <w:rPr>
-          <w:rFonts w:ascii="Charis SIL Italic" w:hAnsi="Charis SIL Italic" w:eastAsia="Charis SIL Italic"/>
-          <w:b w:val="0"/>
-          <w:i w:val="0"/>
-          <w:color w:val="000000"/>
-          <w:sz w:val="24"/>
-        </w:rPr>
-        <w:t xml:space="preserve">, </w:t>
-      </w:r>
-      <w:r>
-        <w:rPr>
-          <w:rFonts w:ascii="Charis SIL Italic" w:hAnsi="Charis SIL Italic" w:eastAsia="Charis SIL Italic"/>
-          <w:b w:val="0"/>
-          <w:i w:val="0"/>
-          <w:color w:val="0000FF"/>
-          <w:sz w:val="24"/>
-          <w:u w:val="single"/>
-        </w:rPr>
-        <w:hyperlink r:id="rId32" w:history="1">
-          <w:r>
-            <w:rPr>
-              <w:rStyle w:val="Hyperlink"/>
-            </w:rPr>
-            <w:t>kaarten</w:t>
-          </w:r>
-        </w:hyperlink>
-      </w:r>
-      <w:r>
-        <w:rPr>
-          <w:rFonts w:ascii="Charis SIL Italic" w:hAnsi="Charis SIL Italic" w:eastAsia="Charis SIL Italic"/>
-          <w:b w:val="0"/>
-          <w:i w:val="0"/>
-          <w:color w:val="0000FF"/>
-          <w:sz w:val="24"/>
-          <w:u w:val="single"/>
-        </w:rPr>
-        <w:t xml:space="preserve"> </w:t>
-      </w:r>
-      <w:r>
-        <w:rPr>
-          <w:rFonts w:ascii="Charis SIL Italic" w:hAnsi="Charis SIL Italic" w:eastAsia="Charis SIL Italic"/>
-          <w:b w:val="0"/>
-          <w:i w:val="0"/>
-          <w:color w:val="0000FF"/>
-          <w:sz w:val="24"/>
-          <w:u w:val="single"/>
-        </w:rPr>
-        <w:hyperlink r:id="rId32" w:history="1">
-          <w:r>
-            <w:rPr>
-              <w:rStyle w:val="Hyperlink"/>
-            </w:rPr>
-            <w:t>en</w:t>
-          </w:r>
-        </w:hyperlink>
-      </w:r>
-      <w:r>
-        <w:rPr>
-          <w:rFonts w:ascii="Charis SIL Italic" w:hAnsi="Charis SIL Italic" w:eastAsia="Charis SIL Italic"/>
-          <w:b w:val="0"/>
-          <w:i w:val="0"/>
-          <w:color w:val="0000FF"/>
-          <w:sz w:val="24"/>
-          <w:u w:val="single"/>
-        </w:rPr>
-        <w:t xml:space="preserve"> </w:t>
-      </w:r>
-      <w:r>
-        <w:rPr>
-          <w:rFonts w:ascii="Charis SIL Italic" w:hAnsi="Charis SIL Italic" w:eastAsia="Charis SIL Italic"/>
-          <w:b w:val="0"/>
-          <w:i w:val="0"/>
-          <w:color w:val="0000FF"/>
-          <w:sz w:val="24"/>
-          <w:u w:val="single"/>
-        </w:rPr>
-        <w:hyperlink r:id="rId32" w:history="1">
-          <w:r>
-            <w:rPr>
-              <w:rStyle w:val="Hyperlink"/>
-            </w:rPr>
             <w:t>atlassen</w:t>
           </w:r>
         </w:hyperlink>
@@ -4005,7 +4077,7 @@
           <w:sz w:val="24"/>
           <w:u w:val="single"/>
         </w:rPr>
-        <w:hyperlink r:id="rId33" w:history="1">
+        <w:hyperlink r:id="rId32" w:history="1">
           <w:r>
             <w:rPr>
               <w:rStyle w:val="Hyperlink"/>
@@ -4034,7 +4106,7 @@
           <w:sz w:val="24"/>
           <w:u w:val="single"/>
         </w:rPr>
-        <w:hyperlink r:id="rId33" w:history="1">
+        <w:hyperlink r:id="rId32" w:history="1">
           <w:r>
             <w:rPr>
               <w:rStyle w:val="Hyperlink"/>
@@ -4062,7 +4134,7 @@
           <w:color w:val="000000"/>
           <w:sz w:val="24"/>
         </w:rPr>
-        <w:hyperlink r:id="rId30" w:history="1">
+        <w:hyperlink r:id="rId33" w:history="1">
           <w:r>
             <w:rPr>
               <w:rStyle w:val="Hyperlink"/>
@@ -4090,7 +4162,7 @@
           <w:color w:val="000000"/>
           <w:sz w:val="24"/>
         </w:rPr>
-        <w:hyperlink r:id="rId31" w:history="1">
+        <w:hyperlink r:id="rId30" w:history="1">
           <w:r>
             <w:rPr>
               <w:rStyle w:val="Hyperlink"/>
@@ -4108,7 +4180,7 @@
           <w:color w:val="000000"/>
           <w:sz w:val="24"/>
         </w:rPr>
-        <w:hyperlink r:id="rId31" w:history="1">
+        <w:hyperlink r:id="rId30" w:history="1">
           <w:r>
             <w:rPr>
               <w:rStyle w:val="Hyperlink"/>
@@ -4126,7 +4198,7 @@
           <w:color w:val="000000"/>
           <w:sz w:val="24"/>
         </w:rPr>
-        <w:hyperlink r:id="rId31" w:history="1">
+        <w:hyperlink r:id="rId30" w:history="1">
           <w:r>
             <w:rPr>
               <w:rStyle w:val="Hyperlink"/>
@@ -4144,7 +4216,7 @@
           <w:color w:val="000000"/>
           <w:sz w:val="24"/>
         </w:rPr>
-        <w:hyperlink r:id="rId31" w:history="1">
+        <w:hyperlink r:id="rId30" w:history="1">
           <w:r>
             <w:rPr>
               <w:rStyle w:val="Hyperlink"/>
@@ -4172,7 +4244,7 @@
           <w:color w:val="000000"/>
           <w:sz w:val="24"/>
         </w:rPr>
-        <w:hyperlink r:id="rId31" w:history="1">
+        <w:hyperlink r:id="rId30" w:history="1">
           <w:r>
             <w:rPr>
               <w:rStyle w:val="Hyperlink"/>
@@ -4211,7 +4283,7 @@
           <w:color w:val="000000"/>
           <w:sz w:val="24"/>
         </w:rPr>
-        <w:hyperlink r:id="rId32" w:history="1">
+        <w:hyperlink r:id="rId31" w:history="1">
           <w:r>
             <w:rPr>
               <w:rStyle w:val="Hyperlink"/>
@@ -4229,7 +4301,7 @@
           <w:color w:val="000000"/>
           <w:sz w:val="24"/>
         </w:rPr>
-        <w:hyperlink r:id="rId32" w:history="1">
+        <w:hyperlink r:id="rId31" w:history="1">
           <w:r>
             <w:rPr>
               <w:rStyle w:val="Hyperlink"/>
@@ -4247,7 +4319,7 @@
           <w:color w:val="000000"/>
           <w:sz w:val="24"/>
         </w:rPr>
-        <w:hyperlink r:id="rId32" w:history="1">
+        <w:hyperlink r:id="rId31" w:history="1">
           <w:r>
             <w:rPr>
               <w:rStyle w:val="Hyperlink"/>
@@ -4275,7 +4347,7 @@
           <w:color w:val="000000"/>
           <w:sz w:val="24"/>
         </w:rPr>
-        <w:hyperlink r:id="rId33" w:history="1">
+        <w:hyperlink r:id="rId32" w:history="1">
           <w:r>
             <w:rPr>
               <w:rStyle w:val="Hyperlink"/>
@@ -4293,7 +4365,7 @@
           <w:color w:val="000000"/>
           <w:sz w:val="24"/>
         </w:rPr>
-        <w:hyperlink r:id="rId33" w:history="1">
+        <w:hyperlink r:id="rId32" w:history="1">
           <w:r>
             <w:rPr>
               <w:rStyle w:val="Hyperlink"/>
@@ -4474,7 +4546,18 @@
           <w:color w:val="000000"/>
           <w:sz w:val="24"/>
         </w:rPr>
-        <w:t xml:space="preserve">het onderzoek van fysisch antropoloog </w:t>
+        <w:t>het onderzoek van fysisch antropoloog</w:t>
+      </w:r>
+      <w:r>
+        <w:rPr>
+          <w:u w:val="single" w:color="0000ff"/>
+          <w:rFonts w:ascii="Charis SIL Italic" w:hAnsi="Charis SIL Italic" w:eastAsia="Charis SIL Italic"/>
+          <w:b w:val="0"/>
+          <w:i w:val="0"/>
+          <w:color w:val="000000"/>
+          <w:sz w:val="24"/>
+        </w:rPr>
+        <w:t xml:space="preserve"> </w:t>
       </w:r>
       <w:r>
         <w:rPr>
@@ -5242,7 +5325,14 @@
           <w:color w:val="0000FF"/>
           <w:sz w:val="24"/>
         </w:rPr>
-        <w:t xml:space="preserve">igitaal </w:t>
+        <w:hyperlink r:id="rId42" w:history="1">
+          <w:r>
+            <w:rPr>
+              <w:rStyle w:val="Hyperlink"/>
+            </w:rPr>
+            <w:t xml:space="preserve">igitaal </w:t>
+          </w:r>
+        </w:hyperlink>
       </w:r>
       <w:r>
         <w:br/>
@@ -5908,24 +5998,7 @@
           <w:color w:val="000000"/>
           <w:sz w:val="24"/>
         </w:rPr>
-        <w:hyperlink r:id="rId47" w:history="1">
-          <w:r>
-            <w:rPr>
-              <w:rStyle w:val="Hyperlink"/>
-            </w:rPr>
-            <w:t xml:space="preserve">ven </w:t>
-          </w:r>
-        </w:hyperlink>
-      </w:r>
-      <w:r>
-        <w:rPr>
-          <w:rFonts w:ascii="Charis SIL Italic" w:hAnsi="Charis SIL Italic" w:eastAsia="Charis SIL Italic"/>
-          <w:b w:val="0"/>
-          <w:i w:val="0"/>
-          <w:color w:val="000000"/>
-          <w:sz w:val="24"/>
-        </w:rPr>
-        <w:t>m</w:t>
+        <w:t>ven m</w:t>
       </w:r>
       <w:r>
         <w:rPr>
@@ -6103,16 +6176,8 @@
           <w:i w:val="0"/>
           <w:color w:val="0000FF"/>
           <w:sz w:val="24"/>
-          <w:u w:val="single"/>
-        </w:rPr>
-        <w:hyperlink r:id="rId49" w:history="1">
-          <w:r>
-            <w:rPr>
-              <w:rStyle w:val="Hyperlink"/>
-            </w:rPr>
-            <w:t>S</w:t>
-          </w:r>
-        </w:hyperlink>
+        </w:rPr>
+        <w:t>S</w:t>
       </w:r>
       <w:r>
         <w:rPr>
@@ -6188,7 +6253,7 @@
           <w:sz w:val="24"/>
           <w:u w:val="single"/>
         </w:rPr>
-        <w:hyperlink r:id="rId49" w:history="1">
+        <w:hyperlink r:id="rId48" w:history="1">
           <w:r>
             <w:rPr>
               <w:rStyle w:val="Hyperlink"/>
@@ -6359,88 +6424,7 @@
           <w:color w:val="000000"/>
           <w:sz w:val="24"/>
         </w:rPr>
-        <w:t xml:space="preserve">zie </w:t>
-      </w:r>
-      <w:r>
-        <w:rPr>
-          <w:u w:val="single" w:color="0000ff"/>
-          <w:rFonts w:ascii="Charis SIL Italic" w:hAnsi="Charis SIL Italic" w:eastAsia="Charis SIL Italic"/>
-          <w:b w:val="0"/>
-          <w:i w:val="0"/>
-          <w:color w:val="000000"/>
-          <w:sz w:val="24"/>
-        </w:rPr>
-        <w:hyperlink r:id="rId50" w:history="1">
-          <w:r>
-            <w:rPr>
-              <w:rStyle w:val="Hyperlink"/>
-            </w:rPr>
-            <w:t>desbetreffende zoe</w:t>
-          </w:r>
-        </w:hyperlink>
-      </w:r>
-      <w:r>
-        <w:rPr>
-          <w:rFonts w:ascii="Charis SIL Italic" w:hAnsi="Charis SIL Italic" w:eastAsia="Charis SIL Italic"/>
-          <w:b w:val="0"/>
-          <w:i w:val="0"/>
-          <w:color w:val="000000"/>
-          <w:sz w:val="24"/>
-        </w:rPr>
-        <w:hyperlink r:id="rId50" w:history="1">
-          <w:r>
-            <w:rPr>
-              <w:rStyle w:val="Hyperlink"/>
-            </w:rPr>
-            <w:t>k</w:t>
-          </w:r>
-        </w:hyperlink>
-      </w:r>
-      <w:r>
-        <w:rPr>
-          <w:rFonts w:ascii="Charis SIL Italic" w:hAnsi="Charis SIL Italic" w:eastAsia="Charis SIL Italic"/>
-          <w:b w:val="0"/>
-          <w:i w:val="0"/>
-          <w:color w:val="000000"/>
-          <w:sz w:val="24"/>
-        </w:rPr>
-        <w:t>h</w:t>
-      </w:r>
-      <w:r>
-        <w:rPr>
-          <w:u w:val="single" w:color="0000ff"/>
-          <w:rFonts w:ascii="Charis SIL Italic" w:hAnsi="Charis SIL Italic" w:eastAsia="Charis SIL Italic"/>
-          <w:b w:val="0"/>
-          <w:i w:val="0"/>
-          <w:color w:val="000000"/>
-          <w:sz w:val="24"/>
-        </w:rPr>
-        <w:hyperlink r:id="rId50" w:history="1">
-          <w:r>
-            <w:rPr>
-              <w:rStyle w:val="Hyperlink"/>
-            </w:rPr>
-            <w:t>u</w:t>
-          </w:r>
-        </w:hyperlink>
-      </w:r>
-      <w:r>
-        <w:rPr>
-          <w:u w:val="single" w:color="0000ff"/>
-          <w:rFonts w:ascii="Charis SIL Italic" w:hAnsi="Charis SIL Italic" w:eastAsia="Charis SIL Italic"/>
-          <w:b w:val="0"/>
-          <w:i w:val="0"/>
-          <w:color w:val="000000"/>
-          <w:sz w:val="24"/>
-        </w:rPr>
-        <w:hyperlink r:id="rId50" w:history="1">
-          <w:r>
-            <w:rPr>
-              <w:rStyle w:val="Hyperlink"/>
-            </w:rPr>
-            <w:t>lp</w:t>
-          </w:r>
-        </w:hyperlink>
+        <w:t>zie desbetreffende zoekhulp</w:t>
       </w:r>
       <w:r>
         <w:rPr>

--- a/EXPORTS/DOCX/published/niveau3/Dutch/UniversityMus.docx
+++ b/EXPORTS/DOCX/published/niveau3/Dutch/UniversityMus.docx
@@ -529,7 +529,7 @@
           <w:sz w:val="24"/>
           <w:u w:val="single"/>
         </w:rPr>
-        <w:hyperlink r:id="rId10" w:history="1">
+        <w:hyperlink r:id="rId11" w:history="1">
           <w:r>
             <w:rPr>
               <w:rStyle w:val="Hyperlink"/>
@@ -547,7 +547,7 @@
           <w:sz w:val="24"/>
           <w:u w:val="single"/>
         </w:rPr>
-        <w:hyperlink r:id="rId10" w:history="1">
+        <w:hyperlink r:id="rId11" w:history="1">
           <w:r>
             <w:rPr>
               <w:rStyle w:val="Hyperlink"/>
@@ -576,7 +576,7 @@
           <w:sz w:val="24"/>
           <w:u w:val="single"/>
         </w:rPr>
-        <w:hyperlink r:id="rId10" w:history="1">
+        <w:hyperlink r:id="rId11" w:history="1">
           <w:r>
             <w:rPr>
               <w:rStyle w:val="Hyperlink"/>
@@ -594,7 +594,7 @@
           <w:sz w:val="24"/>
           <w:u w:val="single"/>
         </w:rPr>
-        <w:hyperlink r:id="rId10" w:history="1">
+        <w:hyperlink r:id="rId11" w:history="1">
           <w:r>
             <w:rPr>
               <w:rStyle w:val="Hyperlink"/>
@@ -612,7 +612,7 @@
           <w:sz w:val="24"/>
           <w:u w:val="single"/>
         </w:rPr>
-        <w:hyperlink r:id="rId10" w:history="1">
+        <w:hyperlink r:id="rId11" w:history="1">
           <w:r>
             <w:rPr>
               <w:rStyle w:val="Hyperlink"/>
@@ -3378,6 +3378,23 @@
       </w:r>
       <w:r>
         <w:rPr>
+          <w:rFonts w:ascii="Charis SIL Italic" w:hAnsi="Charis SIL Italic" w:eastAsia="Charis SIL Italic"/>
+          <w:b w:val="0"/>
+          <w:i w:val="0"/>
+          <w:color w:val="000000"/>
+          <w:sz w:val="24"/>
+        </w:rPr>
+        <w:hyperlink r:id="rId26" w:history="1">
+          <w:r>
+            <w:rPr>
+              <w:rStyle w:val="Hyperlink"/>
+            </w:rPr>
+            <w:t>d</w:t>
+          </w:r>
+        </w:hyperlink>
+      </w:r>
+      <w:r>
+        <w:rPr>
           <w:u w:val="single" w:color="0000ff"/>
           <w:rFonts w:ascii="Charis SIL Italic" w:hAnsi="Charis SIL Italic" w:eastAsia="Charis SIL Italic"/>
           <w:b w:val="0"/>
@@ -3385,7 +3402,7 @@
           <w:color w:val="000000"/>
           <w:sz w:val="24"/>
         </w:rPr>
-        <w:t>d</w:t>
+        <w:t>e</w:t>
       </w:r>
       <w:r>
         <w:rPr>
@@ -3395,7 +3412,7 @@
           <w:color w:val="000000"/>
           <w:sz w:val="24"/>
         </w:rPr>
-        <w:t>e zoekhulp.</w:t>
+        <w:t xml:space="preserve"> zoekhulp.</w:t>
       </w:r>
     </w:p>
     <w:p>
@@ -5325,14 +5342,7 @@
           <w:color w:val="0000FF"/>
           <w:sz w:val="24"/>
         </w:rPr>
-        <w:hyperlink r:id="rId42" w:history="1">
-          <w:r>
-            <w:rPr>
-              <w:rStyle w:val="Hyperlink"/>
-            </w:rPr>
-            <w:t xml:space="preserve">igitaal </w:t>
-          </w:r>
-        </w:hyperlink>
+        <w:t xml:space="preserve">igitaal </w:t>
       </w:r>
       <w:r>
         <w:br/>
@@ -5487,8 +5497,44 @@
           <w:i w:val="0"/>
           <w:color w:val="0000FF"/>
           <w:sz w:val="24"/>
-        </w:rPr>
-        <w:t>Gerard Vrolik</w:t>
+          <w:u w:val="single"/>
+        </w:rPr>
+        <w:hyperlink r:id="rId44" w:history="1">
+          <w:r>
+            <w:rPr>
+              <w:rStyle w:val="Hyperlink"/>
+            </w:rPr>
+            <w:t>Gerard</w:t>
+          </w:r>
+        </w:hyperlink>
+      </w:r>
+      <w:r>
+        <w:rPr>
+          <w:rFonts w:ascii="Charis SIL Italic" w:hAnsi="Charis SIL Italic" w:eastAsia="Charis SIL Italic"/>
+          <w:b w:val="0"/>
+          <w:i w:val="0"/>
+          <w:color w:val="0000FF"/>
+          <w:sz w:val="24"/>
+          <w:u w:val="single"/>
+        </w:rPr>
+        <w:t xml:space="preserve"> </w:t>
+      </w:r>
+      <w:r>
+        <w:rPr>
+          <w:rFonts w:ascii="Charis SIL Italic" w:hAnsi="Charis SIL Italic" w:eastAsia="Charis SIL Italic"/>
+          <w:b w:val="0"/>
+          <w:i w:val="0"/>
+          <w:color w:val="0000FF"/>
+          <w:sz w:val="24"/>
+        </w:rPr>
+        <w:hyperlink r:id="rId44" w:history="1">
+          <w:r>
+            <w:rPr>
+              <w:rStyle w:val="Hyperlink"/>
+            </w:rPr>
+            <w:t>Vrolik</w:t>
+          </w:r>
+        </w:hyperlink>
       </w:r>
       <w:r>
         <w:rPr>
@@ -5538,6 +5584,7 @@
       </w:r>
       <w:r>
         <w:rPr>
+          <w:u w:val="single" w:color="0000ff"/>
           <w:rFonts w:ascii="Charis SIL Italic" w:hAnsi="Charis SIL Italic" w:eastAsia="Charis SIL Italic"/>
           <w:b w:val="0"/>
           <w:i w:val="0"/>
@@ -5555,6 +5602,7 @@
       </w:r>
       <w:r>
         <w:rPr>
+          <w:u w:val="single" w:color="0000ff"/>
           <w:rFonts w:ascii="Charis SIL Italic" w:hAnsi="Charis SIL Italic" w:eastAsia="Charis SIL Italic"/>
           <w:b w:val="0"/>
           <w:i w:val="0"/>
@@ -5572,6 +5620,7 @@
       </w:r>
       <w:r>
         <w:rPr>
+          <w:u w:val="single" w:color="0000ff"/>
           <w:rFonts w:ascii="Charis SIL Italic" w:hAnsi="Charis SIL Italic" w:eastAsia="Charis SIL Italic"/>
           <w:b w:val="0"/>
           <w:i w:val="0"/>
@@ -5998,7 +6047,25 @@
           <w:color w:val="000000"/>
           <w:sz w:val="24"/>
         </w:rPr>
-        <w:t>ven m</w:t>
+        <w:hyperlink r:id="rId47" w:history="1">
+          <w:r>
+            <w:rPr>
+              <w:rStyle w:val="Hyperlink"/>
+            </w:rPr>
+            <w:t xml:space="preserve">ven </w:t>
+          </w:r>
+        </w:hyperlink>
+      </w:r>
+      <w:r>
+        <w:rPr>
+          <w:u w:val="single" w:color="0000ff"/>
+          <w:rFonts w:ascii="Charis SIL Italic" w:hAnsi="Charis SIL Italic" w:eastAsia="Charis SIL Italic"/>
+          <w:b w:val="0"/>
+          <w:i w:val="0"/>
+          <w:color w:val="000000"/>
+          <w:sz w:val="24"/>
+        </w:rPr>
+        <w:t>m</w:t>
       </w:r>
       <w:r>
         <w:rPr>
@@ -6176,8 +6243,16 @@
           <w:i w:val="0"/>
           <w:color w:val="0000FF"/>
           <w:sz w:val="24"/>
-        </w:rPr>
-        <w:t>S</w:t>
+          <w:u w:val="single"/>
+        </w:rPr>
+        <w:hyperlink r:id="rId49" w:history="1">
+          <w:r>
+            <w:rPr>
+              <w:rStyle w:val="Hyperlink"/>
+            </w:rPr>
+            <w:t>S</w:t>
+          </w:r>
+        </w:hyperlink>
       </w:r>
       <w:r>
         <w:rPr>
@@ -6188,7 +6263,7 @@
           <w:sz w:val="24"/>
           <w:u w:val="single"/>
         </w:rPr>
-        <w:hyperlink r:id="rId48" w:history="1">
+        <w:hyperlink r:id="rId49" w:history="1">
           <w:r>
             <w:rPr>
               <w:rStyle w:val="Hyperlink"/>
@@ -6206,7 +6281,7 @@
           <w:sz w:val="24"/>
           <w:u w:val="single"/>
         </w:rPr>
-        <w:hyperlink r:id="rId48" w:history="1">
+        <w:hyperlink r:id="rId49" w:history="1">
           <w:r>
             <w:rPr>
               <w:rStyle w:val="Hyperlink"/>
@@ -6224,7 +6299,7 @@
           <w:sz w:val="24"/>
           <w:u w:val="single"/>
         </w:rPr>
-        <w:hyperlink r:id="rId48" w:history="1">
+        <w:hyperlink r:id="rId49" w:history="1">
           <w:r>
             <w:rPr>
               <w:rStyle w:val="Hyperlink"/>
@@ -6424,7 +6499,81 @@
           <w:color w:val="000000"/>
           <w:sz w:val="24"/>
         </w:rPr>
-        <w:t>zie desbetreffende zoekhulp</w:t>
+        <w:t xml:space="preserve">zie </w:t>
+      </w:r>
+      <w:r>
+        <w:rPr>
+          <w:u w:val="single" w:color="0000ff"/>
+          <w:rFonts w:ascii="Charis SIL Italic" w:hAnsi="Charis SIL Italic" w:eastAsia="Charis SIL Italic"/>
+          <w:b w:val="0"/>
+          <w:i w:val="0"/>
+          <w:color w:val="000000"/>
+          <w:sz w:val="24"/>
+        </w:rPr>
+        <w:hyperlink r:id="rId50" w:history="1">
+          <w:r>
+            <w:rPr>
+              <w:rStyle w:val="Hyperlink"/>
+            </w:rPr>
+            <w:t>desbetreffende zoe</w:t>
+          </w:r>
+        </w:hyperlink>
+      </w:r>
+      <w:r>
+        <w:rPr>
+          <w:rFonts w:ascii="Charis SIL Italic" w:hAnsi="Charis SIL Italic" w:eastAsia="Charis SIL Italic"/>
+          <w:b w:val="0"/>
+          <w:i w:val="0"/>
+          <w:color w:val="000000"/>
+          <w:sz w:val="24"/>
+        </w:rPr>
+        <w:hyperlink r:id="rId50" w:history="1">
+          <w:r>
+            <w:rPr>
+              <w:rStyle w:val="Hyperlink"/>
+            </w:rPr>
+            <w:t>k</w:t>
+          </w:r>
+        </w:hyperlink>
+      </w:r>
+      <w:r>
+        <w:rPr>
+          <w:rFonts w:ascii="Charis SIL Italic" w:hAnsi="Charis SIL Italic" w:eastAsia="Charis SIL Italic"/>
+          <w:b w:val="0"/>
+          <w:i w:val="0"/>
+          <w:color w:val="000000"/>
+          <w:sz w:val="24"/>
+        </w:rPr>
+        <w:t>h</w:t>
+      </w:r>
+      <w:r>
+        <w:rPr>
+          <w:u w:val="single" w:color="0000ff"/>
+          <w:rFonts w:ascii="Charis SIL Italic" w:hAnsi="Charis SIL Italic" w:eastAsia="Charis SIL Italic"/>
+          <w:b w:val="0"/>
+          <w:i w:val="0"/>
+          <w:color w:val="000000"/>
+          <w:sz w:val="24"/>
+        </w:rPr>
+        <w:hyperlink r:id="rId50" w:history="1">
+          <w:r>
+            <w:rPr>
+              <w:rStyle w:val="Hyperlink"/>
+            </w:rPr>
+            <w:t>u</w:t>
+          </w:r>
+        </w:hyperlink>
+      </w:r>
+      <w:r>
+        <w:rPr>
+          <w:u w:val="single" w:color="0000ff"/>
+          <w:rFonts w:ascii="Charis SIL Italic" w:hAnsi="Charis SIL Italic" w:eastAsia="Charis SIL Italic"/>
+          <w:b w:val="0"/>
+          <w:i w:val="0"/>
+          <w:color w:val="000000"/>
+          <w:sz w:val="24"/>
+        </w:rPr>
+        <w:t>lp</w:t>
       </w:r>
       <w:r>
         <w:rPr>

--- a/EXPORTS/DOCX/published/niveau3/Dutch/UniversityMus.docx
+++ b/EXPORTS/DOCX/published/niveau3/Dutch/UniversityMus.docx
@@ -612,7 +612,7 @@
           <w:sz w:val="24"/>
           <w:u w:val="single"/>
         </w:rPr>
-        <w:hyperlink r:id="rId11" w:history="1">
+        <w:hyperlink r:id="rId10" w:history="1">
           <w:r>
             <w:rPr>
               <w:rStyle w:val="Hyperlink"/>
@@ -3378,41 +3378,24 @@
       </w:r>
       <w:r>
         <w:rPr>
+          <w:u w:val="single" w:color="0000ff"/>
           <w:rFonts w:ascii="Charis SIL Italic" w:hAnsi="Charis SIL Italic" w:eastAsia="Charis SIL Italic"/>
           <w:b w:val="0"/>
           <w:i w:val="0"/>
           <w:color w:val="000000"/>
           <w:sz w:val="24"/>
         </w:rPr>
-        <w:hyperlink r:id="rId26" w:history="1">
-          <w:r>
-            <w:rPr>
-              <w:rStyle w:val="Hyperlink"/>
-            </w:rPr>
-            <w:t>d</w:t>
-          </w:r>
-        </w:hyperlink>
-      </w:r>
-      <w:r>
-        <w:rPr>
-          <w:u w:val="single" w:color="0000ff"/>
+        <w:t>d</w:t>
+      </w:r>
+      <w:r>
+        <w:rPr>
           <w:rFonts w:ascii="Charis SIL Italic" w:hAnsi="Charis SIL Italic" w:eastAsia="Charis SIL Italic"/>
           <w:b w:val="0"/>
           <w:i w:val="0"/>
           <w:color w:val="000000"/>
           <w:sz w:val="24"/>
         </w:rPr>
-        <w:t>e</w:t>
-      </w:r>
-      <w:r>
-        <w:rPr>
-          <w:rFonts w:ascii="Charis SIL Italic" w:hAnsi="Charis SIL Italic" w:eastAsia="Charis SIL Italic"/>
-          <w:b w:val="0"/>
-          <w:i w:val="0"/>
-          <w:color w:val="000000"/>
-          <w:sz w:val="24"/>
-        </w:rPr>
-        <w:t xml:space="preserve"> zoekhulp.</w:t>
+        <w:t>e zoekhulp.</w:t>
       </w:r>
     </w:p>
     <w:p>
@@ -3834,6 +3817,7 @@
           <w:i w:val="0"/>
           <w:color w:val="0000FF"/>
           <w:sz w:val="24"/>
+          <w:u w:val="single"/>
         </w:rPr>
         <w:t>han</w:t>
       </w:r>
@@ -3857,32 +3841,13 @@
       </w:r>
       <w:r>
         <w:rPr>
-          <w:u w:val="single" w:color="0000ff"/>
           <w:rFonts w:ascii="Charis SIL Italic" w:hAnsi="Charis SIL Italic" w:eastAsia="Charis SIL Italic"/>
           <w:b w:val="0"/>
           <w:i w:val="0"/>
           <w:color w:val="000000"/>
           <w:sz w:val="24"/>
         </w:rPr>
-        <w:hyperlink r:id="rId29" w:history="1">
-          <w:r>
-            <w:rPr>
-              <w:rStyle w:val="Hyperlink"/>
-            </w:rPr>
-            <w:t>,</w:t>
-          </w:r>
-        </w:hyperlink>
-      </w:r>
-      <w:r>
-        <w:rPr>
-          <w:u w:val="single" w:color="0000ff"/>
-          <w:rFonts w:ascii="Charis SIL Italic" w:hAnsi="Charis SIL Italic" w:eastAsia="Charis SIL Italic"/>
-          <w:b w:val="0"/>
-          <w:i w:val="0"/>
-          <w:color w:val="000000"/>
-          <w:sz w:val="24"/>
-        </w:rPr>
-        <w:t xml:space="preserve"> </w:t>
+        <w:t xml:space="preserve">, </w:t>
       </w:r>
       <w:r>
         <w:rPr>
@@ -4144,113 +4109,13 @@
       </w:r>
       <w:r>
         <w:rPr>
-          <w:u w:val="single" w:color="0000ff"/>
           <w:rFonts w:ascii="Charis SIL Italic" w:hAnsi="Charis SIL Italic" w:eastAsia="Charis SIL Italic"/>
           <w:b w:val="0"/>
           <w:i w:val="0"/>
           <w:color w:val="000000"/>
           <w:sz w:val="24"/>
         </w:rPr>
-        <w:hyperlink r:id="rId33" w:history="1">
-          <w:r>
-            <w:rPr>
-              <w:rStyle w:val="Hyperlink"/>
-            </w:rPr>
-            <w:t>Binnen deze c</w:t>
-          </w:r>
-        </w:hyperlink>
-      </w:r>
-      <w:r>
-        <w:rPr>
-          <w:rFonts w:ascii="Charis SIL Italic" w:hAnsi="Charis SIL Italic" w:eastAsia="Charis SIL Italic"/>
-          <w:b w:val="0"/>
-          <w:i w:val="0"/>
-          <w:color w:val="000000"/>
-          <w:sz w:val="24"/>
-        </w:rPr>
-        <w:t>o</w:t>
-      </w:r>
-      <w:r>
-        <w:rPr>
-          <w:u w:val="single" w:color="0000ff"/>
-          <w:rFonts w:ascii="Charis SIL Italic" w:hAnsi="Charis SIL Italic" w:eastAsia="Charis SIL Italic"/>
-          <w:b w:val="0"/>
-          <w:i w:val="0"/>
-          <w:color w:val="000000"/>
-          <w:sz w:val="24"/>
-        </w:rPr>
-        <w:hyperlink r:id="rId30" w:history="1">
-          <w:r>
-            <w:rPr>
-              <w:rStyle w:val="Hyperlink"/>
-            </w:rPr>
-            <w:t>llecti</w:t>
-          </w:r>
-        </w:hyperlink>
-      </w:r>
-      <w:r>
-        <w:rPr>
-          <w:u w:val="single" w:color="0000ff"/>
-          <w:rFonts w:ascii="Charis SIL Italic" w:hAnsi="Charis SIL Italic" w:eastAsia="Charis SIL Italic"/>
-          <w:b w:val="0"/>
-          <w:i w:val="0"/>
-          <w:color w:val="000000"/>
-          <w:sz w:val="24"/>
-        </w:rPr>
-        <w:hyperlink r:id="rId30" w:history="1">
-          <w:r>
-            <w:rPr>
-              <w:rStyle w:val="Hyperlink"/>
-            </w:rPr>
-            <w:t xml:space="preserve">es </w:t>
-          </w:r>
-        </w:hyperlink>
-      </w:r>
-      <w:r>
-        <w:rPr>
-          <w:u w:val="single" w:color="0000ff"/>
-          <w:rFonts w:ascii="Charis SIL Italic" w:hAnsi="Charis SIL Italic" w:eastAsia="Charis SIL Italic"/>
-          <w:b w:val="0"/>
-          <w:i w:val="0"/>
-          <w:color w:val="000000"/>
-          <w:sz w:val="24"/>
-        </w:rPr>
-        <w:hyperlink r:id="rId30" w:history="1">
-          <w:r>
-            <w:rPr>
-              <w:rStyle w:val="Hyperlink"/>
-            </w:rPr>
-            <w:t>i</w:t>
-          </w:r>
-        </w:hyperlink>
-      </w:r>
-      <w:r>
-        <w:rPr>
-          <w:u w:val="single" w:color="0000ff"/>
-          <w:rFonts w:ascii="Charis SIL Italic" w:hAnsi="Charis SIL Italic" w:eastAsia="Charis SIL Italic"/>
-          <w:b w:val="0"/>
-          <w:i w:val="0"/>
-          <w:color w:val="000000"/>
-          <w:sz w:val="24"/>
-        </w:rPr>
-        <w:hyperlink r:id="rId30" w:history="1">
-          <w:r>
-            <w:rPr>
-              <w:rStyle w:val="Hyperlink"/>
-            </w:rPr>
-            <w:t xml:space="preserve">s relevant </w:t>
-          </w:r>
-        </w:hyperlink>
-      </w:r>
-      <w:r>
-        <w:rPr>
-          <w:rFonts w:ascii="Charis SIL Italic" w:hAnsi="Charis SIL Italic" w:eastAsia="Charis SIL Italic"/>
-          <w:b w:val="0"/>
-          <w:i w:val="0"/>
-          <w:color w:val="000000"/>
-          <w:sz w:val="24"/>
-        </w:rPr>
-        <w:t>m</w:t>
+        <w:t>Binnen deze collecties is relevant m</w:t>
       </w:r>
       <w:r>
         <w:rPr>
@@ -4450,7 +4315,7 @@
           <w:sz w:val="24"/>
           <w:u w:val="single"/>
         </w:rPr>
-        <w:hyperlink r:id="rId34" w:history="1">
+        <w:hyperlink r:id="rId33" w:history="1">
           <w:r>
             <w:rPr>
               <w:rStyle w:val="Hyperlink"/>
@@ -4478,7 +4343,7 @@
           <w:color w:val="000000"/>
           <w:sz w:val="24"/>
         </w:rPr>
-        <w:hyperlink r:id="rId34" w:history="1">
+        <w:hyperlink r:id="rId33" w:history="1">
           <w:r>
             <w:rPr>
               <w:rStyle w:val="Hyperlink"/>
@@ -4536,7 +4401,7 @@
           <w:sz w:val="24"/>
           <w:u w:val="single"/>
         </w:rPr>
-        <w:hyperlink r:id="rId35" w:history="1">
+        <w:hyperlink r:id="rId34" w:history="1">
           <w:r>
             <w:rPr>
               <w:rStyle w:val="Hyperlink"/>
@@ -4563,18 +4428,7 @@
           <w:color w:val="000000"/>
           <w:sz w:val="24"/>
         </w:rPr>
-        <w:t>het onderzoek van fysisch antropoloog</w:t>
-      </w:r>
-      <w:r>
-        <w:rPr>
-          <w:u w:val="single" w:color="0000ff"/>
-          <w:rFonts w:ascii="Charis SIL Italic" w:hAnsi="Charis SIL Italic" w:eastAsia="Charis SIL Italic"/>
-          <w:b w:val="0"/>
-          <w:i w:val="0"/>
-          <w:color w:val="000000"/>
-          <w:sz w:val="24"/>
-        </w:rPr>
-        <w:t xml:space="preserve"> </w:t>
+        <w:t xml:space="preserve">het onderzoek van fysisch antropoloog </w:t>
       </w:r>
       <w:r>
         <w:rPr>
@@ -4585,7 +4439,7 @@
           <w:sz w:val="24"/>
           <w:u w:val="single"/>
         </w:rPr>
-        <w:hyperlink r:id="rId35" w:history="1">
+        <w:hyperlink r:id="rId34" w:history="1">
           <w:r>
             <w:rPr>
               <w:rStyle w:val="Hyperlink"/>
@@ -4614,7 +4468,7 @@
           <w:sz w:val="24"/>
           <w:u w:val="single"/>
         </w:rPr>
-        <w:hyperlink r:id="rId35" w:history="1">
+        <w:hyperlink r:id="rId34" w:history="1">
           <w:r>
             <w:rPr>
               <w:rStyle w:val="Hyperlink"/>
@@ -4632,7 +4486,7 @@
           <w:sz w:val="24"/>
           <w:u w:val="single"/>
         </w:rPr>
-        <w:hyperlink r:id="rId36" w:history="1">
+        <w:hyperlink r:id="rId35" w:history="1">
           <w:r>
             <w:rPr>
               <w:rStyle w:val="Hyperlink"/>
@@ -4661,7 +4515,7 @@
           <w:sz w:val="24"/>
           <w:u w:val="single"/>
         </w:rPr>
-        <w:hyperlink r:id="rId36" w:history="1">
+        <w:hyperlink r:id="rId35" w:history="1">
           <w:r>
             <w:rPr>
               <w:rStyle w:val="Hyperlink"/>
@@ -4690,7 +4544,7 @@
           <w:sz w:val="24"/>
           <w:u w:val="single"/>
         </w:rPr>
-        <w:hyperlink r:id="rId36" w:history="1">
+        <w:hyperlink r:id="rId35" w:history="1">
           <w:r>
             <w:rPr>
               <w:rStyle w:val="Hyperlink"/>
@@ -4719,7 +4573,7 @@
           <w:sz w:val="24"/>
           <w:u w:val="single"/>
         </w:rPr>
-        <w:hyperlink r:id="rId36" w:history="1">
+        <w:hyperlink r:id="rId35" w:history="1">
           <w:r>
             <w:rPr>
               <w:rStyle w:val="Hyperlink"/>
@@ -4757,7 +4611,7 @@
           <w:color w:val="000000"/>
           <w:sz w:val="24"/>
         </w:rPr>
-        <w:hyperlink r:id="rId36" w:history="1">
+        <w:hyperlink r:id="rId35" w:history="1">
           <w:r>
             <w:rPr>
               <w:rStyle w:val="Hyperlink"/>
@@ -4775,7 +4629,7 @@
           <w:color w:val="000000"/>
           <w:sz w:val="24"/>
         </w:rPr>
-        <w:hyperlink r:id="rId36" w:history="1">
+        <w:hyperlink r:id="rId35" w:history="1">
           <w:r>
             <w:rPr>
               <w:rStyle w:val="Hyperlink"/>
@@ -4793,7 +4647,7 @@
           <w:color w:val="000000"/>
           <w:sz w:val="24"/>
         </w:rPr>
-        <w:hyperlink r:id="rId36" w:history="1">
+        <w:hyperlink r:id="rId35" w:history="1">
           <w:r>
             <w:rPr>
               <w:rStyle w:val="Hyperlink"/>
@@ -4811,7 +4665,7 @@
           <w:color w:val="000000"/>
           <w:sz w:val="24"/>
         </w:rPr>
-        <w:hyperlink r:id="rId36" w:history="1">
+        <w:hyperlink r:id="rId35" w:history="1">
           <w:r>
             <w:rPr>
               <w:rStyle w:val="Hyperlink"/>
@@ -4829,7 +4683,7 @@
           <w:color w:val="000000"/>
           <w:sz w:val="24"/>
         </w:rPr>
-        <w:hyperlink r:id="rId36" w:history="1">
+        <w:hyperlink r:id="rId35" w:history="1">
           <w:r>
             <w:rPr>
               <w:rStyle w:val="Hyperlink"/>
@@ -4847,7 +4701,7 @@
           <w:color w:val="000000"/>
           <w:sz w:val="24"/>
         </w:rPr>
-        <w:hyperlink r:id="rId36" w:history="1">
+        <w:hyperlink r:id="rId35" w:history="1">
           <w:r>
             <w:rPr>
               <w:rStyle w:val="Hyperlink"/>
@@ -4875,7 +4729,7 @@
           <w:sz w:val="24"/>
           <w:u w:val="single"/>
         </w:rPr>
-        <w:hyperlink r:id="rId37" w:history="1">
+        <w:hyperlink r:id="rId36" w:history="1">
           <w:r>
             <w:rPr>
               <w:rStyle w:val="Hyperlink"/>
@@ -4893,7 +4747,7 @@
           <w:sz w:val="24"/>
           <w:u w:val="single"/>
         </w:rPr>
-        <w:hyperlink r:id="rId37" w:history="1">
+        <w:hyperlink r:id="rId36" w:history="1">
           <w:r>
             <w:rPr>
               <w:rStyle w:val="Hyperlink"/>
@@ -4941,7 +4795,7 @@
           <w:sz w:val="24"/>
           <w:u w:val="single"/>
         </w:rPr>
-        <w:hyperlink r:id="rId38" w:history="1">
+        <w:hyperlink r:id="rId37" w:history="1">
           <w:r>
             <w:rPr>
               <w:rStyle w:val="Hyperlink"/>
@@ -4970,7 +4824,7 @@
           <w:sz w:val="24"/>
           <w:u w:val="single"/>
         </w:rPr>
-        <w:hyperlink r:id="rId38" w:history="1">
+        <w:hyperlink r:id="rId37" w:history="1">
           <w:r>
             <w:rPr>
               <w:rStyle w:val="Hyperlink"/>
@@ -5038,7 +4892,7 @@
           <w:sz w:val="24"/>
           <w:u w:val="single"/>
         </w:rPr>
-        <w:hyperlink r:id="rId39" w:history="1">
+        <w:hyperlink r:id="rId38" w:history="1">
           <w:r>
             <w:rPr>
               <w:rStyle w:val="Hyperlink"/>
@@ -5067,7 +4921,7 @@
           <w:sz w:val="24"/>
           <w:u w:val="single"/>
         </w:rPr>
-        <w:hyperlink r:id="rId39" w:history="1">
+        <w:hyperlink r:id="rId38" w:history="1">
           <w:r>
             <w:rPr>
               <w:rStyle w:val="Hyperlink"/>
@@ -5116,7 +4970,7 @@
           <w:color w:val="000000"/>
           <w:sz w:val="24"/>
         </w:rPr>
-        <w:hyperlink r:id="rId39" w:history="1">
+        <w:hyperlink r:id="rId38" w:history="1">
           <w:r>
             <w:rPr>
               <w:rStyle w:val="Hyperlink"/>
@@ -5134,7 +4988,7 @@
           <w:color w:val="000000"/>
           <w:sz w:val="24"/>
         </w:rPr>
-        <w:hyperlink r:id="rId39" w:history="1">
+        <w:hyperlink r:id="rId38" w:history="1">
           <w:r>
             <w:rPr>
               <w:rStyle w:val="Hyperlink"/>
@@ -5152,7 +5006,7 @@
           <w:color w:val="000000"/>
           <w:sz w:val="24"/>
         </w:rPr>
-        <w:hyperlink r:id="rId39" w:history="1">
+        <w:hyperlink r:id="rId38" w:history="1">
           <w:r>
             <w:rPr>
               <w:rStyle w:val="Hyperlink"/>
@@ -5233,7 +5087,7 @@
           <w:sz w:val="24"/>
           <w:u w:val="single"/>
         </w:rPr>
-        <w:hyperlink r:id="rId40" w:history="1">
+        <w:hyperlink r:id="rId39" w:history="1">
           <w:r>
             <w:rPr>
               <w:rStyle w:val="Hyperlink"/>
@@ -5261,7 +5115,7 @@
           <w:sz w:val="24"/>
           <w:u w:val="single"/>
         </w:rPr>
-        <w:hyperlink r:id="rId41" w:history="1">
+        <w:hyperlink r:id="rId40" w:history="1">
           <w:r>
             <w:rPr>
               <w:rStyle w:val="Hyperlink"/>
@@ -5279,7 +5133,7 @@
           <w:sz w:val="24"/>
           <w:u w:val="single"/>
         </w:rPr>
-        <w:hyperlink r:id="rId41" w:history="1">
+        <w:hyperlink r:id="rId40" w:history="1">
           <w:r>
             <w:rPr>
               <w:rStyle w:val="Hyperlink"/>
@@ -5307,7 +5161,7 @@
           <w:color w:val="000000"/>
           <w:sz w:val="24"/>
         </w:rPr>
-        <w:hyperlink r:id="rId40" w:history="1">
+        <w:hyperlink r:id="rId39" w:history="1">
           <w:r>
             <w:rPr>
               <w:rStyle w:val="Hyperlink"/>
@@ -5325,7 +5179,7 @@
           <w:sz w:val="24"/>
           <w:u w:val="single"/>
         </w:rPr>
-        <w:hyperlink r:id="rId40" w:history="1">
+        <w:hyperlink r:id="rId39" w:history="1">
           <w:r>
             <w:rPr>
               <w:rStyle w:val="Hyperlink"/>
@@ -5356,7 +5210,7 @@
           <w:sz w:val="24"/>
           <w:u w:val="single"/>
         </w:rPr>
-        <w:hyperlink r:id="rId41" w:history="1">
+        <w:hyperlink r:id="rId40" w:history="1">
           <w:r>
             <w:rPr>
               <w:rStyle w:val="Hyperlink"/>
@@ -5374,7 +5228,7 @@
           <w:sz w:val="24"/>
           <w:u w:val="single"/>
         </w:rPr>
-        <w:hyperlink r:id="rId42" w:history="1">
+        <w:hyperlink r:id="rId41" w:history="1">
           <w:r>
             <w:rPr>
               <w:rStyle w:val="Hyperlink"/>
@@ -5442,7 +5296,7 @@
           <w:sz w:val="24"/>
           <w:u w:val="single"/>
         </w:rPr>
-        <w:hyperlink r:id="rId43" w:history="1">
+        <w:hyperlink r:id="rId42" w:history="1">
           <w:r>
             <w:rPr>
               <w:rStyle w:val="Hyperlink"/>
@@ -5471,7 +5325,7 @@
           <w:sz w:val="24"/>
           <w:u w:val="single"/>
         </w:rPr>
-        <w:hyperlink r:id="rId43" w:history="1">
+        <w:hyperlink r:id="rId42" w:history="1">
           <w:r>
             <w:rPr>
               <w:rStyle w:val="Hyperlink"/>
@@ -5497,44 +5351,8 @@
           <w:i w:val="0"/>
           <w:color w:val="0000FF"/>
           <w:sz w:val="24"/>
-          <w:u w:val="single"/>
-        </w:rPr>
-        <w:hyperlink r:id="rId44" w:history="1">
-          <w:r>
-            <w:rPr>
-              <w:rStyle w:val="Hyperlink"/>
-            </w:rPr>
-            <w:t>Gerard</w:t>
-          </w:r>
-        </w:hyperlink>
-      </w:r>
-      <w:r>
-        <w:rPr>
-          <w:rFonts w:ascii="Charis SIL Italic" w:hAnsi="Charis SIL Italic" w:eastAsia="Charis SIL Italic"/>
-          <w:b w:val="0"/>
-          <w:i w:val="0"/>
-          <w:color w:val="0000FF"/>
-          <w:sz w:val="24"/>
-          <w:u w:val="single"/>
-        </w:rPr>
-        <w:t xml:space="preserve"> </w:t>
-      </w:r>
-      <w:r>
-        <w:rPr>
-          <w:rFonts w:ascii="Charis SIL Italic" w:hAnsi="Charis SIL Italic" w:eastAsia="Charis SIL Italic"/>
-          <w:b w:val="0"/>
-          <w:i w:val="0"/>
-          <w:color w:val="0000FF"/>
-          <w:sz w:val="24"/>
-        </w:rPr>
-        <w:hyperlink r:id="rId44" w:history="1">
-          <w:r>
-            <w:rPr>
-              <w:rStyle w:val="Hyperlink"/>
-            </w:rPr>
-            <w:t>Vrolik</w:t>
-          </w:r>
-        </w:hyperlink>
+        </w:rPr>
+        <w:t>Gerard Vrolik</w:t>
       </w:r>
       <w:r>
         <w:rPr>
@@ -5545,7 +5363,7 @@
           <w:color w:val="000000"/>
           <w:sz w:val="24"/>
         </w:rPr>
-        <w:hyperlink r:id="rId43" w:history="1">
+        <w:hyperlink r:id="rId42" w:history="1">
           <w:r>
             <w:rPr>
               <w:rStyle w:val="Hyperlink"/>
@@ -5563,7 +5381,7 @@
           <w:color w:val="000000"/>
           <w:sz w:val="24"/>
         </w:rPr>
-        <w:hyperlink r:id="rId43" w:history="1">
+        <w:hyperlink r:id="rId42" w:history="1">
           <w:r>
             <w:rPr>
               <w:rStyle w:val="Hyperlink"/>
@@ -5584,14 +5402,13 @@
       </w:r>
       <w:r>
         <w:rPr>
-          <w:u w:val="single" w:color="0000ff"/>
           <w:rFonts w:ascii="Charis SIL Italic" w:hAnsi="Charis SIL Italic" w:eastAsia="Charis SIL Italic"/>
           <w:b w:val="0"/>
           <w:i w:val="0"/>
           <w:color w:val="000000"/>
           <w:sz w:val="24"/>
         </w:rPr>
-        <w:hyperlink r:id="rId44" w:history="1">
+        <w:hyperlink r:id="rId43" w:history="1">
           <w:r>
             <w:rPr>
               <w:rStyle w:val="Hyperlink"/>
@@ -5602,14 +5419,13 @@
       </w:r>
       <w:r>
         <w:rPr>
-          <w:u w:val="single" w:color="0000ff"/>
           <w:rFonts w:ascii="Charis SIL Italic" w:hAnsi="Charis SIL Italic" w:eastAsia="Charis SIL Italic"/>
           <w:b w:val="0"/>
           <w:i w:val="0"/>
           <w:color w:val="000000"/>
           <w:sz w:val="24"/>
         </w:rPr>
-        <w:hyperlink r:id="rId44" w:history="1">
+        <w:hyperlink r:id="rId43" w:history="1">
           <w:r>
             <w:rPr>
               <w:rStyle w:val="Hyperlink"/>
@@ -5620,14 +5436,13 @@
       </w:r>
       <w:r>
         <w:rPr>
-          <w:u w:val="single" w:color="0000ff"/>
           <w:rFonts w:ascii="Charis SIL Italic" w:hAnsi="Charis SIL Italic" w:eastAsia="Charis SIL Italic"/>
           <w:b w:val="0"/>
           <w:i w:val="0"/>
           <w:color w:val="000000"/>
           <w:sz w:val="24"/>
         </w:rPr>
-        <w:hyperlink r:id="rId44" w:history="1">
+        <w:hyperlink r:id="rId43" w:history="1">
           <w:r>
             <w:rPr>
               <w:rStyle w:val="Hyperlink"/>
@@ -5748,7 +5563,7 @@
           <w:sz w:val="24"/>
           <w:u w:val="single"/>
         </w:rPr>
-        <w:hyperlink r:id="rId45" w:history="1">
+        <w:hyperlink r:id="rId44" w:history="1">
           <w:r>
             <w:rPr>
               <w:rStyle w:val="Hyperlink"/>
@@ -5777,7 +5592,7 @@
           <w:sz w:val="24"/>
           <w:u w:val="single"/>
         </w:rPr>
-        <w:hyperlink r:id="rId45" w:history="1">
+        <w:hyperlink r:id="rId44" w:history="1">
           <w:r>
             <w:rPr>
               <w:rStyle w:val="Hyperlink"/>
@@ -5845,7 +5660,7 @@
           <w:sz w:val="24"/>
           <w:u w:val="single"/>
         </w:rPr>
-        <w:hyperlink r:id="rId46" w:history="1">
+        <w:hyperlink r:id="rId45" w:history="1">
           <w:r>
             <w:rPr>
               <w:rStyle w:val="Hyperlink"/>
@@ -5922,7 +5737,7 @@
           <w:sz w:val="24"/>
           <w:u w:val="single"/>
         </w:rPr>
-        <w:hyperlink r:id="rId47" w:history="1">
+        <w:hyperlink r:id="rId46" w:history="1">
           <w:r>
             <w:rPr>
               <w:rStyle w:val="Hyperlink"/>
@@ -5951,7 +5766,7 @@
           <w:sz w:val="24"/>
           <w:u w:val="single"/>
         </w:rPr>
-        <w:hyperlink r:id="rId47" w:history="1">
+        <w:hyperlink r:id="rId46" w:history="1">
           <w:r>
             <w:rPr>
               <w:rStyle w:val="Hyperlink"/>
@@ -5980,7 +5795,7 @@
           <w:sz w:val="24"/>
           <w:u w:val="single"/>
         </w:rPr>
-        <w:hyperlink r:id="rId47" w:history="1">
+        <w:hyperlink r:id="rId46" w:history="1">
           <w:r>
             <w:rPr>
               <w:rStyle w:val="Hyperlink"/>
@@ -6009,7 +5824,7 @@
           <w:sz w:val="24"/>
           <w:u w:val="single"/>
         </w:rPr>
-        <w:hyperlink r:id="rId47" w:history="1">
+        <w:hyperlink r:id="rId46" w:history="1">
           <w:r>
             <w:rPr>
               <w:rStyle w:val="Hyperlink"/>
@@ -6047,7 +5862,7 @@
           <w:color w:val="000000"/>
           <w:sz w:val="24"/>
         </w:rPr>
-        <w:hyperlink r:id="rId47" w:history="1">
+        <w:hyperlink r:id="rId46" w:history="1">
           <w:r>
             <w:rPr>
               <w:rStyle w:val="Hyperlink"/>
@@ -6076,7 +5891,7 @@
           <w:color w:val="000000"/>
           <w:sz w:val="24"/>
         </w:rPr>
-        <w:hyperlink r:id="rId47" w:history="1">
+        <w:hyperlink r:id="rId46" w:history="1">
           <w:r>
             <w:rPr>
               <w:rStyle w:val="Hyperlink"/>
@@ -6094,7 +5909,7 @@
           <w:color w:val="000000"/>
           <w:sz w:val="24"/>
         </w:rPr>
-        <w:hyperlink r:id="rId47" w:history="1">
+        <w:hyperlink r:id="rId46" w:history="1">
           <w:r>
             <w:rPr>
               <w:rStyle w:val="Hyperlink"/>
@@ -6112,7 +5927,7 @@
           <w:color w:val="000000"/>
           <w:sz w:val="24"/>
         </w:rPr>
-        <w:hyperlink r:id="rId47" w:history="1">
+        <w:hyperlink r:id="rId46" w:history="1">
           <w:r>
             <w:rPr>
               <w:rStyle w:val="Hyperlink"/>
@@ -6130,7 +5945,7 @@
           <w:color w:val="000000"/>
           <w:sz w:val="24"/>
         </w:rPr>
-        <w:hyperlink r:id="rId47" w:history="1">
+        <w:hyperlink r:id="rId46" w:history="1">
           <w:r>
             <w:rPr>
               <w:rStyle w:val="Hyperlink"/>
@@ -6178,7 +5993,7 @@
           <w:sz w:val="24"/>
           <w:u w:val="single"/>
         </w:rPr>
-        <w:hyperlink r:id="rId48" w:history="1">
+        <w:hyperlink r:id="rId47" w:history="1">
           <w:r>
             <w:rPr>
               <w:rStyle w:val="Hyperlink"/>
@@ -6207,7 +6022,7 @@
           <w:sz w:val="24"/>
           <w:u w:val="single"/>
         </w:rPr>
-        <w:hyperlink r:id="rId48" w:history="1">
+        <w:hyperlink r:id="rId47" w:history="1">
           <w:r>
             <w:rPr>
               <w:rStyle w:val="Hyperlink"/>
@@ -6245,7 +6060,7 @@
           <w:sz w:val="24"/>
           <w:u w:val="single"/>
         </w:rPr>
-        <w:hyperlink r:id="rId49" w:history="1">
+        <w:hyperlink r:id="rId48" w:history="1">
           <w:r>
             <w:rPr>
               <w:rStyle w:val="Hyperlink"/>
@@ -6263,7 +6078,7 @@
           <w:sz w:val="24"/>
           <w:u w:val="single"/>
         </w:rPr>
-        <w:hyperlink r:id="rId49" w:history="1">
+        <w:hyperlink r:id="rId48" w:history="1">
           <w:r>
             <w:rPr>
               <w:rStyle w:val="Hyperlink"/>
@@ -6281,7 +6096,7 @@
           <w:sz w:val="24"/>
           <w:u w:val="single"/>
         </w:rPr>
-        <w:hyperlink r:id="rId49" w:history="1">
+        <w:hyperlink r:id="rId47" w:history="1">
           <w:r>
             <w:rPr>
               <w:rStyle w:val="Hyperlink"/>
@@ -6299,7 +6114,7 @@
           <w:sz w:val="24"/>
           <w:u w:val="single"/>
         </w:rPr>
-        <w:hyperlink r:id="rId49" w:history="1">
+        <w:hyperlink r:id="rId47" w:history="1">
           <w:r>
             <w:rPr>
               <w:rStyle w:val="Hyperlink"/>
@@ -6328,7 +6143,7 @@
           <w:sz w:val="24"/>
           <w:u w:val="single"/>
         </w:rPr>
-        <w:hyperlink r:id="rId48" w:history="1">
+        <w:hyperlink r:id="rId47" w:history="1">
           <w:r>
             <w:rPr>
               <w:rStyle w:val="Hyperlink"/>
@@ -6346,7 +6161,7 @@
           <w:sz w:val="24"/>
           <w:u w:val="single"/>
         </w:rPr>
-        <w:hyperlink r:id="rId49" w:history="1">
+        <w:hyperlink r:id="rId48" w:history="1">
           <w:r>
             <w:rPr>
               <w:rStyle w:val="Hyperlink"/>
@@ -6414,7 +6229,7 @@
           <w:sz w:val="24"/>
           <w:u w:val="single"/>
         </w:rPr>
-        <w:hyperlink r:id="rId50" w:history="1">
+        <w:hyperlink r:id="rId49" w:history="1">
           <w:r>
             <w:rPr>
               <w:rStyle w:val="Hyperlink"/>
@@ -6443,7 +6258,7 @@
           <w:sz w:val="24"/>
           <w:u w:val="single"/>
         </w:rPr>
-        <w:hyperlink r:id="rId50" w:history="1">
+        <w:hyperlink r:id="rId49" w:history="1">
           <w:r>
             <w:rPr>
               <w:rStyle w:val="Hyperlink"/>
@@ -6472,7 +6287,7 @@
           <w:sz w:val="24"/>
           <w:u w:val="single"/>
         </w:rPr>
-        <w:hyperlink r:id="rId50" w:history="1">
+        <w:hyperlink r:id="rId49" w:history="1">
           <w:r>
             <w:rPr>
               <w:rStyle w:val="Hyperlink"/>
@@ -6510,7 +6325,7 @@
           <w:color w:val="000000"/>
           <w:sz w:val="24"/>
         </w:rPr>
-        <w:hyperlink r:id="rId50" w:history="1">
+        <w:hyperlink r:id="rId49" w:history="1">
           <w:r>
             <w:rPr>
               <w:rStyle w:val="Hyperlink"/>
@@ -6527,7 +6342,7 @@
           <w:color w:val="000000"/>
           <w:sz w:val="24"/>
         </w:rPr>
-        <w:hyperlink r:id="rId50" w:history="1">
+        <w:hyperlink r:id="rId49" w:history="1">
           <w:r>
             <w:rPr>
               <w:rStyle w:val="Hyperlink"/>
@@ -6555,7 +6370,7 @@
           <w:color w:val="000000"/>
           <w:sz w:val="24"/>
         </w:rPr>
-        <w:hyperlink r:id="rId50" w:history="1">
+        <w:hyperlink r:id="rId49" w:history="1">
           <w:r>
             <w:rPr>
               <w:rStyle w:val="Hyperlink"/>
@@ -6573,7 +6388,14 @@
           <w:color w:val="000000"/>
           <w:sz w:val="24"/>
         </w:rPr>
-        <w:t>lp</w:t>
+        <w:hyperlink r:id="rId49" w:history="1">
+          <w:r>
+            <w:rPr>
+              <w:rStyle w:val="Hyperlink"/>
+            </w:rPr>
+            <w:t>lp</w:t>
+          </w:r>
+        </w:hyperlink>
       </w:r>
       <w:r>
         <w:rPr>
@@ -6584,7 +6406,7 @@
           <w:color w:val="000000"/>
           <w:sz w:val="24"/>
         </w:rPr>
-        <w:hyperlink r:id="rId50" w:history="1">
+        <w:hyperlink r:id="rId49" w:history="1">
           <w:r>
             <w:rPr>
               <w:rStyle w:val="Hyperlink"/>
@@ -6658,7 +6480,7 @@
           <w:sz w:val="24"/>
           <w:u w:val="single"/>
         </w:rPr>
-        <w:hyperlink r:id="rId51" w:history="1">
+        <w:hyperlink r:id="rId50" w:history="1">
           <w:r>
             <w:rPr>
               <w:rStyle w:val="Hyperlink"/>
@@ -6687,7 +6509,7 @@
           <w:sz w:val="24"/>
           <w:u w:val="single"/>
         </w:rPr>
-        <w:hyperlink r:id="rId51" w:history="1">
+        <w:hyperlink r:id="rId50" w:history="1">
           <w:r>
             <w:rPr>
               <w:rStyle w:val="Hyperlink"/>
@@ -6735,7 +6557,7 @@
           <w:sz w:val="24"/>
           <w:u w:val="single"/>
         </w:rPr>
-        <w:hyperlink r:id="rId52" w:history="1">
+        <w:hyperlink r:id="rId51" w:history="1">
           <w:r>
             <w:rPr>
               <w:rStyle w:val="Hyperlink"/>
@@ -6764,7 +6586,7 @@
           <w:sz w:val="24"/>
           <w:u w:val="single"/>
         </w:rPr>
-        <w:hyperlink r:id="rId52" w:history="1">
+        <w:hyperlink r:id="rId51" w:history="1">
           <w:r>
             <w:rPr>
               <w:rStyle w:val="Hyperlink"/>
@@ -6802,7 +6624,7 @@
           <w:color w:val="000000"/>
           <w:sz w:val="24"/>
         </w:rPr>
-        <w:hyperlink r:id="rId52" w:history="1">
+        <w:hyperlink r:id="rId51" w:history="1">
           <w:r>
             <w:rPr>
               <w:rStyle w:val="Hyperlink"/>
@@ -6820,7 +6642,7 @@
           <w:color w:val="000000"/>
           <w:sz w:val="24"/>
         </w:rPr>
-        <w:hyperlink r:id="rId52" w:history="1">
+        <w:hyperlink r:id="rId51" w:history="1">
           <w:r>
             <w:rPr>
               <w:rStyle w:val="Hyperlink"/>
@@ -6838,7 +6660,7 @@
           <w:color w:val="000000"/>
           <w:sz w:val="24"/>
         </w:rPr>
-        <w:hyperlink r:id="rId52" w:history="1">
+        <w:hyperlink r:id="rId51" w:history="1">
           <w:r>
             <w:rPr>
               <w:rStyle w:val="Hyperlink"/>

--- a/EXPORTS/DOCX/published/niveau3/Dutch/UniversityMus.docx
+++ b/EXPORTS/DOCX/published/niveau3/Dutch/UniversityMus.docx
@@ -500,7 +500,25 @@
           <w:color w:val="000000"/>
           <w:sz w:val="24"/>
         </w:rPr>
-        <w:t xml:space="preserve">Volkenkundig Museum en het voormalig </w:t>
+        <w:t>Volkenkundig Museum en het voor</w:t>
+      </w:r>
+      <w:r>
+        <w:rPr>
+          <w:u w:val="single" w:color="0000ff"/>
+          <w:rFonts w:ascii="Charis SIL Italic" w:hAnsi="Charis SIL Italic" w:eastAsia="Charis SIL Italic"/>
+          <w:b w:val="0"/>
+          <w:i w:val="0"/>
+          <w:color w:val="000000"/>
+          <w:sz w:val="24"/>
+        </w:rPr>
+        <w:hyperlink r:id="rId10" w:history="1">
+          <w:r>
+            <w:rPr>
+              <w:rStyle w:val="Hyperlink"/>
+            </w:rPr>
+            <w:t xml:space="preserve">malig </w:t>
+          </w:r>
+        </w:hyperlink>
       </w:r>
       <w:r>
         <w:rPr>
@@ -511,7 +529,7 @@
           <w:sz w:val="24"/>
           <w:u w:val="single"/>
         </w:rPr>
-        <w:hyperlink r:id="rId11" w:history="1">
+        <w:hyperlink r:id="rId10" w:history="1">
           <w:r>
             <w:rPr>
               <w:rStyle w:val="Hyperlink"/>
@@ -529,7 +547,7 @@
           <w:sz w:val="24"/>
           <w:u w:val="single"/>
         </w:rPr>
-        <w:hyperlink r:id="rId11" w:history="1">
+        <w:hyperlink r:id="rId10" w:history="1">
           <w:r>
             <w:rPr>
               <w:rStyle w:val="Hyperlink"/>
@@ -547,7 +565,7 @@
           <w:sz w:val="24"/>
           <w:u w:val="single"/>
         </w:rPr>
-        <w:hyperlink r:id="rId11" w:history="1">
+        <w:hyperlink r:id="rId10" w:history="1">
           <w:r>
             <w:rPr>
               <w:rStyle w:val="Hyperlink"/>
@@ -576,7 +594,7 @@
           <w:sz w:val="24"/>
           <w:u w:val="single"/>
         </w:rPr>
-        <w:hyperlink r:id="rId11" w:history="1">
+        <w:hyperlink r:id="rId10" w:history="1">
           <w:r>
             <w:rPr>
               <w:rStyle w:val="Hyperlink"/>
@@ -594,7 +612,7 @@
           <w:sz w:val="24"/>
           <w:u w:val="single"/>
         </w:rPr>
-        <w:hyperlink r:id="rId11" w:history="1">
+        <w:hyperlink r:id="rId10" w:history="1">
           <w:r>
             <w:rPr>
               <w:rStyle w:val="Hyperlink"/>
@@ -659,7 +677,7 @@
           <w:sz w:val="24"/>
           <w:u w:val="single"/>
         </w:rPr>
-        <w:hyperlink r:id="rId10" w:history="1">
+        <w:hyperlink r:id="rId11" w:history="1">
           <w:r>
             <w:rPr>
               <w:rStyle w:val="Hyperlink"/>
@@ -3819,7 +3837,14 @@
           <w:sz w:val="24"/>
           <w:u w:val="single"/>
         </w:rPr>
-        <w:t>han</w:t>
+        <w:hyperlink r:id="rId30" w:history="1">
+          <w:r>
+            <w:rPr>
+              <w:rStyle w:val="Hyperlink"/>
+            </w:rPr>
+            <w:t>han</w:t>
+          </w:r>
+        </w:hyperlink>
       </w:r>
       <w:r>
         <w:rPr>
@@ -3916,7 +3941,7 @@
           <w:sz w:val="24"/>
           <w:u w:val="single"/>
         </w:rPr>
-        <w:hyperlink r:id="rId30" w:history="1">
+        <w:hyperlink r:id="rId31" w:history="1">
           <w:r>
             <w:rPr>
               <w:rStyle w:val="Hyperlink"/>
@@ -3945,7 +3970,7 @@
           <w:sz w:val="24"/>
           <w:u w:val="single"/>
         </w:rPr>
-        <w:hyperlink r:id="rId30" w:history="1">
+        <w:hyperlink r:id="rId31" w:history="1">
           <w:r>
             <w:rPr>
               <w:rStyle w:val="Hyperlink"/>
@@ -3973,7 +3998,7 @@
           <w:sz w:val="24"/>
           <w:u w:val="single"/>
         </w:rPr>
-        <w:hyperlink r:id="rId31" w:history="1">
+        <w:hyperlink r:id="rId32" w:history="1">
           <w:r>
             <w:rPr>
               <w:rStyle w:val="Hyperlink"/>
@@ -4002,7 +4027,7 @@
           <w:sz w:val="24"/>
           <w:u w:val="single"/>
         </w:rPr>
-        <w:hyperlink r:id="rId31" w:history="1">
+        <w:hyperlink r:id="rId32" w:history="1">
           <w:r>
             <w:rPr>
               <w:rStyle w:val="Hyperlink"/>
@@ -4031,7 +4056,7 @@
           <w:sz w:val="24"/>
           <w:u w:val="single"/>
         </w:rPr>
-        <w:hyperlink r:id="rId31" w:history="1">
+        <w:hyperlink r:id="rId32" w:history="1">
           <w:r>
             <w:rPr>
               <w:rStyle w:val="Hyperlink"/>
@@ -4059,7 +4084,7 @@
           <w:sz w:val="24"/>
           <w:u w:val="single"/>
         </w:rPr>
-        <w:hyperlink r:id="rId32" w:history="1">
+        <w:hyperlink r:id="rId33" w:history="1">
           <w:r>
             <w:rPr>
               <w:rStyle w:val="Hyperlink"/>
@@ -4088,7 +4113,7 @@
           <w:sz w:val="24"/>
           <w:u w:val="single"/>
         </w:rPr>
-        <w:hyperlink r:id="rId32" w:history="1">
+        <w:hyperlink r:id="rId33" w:history="1">
           <w:r>
             <w:rPr>
               <w:rStyle w:val="Hyperlink"/>
@@ -4109,13 +4134,31 @@
       </w:r>
       <w:r>
         <w:rPr>
+          <w:u w:val="single" w:color="0000ff"/>
           <w:rFonts w:ascii="Charis SIL Italic" w:hAnsi="Charis SIL Italic" w:eastAsia="Charis SIL Italic"/>
           <w:b w:val="0"/>
           <w:i w:val="0"/>
           <w:color w:val="000000"/>
           <w:sz w:val="24"/>
         </w:rPr>
-        <w:t>Binnen deze collecties is relevant m</w:t>
+        <w:hyperlink r:id="rId30" w:history="1">
+          <w:r>
+            <w:rPr>
+              <w:rStyle w:val="Hyperlink"/>
+            </w:rPr>
+            <w:t>Binnen deze c</w:t>
+          </w:r>
+        </w:hyperlink>
+      </w:r>
+      <w:r>
+        <w:rPr>
+          <w:rFonts w:ascii="Charis SIL Italic" w:hAnsi="Charis SIL Italic" w:eastAsia="Charis SIL Italic"/>
+          <w:b w:val="0"/>
+          <w:i w:val="0"/>
+          <w:color w:val="000000"/>
+          <w:sz w:val="24"/>
+        </w:rPr>
+        <w:t>o</w:t>
       </w:r>
       <w:r>
         <w:rPr>
@@ -4126,7 +4169,90 @@
           <w:color w:val="000000"/>
           <w:sz w:val="24"/>
         </w:rPr>
-        <w:hyperlink r:id="rId30" w:history="1">
+        <w:hyperlink r:id="rId31" w:history="1">
+          <w:r>
+            <w:rPr>
+              <w:rStyle w:val="Hyperlink"/>
+            </w:rPr>
+            <w:t>llecti</w:t>
+          </w:r>
+        </w:hyperlink>
+      </w:r>
+      <w:r>
+        <w:rPr>
+          <w:u w:val="single" w:color="0000ff"/>
+          <w:rFonts w:ascii="Charis SIL Italic" w:hAnsi="Charis SIL Italic" w:eastAsia="Charis SIL Italic"/>
+          <w:b w:val="0"/>
+          <w:i w:val="0"/>
+          <w:color w:val="000000"/>
+          <w:sz w:val="24"/>
+        </w:rPr>
+        <w:hyperlink r:id="rId31" w:history="1">
+          <w:r>
+            <w:rPr>
+              <w:rStyle w:val="Hyperlink"/>
+            </w:rPr>
+            <w:t xml:space="preserve">es </w:t>
+          </w:r>
+        </w:hyperlink>
+      </w:r>
+      <w:r>
+        <w:rPr>
+          <w:u w:val="single" w:color="0000ff"/>
+          <w:rFonts w:ascii="Charis SIL Italic" w:hAnsi="Charis SIL Italic" w:eastAsia="Charis SIL Italic"/>
+          <w:b w:val="0"/>
+          <w:i w:val="0"/>
+          <w:color w:val="000000"/>
+          <w:sz w:val="24"/>
+        </w:rPr>
+        <w:hyperlink r:id="rId31" w:history="1">
+          <w:r>
+            <w:rPr>
+              <w:rStyle w:val="Hyperlink"/>
+            </w:rPr>
+            <w:t>i</w:t>
+          </w:r>
+        </w:hyperlink>
+      </w:r>
+      <w:r>
+        <w:rPr>
+          <w:u w:val="single" w:color="0000ff"/>
+          <w:rFonts w:ascii="Charis SIL Italic" w:hAnsi="Charis SIL Italic" w:eastAsia="Charis SIL Italic"/>
+          <w:b w:val="0"/>
+          <w:i w:val="0"/>
+          <w:color w:val="000000"/>
+          <w:sz w:val="24"/>
+        </w:rPr>
+        <w:hyperlink r:id="rId31" w:history="1">
+          <w:r>
+            <w:rPr>
+              <w:rStyle w:val="Hyperlink"/>
+            </w:rPr>
+            <w:t xml:space="preserve">s relevant </w:t>
+          </w:r>
+        </w:hyperlink>
+      </w:r>
+      <w:r>
+        <w:rPr>
+          <w:u w:val="single" w:color="0000ff"/>
+          <w:rFonts w:ascii="Charis SIL Italic" w:hAnsi="Charis SIL Italic" w:eastAsia="Charis SIL Italic"/>
+          <w:b w:val="0"/>
+          <w:i w:val="0"/>
+          <w:color w:val="000000"/>
+          <w:sz w:val="24"/>
+        </w:rPr>
+        <w:t>m</w:t>
+      </w:r>
+      <w:r>
+        <w:rPr>
+          <w:u w:val="single" w:color="0000ff"/>
+          <w:rFonts w:ascii="Charis SIL Italic" w:hAnsi="Charis SIL Italic" w:eastAsia="Charis SIL Italic"/>
+          <w:b w:val="0"/>
+          <w:i w:val="0"/>
+          <w:color w:val="000000"/>
+          <w:sz w:val="24"/>
+        </w:rPr>
+        <w:hyperlink r:id="rId31" w:history="1">
           <w:r>
             <w:rPr>
               <w:rStyle w:val="Hyperlink"/>
@@ -4165,7 +4291,7 @@
           <w:color w:val="000000"/>
           <w:sz w:val="24"/>
         </w:rPr>
-        <w:hyperlink r:id="rId31" w:history="1">
+        <w:hyperlink r:id="rId32" w:history="1">
           <w:r>
             <w:rPr>
               <w:rStyle w:val="Hyperlink"/>
@@ -4183,7 +4309,7 @@
           <w:color w:val="000000"/>
           <w:sz w:val="24"/>
         </w:rPr>
-        <w:hyperlink r:id="rId31" w:history="1">
+        <w:hyperlink r:id="rId32" w:history="1">
           <w:r>
             <w:rPr>
               <w:rStyle w:val="Hyperlink"/>
@@ -4201,7 +4327,7 @@
           <w:color w:val="000000"/>
           <w:sz w:val="24"/>
         </w:rPr>
-        <w:hyperlink r:id="rId31" w:history="1">
+        <w:hyperlink r:id="rId32" w:history="1">
           <w:r>
             <w:rPr>
               <w:rStyle w:val="Hyperlink"/>
@@ -4229,7 +4355,7 @@
           <w:color w:val="000000"/>
           <w:sz w:val="24"/>
         </w:rPr>
-        <w:hyperlink r:id="rId32" w:history="1">
+        <w:hyperlink r:id="rId33" w:history="1">
           <w:r>
             <w:rPr>
               <w:rStyle w:val="Hyperlink"/>
@@ -4247,7 +4373,7 @@
           <w:color w:val="000000"/>
           <w:sz w:val="24"/>
         </w:rPr>
-        <w:hyperlink r:id="rId32" w:history="1">
+        <w:hyperlink r:id="rId33" w:history="1">
           <w:r>
             <w:rPr>
               <w:rStyle w:val="Hyperlink"/>
@@ -4315,7 +4441,7 @@
           <w:sz w:val="24"/>
           <w:u w:val="single"/>
         </w:rPr>
-        <w:hyperlink r:id="rId33" w:history="1">
+        <w:hyperlink r:id="rId34" w:history="1">
           <w:r>
             <w:rPr>
               <w:rStyle w:val="Hyperlink"/>
@@ -4343,7 +4469,7 @@
           <w:color w:val="000000"/>
           <w:sz w:val="24"/>
         </w:rPr>
-        <w:hyperlink r:id="rId33" w:history="1">
+        <w:hyperlink r:id="rId34" w:history="1">
           <w:r>
             <w:rPr>
               <w:rStyle w:val="Hyperlink"/>
@@ -4401,7 +4527,7 @@
           <w:sz w:val="24"/>
           <w:u w:val="single"/>
         </w:rPr>
-        <w:hyperlink r:id="rId34" w:history="1">
+        <w:hyperlink r:id="rId35" w:history="1">
           <w:r>
             <w:rPr>
               <w:rStyle w:val="Hyperlink"/>
@@ -4428,7 +4554,18 @@
           <w:color w:val="000000"/>
           <w:sz w:val="24"/>
         </w:rPr>
-        <w:t xml:space="preserve">het onderzoek van fysisch antropoloog </w:t>
+        <w:t>het onderzoek van fysisch antropoloog</w:t>
+      </w:r>
+      <w:r>
+        <w:rPr>
+          <w:u w:val="single" w:color="0000ff"/>
+          <w:rFonts w:ascii="Charis SIL Italic" w:hAnsi="Charis SIL Italic" w:eastAsia="Charis SIL Italic"/>
+          <w:b w:val="0"/>
+          <w:i w:val="0"/>
+          <w:color w:val="000000"/>
+          <w:sz w:val="24"/>
+        </w:rPr>
+        <w:t xml:space="preserve"> </w:t>
       </w:r>
       <w:r>
         <w:rPr>
@@ -4439,7 +4576,7 @@
           <w:sz w:val="24"/>
           <w:u w:val="single"/>
         </w:rPr>
-        <w:hyperlink r:id="rId34" w:history="1">
+        <w:hyperlink r:id="rId35" w:history="1">
           <w:r>
             <w:rPr>
               <w:rStyle w:val="Hyperlink"/>
@@ -4468,7 +4605,7 @@
           <w:sz w:val="24"/>
           <w:u w:val="single"/>
         </w:rPr>
-        <w:hyperlink r:id="rId34" w:history="1">
+        <w:hyperlink r:id="rId36" w:history="1">
           <w:r>
             <w:rPr>
               <w:rStyle w:val="Hyperlink"/>
@@ -4486,7 +4623,7 @@
           <w:sz w:val="24"/>
           <w:u w:val="single"/>
         </w:rPr>
-        <w:hyperlink r:id="rId35" w:history="1">
+        <w:hyperlink r:id="rId36" w:history="1">
           <w:r>
             <w:rPr>
               <w:rStyle w:val="Hyperlink"/>
@@ -4515,7 +4652,7 @@
           <w:sz w:val="24"/>
           <w:u w:val="single"/>
         </w:rPr>
-        <w:hyperlink r:id="rId35" w:history="1">
+        <w:hyperlink r:id="rId36" w:history="1">
           <w:r>
             <w:rPr>
               <w:rStyle w:val="Hyperlink"/>
@@ -4544,7 +4681,7 @@
           <w:sz w:val="24"/>
           <w:u w:val="single"/>
         </w:rPr>
-        <w:hyperlink r:id="rId35" w:history="1">
+        <w:hyperlink r:id="rId36" w:history="1">
           <w:r>
             <w:rPr>
               <w:rStyle w:val="Hyperlink"/>
@@ -4573,7 +4710,7 @@
           <w:sz w:val="24"/>
           <w:u w:val="single"/>
         </w:rPr>
-        <w:hyperlink r:id="rId35" w:history="1">
+        <w:hyperlink r:id="rId36" w:history="1">
           <w:r>
             <w:rPr>
               <w:rStyle w:val="Hyperlink"/>
@@ -4600,7 +4737,7 @@
           <w:color w:val="000000"/>
           <w:sz w:val="24"/>
         </w:rPr>
-        <w:t>verschillende inwoners van het Indones</w:t>
+        <w:t>verschillende inwoners van het Indonesische eiland Nia</w:t>
       </w:r>
       <w:r>
         <w:rPr>
@@ -4611,43 +4748,7 @@
           <w:color w:val="000000"/>
           <w:sz w:val="24"/>
         </w:rPr>
-        <w:hyperlink r:id="rId35" w:history="1">
-          <w:r>
-            <w:rPr>
-              <w:rStyle w:val="Hyperlink"/>
-            </w:rPr>
-            <w:t>ische eila</w:t>
-          </w:r>
-        </w:hyperlink>
-      </w:r>
-      <w:r>
-        <w:rPr>
-          <w:u w:val="single" w:color="0000ff"/>
-          <w:rFonts w:ascii="Charis SIL Italic" w:hAnsi="Charis SIL Italic" w:eastAsia="Charis SIL Italic"/>
-          <w:b w:val="0"/>
-          <w:i w:val="0"/>
-          <w:color w:val="000000"/>
-          <w:sz w:val="24"/>
-        </w:rPr>
-        <w:hyperlink r:id="rId35" w:history="1">
-          <w:r>
-            <w:rPr>
-              <w:rStyle w:val="Hyperlink"/>
-            </w:rPr>
-            <w:t>nd Nia</w:t>
-          </w:r>
-        </w:hyperlink>
-      </w:r>
-      <w:r>
-        <w:rPr>
-          <w:u w:val="single" w:color="0000ff"/>
-          <w:rFonts w:ascii="Charis SIL Italic" w:hAnsi="Charis SIL Italic" w:eastAsia="Charis SIL Italic"/>
-          <w:b w:val="0"/>
-          <w:i w:val="0"/>
-          <w:color w:val="000000"/>
-          <w:sz w:val="24"/>
-        </w:rPr>
-        <w:hyperlink r:id="rId35" w:history="1">
+        <w:hyperlink r:id="rId36" w:history="1">
           <w:r>
             <w:rPr>
               <w:rStyle w:val="Hyperlink"/>
@@ -4665,7 +4766,7 @@
           <w:color w:val="000000"/>
           <w:sz w:val="24"/>
         </w:rPr>
-        <w:hyperlink r:id="rId35" w:history="1">
+        <w:hyperlink r:id="rId36" w:history="1">
           <w:r>
             <w:rPr>
               <w:rStyle w:val="Hyperlink"/>
@@ -4676,6 +4777,16 @@
       </w:r>
       <w:r>
         <w:rPr>
+          <w:rFonts w:ascii="Charis SIL Italic" w:hAnsi="Charis SIL Italic" w:eastAsia="Charis SIL Italic"/>
+          <w:b w:val="0"/>
+          <w:i w:val="0"/>
+          <w:color w:val="000000"/>
+          <w:sz w:val="24"/>
+        </w:rPr>
+        <w:t>ed</w:t>
+      </w:r>
+      <w:r>
+        <w:rPr>
           <w:u w:val="single" w:color="0000ff"/>
           <w:rFonts w:ascii="Charis SIL Italic" w:hAnsi="Charis SIL Italic" w:eastAsia="Charis SIL Italic"/>
           <w:b w:val="0"/>
@@ -4683,25 +4794,7 @@
           <w:color w:val="000000"/>
           <w:sz w:val="24"/>
         </w:rPr>
-        <w:hyperlink r:id="rId35" w:history="1">
-          <w:r>
-            <w:rPr>
-              <w:rStyle w:val="Hyperlink"/>
-            </w:rPr>
-            <w:t>ed</w:t>
-          </w:r>
-        </w:hyperlink>
-      </w:r>
-      <w:r>
-        <w:rPr>
-          <w:u w:val="single" w:color="0000ff"/>
-          <w:rFonts w:ascii="Charis SIL Italic" w:hAnsi="Charis SIL Italic" w:eastAsia="Charis SIL Italic"/>
-          <w:b w:val="0"/>
-          <w:i w:val="0"/>
-          <w:color w:val="000000"/>
-          <w:sz w:val="24"/>
-        </w:rPr>
-        <w:hyperlink r:id="rId35" w:history="1">
+        <w:hyperlink r:id="rId36" w:history="1">
           <w:r>
             <w:rPr>
               <w:rStyle w:val="Hyperlink"/>
@@ -4729,7 +4822,7 @@
           <w:sz w:val="24"/>
           <w:u w:val="single"/>
         </w:rPr>
-        <w:hyperlink r:id="rId36" w:history="1">
+        <w:hyperlink r:id="rId37" w:history="1">
           <w:r>
             <w:rPr>
               <w:rStyle w:val="Hyperlink"/>
@@ -4747,7 +4840,7 @@
           <w:sz w:val="24"/>
           <w:u w:val="single"/>
         </w:rPr>
-        <w:hyperlink r:id="rId36" w:history="1">
+        <w:hyperlink r:id="rId37" w:history="1">
           <w:r>
             <w:rPr>
               <w:rStyle w:val="Hyperlink"/>
@@ -4795,7 +4888,7 @@
           <w:sz w:val="24"/>
           <w:u w:val="single"/>
         </w:rPr>
-        <w:hyperlink r:id="rId37" w:history="1">
+        <w:hyperlink r:id="rId38" w:history="1">
           <w:r>
             <w:rPr>
               <w:rStyle w:val="Hyperlink"/>
@@ -4824,7 +4917,7 @@
           <w:sz w:val="24"/>
           <w:u w:val="single"/>
         </w:rPr>
-        <w:hyperlink r:id="rId37" w:history="1">
+        <w:hyperlink r:id="rId38" w:history="1">
           <w:r>
             <w:rPr>
               <w:rStyle w:val="Hyperlink"/>
@@ -4892,7 +4985,7 @@
           <w:sz w:val="24"/>
           <w:u w:val="single"/>
         </w:rPr>
-        <w:hyperlink r:id="rId38" w:history="1">
+        <w:hyperlink r:id="rId39" w:history="1">
           <w:r>
             <w:rPr>
               <w:rStyle w:val="Hyperlink"/>
@@ -4921,7 +5014,7 @@
           <w:sz w:val="24"/>
           <w:u w:val="single"/>
         </w:rPr>
-        <w:hyperlink r:id="rId38" w:history="1">
+        <w:hyperlink r:id="rId39" w:history="1">
           <w:r>
             <w:rPr>
               <w:rStyle w:val="Hyperlink"/>
@@ -4970,7 +5063,7 @@
           <w:color w:val="000000"/>
           <w:sz w:val="24"/>
         </w:rPr>
-        <w:hyperlink r:id="rId38" w:history="1">
+        <w:hyperlink r:id="rId39" w:history="1">
           <w:r>
             <w:rPr>
               <w:rStyle w:val="Hyperlink"/>
@@ -4988,7 +5081,7 @@
           <w:color w:val="000000"/>
           <w:sz w:val="24"/>
         </w:rPr>
-        <w:hyperlink r:id="rId38" w:history="1">
+        <w:hyperlink r:id="rId39" w:history="1">
           <w:r>
             <w:rPr>
               <w:rStyle w:val="Hyperlink"/>
@@ -5006,7 +5099,7 @@
           <w:color w:val="000000"/>
           <w:sz w:val="24"/>
         </w:rPr>
-        <w:hyperlink r:id="rId38" w:history="1">
+        <w:hyperlink r:id="rId39" w:history="1">
           <w:r>
             <w:rPr>
               <w:rStyle w:val="Hyperlink"/>
@@ -5087,7 +5180,7 @@
           <w:sz w:val="24"/>
           <w:u w:val="single"/>
         </w:rPr>
-        <w:hyperlink r:id="rId39" w:history="1">
+        <w:hyperlink r:id="rId40" w:history="1">
           <w:r>
             <w:rPr>
               <w:rStyle w:val="Hyperlink"/>
@@ -5115,7 +5208,7 @@
           <w:sz w:val="24"/>
           <w:u w:val="single"/>
         </w:rPr>
-        <w:hyperlink r:id="rId40" w:history="1">
+        <w:hyperlink r:id="rId41" w:history="1">
           <w:r>
             <w:rPr>
               <w:rStyle w:val="Hyperlink"/>
@@ -5133,7 +5226,7 @@
           <w:sz w:val="24"/>
           <w:u w:val="single"/>
         </w:rPr>
-        <w:hyperlink r:id="rId40" w:history="1">
+        <w:hyperlink r:id="rId41" w:history="1">
           <w:r>
             <w:rPr>
               <w:rStyle w:val="Hyperlink"/>
@@ -5161,7 +5254,7 @@
           <w:color w:val="000000"/>
           <w:sz w:val="24"/>
         </w:rPr>
-        <w:hyperlink r:id="rId39" w:history="1">
+        <w:hyperlink r:id="rId40" w:history="1">
           <w:r>
             <w:rPr>
               <w:rStyle w:val="Hyperlink"/>
@@ -5179,7 +5272,7 @@
           <w:sz w:val="24"/>
           <w:u w:val="single"/>
         </w:rPr>
-        <w:hyperlink r:id="rId39" w:history="1">
+        <w:hyperlink r:id="rId40" w:history="1">
           <w:r>
             <w:rPr>
               <w:rStyle w:val="Hyperlink"/>
@@ -5210,7 +5303,7 @@
           <w:sz w:val="24"/>
           <w:u w:val="single"/>
         </w:rPr>
-        <w:hyperlink r:id="rId40" w:history="1">
+        <w:hyperlink r:id="rId41" w:history="1">
           <w:r>
             <w:rPr>
               <w:rStyle w:val="Hyperlink"/>
@@ -5228,7 +5321,7 @@
           <w:sz w:val="24"/>
           <w:u w:val="single"/>
         </w:rPr>
-        <w:hyperlink r:id="rId41" w:history="1">
+        <w:hyperlink r:id="rId42" w:history="1">
           <w:r>
             <w:rPr>
               <w:rStyle w:val="Hyperlink"/>
@@ -5296,7 +5389,7 @@
           <w:sz w:val="24"/>
           <w:u w:val="single"/>
         </w:rPr>
-        <w:hyperlink r:id="rId42" w:history="1">
+        <w:hyperlink r:id="rId43" w:history="1">
           <w:r>
             <w:rPr>
               <w:rStyle w:val="Hyperlink"/>
@@ -5325,7 +5418,7 @@
           <w:sz w:val="24"/>
           <w:u w:val="single"/>
         </w:rPr>
-        <w:hyperlink r:id="rId42" w:history="1">
+        <w:hyperlink r:id="rId43" w:history="1">
           <w:r>
             <w:rPr>
               <w:rStyle w:val="Hyperlink"/>
@@ -5363,7 +5456,7 @@
           <w:color w:val="000000"/>
           <w:sz w:val="24"/>
         </w:rPr>
-        <w:hyperlink r:id="rId42" w:history="1">
+        <w:hyperlink r:id="rId43" w:history="1">
           <w:r>
             <w:rPr>
               <w:rStyle w:val="Hyperlink"/>
@@ -5381,7 +5474,7 @@
           <w:color w:val="000000"/>
           <w:sz w:val="24"/>
         </w:rPr>
-        <w:hyperlink r:id="rId42" w:history="1">
+        <w:hyperlink r:id="rId43" w:history="1">
           <w:r>
             <w:rPr>
               <w:rStyle w:val="Hyperlink"/>
@@ -5408,7 +5501,7 @@
           <w:color w:val="000000"/>
           <w:sz w:val="24"/>
         </w:rPr>
-        <w:hyperlink r:id="rId43" w:history="1">
+        <w:hyperlink r:id="rId44" w:history="1">
           <w:r>
             <w:rPr>
               <w:rStyle w:val="Hyperlink"/>
@@ -5425,7 +5518,7 @@
           <w:color w:val="000000"/>
           <w:sz w:val="24"/>
         </w:rPr>
-        <w:hyperlink r:id="rId43" w:history="1">
+        <w:hyperlink r:id="rId44" w:history="1">
           <w:r>
             <w:rPr>
               <w:rStyle w:val="Hyperlink"/>
@@ -5442,7 +5535,7 @@
           <w:color w:val="000000"/>
           <w:sz w:val="24"/>
         </w:rPr>
-        <w:hyperlink r:id="rId43" w:history="1">
+        <w:hyperlink r:id="rId44" w:history="1">
           <w:r>
             <w:rPr>
               <w:rStyle w:val="Hyperlink"/>
@@ -5563,7 +5656,7 @@
           <w:sz w:val="24"/>
           <w:u w:val="single"/>
         </w:rPr>
-        <w:hyperlink r:id="rId44" w:history="1">
+        <w:hyperlink r:id="rId45" w:history="1">
           <w:r>
             <w:rPr>
               <w:rStyle w:val="Hyperlink"/>
@@ -5592,7 +5685,7 @@
           <w:sz w:val="24"/>
           <w:u w:val="single"/>
         </w:rPr>
-        <w:hyperlink r:id="rId44" w:history="1">
+        <w:hyperlink r:id="rId45" w:history="1">
           <w:r>
             <w:rPr>
               <w:rStyle w:val="Hyperlink"/>
@@ -5660,7 +5753,7 @@
           <w:sz w:val="24"/>
           <w:u w:val="single"/>
         </w:rPr>
-        <w:hyperlink r:id="rId45" w:history="1">
+        <w:hyperlink r:id="rId46" w:history="1">
           <w:r>
             <w:rPr>
               <w:rStyle w:val="Hyperlink"/>
@@ -5737,7 +5830,7 @@
           <w:sz w:val="24"/>
           <w:u w:val="single"/>
         </w:rPr>
-        <w:hyperlink r:id="rId46" w:history="1">
+        <w:hyperlink r:id="rId47" w:history="1">
           <w:r>
             <w:rPr>
               <w:rStyle w:val="Hyperlink"/>
@@ -5766,7 +5859,7 @@
           <w:sz w:val="24"/>
           <w:u w:val="single"/>
         </w:rPr>
-        <w:hyperlink r:id="rId46" w:history="1">
+        <w:hyperlink r:id="rId47" w:history="1">
           <w:r>
             <w:rPr>
               <w:rStyle w:val="Hyperlink"/>
@@ -5795,7 +5888,7 @@
           <w:sz w:val="24"/>
           <w:u w:val="single"/>
         </w:rPr>
-        <w:hyperlink r:id="rId46" w:history="1">
+        <w:hyperlink r:id="rId47" w:history="1">
           <w:r>
             <w:rPr>
               <w:rStyle w:val="Hyperlink"/>
@@ -5824,7 +5917,7 @@
           <w:sz w:val="24"/>
           <w:u w:val="single"/>
         </w:rPr>
-        <w:hyperlink r:id="rId46" w:history="1">
+        <w:hyperlink r:id="rId47" w:history="1">
           <w:r>
             <w:rPr>
               <w:rStyle w:val="Hyperlink"/>
@@ -5862,14 +5955,7 @@
           <w:color w:val="000000"/>
           <w:sz w:val="24"/>
         </w:rPr>
-        <w:hyperlink r:id="rId46" w:history="1">
-          <w:r>
-            <w:rPr>
-              <w:rStyle w:val="Hyperlink"/>
-            </w:rPr>
-            <w:t xml:space="preserve">ven </w:t>
-          </w:r>
-        </w:hyperlink>
+        <w:t>ven m</w:t>
       </w:r>
       <w:r>
         <w:rPr>
@@ -5880,18 +5966,7 @@
           <w:color w:val="000000"/>
           <w:sz w:val="24"/>
         </w:rPr>
-        <w:t>m</w:t>
-      </w:r>
-      <w:r>
-        <w:rPr>
-          <w:u w:val="single" w:color="0000ff"/>
-          <w:rFonts w:ascii="Charis SIL Italic" w:hAnsi="Charis SIL Italic" w:eastAsia="Charis SIL Italic"/>
-          <w:b w:val="0"/>
-          <w:i w:val="0"/>
-          <w:color w:val="000000"/>
-          <w:sz w:val="24"/>
-        </w:rPr>
-        <w:hyperlink r:id="rId46" w:history="1">
+        <w:hyperlink r:id="rId47" w:history="1">
           <w:r>
             <w:rPr>
               <w:rStyle w:val="Hyperlink"/>
@@ -5909,7 +5984,7 @@
           <w:color w:val="000000"/>
           <w:sz w:val="24"/>
         </w:rPr>
-        <w:hyperlink r:id="rId46" w:history="1">
+        <w:hyperlink r:id="rId47" w:history="1">
           <w:r>
             <w:rPr>
               <w:rStyle w:val="Hyperlink"/>
@@ -5927,7 +6002,7 @@
           <w:color w:val="000000"/>
           <w:sz w:val="24"/>
         </w:rPr>
-        <w:hyperlink r:id="rId46" w:history="1">
+        <w:hyperlink r:id="rId47" w:history="1">
           <w:r>
             <w:rPr>
               <w:rStyle w:val="Hyperlink"/>
@@ -5945,7 +6020,7 @@
           <w:color w:val="000000"/>
           <w:sz w:val="24"/>
         </w:rPr>
-        <w:hyperlink r:id="rId46" w:history="1">
+        <w:hyperlink r:id="rId47" w:history="1">
           <w:r>
             <w:rPr>
               <w:rStyle w:val="Hyperlink"/>
@@ -5993,7 +6068,7 @@
           <w:sz w:val="24"/>
           <w:u w:val="single"/>
         </w:rPr>
-        <w:hyperlink r:id="rId47" w:history="1">
+        <w:hyperlink r:id="rId48" w:history="1">
           <w:r>
             <w:rPr>
               <w:rStyle w:val="Hyperlink"/>
@@ -6022,7 +6097,7 @@
           <w:sz w:val="24"/>
           <w:u w:val="single"/>
         </w:rPr>
-        <w:hyperlink r:id="rId47" w:history="1">
+        <w:hyperlink r:id="rId48" w:history="1">
           <w:r>
             <w:rPr>
               <w:rStyle w:val="Hyperlink"/>
@@ -6058,16 +6133,8 @@
           <w:i w:val="0"/>
           <w:color w:val="0000FF"/>
           <w:sz w:val="24"/>
-          <w:u w:val="single"/>
-        </w:rPr>
-        <w:hyperlink r:id="rId48" w:history="1">
-          <w:r>
-            <w:rPr>
-              <w:rStyle w:val="Hyperlink"/>
-            </w:rPr>
-            <w:t>S</w:t>
-          </w:r>
-        </w:hyperlink>
+        </w:rPr>
+        <w:t>S</w:t>
       </w:r>
       <w:r>
         <w:rPr>
@@ -6096,7 +6163,7 @@
           <w:sz w:val="24"/>
           <w:u w:val="single"/>
         </w:rPr>
-        <w:hyperlink r:id="rId47" w:history="1">
+        <w:hyperlink r:id="rId48" w:history="1">
           <w:r>
             <w:rPr>
               <w:rStyle w:val="Hyperlink"/>
@@ -6114,7 +6181,7 @@
           <w:sz w:val="24"/>
           <w:u w:val="single"/>
         </w:rPr>
-        <w:hyperlink r:id="rId47" w:history="1">
+        <w:hyperlink r:id="rId48" w:history="1">
           <w:r>
             <w:rPr>
               <w:rStyle w:val="Hyperlink"/>
@@ -6143,7 +6210,7 @@
           <w:sz w:val="24"/>
           <w:u w:val="single"/>
         </w:rPr>
-        <w:hyperlink r:id="rId47" w:history="1">
+        <w:hyperlink r:id="rId48" w:history="1">
           <w:r>
             <w:rPr>
               <w:rStyle w:val="Hyperlink"/>
@@ -6161,7 +6228,7 @@
           <w:sz w:val="24"/>
           <w:u w:val="single"/>
         </w:rPr>
-        <w:hyperlink r:id="rId48" w:history="1">
+        <w:hyperlink r:id="rId49" w:history="1">
           <w:r>
             <w:rPr>
               <w:rStyle w:val="Hyperlink"/>
@@ -6229,7 +6296,7 @@
           <w:sz w:val="24"/>
           <w:u w:val="single"/>
         </w:rPr>
-        <w:hyperlink r:id="rId49" w:history="1">
+        <w:hyperlink r:id="rId50" w:history="1">
           <w:r>
             <w:rPr>
               <w:rStyle w:val="Hyperlink"/>
@@ -6258,7 +6325,7 @@
           <w:sz w:val="24"/>
           <w:u w:val="single"/>
         </w:rPr>
-        <w:hyperlink r:id="rId49" w:history="1">
+        <w:hyperlink r:id="rId50" w:history="1">
           <w:r>
             <w:rPr>
               <w:rStyle w:val="Hyperlink"/>
@@ -6287,7 +6354,7 @@
           <w:sz w:val="24"/>
           <w:u w:val="single"/>
         </w:rPr>
-        <w:hyperlink r:id="rId49" w:history="1">
+        <w:hyperlink r:id="rId50" w:history="1">
           <w:r>
             <w:rPr>
               <w:rStyle w:val="Hyperlink"/>
@@ -6325,7 +6392,7 @@
           <w:color w:val="000000"/>
           <w:sz w:val="24"/>
         </w:rPr>
-        <w:hyperlink r:id="rId49" w:history="1">
+        <w:hyperlink r:id="rId50" w:history="1">
           <w:r>
             <w:rPr>
               <w:rStyle w:val="Hyperlink"/>
@@ -6342,7 +6409,7 @@
           <w:color w:val="000000"/>
           <w:sz w:val="24"/>
         </w:rPr>
-        <w:hyperlink r:id="rId49" w:history="1">
+        <w:hyperlink r:id="rId50" w:history="1">
           <w:r>
             <w:rPr>
               <w:rStyle w:val="Hyperlink"/>
@@ -6353,6 +6420,7 @@
       </w:r>
       <w:r>
         <w:rPr>
+          <w:u w:val="single" w:color="0000ff"/>
           <w:rFonts w:ascii="Charis SIL Italic" w:hAnsi="Charis SIL Italic" w:eastAsia="Charis SIL Italic"/>
           <w:b w:val="0"/>
           <w:i w:val="0"/>
@@ -6370,7 +6438,7 @@
           <w:color w:val="000000"/>
           <w:sz w:val="24"/>
         </w:rPr>
-        <w:hyperlink r:id="rId49" w:history="1">
+        <w:hyperlink r:id="rId50" w:history="1">
           <w:r>
             <w:rPr>
               <w:rStyle w:val="Hyperlink"/>
@@ -6388,7 +6456,7 @@
           <w:color w:val="000000"/>
           <w:sz w:val="24"/>
         </w:rPr>
-        <w:hyperlink r:id="rId49" w:history="1">
+        <w:hyperlink r:id="rId50" w:history="1">
           <w:r>
             <w:rPr>
               <w:rStyle w:val="Hyperlink"/>
@@ -6406,7 +6474,7 @@
           <w:color w:val="000000"/>
           <w:sz w:val="24"/>
         </w:rPr>
-        <w:hyperlink r:id="rId49" w:history="1">
+        <w:hyperlink r:id="rId50" w:history="1">
           <w:r>
             <w:rPr>
               <w:rStyle w:val="Hyperlink"/>
@@ -6480,7 +6548,7 @@
           <w:sz w:val="24"/>
           <w:u w:val="single"/>
         </w:rPr>
-        <w:hyperlink r:id="rId50" w:history="1">
+        <w:hyperlink r:id="rId51" w:history="1">
           <w:r>
             <w:rPr>
               <w:rStyle w:val="Hyperlink"/>
@@ -6509,7 +6577,7 @@
           <w:sz w:val="24"/>
           <w:u w:val="single"/>
         </w:rPr>
-        <w:hyperlink r:id="rId50" w:history="1">
+        <w:hyperlink r:id="rId51" w:history="1">
           <w:r>
             <w:rPr>
               <w:rStyle w:val="Hyperlink"/>
@@ -6557,7 +6625,7 @@
           <w:sz w:val="24"/>
           <w:u w:val="single"/>
         </w:rPr>
-        <w:hyperlink r:id="rId51" w:history="1">
+        <w:hyperlink r:id="rId52" w:history="1">
           <w:r>
             <w:rPr>
               <w:rStyle w:val="Hyperlink"/>
@@ -6586,7 +6654,7 @@
           <w:sz w:val="24"/>
           <w:u w:val="single"/>
         </w:rPr>
-        <w:hyperlink r:id="rId51" w:history="1">
+        <w:hyperlink r:id="rId52" w:history="1">
           <w:r>
             <w:rPr>
               <w:rStyle w:val="Hyperlink"/>
@@ -6624,7 +6692,7 @@
           <w:color w:val="000000"/>
           <w:sz w:val="24"/>
         </w:rPr>
-        <w:hyperlink r:id="rId51" w:history="1">
+        <w:hyperlink r:id="rId52" w:history="1">
           <w:r>
             <w:rPr>
               <w:rStyle w:val="Hyperlink"/>
@@ -6642,7 +6710,7 @@
           <w:color w:val="000000"/>
           <w:sz w:val="24"/>
         </w:rPr>
-        <w:hyperlink r:id="rId51" w:history="1">
+        <w:hyperlink r:id="rId52" w:history="1">
           <w:r>
             <w:rPr>
               <w:rStyle w:val="Hyperlink"/>
@@ -6660,7 +6728,7 @@
           <w:color w:val="000000"/>
           <w:sz w:val="24"/>
         </w:rPr>
-        <w:hyperlink r:id="rId51" w:history="1">
+        <w:hyperlink r:id="rId52" w:history="1">
           <w:r>
             <w:rPr>
               <w:rStyle w:val="Hyperlink"/>

--- a/EXPORTS/DOCX/published/niveau3/Dutch/UniversityMus.docx
+++ b/EXPORTS/DOCX/published/niveau3/Dutch/UniversityMus.docx
@@ -504,7 +504,6 @@
       </w:r>
       <w:r>
         <w:rPr>
-          <w:u w:val="single" w:color="0000ff"/>
           <w:rFonts w:ascii="Charis SIL Italic" w:hAnsi="Charis SIL Italic" w:eastAsia="Charis SIL Italic"/>
           <w:b w:val="0"/>
           <w:i w:val="0"/>
@@ -677,7 +676,7 @@
           <w:sz w:val="24"/>
           <w:u w:val="single"/>
         </w:rPr>
-        <w:hyperlink r:id="rId11" w:history="1">
+        <w:hyperlink r:id="rId10" w:history="1">
           <w:r>
             <w:rPr>
               <w:rStyle w:val="Hyperlink"/>
@@ -3396,6 +3395,23 @@
       </w:r>
       <w:r>
         <w:rPr>
+          <w:rFonts w:ascii="Charis SIL Italic" w:hAnsi="Charis SIL Italic" w:eastAsia="Charis SIL Italic"/>
+          <w:b w:val="0"/>
+          <w:i w:val="0"/>
+          <w:color w:val="000000"/>
+          <w:sz w:val="24"/>
+        </w:rPr>
+        <w:hyperlink r:id="rId26" w:history="1">
+          <w:r>
+            <w:rPr>
+              <w:rStyle w:val="Hyperlink"/>
+            </w:rPr>
+            <w:t>d</w:t>
+          </w:r>
+        </w:hyperlink>
+      </w:r>
+      <w:r>
+        <w:rPr>
           <w:u w:val="single" w:color="0000ff"/>
           <w:rFonts w:ascii="Charis SIL Italic" w:hAnsi="Charis SIL Italic" w:eastAsia="Charis SIL Italic"/>
           <w:b w:val="0"/>
@@ -3403,7 +3419,7 @@
           <w:color w:val="000000"/>
           <w:sz w:val="24"/>
         </w:rPr>
-        <w:t>d</w:t>
+        <w:t>e</w:t>
       </w:r>
       <w:r>
         <w:rPr>
@@ -3413,7 +3429,7 @@
           <w:color w:val="000000"/>
           <w:sz w:val="24"/>
         </w:rPr>
-        <w:t>e zoekhulp.</w:t>
+        <w:t xml:space="preserve"> zoekhulp.</w:t>
       </w:r>
     </w:p>
     <w:p>
@@ -3866,6 +3882,7 @@
       </w:r>
       <w:r>
         <w:rPr>
+          <w:u w:val="single" w:color="0000ff"/>
           <w:rFonts w:ascii="Charis SIL Italic" w:hAnsi="Charis SIL Italic" w:eastAsia="Charis SIL Italic"/>
           <w:b w:val="0"/>
           <w:i w:val="0"/>
@@ -4134,171 +4151,13 @@
       </w:r>
       <w:r>
         <w:rPr>
-          <w:u w:val="single" w:color="0000ff"/>
           <w:rFonts w:ascii="Charis SIL Italic" w:hAnsi="Charis SIL Italic" w:eastAsia="Charis SIL Italic"/>
           <w:b w:val="0"/>
           <w:i w:val="0"/>
           <w:color w:val="000000"/>
           <w:sz w:val="24"/>
         </w:rPr>
-        <w:hyperlink r:id="rId30" w:history="1">
-          <w:r>
-            <w:rPr>
-              <w:rStyle w:val="Hyperlink"/>
-            </w:rPr>
-            <w:t>Binnen deze c</w:t>
-          </w:r>
-        </w:hyperlink>
-      </w:r>
-      <w:r>
-        <w:rPr>
-          <w:rFonts w:ascii="Charis SIL Italic" w:hAnsi="Charis SIL Italic" w:eastAsia="Charis SIL Italic"/>
-          <w:b w:val="0"/>
-          <w:i w:val="0"/>
-          <w:color w:val="000000"/>
-          <w:sz w:val="24"/>
-        </w:rPr>
-        <w:t>o</w:t>
-      </w:r>
-      <w:r>
-        <w:rPr>
-          <w:u w:val="single" w:color="0000ff"/>
-          <w:rFonts w:ascii="Charis SIL Italic" w:hAnsi="Charis SIL Italic" w:eastAsia="Charis SIL Italic"/>
-          <w:b w:val="0"/>
-          <w:i w:val="0"/>
-          <w:color w:val="000000"/>
-          <w:sz w:val="24"/>
-        </w:rPr>
-        <w:hyperlink r:id="rId31" w:history="1">
-          <w:r>
-            <w:rPr>
-              <w:rStyle w:val="Hyperlink"/>
-            </w:rPr>
-            <w:t>llecti</w:t>
-          </w:r>
-        </w:hyperlink>
-      </w:r>
-      <w:r>
-        <w:rPr>
-          <w:u w:val="single" w:color="0000ff"/>
-          <w:rFonts w:ascii="Charis SIL Italic" w:hAnsi="Charis SIL Italic" w:eastAsia="Charis SIL Italic"/>
-          <w:b w:val="0"/>
-          <w:i w:val="0"/>
-          <w:color w:val="000000"/>
-          <w:sz w:val="24"/>
-        </w:rPr>
-        <w:hyperlink r:id="rId31" w:history="1">
-          <w:r>
-            <w:rPr>
-              <w:rStyle w:val="Hyperlink"/>
-            </w:rPr>
-            <w:t xml:space="preserve">es </w:t>
-          </w:r>
-        </w:hyperlink>
-      </w:r>
-      <w:r>
-        <w:rPr>
-          <w:u w:val="single" w:color="0000ff"/>
-          <w:rFonts w:ascii="Charis SIL Italic" w:hAnsi="Charis SIL Italic" w:eastAsia="Charis SIL Italic"/>
-          <w:b w:val="0"/>
-          <w:i w:val="0"/>
-          <w:color w:val="000000"/>
-          <w:sz w:val="24"/>
-        </w:rPr>
-        <w:hyperlink r:id="rId31" w:history="1">
-          <w:r>
-            <w:rPr>
-              <w:rStyle w:val="Hyperlink"/>
-            </w:rPr>
-            <w:t>i</w:t>
-          </w:r>
-        </w:hyperlink>
-      </w:r>
-      <w:r>
-        <w:rPr>
-          <w:u w:val="single" w:color="0000ff"/>
-          <w:rFonts w:ascii="Charis SIL Italic" w:hAnsi="Charis SIL Italic" w:eastAsia="Charis SIL Italic"/>
-          <w:b w:val="0"/>
-          <w:i w:val="0"/>
-          <w:color w:val="000000"/>
-          <w:sz w:val="24"/>
-        </w:rPr>
-        <w:hyperlink r:id="rId31" w:history="1">
-          <w:r>
-            <w:rPr>
-              <w:rStyle w:val="Hyperlink"/>
-            </w:rPr>
-            <w:t xml:space="preserve">s relevant </w:t>
-          </w:r>
-        </w:hyperlink>
-      </w:r>
-      <w:r>
-        <w:rPr>
-          <w:u w:val="single" w:color="0000ff"/>
-          <w:rFonts w:ascii="Charis SIL Italic" w:hAnsi="Charis SIL Italic" w:eastAsia="Charis SIL Italic"/>
-          <w:b w:val="0"/>
-          <w:i w:val="0"/>
-          <w:color w:val="000000"/>
-          <w:sz w:val="24"/>
-        </w:rPr>
-        <w:t>m</w:t>
-      </w:r>
-      <w:r>
-        <w:rPr>
-          <w:u w:val="single" w:color="0000ff"/>
-          <w:rFonts w:ascii="Charis SIL Italic" w:hAnsi="Charis SIL Italic" w:eastAsia="Charis SIL Italic"/>
-          <w:b w:val="0"/>
-          <w:i w:val="0"/>
-          <w:color w:val="000000"/>
-          <w:sz w:val="24"/>
-        </w:rPr>
-        <w:hyperlink r:id="rId31" w:history="1">
-          <w:r>
-            <w:rPr>
-              <w:rStyle w:val="Hyperlink"/>
-            </w:rPr>
-            <w:t>ateriaal</w:t>
-          </w:r>
-        </w:hyperlink>
-      </w:r>
-      <w:r>
-        <w:rPr>
-          <w:rFonts w:ascii="Charis SIL Italic" w:hAnsi="Charis SIL Italic" w:eastAsia="Charis SIL Italic"/>
-          <w:b w:val="0"/>
-          <w:i w:val="0"/>
-          <w:color w:val="000000"/>
-          <w:sz w:val="24"/>
-        </w:rPr>
-        <w:t xml:space="preserve"> </w:t>
-      </w:r>
-      <w:r>
-        <w:rPr>
-          <w:u w:val="single" w:color="0000ff"/>
-          <w:rFonts w:ascii="Charis SIL Italic" w:hAnsi="Charis SIL Italic" w:eastAsia="Charis SIL Italic"/>
-          <w:b w:val="0"/>
-          <w:i w:val="0"/>
-          <w:color w:val="000000"/>
-          <w:sz w:val="24"/>
-        </w:rPr>
-        <w:t>t</w:t>
-      </w:r>
-      <w:r>
-        <w:rPr>
-          <w:u w:val="single" w:color="0000ff"/>
-          <w:rFonts w:ascii="Charis SIL Italic" w:hAnsi="Charis SIL Italic" w:eastAsia="Charis SIL Italic"/>
-          <w:b w:val="0"/>
-          <w:i w:val="0"/>
-          <w:color w:val="000000"/>
-          <w:sz w:val="24"/>
-        </w:rPr>
-        <w:hyperlink r:id="rId32" w:history="1">
-          <w:r>
-            <w:rPr>
-              <w:rStyle w:val="Hyperlink"/>
-            </w:rPr>
-            <w:t>e vinde</w:t>
-          </w:r>
-        </w:hyperlink>
+        <w:t>Binnen deze collecties is relevant materiaal te vinde</w:t>
       </w:r>
       <w:r>
         <w:rPr>
@@ -4554,18 +4413,7 @@
           <w:color w:val="000000"/>
           <w:sz w:val="24"/>
         </w:rPr>
-        <w:t>het onderzoek van fysisch antropoloog</w:t>
-      </w:r>
-      <w:r>
-        <w:rPr>
-          <w:u w:val="single" w:color="0000ff"/>
-          <w:rFonts w:ascii="Charis SIL Italic" w:hAnsi="Charis SIL Italic" w:eastAsia="Charis SIL Italic"/>
-          <w:b w:val="0"/>
-          <w:i w:val="0"/>
-          <w:color w:val="000000"/>
-          <w:sz w:val="24"/>
-        </w:rPr>
-        <w:t xml:space="preserve"> </w:t>
+        <w:t xml:space="preserve">het onderzoek van fysisch antropoloog </w:t>
       </w:r>
       <w:r>
         <w:rPr>
@@ -4605,7 +4453,7 @@
           <w:sz w:val="24"/>
           <w:u w:val="single"/>
         </w:rPr>
-        <w:hyperlink r:id="rId36" w:history="1">
+        <w:hyperlink r:id="rId35" w:history="1">
           <w:r>
             <w:rPr>
               <w:rStyle w:val="Hyperlink"/>
@@ -4737,7 +4585,43 @@
           <w:color w:val="000000"/>
           <w:sz w:val="24"/>
         </w:rPr>
-        <w:t>verschillende inwoners van het Indonesische eiland Nia</w:t>
+        <w:t>verschillende inwoners van het Indones</w:t>
+      </w:r>
+      <w:r>
+        <w:rPr>
+          <w:u w:val="single" w:color="0000ff"/>
+          <w:rFonts w:ascii="Charis SIL Italic" w:hAnsi="Charis SIL Italic" w:eastAsia="Charis SIL Italic"/>
+          <w:b w:val="0"/>
+          <w:i w:val="0"/>
+          <w:color w:val="000000"/>
+          <w:sz w:val="24"/>
+        </w:rPr>
+        <w:hyperlink r:id="rId36" w:history="1">
+          <w:r>
+            <w:rPr>
+              <w:rStyle w:val="Hyperlink"/>
+            </w:rPr>
+            <w:t>ische eila</w:t>
+          </w:r>
+        </w:hyperlink>
+      </w:r>
+      <w:r>
+        <w:rPr>
+          <w:u w:val="single" w:color="0000ff"/>
+          <w:rFonts w:ascii="Charis SIL Italic" w:hAnsi="Charis SIL Italic" w:eastAsia="Charis SIL Italic"/>
+          <w:b w:val="0"/>
+          <w:i w:val="0"/>
+          <w:color w:val="000000"/>
+          <w:sz w:val="24"/>
+        </w:rPr>
+        <w:hyperlink r:id="rId36" w:history="1">
+          <w:r>
+            <w:rPr>
+              <w:rStyle w:val="Hyperlink"/>
+            </w:rPr>
+            <w:t>nd Nia</w:t>
+          </w:r>
+        </w:hyperlink>
       </w:r>
       <w:r>
         <w:rPr>
@@ -4777,13 +4661,21 @@
       </w:r>
       <w:r>
         <w:rPr>
+          <w:u w:val="single" w:color="0000ff"/>
           <w:rFonts w:ascii="Charis SIL Italic" w:hAnsi="Charis SIL Italic" w:eastAsia="Charis SIL Italic"/>
           <w:b w:val="0"/>
           <w:i w:val="0"/>
           <w:color w:val="000000"/>
           <w:sz w:val="24"/>
         </w:rPr>
-        <w:t>ed</w:t>
+        <w:hyperlink r:id="rId36" w:history="1">
+          <w:r>
+            <w:rPr>
+              <w:rStyle w:val="Hyperlink"/>
+            </w:rPr>
+            <w:t>ed</w:t>
+          </w:r>
+        </w:hyperlink>
       </w:r>
       <w:r>
         <w:rPr>
@@ -5944,18 +5836,7 @@
           <w:color w:val="000000"/>
           <w:sz w:val="24"/>
         </w:rPr>
-        <w:t>binnen deze archiefcollectie vind je een grote hoeveelheid archie</w:t>
-      </w:r>
-      <w:r>
-        <w:rPr>
-          <w:u w:val="single" w:color="0000ff"/>
-          <w:rFonts w:ascii="Charis SIL Italic" w:hAnsi="Charis SIL Italic" w:eastAsia="Charis SIL Italic"/>
-          <w:b w:val="0"/>
-          <w:i w:val="0"/>
-          <w:color w:val="000000"/>
-          <w:sz w:val="24"/>
-        </w:rPr>
-        <w:t>ven m</w:t>
+        <w:t>binnen deze archiefcollectie vind je een grote hoeveelheid archieven m</w:t>
       </w:r>
       <w:r>
         <w:rPr>
@@ -6392,12 +6273,23 @@
           <w:color w:val="000000"/>
           <w:sz w:val="24"/>
         </w:rPr>
+        <w:t>desbetreffende zoekhulp</w:t>
+      </w:r>
+      <w:r>
+        <w:rPr>
+          <w:u w:val="single" w:color="0000ff"/>
+          <w:rFonts w:ascii="Charis SIL Italic" w:hAnsi="Charis SIL Italic" w:eastAsia="Charis SIL Italic"/>
+          <w:b w:val="0"/>
+          <w:i w:val="0"/>
+          <w:color w:val="000000"/>
+          <w:sz w:val="24"/>
+        </w:rPr>
         <w:hyperlink r:id="rId50" w:history="1">
           <w:r>
             <w:rPr>
               <w:rStyle w:val="Hyperlink"/>
             </w:rPr>
-            <w:t>desbetreffende zoe</w:t>
+            <w:t xml:space="preserve">) beheerde </w:t>
           </w:r>
         </w:hyperlink>
       </w:r>
@@ -6409,89 +6301,7 @@
           <w:color w:val="000000"/>
           <w:sz w:val="24"/>
         </w:rPr>
-        <w:hyperlink r:id="rId50" w:history="1">
-          <w:r>
-            <w:rPr>
-              <w:rStyle w:val="Hyperlink"/>
-            </w:rPr>
-            <w:t>k</w:t>
-          </w:r>
-        </w:hyperlink>
-      </w:r>
-      <w:r>
-        <w:rPr>
-          <w:u w:val="single" w:color="0000ff"/>
-          <w:rFonts w:ascii="Charis SIL Italic" w:hAnsi="Charis SIL Italic" w:eastAsia="Charis SIL Italic"/>
-          <w:b w:val="0"/>
-          <w:i w:val="0"/>
-          <w:color w:val="000000"/>
-          <w:sz w:val="24"/>
-        </w:rPr>
-        <w:t>h</w:t>
-      </w:r>
-      <w:r>
-        <w:rPr>
-          <w:u w:val="single" w:color="0000ff"/>
-          <w:rFonts w:ascii="Charis SIL Italic" w:hAnsi="Charis SIL Italic" w:eastAsia="Charis SIL Italic"/>
-          <w:b w:val="0"/>
-          <w:i w:val="0"/>
-          <w:color w:val="000000"/>
-          <w:sz w:val="24"/>
-        </w:rPr>
-        <w:hyperlink r:id="rId50" w:history="1">
-          <w:r>
-            <w:rPr>
-              <w:rStyle w:val="Hyperlink"/>
-            </w:rPr>
-            <w:t>u</w:t>
-          </w:r>
-        </w:hyperlink>
-      </w:r>
-      <w:r>
-        <w:rPr>
-          <w:u w:val="single" w:color="0000ff"/>
-          <w:rFonts w:ascii="Charis SIL Italic" w:hAnsi="Charis SIL Italic" w:eastAsia="Charis SIL Italic"/>
-          <w:b w:val="0"/>
-          <w:i w:val="0"/>
-          <w:color w:val="000000"/>
-          <w:sz w:val="24"/>
-        </w:rPr>
-        <w:hyperlink r:id="rId50" w:history="1">
-          <w:r>
-            <w:rPr>
-              <w:rStyle w:val="Hyperlink"/>
-            </w:rPr>
-            <w:t>lp</w:t>
-          </w:r>
-        </w:hyperlink>
-      </w:r>
-      <w:r>
-        <w:rPr>
-          <w:u w:val="single" w:color="0000ff"/>
-          <w:rFonts w:ascii="Charis SIL Italic" w:hAnsi="Charis SIL Italic" w:eastAsia="Charis SIL Italic"/>
-          <w:b w:val="0"/>
-          <w:i w:val="0"/>
-          <w:color w:val="000000"/>
-          <w:sz w:val="24"/>
-        </w:rPr>
-        <w:hyperlink r:id="rId50" w:history="1">
-          <w:r>
-            <w:rPr>
-              <w:rStyle w:val="Hyperlink"/>
-            </w:rPr>
-            <w:t>) beheerde v</w:t>
-          </w:r>
-        </w:hyperlink>
-      </w:r>
-      <w:r>
-        <w:rPr>
-          <w:rFonts w:ascii="Charis SIL Italic" w:hAnsi="Charis SIL Italic" w:eastAsia="Charis SIL Italic"/>
-          <w:b w:val="0"/>
-          <w:i w:val="0"/>
-          <w:color w:val="000000"/>
-          <w:sz w:val="24"/>
-        </w:rPr>
-        <w:t xml:space="preserve">anaf het begin van de twintigste eeuw een </w:t>
+        <w:t xml:space="preserve">vanaf het begin van de twintigste eeuw een </w:t>
       </w:r>
       <w:r>
         <w:br/>

--- a/EXPORTS/DOCX/published/niveau3/Dutch/UniversityMus.docx
+++ b/EXPORTS/DOCX/published/niveau3/Dutch/UniversityMus.docx
@@ -500,24 +500,7 @@
           <w:color w:val="000000"/>
           <w:sz w:val="24"/>
         </w:rPr>
-        <w:t>Volkenkundig Museum en het voor</w:t>
-      </w:r>
-      <w:r>
-        <w:rPr>
-          <w:rFonts w:ascii="Charis SIL Italic" w:hAnsi="Charis SIL Italic" w:eastAsia="Charis SIL Italic"/>
-          <w:b w:val="0"/>
-          <w:i w:val="0"/>
-          <w:color w:val="000000"/>
-          <w:sz w:val="24"/>
-        </w:rPr>
-        <w:hyperlink r:id="rId10" w:history="1">
-          <w:r>
-            <w:rPr>
-              <w:rStyle w:val="Hyperlink"/>
-            </w:rPr>
-            <w:t xml:space="preserve">malig </w:t>
-          </w:r>
-        </w:hyperlink>
+        <w:t xml:space="preserve">Volkenkundig Museum en het voormalig </w:t>
       </w:r>
       <w:r>
         <w:rPr>
@@ -676,7 +659,7 @@
           <w:sz w:val="24"/>
           <w:u w:val="single"/>
         </w:rPr>
-        <w:hyperlink r:id="rId10" w:history="1">
+        <w:hyperlink r:id="rId11" w:history="1">
           <w:r>
             <w:rPr>
               <w:rStyle w:val="Hyperlink"/>
@@ -1426,25 +1409,7 @@
           <w:color w:val="000000"/>
           <w:sz w:val="24"/>
         </w:rPr>
-        <w:t>Wereldmuseum Rotterdam</w:t>
-      </w:r>
-      <w:r>
-        <w:rPr>
-          <w:u w:val="single" w:color="0000ff"/>
-          <w:rFonts w:ascii="Charis SIL Italic" w:hAnsi="Charis SIL Italic" w:eastAsia="Charis SIL Italic"/>
-          <w:b w:val="0"/>
-          <w:i w:val="0"/>
-          <w:color w:val="000000"/>
-          <w:sz w:val="24"/>
-        </w:rPr>
-        <w:hyperlink r:id="rId13" w:history="1">
-          <w:r>
-            <w:rPr>
-              <w:rStyle w:val="Hyperlink"/>
-            </w:rPr>
-            <w:t>. Veel va</w:t>
-          </w:r>
-        </w:hyperlink>
+        <w:t>Wereldmuseum Rotterdam. Veel va</w:t>
       </w:r>
       <w:r>
         <w:rPr>
@@ -2272,7 +2237,7 @@
           <w:sz w:val="24"/>
           <w:u w:val="single"/>
         </w:rPr>
-        <w:hyperlink r:id="rId17" w:history="1">
+        <w:hyperlink r:id="rId20" w:history="1">
           <w:r>
             <w:rPr>
               <w:rStyle w:val="Hyperlink"/>
@@ -3395,41 +3360,24 @@
       </w:r>
       <w:r>
         <w:rPr>
+          <w:u w:val="single" w:color="0000ff"/>
           <w:rFonts w:ascii="Charis SIL Italic" w:hAnsi="Charis SIL Italic" w:eastAsia="Charis SIL Italic"/>
           <w:b w:val="0"/>
           <w:i w:val="0"/>
           <w:color w:val="000000"/>
           <w:sz w:val="24"/>
         </w:rPr>
-        <w:hyperlink r:id="rId26" w:history="1">
-          <w:r>
-            <w:rPr>
-              <w:rStyle w:val="Hyperlink"/>
-            </w:rPr>
-            <w:t>d</w:t>
-          </w:r>
-        </w:hyperlink>
-      </w:r>
-      <w:r>
-        <w:rPr>
-          <w:u w:val="single" w:color="0000ff"/>
+        <w:t>d</w:t>
+      </w:r>
+      <w:r>
+        <w:rPr>
           <w:rFonts w:ascii="Charis SIL Italic" w:hAnsi="Charis SIL Italic" w:eastAsia="Charis SIL Italic"/>
           <w:b w:val="0"/>
           <w:i w:val="0"/>
           <w:color w:val="000000"/>
           <w:sz w:val="24"/>
         </w:rPr>
-        <w:t>e</w:t>
-      </w:r>
-      <w:r>
-        <w:rPr>
-          <w:rFonts w:ascii="Charis SIL Italic" w:hAnsi="Charis SIL Italic" w:eastAsia="Charis SIL Italic"/>
-          <w:b w:val="0"/>
-          <w:i w:val="0"/>
-          <w:color w:val="000000"/>
-          <w:sz w:val="24"/>
-        </w:rPr>
-        <w:t xml:space="preserve"> zoekhulp.</w:t>
+        <w:t>e zoekhulp.</w:t>
       </w:r>
     </w:p>
     <w:p>
@@ -3882,7 +3830,6 @@
       </w:r>
       <w:r>
         <w:rPr>
-          <w:u w:val="single" w:color="0000ff"/>
           <w:rFonts w:ascii="Charis SIL Italic" w:hAnsi="Charis SIL Italic" w:eastAsia="Charis SIL Italic"/>
           <w:b w:val="0"/>
           <w:i w:val="0"/>
@@ -4157,71 +4104,7 @@
           <w:color w:val="000000"/>
           <w:sz w:val="24"/>
         </w:rPr>
-        <w:t>Binnen deze collecties is relevant materiaal te vinde</w:t>
-      </w:r>
-      <w:r>
-        <w:rPr>
-          <w:u w:val="single" w:color="0000ff"/>
-          <w:rFonts w:ascii="Charis SIL Italic" w:hAnsi="Charis SIL Italic" w:eastAsia="Charis SIL Italic"/>
-          <w:b w:val="0"/>
-          <w:i w:val="0"/>
-          <w:color w:val="000000"/>
-          <w:sz w:val="24"/>
-        </w:rPr>
-        <w:hyperlink r:id="rId32" w:history="1">
-          <w:r>
-            <w:rPr>
-              <w:rStyle w:val="Hyperlink"/>
-            </w:rPr>
-            <w:t>n v</w:t>
-          </w:r>
-        </w:hyperlink>
-      </w:r>
-      <w:r>
-        <w:rPr>
-          <w:u w:val="single" w:color="0000ff"/>
-          <w:rFonts w:ascii="Charis SIL Italic" w:hAnsi="Charis SIL Italic" w:eastAsia="Charis SIL Italic"/>
-          <w:b w:val="0"/>
-          <w:i w:val="0"/>
-          <w:color w:val="000000"/>
-          <w:sz w:val="24"/>
-        </w:rPr>
-        <w:hyperlink r:id="rId32" w:history="1">
-          <w:r>
-            <w:rPr>
-              <w:rStyle w:val="Hyperlink"/>
-            </w:rPr>
-            <w:t>oor onde</w:t>
-          </w:r>
-        </w:hyperlink>
-      </w:r>
-      <w:r>
-        <w:rPr>
-          <w:rFonts w:ascii="Charis SIL Italic" w:hAnsi="Charis SIL Italic" w:eastAsia="Charis SIL Italic"/>
-          <w:b w:val="0"/>
-          <w:i w:val="0"/>
-          <w:color w:val="000000"/>
-          <w:sz w:val="24"/>
-        </w:rPr>
-        <w:t>rzo</w:t>
-      </w:r>
-      <w:r>
-        <w:rPr>
-          <w:u w:val="single" w:color="0000ff"/>
-          <w:rFonts w:ascii="Charis SIL Italic" w:hAnsi="Charis SIL Italic" w:eastAsia="Charis SIL Italic"/>
-          <w:b w:val="0"/>
-          <w:i w:val="0"/>
-          <w:color w:val="000000"/>
-          <w:sz w:val="24"/>
-        </w:rPr>
-        <w:hyperlink r:id="rId33" w:history="1">
-          <w:r>
-            <w:rPr>
-              <w:rStyle w:val="Hyperlink"/>
-            </w:rPr>
-            <w:t xml:space="preserve">ek naar het </w:t>
-          </w:r>
-        </w:hyperlink>
+        <w:t xml:space="preserve">Binnen deze collecties is relevant materiaal te vinden voor onderzoek naar het </w:t>
       </w:r>
       <w:r>
         <w:rPr>
@@ -5836,7 +5719,35 @@
           <w:color w:val="000000"/>
           <w:sz w:val="24"/>
         </w:rPr>
-        <w:t>binnen deze archiefcollectie vind je een grote hoeveelheid archieven m</w:t>
+        <w:t>binnen deze archiefcollectie vind je een grote hoeveelheid archie</w:t>
+      </w:r>
+      <w:r>
+        <w:rPr>
+          <w:u w:val="single" w:color="0000ff"/>
+          <w:rFonts w:ascii="Charis SIL Italic" w:hAnsi="Charis SIL Italic" w:eastAsia="Charis SIL Italic"/>
+          <w:b w:val="0"/>
+          <w:i w:val="0"/>
+          <w:color w:val="000000"/>
+          <w:sz w:val="24"/>
+        </w:rPr>
+        <w:hyperlink r:id="rId47" w:history="1">
+          <w:r>
+            <w:rPr>
+              <w:rStyle w:val="Hyperlink"/>
+            </w:rPr>
+            <w:t xml:space="preserve">ven </w:t>
+          </w:r>
+        </w:hyperlink>
+      </w:r>
+      <w:r>
+        <w:rPr>
+          <w:rFonts w:ascii="Charis SIL Italic" w:hAnsi="Charis SIL Italic" w:eastAsia="Charis SIL Italic"/>
+          <w:b w:val="0"/>
+          <w:i w:val="0"/>
+          <w:color w:val="000000"/>
+          <w:sz w:val="24"/>
+        </w:rPr>
+        <w:t>m</w:t>
       </w:r>
       <w:r>
         <w:rPr>
@@ -6014,8 +5925,16 @@
           <w:i w:val="0"/>
           <w:color w:val="0000FF"/>
           <w:sz w:val="24"/>
-        </w:rPr>
-        <w:t>S</w:t>
+          <w:u w:val="single"/>
+        </w:rPr>
+        <w:hyperlink r:id="rId49" w:history="1">
+          <w:r>
+            <w:rPr>
+              <w:rStyle w:val="Hyperlink"/>
+            </w:rPr>
+            <w:t>S</w:t>
+          </w:r>
+        </w:hyperlink>
       </w:r>
       <w:r>
         <w:rPr>
@@ -6273,35 +6192,81 @@
           <w:color w:val="000000"/>
           <w:sz w:val="24"/>
         </w:rPr>
-        <w:t>desbetreffende zoekhulp</w:t>
-      </w:r>
-      <w:r>
-        <w:rPr>
-          <w:u w:val="single" w:color="0000ff"/>
-          <w:rFonts w:ascii="Charis SIL Italic" w:hAnsi="Charis SIL Italic" w:eastAsia="Charis SIL Italic"/>
-          <w:b w:val="0"/>
-          <w:i w:val="0"/>
-          <w:color w:val="000000"/>
-          <w:sz w:val="24"/>
-        </w:rPr>
         <w:hyperlink r:id="rId50" w:history="1">
           <w:r>
             <w:rPr>
               <w:rStyle w:val="Hyperlink"/>
             </w:rPr>
-            <w:t xml:space="preserve">) beheerde </w:t>
+            <w:t>desbetreffende zoek</w:t>
           </w:r>
         </w:hyperlink>
       </w:r>
       <w:r>
         <w:rPr>
+          <w:u w:val="single" w:color="0000ff"/>
           <w:rFonts w:ascii="Charis SIL Italic" w:hAnsi="Charis SIL Italic" w:eastAsia="Charis SIL Italic"/>
           <w:b w:val="0"/>
           <w:i w:val="0"/>
           <w:color w:val="000000"/>
           <w:sz w:val="24"/>
         </w:rPr>
-        <w:t xml:space="preserve">vanaf het begin van de twintigste eeuw een </w:t>
+        <w:t>h</w:t>
+      </w:r>
+      <w:r>
+        <w:rPr>
+          <w:rFonts w:ascii="Charis SIL Italic" w:hAnsi="Charis SIL Italic" w:eastAsia="Charis SIL Italic"/>
+          <w:b w:val="0"/>
+          <w:i w:val="0"/>
+          <w:color w:val="000000"/>
+          <w:sz w:val="24"/>
+        </w:rPr>
+        <w:t>u</w:t>
+      </w:r>
+      <w:r>
+        <w:rPr>
+          <w:u w:val="single" w:color="0000ff"/>
+          <w:rFonts w:ascii="Charis SIL Italic" w:hAnsi="Charis SIL Italic" w:eastAsia="Charis SIL Italic"/>
+          <w:b w:val="0"/>
+          <w:i w:val="0"/>
+          <w:color w:val="000000"/>
+          <w:sz w:val="24"/>
+        </w:rPr>
+        <w:hyperlink r:id="rId50" w:history="1">
+          <w:r>
+            <w:rPr>
+              <w:rStyle w:val="Hyperlink"/>
+            </w:rPr>
+            <w:t>lp</w:t>
+          </w:r>
+        </w:hyperlink>
+      </w:r>
+      <w:r>
+        <w:rPr>
+          <w:u w:val="single" w:color="0000ff"/>
+          <w:rFonts w:ascii="Charis SIL Italic" w:hAnsi="Charis SIL Italic" w:eastAsia="Charis SIL Italic"/>
+          <w:b w:val="0"/>
+          <w:i w:val="0"/>
+          <w:color w:val="000000"/>
+          <w:sz w:val="24"/>
+        </w:rPr>
+        <w:hyperlink r:id="rId50" w:history="1">
+          <w:r>
+            <w:rPr>
+              <w:rStyle w:val="Hyperlink"/>
+            </w:rPr>
+            <w:t>) beheerde v</w:t>
+          </w:r>
+        </w:hyperlink>
+      </w:r>
+      <w:r>
+        <w:rPr>
+          <w:rFonts w:ascii="Charis SIL Italic" w:hAnsi="Charis SIL Italic" w:eastAsia="Charis SIL Italic"/>
+          <w:b w:val="0"/>
+          <w:i w:val="0"/>
+          <w:color w:val="000000"/>
+          <w:sz w:val="24"/>
+        </w:rPr>
+        <w:t xml:space="preserve">anaf het begin van de twintigste eeuw een </w:t>
       </w:r>
       <w:r>
         <w:br/>

--- a/EXPORTS/DOCX/published/niveau3/Dutch/UniversityMus.docx
+++ b/EXPORTS/DOCX/published/niveau3/Dutch/UniversityMus.docx
@@ -500,7 +500,18 @@
           <w:color w:val="000000"/>
           <w:sz w:val="24"/>
         </w:rPr>
-        <w:t xml:space="preserve">Volkenkundig Museum en het voormalig </w:t>
+        <w:t>Volkenkundig Museum en het voor</w:t>
+      </w:r>
+      <w:r>
+        <w:rPr>
+          <w:u w:val="single" w:color="0000ff"/>
+          <w:rFonts w:ascii="Charis SIL Italic" w:hAnsi="Charis SIL Italic" w:eastAsia="Charis SIL Italic"/>
+          <w:b w:val="0"/>
+          <w:i w:val="0"/>
+          <w:color w:val="000000"/>
+          <w:sz w:val="24"/>
+        </w:rPr>
+        <w:t xml:space="preserve">malig </w:t>
       </w:r>
       <w:r>
         <w:rPr>
@@ -511,7 +522,7 @@
           <w:sz w:val="24"/>
           <w:u w:val="single"/>
         </w:rPr>
-        <w:hyperlink r:id="rId10" w:history="1">
+        <w:hyperlink r:id="rId11" w:history="1">
           <w:r>
             <w:rPr>
               <w:rStyle w:val="Hyperlink"/>
@@ -529,7 +540,7 @@
           <w:sz w:val="24"/>
           <w:u w:val="single"/>
         </w:rPr>
-        <w:hyperlink r:id="rId10" w:history="1">
+        <w:hyperlink r:id="rId11" w:history="1">
           <w:r>
             <w:rPr>
               <w:rStyle w:val="Hyperlink"/>
@@ -659,7 +670,7 @@
           <w:sz w:val="24"/>
           <w:u w:val="single"/>
         </w:rPr>
-        <w:hyperlink r:id="rId11" w:history="1">
+        <w:hyperlink r:id="rId10" w:history="1">
           <w:r>
             <w:rPr>
               <w:rStyle w:val="Hyperlink"/>
@@ -1409,7 +1420,25 @@
           <w:color w:val="000000"/>
           <w:sz w:val="24"/>
         </w:rPr>
-        <w:t>Wereldmuseum Rotterdam. Veel va</w:t>
+        <w:t>Wereldmuseum Rotterdam</w:t>
+      </w:r>
+      <w:r>
+        <w:rPr>
+          <w:u w:val="single" w:color="0000ff"/>
+          <w:rFonts w:ascii="Charis SIL Italic" w:hAnsi="Charis SIL Italic" w:eastAsia="Charis SIL Italic"/>
+          <w:b w:val="0"/>
+          <w:i w:val="0"/>
+          <w:color w:val="000000"/>
+          <w:sz w:val="24"/>
+        </w:rPr>
+        <w:hyperlink r:id="rId13" w:history="1">
+          <w:r>
+            <w:rPr>
+              <w:rStyle w:val="Hyperlink"/>
+            </w:rPr>
+            <w:t>. Veel va</w:t>
+          </w:r>
+        </w:hyperlink>
       </w:r>
       <w:r>
         <w:rPr>
@@ -2237,7 +2266,7 @@
           <w:sz w:val="24"/>
           <w:u w:val="single"/>
         </w:rPr>
-        <w:hyperlink r:id="rId20" w:history="1">
+        <w:hyperlink r:id="rId17" w:history="1">
           <w:r>
             <w:rPr>
               <w:rStyle w:val="Hyperlink"/>
@@ -4098,13 +4127,235 @@
       </w:r>
       <w:r>
         <w:rPr>
+          <w:u w:val="single" w:color="0000ff"/>
           <w:rFonts w:ascii="Charis SIL Italic" w:hAnsi="Charis SIL Italic" w:eastAsia="Charis SIL Italic"/>
           <w:b w:val="0"/>
           <w:i w:val="0"/>
           <w:color w:val="000000"/>
           <w:sz w:val="24"/>
         </w:rPr>
-        <w:t xml:space="preserve">Binnen deze collecties is relevant materiaal te vinden voor onderzoek naar het </w:t>
+        <w:hyperlink r:id="rId30" w:history="1">
+          <w:r>
+            <w:rPr>
+              <w:rStyle w:val="Hyperlink"/>
+            </w:rPr>
+            <w:t>Binnen deze c</w:t>
+          </w:r>
+        </w:hyperlink>
+      </w:r>
+      <w:r>
+        <w:rPr>
+          <w:rFonts w:ascii="Charis SIL Italic" w:hAnsi="Charis SIL Italic" w:eastAsia="Charis SIL Italic"/>
+          <w:b w:val="0"/>
+          <w:i w:val="0"/>
+          <w:color w:val="000000"/>
+          <w:sz w:val="24"/>
+        </w:rPr>
+        <w:t>o</w:t>
+      </w:r>
+      <w:r>
+        <w:rPr>
+          <w:u w:val="single" w:color="0000ff"/>
+          <w:rFonts w:ascii="Charis SIL Italic" w:hAnsi="Charis SIL Italic" w:eastAsia="Charis SIL Italic"/>
+          <w:b w:val="0"/>
+          <w:i w:val="0"/>
+          <w:color w:val="000000"/>
+          <w:sz w:val="24"/>
+        </w:rPr>
+        <w:hyperlink r:id="rId31" w:history="1">
+          <w:r>
+            <w:rPr>
+              <w:rStyle w:val="Hyperlink"/>
+            </w:rPr>
+            <w:t>llecti</w:t>
+          </w:r>
+        </w:hyperlink>
+      </w:r>
+      <w:r>
+        <w:rPr>
+          <w:u w:val="single" w:color="0000ff"/>
+          <w:rFonts w:ascii="Charis SIL Italic" w:hAnsi="Charis SIL Italic" w:eastAsia="Charis SIL Italic"/>
+          <w:b w:val="0"/>
+          <w:i w:val="0"/>
+          <w:color w:val="000000"/>
+          <w:sz w:val="24"/>
+        </w:rPr>
+        <w:hyperlink r:id="rId31" w:history="1">
+          <w:r>
+            <w:rPr>
+              <w:rStyle w:val="Hyperlink"/>
+            </w:rPr>
+            <w:t xml:space="preserve">es </w:t>
+          </w:r>
+        </w:hyperlink>
+      </w:r>
+      <w:r>
+        <w:rPr>
+          <w:u w:val="single" w:color="0000ff"/>
+          <w:rFonts w:ascii="Charis SIL Italic" w:hAnsi="Charis SIL Italic" w:eastAsia="Charis SIL Italic"/>
+          <w:b w:val="0"/>
+          <w:i w:val="0"/>
+          <w:color w:val="000000"/>
+          <w:sz w:val="24"/>
+        </w:rPr>
+        <w:hyperlink r:id="rId31" w:history="1">
+          <w:r>
+            <w:rPr>
+              <w:rStyle w:val="Hyperlink"/>
+            </w:rPr>
+            <w:t>i</w:t>
+          </w:r>
+        </w:hyperlink>
+      </w:r>
+      <w:r>
+        <w:rPr>
+          <w:u w:val="single" w:color="0000ff"/>
+          <w:rFonts w:ascii="Charis SIL Italic" w:hAnsi="Charis SIL Italic" w:eastAsia="Charis SIL Italic"/>
+          <w:b w:val="0"/>
+          <w:i w:val="0"/>
+          <w:color w:val="000000"/>
+          <w:sz w:val="24"/>
+        </w:rPr>
+        <w:hyperlink r:id="rId31" w:history="1">
+          <w:r>
+            <w:rPr>
+              <w:rStyle w:val="Hyperlink"/>
+            </w:rPr>
+            <w:t xml:space="preserve">s relevant </w:t>
+          </w:r>
+        </w:hyperlink>
+      </w:r>
+      <w:r>
+        <w:rPr>
+          <w:u w:val="single" w:color="0000ff"/>
+          <w:rFonts w:ascii="Charis SIL Italic" w:hAnsi="Charis SIL Italic" w:eastAsia="Charis SIL Italic"/>
+          <w:b w:val="0"/>
+          <w:i w:val="0"/>
+          <w:color w:val="000000"/>
+          <w:sz w:val="24"/>
+        </w:rPr>
+        <w:t>m</w:t>
+      </w:r>
+      <w:r>
+        <w:rPr>
+          <w:u w:val="single" w:color="0000ff"/>
+          <w:rFonts w:ascii="Charis SIL Italic" w:hAnsi="Charis SIL Italic" w:eastAsia="Charis SIL Italic"/>
+          <w:b w:val="0"/>
+          <w:i w:val="0"/>
+          <w:color w:val="000000"/>
+          <w:sz w:val="24"/>
+        </w:rPr>
+        <w:hyperlink r:id="rId31" w:history="1">
+          <w:r>
+            <w:rPr>
+              <w:rStyle w:val="Hyperlink"/>
+            </w:rPr>
+            <w:t>ateriaal</w:t>
+          </w:r>
+        </w:hyperlink>
+      </w:r>
+      <w:r>
+        <w:rPr>
+          <w:rFonts w:ascii="Charis SIL Italic" w:hAnsi="Charis SIL Italic" w:eastAsia="Charis SIL Italic"/>
+          <w:b w:val="0"/>
+          <w:i w:val="0"/>
+          <w:color w:val="000000"/>
+          <w:sz w:val="24"/>
+        </w:rPr>
+        <w:t xml:space="preserve"> </w:t>
+      </w:r>
+      <w:r>
+        <w:rPr>
+          <w:u w:val="single" w:color="0000ff"/>
+          <w:rFonts w:ascii="Charis SIL Italic" w:hAnsi="Charis SIL Italic" w:eastAsia="Charis SIL Italic"/>
+          <w:b w:val="0"/>
+          <w:i w:val="0"/>
+          <w:color w:val="000000"/>
+          <w:sz w:val="24"/>
+        </w:rPr>
+        <w:t>t</w:t>
+      </w:r>
+      <w:r>
+        <w:rPr>
+          <w:u w:val="single" w:color="0000ff"/>
+          <w:rFonts w:ascii="Charis SIL Italic" w:hAnsi="Charis SIL Italic" w:eastAsia="Charis SIL Italic"/>
+          <w:b w:val="0"/>
+          <w:i w:val="0"/>
+          <w:color w:val="000000"/>
+          <w:sz w:val="24"/>
+        </w:rPr>
+        <w:hyperlink r:id="rId32" w:history="1">
+          <w:r>
+            <w:rPr>
+              <w:rStyle w:val="Hyperlink"/>
+            </w:rPr>
+            <w:t>e vinde</w:t>
+          </w:r>
+        </w:hyperlink>
+      </w:r>
+      <w:r>
+        <w:rPr>
+          <w:u w:val="single" w:color="0000ff"/>
+          <w:rFonts w:ascii="Charis SIL Italic" w:hAnsi="Charis SIL Italic" w:eastAsia="Charis SIL Italic"/>
+          <w:b w:val="0"/>
+          <w:i w:val="0"/>
+          <w:color w:val="000000"/>
+          <w:sz w:val="24"/>
+        </w:rPr>
+        <w:hyperlink r:id="rId32" w:history="1">
+          <w:r>
+            <w:rPr>
+              <w:rStyle w:val="Hyperlink"/>
+            </w:rPr>
+            <w:t>n v</w:t>
+          </w:r>
+        </w:hyperlink>
+      </w:r>
+      <w:r>
+        <w:rPr>
+          <w:u w:val="single" w:color="0000ff"/>
+          <w:rFonts w:ascii="Charis SIL Italic" w:hAnsi="Charis SIL Italic" w:eastAsia="Charis SIL Italic"/>
+          <w:b w:val="0"/>
+          <w:i w:val="0"/>
+          <w:color w:val="000000"/>
+          <w:sz w:val="24"/>
+        </w:rPr>
+        <w:hyperlink r:id="rId32" w:history="1">
+          <w:r>
+            <w:rPr>
+              <w:rStyle w:val="Hyperlink"/>
+            </w:rPr>
+            <w:t>oor onde</w:t>
+          </w:r>
+        </w:hyperlink>
+      </w:r>
+      <w:r>
+        <w:rPr>
+          <w:rFonts w:ascii="Charis SIL Italic" w:hAnsi="Charis SIL Italic" w:eastAsia="Charis SIL Italic"/>
+          <w:b w:val="0"/>
+          <w:i w:val="0"/>
+          <w:color w:val="000000"/>
+          <w:sz w:val="24"/>
+        </w:rPr>
+        <w:t>rzo</w:t>
+      </w:r>
+      <w:r>
+        <w:rPr>
+          <w:u w:val="single" w:color="0000ff"/>
+          <w:rFonts w:ascii="Charis SIL Italic" w:hAnsi="Charis SIL Italic" w:eastAsia="Charis SIL Italic"/>
+          <w:b w:val="0"/>
+          <w:i w:val="0"/>
+          <w:color w:val="000000"/>
+          <w:sz w:val="24"/>
+        </w:rPr>
+        <w:hyperlink r:id="rId33" w:history="1">
+          <w:r>
+            <w:rPr>
+              <w:rStyle w:val="Hyperlink"/>
+            </w:rPr>
+            <w:t xml:space="preserve">ek naar het </w:t>
+          </w:r>
+        </w:hyperlink>
       </w:r>
       <w:r>
         <w:rPr>
@@ -5741,6 +5992,7 @@
       </w:r>
       <w:r>
         <w:rPr>
+          <w:u w:val="single" w:color="0000ff"/>
           <w:rFonts w:ascii="Charis SIL Italic" w:hAnsi="Charis SIL Italic" w:eastAsia="Charis SIL Italic"/>
           <w:b w:val="0"/>
           <w:i w:val="0"/>
@@ -5945,7 +6197,7 @@
           <w:sz w:val="24"/>
           <w:u w:val="single"/>
         </w:rPr>
-        <w:hyperlink r:id="rId48" w:history="1">
+        <w:hyperlink r:id="rId49" w:history="1">
           <w:r>
             <w:rPr>
               <w:rStyle w:val="Hyperlink"/>
@@ -5963,7 +6215,7 @@
           <w:sz w:val="24"/>
           <w:u w:val="single"/>
         </w:rPr>
-        <w:hyperlink r:id="rId48" w:history="1">
+        <w:hyperlink r:id="rId49" w:history="1">
           <w:r>
             <w:rPr>
               <w:rStyle w:val="Hyperlink"/>
@@ -5981,7 +6233,7 @@
           <w:sz w:val="24"/>
           <w:u w:val="single"/>
         </w:rPr>
-        <w:hyperlink r:id="rId48" w:history="1">
+        <w:hyperlink r:id="rId49" w:history="1">
           <w:r>
             <w:rPr>
               <w:rStyle w:val="Hyperlink"/>
@@ -6010,7 +6262,7 @@
           <w:sz w:val="24"/>
           <w:u w:val="single"/>
         </w:rPr>
-        <w:hyperlink r:id="rId48" w:history="1">
+        <w:hyperlink r:id="rId49" w:history="1">
           <w:r>
             <w:rPr>
               <w:rStyle w:val="Hyperlink"/>
@@ -6197,12 +6449,39 @@
             <w:rPr>
               <w:rStyle w:val="Hyperlink"/>
             </w:rPr>
-            <w:t>desbetreffende zoek</w:t>
+            <w:t>desbetreffende zoe</w:t>
           </w:r>
         </w:hyperlink>
       </w:r>
       <w:r>
         <w:rPr>
+          <w:rFonts w:ascii="Charis SIL Italic" w:hAnsi="Charis SIL Italic" w:eastAsia="Charis SIL Italic"/>
+          <w:b w:val="0"/>
+          <w:i w:val="0"/>
+          <w:color w:val="000000"/>
+          <w:sz w:val="24"/>
+        </w:rPr>
+        <w:hyperlink r:id="rId50" w:history="1">
+          <w:r>
+            <w:rPr>
+              <w:rStyle w:val="Hyperlink"/>
+            </w:rPr>
+            <w:t>k</w:t>
+          </w:r>
+        </w:hyperlink>
+      </w:r>
+      <w:r>
+        <w:rPr>
+          <w:rFonts w:ascii="Charis SIL Italic" w:hAnsi="Charis SIL Italic" w:eastAsia="Charis SIL Italic"/>
+          <w:b w:val="0"/>
+          <w:i w:val="0"/>
+          <w:color w:val="000000"/>
+          <w:sz w:val="24"/>
+        </w:rPr>
+        <w:t>h</w:t>
+      </w:r>
+      <w:r>
+        <w:rPr>
           <w:u w:val="single" w:color="0000ff"/>
           <w:rFonts w:ascii="Charis SIL Italic" w:hAnsi="Charis SIL Italic" w:eastAsia="Charis SIL Italic"/>
           <w:b w:val="0"/>
@@ -6210,17 +6489,14 @@
           <w:color w:val="000000"/>
           <w:sz w:val="24"/>
         </w:rPr>
-        <w:t>h</w:t>
-      </w:r>
-      <w:r>
-        <w:rPr>
-          <w:rFonts w:ascii="Charis SIL Italic" w:hAnsi="Charis SIL Italic" w:eastAsia="Charis SIL Italic"/>
-          <w:b w:val="0"/>
-          <w:i w:val="0"/>
-          <w:color w:val="000000"/>
-          <w:sz w:val="24"/>
-        </w:rPr>
-        <w:t>u</w:t>
+        <w:hyperlink r:id="rId50" w:history="1">
+          <w:r>
+            <w:rPr>
+              <w:rStyle w:val="Hyperlink"/>
+            </w:rPr>
+            <w:t>u</w:t>
+          </w:r>
+        </w:hyperlink>
       </w:r>
       <w:r>
         <w:rPr>

--- a/EXPORTS/DOCX/published/niveau3/Dutch/UniversityMus.docx
+++ b/EXPORTS/DOCX/published/niveau3/Dutch/UniversityMus.docx
@@ -540,7 +540,7 @@
           <w:sz w:val="24"/>
           <w:u w:val="single"/>
         </w:rPr>
-        <w:hyperlink r:id="rId11" w:history="1">
+        <w:hyperlink r:id="rId10" w:history="1">
           <w:r>
             <w:rPr>
               <w:rStyle w:val="Hyperlink"/>
@@ -3859,13 +3859,32 @@
       </w:r>
       <w:r>
         <w:rPr>
+          <w:u w:val="single" w:color="0000ff"/>
           <w:rFonts w:ascii="Charis SIL Italic" w:hAnsi="Charis SIL Italic" w:eastAsia="Charis SIL Italic"/>
           <w:b w:val="0"/>
           <w:i w:val="0"/>
           <w:color w:val="000000"/>
           <w:sz w:val="24"/>
         </w:rPr>
-        <w:t xml:space="preserve">, </w:t>
+        <w:hyperlink r:id="rId29" w:history="1">
+          <w:r>
+            <w:rPr>
+              <w:rStyle w:val="Hyperlink"/>
+            </w:rPr>
+            <w:t>,</w:t>
+          </w:r>
+        </w:hyperlink>
+      </w:r>
+      <w:r>
+        <w:rPr>
+          <w:u w:val="single" w:color="0000ff"/>
+          <w:rFonts w:ascii="Charis SIL Italic" w:hAnsi="Charis SIL Italic" w:eastAsia="Charis SIL Italic"/>
+          <w:b w:val="0"/>
+          <w:i w:val="0"/>
+          <w:color w:val="000000"/>
+          <w:sz w:val="24"/>
+        </w:rPr>
+        <w:t xml:space="preserve"> </w:t>
       </w:r>
       <w:r>
         <w:rPr>
@@ -4151,25 +4170,7 @@
           <w:color w:val="000000"/>
           <w:sz w:val="24"/>
         </w:rPr>
-        <w:t>o</w:t>
-      </w:r>
-      <w:r>
-        <w:rPr>
-          <w:u w:val="single" w:color="0000ff"/>
-          <w:rFonts w:ascii="Charis SIL Italic" w:hAnsi="Charis SIL Italic" w:eastAsia="Charis SIL Italic"/>
-          <w:b w:val="0"/>
-          <w:i w:val="0"/>
-          <w:color w:val="000000"/>
-          <w:sz w:val="24"/>
-        </w:rPr>
-        <w:hyperlink r:id="rId31" w:history="1">
-          <w:r>
-            <w:rPr>
-              <w:rStyle w:val="Hyperlink"/>
-            </w:rPr>
-            <w:t>llecti</w:t>
-          </w:r>
-        </w:hyperlink>
+        <w:t>ollecti</w:t>
       </w:r>
       <w:r>
         <w:rPr>
@@ -4209,32 +4210,13 @@
       </w:r>
       <w:r>
         <w:rPr>
-          <w:u w:val="single" w:color="0000ff"/>
           <w:rFonts w:ascii="Charis SIL Italic" w:hAnsi="Charis SIL Italic" w:eastAsia="Charis SIL Italic"/>
           <w:b w:val="0"/>
           <w:i w:val="0"/>
           <w:color w:val="000000"/>
           <w:sz w:val="24"/>
         </w:rPr>
-        <w:hyperlink r:id="rId31" w:history="1">
-          <w:r>
-            <w:rPr>
-              <w:rStyle w:val="Hyperlink"/>
-            </w:rPr>
-            <w:t xml:space="preserve">s relevant </w:t>
-          </w:r>
-        </w:hyperlink>
-      </w:r>
-      <w:r>
-        <w:rPr>
-          <w:u w:val="single" w:color="0000ff"/>
-          <w:rFonts w:ascii="Charis SIL Italic" w:hAnsi="Charis SIL Italic" w:eastAsia="Charis SIL Italic"/>
-          <w:b w:val="0"/>
-          <w:i w:val="0"/>
-          <w:color w:val="000000"/>
-          <w:sz w:val="24"/>
-        </w:rPr>
-        <w:t>m</w:t>
+        <w:t>s relevant m</w:t>
       </w:r>
       <w:r>
         <w:rPr>
@@ -4348,14 +4330,7 @@
           <w:color w:val="000000"/>
           <w:sz w:val="24"/>
         </w:rPr>
-        <w:hyperlink r:id="rId33" w:history="1">
-          <w:r>
-            <w:rPr>
-              <w:rStyle w:val="Hyperlink"/>
-            </w:rPr>
-            <w:t xml:space="preserve">ek naar het </w:t>
-          </w:r>
-        </w:hyperlink>
+        <w:t xml:space="preserve">ek naar het </w:t>
       </w:r>
       <w:r>
         <w:rPr>
@@ -4547,7 +4522,18 @@
           <w:color w:val="000000"/>
           <w:sz w:val="24"/>
         </w:rPr>
-        <w:t xml:space="preserve">het onderzoek van fysisch antropoloog </w:t>
+        <w:t>het onderzoek van fysisch antropoloog</w:t>
+      </w:r>
+      <w:r>
+        <w:rPr>
+          <w:u w:val="single" w:color="0000ff"/>
+          <w:rFonts w:ascii="Charis SIL Italic" w:hAnsi="Charis SIL Italic" w:eastAsia="Charis SIL Italic"/>
+          <w:b w:val="0"/>
+          <w:i w:val="0"/>
+          <w:color w:val="000000"/>
+          <w:sz w:val="24"/>
+        </w:rPr>
+        <w:t xml:space="preserve"> </w:t>
       </w:r>
       <w:r>
         <w:rPr>
@@ -4558,7 +4544,7 @@
           <w:sz w:val="24"/>
           <w:u w:val="single"/>
         </w:rPr>
-        <w:hyperlink r:id="rId35" w:history="1">
+        <w:hyperlink r:id="rId36" w:history="1">
           <w:r>
             <w:rPr>
               <w:rStyle w:val="Hyperlink"/>
@@ -5296,26 +5282,8 @@
           <w:i w:val="0"/>
           <w:color w:val="0000FF"/>
           <w:sz w:val="24"/>
-          <w:u w:val="single"/>
-        </w:rPr>
-        <w:hyperlink r:id="rId40" w:history="1">
-          <w:r>
-            <w:rPr>
-              <w:rStyle w:val="Hyperlink"/>
-            </w:rPr>
-            <w:t>d</w:t>
-          </w:r>
-        </w:hyperlink>
-      </w:r>
-      <w:r>
-        <w:rPr>
-          <w:rFonts w:ascii="Charis SIL Italic" w:hAnsi="Charis SIL Italic" w:eastAsia="Charis SIL Italic"/>
-          <w:b w:val="0"/>
-          <w:i w:val="0"/>
-          <w:color w:val="0000FF"/>
-          <w:sz w:val="24"/>
-        </w:rPr>
-        <w:t xml:space="preserve">igitaal </w:t>
+        </w:rPr>
+        <w:t xml:space="preserve">digitaal </w:t>
       </w:r>
       <w:r>
         <w:br/>
@@ -6177,7 +6145,6 @@
           <w:i w:val="0"/>
           <w:color w:val="0000FF"/>
           <w:sz w:val="24"/>
-          <w:u w:val="single"/>
         </w:rPr>
         <w:hyperlink r:id="rId49" w:history="1">
           <w:r>
@@ -6197,7 +6164,7 @@
           <w:sz w:val="24"/>
           <w:u w:val="single"/>
         </w:rPr>
-        <w:hyperlink r:id="rId49" w:history="1">
+        <w:hyperlink r:id="rId48" w:history="1">
           <w:r>
             <w:rPr>
               <w:rStyle w:val="Hyperlink"/>
@@ -6215,7 +6182,7 @@
           <w:sz w:val="24"/>
           <w:u w:val="single"/>
         </w:rPr>
-        <w:hyperlink r:id="rId49" w:history="1">
+        <w:hyperlink r:id="rId48" w:history="1">
           <w:r>
             <w:rPr>
               <w:rStyle w:val="Hyperlink"/>
@@ -6233,7 +6200,7 @@
           <w:sz w:val="24"/>
           <w:u w:val="single"/>
         </w:rPr>
-        <w:hyperlink r:id="rId49" w:history="1">
+        <w:hyperlink r:id="rId48" w:history="1">
           <w:r>
             <w:rPr>
               <w:rStyle w:val="Hyperlink"/>
@@ -6262,7 +6229,7 @@
           <w:sz w:val="24"/>
           <w:u w:val="single"/>
         </w:rPr>
-        <w:hyperlink r:id="rId49" w:history="1">
+        <w:hyperlink r:id="rId48" w:history="1">
           <w:r>
             <w:rPr>
               <w:rStyle w:val="Hyperlink"/>
@@ -6449,29 +6416,13 @@
             <w:rPr>
               <w:rStyle w:val="Hyperlink"/>
             </w:rPr>
-            <w:t>desbetreffende zoe</w:t>
+            <w:t>desbetreffende zoek</w:t>
           </w:r>
         </w:hyperlink>
       </w:r>
       <w:r>
         <w:rPr>
-          <w:rFonts w:ascii="Charis SIL Italic" w:hAnsi="Charis SIL Italic" w:eastAsia="Charis SIL Italic"/>
-          <w:b w:val="0"/>
-          <w:i w:val="0"/>
-          <w:color w:val="000000"/>
-          <w:sz w:val="24"/>
-        </w:rPr>
-        <w:hyperlink r:id="rId50" w:history="1">
-          <w:r>
-            <w:rPr>
-              <w:rStyle w:val="Hyperlink"/>
-            </w:rPr>
-            <w:t>k</w:t>
-          </w:r>
-        </w:hyperlink>
-      </w:r>
-      <w:r>
-        <w:rPr>
+          <w:u w:val="single" w:color="0000ff"/>
           <w:rFonts w:ascii="Charis SIL Italic" w:hAnsi="Charis SIL Italic" w:eastAsia="Charis SIL Italic"/>
           <w:b w:val="0"/>
           <w:i w:val="0"/>
@@ -6530,7 +6481,7 @@
             <w:rPr>
               <w:rStyle w:val="Hyperlink"/>
             </w:rPr>
-            <w:t>) beheerde v</w:t>
+            <w:t xml:space="preserve">) beheerde </w:t>
           </w:r>
         </w:hyperlink>
       </w:r>
@@ -6542,7 +6493,7 @@
           <w:color w:val="000000"/>
           <w:sz w:val="24"/>
         </w:rPr>
-        <w:t xml:space="preserve">anaf het begin van de twintigste eeuw een </w:t>
+        <w:t xml:space="preserve">vanaf het begin van de twintigste eeuw een </w:t>
       </w:r>
       <w:r>
         <w:br/>

--- a/EXPORTS/DOCX/published/niveau3/Dutch/UniversityMus.docx
+++ b/EXPORTS/DOCX/published/niveau3/Dutch/UniversityMus.docx
@@ -500,18 +500,7 @@
           <w:color w:val="000000"/>
           <w:sz w:val="24"/>
         </w:rPr>
-        <w:t>Volkenkundig Museum en het voor</w:t>
-      </w:r>
-      <w:r>
-        <w:rPr>
-          <w:u w:val="single" w:color="0000ff"/>
-          <w:rFonts w:ascii="Charis SIL Italic" w:hAnsi="Charis SIL Italic" w:eastAsia="Charis SIL Italic"/>
-          <w:b w:val="0"/>
-          <w:i w:val="0"/>
-          <w:color w:val="000000"/>
-          <w:sz w:val="24"/>
-        </w:rPr>
-        <w:t xml:space="preserve">malig </w:t>
+        <w:t xml:space="preserve">Volkenkundig Museum en het voormalig </w:t>
       </w:r>
       <w:r>
         <w:rPr>
@@ -522,7 +511,7 @@
           <w:sz w:val="24"/>
           <w:u w:val="single"/>
         </w:rPr>
-        <w:hyperlink r:id="rId11" w:history="1">
+        <w:hyperlink r:id="rId10" w:history="1">
           <w:r>
             <w:rPr>
               <w:rStyle w:val="Hyperlink"/>
@@ -3828,16 +3817,8 @@
           <w:i w:val="0"/>
           <w:color w:val="0000FF"/>
           <w:sz w:val="24"/>
-          <w:u w:val="single"/>
-        </w:rPr>
-        <w:hyperlink r:id="rId30" w:history="1">
-          <w:r>
-            <w:rPr>
-              <w:rStyle w:val="Hyperlink"/>
-            </w:rPr>
-            <w:t>han</w:t>
-          </w:r>
-        </w:hyperlink>
+        </w:rPr>
+        <w:t>han</w:t>
       </w:r>
       <w:r>
         <w:rPr>
@@ -3953,7 +3934,7 @@
           <w:sz w:val="24"/>
           <w:u w:val="single"/>
         </w:rPr>
-        <w:hyperlink r:id="rId31" w:history="1">
+        <w:hyperlink r:id="rId30" w:history="1">
           <w:r>
             <w:rPr>
               <w:rStyle w:val="Hyperlink"/>
@@ -3982,7 +3963,7 @@
           <w:sz w:val="24"/>
           <w:u w:val="single"/>
         </w:rPr>
-        <w:hyperlink r:id="rId31" w:history="1">
+        <w:hyperlink r:id="rId30" w:history="1">
           <w:r>
             <w:rPr>
               <w:rStyle w:val="Hyperlink"/>
@@ -4010,7 +3991,7 @@
           <w:sz w:val="24"/>
           <w:u w:val="single"/>
         </w:rPr>
-        <w:hyperlink r:id="rId32" w:history="1">
+        <w:hyperlink r:id="rId31" w:history="1">
           <w:r>
             <w:rPr>
               <w:rStyle w:val="Hyperlink"/>
@@ -4039,7 +4020,7 @@
           <w:sz w:val="24"/>
           <w:u w:val="single"/>
         </w:rPr>
-        <w:hyperlink r:id="rId32" w:history="1">
+        <w:hyperlink r:id="rId31" w:history="1">
           <w:r>
             <w:rPr>
               <w:rStyle w:val="Hyperlink"/>
@@ -4068,7 +4049,7 @@
           <w:sz w:val="24"/>
           <w:u w:val="single"/>
         </w:rPr>
-        <w:hyperlink r:id="rId32" w:history="1">
+        <w:hyperlink r:id="rId31" w:history="1">
           <w:r>
             <w:rPr>
               <w:rStyle w:val="Hyperlink"/>
@@ -4096,7 +4077,7 @@
           <w:sz w:val="24"/>
           <w:u w:val="single"/>
         </w:rPr>
-        <w:hyperlink r:id="rId33" w:history="1">
+        <w:hyperlink r:id="rId32" w:history="1">
           <w:r>
             <w:rPr>
               <w:rStyle w:val="Hyperlink"/>
@@ -4125,7 +4106,7 @@
           <w:sz w:val="24"/>
           <w:u w:val="single"/>
         </w:rPr>
-        <w:hyperlink r:id="rId33" w:history="1">
+        <w:hyperlink r:id="rId32" w:history="1">
           <w:r>
             <w:rPr>
               <w:rStyle w:val="Hyperlink"/>
@@ -4153,7 +4134,7 @@
           <w:color w:val="000000"/>
           <w:sz w:val="24"/>
         </w:rPr>
-        <w:hyperlink r:id="rId30" w:history="1">
+        <w:hyperlink r:id="rId33" w:history="1">
           <w:r>
             <w:rPr>
               <w:rStyle w:val="Hyperlink"/>
@@ -4170,7 +4151,7 @@
           <w:color w:val="000000"/>
           <w:sz w:val="24"/>
         </w:rPr>
-        <w:t>ollecti</w:t>
+        <w:t>o</w:t>
       </w:r>
       <w:r>
         <w:rPr>
@@ -4181,7 +4162,25 @@
           <w:color w:val="000000"/>
           <w:sz w:val="24"/>
         </w:rPr>
-        <w:hyperlink r:id="rId31" w:history="1">
+        <w:hyperlink r:id="rId30" w:history="1">
+          <w:r>
+            <w:rPr>
+              <w:rStyle w:val="Hyperlink"/>
+            </w:rPr>
+            <w:t>llecti</w:t>
+          </w:r>
+        </w:hyperlink>
+      </w:r>
+      <w:r>
+        <w:rPr>
+          <w:u w:val="single" w:color="0000ff"/>
+          <w:rFonts w:ascii="Charis SIL Italic" w:hAnsi="Charis SIL Italic" w:eastAsia="Charis SIL Italic"/>
+          <w:b w:val="0"/>
+          <w:i w:val="0"/>
+          <w:color w:val="000000"/>
+          <w:sz w:val="24"/>
+        </w:rPr>
+        <w:hyperlink r:id="rId30" w:history="1">
           <w:r>
             <w:rPr>
               <w:rStyle w:val="Hyperlink"/>
@@ -4199,7 +4198,7 @@
           <w:color w:val="000000"/>
           <w:sz w:val="24"/>
         </w:rPr>
-        <w:hyperlink r:id="rId31" w:history="1">
+        <w:hyperlink r:id="rId30" w:history="1">
           <w:r>
             <w:rPr>
               <w:rStyle w:val="Hyperlink"/>
@@ -4210,13 +4209,31 @@
       </w:r>
       <w:r>
         <w:rPr>
+          <w:u w:val="single" w:color="0000ff"/>
           <w:rFonts w:ascii="Charis SIL Italic" w:hAnsi="Charis SIL Italic" w:eastAsia="Charis SIL Italic"/>
           <w:b w:val="0"/>
           <w:i w:val="0"/>
           <w:color w:val="000000"/>
           <w:sz w:val="24"/>
         </w:rPr>
-        <w:t>s relevant m</w:t>
+        <w:hyperlink r:id="rId30" w:history="1">
+          <w:r>
+            <w:rPr>
+              <w:rStyle w:val="Hyperlink"/>
+            </w:rPr>
+            <w:t xml:space="preserve">s relevant </w:t>
+          </w:r>
+        </w:hyperlink>
+      </w:r>
+      <w:r>
+        <w:rPr>
+          <w:rFonts w:ascii="Charis SIL Italic" w:hAnsi="Charis SIL Italic" w:eastAsia="Charis SIL Italic"/>
+          <w:b w:val="0"/>
+          <w:i w:val="0"/>
+          <w:color w:val="000000"/>
+          <w:sz w:val="24"/>
+        </w:rPr>
+        <w:t>m</w:t>
       </w:r>
       <w:r>
         <w:rPr>
@@ -4227,7 +4244,7 @@
           <w:color w:val="000000"/>
           <w:sz w:val="24"/>
         </w:rPr>
-        <w:hyperlink r:id="rId31" w:history="1">
+        <w:hyperlink r:id="rId30" w:history="1">
           <w:r>
             <w:rPr>
               <w:rStyle w:val="Hyperlink"/>
@@ -4266,7 +4283,7 @@
           <w:color w:val="000000"/>
           <w:sz w:val="24"/>
         </w:rPr>
-        <w:hyperlink r:id="rId32" w:history="1">
+        <w:hyperlink r:id="rId31" w:history="1">
           <w:r>
             <w:rPr>
               <w:rStyle w:val="Hyperlink"/>
@@ -4284,7 +4301,7 @@
           <w:color w:val="000000"/>
           <w:sz w:val="24"/>
         </w:rPr>
-        <w:hyperlink r:id="rId32" w:history="1">
+        <w:hyperlink r:id="rId31" w:history="1">
           <w:r>
             <w:rPr>
               <w:rStyle w:val="Hyperlink"/>
@@ -4302,7 +4319,7 @@
           <w:color w:val="000000"/>
           <w:sz w:val="24"/>
         </w:rPr>
-        <w:hyperlink r:id="rId32" w:history="1">
+        <w:hyperlink r:id="rId31" w:history="1">
           <w:r>
             <w:rPr>
               <w:rStyle w:val="Hyperlink"/>
@@ -4330,7 +4347,14 @@
           <w:color w:val="000000"/>
           <w:sz w:val="24"/>
         </w:rPr>
-        <w:t xml:space="preserve">ek naar het </w:t>
+        <w:hyperlink r:id="rId32" w:history="1">
+          <w:r>
+            <w:rPr>
+              <w:rStyle w:val="Hyperlink"/>
+            </w:rPr>
+            <w:t xml:space="preserve">ek naar het </w:t>
+          </w:r>
+        </w:hyperlink>
       </w:r>
       <w:r>
         <w:rPr>
@@ -4341,7 +4365,7 @@
           <w:color w:val="000000"/>
           <w:sz w:val="24"/>
         </w:rPr>
-        <w:hyperlink r:id="rId33" w:history="1">
+        <w:hyperlink r:id="rId32" w:history="1">
           <w:r>
             <w:rPr>
               <w:rStyle w:val="Hyperlink"/>
@@ -4544,7 +4568,7 @@
           <w:sz w:val="24"/>
           <w:u w:val="single"/>
         </w:rPr>
-        <w:hyperlink r:id="rId36" w:history="1">
+        <w:hyperlink r:id="rId35" w:history="1">
           <w:r>
             <w:rPr>
               <w:rStyle w:val="Hyperlink"/>
@@ -5282,8 +5306,33 @@
           <w:i w:val="0"/>
           <w:color w:val="0000FF"/>
           <w:sz w:val="24"/>
-        </w:rPr>
-        <w:t xml:space="preserve">digitaal </w:t>
+          <w:u w:val="single"/>
+        </w:rPr>
+        <w:hyperlink r:id="rId42" w:history="1">
+          <w:r>
+            <w:rPr>
+              <w:rStyle w:val="Hyperlink"/>
+            </w:rPr>
+            <w:t>d</w:t>
+          </w:r>
+        </w:hyperlink>
+      </w:r>
+      <w:r>
+        <w:rPr>
+          <w:rFonts w:ascii="Charis SIL Italic" w:hAnsi="Charis SIL Italic" w:eastAsia="Charis SIL Italic"/>
+          <w:b w:val="0"/>
+          <w:i w:val="0"/>
+          <w:color w:val="0000FF"/>
+          <w:sz w:val="24"/>
+        </w:rPr>
+        <w:hyperlink r:id="rId42" w:history="1">
+          <w:r>
+            <w:rPr>
+              <w:rStyle w:val="Hyperlink"/>
+            </w:rPr>
+            <w:t xml:space="preserve">igitaal </w:t>
+          </w:r>
+        </w:hyperlink>
       </w:r>
       <w:r>
         <w:br/>
@@ -5297,7 +5346,7 @@
           <w:sz w:val="24"/>
           <w:u w:val="single"/>
         </w:rPr>
-        <w:hyperlink r:id="rId41" w:history="1">
+        <w:hyperlink r:id="rId42" w:history="1">
           <w:r>
             <w:rPr>
               <w:rStyle w:val="Hyperlink"/>
@@ -5938,36 +5987,7 @@
           <w:color w:val="000000"/>
           <w:sz w:val="24"/>
         </w:rPr>
-        <w:t>binnen deze archiefcollectie vind je een grote hoeveelheid archie</w:t>
-      </w:r>
-      <w:r>
-        <w:rPr>
-          <w:u w:val="single" w:color="0000ff"/>
-          <w:rFonts w:ascii="Charis SIL Italic" w:hAnsi="Charis SIL Italic" w:eastAsia="Charis SIL Italic"/>
-          <w:b w:val="0"/>
-          <w:i w:val="0"/>
-          <w:color w:val="000000"/>
-          <w:sz w:val="24"/>
-        </w:rPr>
-        <w:hyperlink r:id="rId47" w:history="1">
-          <w:r>
-            <w:rPr>
-              <w:rStyle w:val="Hyperlink"/>
-            </w:rPr>
-            <w:t xml:space="preserve">ven </w:t>
-          </w:r>
-        </w:hyperlink>
-      </w:r>
-      <w:r>
-        <w:rPr>
-          <w:u w:val="single" w:color="0000ff"/>
-          <w:rFonts w:ascii="Charis SIL Italic" w:hAnsi="Charis SIL Italic" w:eastAsia="Charis SIL Italic"/>
-          <w:b w:val="0"/>
-          <w:i w:val="0"/>
-          <w:color w:val="000000"/>
-          <w:sz w:val="24"/>
-        </w:rPr>
-        <w:t>m</w:t>
+        <w:t>binnen deze archiefcollectie vind je een grote hoeveelheid archieven m</w:t>
       </w:r>
       <w:r>
         <w:rPr>
@@ -6145,6 +6165,7 @@
           <w:i w:val="0"/>
           <w:color w:val="0000FF"/>
           <w:sz w:val="24"/>
+          <w:u w:val="single"/>
         </w:rPr>
         <w:hyperlink r:id="rId49" w:history="1">
           <w:r>
@@ -6164,7 +6185,7 @@
           <w:sz w:val="24"/>
           <w:u w:val="single"/>
         </w:rPr>
-        <w:hyperlink r:id="rId48" w:history="1">
+        <w:hyperlink r:id="rId49" w:history="1">
           <w:r>
             <w:rPr>
               <w:rStyle w:val="Hyperlink"/>
@@ -6200,7 +6221,7 @@
           <w:sz w:val="24"/>
           <w:u w:val="single"/>
         </w:rPr>
-        <w:hyperlink r:id="rId48" w:history="1">
+        <w:hyperlink r:id="rId49" w:history="1">
           <w:r>
             <w:rPr>
               <w:rStyle w:val="Hyperlink"/>
@@ -6400,7 +6421,7 @@
           <w:color w:val="000000"/>
           <w:sz w:val="24"/>
         </w:rPr>
-        <w:t xml:space="preserve">zie </w:t>
+        <w:t>zie desbetreffende zoekhulp</w:t>
       </w:r>
       <w:r>
         <w:rPr>
@@ -6416,84 +6437,19 @@
             <w:rPr>
               <w:rStyle w:val="Hyperlink"/>
             </w:rPr>
-            <w:t>desbetreffende zoek</w:t>
+            <w:t>) beheerde v</w:t>
           </w:r>
         </w:hyperlink>
       </w:r>
       <w:r>
         <w:rPr>
-          <w:u w:val="single" w:color="0000ff"/>
           <w:rFonts w:ascii="Charis SIL Italic" w:hAnsi="Charis SIL Italic" w:eastAsia="Charis SIL Italic"/>
           <w:b w:val="0"/>
           <w:i w:val="0"/>
           <w:color w:val="000000"/>
           <w:sz w:val="24"/>
         </w:rPr>
-        <w:t>h</w:t>
-      </w:r>
-      <w:r>
-        <w:rPr>
-          <w:u w:val="single" w:color="0000ff"/>
-          <w:rFonts w:ascii="Charis SIL Italic" w:hAnsi="Charis SIL Italic" w:eastAsia="Charis SIL Italic"/>
-          <w:b w:val="0"/>
-          <w:i w:val="0"/>
-          <w:color w:val="000000"/>
-          <w:sz w:val="24"/>
-        </w:rPr>
-        <w:hyperlink r:id="rId50" w:history="1">
-          <w:r>
-            <w:rPr>
-              <w:rStyle w:val="Hyperlink"/>
-            </w:rPr>
-            <w:t>u</w:t>
-          </w:r>
-        </w:hyperlink>
-      </w:r>
-      <w:r>
-        <w:rPr>
-          <w:u w:val="single" w:color="0000ff"/>
-          <w:rFonts w:ascii="Charis SIL Italic" w:hAnsi="Charis SIL Italic" w:eastAsia="Charis SIL Italic"/>
-          <w:b w:val="0"/>
-          <w:i w:val="0"/>
-          <w:color w:val="000000"/>
-          <w:sz w:val="24"/>
-        </w:rPr>
-        <w:hyperlink r:id="rId50" w:history="1">
-          <w:r>
-            <w:rPr>
-              <w:rStyle w:val="Hyperlink"/>
-            </w:rPr>
-            <w:t>lp</w:t>
-          </w:r>
-        </w:hyperlink>
-      </w:r>
-      <w:r>
-        <w:rPr>
-          <w:u w:val="single" w:color="0000ff"/>
-          <w:rFonts w:ascii="Charis SIL Italic" w:hAnsi="Charis SIL Italic" w:eastAsia="Charis SIL Italic"/>
-          <w:b w:val="0"/>
-          <w:i w:val="0"/>
-          <w:color w:val="000000"/>
-          <w:sz w:val="24"/>
-        </w:rPr>
-        <w:hyperlink r:id="rId50" w:history="1">
-          <w:r>
-            <w:rPr>
-              <w:rStyle w:val="Hyperlink"/>
-            </w:rPr>
-            <w:t xml:space="preserve">) beheerde </w:t>
-          </w:r>
-        </w:hyperlink>
-      </w:r>
-      <w:r>
-        <w:rPr>
-          <w:rFonts w:ascii="Charis SIL Italic" w:hAnsi="Charis SIL Italic" w:eastAsia="Charis SIL Italic"/>
-          <w:b w:val="0"/>
-          <w:i w:val="0"/>
-          <w:color w:val="000000"/>
-          <w:sz w:val="24"/>
-        </w:rPr>
-        <w:t xml:space="preserve">vanaf het begin van de twintigste eeuw een </w:t>
+        <w:t xml:space="preserve">anaf het begin van de twintigste eeuw een </w:t>
       </w:r>
       <w:r>
         <w:br/>

--- a/EXPORTS/DOCX/published/niveau3/Dutch/UniversityMus.docx
+++ b/EXPORTS/DOCX/published/niveau3/Dutch/UniversityMus.docx
@@ -3817,8 +3817,16 @@
           <w:i w:val="0"/>
           <w:color w:val="0000FF"/>
           <w:sz w:val="24"/>
-        </w:rPr>
-        <w:t>han</w:t>
+          <w:u w:val="single"/>
+        </w:rPr>
+        <w:hyperlink r:id="rId30" w:history="1">
+          <w:r>
+            <w:rPr>
+              <w:rStyle w:val="Hyperlink"/>
+            </w:rPr>
+            <w:t>han</w:t>
+          </w:r>
+        </w:hyperlink>
       </w:r>
       <w:r>
         <w:rPr>
@@ -3829,7 +3837,7 @@
           <w:sz w:val="24"/>
           <w:u w:val="single"/>
         </w:rPr>
-        <w:hyperlink r:id="rId29" w:history="1">
+        <w:hyperlink r:id="rId30" w:history="1">
           <w:r>
             <w:rPr>
               <w:rStyle w:val="Hyperlink"/>
@@ -3858,7 +3866,6 @@
       </w:r>
       <w:r>
         <w:rPr>
-          <w:u w:val="single" w:color="0000ff"/>
           <w:rFonts w:ascii="Charis SIL Italic" w:hAnsi="Charis SIL Italic" w:eastAsia="Charis SIL Italic"/>
           <w:b w:val="0"/>
           <w:i w:val="0"/>
@@ -3934,7 +3941,7 @@
           <w:sz w:val="24"/>
           <w:u w:val="single"/>
         </w:rPr>
-        <w:hyperlink r:id="rId30" w:history="1">
+        <w:hyperlink r:id="rId31" w:history="1">
           <w:r>
             <w:rPr>
               <w:rStyle w:val="Hyperlink"/>
@@ -3963,7 +3970,7 @@
           <w:sz w:val="24"/>
           <w:u w:val="single"/>
         </w:rPr>
-        <w:hyperlink r:id="rId30" w:history="1">
+        <w:hyperlink r:id="rId31" w:history="1">
           <w:r>
             <w:rPr>
               <w:rStyle w:val="Hyperlink"/>
@@ -3991,7 +3998,7 @@
           <w:sz w:val="24"/>
           <w:u w:val="single"/>
         </w:rPr>
-        <w:hyperlink r:id="rId31" w:history="1">
+        <w:hyperlink r:id="rId32" w:history="1">
           <w:r>
             <w:rPr>
               <w:rStyle w:val="Hyperlink"/>
@@ -4020,7 +4027,7 @@
           <w:sz w:val="24"/>
           <w:u w:val="single"/>
         </w:rPr>
-        <w:hyperlink r:id="rId31" w:history="1">
+        <w:hyperlink r:id="rId32" w:history="1">
           <w:r>
             <w:rPr>
               <w:rStyle w:val="Hyperlink"/>
@@ -4049,7 +4056,7 @@
           <w:sz w:val="24"/>
           <w:u w:val="single"/>
         </w:rPr>
-        <w:hyperlink r:id="rId31" w:history="1">
+        <w:hyperlink r:id="rId32" w:history="1">
           <w:r>
             <w:rPr>
               <w:rStyle w:val="Hyperlink"/>
@@ -4077,7 +4084,7 @@
           <w:sz w:val="24"/>
           <w:u w:val="single"/>
         </w:rPr>
-        <w:hyperlink r:id="rId32" w:history="1">
+        <w:hyperlink r:id="rId33" w:history="1">
           <w:r>
             <w:rPr>
               <w:rStyle w:val="Hyperlink"/>
@@ -4106,7 +4113,7 @@
           <w:sz w:val="24"/>
           <w:u w:val="single"/>
         </w:rPr>
-        <w:hyperlink r:id="rId32" w:history="1">
+        <w:hyperlink r:id="rId33" w:history="1">
           <w:r>
             <w:rPr>
               <w:rStyle w:val="Hyperlink"/>
@@ -4134,7 +4141,7 @@
           <w:color w:val="000000"/>
           <w:sz w:val="24"/>
         </w:rPr>
-        <w:hyperlink r:id="rId33" w:history="1">
+        <w:hyperlink r:id="rId30" w:history="1">
           <w:r>
             <w:rPr>
               <w:rStyle w:val="Hyperlink"/>
@@ -4162,7 +4169,7 @@
           <w:color w:val="000000"/>
           <w:sz w:val="24"/>
         </w:rPr>
-        <w:hyperlink r:id="rId30" w:history="1">
+        <w:hyperlink r:id="rId31" w:history="1">
           <w:r>
             <w:rPr>
               <w:rStyle w:val="Hyperlink"/>
@@ -4180,7 +4187,7 @@
           <w:color w:val="000000"/>
           <w:sz w:val="24"/>
         </w:rPr>
-        <w:hyperlink r:id="rId30" w:history="1">
+        <w:hyperlink r:id="rId31" w:history="1">
           <w:r>
             <w:rPr>
               <w:rStyle w:val="Hyperlink"/>
@@ -4198,7 +4205,7 @@
           <w:color w:val="000000"/>
           <w:sz w:val="24"/>
         </w:rPr>
-        <w:hyperlink r:id="rId30" w:history="1">
+        <w:hyperlink r:id="rId31" w:history="1">
           <w:r>
             <w:rPr>
               <w:rStyle w:val="Hyperlink"/>
@@ -4216,7 +4223,7 @@
           <w:color w:val="000000"/>
           <w:sz w:val="24"/>
         </w:rPr>
-        <w:hyperlink r:id="rId30" w:history="1">
+        <w:hyperlink r:id="rId31" w:history="1">
           <w:r>
             <w:rPr>
               <w:rStyle w:val="Hyperlink"/>
@@ -4244,7 +4251,7 @@
           <w:color w:val="000000"/>
           <w:sz w:val="24"/>
         </w:rPr>
-        <w:hyperlink r:id="rId30" w:history="1">
+        <w:hyperlink r:id="rId31" w:history="1">
           <w:r>
             <w:rPr>
               <w:rStyle w:val="Hyperlink"/>
@@ -4283,7 +4290,7 @@
           <w:color w:val="000000"/>
           <w:sz w:val="24"/>
         </w:rPr>
-        <w:hyperlink r:id="rId31" w:history="1">
+        <w:hyperlink r:id="rId32" w:history="1">
           <w:r>
             <w:rPr>
               <w:rStyle w:val="Hyperlink"/>
@@ -4301,7 +4308,7 @@
           <w:color w:val="000000"/>
           <w:sz w:val="24"/>
         </w:rPr>
-        <w:hyperlink r:id="rId31" w:history="1">
+        <w:hyperlink r:id="rId32" w:history="1">
           <w:r>
             <w:rPr>
               <w:rStyle w:val="Hyperlink"/>
@@ -4319,7 +4326,7 @@
           <w:color w:val="000000"/>
           <w:sz w:val="24"/>
         </w:rPr>
-        <w:hyperlink r:id="rId31" w:history="1">
+        <w:hyperlink r:id="rId32" w:history="1">
           <w:r>
             <w:rPr>
               <w:rStyle w:val="Hyperlink"/>
@@ -4347,7 +4354,7 @@
           <w:color w:val="000000"/>
           <w:sz w:val="24"/>
         </w:rPr>
-        <w:hyperlink r:id="rId32" w:history="1">
+        <w:hyperlink r:id="rId33" w:history="1">
           <w:r>
             <w:rPr>
               <w:rStyle w:val="Hyperlink"/>
@@ -4365,7 +4372,7 @@
           <w:color w:val="000000"/>
           <w:sz w:val="24"/>
         </w:rPr>
-        <w:hyperlink r:id="rId32" w:history="1">
+        <w:hyperlink r:id="rId33" w:history="1">
           <w:r>
             <w:rPr>
               <w:rStyle w:val="Hyperlink"/>
@@ -5308,7 +5315,7 @@
           <w:sz w:val="24"/>
           <w:u w:val="single"/>
         </w:rPr>
-        <w:hyperlink r:id="rId42" w:history="1">
+        <w:hyperlink r:id="rId40" w:history="1">
           <w:r>
             <w:rPr>
               <w:rStyle w:val="Hyperlink"/>
@@ -5325,14 +5332,7 @@
           <w:color w:val="0000FF"/>
           <w:sz w:val="24"/>
         </w:rPr>
-        <w:hyperlink r:id="rId42" w:history="1">
-          <w:r>
-            <w:rPr>
-              <w:rStyle w:val="Hyperlink"/>
-            </w:rPr>
-            <w:t xml:space="preserve">igitaal </w:t>
-          </w:r>
-        </w:hyperlink>
+        <w:t xml:space="preserve">igitaal </w:t>
       </w:r>
       <w:r>
         <w:br/>
@@ -5346,7 +5346,7 @@
           <w:sz w:val="24"/>
           <w:u w:val="single"/>
         </w:rPr>
-        <w:hyperlink r:id="rId42" w:history="1">
+        <w:hyperlink r:id="rId41" w:history="1">
           <w:r>
             <w:rPr>
               <w:rStyle w:val="Hyperlink"/>
@@ -5987,7 +5987,36 @@
           <w:color w:val="000000"/>
           <w:sz w:val="24"/>
         </w:rPr>
-        <w:t>binnen deze archiefcollectie vind je een grote hoeveelheid archieven m</w:t>
+        <w:t>binnen deze archiefcollectie vind je een grote hoeveelheid archie</w:t>
+      </w:r>
+      <w:r>
+        <w:rPr>
+          <w:u w:val="single" w:color="0000ff"/>
+          <w:rFonts w:ascii="Charis SIL Italic" w:hAnsi="Charis SIL Italic" w:eastAsia="Charis SIL Italic"/>
+          <w:b w:val="0"/>
+          <w:i w:val="0"/>
+          <w:color w:val="000000"/>
+          <w:sz w:val="24"/>
+        </w:rPr>
+        <w:hyperlink r:id="rId47" w:history="1">
+          <w:r>
+            <w:rPr>
+              <w:rStyle w:val="Hyperlink"/>
+            </w:rPr>
+            <w:t xml:space="preserve">ven </w:t>
+          </w:r>
+        </w:hyperlink>
+      </w:r>
+      <w:r>
+        <w:rPr>
+          <w:u w:val="single" w:color="0000ff"/>
+          <w:rFonts w:ascii="Charis SIL Italic" w:hAnsi="Charis SIL Italic" w:eastAsia="Charis SIL Italic"/>
+          <w:b w:val="0"/>
+          <w:i w:val="0"/>
+          <w:color w:val="000000"/>
+          <w:sz w:val="24"/>
+        </w:rPr>
+        <w:t>m</w:t>
       </w:r>
       <w:r>
         <w:rPr>
@@ -6221,7 +6250,7 @@
           <w:sz w:val="24"/>
           <w:u w:val="single"/>
         </w:rPr>
-        <w:hyperlink r:id="rId49" w:history="1">
+        <w:hyperlink r:id="rId48" w:history="1">
           <w:r>
             <w:rPr>
               <w:rStyle w:val="Hyperlink"/>
@@ -6421,7 +6450,88 @@
           <w:color w:val="000000"/>
           <w:sz w:val="24"/>
         </w:rPr>
-        <w:t>zie desbetreffende zoekhulp</w:t>
+        <w:t xml:space="preserve">zie </w:t>
+      </w:r>
+      <w:r>
+        <w:rPr>
+          <w:u w:val="single" w:color="0000ff"/>
+          <w:rFonts w:ascii="Charis SIL Italic" w:hAnsi="Charis SIL Italic" w:eastAsia="Charis SIL Italic"/>
+          <w:b w:val="0"/>
+          <w:i w:val="0"/>
+          <w:color w:val="000000"/>
+          <w:sz w:val="24"/>
+        </w:rPr>
+        <w:hyperlink r:id="rId50" w:history="1">
+          <w:r>
+            <w:rPr>
+              <w:rStyle w:val="Hyperlink"/>
+            </w:rPr>
+            <w:t>desbetreffende zoe</w:t>
+          </w:r>
+        </w:hyperlink>
+      </w:r>
+      <w:r>
+        <w:rPr>
+          <w:rFonts w:ascii="Charis SIL Italic" w:hAnsi="Charis SIL Italic" w:eastAsia="Charis SIL Italic"/>
+          <w:b w:val="0"/>
+          <w:i w:val="0"/>
+          <w:color w:val="000000"/>
+          <w:sz w:val="24"/>
+        </w:rPr>
+        <w:hyperlink r:id="rId50" w:history="1">
+          <w:r>
+            <w:rPr>
+              <w:rStyle w:val="Hyperlink"/>
+            </w:rPr>
+            <w:t>k</w:t>
+          </w:r>
+        </w:hyperlink>
+      </w:r>
+      <w:r>
+        <w:rPr>
+          <w:rFonts w:ascii="Charis SIL Italic" w:hAnsi="Charis SIL Italic" w:eastAsia="Charis SIL Italic"/>
+          <w:b w:val="0"/>
+          <w:i w:val="0"/>
+          <w:color w:val="000000"/>
+          <w:sz w:val="24"/>
+        </w:rPr>
+        <w:t>h</w:t>
+      </w:r>
+      <w:r>
+        <w:rPr>
+          <w:u w:val="single" w:color="0000ff"/>
+          <w:rFonts w:ascii="Charis SIL Italic" w:hAnsi="Charis SIL Italic" w:eastAsia="Charis SIL Italic"/>
+          <w:b w:val="0"/>
+          <w:i w:val="0"/>
+          <w:color w:val="000000"/>
+          <w:sz w:val="24"/>
+        </w:rPr>
+        <w:hyperlink r:id="rId50" w:history="1">
+          <w:r>
+            <w:rPr>
+              <w:rStyle w:val="Hyperlink"/>
+            </w:rPr>
+            <w:t>u</w:t>
+          </w:r>
+        </w:hyperlink>
+      </w:r>
+      <w:r>
+        <w:rPr>
+          <w:u w:val="single" w:color="0000ff"/>
+          <w:rFonts w:ascii="Charis SIL Italic" w:hAnsi="Charis SIL Italic" w:eastAsia="Charis SIL Italic"/>
+          <w:b w:val="0"/>
+          <w:i w:val="0"/>
+          <w:color w:val="000000"/>
+          <w:sz w:val="24"/>
+        </w:rPr>
+        <w:hyperlink r:id="rId50" w:history="1">
+          <w:r>
+            <w:rPr>
+              <w:rStyle w:val="Hyperlink"/>
+            </w:rPr>
+            <w:t>lp</w:t>
+          </w:r>
+        </w:hyperlink>
       </w:r>
       <w:r>
         <w:rPr>

--- a/EXPORTS/DOCX/published/niveau3/Dutch/UniversityMus.docx
+++ b/EXPORTS/DOCX/published/niveau3/Dutch/UniversityMus.docx
@@ -511,7 +511,7 @@
           <w:sz w:val="24"/>
           <w:u w:val="single"/>
         </w:rPr>
-        <w:hyperlink r:id="rId10" w:history="1">
+        <w:hyperlink r:id="rId11" w:history="1">
           <w:r>
             <w:rPr>
               <w:rStyle w:val="Hyperlink"/>
@@ -2610,14 +2610,7 @@
           <w:color w:val="000000"/>
           <w:sz w:val="24"/>
         </w:rPr>
-        <w:hyperlink r:id="rId22" w:history="1">
-          <w:r>
-            <w:rPr>
-              <w:rStyle w:val="Hyperlink"/>
-            </w:rPr>
-            <w:t>rchieven v</w:t>
-          </w:r>
-        </w:hyperlink>
+        <w:t>rchieven v</w:t>
       </w:r>
       <w:r>
         <w:rPr>
@@ -3837,7 +3830,7 @@
           <w:sz w:val="24"/>
           <w:u w:val="single"/>
         </w:rPr>
-        <w:hyperlink r:id="rId30" w:history="1">
+        <w:hyperlink r:id="rId29" w:history="1">
           <w:r>
             <w:rPr>
               <w:rStyle w:val="Hyperlink"/>
@@ -3866,6 +3859,7 @@
       </w:r>
       <w:r>
         <w:rPr>
+          <w:u w:val="single" w:color="0000ff"/>
           <w:rFonts w:ascii="Charis SIL Italic" w:hAnsi="Charis SIL Italic" w:eastAsia="Charis SIL Italic"/>
           <w:b w:val="0"/>
           <w:i w:val="0"/>
@@ -5487,8 +5481,45 @@
           <w:i w:val="0"/>
           <w:color w:val="0000FF"/>
           <w:sz w:val="24"/>
-        </w:rPr>
-        <w:t>Gerard Vrolik</w:t>
+          <w:u w:val="single"/>
+        </w:rPr>
+        <w:hyperlink r:id="rId44" w:history="1">
+          <w:r>
+            <w:rPr>
+              <w:rStyle w:val="Hyperlink"/>
+            </w:rPr>
+            <w:t>Gerard</w:t>
+          </w:r>
+        </w:hyperlink>
+      </w:r>
+      <w:r>
+        <w:rPr>
+          <w:rFonts w:ascii="Charis SIL Italic" w:hAnsi="Charis SIL Italic" w:eastAsia="Charis SIL Italic"/>
+          <w:b w:val="0"/>
+          <w:i w:val="0"/>
+          <w:color w:val="0000FF"/>
+          <w:sz w:val="24"/>
+          <w:u w:val="single"/>
+        </w:rPr>
+        <w:t xml:space="preserve"> </w:t>
+      </w:r>
+      <w:r>
+        <w:rPr>
+          <w:rFonts w:ascii="Charis SIL Italic" w:hAnsi="Charis SIL Italic" w:eastAsia="Charis SIL Italic"/>
+          <w:b w:val="0"/>
+          <w:i w:val="0"/>
+          <w:color w:val="0000FF"/>
+          <w:sz w:val="24"/>
+          <w:u w:val="single"/>
+        </w:rPr>
+        <w:hyperlink r:id="rId44" w:history="1">
+          <w:r>
+            <w:rPr>
+              <w:rStyle w:val="Hyperlink"/>
+            </w:rPr>
+            <w:t>Vrolik</w:t>
+          </w:r>
+        </w:hyperlink>
       </w:r>
       <w:r>
         <w:rPr>
@@ -5538,6 +5569,7 @@
       </w:r>
       <w:r>
         <w:rPr>
+          <w:u w:val="single" w:color="0000ff"/>
           <w:rFonts w:ascii="Charis SIL Italic" w:hAnsi="Charis SIL Italic" w:eastAsia="Charis SIL Italic"/>
           <w:b w:val="0"/>
           <w:i w:val="0"/>
@@ -5555,6 +5587,7 @@
       </w:r>
       <w:r>
         <w:rPr>
+          <w:u w:val="single" w:color="0000ff"/>
           <w:rFonts w:ascii="Charis SIL Italic" w:hAnsi="Charis SIL Italic" w:eastAsia="Charis SIL Italic"/>
           <w:b w:val="0"/>
           <w:i w:val="0"/>
@@ -5572,6 +5605,7 @@
       </w:r>
       <w:r>
         <w:rPr>
+          <w:u w:val="single" w:color="0000ff"/>
           <w:rFonts w:ascii="Charis SIL Italic" w:hAnsi="Charis SIL Italic" w:eastAsia="Charis SIL Italic"/>
           <w:b w:val="0"/>
           <w:i w:val="0"/>
@@ -6214,7 +6248,7 @@
           <w:sz w:val="24"/>
           <w:u w:val="single"/>
         </w:rPr>
-        <w:hyperlink r:id="rId49" w:history="1">
+        <w:hyperlink r:id="rId48" w:history="1">
           <w:r>
             <w:rPr>
               <w:rStyle w:val="Hyperlink"/>

--- a/EXPORTS/DOCX/published/niveau3/Dutch/UniversityMus.docx
+++ b/EXPORTS/DOCX/published/niveau3/Dutch/UniversityMus.docx
@@ -500,7 +500,24 @@
           <w:color w:val="000000"/>
           <w:sz w:val="24"/>
         </w:rPr>
-        <w:t xml:space="preserve">Volkenkundig Museum en het voormalig </w:t>
+        <w:t>Volkenkundig Museum en het voor</w:t>
+      </w:r>
+      <w:r>
+        <w:rPr>
+          <w:rFonts w:ascii="Charis SIL Italic" w:hAnsi="Charis SIL Italic" w:eastAsia="Charis SIL Italic"/>
+          <w:b w:val="0"/>
+          <w:i w:val="0"/>
+          <w:color w:val="000000"/>
+          <w:sz w:val="24"/>
+        </w:rPr>
+        <w:hyperlink r:id="rId10" w:history="1">
+          <w:r>
+            <w:rPr>
+              <w:rStyle w:val="Hyperlink"/>
+            </w:rPr>
+            <w:t xml:space="preserve">malig </w:t>
+          </w:r>
+        </w:hyperlink>
       </w:r>
       <w:r>
         <w:rPr>
@@ -511,7 +528,7 @@
           <w:sz w:val="24"/>
           <w:u w:val="single"/>
         </w:rPr>
-        <w:hyperlink r:id="rId11" w:history="1">
+        <w:hyperlink r:id="rId10" w:history="1">
           <w:r>
             <w:rPr>
               <w:rStyle w:val="Hyperlink"/>
@@ -3371,6 +3388,23 @@
       </w:r>
       <w:r>
         <w:rPr>
+          <w:rFonts w:ascii="Charis SIL Italic" w:hAnsi="Charis SIL Italic" w:eastAsia="Charis SIL Italic"/>
+          <w:b w:val="0"/>
+          <w:i w:val="0"/>
+          <w:color w:val="000000"/>
+          <w:sz w:val="24"/>
+        </w:rPr>
+        <w:hyperlink r:id="rId26" w:history="1">
+          <w:r>
+            <w:rPr>
+              <w:rStyle w:val="Hyperlink"/>
+            </w:rPr>
+            <w:t>d</w:t>
+          </w:r>
+        </w:hyperlink>
+      </w:r>
+      <w:r>
+        <w:rPr>
           <w:u w:val="single" w:color="0000ff"/>
           <w:rFonts w:ascii="Charis SIL Italic" w:hAnsi="Charis SIL Italic" w:eastAsia="Charis SIL Italic"/>
           <w:b w:val="0"/>
@@ -3378,7 +3412,7 @@
           <w:color w:val="000000"/>
           <w:sz w:val="24"/>
         </w:rPr>
-        <w:t>d</w:t>
+        <w:t>e</w:t>
       </w:r>
       <w:r>
         <w:rPr>
@@ -3388,7 +3422,7 @@
           <w:color w:val="000000"/>
           <w:sz w:val="24"/>
         </w:rPr>
-        <w:t>e zoekhulp.</w:t>
+        <w:t xml:space="preserve"> zoekhulp.</w:t>
       </w:r>
     </w:p>
     <w:p>
@@ -3830,7 +3864,7 @@
           <w:sz w:val="24"/>
           <w:u w:val="single"/>
         </w:rPr>
-        <w:hyperlink r:id="rId29" w:history="1">
+        <w:hyperlink r:id="rId30" w:history="1">
           <w:r>
             <w:rPr>
               <w:rStyle w:val="Hyperlink"/>
@@ -4547,18 +4581,7 @@
           <w:color w:val="000000"/>
           <w:sz w:val="24"/>
         </w:rPr>
-        <w:t>het onderzoek van fysisch antropoloog</w:t>
-      </w:r>
-      <w:r>
-        <w:rPr>
-          <w:u w:val="single" w:color="0000ff"/>
-          <w:rFonts w:ascii="Charis SIL Italic" w:hAnsi="Charis SIL Italic" w:eastAsia="Charis SIL Italic"/>
-          <w:b w:val="0"/>
-          <w:i w:val="0"/>
-          <w:color w:val="000000"/>
-          <w:sz w:val="24"/>
-        </w:rPr>
-        <w:t xml:space="preserve"> </w:t>
+        <w:t xml:space="preserve">het onderzoek van fysisch antropoloog </w:t>
       </w:r>
       <w:r>
         <w:rPr>
@@ -5481,45 +5504,8 @@
           <w:i w:val="0"/>
           <w:color w:val="0000FF"/>
           <w:sz w:val="24"/>
-          <w:u w:val="single"/>
-        </w:rPr>
-        <w:hyperlink r:id="rId44" w:history="1">
-          <w:r>
-            <w:rPr>
-              <w:rStyle w:val="Hyperlink"/>
-            </w:rPr>
-            <w:t>Gerard</w:t>
-          </w:r>
-        </w:hyperlink>
-      </w:r>
-      <w:r>
-        <w:rPr>
-          <w:rFonts w:ascii="Charis SIL Italic" w:hAnsi="Charis SIL Italic" w:eastAsia="Charis SIL Italic"/>
-          <w:b w:val="0"/>
-          <w:i w:val="0"/>
-          <w:color w:val="0000FF"/>
-          <w:sz w:val="24"/>
-          <w:u w:val="single"/>
-        </w:rPr>
-        <w:t xml:space="preserve"> </w:t>
-      </w:r>
-      <w:r>
-        <w:rPr>
-          <w:rFonts w:ascii="Charis SIL Italic" w:hAnsi="Charis SIL Italic" w:eastAsia="Charis SIL Italic"/>
-          <w:b w:val="0"/>
-          <w:i w:val="0"/>
-          <w:color w:val="0000FF"/>
-          <w:sz w:val="24"/>
-          <w:u w:val="single"/>
-        </w:rPr>
-        <w:hyperlink r:id="rId44" w:history="1">
-          <w:r>
-            <w:rPr>
-              <w:rStyle w:val="Hyperlink"/>
-            </w:rPr>
-            <w:t>Vrolik</w:t>
-          </w:r>
-        </w:hyperlink>
+        </w:rPr>
+        <w:t>Gerard Vrolik</w:t>
       </w:r>
       <w:r>
         <w:rPr>
@@ -5569,7 +5555,6 @@
       </w:r>
       <w:r>
         <w:rPr>
-          <w:u w:val="single" w:color="0000ff"/>
           <w:rFonts w:ascii="Charis SIL Italic" w:hAnsi="Charis SIL Italic" w:eastAsia="Charis SIL Italic"/>
           <w:b w:val="0"/>
           <w:i w:val="0"/>
@@ -5587,7 +5572,6 @@
       </w:r>
       <w:r>
         <w:rPr>
-          <w:u w:val="single" w:color="0000ff"/>
           <w:rFonts w:ascii="Charis SIL Italic" w:hAnsi="Charis SIL Italic" w:eastAsia="Charis SIL Italic"/>
           <w:b w:val="0"/>
           <w:i w:val="0"/>
@@ -5605,7 +5589,6 @@
       </w:r>
       <w:r>
         <w:rPr>
-          <w:u w:val="single" w:color="0000ff"/>
           <w:rFonts w:ascii="Charis SIL Italic" w:hAnsi="Charis SIL Italic" w:eastAsia="Charis SIL Italic"/>
           <w:b w:val="0"/>
           <w:i w:val="0"/>
@@ -6032,25 +6015,7 @@
           <w:color w:val="000000"/>
           <w:sz w:val="24"/>
         </w:rPr>
-        <w:hyperlink r:id="rId47" w:history="1">
-          <w:r>
-            <w:rPr>
-              <w:rStyle w:val="Hyperlink"/>
-            </w:rPr>
-            <w:t xml:space="preserve">ven </w:t>
-          </w:r>
-        </w:hyperlink>
-      </w:r>
-      <w:r>
-        <w:rPr>
-          <w:u w:val="single" w:color="0000ff"/>
-          <w:rFonts w:ascii="Charis SIL Italic" w:hAnsi="Charis SIL Italic" w:eastAsia="Charis SIL Italic"/>
-          <w:b w:val="0"/>
-          <w:i w:val="0"/>
-          <w:color w:val="000000"/>
-          <w:sz w:val="24"/>
-        </w:rPr>
-        <w:t>m</w:t>
+        <w:t>ven m</w:t>
       </w:r>
       <w:r>
         <w:rPr>
@@ -6228,16 +6193,8 @@
           <w:i w:val="0"/>
           <w:color w:val="0000FF"/>
           <w:sz w:val="24"/>
-          <w:u w:val="single"/>
-        </w:rPr>
-        <w:hyperlink r:id="rId49" w:history="1">
-          <w:r>
-            <w:rPr>
-              <w:rStyle w:val="Hyperlink"/>
-            </w:rPr>
-            <w:t>S</w:t>
-          </w:r>
-        </w:hyperlink>
+        </w:rPr>
+        <w:t>S</w:t>
       </w:r>
       <w:r>
         <w:rPr>

--- a/EXPORTS/DOCX/published/niveau3/Dutch/UniversityMus.docx
+++ b/EXPORTS/DOCX/published/niveau3/Dutch/UniversityMus.docx
@@ -500,24 +500,7 @@
           <w:color w:val="000000"/>
           <w:sz w:val="24"/>
         </w:rPr>
-        <w:t>Volkenkundig Museum en het voor</w:t>
-      </w:r>
-      <w:r>
-        <w:rPr>
-          <w:rFonts w:ascii="Charis SIL Italic" w:hAnsi="Charis SIL Italic" w:eastAsia="Charis SIL Italic"/>
-          <w:b w:val="0"/>
-          <w:i w:val="0"/>
-          <w:color w:val="000000"/>
-          <w:sz w:val="24"/>
-        </w:rPr>
-        <w:hyperlink r:id="rId10" w:history="1">
-          <w:r>
-            <w:rPr>
-              <w:rStyle w:val="Hyperlink"/>
-            </w:rPr>
-            <w:t xml:space="preserve">malig </w:t>
-          </w:r>
-        </w:hyperlink>
+        <w:t xml:space="preserve">Volkenkundig Museum en het voormalig </w:t>
       </w:r>
       <w:r>
         <w:rPr>
@@ -528,7 +511,7 @@
           <w:sz w:val="24"/>
           <w:u w:val="single"/>
         </w:rPr>
-        <w:hyperlink r:id="rId10" w:history="1">
+        <w:hyperlink r:id="rId11" w:history="1">
           <w:r>
             <w:rPr>
               <w:rStyle w:val="Hyperlink"/>
@@ -546,7 +529,7 @@
           <w:sz w:val="24"/>
           <w:u w:val="single"/>
         </w:rPr>
-        <w:hyperlink r:id="rId10" w:history="1">
+        <w:hyperlink r:id="rId11" w:history="1">
           <w:r>
             <w:rPr>
               <w:rStyle w:val="Hyperlink"/>
@@ -564,7 +547,7 @@
           <w:sz w:val="24"/>
           <w:u w:val="single"/>
         </w:rPr>
-        <w:hyperlink r:id="rId10" w:history="1">
+        <w:hyperlink r:id="rId11" w:history="1">
           <w:r>
             <w:rPr>
               <w:rStyle w:val="Hyperlink"/>
@@ -593,7 +576,7 @@
           <w:sz w:val="24"/>
           <w:u w:val="single"/>
         </w:rPr>
-        <w:hyperlink r:id="rId10" w:history="1">
+        <w:hyperlink r:id="rId11" w:history="1">
           <w:r>
             <w:rPr>
               <w:rStyle w:val="Hyperlink"/>
@@ -611,7 +594,7 @@
           <w:sz w:val="24"/>
           <w:u w:val="single"/>
         </w:rPr>
-        <w:hyperlink r:id="rId10" w:history="1">
+        <w:hyperlink r:id="rId11" w:history="1">
           <w:r>
             <w:rPr>
               <w:rStyle w:val="Hyperlink"/>
@@ -629,7 +612,7 @@
           <w:sz w:val="24"/>
           <w:u w:val="single"/>
         </w:rPr>
-        <w:hyperlink r:id="rId10" w:history="1">
+        <w:hyperlink r:id="rId11" w:history="1">
           <w:r>
             <w:rPr>
               <w:rStyle w:val="Hyperlink"/>
@@ -2627,7 +2610,14 @@
           <w:color w:val="000000"/>
           <w:sz w:val="24"/>
         </w:rPr>
-        <w:t>rchieven v</w:t>
+        <w:hyperlink r:id="rId22" w:history="1">
+          <w:r>
+            <w:rPr>
+              <w:rStyle w:val="Hyperlink"/>
+            </w:rPr>
+            <w:t>rchieven v</w:t>
+          </w:r>
+        </w:hyperlink>
       </w:r>
       <w:r>
         <w:rPr>
@@ -3388,41 +3378,24 @@
       </w:r>
       <w:r>
         <w:rPr>
+          <w:u w:val="single" w:color="0000ff"/>
           <w:rFonts w:ascii="Charis SIL Italic" w:hAnsi="Charis SIL Italic" w:eastAsia="Charis SIL Italic"/>
           <w:b w:val="0"/>
           <w:i w:val="0"/>
           <w:color w:val="000000"/>
           <w:sz w:val="24"/>
         </w:rPr>
-        <w:hyperlink r:id="rId26" w:history="1">
-          <w:r>
-            <w:rPr>
-              <w:rStyle w:val="Hyperlink"/>
-            </w:rPr>
-            <w:t>d</w:t>
-          </w:r>
-        </w:hyperlink>
-      </w:r>
-      <w:r>
-        <w:rPr>
-          <w:u w:val="single" w:color="0000ff"/>
+        <w:t>d</w:t>
+      </w:r>
+      <w:r>
+        <w:rPr>
           <w:rFonts w:ascii="Charis SIL Italic" w:hAnsi="Charis SIL Italic" w:eastAsia="Charis SIL Italic"/>
           <w:b w:val="0"/>
           <w:i w:val="0"/>
           <w:color w:val="000000"/>
           <w:sz w:val="24"/>
         </w:rPr>
-        <w:t>e</w:t>
-      </w:r>
-      <w:r>
-        <w:rPr>
-          <w:rFonts w:ascii="Charis SIL Italic" w:hAnsi="Charis SIL Italic" w:eastAsia="Charis SIL Italic"/>
-          <w:b w:val="0"/>
-          <w:i w:val="0"/>
-          <w:color w:val="000000"/>
-          <w:sz w:val="24"/>
-        </w:rPr>
-        <w:t xml:space="preserve"> zoekhulp.</w:t>
+        <w:t>e zoekhulp.</w:t>
       </w:r>
     </w:p>
     <w:p>
@@ -3844,27 +3817,19 @@
           <w:i w:val="0"/>
           <w:color w:val="0000FF"/>
           <w:sz w:val="24"/>
+        </w:rPr>
+        <w:t>han</w:t>
+      </w:r>
+      <w:r>
+        <w:rPr>
+          <w:rFonts w:ascii="Charis SIL Italic" w:hAnsi="Charis SIL Italic" w:eastAsia="Charis SIL Italic"/>
+          <w:b w:val="0"/>
+          <w:i w:val="0"/>
+          <w:color w:val="0000FF"/>
+          <w:sz w:val="24"/>
           <w:u w:val="single"/>
         </w:rPr>
-        <w:hyperlink r:id="rId30" w:history="1">
-          <w:r>
-            <w:rPr>
-              <w:rStyle w:val="Hyperlink"/>
-            </w:rPr>
-            <w:t>han</w:t>
-          </w:r>
-        </w:hyperlink>
-      </w:r>
-      <w:r>
-        <w:rPr>
-          <w:rFonts w:ascii="Charis SIL Italic" w:hAnsi="Charis SIL Italic" w:eastAsia="Charis SIL Italic"/>
-          <w:b w:val="0"/>
-          <w:i w:val="0"/>
-          <w:color w:val="0000FF"/>
-          <w:sz w:val="24"/>
-          <w:u w:val="single"/>
-        </w:rPr>
-        <w:hyperlink r:id="rId30" w:history="1">
+        <w:hyperlink r:id="rId29" w:history="1">
           <w:r>
             <w:rPr>
               <w:rStyle w:val="Hyperlink"/>
@@ -3969,7 +3934,7 @@
           <w:sz w:val="24"/>
           <w:u w:val="single"/>
         </w:rPr>
-        <w:hyperlink r:id="rId31" w:history="1">
+        <w:hyperlink r:id="rId30" w:history="1">
           <w:r>
             <w:rPr>
               <w:rStyle w:val="Hyperlink"/>
@@ -3998,7 +3963,7 @@
           <w:sz w:val="24"/>
           <w:u w:val="single"/>
         </w:rPr>
-        <w:hyperlink r:id="rId31" w:history="1">
+        <w:hyperlink r:id="rId30" w:history="1">
           <w:r>
             <w:rPr>
               <w:rStyle w:val="Hyperlink"/>
@@ -4026,7 +3991,7 @@
           <w:sz w:val="24"/>
           <w:u w:val="single"/>
         </w:rPr>
-        <w:hyperlink r:id="rId32" w:history="1">
+        <w:hyperlink r:id="rId31" w:history="1">
           <w:r>
             <w:rPr>
               <w:rStyle w:val="Hyperlink"/>
@@ -4055,7 +4020,7 @@
           <w:sz w:val="24"/>
           <w:u w:val="single"/>
         </w:rPr>
-        <w:hyperlink r:id="rId32" w:history="1">
+        <w:hyperlink r:id="rId31" w:history="1">
           <w:r>
             <w:rPr>
               <w:rStyle w:val="Hyperlink"/>
@@ -4084,7 +4049,7 @@
           <w:sz w:val="24"/>
           <w:u w:val="single"/>
         </w:rPr>
-        <w:hyperlink r:id="rId32" w:history="1">
+        <w:hyperlink r:id="rId31" w:history="1">
           <w:r>
             <w:rPr>
               <w:rStyle w:val="Hyperlink"/>
@@ -4112,7 +4077,7 @@
           <w:sz w:val="24"/>
           <w:u w:val="single"/>
         </w:rPr>
-        <w:hyperlink r:id="rId33" w:history="1">
+        <w:hyperlink r:id="rId32" w:history="1">
           <w:r>
             <w:rPr>
               <w:rStyle w:val="Hyperlink"/>
@@ -4141,7 +4106,7 @@
           <w:sz w:val="24"/>
           <w:u w:val="single"/>
         </w:rPr>
-        <w:hyperlink r:id="rId33" w:history="1">
+        <w:hyperlink r:id="rId32" w:history="1">
           <w:r>
             <w:rPr>
               <w:rStyle w:val="Hyperlink"/>
@@ -4169,7 +4134,7 @@
           <w:color w:val="000000"/>
           <w:sz w:val="24"/>
         </w:rPr>
-        <w:hyperlink r:id="rId30" w:history="1">
+        <w:hyperlink r:id="rId33" w:history="1">
           <w:r>
             <w:rPr>
               <w:rStyle w:val="Hyperlink"/>
@@ -4197,7 +4162,7 @@
           <w:color w:val="000000"/>
           <w:sz w:val="24"/>
         </w:rPr>
-        <w:hyperlink r:id="rId31" w:history="1">
+        <w:hyperlink r:id="rId30" w:history="1">
           <w:r>
             <w:rPr>
               <w:rStyle w:val="Hyperlink"/>
@@ -4215,7 +4180,7 @@
           <w:color w:val="000000"/>
           <w:sz w:val="24"/>
         </w:rPr>
-        <w:hyperlink r:id="rId31" w:history="1">
+        <w:hyperlink r:id="rId30" w:history="1">
           <w:r>
             <w:rPr>
               <w:rStyle w:val="Hyperlink"/>
@@ -4233,7 +4198,7 @@
           <w:color w:val="000000"/>
           <w:sz w:val="24"/>
         </w:rPr>
-        <w:hyperlink r:id="rId31" w:history="1">
+        <w:hyperlink r:id="rId30" w:history="1">
           <w:r>
             <w:rPr>
               <w:rStyle w:val="Hyperlink"/>
@@ -4251,7 +4216,7 @@
           <w:color w:val="000000"/>
           <w:sz w:val="24"/>
         </w:rPr>
-        <w:hyperlink r:id="rId31" w:history="1">
+        <w:hyperlink r:id="rId30" w:history="1">
           <w:r>
             <w:rPr>
               <w:rStyle w:val="Hyperlink"/>
@@ -4279,7 +4244,7 @@
           <w:color w:val="000000"/>
           <w:sz w:val="24"/>
         </w:rPr>
-        <w:hyperlink r:id="rId31" w:history="1">
+        <w:hyperlink r:id="rId30" w:history="1">
           <w:r>
             <w:rPr>
               <w:rStyle w:val="Hyperlink"/>
@@ -4318,7 +4283,7 @@
           <w:color w:val="000000"/>
           <w:sz w:val="24"/>
         </w:rPr>
-        <w:hyperlink r:id="rId32" w:history="1">
+        <w:hyperlink r:id="rId31" w:history="1">
           <w:r>
             <w:rPr>
               <w:rStyle w:val="Hyperlink"/>
@@ -4336,7 +4301,7 @@
           <w:color w:val="000000"/>
           <w:sz w:val="24"/>
         </w:rPr>
-        <w:hyperlink r:id="rId32" w:history="1">
+        <w:hyperlink r:id="rId31" w:history="1">
           <w:r>
             <w:rPr>
               <w:rStyle w:val="Hyperlink"/>
@@ -4354,7 +4319,7 @@
           <w:color w:val="000000"/>
           <w:sz w:val="24"/>
         </w:rPr>
-        <w:hyperlink r:id="rId32" w:history="1">
+        <w:hyperlink r:id="rId31" w:history="1">
           <w:r>
             <w:rPr>
               <w:rStyle w:val="Hyperlink"/>
@@ -4382,7 +4347,7 @@
           <w:color w:val="000000"/>
           <w:sz w:val="24"/>
         </w:rPr>
-        <w:hyperlink r:id="rId33" w:history="1">
+        <w:hyperlink r:id="rId32" w:history="1">
           <w:r>
             <w:rPr>
               <w:rStyle w:val="Hyperlink"/>
@@ -4400,7 +4365,7 @@
           <w:color w:val="000000"/>
           <w:sz w:val="24"/>
         </w:rPr>
-        <w:hyperlink r:id="rId33" w:history="1">
+        <w:hyperlink r:id="rId32" w:history="1">
           <w:r>
             <w:rPr>
               <w:rStyle w:val="Hyperlink"/>
@@ -4581,7 +4546,18 @@
           <w:color w:val="000000"/>
           <w:sz w:val="24"/>
         </w:rPr>
-        <w:t xml:space="preserve">het onderzoek van fysisch antropoloog </w:t>
+        <w:t>het onderzoek van fysisch antropoloog</w:t>
+      </w:r>
+      <w:r>
+        <w:rPr>
+          <w:u w:val="single" w:color="0000ff"/>
+          <w:rFonts w:ascii="Charis SIL Italic" w:hAnsi="Charis SIL Italic" w:eastAsia="Charis SIL Italic"/>
+          <w:b w:val="0"/>
+          <w:i w:val="0"/>
+          <w:color w:val="000000"/>
+          <w:sz w:val="24"/>
+        </w:rPr>
+        <w:t xml:space="preserve"> </w:t>
       </w:r>
       <w:r>
         <w:rPr>
@@ -5348,8 +5324,16 @@
           <w:i w:val="0"/>
           <w:color w:val="0000FF"/>
           <w:sz w:val="24"/>
-        </w:rPr>
-        <w:t xml:space="preserve">igitaal </w:t>
+          <w:u w:val="single"/>
+        </w:rPr>
+        <w:hyperlink r:id="rId42" w:history="1">
+          <w:r>
+            <w:rPr>
+              <w:rStyle w:val="Hyperlink"/>
+            </w:rPr>
+            <w:t xml:space="preserve">igitaal </w:t>
+          </w:r>
+        </w:hyperlink>
       </w:r>
       <w:r>
         <w:br/>
@@ -6015,7 +5999,25 @@
           <w:color w:val="000000"/>
           <w:sz w:val="24"/>
         </w:rPr>
-        <w:t>ven m</w:t>
+        <w:hyperlink r:id="rId47" w:history="1">
+          <w:r>
+            <w:rPr>
+              <w:rStyle w:val="Hyperlink"/>
+            </w:rPr>
+            <w:t xml:space="preserve">ven </w:t>
+          </w:r>
+        </w:hyperlink>
+      </w:r>
+      <w:r>
+        <w:rPr>
+          <w:u w:val="single" w:color="0000ff"/>
+          <w:rFonts w:ascii="Charis SIL Italic" w:hAnsi="Charis SIL Italic" w:eastAsia="Charis SIL Italic"/>
+          <w:b w:val="0"/>
+          <w:i w:val="0"/>
+          <w:color w:val="000000"/>
+          <w:sz w:val="24"/>
+        </w:rPr>
+        <w:t>m</w:t>
       </w:r>
       <w:r>
         <w:rPr>

--- a/EXPORTS/DOCX/published/niveau3/Dutch/UniversityMus.docx
+++ b/EXPORTS/DOCX/published/niveau3/Dutch/UniversityMus.docx
@@ -594,7 +594,7 @@
           <w:sz w:val="24"/>
           <w:u w:val="single"/>
         </w:rPr>
-        <w:hyperlink r:id="rId11" w:history="1">
+        <w:hyperlink r:id="rId10" w:history="1">
           <w:r>
             <w:rPr>
               <w:rStyle w:val="Hyperlink"/>
@@ -612,7 +612,7 @@
           <w:sz w:val="24"/>
           <w:u w:val="single"/>
         </w:rPr>
-        <w:hyperlink r:id="rId11" w:history="1">
+        <w:hyperlink r:id="rId10" w:history="1">
           <w:r>
             <w:rPr>
               <w:rStyle w:val="Hyperlink"/>
@@ -2255,7 +2255,7 @@
           <w:sz w:val="24"/>
           <w:u w:val="single"/>
         </w:rPr>
-        <w:hyperlink r:id="rId17" w:history="1">
+        <w:hyperlink r:id="rId20" w:history="1">
           <w:r>
             <w:rPr>
               <w:rStyle w:val="Hyperlink"/>
@@ -3817,8 +3817,16 @@
           <w:i w:val="0"/>
           <w:color w:val="0000FF"/>
           <w:sz w:val="24"/>
-        </w:rPr>
-        <w:t>han</w:t>
+          <w:u w:val="single"/>
+        </w:rPr>
+        <w:hyperlink r:id="rId30" w:history="1">
+          <w:r>
+            <w:rPr>
+              <w:rStyle w:val="Hyperlink"/>
+            </w:rPr>
+            <w:t>han</w:t>
+          </w:r>
+        </w:hyperlink>
       </w:r>
       <w:r>
         <w:rPr>
@@ -3934,7 +3942,7 @@
           <w:sz w:val="24"/>
           <w:u w:val="single"/>
         </w:rPr>
-        <w:hyperlink r:id="rId30" w:history="1">
+        <w:hyperlink r:id="rId31" w:history="1">
           <w:r>
             <w:rPr>
               <w:rStyle w:val="Hyperlink"/>
@@ -3963,7 +3971,7 @@
           <w:sz w:val="24"/>
           <w:u w:val="single"/>
         </w:rPr>
-        <w:hyperlink r:id="rId30" w:history="1">
+        <w:hyperlink r:id="rId31" w:history="1">
           <w:r>
             <w:rPr>
               <w:rStyle w:val="Hyperlink"/>
@@ -3991,7 +3999,7 @@
           <w:sz w:val="24"/>
           <w:u w:val="single"/>
         </w:rPr>
-        <w:hyperlink r:id="rId31" w:history="1">
+        <w:hyperlink r:id="rId32" w:history="1">
           <w:r>
             <w:rPr>
               <w:rStyle w:val="Hyperlink"/>
@@ -4020,7 +4028,7 @@
           <w:sz w:val="24"/>
           <w:u w:val="single"/>
         </w:rPr>
-        <w:hyperlink r:id="rId31" w:history="1">
+        <w:hyperlink r:id="rId32" w:history="1">
           <w:r>
             <w:rPr>
               <w:rStyle w:val="Hyperlink"/>
@@ -4049,7 +4057,7 @@
           <w:sz w:val="24"/>
           <w:u w:val="single"/>
         </w:rPr>
-        <w:hyperlink r:id="rId31" w:history="1">
+        <w:hyperlink r:id="rId32" w:history="1">
           <w:r>
             <w:rPr>
               <w:rStyle w:val="Hyperlink"/>
@@ -4077,7 +4085,7 @@
           <w:sz w:val="24"/>
           <w:u w:val="single"/>
         </w:rPr>
-        <w:hyperlink r:id="rId32" w:history="1">
+        <w:hyperlink r:id="rId33" w:history="1">
           <w:r>
             <w:rPr>
               <w:rStyle w:val="Hyperlink"/>
@@ -4106,7 +4114,7 @@
           <w:sz w:val="24"/>
           <w:u w:val="single"/>
         </w:rPr>
-        <w:hyperlink r:id="rId32" w:history="1">
+        <w:hyperlink r:id="rId33" w:history="1">
           <w:r>
             <w:rPr>
               <w:rStyle w:val="Hyperlink"/>
@@ -4134,7 +4142,7 @@
           <w:color w:val="000000"/>
           <w:sz w:val="24"/>
         </w:rPr>
-        <w:hyperlink r:id="rId33" w:history="1">
+        <w:hyperlink r:id="rId30" w:history="1">
           <w:r>
             <w:rPr>
               <w:rStyle w:val="Hyperlink"/>
@@ -4162,7 +4170,7 @@
           <w:color w:val="000000"/>
           <w:sz w:val="24"/>
         </w:rPr>
-        <w:hyperlink r:id="rId30" w:history="1">
+        <w:hyperlink r:id="rId31" w:history="1">
           <w:r>
             <w:rPr>
               <w:rStyle w:val="Hyperlink"/>
@@ -4180,7 +4188,7 @@
           <w:color w:val="000000"/>
           <w:sz w:val="24"/>
         </w:rPr>
-        <w:hyperlink r:id="rId30" w:history="1">
+        <w:hyperlink r:id="rId31" w:history="1">
           <w:r>
             <w:rPr>
               <w:rStyle w:val="Hyperlink"/>
@@ -4198,7 +4206,7 @@
           <w:color w:val="000000"/>
           <w:sz w:val="24"/>
         </w:rPr>
-        <w:hyperlink r:id="rId30" w:history="1">
+        <w:hyperlink r:id="rId31" w:history="1">
           <w:r>
             <w:rPr>
               <w:rStyle w:val="Hyperlink"/>
@@ -4216,7 +4224,7 @@
           <w:color w:val="000000"/>
           <w:sz w:val="24"/>
         </w:rPr>
-        <w:hyperlink r:id="rId30" w:history="1">
+        <w:hyperlink r:id="rId31" w:history="1">
           <w:r>
             <w:rPr>
               <w:rStyle w:val="Hyperlink"/>
@@ -4244,7 +4252,7 @@
           <w:color w:val="000000"/>
           <w:sz w:val="24"/>
         </w:rPr>
-        <w:hyperlink r:id="rId30" w:history="1">
+        <w:hyperlink r:id="rId31" w:history="1">
           <w:r>
             <w:rPr>
               <w:rStyle w:val="Hyperlink"/>
@@ -4283,7 +4291,7 @@
           <w:color w:val="000000"/>
           <w:sz w:val="24"/>
         </w:rPr>
-        <w:hyperlink r:id="rId31" w:history="1">
+        <w:hyperlink r:id="rId32" w:history="1">
           <w:r>
             <w:rPr>
               <w:rStyle w:val="Hyperlink"/>
@@ -4301,7 +4309,7 @@
           <w:color w:val="000000"/>
           <w:sz w:val="24"/>
         </w:rPr>
-        <w:hyperlink r:id="rId31" w:history="1">
+        <w:hyperlink r:id="rId32" w:history="1">
           <w:r>
             <w:rPr>
               <w:rStyle w:val="Hyperlink"/>
@@ -4319,7 +4327,7 @@
           <w:color w:val="000000"/>
           <w:sz w:val="24"/>
         </w:rPr>
-        <w:hyperlink r:id="rId31" w:history="1">
+        <w:hyperlink r:id="rId32" w:history="1">
           <w:r>
             <w:rPr>
               <w:rStyle w:val="Hyperlink"/>
@@ -4347,7 +4355,7 @@
           <w:color w:val="000000"/>
           <w:sz w:val="24"/>
         </w:rPr>
-        <w:hyperlink r:id="rId32" w:history="1">
+        <w:hyperlink r:id="rId33" w:history="1">
           <w:r>
             <w:rPr>
               <w:rStyle w:val="Hyperlink"/>
@@ -4365,7 +4373,7 @@
           <w:color w:val="000000"/>
           <w:sz w:val="24"/>
         </w:rPr>
-        <w:hyperlink r:id="rId32" w:history="1">
+        <w:hyperlink r:id="rId33" w:history="1">
           <w:r>
             <w:rPr>
               <w:rStyle w:val="Hyperlink"/>
@@ -6195,8 +6203,16 @@
           <w:i w:val="0"/>
           <w:color w:val="0000FF"/>
           <w:sz w:val="24"/>
-        </w:rPr>
-        <w:t>S</w:t>
+          <w:u w:val="single"/>
+        </w:rPr>
+        <w:hyperlink r:id="rId49" w:history="1">
+          <w:r>
+            <w:rPr>
+              <w:rStyle w:val="Hyperlink"/>
+            </w:rPr>
+            <w:t>S</w:t>
+          </w:r>
+        </w:hyperlink>
       </w:r>
       <w:r>
         <w:rPr>
@@ -6207,7 +6223,7 @@
           <w:sz w:val="24"/>
           <w:u w:val="single"/>
         </w:rPr>
-        <w:hyperlink r:id="rId48" w:history="1">
+        <w:hyperlink r:id="rId49" w:history="1">
           <w:r>
             <w:rPr>
               <w:rStyle w:val="Hyperlink"/>
@@ -6225,7 +6241,7 @@
           <w:sz w:val="24"/>
           <w:u w:val="single"/>
         </w:rPr>
-        <w:hyperlink r:id="rId48" w:history="1">
+        <w:hyperlink r:id="rId49" w:history="1">
           <w:r>
             <w:rPr>
               <w:rStyle w:val="Hyperlink"/>
@@ -6243,7 +6259,7 @@
           <w:sz w:val="24"/>
           <w:u w:val="single"/>
         </w:rPr>
-        <w:hyperlink r:id="rId48" w:history="1">
+        <w:hyperlink r:id="rId49" w:history="1">
           <w:r>
             <w:rPr>
               <w:rStyle w:val="Hyperlink"/>
@@ -6272,7 +6288,7 @@
           <w:sz w:val="24"/>
           <w:u w:val="single"/>
         </w:rPr>
-        <w:hyperlink r:id="rId48" w:history="1">
+        <w:hyperlink r:id="rId49" w:history="1">
           <w:r>
             <w:rPr>
               <w:rStyle w:val="Hyperlink"/>

--- a/EXPORTS/DOCX/published/niveau3/Dutch/UniversityMus.docx
+++ b/EXPORTS/DOCX/published/niveau3/Dutch/UniversityMus.docx
@@ -511,7 +511,7 @@
           <w:sz w:val="24"/>
           <w:u w:val="single"/>
         </w:rPr>
-        <w:hyperlink r:id="rId11" w:history="1">
+        <w:hyperlink r:id="rId10" w:history="1">
           <w:r>
             <w:rPr>
               <w:rStyle w:val="Hyperlink"/>
@@ -529,7 +529,7 @@
           <w:sz w:val="24"/>
           <w:u w:val="single"/>
         </w:rPr>
-        <w:hyperlink r:id="rId11" w:history="1">
+        <w:hyperlink r:id="rId10" w:history="1">
           <w:r>
             <w:rPr>
               <w:rStyle w:val="Hyperlink"/>
@@ -547,7 +547,7 @@
           <w:sz w:val="24"/>
           <w:u w:val="single"/>
         </w:rPr>
-        <w:hyperlink r:id="rId11" w:history="1">
+        <w:hyperlink r:id="rId10" w:history="1">
           <w:r>
             <w:rPr>
               <w:rStyle w:val="Hyperlink"/>
@@ -576,7 +576,7 @@
           <w:sz w:val="24"/>
           <w:u w:val="single"/>
         </w:rPr>
-        <w:hyperlink r:id="rId11" w:history="1">
+        <w:hyperlink r:id="rId10" w:history="1">
           <w:r>
             <w:rPr>
               <w:rStyle w:val="Hyperlink"/>
@@ -1409,43 +1409,7 @@
           <w:color w:val="000000"/>
           <w:sz w:val="24"/>
         </w:rPr>
-        <w:t>Wereldmuseum Rotterdam</w:t>
-      </w:r>
-      <w:r>
-        <w:rPr>
-          <w:u w:val="single" w:color="0000ff"/>
-          <w:rFonts w:ascii="Charis SIL Italic" w:hAnsi="Charis SIL Italic" w:eastAsia="Charis SIL Italic"/>
-          <w:b w:val="0"/>
-          <w:i w:val="0"/>
-          <w:color w:val="000000"/>
-          <w:sz w:val="24"/>
-        </w:rPr>
-        <w:hyperlink r:id="rId13" w:history="1">
-          <w:r>
-            <w:rPr>
-              <w:rStyle w:val="Hyperlink"/>
-            </w:rPr>
-            <w:t>. Veel va</w:t>
-          </w:r>
-        </w:hyperlink>
-      </w:r>
-      <w:r>
-        <w:rPr>
-          <w:u w:val="single" w:color="0000ff"/>
-          <w:rFonts w:ascii="Charis SIL Italic" w:hAnsi="Charis SIL Italic" w:eastAsia="Charis SIL Italic"/>
-          <w:b w:val="0"/>
-          <w:i w:val="0"/>
-          <w:color w:val="000000"/>
-          <w:sz w:val="24"/>
-        </w:rPr>
-        <w:hyperlink r:id="rId13" w:history="1">
-          <w:r>
-            <w:rPr>
-              <w:rStyle w:val="Hyperlink"/>
-            </w:rPr>
-            <w:t xml:space="preserve">n de </w:t>
-          </w:r>
-        </w:hyperlink>
+        <w:t xml:space="preserve">Wereldmuseum Rotterdam. Veel van de </w:t>
       </w:r>
       <w:r>
         <w:rPr>
@@ -2255,7 +2219,7 @@
           <w:sz w:val="24"/>
           <w:u w:val="single"/>
         </w:rPr>
-        <w:hyperlink r:id="rId20" w:history="1">
+        <w:hyperlink r:id="rId17" w:history="1">
           <w:r>
             <w:rPr>
               <w:rStyle w:val="Hyperlink"/>
@@ -3817,16 +3781,8 @@
           <w:i w:val="0"/>
           <w:color w:val="0000FF"/>
           <w:sz w:val="24"/>
-          <w:u w:val="single"/>
-        </w:rPr>
-        <w:hyperlink r:id="rId30" w:history="1">
-          <w:r>
-            <w:rPr>
-              <w:rStyle w:val="Hyperlink"/>
-            </w:rPr>
-            <w:t>han</w:t>
-          </w:r>
-        </w:hyperlink>
+        </w:rPr>
+        <w:t>han</w:t>
       </w:r>
       <w:r>
         <w:rPr>
@@ -3942,7 +3898,7 @@
           <w:sz w:val="24"/>
           <w:u w:val="single"/>
         </w:rPr>
-        <w:hyperlink r:id="rId31" w:history="1">
+        <w:hyperlink r:id="rId30" w:history="1">
           <w:r>
             <w:rPr>
               <w:rStyle w:val="Hyperlink"/>
@@ -3971,7 +3927,7 @@
           <w:sz w:val="24"/>
           <w:u w:val="single"/>
         </w:rPr>
-        <w:hyperlink r:id="rId31" w:history="1">
+        <w:hyperlink r:id="rId30" w:history="1">
           <w:r>
             <w:rPr>
               <w:rStyle w:val="Hyperlink"/>
@@ -3999,7 +3955,7 @@
           <w:sz w:val="24"/>
           <w:u w:val="single"/>
         </w:rPr>
-        <w:hyperlink r:id="rId32" w:history="1">
+        <w:hyperlink r:id="rId31" w:history="1">
           <w:r>
             <w:rPr>
               <w:rStyle w:val="Hyperlink"/>
@@ -4028,7 +3984,7 @@
           <w:sz w:val="24"/>
           <w:u w:val="single"/>
         </w:rPr>
-        <w:hyperlink r:id="rId32" w:history="1">
+        <w:hyperlink r:id="rId31" w:history="1">
           <w:r>
             <w:rPr>
               <w:rStyle w:val="Hyperlink"/>
@@ -4057,7 +4013,7 @@
           <w:sz w:val="24"/>
           <w:u w:val="single"/>
         </w:rPr>
-        <w:hyperlink r:id="rId32" w:history="1">
+        <w:hyperlink r:id="rId31" w:history="1">
           <w:r>
             <w:rPr>
               <w:rStyle w:val="Hyperlink"/>
@@ -4085,7 +4041,7 @@
           <w:sz w:val="24"/>
           <w:u w:val="single"/>
         </w:rPr>
-        <w:hyperlink r:id="rId33" w:history="1">
+        <w:hyperlink r:id="rId32" w:history="1">
           <w:r>
             <w:rPr>
               <w:rStyle w:val="Hyperlink"/>
@@ -4114,7 +4070,7 @@
           <w:sz w:val="24"/>
           <w:u w:val="single"/>
         </w:rPr>
-        <w:hyperlink r:id="rId33" w:history="1">
+        <w:hyperlink r:id="rId32" w:history="1">
           <w:r>
             <w:rPr>
               <w:rStyle w:val="Hyperlink"/>
@@ -4142,7 +4098,7 @@
           <w:color w:val="000000"/>
           <w:sz w:val="24"/>
         </w:rPr>
-        <w:hyperlink r:id="rId30" w:history="1">
+        <w:hyperlink r:id="rId33" w:history="1">
           <w:r>
             <w:rPr>
               <w:rStyle w:val="Hyperlink"/>
@@ -4170,7 +4126,7 @@
           <w:color w:val="000000"/>
           <w:sz w:val="24"/>
         </w:rPr>
-        <w:hyperlink r:id="rId31" w:history="1">
+        <w:hyperlink r:id="rId30" w:history="1">
           <w:r>
             <w:rPr>
               <w:rStyle w:val="Hyperlink"/>
@@ -4188,7 +4144,7 @@
           <w:color w:val="000000"/>
           <w:sz w:val="24"/>
         </w:rPr>
-        <w:hyperlink r:id="rId31" w:history="1">
+        <w:hyperlink r:id="rId30" w:history="1">
           <w:r>
             <w:rPr>
               <w:rStyle w:val="Hyperlink"/>
@@ -4206,7 +4162,7 @@
           <w:color w:val="000000"/>
           <w:sz w:val="24"/>
         </w:rPr>
-        <w:hyperlink r:id="rId31" w:history="1">
+        <w:hyperlink r:id="rId30" w:history="1">
           <w:r>
             <w:rPr>
               <w:rStyle w:val="Hyperlink"/>
@@ -4224,7 +4180,7 @@
           <w:color w:val="000000"/>
           <w:sz w:val="24"/>
         </w:rPr>
-        <w:hyperlink r:id="rId31" w:history="1">
+        <w:hyperlink r:id="rId30" w:history="1">
           <w:r>
             <w:rPr>
               <w:rStyle w:val="Hyperlink"/>
@@ -4252,7 +4208,7 @@
           <w:color w:val="000000"/>
           <w:sz w:val="24"/>
         </w:rPr>
-        <w:hyperlink r:id="rId31" w:history="1">
+        <w:hyperlink r:id="rId30" w:history="1">
           <w:r>
             <w:rPr>
               <w:rStyle w:val="Hyperlink"/>
@@ -4291,7 +4247,7 @@
           <w:color w:val="000000"/>
           <w:sz w:val="24"/>
         </w:rPr>
-        <w:hyperlink r:id="rId32" w:history="1">
+        <w:hyperlink r:id="rId31" w:history="1">
           <w:r>
             <w:rPr>
               <w:rStyle w:val="Hyperlink"/>
@@ -4309,7 +4265,7 @@
           <w:color w:val="000000"/>
           <w:sz w:val="24"/>
         </w:rPr>
-        <w:hyperlink r:id="rId32" w:history="1">
+        <w:hyperlink r:id="rId31" w:history="1">
           <w:r>
             <w:rPr>
               <w:rStyle w:val="Hyperlink"/>
@@ -4327,7 +4283,7 @@
           <w:color w:val="000000"/>
           <w:sz w:val="24"/>
         </w:rPr>
-        <w:hyperlink r:id="rId32" w:history="1">
+        <w:hyperlink r:id="rId31" w:history="1">
           <w:r>
             <w:rPr>
               <w:rStyle w:val="Hyperlink"/>
@@ -4355,7 +4311,7 @@
           <w:color w:val="000000"/>
           <w:sz w:val="24"/>
         </w:rPr>
-        <w:hyperlink r:id="rId33" w:history="1">
+        <w:hyperlink r:id="rId32" w:history="1">
           <w:r>
             <w:rPr>
               <w:rStyle w:val="Hyperlink"/>
@@ -4373,7 +4329,7 @@
           <w:color w:val="000000"/>
           <w:sz w:val="24"/>
         </w:rPr>
-        <w:hyperlink r:id="rId33" w:history="1">
+        <w:hyperlink r:id="rId32" w:history="1">
           <w:r>
             <w:rPr>
               <w:rStyle w:val="Hyperlink"/>
@@ -5314,34 +5270,8 @@
           <w:i w:val="0"/>
           <w:color w:val="0000FF"/>
           <w:sz w:val="24"/>
-          <w:u w:val="single"/>
-        </w:rPr>
-        <w:hyperlink r:id="rId40" w:history="1">
-          <w:r>
-            <w:rPr>
-              <w:rStyle w:val="Hyperlink"/>
-            </w:rPr>
-            <w:t>d</w:t>
-          </w:r>
-        </w:hyperlink>
-      </w:r>
-      <w:r>
-        <w:rPr>
-          <w:rFonts w:ascii="Charis SIL Italic" w:hAnsi="Charis SIL Italic" w:eastAsia="Charis SIL Italic"/>
-          <w:b w:val="0"/>
-          <w:i w:val="0"/>
-          <w:color w:val="0000FF"/>
-          <w:sz w:val="24"/>
-          <w:u w:val="single"/>
-        </w:rPr>
-        <w:hyperlink r:id="rId42" w:history="1">
-          <w:r>
-            <w:rPr>
-              <w:rStyle w:val="Hyperlink"/>
-            </w:rPr>
-            <w:t xml:space="preserve">igitaal </w:t>
-          </w:r>
-        </w:hyperlink>
+        </w:rPr>
+        <w:t xml:space="preserve">digitaal </w:t>
       </w:r>
       <w:r>
         <w:br/>
@@ -6018,7 +5948,6 @@
       </w:r>
       <w:r>
         <w:rPr>
-          <w:u w:val="single" w:color="0000ff"/>
           <w:rFonts w:ascii="Charis SIL Italic" w:hAnsi="Charis SIL Italic" w:eastAsia="Charis SIL Italic"/>
           <w:b w:val="0"/>
           <w:i w:val="0"/>
@@ -6205,14 +6134,7 @@
           <w:sz w:val="24"/>
           <w:u w:val="single"/>
         </w:rPr>
-        <w:hyperlink r:id="rId49" w:history="1">
-          <w:r>
-            <w:rPr>
-              <w:rStyle w:val="Hyperlink"/>
-            </w:rPr>
-            <w:t>S</w:t>
-          </w:r>
-        </w:hyperlink>
+        <w:t>S</w:t>
       </w:r>
       <w:r>
         <w:rPr>
@@ -6223,7 +6145,7 @@
           <w:sz w:val="24"/>
           <w:u w:val="single"/>
         </w:rPr>
-        <w:hyperlink r:id="rId49" w:history="1">
+        <w:hyperlink r:id="rId48" w:history="1">
           <w:r>
             <w:rPr>
               <w:rStyle w:val="Hyperlink"/>
@@ -6241,7 +6163,7 @@
           <w:sz w:val="24"/>
           <w:u w:val="single"/>
         </w:rPr>
-        <w:hyperlink r:id="rId49" w:history="1">
+        <w:hyperlink r:id="rId48" w:history="1">
           <w:r>
             <w:rPr>
               <w:rStyle w:val="Hyperlink"/>
@@ -6259,7 +6181,7 @@
           <w:sz w:val="24"/>
           <w:u w:val="single"/>
         </w:rPr>
-        <w:hyperlink r:id="rId49" w:history="1">
+        <w:hyperlink r:id="rId48" w:history="1">
           <w:r>
             <w:rPr>
               <w:rStyle w:val="Hyperlink"/>

--- a/EXPORTS/DOCX/published/niveau3/Dutch/UniversityMus.docx
+++ b/EXPORTS/DOCX/published/niveau3/Dutch/UniversityMus.docx
@@ -1409,7 +1409,43 @@
           <w:color w:val="000000"/>
           <w:sz w:val="24"/>
         </w:rPr>
-        <w:t xml:space="preserve">Wereldmuseum Rotterdam. Veel van de </w:t>
+        <w:t>Wereldmuseum Rotterdam</w:t>
+      </w:r>
+      <w:r>
+        <w:rPr>
+          <w:u w:val="single" w:color="0000ff"/>
+          <w:rFonts w:ascii="Charis SIL Italic" w:hAnsi="Charis SIL Italic" w:eastAsia="Charis SIL Italic"/>
+          <w:b w:val="0"/>
+          <w:i w:val="0"/>
+          <w:color w:val="000000"/>
+          <w:sz w:val="24"/>
+        </w:rPr>
+        <w:hyperlink r:id="rId13" w:history="1">
+          <w:r>
+            <w:rPr>
+              <w:rStyle w:val="Hyperlink"/>
+            </w:rPr>
+            <w:t>. Veel va</w:t>
+          </w:r>
+        </w:hyperlink>
+      </w:r>
+      <w:r>
+        <w:rPr>
+          <w:u w:val="single" w:color="0000ff"/>
+          <w:rFonts w:ascii="Charis SIL Italic" w:hAnsi="Charis SIL Italic" w:eastAsia="Charis SIL Italic"/>
+          <w:b w:val="0"/>
+          <w:i w:val="0"/>
+          <w:color w:val="000000"/>
+          <w:sz w:val="24"/>
+        </w:rPr>
+        <w:hyperlink r:id="rId13" w:history="1">
+          <w:r>
+            <w:rPr>
+              <w:rStyle w:val="Hyperlink"/>
+            </w:rPr>
+            <w:t xml:space="preserve">n de </w:t>
+          </w:r>
+        </w:hyperlink>
       </w:r>
       <w:r>
         <w:rPr>
@@ -3804,32 +3840,13 @@
       </w:r>
       <w:r>
         <w:rPr>
-          <w:u w:val="single" w:color="0000ff"/>
           <w:rFonts w:ascii="Charis SIL Italic" w:hAnsi="Charis SIL Italic" w:eastAsia="Charis SIL Italic"/>
           <w:b w:val="0"/>
           <w:i w:val="0"/>
           <w:color w:val="000000"/>
           <w:sz w:val="24"/>
         </w:rPr>
-        <w:hyperlink r:id="rId29" w:history="1">
-          <w:r>
-            <w:rPr>
-              <w:rStyle w:val="Hyperlink"/>
-            </w:rPr>
-            <w:t>,</w:t>
-          </w:r>
-        </w:hyperlink>
-      </w:r>
-      <w:r>
-        <w:rPr>
-          <w:u w:val="single" w:color="0000ff"/>
-          <w:rFonts w:ascii="Charis SIL Italic" w:hAnsi="Charis SIL Italic" w:eastAsia="Charis SIL Italic"/>
-          <w:b w:val="0"/>
-          <w:i w:val="0"/>
-          <w:color w:val="000000"/>
-          <w:sz w:val="24"/>
-        </w:rPr>
-        <w:t xml:space="preserve"> </w:t>
+        <w:t xml:space="preserve">, </w:t>
       </w:r>
       <w:r>
         <w:rPr>
@@ -4191,6 +4208,7 @@
       </w:r>
       <w:r>
         <w:rPr>
+          <w:u w:val="single" w:color="0000ff"/>
           <w:rFonts w:ascii="Charis SIL Italic" w:hAnsi="Charis SIL Italic" w:eastAsia="Charis SIL Italic"/>
           <w:b w:val="0"/>
           <w:i w:val="0"/>
@@ -6134,7 +6152,14 @@
           <w:sz w:val="24"/>
           <w:u w:val="single"/>
         </w:rPr>
-        <w:t>S</w:t>
+        <w:hyperlink r:id="rId49" w:history="1">
+          <w:r>
+            <w:rPr>
+              <w:rStyle w:val="Hyperlink"/>
+            </w:rPr>
+            <w:t>S</w:t>
+          </w:r>
+        </w:hyperlink>
       </w:r>
       <w:r>
         <w:rPr>
@@ -6145,7 +6170,7 @@
           <w:sz w:val="24"/>
           <w:u w:val="single"/>
         </w:rPr>
-        <w:hyperlink r:id="rId48" w:history="1">
+        <w:hyperlink r:id="rId49" w:history="1">
           <w:r>
             <w:rPr>
               <w:rStyle w:val="Hyperlink"/>
@@ -6163,7 +6188,7 @@
           <w:sz w:val="24"/>
           <w:u w:val="single"/>
         </w:rPr>
-        <w:hyperlink r:id="rId48" w:history="1">
+        <w:hyperlink r:id="rId49" w:history="1">
           <w:r>
             <w:rPr>
               <w:rStyle w:val="Hyperlink"/>
@@ -6181,7 +6206,7 @@
           <w:sz w:val="24"/>
           <w:u w:val="single"/>
         </w:rPr>
-        <w:hyperlink r:id="rId48" w:history="1">
+        <w:hyperlink r:id="rId49" w:history="1">
           <w:r>
             <w:rPr>
               <w:rStyle w:val="Hyperlink"/>

--- a/EXPORTS/DOCX/published/niveau3/Dutch/UniversityMus.docx
+++ b/EXPORTS/DOCX/published/niveau3/Dutch/UniversityMus.docx
@@ -659,7 +659,7 @@
           <w:sz w:val="24"/>
           <w:u w:val="single"/>
         </w:rPr>
-        <w:hyperlink r:id="rId10" w:history="1">
+        <w:hyperlink r:id="rId11" w:history="1">
           <w:r>
             <w:rPr>
               <w:rStyle w:val="Hyperlink"/>
@@ -3818,7 +3818,14 @@
           <w:color w:val="0000FF"/>
           <w:sz w:val="24"/>
         </w:rPr>
-        <w:t>han</w:t>
+        <w:hyperlink r:id="rId30" w:history="1">
+          <w:r>
+            <w:rPr>
+              <w:rStyle w:val="Hyperlink"/>
+            </w:rPr>
+            <w:t>han</w:t>
+          </w:r>
+        </w:hyperlink>
       </w:r>
       <w:r>
         <w:rPr>
@@ -3840,13 +3847,32 @@
       </w:r>
       <w:r>
         <w:rPr>
+          <w:u w:val="single" w:color="0000ff"/>
           <w:rFonts w:ascii="Charis SIL Italic" w:hAnsi="Charis SIL Italic" w:eastAsia="Charis SIL Italic"/>
           <w:b w:val="0"/>
           <w:i w:val="0"/>
           <w:color w:val="000000"/>
           <w:sz w:val="24"/>
         </w:rPr>
-        <w:t xml:space="preserve">, </w:t>
+        <w:hyperlink r:id="rId29" w:history="1">
+          <w:r>
+            <w:rPr>
+              <w:rStyle w:val="Hyperlink"/>
+            </w:rPr>
+            <w:t>,</w:t>
+          </w:r>
+        </w:hyperlink>
+      </w:r>
+      <w:r>
+        <w:rPr>
+          <w:u w:val="single" w:color="0000ff"/>
+          <w:rFonts w:ascii="Charis SIL Italic" w:hAnsi="Charis SIL Italic" w:eastAsia="Charis SIL Italic"/>
+          <w:b w:val="0"/>
+          <w:i w:val="0"/>
+          <w:color w:val="000000"/>
+          <w:sz w:val="24"/>
+        </w:rPr>
+        <w:t xml:space="preserve"> </w:t>
       </w:r>
       <w:r>
         <w:rPr>
@@ -3915,7 +3941,7 @@
           <w:sz w:val="24"/>
           <w:u w:val="single"/>
         </w:rPr>
-        <w:hyperlink r:id="rId30" w:history="1">
+        <w:hyperlink r:id="rId31" w:history="1">
           <w:r>
             <w:rPr>
               <w:rStyle w:val="Hyperlink"/>
@@ -3944,7 +3970,7 @@
           <w:sz w:val="24"/>
           <w:u w:val="single"/>
         </w:rPr>
-        <w:hyperlink r:id="rId30" w:history="1">
+        <w:hyperlink r:id="rId31" w:history="1">
           <w:r>
             <w:rPr>
               <w:rStyle w:val="Hyperlink"/>
@@ -3972,7 +3998,7 @@
           <w:sz w:val="24"/>
           <w:u w:val="single"/>
         </w:rPr>
-        <w:hyperlink r:id="rId31" w:history="1">
+        <w:hyperlink r:id="rId32" w:history="1">
           <w:r>
             <w:rPr>
               <w:rStyle w:val="Hyperlink"/>
@@ -4001,7 +4027,7 @@
           <w:sz w:val="24"/>
           <w:u w:val="single"/>
         </w:rPr>
-        <w:hyperlink r:id="rId31" w:history="1">
+        <w:hyperlink r:id="rId32" w:history="1">
           <w:r>
             <w:rPr>
               <w:rStyle w:val="Hyperlink"/>
@@ -4030,7 +4056,7 @@
           <w:sz w:val="24"/>
           <w:u w:val="single"/>
         </w:rPr>
-        <w:hyperlink r:id="rId31" w:history="1">
+        <w:hyperlink r:id="rId32" w:history="1">
           <w:r>
             <w:rPr>
               <w:rStyle w:val="Hyperlink"/>
@@ -4058,7 +4084,7 @@
           <w:sz w:val="24"/>
           <w:u w:val="single"/>
         </w:rPr>
-        <w:hyperlink r:id="rId32" w:history="1">
+        <w:hyperlink r:id="rId33" w:history="1">
           <w:r>
             <w:rPr>
               <w:rStyle w:val="Hyperlink"/>
@@ -4087,7 +4113,7 @@
           <w:sz w:val="24"/>
           <w:u w:val="single"/>
         </w:rPr>
-        <w:hyperlink r:id="rId32" w:history="1">
+        <w:hyperlink r:id="rId33" w:history="1">
           <w:r>
             <w:rPr>
               <w:rStyle w:val="Hyperlink"/>
@@ -4115,7 +4141,7 @@
           <w:color w:val="000000"/>
           <w:sz w:val="24"/>
         </w:rPr>
-        <w:hyperlink r:id="rId33" w:history="1">
+        <w:hyperlink r:id="rId30" w:history="1">
           <w:r>
             <w:rPr>
               <w:rStyle w:val="Hyperlink"/>
@@ -4143,7 +4169,7 @@
           <w:color w:val="000000"/>
           <w:sz w:val="24"/>
         </w:rPr>
-        <w:hyperlink r:id="rId30" w:history="1">
+        <w:hyperlink r:id="rId31" w:history="1">
           <w:r>
             <w:rPr>
               <w:rStyle w:val="Hyperlink"/>
@@ -4161,7 +4187,7 @@
           <w:color w:val="000000"/>
           <w:sz w:val="24"/>
         </w:rPr>
-        <w:hyperlink r:id="rId30" w:history="1">
+        <w:hyperlink r:id="rId31" w:history="1">
           <w:r>
             <w:rPr>
               <w:rStyle w:val="Hyperlink"/>
@@ -4179,7 +4205,7 @@
           <w:color w:val="000000"/>
           <w:sz w:val="24"/>
         </w:rPr>
-        <w:hyperlink r:id="rId30" w:history="1">
+        <w:hyperlink r:id="rId31" w:history="1">
           <w:r>
             <w:rPr>
               <w:rStyle w:val="Hyperlink"/>
@@ -4197,7 +4223,7 @@
           <w:color w:val="000000"/>
           <w:sz w:val="24"/>
         </w:rPr>
-        <w:hyperlink r:id="rId30" w:history="1">
+        <w:hyperlink r:id="rId31" w:history="1">
           <w:r>
             <w:rPr>
               <w:rStyle w:val="Hyperlink"/>
@@ -4208,6 +4234,16 @@
       </w:r>
       <w:r>
         <w:rPr>
+          <w:rFonts w:ascii="Charis SIL Italic" w:hAnsi="Charis SIL Italic" w:eastAsia="Charis SIL Italic"/>
+          <w:b w:val="0"/>
+          <w:i w:val="0"/>
+          <w:color w:val="000000"/>
+          <w:sz w:val="24"/>
+        </w:rPr>
+        <w:t>m</w:t>
+      </w:r>
+      <w:r>
+        <w:rPr>
           <w:u w:val="single" w:color="0000ff"/>
           <w:rFonts w:ascii="Charis SIL Italic" w:hAnsi="Charis SIL Italic" w:eastAsia="Charis SIL Italic"/>
           <w:b w:val="0"/>
@@ -4215,18 +4251,7 @@
           <w:color w:val="000000"/>
           <w:sz w:val="24"/>
         </w:rPr>
-        <w:t>m</w:t>
-      </w:r>
-      <w:r>
-        <w:rPr>
-          <w:u w:val="single" w:color="0000ff"/>
-          <w:rFonts w:ascii="Charis SIL Italic" w:hAnsi="Charis SIL Italic" w:eastAsia="Charis SIL Italic"/>
-          <w:b w:val="0"/>
-          <w:i w:val="0"/>
-          <w:color w:val="000000"/>
-          <w:sz w:val="24"/>
-        </w:rPr>
-        <w:hyperlink r:id="rId30" w:history="1">
+        <w:hyperlink r:id="rId31" w:history="1">
           <w:r>
             <w:rPr>
               <w:rStyle w:val="Hyperlink"/>
@@ -4265,7 +4290,7 @@
           <w:color w:val="000000"/>
           <w:sz w:val="24"/>
         </w:rPr>
-        <w:hyperlink r:id="rId31" w:history="1">
+        <w:hyperlink r:id="rId32" w:history="1">
           <w:r>
             <w:rPr>
               <w:rStyle w:val="Hyperlink"/>
@@ -4283,7 +4308,7 @@
           <w:color w:val="000000"/>
           <w:sz w:val="24"/>
         </w:rPr>
-        <w:hyperlink r:id="rId31" w:history="1">
+        <w:hyperlink r:id="rId32" w:history="1">
           <w:r>
             <w:rPr>
               <w:rStyle w:val="Hyperlink"/>
@@ -4301,7 +4326,7 @@
           <w:color w:val="000000"/>
           <w:sz w:val="24"/>
         </w:rPr>
-        <w:hyperlink r:id="rId31" w:history="1">
+        <w:hyperlink r:id="rId32" w:history="1">
           <w:r>
             <w:rPr>
               <w:rStyle w:val="Hyperlink"/>
@@ -4329,7 +4354,7 @@
           <w:color w:val="000000"/>
           <w:sz w:val="24"/>
         </w:rPr>
-        <w:hyperlink r:id="rId32" w:history="1">
+        <w:hyperlink r:id="rId33" w:history="1">
           <w:r>
             <w:rPr>
               <w:rStyle w:val="Hyperlink"/>
@@ -4347,7 +4372,7 @@
           <w:color w:val="000000"/>
           <w:sz w:val="24"/>
         </w:rPr>
-        <w:hyperlink r:id="rId32" w:history="1">
+        <w:hyperlink r:id="rId33" w:history="1">
           <w:r>
             <w:rPr>
               <w:rStyle w:val="Hyperlink"/>
@@ -5288,8 +5313,26 @@
           <w:i w:val="0"/>
           <w:color w:val="0000FF"/>
           <w:sz w:val="24"/>
-        </w:rPr>
-        <w:t xml:space="preserve">digitaal </w:t>
+          <w:u w:val="single"/>
+        </w:rPr>
+        <w:hyperlink r:id="rId40" w:history="1">
+          <w:r>
+            <w:rPr>
+              <w:rStyle w:val="Hyperlink"/>
+            </w:rPr>
+            <w:t>d</w:t>
+          </w:r>
+        </w:hyperlink>
+      </w:r>
+      <w:r>
+        <w:rPr>
+          <w:rFonts w:ascii="Charis SIL Italic" w:hAnsi="Charis SIL Italic" w:eastAsia="Charis SIL Italic"/>
+          <w:b w:val="0"/>
+          <w:i w:val="0"/>
+          <w:color w:val="0000FF"/>
+          <w:sz w:val="24"/>
+        </w:rPr>
+        <w:t xml:space="preserve">igitaal </w:t>
       </w:r>
       <w:r>
         <w:br/>
@@ -5955,24 +5998,7 @@
           <w:color w:val="000000"/>
           <w:sz w:val="24"/>
         </w:rPr>
-        <w:hyperlink r:id="rId47" w:history="1">
-          <w:r>
-            <w:rPr>
-              <w:rStyle w:val="Hyperlink"/>
-            </w:rPr>
-            <w:t xml:space="preserve">ven </w:t>
-          </w:r>
-        </w:hyperlink>
-      </w:r>
-      <w:r>
-        <w:rPr>
-          <w:rFonts w:ascii="Charis SIL Italic" w:hAnsi="Charis SIL Italic" w:eastAsia="Charis SIL Italic"/>
-          <w:b w:val="0"/>
-          <w:i w:val="0"/>
-          <w:color w:val="000000"/>
-          <w:sz w:val="24"/>
-        </w:rPr>
-        <w:t>m</w:t>
+        <w:t>ven m</w:t>
       </w:r>
       <w:r>
         <w:rPr>
@@ -6150,27 +6176,19 @@
           <w:i w:val="0"/>
           <w:color w:val="0000FF"/>
           <w:sz w:val="24"/>
+        </w:rPr>
+        <w:t>S</w:t>
+      </w:r>
+      <w:r>
+        <w:rPr>
+          <w:rFonts w:ascii="Charis SIL Italic" w:hAnsi="Charis SIL Italic" w:eastAsia="Charis SIL Italic"/>
+          <w:b w:val="0"/>
+          <w:i w:val="0"/>
+          <w:color w:val="0000FF"/>
+          <w:sz w:val="24"/>
           <w:u w:val="single"/>
         </w:rPr>
-        <w:hyperlink r:id="rId49" w:history="1">
-          <w:r>
-            <w:rPr>
-              <w:rStyle w:val="Hyperlink"/>
-            </w:rPr>
-            <w:t>S</w:t>
-          </w:r>
-        </w:hyperlink>
-      </w:r>
-      <w:r>
-        <w:rPr>
-          <w:rFonts w:ascii="Charis SIL Italic" w:hAnsi="Charis SIL Italic" w:eastAsia="Charis SIL Italic"/>
-          <w:b w:val="0"/>
-          <w:i w:val="0"/>
-          <w:color w:val="0000FF"/>
-          <w:sz w:val="24"/>
-          <w:u w:val="single"/>
-        </w:rPr>
-        <w:hyperlink r:id="rId49" w:history="1">
+        <w:hyperlink r:id="rId48" w:history="1">
           <w:r>
             <w:rPr>
               <w:rStyle w:val="Hyperlink"/>
@@ -6188,7 +6206,7 @@
           <w:sz w:val="24"/>
           <w:u w:val="single"/>
         </w:rPr>
-        <w:hyperlink r:id="rId49" w:history="1">
+        <w:hyperlink r:id="rId48" w:history="1">
           <w:r>
             <w:rPr>
               <w:rStyle w:val="Hyperlink"/>
@@ -6206,7 +6224,7 @@
           <w:sz w:val="24"/>
           <w:u w:val="single"/>
         </w:rPr>
-        <w:hyperlink r:id="rId49" w:history="1">
+        <w:hyperlink r:id="rId48" w:history="1">
           <w:r>
             <w:rPr>
               <w:rStyle w:val="Hyperlink"/>
@@ -6235,7 +6253,7 @@
           <w:sz w:val="24"/>
           <w:u w:val="single"/>
         </w:rPr>
-        <w:hyperlink r:id="rId49" w:history="1">
+        <w:hyperlink r:id="rId48" w:history="1">
           <w:r>
             <w:rPr>
               <w:rStyle w:val="Hyperlink"/>
@@ -6428,20 +6446,14 @@
       </w:r>
       <w:r>
         <w:rPr>
+          <w:u w:val="single" w:color="0000ff"/>
           <w:rFonts w:ascii="Charis SIL Italic" w:hAnsi="Charis SIL Italic" w:eastAsia="Charis SIL Italic"/>
           <w:b w:val="0"/>
           <w:i w:val="0"/>
           <w:color w:val="000000"/>
           <w:sz w:val="24"/>
         </w:rPr>
-        <w:hyperlink r:id="rId50" w:history="1">
-          <w:r>
-            <w:rPr>
-              <w:rStyle w:val="Hyperlink"/>
-            </w:rPr>
-            <w:t>k</w:t>
-          </w:r>
-        </w:hyperlink>
+        <w:t>k</w:t>
       </w:r>
       <w:r>
         <w:rPr>

--- a/EXPORTS/DOCX/published/niveau3/Dutch/UniversityMus.docx
+++ b/EXPORTS/DOCX/published/niveau3/Dutch/UniversityMus.docx
@@ -500,7 +500,24 @@
           <w:color w:val="000000"/>
           <w:sz w:val="24"/>
         </w:rPr>
-        <w:t xml:space="preserve">Volkenkundig Museum en het voormalig </w:t>
+        <w:t>Volkenkundig Museum en het voor</w:t>
+      </w:r>
+      <w:r>
+        <w:rPr>
+          <w:rFonts w:ascii="Charis SIL Italic" w:hAnsi="Charis SIL Italic" w:eastAsia="Charis SIL Italic"/>
+          <w:b w:val="0"/>
+          <w:i w:val="0"/>
+          <w:color w:val="000000"/>
+          <w:sz w:val="24"/>
+        </w:rPr>
+        <w:hyperlink r:id="rId10" w:history="1">
+          <w:r>
+            <w:rPr>
+              <w:rStyle w:val="Hyperlink"/>
+            </w:rPr>
+            <w:t xml:space="preserve">malig </w:t>
+          </w:r>
+        </w:hyperlink>
       </w:r>
       <w:r>
         <w:rPr>
@@ -529,61 +546,7 @@
           <w:sz w:val="24"/>
           <w:u w:val="single"/>
         </w:rPr>
-        <w:hyperlink r:id="rId10" w:history="1">
-          <w:r>
-            <w:rPr>
-              <w:rStyle w:val="Hyperlink"/>
-            </w:rPr>
-            <w:t>n</w:t>
-          </w:r>
-        </w:hyperlink>
-      </w:r>
-      <w:r>
-        <w:rPr>
-          <w:rFonts w:ascii="Charis SIL Italic" w:hAnsi="Charis SIL Italic" w:eastAsia="Charis SIL Italic"/>
-          <w:b w:val="0"/>
-          <w:i w:val="0"/>
-          <w:color w:val="0000FF"/>
-          <w:sz w:val="24"/>
-          <w:u w:val="single"/>
-        </w:rPr>
-        <w:hyperlink r:id="rId10" w:history="1">
-          <w:r>
-            <w:rPr>
-              <w:rStyle w:val="Hyperlink"/>
-            </w:rPr>
-            <w:t>kundige</w:t>
-          </w:r>
-        </w:hyperlink>
-      </w:r>
-      <w:r>
-        <w:rPr>
-          <w:rFonts w:ascii="Charis SIL Italic" w:hAnsi="Charis SIL Italic" w:eastAsia="Charis SIL Italic"/>
-          <w:b w:val="0"/>
-          <w:i w:val="0"/>
-          <w:color w:val="0000FF"/>
-          <w:sz w:val="24"/>
-          <w:u w:val="single"/>
-        </w:rPr>
-        <w:t xml:space="preserve"> </w:t>
-      </w:r>
-      <w:r>
-        <w:rPr>
-          <w:rFonts w:ascii="Charis SIL Italic" w:hAnsi="Charis SIL Italic" w:eastAsia="Charis SIL Italic"/>
-          <w:b w:val="0"/>
-          <w:i w:val="0"/>
-          <w:color w:val="0000FF"/>
-          <w:sz w:val="24"/>
-          <w:u w:val="single"/>
-        </w:rPr>
-        <w:hyperlink r:id="rId10" w:history="1">
-          <w:r>
-            <w:rPr>
-              <w:rStyle w:val="Hyperlink"/>
-            </w:rPr>
-            <w:t>M</w:t>
-          </w:r>
-        </w:hyperlink>
+        <w:t>nkundige M</w:t>
       </w:r>
       <w:r>
         <w:rPr>
@@ -1420,14 +1383,7 @@
           <w:color w:val="000000"/>
           <w:sz w:val="24"/>
         </w:rPr>
-        <w:hyperlink r:id="rId13" w:history="1">
-          <w:r>
-            <w:rPr>
-              <w:rStyle w:val="Hyperlink"/>
-            </w:rPr>
-            <w:t>. Veel va</w:t>
-          </w:r>
-        </w:hyperlink>
+        <w:t>. Veel va</w:t>
       </w:r>
       <w:r>
         <w:rPr>
@@ -2928,14 +2884,7 @@
           <w:color w:val="000000"/>
           <w:sz w:val="24"/>
         </w:rPr>
-        <w:hyperlink r:id="rId11" w:history="1">
-          <w:r>
-            <w:rPr>
-              <w:rStyle w:val="Hyperlink"/>
-            </w:rPr>
-            <w:t xml:space="preserve">2003 vormde </w:t>
-          </w:r>
-        </w:hyperlink>
+        <w:t xml:space="preserve">2003 vormde </w:t>
       </w:r>
       <w:r>
         <w:rPr>
@@ -3378,6 +3327,23 @@
       </w:r>
       <w:r>
         <w:rPr>
+          <w:rFonts w:ascii="Charis SIL Italic" w:hAnsi="Charis SIL Italic" w:eastAsia="Charis SIL Italic"/>
+          <w:b w:val="0"/>
+          <w:i w:val="0"/>
+          <w:color w:val="000000"/>
+          <w:sz w:val="24"/>
+        </w:rPr>
+        <w:hyperlink r:id="rId26" w:history="1">
+          <w:r>
+            <w:rPr>
+              <w:rStyle w:val="Hyperlink"/>
+            </w:rPr>
+            <w:t>d</w:t>
+          </w:r>
+        </w:hyperlink>
+      </w:r>
+      <w:r>
+        <w:rPr>
           <w:u w:val="single" w:color="0000ff"/>
           <w:rFonts w:ascii="Charis SIL Italic" w:hAnsi="Charis SIL Italic" w:eastAsia="Charis SIL Italic"/>
           <w:b w:val="0"/>
@@ -3385,7 +3351,7 @@
           <w:color w:val="000000"/>
           <w:sz w:val="24"/>
         </w:rPr>
-        <w:t>d</w:t>
+        <w:t>e</w:t>
       </w:r>
       <w:r>
         <w:rPr>
@@ -3395,7 +3361,7 @@
           <w:color w:val="000000"/>
           <w:sz w:val="24"/>
         </w:rPr>
-        <w:t>e zoekhulp.</w:t>
+        <w:t xml:space="preserve"> zoekhulp.</w:t>
       </w:r>
     </w:p>
     <w:p>
@@ -3817,6 +3783,7 @@
           <w:i w:val="0"/>
           <w:color w:val="0000FF"/>
           <w:sz w:val="24"/>
+          <w:u w:val="single"/>
         </w:rPr>
         <w:hyperlink r:id="rId30" w:history="1">
           <w:r>
@@ -4134,113 +4101,13 @@
       </w:r>
       <w:r>
         <w:rPr>
-          <w:u w:val="single" w:color="0000ff"/>
           <w:rFonts w:ascii="Charis SIL Italic" w:hAnsi="Charis SIL Italic" w:eastAsia="Charis SIL Italic"/>
           <w:b w:val="0"/>
           <w:i w:val="0"/>
           <w:color w:val="000000"/>
           <w:sz w:val="24"/>
         </w:rPr>
-        <w:hyperlink r:id="rId30" w:history="1">
-          <w:r>
-            <w:rPr>
-              <w:rStyle w:val="Hyperlink"/>
-            </w:rPr>
-            <w:t>Binnen deze c</w:t>
-          </w:r>
-        </w:hyperlink>
-      </w:r>
-      <w:r>
-        <w:rPr>
-          <w:rFonts w:ascii="Charis SIL Italic" w:hAnsi="Charis SIL Italic" w:eastAsia="Charis SIL Italic"/>
-          <w:b w:val="0"/>
-          <w:i w:val="0"/>
-          <w:color w:val="000000"/>
-          <w:sz w:val="24"/>
-        </w:rPr>
-        <w:t>o</w:t>
-      </w:r>
-      <w:r>
-        <w:rPr>
-          <w:u w:val="single" w:color="0000ff"/>
-          <w:rFonts w:ascii="Charis SIL Italic" w:hAnsi="Charis SIL Italic" w:eastAsia="Charis SIL Italic"/>
-          <w:b w:val="0"/>
-          <w:i w:val="0"/>
-          <w:color w:val="000000"/>
-          <w:sz w:val="24"/>
-        </w:rPr>
-        <w:hyperlink r:id="rId31" w:history="1">
-          <w:r>
-            <w:rPr>
-              <w:rStyle w:val="Hyperlink"/>
-            </w:rPr>
-            <w:t>llecti</w:t>
-          </w:r>
-        </w:hyperlink>
-      </w:r>
-      <w:r>
-        <w:rPr>
-          <w:u w:val="single" w:color="0000ff"/>
-          <w:rFonts w:ascii="Charis SIL Italic" w:hAnsi="Charis SIL Italic" w:eastAsia="Charis SIL Italic"/>
-          <w:b w:val="0"/>
-          <w:i w:val="0"/>
-          <w:color w:val="000000"/>
-          <w:sz w:val="24"/>
-        </w:rPr>
-        <w:hyperlink r:id="rId31" w:history="1">
-          <w:r>
-            <w:rPr>
-              <w:rStyle w:val="Hyperlink"/>
-            </w:rPr>
-            <w:t xml:space="preserve">es </w:t>
-          </w:r>
-        </w:hyperlink>
-      </w:r>
-      <w:r>
-        <w:rPr>
-          <w:u w:val="single" w:color="0000ff"/>
-          <w:rFonts w:ascii="Charis SIL Italic" w:hAnsi="Charis SIL Italic" w:eastAsia="Charis SIL Italic"/>
-          <w:b w:val="0"/>
-          <w:i w:val="0"/>
-          <w:color w:val="000000"/>
-          <w:sz w:val="24"/>
-        </w:rPr>
-        <w:hyperlink r:id="rId31" w:history="1">
-          <w:r>
-            <w:rPr>
-              <w:rStyle w:val="Hyperlink"/>
-            </w:rPr>
-            <w:t>i</w:t>
-          </w:r>
-        </w:hyperlink>
-      </w:r>
-      <w:r>
-        <w:rPr>
-          <w:u w:val="single" w:color="0000ff"/>
-          <w:rFonts w:ascii="Charis SIL Italic" w:hAnsi="Charis SIL Italic" w:eastAsia="Charis SIL Italic"/>
-          <w:b w:val="0"/>
-          <w:i w:val="0"/>
-          <w:color w:val="000000"/>
-          <w:sz w:val="24"/>
-        </w:rPr>
-        <w:hyperlink r:id="rId31" w:history="1">
-          <w:r>
-            <w:rPr>
-              <w:rStyle w:val="Hyperlink"/>
-            </w:rPr>
-            <w:t xml:space="preserve">s relevant </w:t>
-          </w:r>
-        </w:hyperlink>
-      </w:r>
-      <w:r>
-        <w:rPr>
-          <w:rFonts w:ascii="Charis SIL Italic" w:hAnsi="Charis SIL Italic" w:eastAsia="Charis SIL Italic"/>
-          <w:b w:val="0"/>
-          <w:i w:val="0"/>
-          <w:color w:val="000000"/>
-          <w:sz w:val="24"/>
-        </w:rPr>
-        <w:t>m</w:t>
+        <w:t>Binnen deze collecties is relevant m</w:t>
       </w:r>
       <w:r>
         <w:rPr>
@@ -5331,8 +5198,16 @@
           <w:i w:val="0"/>
           <w:color w:val="0000FF"/>
           <w:sz w:val="24"/>
-        </w:rPr>
-        <w:t xml:space="preserve">igitaal </w:t>
+          <w:u w:val="single"/>
+        </w:rPr>
+        <w:hyperlink r:id="rId42" w:history="1">
+          <w:r>
+            <w:rPr>
+              <w:rStyle w:val="Hyperlink"/>
+            </w:rPr>
+            <w:t xml:space="preserve">igitaal </w:t>
+          </w:r>
+        </w:hyperlink>
       </w:r>
       <w:r>
         <w:br/>
@@ -5487,8 +5362,44 @@
           <w:i w:val="0"/>
           <w:color w:val="0000FF"/>
           <w:sz w:val="24"/>
-        </w:rPr>
-        <w:t>Gerard Vrolik</w:t>
+          <w:u w:val="single"/>
+        </w:rPr>
+        <w:hyperlink r:id="rId44" w:history="1">
+          <w:r>
+            <w:rPr>
+              <w:rStyle w:val="Hyperlink"/>
+            </w:rPr>
+            <w:t>Gerard</w:t>
+          </w:r>
+        </w:hyperlink>
+      </w:r>
+      <w:r>
+        <w:rPr>
+          <w:rFonts w:ascii="Charis SIL Italic" w:hAnsi="Charis SIL Italic" w:eastAsia="Charis SIL Italic"/>
+          <w:b w:val="0"/>
+          <w:i w:val="0"/>
+          <w:color w:val="0000FF"/>
+          <w:sz w:val="24"/>
+          <w:u w:val="single"/>
+        </w:rPr>
+        <w:t xml:space="preserve"> </w:t>
+      </w:r>
+      <w:r>
+        <w:rPr>
+          <w:rFonts w:ascii="Charis SIL Italic" w:hAnsi="Charis SIL Italic" w:eastAsia="Charis SIL Italic"/>
+          <w:b w:val="0"/>
+          <w:i w:val="0"/>
+          <w:color w:val="0000FF"/>
+          <w:sz w:val="24"/>
+        </w:rPr>
+        <w:hyperlink r:id="rId44" w:history="1">
+          <w:r>
+            <w:rPr>
+              <w:rStyle w:val="Hyperlink"/>
+            </w:rPr>
+            <w:t>Vrolik</w:t>
+          </w:r>
+        </w:hyperlink>
       </w:r>
       <w:r>
         <w:rPr>
@@ -5538,6 +5449,7 @@
       </w:r>
       <w:r>
         <w:rPr>
+          <w:u w:val="single" w:color="0000ff"/>
           <w:rFonts w:ascii="Charis SIL Italic" w:hAnsi="Charis SIL Italic" w:eastAsia="Charis SIL Italic"/>
           <w:b w:val="0"/>
           <w:i w:val="0"/>
@@ -5555,6 +5467,7 @@
       </w:r>
       <w:r>
         <w:rPr>
+          <w:u w:val="single" w:color="0000ff"/>
           <w:rFonts w:ascii="Charis SIL Italic" w:hAnsi="Charis SIL Italic" w:eastAsia="Charis SIL Italic"/>
           <w:b w:val="0"/>
           <w:i w:val="0"/>
@@ -5572,6 +5485,7 @@
       </w:r>
       <w:r>
         <w:rPr>
+          <w:u w:val="single" w:color="0000ff"/>
           <w:rFonts w:ascii="Charis SIL Italic" w:hAnsi="Charis SIL Italic" w:eastAsia="Charis SIL Italic"/>
           <w:b w:val="0"/>
           <w:i w:val="0"/>
@@ -5998,7 +5912,25 @@
           <w:color w:val="000000"/>
           <w:sz w:val="24"/>
         </w:rPr>
-        <w:t>ven m</w:t>
+        <w:hyperlink r:id="rId47" w:history="1">
+          <w:r>
+            <w:rPr>
+              <w:rStyle w:val="Hyperlink"/>
+            </w:rPr>
+            <w:t xml:space="preserve">ven </w:t>
+          </w:r>
+        </w:hyperlink>
+      </w:r>
+      <w:r>
+        <w:rPr>
+          <w:u w:val="single" w:color="0000ff"/>
+          <w:rFonts w:ascii="Charis SIL Italic" w:hAnsi="Charis SIL Italic" w:eastAsia="Charis SIL Italic"/>
+          <w:b w:val="0"/>
+          <w:i w:val="0"/>
+          <w:color w:val="000000"/>
+          <w:sz w:val="24"/>
+        </w:rPr>
+        <w:t>m</w:t>
       </w:r>
       <w:r>
         <w:rPr>
@@ -6176,6 +6108,7 @@
           <w:i w:val="0"/>
           <w:color w:val="0000FF"/>
           <w:sz w:val="24"/>
+          <w:u w:val="single"/>
         </w:rPr>
         <w:t>S</w:t>
       </w:r>
@@ -6446,14 +6379,20 @@
       </w:r>
       <w:r>
         <w:rPr>
-          <w:u w:val="single" w:color="0000ff"/>
           <w:rFonts w:ascii="Charis SIL Italic" w:hAnsi="Charis SIL Italic" w:eastAsia="Charis SIL Italic"/>
           <w:b w:val="0"/>
           <w:i w:val="0"/>
           <w:color w:val="000000"/>
           <w:sz w:val="24"/>
         </w:rPr>
-        <w:t>k</w:t>
+        <w:hyperlink r:id="rId50" w:history="1">
+          <w:r>
+            <w:rPr>
+              <w:rStyle w:val="Hyperlink"/>
+            </w:rPr>
+            <w:t>k</w:t>
+          </w:r>
+        </w:hyperlink>
       </w:r>
       <w:r>
         <w:rPr>

--- a/EXPORTS/DOCX/published/niveau3/Dutch/UniversityMus.docx
+++ b/EXPORTS/DOCX/published/niveau3/Dutch/UniversityMus.docx
@@ -500,24 +500,7 @@
           <w:color w:val="000000"/>
           <w:sz w:val="24"/>
         </w:rPr>
-        <w:t>Volkenkundig Museum en het voor</w:t>
-      </w:r>
-      <w:r>
-        <w:rPr>
-          <w:rFonts w:ascii="Charis SIL Italic" w:hAnsi="Charis SIL Italic" w:eastAsia="Charis SIL Italic"/>
-          <w:b w:val="0"/>
-          <w:i w:val="0"/>
-          <w:color w:val="000000"/>
-          <w:sz w:val="24"/>
-        </w:rPr>
-        <w:hyperlink r:id="rId10" w:history="1">
-          <w:r>
-            <w:rPr>
-              <w:rStyle w:val="Hyperlink"/>
-            </w:rPr>
-            <w:t xml:space="preserve">malig </w:t>
-          </w:r>
-        </w:hyperlink>
+        <w:t xml:space="preserve">Volkenkundig Museum en het voormalig </w:t>
       </w:r>
       <w:r>
         <w:rPr>
@@ -546,7 +529,14 @@
           <w:sz w:val="24"/>
           <w:u w:val="single"/>
         </w:rPr>
-        <w:t>nkundige M</w:t>
+        <w:hyperlink r:id="rId10" w:history="1">
+          <w:r>
+            <w:rPr>
+              <w:rStyle w:val="Hyperlink"/>
+            </w:rPr>
+            <w:t>n</w:t>
+          </w:r>
+        </w:hyperlink>
       </w:r>
       <w:r>
         <w:rPr>
@@ -558,6 +548,53 @@
           <w:u w:val="single"/>
         </w:rPr>
         <w:hyperlink r:id="rId10" w:history="1">
+          <w:r>
+            <w:rPr>
+              <w:rStyle w:val="Hyperlink"/>
+            </w:rPr>
+            <w:t>kundige</w:t>
+          </w:r>
+        </w:hyperlink>
+      </w:r>
+      <w:r>
+        <w:rPr>
+          <w:rFonts w:ascii="Charis SIL Italic" w:hAnsi="Charis SIL Italic" w:eastAsia="Charis SIL Italic"/>
+          <w:b w:val="0"/>
+          <w:i w:val="0"/>
+          <w:color w:val="0000FF"/>
+          <w:sz w:val="24"/>
+          <w:u w:val="single"/>
+        </w:rPr>
+        <w:t xml:space="preserve"> </w:t>
+      </w:r>
+      <w:r>
+        <w:rPr>
+          <w:rFonts w:ascii="Charis SIL Italic" w:hAnsi="Charis SIL Italic" w:eastAsia="Charis SIL Italic"/>
+          <w:b w:val="0"/>
+          <w:i w:val="0"/>
+          <w:color w:val="0000FF"/>
+          <w:sz w:val="24"/>
+          <w:u w:val="single"/>
+        </w:rPr>
+        <w:hyperlink r:id="rId11" w:history="1">
+          <w:r>
+            <w:rPr>
+              <w:rStyle w:val="Hyperlink"/>
+            </w:rPr>
+            <w:t>M</w:t>
+          </w:r>
+        </w:hyperlink>
+      </w:r>
+      <w:r>
+        <w:rPr>
+          <w:rFonts w:ascii="Charis SIL Italic" w:hAnsi="Charis SIL Italic" w:eastAsia="Charis SIL Italic"/>
+          <w:b w:val="0"/>
+          <w:i w:val="0"/>
+          <w:color w:val="0000FF"/>
+          <w:sz w:val="24"/>
+          <w:u w:val="single"/>
+        </w:rPr>
+        <w:hyperlink r:id="rId11" w:history="1">
           <w:r>
             <w:rPr>
               <w:rStyle w:val="Hyperlink"/>
@@ -575,7 +612,7 @@
           <w:sz w:val="24"/>
           <w:u w:val="single"/>
         </w:rPr>
-        <w:hyperlink r:id="rId10" w:history="1">
+        <w:hyperlink r:id="rId11" w:history="1">
           <w:r>
             <w:rPr>
               <w:rStyle w:val="Hyperlink"/>
@@ -593,7 +630,7 @@
           <w:sz w:val="24"/>
           <w:u w:val="single"/>
         </w:rPr>
-        <w:hyperlink r:id="rId10" w:history="1">
+        <w:hyperlink r:id="rId11" w:history="1">
           <w:r>
             <w:rPr>
               <w:rStyle w:val="Hyperlink"/>
@@ -1383,7 +1420,14 @@
           <w:color w:val="000000"/>
           <w:sz w:val="24"/>
         </w:rPr>
-        <w:t>. Veel va</w:t>
+        <w:hyperlink r:id="rId13" w:history="1">
+          <w:r>
+            <w:rPr>
+              <w:rStyle w:val="Hyperlink"/>
+            </w:rPr>
+            <w:t>. Veel va</w:t>
+          </w:r>
+        </w:hyperlink>
       </w:r>
       <w:r>
         <w:rPr>
@@ -2884,7 +2928,14 @@
           <w:color w:val="000000"/>
           <w:sz w:val="24"/>
         </w:rPr>
-        <w:t xml:space="preserve">2003 vormde </w:t>
+        <w:hyperlink r:id="rId11" w:history="1">
+          <w:r>
+            <w:rPr>
+              <w:rStyle w:val="Hyperlink"/>
+            </w:rPr>
+            <w:t xml:space="preserve">2003 vormde </w:t>
+          </w:r>
+        </w:hyperlink>
       </w:r>
       <w:r>
         <w:rPr>
@@ -3327,41 +3378,24 @@
       </w:r>
       <w:r>
         <w:rPr>
+          <w:u w:val="single" w:color="0000ff"/>
           <w:rFonts w:ascii="Charis SIL Italic" w:hAnsi="Charis SIL Italic" w:eastAsia="Charis SIL Italic"/>
           <w:b w:val="0"/>
           <w:i w:val="0"/>
           <w:color w:val="000000"/>
           <w:sz w:val="24"/>
         </w:rPr>
-        <w:hyperlink r:id="rId26" w:history="1">
-          <w:r>
-            <w:rPr>
-              <w:rStyle w:val="Hyperlink"/>
-            </w:rPr>
-            <w:t>d</w:t>
-          </w:r>
-        </w:hyperlink>
-      </w:r>
-      <w:r>
-        <w:rPr>
-          <w:u w:val="single" w:color="0000ff"/>
+        <w:t>d</w:t>
+      </w:r>
+      <w:r>
+        <w:rPr>
           <w:rFonts w:ascii="Charis SIL Italic" w:hAnsi="Charis SIL Italic" w:eastAsia="Charis SIL Italic"/>
           <w:b w:val="0"/>
           <w:i w:val="0"/>
           <w:color w:val="000000"/>
           <w:sz w:val="24"/>
         </w:rPr>
-        <w:t>e</w:t>
-      </w:r>
-      <w:r>
-        <w:rPr>
-          <w:rFonts w:ascii="Charis SIL Italic" w:hAnsi="Charis SIL Italic" w:eastAsia="Charis SIL Italic"/>
-          <w:b w:val="0"/>
-          <w:i w:val="0"/>
-          <w:color w:val="000000"/>
-          <w:sz w:val="24"/>
-        </w:rPr>
-        <w:t xml:space="preserve"> zoekhulp.</w:t>
+        <w:t>e zoekhulp.</w:t>
       </w:r>
     </w:p>
     <w:p>
@@ -4101,13 +4135,113 @@
       </w:r>
       <w:r>
         <w:rPr>
+          <w:u w:val="single" w:color="0000ff"/>
           <w:rFonts w:ascii="Charis SIL Italic" w:hAnsi="Charis SIL Italic" w:eastAsia="Charis SIL Italic"/>
           <w:b w:val="0"/>
           <w:i w:val="0"/>
           <w:color w:val="000000"/>
           <w:sz w:val="24"/>
         </w:rPr>
-        <w:t>Binnen deze collecties is relevant m</w:t>
+        <w:hyperlink r:id="rId30" w:history="1">
+          <w:r>
+            <w:rPr>
+              <w:rStyle w:val="Hyperlink"/>
+            </w:rPr>
+            <w:t>Binnen deze c</w:t>
+          </w:r>
+        </w:hyperlink>
+      </w:r>
+      <w:r>
+        <w:rPr>
+          <w:rFonts w:ascii="Charis SIL Italic" w:hAnsi="Charis SIL Italic" w:eastAsia="Charis SIL Italic"/>
+          <w:b w:val="0"/>
+          <w:i w:val="0"/>
+          <w:color w:val="000000"/>
+          <w:sz w:val="24"/>
+        </w:rPr>
+        <w:t>o</w:t>
+      </w:r>
+      <w:r>
+        <w:rPr>
+          <w:u w:val="single" w:color="0000ff"/>
+          <w:rFonts w:ascii="Charis SIL Italic" w:hAnsi="Charis SIL Italic" w:eastAsia="Charis SIL Italic"/>
+          <w:b w:val="0"/>
+          <w:i w:val="0"/>
+          <w:color w:val="000000"/>
+          <w:sz w:val="24"/>
+        </w:rPr>
+        <w:hyperlink r:id="rId31" w:history="1">
+          <w:r>
+            <w:rPr>
+              <w:rStyle w:val="Hyperlink"/>
+            </w:rPr>
+            <w:t>llecti</w:t>
+          </w:r>
+        </w:hyperlink>
+      </w:r>
+      <w:r>
+        <w:rPr>
+          <w:u w:val="single" w:color="0000ff"/>
+          <w:rFonts w:ascii="Charis SIL Italic" w:hAnsi="Charis SIL Italic" w:eastAsia="Charis SIL Italic"/>
+          <w:b w:val="0"/>
+          <w:i w:val="0"/>
+          <w:color w:val="000000"/>
+          <w:sz w:val="24"/>
+        </w:rPr>
+        <w:hyperlink r:id="rId31" w:history="1">
+          <w:r>
+            <w:rPr>
+              <w:rStyle w:val="Hyperlink"/>
+            </w:rPr>
+            <w:t xml:space="preserve">es </w:t>
+          </w:r>
+        </w:hyperlink>
+      </w:r>
+      <w:r>
+        <w:rPr>
+          <w:u w:val="single" w:color="0000ff"/>
+          <w:rFonts w:ascii="Charis SIL Italic" w:hAnsi="Charis SIL Italic" w:eastAsia="Charis SIL Italic"/>
+          <w:b w:val="0"/>
+          <w:i w:val="0"/>
+          <w:color w:val="000000"/>
+          <w:sz w:val="24"/>
+        </w:rPr>
+        <w:hyperlink r:id="rId31" w:history="1">
+          <w:r>
+            <w:rPr>
+              <w:rStyle w:val="Hyperlink"/>
+            </w:rPr>
+            <w:t>i</w:t>
+          </w:r>
+        </w:hyperlink>
+      </w:r>
+      <w:r>
+        <w:rPr>
+          <w:u w:val="single" w:color="0000ff"/>
+          <w:rFonts w:ascii="Charis SIL Italic" w:hAnsi="Charis SIL Italic" w:eastAsia="Charis SIL Italic"/>
+          <w:b w:val="0"/>
+          <w:i w:val="0"/>
+          <w:color w:val="000000"/>
+          <w:sz w:val="24"/>
+        </w:rPr>
+        <w:hyperlink r:id="rId31" w:history="1">
+          <w:r>
+            <w:rPr>
+              <w:rStyle w:val="Hyperlink"/>
+            </w:rPr>
+            <w:t xml:space="preserve">s relevant </w:t>
+          </w:r>
+        </w:hyperlink>
+      </w:r>
+      <w:r>
+        <w:rPr>
+          <w:rFonts w:ascii="Charis SIL Italic" w:hAnsi="Charis SIL Italic" w:eastAsia="Charis SIL Italic"/>
+          <w:b w:val="0"/>
+          <w:i w:val="0"/>
+          <w:color w:val="000000"/>
+          <w:sz w:val="24"/>
+        </w:rPr>
+        <w:t>m</w:t>
       </w:r>
       <w:r>
         <w:rPr>
@@ -5198,7 +5332,6 @@
           <w:i w:val="0"/>
           <w:color w:val="0000FF"/>
           <w:sz w:val="24"/>
-          <w:u w:val="single"/>
         </w:rPr>
         <w:hyperlink r:id="rId42" w:history="1">
           <w:r>
@@ -5364,42 +5497,7 @@
           <w:sz w:val="24"/>
           <w:u w:val="single"/>
         </w:rPr>
-        <w:hyperlink r:id="rId44" w:history="1">
-          <w:r>
-            <w:rPr>
-              <w:rStyle w:val="Hyperlink"/>
-            </w:rPr>
-            <w:t>Gerard</w:t>
-          </w:r>
-        </w:hyperlink>
-      </w:r>
-      <w:r>
-        <w:rPr>
-          <w:rFonts w:ascii="Charis SIL Italic" w:hAnsi="Charis SIL Italic" w:eastAsia="Charis SIL Italic"/>
-          <w:b w:val="0"/>
-          <w:i w:val="0"/>
-          <w:color w:val="0000FF"/>
-          <w:sz w:val="24"/>
-          <w:u w:val="single"/>
-        </w:rPr>
-        <w:t xml:space="preserve"> </w:t>
-      </w:r>
-      <w:r>
-        <w:rPr>
-          <w:rFonts w:ascii="Charis SIL Italic" w:hAnsi="Charis SIL Italic" w:eastAsia="Charis SIL Italic"/>
-          <w:b w:val="0"/>
-          <w:i w:val="0"/>
-          <w:color w:val="0000FF"/>
-          <w:sz w:val="24"/>
-        </w:rPr>
-        <w:hyperlink r:id="rId44" w:history="1">
-          <w:r>
-            <w:rPr>
-              <w:rStyle w:val="Hyperlink"/>
-            </w:rPr>
-            <w:t>Vrolik</w:t>
-          </w:r>
-        </w:hyperlink>
+        <w:t>Gerard Vrolik</w:t>
       </w:r>
       <w:r>
         <w:rPr>
@@ -5923,7 +6021,6 @@
       </w:r>
       <w:r>
         <w:rPr>
-          <w:u w:val="single" w:color="0000ff"/>
           <w:rFonts w:ascii="Charis SIL Italic" w:hAnsi="Charis SIL Italic" w:eastAsia="Charis SIL Italic"/>
           <w:b w:val="0"/>
           <w:i w:val="0"/>
@@ -6110,7 +6207,14 @@
           <w:sz w:val="24"/>
           <w:u w:val="single"/>
         </w:rPr>
-        <w:t>S</w:t>
+        <w:hyperlink r:id="rId49" w:history="1">
+          <w:r>
+            <w:rPr>
+              <w:rStyle w:val="Hyperlink"/>
+            </w:rPr>
+            <w:t>S</w:t>
+          </w:r>
+        </w:hyperlink>
       </w:r>
       <w:r>
         <w:rPr>
@@ -6186,7 +6290,7 @@
           <w:sz w:val="24"/>
           <w:u w:val="single"/>
         </w:rPr>
-        <w:hyperlink r:id="rId48" w:history="1">
+        <w:hyperlink r:id="rId49" w:history="1">
           <w:r>
             <w:rPr>
               <w:rStyle w:val="Hyperlink"/>

--- a/EXPORTS/DOCX/published/niveau3/Dutch/UniversityMus.docx
+++ b/EXPORTS/DOCX/published/niveau3/Dutch/UniversityMus.docx
@@ -500,7 +500,24 @@
           <w:color w:val="000000"/>
           <w:sz w:val="24"/>
         </w:rPr>
-        <w:t xml:space="preserve">Volkenkundig Museum en het voormalig </w:t>
+        <w:t>Volkenkundig Museum en het voor</w:t>
+      </w:r>
+      <w:r>
+        <w:rPr>
+          <w:rFonts w:ascii="Charis SIL Italic" w:hAnsi="Charis SIL Italic" w:eastAsia="Charis SIL Italic"/>
+          <w:b w:val="0"/>
+          <w:i w:val="0"/>
+          <w:color w:val="000000"/>
+          <w:sz w:val="24"/>
+        </w:rPr>
+        <w:hyperlink r:id="rId10" w:history="1">
+          <w:r>
+            <w:rPr>
+              <w:rStyle w:val="Hyperlink"/>
+            </w:rPr>
+            <w:t xml:space="preserve">malig </w:t>
+          </w:r>
+        </w:hyperlink>
       </w:r>
       <w:r>
         <w:rPr>
@@ -781,25 +798,7 @@
           <w:color w:val="000000"/>
           <w:sz w:val="24"/>
         </w:rPr>
-        <w:t>dat onderdeel uit maakte van de Rijksuni</w:t>
-      </w:r>
-      <w:r>
-        <w:rPr>
-          <w:u w:val="single" w:color="0000ff"/>
-          <w:rFonts w:ascii="Charis SIL Italic" w:hAnsi="Charis SIL Italic" w:eastAsia="Charis SIL Italic"/>
-          <w:b w:val="0"/>
-          <w:i w:val="0"/>
-          <w:color w:val="000000"/>
-          <w:sz w:val="24"/>
-        </w:rPr>
-        <w:hyperlink r:id="rId11" w:history="1">
-          <w:r>
-            <w:rPr>
-              <w:rStyle w:val="Hyperlink"/>
-            </w:rPr>
-            <w:t>versiteit Gronin</w:t>
-          </w:r>
-        </w:hyperlink>
+        <w:t>dat onderdeel uit maakte van de Rijksuniversiteit Gronin</w:t>
       </w:r>
       <w:r>
         <w:rPr>
@@ -2921,75 +2920,13 @@
       </w:r>
       <w:r>
         <w:rPr>
-          <w:u w:val="single" w:color="0000ff"/>
           <w:rFonts w:ascii="Charis SIL Italic" w:hAnsi="Charis SIL Italic" w:eastAsia="Charis SIL Italic"/>
           <w:b w:val="0"/>
           <w:i w:val="0"/>
           <w:color w:val="000000"/>
           <w:sz w:val="24"/>
         </w:rPr>
-        <w:hyperlink r:id="rId11" w:history="1">
-          <w:r>
-            <w:rPr>
-              <w:rStyle w:val="Hyperlink"/>
-            </w:rPr>
-            <w:t xml:space="preserve">2003 vormde </w:t>
-          </w:r>
-        </w:hyperlink>
-      </w:r>
-      <w:r>
-        <w:rPr>
-          <w:u w:val="single" w:color="0000ff"/>
-          <w:rFonts w:ascii="Charis SIL Italic" w:hAnsi="Charis SIL Italic" w:eastAsia="Charis SIL Italic"/>
-          <w:b w:val="0"/>
-          <w:i w:val="0"/>
-          <w:color w:val="000000"/>
-          <w:sz w:val="24"/>
-        </w:rPr>
-        <w:hyperlink r:id="rId11" w:history="1">
-          <w:r>
-            <w:rPr>
-              <w:rStyle w:val="Hyperlink"/>
-            </w:rPr>
-            <w:t>deze coll</w:t>
-          </w:r>
-        </w:hyperlink>
-      </w:r>
-      <w:r>
-        <w:rPr>
-          <w:u w:val="single" w:color="0000ff"/>
-          <w:rFonts w:ascii="Charis SIL Italic" w:hAnsi="Charis SIL Italic" w:eastAsia="Charis SIL Italic"/>
-          <w:b w:val="0"/>
-          <w:i w:val="0"/>
-          <w:color w:val="000000"/>
-          <w:sz w:val="24"/>
-        </w:rPr>
-        <w:hyperlink r:id="rId11" w:history="1">
-          <w:r>
-            <w:rPr>
-              <w:rStyle w:val="Hyperlink"/>
-            </w:rPr>
-            <w:t>e</w:t>
-          </w:r>
-        </w:hyperlink>
-      </w:r>
-      <w:r>
-        <w:rPr>
-          <w:u w:val="single" w:color="0000ff"/>
-          <w:rFonts w:ascii="Charis SIL Italic" w:hAnsi="Charis SIL Italic" w:eastAsia="Charis SIL Italic"/>
-          <w:b w:val="0"/>
-          <w:i w:val="0"/>
-          <w:color w:val="000000"/>
-          <w:sz w:val="24"/>
-        </w:rPr>
-        <w:hyperlink r:id="rId11" w:history="1">
-          <w:r>
-            <w:rPr>
-              <w:rStyle w:val="Hyperlink"/>
-            </w:rPr>
-            <w:t>ctie een a</w:t>
-          </w:r>
-        </w:hyperlink>
+        <w:t>2003 vormde deze collectie een a</w:t>
       </w:r>
       <w:r>
         <w:rPr>
@@ -3819,14 +3756,7 @@
           <w:sz w:val="24"/>
           <w:u w:val="single"/>
         </w:rPr>
-        <w:hyperlink r:id="rId30" w:history="1">
-          <w:r>
-            <w:rPr>
-              <w:rStyle w:val="Hyperlink"/>
-            </w:rPr>
-            <w:t>han</w:t>
-          </w:r>
-        </w:hyperlink>
+        <w:t>han</w:t>
       </w:r>
       <w:r>
         <w:rPr>
@@ -3848,32 +3778,13 @@
       </w:r>
       <w:r>
         <w:rPr>
-          <w:u w:val="single" w:color="0000ff"/>
           <w:rFonts w:ascii="Charis SIL Italic" w:hAnsi="Charis SIL Italic" w:eastAsia="Charis SIL Italic"/>
           <w:b w:val="0"/>
           <w:i w:val="0"/>
           <w:color w:val="000000"/>
           <w:sz w:val="24"/>
         </w:rPr>
-        <w:hyperlink r:id="rId29" w:history="1">
-          <w:r>
-            <w:rPr>
-              <w:rStyle w:val="Hyperlink"/>
-            </w:rPr>
-            <w:t>,</w:t>
-          </w:r>
-        </w:hyperlink>
-      </w:r>
-      <w:r>
-        <w:rPr>
-          <w:u w:val="single" w:color="0000ff"/>
-          <w:rFonts w:ascii="Charis SIL Italic" w:hAnsi="Charis SIL Italic" w:eastAsia="Charis SIL Italic"/>
-          <w:b w:val="0"/>
-          <w:i w:val="0"/>
-          <w:color w:val="000000"/>
-          <w:sz w:val="24"/>
-        </w:rPr>
-        <w:t xml:space="preserve"> </w:t>
+        <w:t xml:space="preserve">, </w:t>
       </w:r>
       <w:r>
         <w:rPr>
@@ -3942,7 +3853,7 @@
           <w:sz w:val="24"/>
           <w:u w:val="single"/>
         </w:rPr>
-        <w:hyperlink r:id="rId31" w:history="1">
+        <w:hyperlink r:id="rId30" w:history="1">
           <w:r>
             <w:rPr>
               <w:rStyle w:val="Hyperlink"/>
@@ -3971,7 +3882,7 @@
           <w:sz w:val="24"/>
           <w:u w:val="single"/>
         </w:rPr>
-        <w:hyperlink r:id="rId31" w:history="1">
+        <w:hyperlink r:id="rId30" w:history="1">
           <w:r>
             <w:rPr>
               <w:rStyle w:val="Hyperlink"/>
@@ -3999,7 +3910,7 @@
           <w:sz w:val="24"/>
           <w:u w:val="single"/>
         </w:rPr>
-        <w:hyperlink r:id="rId32" w:history="1">
+        <w:hyperlink r:id="rId31" w:history="1">
           <w:r>
             <w:rPr>
               <w:rStyle w:val="Hyperlink"/>
@@ -4028,7 +3939,7 @@
           <w:sz w:val="24"/>
           <w:u w:val="single"/>
         </w:rPr>
-        <w:hyperlink r:id="rId32" w:history="1">
+        <w:hyperlink r:id="rId31" w:history="1">
           <w:r>
             <w:rPr>
               <w:rStyle w:val="Hyperlink"/>
@@ -4057,7 +3968,7 @@
           <w:sz w:val="24"/>
           <w:u w:val="single"/>
         </w:rPr>
-        <w:hyperlink r:id="rId32" w:history="1">
+        <w:hyperlink r:id="rId31" w:history="1">
           <w:r>
             <w:rPr>
               <w:rStyle w:val="Hyperlink"/>
@@ -4085,7 +3996,7 @@
           <w:sz w:val="24"/>
           <w:u w:val="single"/>
         </w:rPr>
-        <w:hyperlink r:id="rId33" w:history="1">
+        <w:hyperlink r:id="rId32" w:history="1">
           <w:r>
             <w:rPr>
               <w:rStyle w:val="Hyperlink"/>
@@ -4114,7 +4025,7 @@
           <w:sz w:val="24"/>
           <w:u w:val="single"/>
         </w:rPr>
-        <w:hyperlink r:id="rId33" w:history="1">
+        <w:hyperlink r:id="rId32" w:history="1">
           <w:r>
             <w:rPr>
               <w:rStyle w:val="Hyperlink"/>
@@ -4142,7 +4053,7 @@
           <w:color w:val="000000"/>
           <w:sz w:val="24"/>
         </w:rPr>
-        <w:hyperlink r:id="rId30" w:history="1">
+        <w:hyperlink r:id="rId33" w:history="1">
           <w:r>
             <w:rPr>
               <w:rStyle w:val="Hyperlink"/>
@@ -4170,7 +4081,7 @@
           <w:color w:val="000000"/>
           <w:sz w:val="24"/>
         </w:rPr>
-        <w:hyperlink r:id="rId31" w:history="1">
+        <w:hyperlink r:id="rId30" w:history="1">
           <w:r>
             <w:rPr>
               <w:rStyle w:val="Hyperlink"/>
@@ -4188,7 +4099,7 @@
           <w:color w:val="000000"/>
           <w:sz w:val="24"/>
         </w:rPr>
-        <w:hyperlink r:id="rId31" w:history="1">
+        <w:hyperlink r:id="rId30" w:history="1">
           <w:r>
             <w:rPr>
               <w:rStyle w:val="Hyperlink"/>
@@ -4206,7 +4117,7 @@
           <w:color w:val="000000"/>
           <w:sz w:val="24"/>
         </w:rPr>
-        <w:hyperlink r:id="rId31" w:history="1">
+        <w:hyperlink r:id="rId30" w:history="1">
           <w:r>
             <w:rPr>
               <w:rStyle w:val="Hyperlink"/>
@@ -4224,7 +4135,7 @@
           <w:color w:val="000000"/>
           <w:sz w:val="24"/>
         </w:rPr>
-        <w:hyperlink r:id="rId31" w:history="1">
+        <w:hyperlink r:id="rId30" w:history="1">
           <w:r>
             <w:rPr>
               <w:rStyle w:val="Hyperlink"/>
@@ -4235,6 +4146,7 @@
       </w:r>
       <w:r>
         <w:rPr>
+          <w:u w:val="single" w:color="0000ff"/>
           <w:rFonts w:ascii="Charis SIL Italic" w:hAnsi="Charis SIL Italic" w:eastAsia="Charis SIL Italic"/>
           <w:b w:val="0"/>
           <w:i w:val="0"/>
@@ -4252,7 +4164,7 @@
           <w:color w:val="000000"/>
           <w:sz w:val="24"/>
         </w:rPr>
-        <w:hyperlink r:id="rId31" w:history="1">
+        <w:hyperlink r:id="rId30" w:history="1">
           <w:r>
             <w:rPr>
               <w:rStyle w:val="Hyperlink"/>
@@ -4291,7 +4203,7 @@
           <w:color w:val="000000"/>
           <w:sz w:val="24"/>
         </w:rPr>
-        <w:hyperlink r:id="rId32" w:history="1">
+        <w:hyperlink r:id="rId31" w:history="1">
           <w:r>
             <w:rPr>
               <w:rStyle w:val="Hyperlink"/>
@@ -4309,7 +4221,7 @@
           <w:color w:val="000000"/>
           <w:sz w:val="24"/>
         </w:rPr>
-        <w:hyperlink r:id="rId32" w:history="1">
+        <w:hyperlink r:id="rId31" w:history="1">
           <w:r>
             <w:rPr>
               <w:rStyle w:val="Hyperlink"/>
@@ -4327,7 +4239,7 @@
           <w:color w:val="000000"/>
           <w:sz w:val="24"/>
         </w:rPr>
-        <w:hyperlink r:id="rId32" w:history="1">
+        <w:hyperlink r:id="rId31" w:history="1">
           <w:r>
             <w:rPr>
               <w:rStyle w:val="Hyperlink"/>
@@ -4355,7 +4267,7 @@
           <w:color w:val="000000"/>
           <w:sz w:val="24"/>
         </w:rPr>
-        <w:hyperlink r:id="rId33" w:history="1">
+        <w:hyperlink r:id="rId32" w:history="1">
           <w:r>
             <w:rPr>
               <w:rStyle w:val="Hyperlink"/>
@@ -4373,7 +4285,7 @@
           <w:color w:val="000000"/>
           <w:sz w:val="24"/>
         </w:rPr>
-        <w:hyperlink r:id="rId33" w:history="1">
+        <w:hyperlink r:id="rId32" w:history="1">
           <w:r>
             <w:rPr>
               <w:rStyle w:val="Hyperlink"/>
@@ -4605,7 +4517,7 @@
           <w:sz w:val="24"/>
           <w:u w:val="single"/>
         </w:rPr>
-        <w:hyperlink r:id="rId35" w:history="1">
+        <w:hyperlink r:id="rId36" w:history="1">
           <w:r>
             <w:rPr>
               <w:rStyle w:val="Hyperlink"/>
@@ -4737,43 +4649,7 @@
           <w:color w:val="000000"/>
           <w:sz w:val="24"/>
         </w:rPr>
-        <w:t>verschillende inwoners van het Indones</w:t>
-      </w:r>
-      <w:r>
-        <w:rPr>
-          <w:u w:val="single" w:color="0000ff"/>
-          <w:rFonts w:ascii="Charis SIL Italic" w:hAnsi="Charis SIL Italic" w:eastAsia="Charis SIL Italic"/>
-          <w:b w:val="0"/>
-          <w:i w:val="0"/>
-          <w:color w:val="000000"/>
-          <w:sz w:val="24"/>
-        </w:rPr>
-        <w:hyperlink r:id="rId36" w:history="1">
-          <w:r>
-            <w:rPr>
-              <w:rStyle w:val="Hyperlink"/>
-            </w:rPr>
-            <w:t>ische eila</w:t>
-          </w:r>
-        </w:hyperlink>
-      </w:r>
-      <w:r>
-        <w:rPr>
-          <w:u w:val="single" w:color="0000ff"/>
-          <w:rFonts w:ascii="Charis SIL Italic" w:hAnsi="Charis SIL Italic" w:eastAsia="Charis SIL Italic"/>
-          <w:b w:val="0"/>
-          <w:i w:val="0"/>
-          <w:color w:val="000000"/>
-          <w:sz w:val="24"/>
-        </w:rPr>
-        <w:hyperlink r:id="rId36" w:history="1">
-          <w:r>
-            <w:rPr>
-              <w:rStyle w:val="Hyperlink"/>
-            </w:rPr>
-            <w:t>nd Nia</w:t>
-          </w:r>
-        </w:hyperlink>
+        <w:t>verschillende inwoners van het Indonesische eiland Nia</w:t>
       </w:r>
       <w:r>
         <w:rPr>
@@ -5333,14 +5209,7 @@
           <w:color w:val="0000FF"/>
           <w:sz w:val="24"/>
         </w:rPr>
-        <w:hyperlink r:id="rId42" w:history="1">
-          <w:r>
-            <w:rPr>
-              <w:rStyle w:val="Hyperlink"/>
-            </w:rPr>
-            <w:t xml:space="preserve">igitaal </w:t>
-          </w:r>
-        </w:hyperlink>
+        <w:t xml:space="preserve">igitaal </w:t>
       </w:r>
       <w:r>
         <w:br/>
@@ -5495,7 +5364,6 @@
           <w:i w:val="0"/>
           <w:color w:val="0000FF"/>
           <w:sz w:val="24"/>
-          <w:u w:val="single"/>
         </w:rPr>
         <w:t>Gerard Vrolik</w:t>
       </w:r>
@@ -5547,7 +5415,6 @@
       </w:r>
       <w:r>
         <w:rPr>
-          <w:u w:val="single" w:color="0000ff"/>
           <w:rFonts w:ascii="Charis SIL Italic" w:hAnsi="Charis SIL Italic" w:eastAsia="Charis SIL Italic"/>
           <w:b w:val="0"/>
           <w:i w:val="0"/>
@@ -5565,7 +5432,6 @@
       </w:r>
       <w:r>
         <w:rPr>
-          <w:u w:val="single" w:color="0000ff"/>
           <w:rFonts w:ascii="Charis SIL Italic" w:hAnsi="Charis SIL Italic" w:eastAsia="Charis SIL Italic"/>
           <w:b w:val="0"/>
           <w:i w:val="0"/>
@@ -5583,7 +5449,6 @@
       </w:r>
       <w:r>
         <w:rPr>
-          <w:u w:val="single" w:color="0000ff"/>
           <w:rFonts w:ascii="Charis SIL Italic" w:hAnsi="Charis SIL Italic" w:eastAsia="Charis SIL Italic"/>
           <w:b w:val="0"/>
           <w:i w:val="0"/>
@@ -6021,6 +5886,7 @@
       </w:r>
       <w:r>
         <w:rPr>
+          <w:u w:val="single" w:color="0000ff"/>
           <w:rFonts w:ascii="Charis SIL Italic" w:hAnsi="Charis SIL Italic" w:eastAsia="Charis SIL Italic"/>
           <w:b w:val="0"/>
           <w:i w:val="0"/>
@@ -6207,14 +6073,7 @@
           <w:sz w:val="24"/>
           <w:u w:val="single"/>
         </w:rPr>
-        <w:hyperlink r:id="rId49" w:history="1">
-          <w:r>
-            <w:rPr>
-              <w:rStyle w:val="Hyperlink"/>
-            </w:rPr>
-            <w:t>S</w:t>
-          </w:r>
-        </w:hyperlink>
+        <w:t>S</w:t>
       </w:r>
       <w:r>
         <w:rPr>

--- a/EXPORTS/DOCX/published/niveau3/Dutch/UniversityMus.docx
+++ b/EXPORTS/DOCX/published/niveau3/Dutch/UniversityMus.docx
@@ -500,24 +500,7 @@
           <w:color w:val="000000"/>
           <w:sz w:val="24"/>
         </w:rPr>
-        <w:t>Volkenkundig Museum en het voor</w:t>
-      </w:r>
-      <w:r>
-        <w:rPr>
-          <w:rFonts w:ascii="Charis SIL Italic" w:hAnsi="Charis SIL Italic" w:eastAsia="Charis SIL Italic"/>
-          <w:b w:val="0"/>
-          <w:i w:val="0"/>
-          <w:color w:val="000000"/>
-          <w:sz w:val="24"/>
-        </w:rPr>
-        <w:hyperlink r:id="rId10" w:history="1">
-          <w:r>
-            <w:rPr>
-              <w:rStyle w:val="Hyperlink"/>
-            </w:rPr>
-            <w:t xml:space="preserve">malig </w:t>
-          </w:r>
-        </w:hyperlink>
+        <w:t xml:space="preserve">Volkenkundig Museum en het voormalig </w:t>
       </w:r>
       <w:r>
         <w:rPr>
@@ -528,7 +511,7 @@
           <w:sz w:val="24"/>
           <w:u w:val="single"/>
         </w:rPr>
-        <w:hyperlink r:id="rId10" w:history="1">
+        <w:hyperlink r:id="rId11" w:history="1">
           <w:r>
             <w:rPr>
               <w:rStyle w:val="Hyperlink"/>
@@ -546,7 +529,7 @@
           <w:sz w:val="24"/>
           <w:u w:val="single"/>
         </w:rPr>
-        <w:hyperlink r:id="rId10" w:history="1">
+        <w:hyperlink r:id="rId11" w:history="1">
           <w:r>
             <w:rPr>
               <w:rStyle w:val="Hyperlink"/>
@@ -564,7 +547,7 @@
           <w:sz w:val="24"/>
           <w:u w:val="single"/>
         </w:rPr>
-        <w:hyperlink r:id="rId10" w:history="1">
+        <w:hyperlink r:id="rId11" w:history="1">
           <w:r>
             <w:rPr>
               <w:rStyle w:val="Hyperlink"/>
@@ -611,7 +594,7 @@
           <w:sz w:val="24"/>
           <w:u w:val="single"/>
         </w:rPr>
-        <w:hyperlink r:id="rId11" w:history="1">
+        <w:hyperlink r:id="rId10" w:history="1">
           <w:r>
             <w:rPr>
               <w:rStyle w:val="Hyperlink"/>
@@ -629,7 +612,7 @@
           <w:sz w:val="24"/>
           <w:u w:val="single"/>
         </w:rPr>
-        <w:hyperlink r:id="rId11" w:history="1">
+        <w:hyperlink r:id="rId10" w:history="1">
           <w:r>
             <w:rPr>
               <w:rStyle w:val="Hyperlink"/>
@@ -647,7 +630,7 @@
           <w:sz w:val="24"/>
           <w:u w:val="single"/>
         </w:rPr>
-        <w:hyperlink r:id="rId11" w:history="1">
+        <w:hyperlink r:id="rId10" w:history="1">
           <w:r>
             <w:rPr>
               <w:rStyle w:val="Hyperlink"/>
@@ -676,7 +659,7 @@
           <w:sz w:val="24"/>
           <w:u w:val="single"/>
         </w:rPr>
-        <w:hyperlink r:id="rId11" w:history="1">
+        <w:hyperlink r:id="rId10" w:history="1">
           <w:r>
             <w:rPr>
               <w:rStyle w:val="Hyperlink"/>
@@ -798,7 +781,25 @@
           <w:color w:val="000000"/>
           <w:sz w:val="24"/>
         </w:rPr>
-        <w:t>dat onderdeel uit maakte van de Rijksuniversiteit Gronin</w:t>
+        <w:t>dat onderdeel uit maakte van de Rijksuni</w:t>
+      </w:r>
+      <w:r>
+        <w:rPr>
+          <w:u w:val="single" w:color="0000ff"/>
+          <w:rFonts w:ascii="Charis SIL Italic" w:hAnsi="Charis SIL Italic" w:eastAsia="Charis SIL Italic"/>
+          <w:b w:val="0"/>
+          <w:i w:val="0"/>
+          <w:color w:val="000000"/>
+          <w:sz w:val="24"/>
+        </w:rPr>
+        <w:hyperlink r:id="rId11" w:history="1">
+          <w:r>
+            <w:rPr>
+              <w:rStyle w:val="Hyperlink"/>
+            </w:rPr>
+            <w:t>versiteit Gronin</w:t>
+          </w:r>
+        </w:hyperlink>
       </w:r>
       <w:r>
         <w:rPr>
@@ -2920,13 +2921,75 @@
       </w:r>
       <w:r>
         <w:rPr>
+          <w:u w:val="single" w:color="0000ff"/>
           <w:rFonts w:ascii="Charis SIL Italic" w:hAnsi="Charis SIL Italic" w:eastAsia="Charis SIL Italic"/>
           <w:b w:val="0"/>
           <w:i w:val="0"/>
           <w:color w:val="000000"/>
           <w:sz w:val="24"/>
         </w:rPr>
-        <w:t>2003 vormde deze collectie een a</w:t>
+        <w:hyperlink r:id="rId11" w:history="1">
+          <w:r>
+            <w:rPr>
+              <w:rStyle w:val="Hyperlink"/>
+            </w:rPr>
+            <w:t xml:space="preserve">2003 vormde </w:t>
+          </w:r>
+        </w:hyperlink>
+      </w:r>
+      <w:r>
+        <w:rPr>
+          <w:u w:val="single" w:color="0000ff"/>
+          <w:rFonts w:ascii="Charis SIL Italic" w:hAnsi="Charis SIL Italic" w:eastAsia="Charis SIL Italic"/>
+          <w:b w:val="0"/>
+          <w:i w:val="0"/>
+          <w:color w:val="000000"/>
+          <w:sz w:val="24"/>
+        </w:rPr>
+        <w:hyperlink r:id="rId11" w:history="1">
+          <w:r>
+            <w:rPr>
+              <w:rStyle w:val="Hyperlink"/>
+            </w:rPr>
+            <w:t>deze coll</w:t>
+          </w:r>
+        </w:hyperlink>
+      </w:r>
+      <w:r>
+        <w:rPr>
+          <w:u w:val="single" w:color="0000ff"/>
+          <w:rFonts w:ascii="Charis SIL Italic" w:hAnsi="Charis SIL Italic" w:eastAsia="Charis SIL Italic"/>
+          <w:b w:val="0"/>
+          <w:i w:val="0"/>
+          <w:color w:val="000000"/>
+          <w:sz w:val="24"/>
+        </w:rPr>
+        <w:hyperlink r:id="rId11" w:history="1">
+          <w:r>
+            <w:rPr>
+              <w:rStyle w:val="Hyperlink"/>
+            </w:rPr>
+            <w:t>e</w:t>
+          </w:r>
+        </w:hyperlink>
+      </w:r>
+      <w:r>
+        <w:rPr>
+          <w:u w:val="single" w:color="0000ff"/>
+          <w:rFonts w:ascii="Charis SIL Italic" w:hAnsi="Charis SIL Italic" w:eastAsia="Charis SIL Italic"/>
+          <w:b w:val="0"/>
+          <w:i w:val="0"/>
+          <w:color w:val="000000"/>
+          <w:sz w:val="24"/>
+        </w:rPr>
+        <w:hyperlink r:id="rId11" w:history="1">
+          <w:r>
+            <w:rPr>
+              <w:rStyle w:val="Hyperlink"/>
+            </w:rPr>
+            <w:t>ctie een a</w:t>
+          </w:r>
+        </w:hyperlink>
       </w:r>
       <w:r>
         <w:rPr>
@@ -3756,7 +3819,14 @@
           <w:sz w:val="24"/>
           <w:u w:val="single"/>
         </w:rPr>
-        <w:t>han</w:t>
+        <w:hyperlink r:id="rId30" w:history="1">
+          <w:r>
+            <w:rPr>
+              <w:rStyle w:val="Hyperlink"/>
+            </w:rPr>
+            <w:t>han</w:t>
+          </w:r>
+        </w:hyperlink>
       </w:r>
       <w:r>
         <w:rPr>
@@ -3795,12 +3865,23 @@
           <w:sz w:val="24"/>
           <w:u w:val="single"/>
         </w:rPr>
-        <w:hyperlink r:id="rId29" w:history="1">
+        <w:t xml:space="preserve">oude en </w:t>
+      </w:r>
+      <w:r>
+        <w:rPr>
+          <w:rFonts w:ascii="Charis SIL Italic" w:hAnsi="Charis SIL Italic" w:eastAsia="Charis SIL Italic"/>
+          <w:b w:val="0"/>
+          <w:i w:val="0"/>
+          <w:color w:val="0000FF"/>
+          <w:sz w:val="24"/>
+          <w:u w:val="single"/>
+        </w:rPr>
+        <w:hyperlink r:id="rId31" w:history="1">
           <w:r>
             <w:rPr>
               <w:rStyle w:val="Hyperlink"/>
             </w:rPr>
-            <w:t>oude</w:t>
+            <w:t>bijzondere</w:t>
           </w:r>
         </w:hyperlink>
       </w:r>
@@ -3824,7 +3905,64 @@
           <w:sz w:val="24"/>
           <w:u w:val="single"/>
         </w:rPr>
-        <w:hyperlink r:id="rId29" w:history="1">
+        <w:hyperlink r:id="rId31" w:history="1">
+          <w:r>
+            <w:rPr>
+              <w:rStyle w:val="Hyperlink"/>
+            </w:rPr>
+            <w:t>drukken</w:t>
+          </w:r>
+        </w:hyperlink>
+      </w:r>
+      <w:r>
+        <w:rPr>
+          <w:rFonts w:ascii="Charis SIL Italic" w:hAnsi="Charis SIL Italic" w:eastAsia="Charis SIL Italic"/>
+          <w:b w:val="0"/>
+          <w:i w:val="0"/>
+          <w:color w:val="000000"/>
+          <w:sz w:val="24"/>
+        </w:rPr>
+        <w:t xml:space="preserve">, </w:t>
+      </w:r>
+      <w:r>
+        <w:rPr>
+          <w:rFonts w:ascii="Charis SIL Italic" w:hAnsi="Charis SIL Italic" w:eastAsia="Charis SIL Italic"/>
+          <w:b w:val="0"/>
+          <w:i w:val="0"/>
+          <w:color w:val="0000FF"/>
+          <w:sz w:val="24"/>
+          <w:u w:val="single"/>
+        </w:rPr>
+        <w:hyperlink r:id="rId32" w:history="1">
+          <w:r>
+            <w:rPr>
+              <w:rStyle w:val="Hyperlink"/>
+            </w:rPr>
+            <w:t>kaarten</w:t>
+          </w:r>
+        </w:hyperlink>
+      </w:r>
+      <w:r>
+        <w:rPr>
+          <w:rFonts w:ascii="Charis SIL Italic" w:hAnsi="Charis SIL Italic" w:eastAsia="Charis SIL Italic"/>
+          <w:b w:val="0"/>
+          <w:i w:val="0"/>
+          <w:color w:val="0000FF"/>
+          <w:sz w:val="24"/>
+          <w:u w:val="single"/>
+        </w:rPr>
+        <w:t xml:space="preserve"> </w:t>
+      </w:r>
+      <w:r>
+        <w:rPr>
+          <w:rFonts w:ascii="Charis SIL Italic" w:hAnsi="Charis SIL Italic" w:eastAsia="Charis SIL Italic"/>
+          <w:b w:val="0"/>
+          <w:i w:val="0"/>
+          <w:color w:val="0000FF"/>
+          <w:sz w:val="24"/>
+          <w:u w:val="single"/>
+        </w:rPr>
+        <w:hyperlink r:id="rId32" w:history="1">
           <w:r>
             <w:rPr>
               <w:rStyle w:val="Hyperlink"/>
@@ -3853,122 +3991,7 @@
           <w:sz w:val="24"/>
           <w:u w:val="single"/>
         </w:rPr>
-        <w:hyperlink r:id="rId30" w:history="1">
-          <w:r>
-            <w:rPr>
-              <w:rStyle w:val="Hyperlink"/>
-            </w:rPr>
-            <w:t>bijzondere</w:t>
-          </w:r>
-        </w:hyperlink>
-      </w:r>
-      <w:r>
-        <w:rPr>
-          <w:rFonts w:ascii="Charis SIL Italic" w:hAnsi="Charis SIL Italic" w:eastAsia="Charis SIL Italic"/>
-          <w:b w:val="0"/>
-          <w:i w:val="0"/>
-          <w:color w:val="0000FF"/>
-          <w:sz w:val="24"/>
-          <w:u w:val="single"/>
-        </w:rPr>
-        <w:t xml:space="preserve"> </w:t>
-      </w:r>
-      <w:r>
-        <w:rPr>
-          <w:rFonts w:ascii="Charis SIL Italic" w:hAnsi="Charis SIL Italic" w:eastAsia="Charis SIL Italic"/>
-          <w:b w:val="0"/>
-          <w:i w:val="0"/>
-          <w:color w:val="0000FF"/>
-          <w:sz w:val="24"/>
-          <w:u w:val="single"/>
-        </w:rPr>
-        <w:hyperlink r:id="rId30" w:history="1">
-          <w:r>
-            <w:rPr>
-              <w:rStyle w:val="Hyperlink"/>
-            </w:rPr>
-            <w:t>drukken</w:t>
-          </w:r>
-        </w:hyperlink>
-      </w:r>
-      <w:r>
-        <w:rPr>
-          <w:rFonts w:ascii="Charis SIL Italic" w:hAnsi="Charis SIL Italic" w:eastAsia="Charis SIL Italic"/>
-          <w:b w:val="0"/>
-          <w:i w:val="0"/>
-          <w:color w:val="000000"/>
-          <w:sz w:val="24"/>
-        </w:rPr>
-        <w:t xml:space="preserve">, </w:t>
-      </w:r>
-      <w:r>
-        <w:rPr>
-          <w:rFonts w:ascii="Charis SIL Italic" w:hAnsi="Charis SIL Italic" w:eastAsia="Charis SIL Italic"/>
-          <w:b w:val="0"/>
-          <w:i w:val="0"/>
-          <w:color w:val="0000FF"/>
-          <w:sz w:val="24"/>
-          <w:u w:val="single"/>
-        </w:rPr>
-        <w:hyperlink r:id="rId31" w:history="1">
-          <w:r>
-            <w:rPr>
-              <w:rStyle w:val="Hyperlink"/>
-            </w:rPr>
-            <w:t>kaarten</w:t>
-          </w:r>
-        </w:hyperlink>
-      </w:r>
-      <w:r>
-        <w:rPr>
-          <w:rFonts w:ascii="Charis SIL Italic" w:hAnsi="Charis SIL Italic" w:eastAsia="Charis SIL Italic"/>
-          <w:b w:val="0"/>
-          <w:i w:val="0"/>
-          <w:color w:val="0000FF"/>
-          <w:sz w:val="24"/>
-          <w:u w:val="single"/>
-        </w:rPr>
-        <w:t xml:space="preserve"> </w:t>
-      </w:r>
-      <w:r>
-        <w:rPr>
-          <w:rFonts w:ascii="Charis SIL Italic" w:hAnsi="Charis SIL Italic" w:eastAsia="Charis SIL Italic"/>
-          <w:b w:val="0"/>
-          <w:i w:val="0"/>
-          <w:color w:val="0000FF"/>
-          <w:sz w:val="24"/>
-          <w:u w:val="single"/>
-        </w:rPr>
-        <w:hyperlink r:id="rId31" w:history="1">
-          <w:r>
-            <w:rPr>
-              <w:rStyle w:val="Hyperlink"/>
-            </w:rPr>
-            <w:t>en</w:t>
-          </w:r>
-        </w:hyperlink>
-      </w:r>
-      <w:r>
-        <w:rPr>
-          <w:rFonts w:ascii="Charis SIL Italic" w:hAnsi="Charis SIL Italic" w:eastAsia="Charis SIL Italic"/>
-          <w:b w:val="0"/>
-          <w:i w:val="0"/>
-          <w:color w:val="0000FF"/>
-          <w:sz w:val="24"/>
-          <w:u w:val="single"/>
-        </w:rPr>
-        <w:t xml:space="preserve"> </w:t>
-      </w:r>
-      <w:r>
-        <w:rPr>
-          <w:rFonts w:ascii="Charis SIL Italic" w:hAnsi="Charis SIL Italic" w:eastAsia="Charis SIL Italic"/>
-          <w:b w:val="0"/>
-          <w:i w:val="0"/>
-          <w:color w:val="0000FF"/>
-          <w:sz w:val="24"/>
-          <w:u w:val="single"/>
-        </w:rPr>
-        <w:hyperlink r:id="rId31" w:history="1">
+        <w:hyperlink r:id="rId32" w:history="1">
           <w:r>
             <w:rPr>
               <w:rStyle w:val="Hyperlink"/>
@@ -3996,7 +4019,7 @@
           <w:sz w:val="24"/>
           <w:u w:val="single"/>
         </w:rPr>
-        <w:hyperlink r:id="rId32" w:history="1">
+        <w:hyperlink r:id="rId33" w:history="1">
           <w:r>
             <w:rPr>
               <w:rStyle w:val="Hyperlink"/>
@@ -4025,7 +4048,7 @@
           <w:sz w:val="24"/>
           <w:u w:val="single"/>
         </w:rPr>
-        <w:hyperlink r:id="rId32" w:history="1">
+        <w:hyperlink r:id="rId33" w:history="1">
           <w:r>
             <w:rPr>
               <w:rStyle w:val="Hyperlink"/>
@@ -4046,6 +4069,16 @@
       </w:r>
       <w:r>
         <w:rPr>
+          <w:rFonts w:ascii="Charis SIL Italic" w:hAnsi="Charis SIL Italic" w:eastAsia="Charis SIL Italic"/>
+          <w:b w:val="0"/>
+          <w:i w:val="0"/>
+          <w:color w:val="000000"/>
+          <w:sz w:val="24"/>
+        </w:rPr>
+        <w:t>Binnen deze collecties is relevant m</w:t>
+      </w:r>
+      <w:r>
+        <w:rPr>
           <w:u w:val="single" w:color="0000ff"/>
           <w:rFonts w:ascii="Charis SIL Italic" w:hAnsi="Charis SIL Italic" w:eastAsia="Charis SIL Italic"/>
           <w:b w:val="0"/>
@@ -4053,118 +4086,7 @@
           <w:color w:val="000000"/>
           <w:sz w:val="24"/>
         </w:rPr>
-        <w:hyperlink r:id="rId33" w:history="1">
-          <w:r>
-            <w:rPr>
-              <w:rStyle w:val="Hyperlink"/>
-            </w:rPr>
-            <w:t>Binnen deze c</w:t>
-          </w:r>
-        </w:hyperlink>
-      </w:r>
-      <w:r>
-        <w:rPr>
-          <w:rFonts w:ascii="Charis SIL Italic" w:hAnsi="Charis SIL Italic" w:eastAsia="Charis SIL Italic"/>
-          <w:b w:val="0"/>
-          <w:i w:val="0"/>
-          <w:color w:val="000000"/>
-          <w:sz w:val="24"/>
-        </w:rPr>
-        <w:t>o</w:t>
-      </w:r>
-      <w:r>
-        <w:rPr>
-          <w:u w:val="single" w:color="0000ff"/>
-          <w:rFonts w:ascii="Charis SIL Italic" w:hAnsi="Charis SIL Italic" w:eastAsia="Charis SIL Italic"/>
-          <w:b w:val="0"/>
-          <w:i w:val="0"/>
-          <w:color w:val="000000"/>
-          <w:sz w:val="24"/>
-        </w:rPr>
-        <w:hyperlink r:id="rId30" w:history="1">
-          <w:r>
-            <w:rPr>
-              <w:rStyle w:val="Hyperlink"/>
-            </w:rPr>
-            <w:t>llecti</w:t>
-          </w:r>
-        </w:hyperlink>
-      </w:r>
-      <w:r>
-        <w:rPr>
-          <w:u w:val="single" w:color="0000ff"/>
-          <w:rFonts w:ascii="Charis SIL Italic" w:hAnsi="Charis SIL Italic" w:eastAsia="Charis SIL Italic"/>
-          <w:b w:val="0"/>
-          <w:i w:val="0"/>
-          <w:color w:val="000000"/>
-          <w:sz w:val="24"/>
-        </w:rPr>
-        <w:hyperlink r:id="rId30" w:history="1">
-          <w:r>
-            <w:rPr>
-              <w:rStyle w:val="Hyperlink"/>
-            </w:rPr>
-            <w:t xml:space="preserve">es </w:t>
-          </w:r>
-        </w:hyperlink>
-      </w:r>
-      <w:r>
-        <w:rPr>
-          <w:u w:val="single" w:color="0000ff"/>
-          <w:rFonts w:ascii="Charis SIL Italic" w:hAnsi="Charis SIL Italic" w:eastAsia="Charis SIL Italic"/>
-          <w:b w:val="0"/>
-          <w:i w:val="0"/>
-          <w:color w:val="000000"/>
-          <w:sz w:val="24"/>
-        </w:rPr>
-        <w:hyperlink r:id="rId30" w:history="1">
-          <w:r>
-            <w:rPr>
-              <w:rStyle w:val="Hyperlink"/>
-            </w:rPr>
-            <w:t>i</w:t>
-          </w:r>
-        </w:hyperlink>
-      </w:r>
-      <w:r>
-        <w:rPr>
-          <w:u w:val="single" w:color="0000ff"/>
-          <w:rFonts w:ascii="Charis SIL Italic" w:hAnsi="Charis SIL Italic" w:eastAsia="Charis SIL Italic"/>
-          <w:b w:val="0"/>
-          <w:i w:val="0"/>
-          <w:color w:val="000000"/>
-          <w:sz w:val="24"/>
-        </w:rPr>
-        <w:hyperlink r:id="rId30" w:history="1">
-          <w:r>
-            <w:rPr>
-              <w:rStyle w:val="Hyperlink"/>
-            </w:rPr>
-            <w:t xml:space="preserve">s relevant </w:t>
-          </w:r>
-        </w:hyperlink>
-      </w:r>
-      <w:r>
-        <w:rPr>
-          <w:u w:val="single" w:color="0000ff"/>
-          <w:rFonts w:ascii="Charis SIL Italic" w:hAnsi="Charis SIL Italic" w:eastAsia="Charis SIL Italic"/>
-          <w:b w:val="0"/>
-          <w:i w:val="0"/>
-          <w:color w:val="000000"/>
-          <w:sz w:val="24"/>
-        </w:rPr>
-        <w:t>m</w:t>
-      </w:r>
-      <w:r>
-        <w:rPr>
-          <w:u w:val="single" w:color="0000ff"/>
-          <w:rFonts w:ascii="Charis SIL Italic" w:hAnsi="Charis SIL Italic" w:eastAsia="Charis SIL Italic"/>
-          <w:b w:val="0"/>
-          <w:i w:val="0"/>
-          <w:color w:val="000000"/>
-          <w:sz w:val="24"/>
-        </w:rPr>
-        <w:hyperlink r:id="rId30" w:history="1">
+        <w:hyperlink r:id="rId31" w:history="1">
           <w:r>
             <w:rPr>
               <w:rStyle w:val="Hyperlink"/>
@@ -4203,7 +4125,7 @@
           <w:color w:val="000000"/>
           <w:sz w:val="24"/>
         </w:rPr>
-        <w:hyperlink r:id="rId31" w:history="1">
+        <w:hyperlink r:id="rId32" w:history="1">
           <w:r>
             <w:rPr>
               <w:rStyle w:val="Hyperlink"/>
@@ -4221,7 +4143,7 @@
           <w:color w:val="000000"/>
           <w:sz w:val="24"/>
         </w:rPr>
-        <w:hyperlink r:id="rId31" w:history="1">
+        <w:hyperlink r:id="rId32" w:history="1">
           <w:r>
             <w:rPr>
               <w:rStyle w:val="Hyperlink"/>
@@ -4239,7 +4161,7 @@
           <w:color w:val="000000"/>
           <w:sz w:val="24"/>
         </w:rPr>
-        <w:hyperlink r:id="rId31" w:history="1">
+        <w:hyperlink r:id="rId32" w:history="1">
           <w:r>
             <w:rPr>
               <w:rStyle w:val="Hyperlink"/>
@@ -4267,7 +4189,7 @@
           <w:color w:val="000000"/>
           <w:sz w:val="24"/>
         </w:rPr>
-        <w:hyperlink r:id="rId32" w:history="1">
+        <w:hyperlink r:id="rId33" w:history="1">
           <w:r>
             <w:rPr>
               <w:rStyle w:val="Hyperlink"/>
@@ -4285,7 +4207,7 @@
           <w:color w:val="000000"/>
           <w:sz w:val="24"/>
         </w:rPr>
-        <w:hyperlink r:id="rId32" w:history="1">
+        <w:hyperlink r:id="rId33" w:history="1">
           <w:r>
             <w:rPr>
               <w:rStyle w:val="Hyperlink"/>
@@ -4517,7 +4439,7 @@
           <w:sz w:val="24"/>
           <w:u w:val="single"/>
         </w:rPr>
-        <w:hyperlink r:id="rId36" w:history="1">
+        <w:hyperlink r:id="rId35" w:history="1">
           <w:r>
             <w:rPr>
               <w:rStyle w:val="Hyperlink"/>
@@ -4649,7 +4571,43 @@
           <w:color w:val="000000"/>
           <w:sz w:val="24"/>
         </w:rPr>
-        <w:t>verschillende inwoners van het Indonesische eiland Nia</w:t>
+        <w:t>verschillende inwoners van het Indones</w:t>
+      </w:r>
+      <w:r>
+        <w:rPr>
+          <w:u w:val="single" w:color="0000ff"/>
+          <w:rFonts w:ascii="Charis SIL Italic" w:hAnsi="Charis SIL Italic" w:eastAsia="Charis SIL Italic"/>
+          <w:b w:val="0"/>
+          <w:i w:val="0"/>
+          <w:color w:val="000000"/>
+          <w:sz w:val="24"/>
+        </w:rPr>
+        <w:hyperlink r:id="rId36" w:history="1">
+          <w:r>
+            <w:rPr>
+              <w:rStyle w:val="Hyperlink"/>
+            </w:rPr>
+            <w:t>ische eila</w:t>
+          </w:r>
+        </w:hyperlink>
+      </w:r>
+      <w:r>
+        <w:rPr>
+          <w:u w:val="single" w:color="0000ff"/>
+          <w:rFonts w:ascii="Charis SIL Italic" w:hAnsi="Charis SIL Italic" w:eastAsia="Charis SIL Italic"/>
+          <w:b w:val="0"/>
+          <w:i w:val="0"/>
+          <w:color w:val="000000"/>
+          <w:sz w:val="24"/>
+        </w:rPr>
+        <w:hyperlink r:id="rId36" w:history="1">
+          <w:r>
+            <w:rPr>
+              <w:rStyle w:val="Hyperlink"/>
+            </w:rPr>
+            <w:t>nd Nia</w:t>
+          </w:r>
+        </w:hyperlink>
       </w:r>
       <w:r>
         <w:rPr>
@@ -5886,7 +5844,6 @@
       </w:r>
       <w:r>
         <w:rPr>
-          <w:u w:val="single" w:color="0000ff"/>
           <w:rFonts w:ascii="Charis SIL Italic" w:hAnsi="Charis SIL Italic" w:eastAsia="Charis SIL Italic"/>
           <w:b w:val="0"/>
           <w:i w:val="0"/>
@@ -6073,7 +6030,14 @@
           <w:sz w:val="24"/>
           <w:u w:val="single"/>
         </w:rPr>
-        <w:t>S</w:t>
+        <w:hyperlink r:id="rId49" w:history="1">
+          <w:r>
+            <w:rPr>
+              <w:rStyle w:val="Hyperlink"/>
+            </w:rPr>
+            <w:t>S</w:t>
+          </w:r>
+        </w:hyperlink>
       </w:r>
       <w:r>
         <w:rPr>
@@ -6084,7 +6048,7 @@
           <w:sz w:val="24"/>
           <w:u w:val="single"/>
         </w:rPr>
-        <w:hyperlink r:id="rId48" w:history="1">
+        <w:hyperlink r:id="rId49" w:history="1">
           <w:r>
             <w:rPr>
               <w:rStyle w:val="Hyperlink"/>
@@ -6149,7 +6113,7 @@
           <w:sz w:val="24"/>
           <w:u w:val="single"/>
         </w:rPr>
-        <w:hyperlink r:id="rId49" w:history="1">
+        <w:hyperlink r:id="rId48" w:history="1">
           <w:r>
             <w:rPr>
               <w:rStyle w:val="Hyperlink"/>
@@ -6336,29 +6300,13 @@
             <w:rPr>
               <w:rStyle w:val="Hyperlink"/>
             </w:rPr>
-            <w:t>desbetreffende zoe</w:t>
+            <w:t>desbetreffende zoek</w:t>
           </w:r>
         </w:hyperlink>
       </w:r>
       <w:r>
         <w:rPr>
-          <w:rFonts w:ascii="Charis SIL Italic" w:hAnsi="Charis SIL Italic" w:eastAsia="Charis SIL Italic"/>
-          <w:b w:val="0"/>
-          <w:i w:val="0"/>
-          <w:color w:val="000000"/>
-          <w:sz w:val="24"/>
-        </w:rPr>
-        <w:hyperlink r:id="rId50" w:history="1">
-          <w:r>
-            <w:rPr>
-              <w:rStyle w:val="Hyperlink"/>
-            </w:rPr>
-            <w:t>k</w:t>
-          </w:r>
-        </w:hyperlink>
-      </w:r>
-      <w:r>
-        <w:rPr>
+          <w:u w:val="single" w:color="0000ff"/>
           <w:rFonts w:ascii="Charis SIL Italic" w:hAnsi="Charis SIL Italic" w:eastAsia="Charis SIL Italic"/>
           <w:b w:val="0"/>
           <w:i w:val="0"/>
@@ -6417,7 +6365,7 @@
             <w:rPr>
               <w:rStyle w:val="Hyperlink"/>
             </w:rPr>
-            <w:t>) beheerde v</w:t>
+            <w:t xml:space="preserve">) beheerde </w:t>
           </w:r>
         </w:hyperlink>
       </w:r>
@@ -6429,7 +6377,7 @@
           <w:color w:val="000000"/>
           <w:sz w:val="24"/>
         </w:rPr>
-        <w:t xml:space="preserve">anaf het begin van de twintigste eeuw een </w:t>
+        <w:t xml:space="preserve">vanaf het begin van de twintigste eeuw een </w:t>
       </w:r>
       <w:r>
         <w:br/>

--- a/EXPORTS/DOCX/published/niveau3/Dutch/UniversityMus.docx
+++ b/EXPORTS/DOCX/published/niveau3/Dutch/UniversityMus.docx
@@ -511,7 +511,7 @@
           <w:sz w:val="24"/>
           <w:u w:val="single"/>
         </w:rPr>
-        <w:hyperlink r:id="rId11" w:history="1">
+        <w:hyperlink r:id="rId10" w:history="1">
           <w:r>
             <w:rPr>
               <w:rStyle w:val="Hyperlink"/>
@@ -529,7 +529,7 @@
           <w:sz w:val="24"/>
           <w:u w:val="single"/>
         </w:rPr>
-        <w:hyperlink r:id="rId11" w:history="1">
+        <w:hyperlink r:id="rId10" w:history="1">
           <w:r>
             <w:rPr>
               <w:rStyle w:val="Hyperlink"/>
@@ -547,7 +547,7 @@
           <w:sz w:val="24"/>
           <w:u w:val="single"/>
         </w:rPr>
-        <w:hyperlink r:id="rId11" w:history="1">
+        <w:hyperlink r:id="rId10" w:history="1">
           <w:r>
             <w:rPr>
               <w:rStyle w:val="Hyperlink"/>
@@ -576,7 +576,7 @@
           <w:sz w:val="24"/>
           <w:u w:val="single"/>
         </w:rPr>
-        <w:hyperlink r:id="rId11" w:history="1">
+        <w:hyperlink r:id="rId10" w:history="1">
           <w:r>
             <w:rPr>
               <w:rStyle w:val="Hyperlink"/>
@@ -594,7 +594,7 @@
           <w:sz w:val="24"/>
           <w:u w:val="single"/>
         </w:rPr>
-        <w:hyperlink r:id="rId11" w:history="1">
+        <w:hyperlink r:id="rId10" w:history="1">
           <w:r>
             <w:rPr>
               <w:rStyle w:val="Hyperlink"/>
@@ -3848,32 +3848,13 @@
       </w:r>
       <w:r>
         <w:rPr>
-          <w:u w:val="single" w:color="0000ff"/>
           <w:rFonts w:ascii="Charis SIL Italic" w:hAnsi="Charis SIL Italic" w:eastAsia="Charis SIL Italic"/>
           <w:b w:val="0"/>
           <w:i w:val="0"/>
           <w:color w:val="000000"/>
           <w:sz w:val="24"/>
         </w:rPr>
-        <w:hyperlink r:id="rId29" w:history="1">
-          <w:r>
-            <w:rPr>
-              <w:rStyle w:val="Hyperlink"/>
-            </w:rPr>
-            <w:t>,</w:t>
-          </w:r>
-        </w:hyperlink>
-      </w:r>
-      <w:r>
-        <w:rPr>
-          <w:u w:val="single" w:color="0000ff"/>
-          <w:rFonts w:ascii="Charis SIL Italic" w:hAnsi="Charis SIL Italic" w:eastAsia="Charis SIL Italic"/>
-          <w:b w:val="0"/>
-          <w:i w:val="0"/>
-          <w:color w:val="000000"/>
-          <w:sz w:val="24"/>
-        </w:rPr>
-        <w:t xml:space="preserve"> </w:t>
+        <w:t xml:space="preserve">, </w:t>
       </w:r>
       <w:r>
         <w:rPr>
@@ -4555,18 +4536,7 @@
           <w:color w:val="000000"/>
           <w:sz w:val="24"/>
         </w:rPr>
-        <w:t>het onderzoek van fysisch antropoloog</w:t>
-      </w:r>
-      <w:r>
-        <w:rPr>
-          <w:u w:val="single" w:color="0000ff"/>
-          <w:rFonts w:ascii="Charis SIL Italic" w:hAnsi="Charis SIL Italic" w:eastAsia="Charis SIL Italic"/>
-          <w:b w:val="0"/>
-          <w:i w:val="0"/>
-          <w:color w:val="000000"/>
-          <w:sz w:val="24"/>
-        </w:rPr>
-        <w:t xml:space="preserve"> </w:t>
+        <w:t xml:space="preserve">het onderzoek van fysisch antropoloog </w:t>
       </w:r>
       <w:r>
         <w:rPr>
@@ -6466,14 +6436,20 @@
       </w:r>
       <w:r>
         <w:rPr>
-          <w:u w:val="single" w:color="0000ff"/>
           <w:rFonts w:ascii="Charis SIL Italic" w:hAnsi="Charis SIL Italic" w:eastAsia="Charis SIL Italic"/>
           <w:b w:val="0"/>
           <w:i w:val="0"/>
           <w:color w:val="000000"/>
           <w:sz w:val="24"/>
         </w:rPr>
-        <w:t>k</w:t>
+        <w:hyperlink r:id="rId50" w:history="1">
+          <w:r>
+            <w:rPr>
+              <w:rStyle w:val="Hyperlink"/>
+            </w:rPr>
+            <w:t>k</w:t>
+          </w:r>
+        </w:hyperlink>
       </w:r>
       <w:r>
         <w:rPr>

--- a/EXPORTS/DOCX/published/niveau3/Dutch/UniversityMus.docx
+++ b/EXPORTS/DOCX/published/niveau3/Dutch/UniversityMus.docx
@@ -500,7 +500,24 @@
           <w:color w:val="000000"/>
           <w:sz w:val="24"/>
         </w:rPr>
-        <w:t xml:space="preserve">Volkenkundig Museum en het voormalig </w:t>
+        <w:t>Volkenkundig Museum en het voor</w:t>
+      </w:r>
+      <w:r>
+        <w:rPr>
+          <w:rFonts w:ascii="Charis SIL Italic" w:hAnsi="Charis SIL Italic" w:eastAsia="Charis SIL Italic"/>
+          <w:b w:val="0"/>
+          <w:i w:val="0"/>
+          <w:color w:val="000000"/>
+          <w:sz w:val="24"/>
+        </w:rPr>
+        <w:hyperlink r:id="rId10" w:history="1">
+          <w:r>
+            <w:rPr>
+              <w:rStyle w:val="Hyperlink"/>
+            </w:rPr>
+            <w:t xml:space="preserve">malig </w:t>
+          </w:r>
+        </w:hyperlink>
       </w:r>
       <w:r>
         <w:rPr>
@@ -511,7 +528,79 @@
           <w:sz w:val="24"/>
           <w:u w:val="single"/>
         </w:rPr>
-        <w:t>Volkenkundige M</w:t>
+        <w:hyperlink r:id="rId10" w:history="1">
+          <w:r>
+            <w:rPr>
+              <w:rStyle w:val="Hyperlink"/>
+            </w:rPr>
+            <w:t>Volke</w:t>
+          </w:r>
+        </w:hyperlink>
+      </w:r>
+      <w:r>
+        <w:rPr>
+          <w:rFonts w:ascii="Charis SIL Italic" w:hAnsi="Charis SIL Italic" w:eastAsia="Charis SIL Italic"/>
+          <w:b w:val="0"/>
+          <w:i w:val="0"/>
+          <w:color w:val="0000FF"/>
+          <w:sz w:val="24"/>
+          <w:u w:val="single"/>
+        </w:rPr>
+        <w:hyperlink r:id="rId10" w:history="1">
+          <w:r>
+            <w:rPr>
+              <w:rStyle w:val="Hyperlink"/>
+            </w:rPr>
+            <w:t>n</w:t>
+          </w:r>
+        </w:hyperlink>
+      </w:r>
+      <w:r>
+        <w:rPr>
+          <w:rFonts w:ascii="Charis SIL Italic" w:hAnsi="Charis SIL Italic" w:eastAsia="Charis SIL Italic"/>
+          <w:b w:val="0"/>
+          <w:i w:val="0"/>
+          <w:color w:val="0000FF"/>
+          <w:sz w:val="24"/>
+          <w:u w:val="single"/>
+        </w:rPr>
+        <w:hyperlink r:id="rId10" w:history="1">
+          <w:r>
+            <w:rPr>
+              <w:rStyle w:val="Hyperlink"/>
+            </w:rPr>
+            <w:t>kundige</w:t>
+          </w:r>
+        </w:hyperlink>
+      </w:r>
+      <w:r>
+        <w:rPr>
+          <w:rFonts w:ascii="Charis SIL Italic" w:hAnsi="Charis SIL Italic" w:eastAsia="Charis SIL Italic"/>
+          <w:b w:val="0"/>
+          <w:i w:val="0"/>
+          <w:color w:val="0000FF"/>
+          <w:sz w:val="24"/>
+          <w:u w:val="single"/>
+        </w:rPr>
+        <w:t xml:space="preserve"> </w:t>
+      </w:r>
+      <w:r>
+        <w:rPr>
+          <w:rFonts w:ascii="Charis SIL Italic" w:hAnsi="Charis SIL Italic" w:eastAsia="Charis SIL Italic"/>
+          <w:b w:val="0"/>
+          <w:i w:val="0"/>
+          <w:color w:val="0000FF"/>
+          <w:sz w:val="24"/>
+          <w:u w:val="single"/>
+        </w:rPr>
+        <w:hyperlink r:id="rId10" w:history="1">
+          <w:r>
+            <w:rPr>
+              <w:rStyle w:val="Hyperlink"/>
+            </w:rPr>
+            <w:t>M</w:t>
+          </w:r>
+        </w:hyperlink>
       </w:r>
       <w:r>
         <w:rPr>
@@ -587,7 +676,7 @@
           <w:sz w:val="24"/>
           <w:u w:val="single"/>
         </w:rPr>
-        <w:hyperlink r:id="rId10" w:history="1">
+        <w:hyperlink r:id="rId11" w:history="1">
           <w:r>
             <w:rPr>
               <w:rStyle w:val="Hyperlink"/>
@@ -720,7 +809,14 @@
           <w:color w:val="000000"/>
           <w:sz w:val="24"/>
         </w:rPr>
-        <w:t>versiteit Gronin</w:t>
+        <w:hyperlink r:id="rId11" w:history="1">
+          <w:r>
+            <w:rPr>
+              <w:rStyle w:val="Hyperlink"/>
+            </w:rPr>
+            <w:t>versiteit Gronin</w:t>
+          </w:r>
+        </w:hyperlink>
       </w:r>
       <w:r>
         <w:rPr>
@@ -1330,18 +1426,7 @@
           <w:color w:val="000000"/>
           <w:sz w:val="24"/>
         </w:rPr>
-        <w:t>Wereldmuseum Rotterdam</w:t>
-      </w:r>
-      <w:r>
-        <w:rPr>
-          <w:u w:val="single" w:color="0000ff"/>
-          <w:rFonts w:ascii="Charis SIL Italic" w:hAnsi="Charis SIL Italic" w:eastAsia="Charis SIL Italic"/>
-          <w:b w:val="0"/>
-          <w:i w:val="0"/>
-          <w:color w:val="000000"/>
-          <w:sz w:val="24"/>
-        </w:rPr>
-        <w:t xml:space="preserve">. Veel van de </w:t>
+        <w:t xml:space="preserve">Wereldmuseum Rotterdam. Veel van de </w:t>
       </w:r>
       <w:r>
         <w:rPr>
@@ -2151,7 +2236,7 @@
           <w:sz w:val="24"/>
           <w:u w:val="single"/>
         </w:rPr>
-        <w:hyperlink r:id="rId17" w:history="1">
+        <w:hyperlink r:id="rId20" w:history="1">
           <w:r>
             <w:rPr>
               <w:rStyle w:val="Hyperlink"/>
@@ -2824,14 +2909,7 @@
           <w:color w:val="000000"/>
           <w:sz w:val="24"/>
         </w:rPr>
-        <w:hyperlink r:id="rId11" w:history="1">
-          <w:r>
-            <w:rPr>
-              <w:rStyle w:val="Hyperlink"/>
-            </w:rPr>
-            <w:t xml:space="preserve">2003 vormde </w:t>
-          </w:r>
-        </w:hyperlink>
+        <w:t xml:space="preserve">2003 vormde </w:t>
       </w:r>
       <w:r>
         <w:rPr>
@@ -3274,6 +3352,23 @@
       </w:r>
       <w:r>
         <w:rPr>
+          <w:rFonts w:ascii="Charis SIL Italic" w:hAnsi="Charis SIL Italic" w:eastAsia="Charis SIL Italic"/>
+          <w:b w:val="0"/>
+          <w:i w:val="0"/>
+          <w:color w:val="000000"/>
+          <w:sz w:val="24"/>
+        </w:rPr>
+        <w:hyperlink r:id="rId26" w:history="1">
+          <w:r>
+            <w:rPr>
+              <w:rStyle w:val="Hyperlink"/>
+            </w:rPr>
+            <w:t>d</w:t>
+          </w:r>
+        </w:hyperlink>
+      </w:r>
+      <w:r>
+        <w:rPr>
           <w:u w:val="single" w:color="0000ff"/>
           <w:rFonts w:ascii="Charis SIL Italic" w:hAnsi="Charis SIL Italic" w:eastAsia="Charis SIL Italic"/>
           <w:b w:val="0"/>
@@ -3281,7 +3376,7 @@
           <w:color w:val="000000"/>
           <w:sz w:val="24"/>
         </w:rPr>
-        <w:t>d</w:t>
+        <w:t>e</w:t>
       </w:r>
       <w:r>
         <w:rPr>
@@ -3291,7 +3386,7 @@
           <w:color w:val="000000"/>
           <w:sz w:val="24"/>
         </w:rPr>
-        <w:t>e zoekhulp.</w:t>
+        <w:t xml:space="preserve"> zoekhulp.</w:t>
       </w:r>
     </w:p>
     <w:p>
@@ -3713,6 +3808,7 @@
           <w:i w:val="0"/>
           <w:color w:val="0000FF"/>
           <w:sz w:val="24"/>
+          <w:u w:val="single"/>
         </w:rPr>
         <w:t>han</w:t>
       </w:r>
@@ -3736,32 +3832,13 @@
       </w:r>
       <w:r>
         <w:rPr>
-          <w:u w:val="single" w:color="0000ff"/>
           <w:rFonts w:ascii="Charis SIL Italic" w:hAnsi="Charis SIL Italic" w:eastAsia="Charis SIL Italic"/>
           <w:b w:val="0"/>
           <w:i w:val="0"/>
           <w:color w:val="000000"/>
           <w:sz w:val="24"/>
         </w:rPr>
-        <w:hyperlink r:id="rId29" w:history="1">
-          <w:r>
-            <w:rPr>
-              <w:rStyle w:val="Hyperlink"/>
-            </w:rPr>
-            <w:t>,</w:t>
-          </w:r>
-        </w:hyperlink>
-      </w:r>
-      <w:r>
-        <w:rPr>
-          <w:u w:val="single" w:color="0000ff"/>
-          <w:rFonts w:ascii="Charis SIL Italic" w:hAnsi="Charis SIL Italic" w:eastAsia="Charis SIL Italic"/>
-          <w:b w:val="0"/>
-          <w:i w:val="0"/>
-          <w:color w:val="000000"/>
-          <w:sz w:val="24"/>
-        </w:rPr>
-        <w:t xml:space="preserve"> </w:t>
+        <w:t xml:space="preserve">, </w:t>
       </w:r>
       <w:r>
         <w:rPr>
@@ -4123,6 +4200,7 @@
       </w:r>
       <w:r>
         <w:rPr>
+          <w:u w:val="single" w:color="0000ff"/>
           <w:rFonts w:ascii="Charis SIL Italic" w:hAnsi="Charis SIL Italic" w:eastAsia="Charis SIL Italic"/>
           <w:b w:val="0"/>
           <w:i w:val="0"/>
@@ -5220,16 +5298,8 @@
           <w:i w:val="0"/>
           <w:color w:val="0000FF"/>
           <w:sz w:val="24"/>
-          <w:u w:val="single"/>
-        </w:rPr>
-        <w:hyperlink r:id="rId42" w:history="1">
-          <w:r>
-            <w:rPr>
-              <w:rStyle w:val="Hyperlink"/>
-            </w:rPr>
-            <w:t xml:space="preserve">igitaal </w:t>
-          </w:r>
-        </w:hyperlink>
+        </w:rPr>
+        <w:t xml:space="preserve">igitaal </w:t>
       </w:r>
       <w:r>
         <w:br/>
@@ -5906,6 +5976,7 @@
       </w:r>
       <w:r>
         <w:rPr>
+          <w:u w:val="single" w:color="0000ff"/>
           <w:rFonts w:ascii="Charis SIL Italic" w:hAnsi="Charis SIL Italic" w:eastAsia="Charis SIL Italic"/>
           <w:b w:val="0"/>
           <w:i w:val="0"/>
@@ -6167,7 +6238,7 @@
           <w:sz w:val="24"/>
           <w:u w:val="single"/>
         </w:rPr>
-        <w:hyperlink r:id="rId49" w:history="1">
+        <w:hyperlink r:id="rId48" w:history="1">
           <w:r>
             <w:rPr>
               <w:rStyle w:val="Hyperlink"/>

--- a/EXPORTS/DOCX/published/niveau3/Dutch/UniversityMus.docx
+++ b/EXPORTS/DOCX/published/niveau3/Dutch/UniversityMus.docx
@@ -500,24 +500,7 @@
           <w:color w:val="000000"/>
           <w:sz w:val="24"/>
         </w:rPr>
-        <w:t>Volkenkundig Museum en het voor</w:t>
-      </w:r>
-      <w:r>
-        <w:rPr>
-          <w:rFonts w:ascii="Charis SIL Italic" w:hAnsi="Charis SIL Italic" w:eastAsia="Charis SIL Italic"/>
-          <w:b w:val="0"/>
-          <w:i w:val="0"/>
-          <w:color w:val="000000"/>
-          <w:sz w:val="24"/>
-        </w:rPr>
-        <w:hyperlink r:id="rId10" w:history="1">
-          <w:r>
-            <w:rPr>
-              <w:rStyle w:val="Hyperlink"/>
-            </w:rPr>
-            <w:t xml:space="preserve">malig </w:t>
-          </w:r>
-        </w:hyperlink>
+        <w:t xml:space="preserve">Volkenkundig Museum en het voormalig </w:t>
       </w:r>
       <w:r>
         <w:rPr>
@@ -528,7 +511,7 @@
           <w:sz w:val="24"/>
           <w:u w:val="single"/>
         </w:rPr>
-        <w:hyperlink r:id="rId10" w:history="1">
+        <w:hyperlink r:id="rId11" w:history="1">
           <w:r>
             <w:rPr>
               <w:rStyle w:val="Hyperlink"/>
@@ -546,7 +529,7 @@
           <w:sz w:val="24"/>
           <w:u w:val="single"/>
         </w:rPr>
-        <w:hyperlink r:id="rId10" w:history="1">
+        <w:hyperlink r:id="rId11" w:history="1">
           <w:r>
             <w:rPr>
               <w:rStyle w:val="Hyperlink"/>
@@ -564,7 +547,7 @@
           <w:sz w:val="24"/>
           <w:u w:val="single"/>
         </w:rPr>
-        <w:hyperlink r:id="rId10" w:history="1">
+        <w:hyperlink r:id="rId11" w:history="1">
           <w:r>
             <w:rPr>
               <w:rStyle w:val="Hyperlink"/>
@@ -593,7 +576,7 @@
           <w:sz w:val="24"/>
           <w:u w:val="single"/>
         </w:rPr>
-        <w:hyperlink r:id="rId10" w:history="1">
+        <w:hyperlink r:id="rId11" w:history="1">
           <w:r>
             <w:rPr>
               <w:rStyle w:val="Hyperlink"/>
@@ -611,7 +594,7 @@
           <w:sz w:val="24"/>
           <w:u w:val="single"/>
         </w:rPr>
-        <w:hyperlink r:id="rId10" w:history="1">
+        <w:hyperlink r:id="rId11" w:history="1">
           <w:r>
             <w:rPr>
               <w:rStyle w:val="Hyperlink"/>
@@ -629,7 +612,7 @@
           <w:sz w:val="24"/>
           <w:u w:val="single"/>
         </w:rPr>
-        <w:hyperlink r:id="rId10" w:history="1">
+        <w:hyperlink r:id="rId11" w:history="1">
           <w:r>
             <w:rPr>
               <w:rStyle w:val="Hyperlink"/>
@@ -647,7 +630,7 @@
           <w:sz w:val="24"/>
           <w:u w:val="single"/>
         </w:rPr>
-        <w:hyperlink r:id="rId10" w:history="1">
+        <w:hyperlink r:id="rId11" w:history="1">
           <w:r>
             <w:rPr>
               <w:rStyle w:val="Hyperlink"/>
@@ -1426,7 +1409,36 @@
           <w:color w:val="000000"/>
           <w:sz w:val="24"/>
         </w:rPr>
-        <w:t xml:space="preserve">Wereldmuseum Rotterdam. Veel van de </w:t>
+        <w:t>Wereldmuseum Rotterdam</w:t>
+      </w:r>
+      <w:r>
+        <w:rPr>
+          <w:u w:val="single" w:color="0000ff"/>
+          <w:rFonts w:ascii="Charis SIL Italic" w:hAnsi="Charis SIL Italic" w:eastAsia="Charis SIL Italic"/>
+          <w:b w:val="0"/>
+          <w:i w:val="0"/>
+          <w:color w:val="000000"/>
+          <w:sz w:val="24"/>
+        </w:rPr>
+        <w:t>. Veel va</w:t>
+      </w:r>
+      <w:r>
+        <w:rPr>
+          <w:u w:val="single" w:color="0000ff"/>
+          <w:rFonts w:ascii="Charis SIL Italic" w:hAnsi="Charis SIL Italic" w:eastAsia="Charis SIL Italic"/>
+          <w:b w:val="0"/>
+          <w:i w:val="0"/>
+          <w:color w:val="000000"/>
+          <w:sz w:val="24"/>
+        </w:rPr>
+        <w:hyperlink r:id="rId13" w:history="1">
+          <w:r>
+            <w:rPr>
+              <w:rStyle w:val="Hyperlink"/>
+            </w:rPr>
+            <w:t xml:space="preserve">n de </w:t>
+          </w:r>
+        </w:hyperlink>
       </w:r>
       <w:r>
         <w:rPr>
@@ -3352,41 +3364,24 @@
       </w:r>
       <w:r>
         <w:rPr>
+          <w:u w:val="single" w:color="0000ff"/>
           <w:rFonts w:ascii="Charis SIL Italic" w:hAnsi="Charis SIL Italic" w:eastAsia="Charis SIL Italic"/>
           <w:b w:val="0"/>
           <w:i w:val="0"/>
           <w:color w:val="000000"/>
           <w:sz w:val="24"/>
         </w:rPr>
-        <w:hyperlink r:id="rId26" w:history="1">
-          <w:r>
-            <w:rPr>
-              <w:rStyle w:val="Hyperlink"/>
-            </w:rPr>
-            <w:t>d</w:t>
-          </w:r>
-        </w:hyperlink>
-      </w:r>
-      <w:r>
-        <w:rPr>
-          <w:u w:val="single" w:color="0000ff"/>
+        <w:t>d</w:t>
+      </w:r>
+      <w:r>
+        <w:rPr>
           <w:rFonts w:ascii="Charis SIL Italic" w:hAnsi="Charis SIL Italic" w:eastAsia="Charis SIL Italic"/>
           <w:b w:val="0"/>
           <w:i w:val="0"/>
           <w:color w:val="000000"/>
           <w:sz w:val="24"/>
         </w:rPr>
-        <w:t>e</w:t>
-      </w:r>
-      <w:r>
-        <w:rPr>
-          <w:rFonts w:ascii="Charis SIL Italic" w:hAnsi="Charis SIL Italic" w:eastAsia="Charis SIL Italic"/>
-          <w:b w:val="0"/>
-          <w:i w:val="0"/>
-          <w:color w:val="000000"/>
-          <w:sz w:val="24"/>
-        </w:rPr>
-        <w:t xml:space="preserve"> zoekhulp.</w:t>
+        <w:t>e zoekhulp.</w:t>
       </w:r>
     </w:p>
     <w:p>
@@ -3808,9 +3803,15 @@
           <w:i w:val="0"/>
           <w:color w:val="0000FF"/>
           <w:sz w:val="24"/>
-          <w:u w:val="single"/>
-        </w:rPr>
-        <w:t>han</w:t>
+        </w:rPr>
+        <w:hyperlink r:id="rId30" w:history="1">
+          <w:r>
+            <w:rPr>
+              <w:rStyle w:val="Hyperlink"/>
+            </w:rPr>
+            <w:t>han</w:t>
+          </w:r>
+        </w:hyperlink>
       </w:r>
       <w:r>
         <w:rPr>
@@ -3907,7 +3908,7 @@
           <w:sz w:val="24"/>
           <w:u w:val="single"/>
         </w:rPr>
-        <w:hyperlink r:id="rId30" w:history="1">
+        <w:hyperlink r:id="rId31" w:history="1">
           <w:r>
             <w:rPr>
               <w:rStyle w:val="Hyperlink"/>
@@ -3936,7 +3937,7 @@
           <w:sz w:val="24"/>
           <w:u w:val="single"/>
         </w:rPr>
-        <w:hyperlink r:id="rId30" w:history="1">
+        <w:hyperlink r:id="rId31" w:history="1">
           <w:r>
             <w:rPr>
               <w:rStyle w:val="Hyperlink"/>
@@ -3964,7 +3965,7 @@
           <w:sz w:val="24"/>
           <w:u w:val="single"/>
         </w:rPr>
-        <w:hyperlink r:id="rId31" w:history="1">
+        <w:hyperlink r:id="rId32" w:history="1">
           <w:r>
             <w:rPr>
               <w:rStyle w:val="Hyperlink"/>
@@ -3993,7 +3994,7 @@
           <w:sz w:val="24"/>
           <w:u w:val="single"/>
         </w:rPr>
-        <w:hyperlink r:id="rId31" w:history="1">
+        <w:hyperlink r:id="rId32" w:history="1">
           <w:r>
             <w:rPr>
               <w:rStyle w:val="Hyperlink"/>
@@ -4022,7 +4023,7 @@
           <w:sz w:val="24"/>
           <w:u w:val="single"/>
         </w:rPr>
-        <w:hyperlink r:id="rId31" w:history="1">
+        <w:hyperlink r:id="rId32" w:history="1">
           <w:r>
             <w:rPr>
               <w:rStyle w:val="Hyperlink"/>
@@ -4050,7 +4051,7 @@
           <w:sz w:val="24"/>
           <w:u w:val="single"/>
         </w:rPr>
-        <w:hyperlink r:id="rId32" w:history="1">
+        <w:hyperlink r:id="rId33" w:history="1">
           <w:r>
             <w:rPr>
               <w:rStyle w:val="Hyperlink"/>
@@ -4079,7 +4080,7 @@
           <w:sz w:val="24"/>
           <w:u w:val="single"/>
         </w:rPr>
-        <w:hyperlink r:id="rId32" w:history="1">
+        <w:hyperlink r:id="rId33" w:history="1">
           <w:r>
             <w:rPr>
               <w:rStyle w:val="Hyperlink"/>
@@ -4107,7 +4108,7 @@
           <w:color w:val="000000"/>
           <w:sz w:val="24"/>
         </w:rPr>
-        <w:hyperlink r:id="rId33" w:history="1">
+        <w:hyperlink r:id="rId30" w:history="1">
           <w:r>
             <w:rPr>
               <w:rStyle w:val="Hyperlink"/>
@@ -4135,7 +4136,7 @@
           <w:color w:val="000000"/>
           <w:sz w:val="24"/>
         </w:rPr>
-        <w:hyperlink r:id="rId30" w:history="1">
+        <w:hyperlink r:id="rId31" w:history="1">
           <w:r>
             <w:rPr>
               <w:rStyle w:val="Hyperlink"/>
@@ -4153,7 +4154,7 @@
           <w:color w:val="000000"/>
           <w:sz w:val="24"/>
         </w:rPr>
-        <w:hyperlink r:id="rId30" w:history="1">
+        <w:hyperlink r:id="rId31" w:history="1">
           <w:r>
             <w:rPr>
               <w:rStyle w:val="Hyperlink"/>
@@ -4171,7 +4172,7 @@
           <w:color w:val="000000"/>
           <w:sz w:val="24"/>
         </w:rPr>
-        <w:hyperlink r:id="rId30" w:history="1">
+        <w:hyperlink r:id="rId31" w:history="1">
           <w:r>
             <w:rPr>
               <w:rStyle w:val="Hyperlink"/>
@@ -4189,7 +4190,7 @@
           <w:color w:val="000000"/>
           <w:sz w:val="24"/>
         </w:rPr>
-        <w:hyperlink r:id="rId30" w:history="1">
+        <w:hyperlink r:id="rId31" w:history="1">
           <w:r>
             <w:rPr>
               <w:rStyle w:val="Hyperlink"/>
@@ -4218,7 +4219,7 @@
           <w:color w:val="000000"/>
           <w:sz w:val="24"/>
         </w:rPr>
-        <w:hyperlink r:id="rId30" w:history="1">
+        <w:hyperlink r:id="rId31" w:history="1">
           <w:r>
             <w:rPr>
               <w:rStyle w:val="Hyperlink"/>
@@ -4257,7 +4258,7 @@
           <w:color w:val="000000"/>
           <w:sz w:val="24"/>
         </w:rPr>
-        <w:hyperlink r:id="rId31" w:history="1">
+        <w:hyperlink r:id="rId32" w:history="1">
           <w:r>
             <w:rPr>
               <w:rStyle w:val="Hyperlink"/>
@@ -4275,7 +4276,7 @@
           <w:color w:val="000000"/>
           <w:sz w:val="24"/>
         </w:rPr>
-        <w:hyperlink r:id="rId31" w:history="1">
+        <w:hyperlink r:id="rId32" w:history="1">
           <w:r>
             <w:rPr>
               <w:rStyle w:val="Hyperlink"/>
@@ -4293,7 +4294,7 @@
           <w:color w:val="000000"/>
           <w:sz w:val="24"/>
         </w:rPr>
-        <w:hyperlink r:id="rId31" w:history="1">
+        <w:hyperlink r:id="rId32" w:history="1">
           <w:r>
             <w:rPr>
               <w:rStyle w:val="Hyperlink"/>
@@ -4321,7 +4322,7 @@
           <w:color w:val="000000"/>
           <w:sz w:val="24"/>
         </w:rPr>
-        <w:hyperlink r:id="rId32" w:history="1">
+        <w:hyperlink r:id="rId33" w:history="1">
           <w:r>
             <w:rPr>
               <w:rStyle w:val="Hyperlink"/>
@@ -4339,7 +4340,7 @@
           <w:color w:val="000000"/>
           <w:sz w:val="24"/>
         </w:rPr>
-        <w:hyperlink r:id="rId32" w:history="1">
+        <w:hyperlink r:id="rId33" w:history="1">
           <w:r>
             <w:rPr>
               <w:rStyle w:val="Hyperlink"/>
@@ -4520,18 +4521,7 @@
           <w:color w:val="000000"/>
           <w:sz w:val="24"/>
         </w:rPr>
-        <w:t>het onderzoek van fysisch antropoloog</w:t>
-      </w:r>
-      <w:r>
-        <w:rPr>
-          <w:u w:val="single" w:color="0000ff"/>
-          <w:rFonts w:ascii="Charis SIL Italic" w:hAnsi="Charis SIL Italic" w:eastAsia="Charis SIL Italic"/>
-          <w:b w:val="0"/>
-          <w:i w:val="0"/>
-          <w:color w:val="000000"/>
-          <w:sz w:val="24"/>
-        </w:rPr>
-        <w:t xml:space="preserve"> </w:t>
+        <w:t xml:space="preserve">het onderzoek van fysisch antropoloog </w:t>
       </w:r>
       <w:r>
         <w:rPr>
@@ -5954,36 +5944,7 @@
           <w:color w:val="000000"/>
           <w:sz w:val="24"/>
         </w:rPr>
-        <w:t>binnen deze archiefcollectie vind je een grote hoeveelheid archie</w:t>
-      </w:r>
-      <w:r>
-        <w:rPr>
-          <w:u w:val="single" w:color="0000ff"/>
-          <w:rFonts w:ascii="Charis SIL Italic" w:hAnsi="Charis SIL Italic" w:eastAsia="Charis SIL Italic"/>
-          <w:b w:val="0"/>
-          <w:i w:val="0"/>
-          <w:color w:val="000000"/>
-          <w:sz w:val="24"/>
-        </w:rPr>
-        <w:hyperlink r:id="rId47" w:history="1">
-          <w:r>
-            <w:rPr>
-              <w:rStyle w:val="Hyperlink"/>
-            </w:rPr>
-            <w:t xml:space="preserve">ven </w:t>
-          </w:r>
-        </w:hyperlink>
-      </w:r>
-      <w:r>
-        <w:rPr>
-          <w:u w:val="single" w:color="0000ff"/>
-          <w:rFonts w:ascii="Charis SIL Italic" w:hAnsi="Charis SIL Italic" w:eastAsia="Charis SIL Italic"/>
-          <w:b w:val="0"/>
-          <w:i w:val="0"/>
-          <w:color w:val="000000"/>
-          <w:sz w:val="24"/>
-        </w:rPr>
-        <w:t>m</w:t>
+        <w:t>binnen deze archiefcollectie vind je een grote hoeveelheid archieven m</w:t>
       </w:r>
       <w:r>
         <w:rPr>
@@ -6161,8 +6122,16 @@
           <w:i w:val="0"/>
           <w:color w:val="0000FF"/>
           <w:sz w:val="24"/>
-        </w:rPr>
-        <w:t>S</w:t>
+          <w:u w:val="single"/>
+        </w:rPr>
+        <w:hyperlink r:id="rId49" w:history="1">
+          <w:r>
+            <w:rPr>
+              <w:rStyle w:val="Hyperlink"/>
+            </w:rPr>
+            <w:t>S</w:t>
+          </w:r>
+        </w:hyperlink>
       </w:r>
       <w:r>
         <w:rPr>
@@ -6425,26 +6394,20 @@
             <w:rPr>
               <w:rStyle w:val="Hyperlink"/>
             </w:rPr>
-            <w:t>desbetreffende zoe</w:t>
+            <w:t>desbetreffende zoek</w:t>
           </w:r>
         </w:hyperlink>
       </w:r>
       <w:r>
         <w:rPr>
+          <w:u w:val="single" w:color="0000ff"/>
           <w:rFonts w:ascii="Charis SIL Italic" w:hAnsi="Charis SIL Italic" w:eastAsia="Charis SIL Italic"/>
           <w:b w:val="0"/>
           <w:i w:val="0"/>
           <w:color w:val="000000"/>
           <w:sz w:val="24"/>
         </w:rPr>
-        <w:hyperlink r:id="rId50" w:history="1">
-          <w:r>
-            <w:rPr>
-              <w:rStyle w:val="Hyperlink"/>
-            </w:rPr>
-            <w:t>k</w:t>
-          </w:r>
-        </w:hyperlink>
+        <w:t>h</w:t>
       </w:r>
       <w:r>
         <w:rPr>
@@ -6454,25 +6417,7 @@
           <w:color w:val="000000"/>
           <w:sz w:val="24"/>
         </w:rPr>
-        <w:t>h</w:t>
-      </w:r>
-      <w:r>
-        <w:rPr>
-          <w:u w:val="single" w:color="0000ff"/>
-          <w:rFonts w:ascii="Charis SIL Italic" w:hAnsi="Charis SIL Italic" w:eastAsia="Charis SIL Italic"/>
-          <w:b w:val="0"/>
-          <w:i w:val="0"/>
-          <w:color w:val="000000"/>
-          <w:sz w:val="24"/>
-        </w:rPr>
-        <w:hyperlink r:id="rId50" w:history="1">
-          <w:r>
-            <w:rPr>
-              <w:rStyle w:val="Hyperlink"/>
-            </w:rPr>
-            <w:t>u</w:t>
-          </w:r>
-        </w:hyperlink>
+        <w:t>u</w:t>
       </w:r>
       <w:r>
         <w:rPr>
@@ -7080,7 +7025,7 @@
         <w:autoSpaceDN w:val="0"/>
         <w:autoSpaceDE w:val="0"/>
         <w:widowControl/>
-        <w:spacing w:line="538" w:lineRule="exact" w:before="478" w:after="0"/>
+        <w:spacing w:line="538" w:lineRule="exact" w:before="458" w:after="0"/>
         <w:ind w:left="0" w:right="0" w:firstLine="0"/>
         <w:jc w:val="left"/>
       </w:pPr>

--- a/EXPORTS/DOCX/published/niveau3/Dutch/UniversityMus.docx
+++ b/EXPORTS/DOCX/published/niveau3/Dutch/UniversityMus.docx
@@ -509,92 +509,19 @@
           <w:i w:val="0"/>
           <w:color w:val="0000FF"/>
           <w:sz w:val="24"/>
+        </w:rPr>
+        <w:t>Volkenkundige M</w:t>
+      </w:r>
+      <w:r>
+        <w:rPr>
+          <w:rFonts w:ascii="Charis SIL Italic" w:hAnsi="Charis SIL Italic" w:eastAsia="Charis SIL Italic"/>
+          <w:b w:val="0"/>
+          <w:i w:val="0"/>
+          <w:color w:val="0000FF"/>
+          <w:sz w:val="24"/>
           <w:u w:val="single"/>
         </w:rPr>
-        <w:hyperlink r:id="rId11" w:history="1">
-          <w:r>
-            <w:rPr>
-              <w:rStyle w:val="Hyperlink"/>
-            </w:rPr>
-            <w:t>Volke</w:t>
-          </w:r>
-        </w:hyperlink>
-      </w:r>
-      <w:r>
-        <w:rPr>
-          <w:rFonts w:ascii="Charis SIL Italic" w:hAnsi="Charis SIL Italic" w:eastAsia="Charis SIL Italic"/>
-          <w:b w:val="0"/>
-          <w:i w:val="0"/>
-          <w:color w:val="0000FF"/>
-          <w:sz w:val="24"/>
-          <w:u w:val="single"/>
-        </w:rPr>
-        <w:hyperlink r:id="rId11" w:history="1">
-          <w:r>
-            <w:rPr>
-              <w:rStyle w:val="Hyperlink"/>
-            </w:rPr>
-            <w:t>n</w:t>
-          </w:r>
-        </w:hyperlink>
-      </w:r>
-      <w:r>
-        <w:rPr>
-          <w:rFonts w:ascii="Charis SIL Italic" w:hAnsi="Charis SIL Italic" w:eastAsia="Charis SIL Italic"/>
-          <w:b w:val="0"/>
-          <w:i w:val="0"/>
-          <w:color w:val="0000FF"/>
-          <w:sz w:val="24"/>
-          <w:u w:val="single"/>
-        </w:rPr>
-        <w:hyperlink r:id="rId11" w:history="1">
-          <w:r>
-            <w:rPr>
-              <w:rStyle w:val="Hyperlink"/>
-            </w:rPr>
-            <w:t>kundige</w:t>
-          </w:r>
-        </w:hyperlink>
-      </w:r>
-      <w:r>
-        <w:rPr>
-          <w:rFonts w:ascii="Charis SIL Italic" w:hAnsi="Charis SIL Italic" w:eastAsia="Charis SIL Italic"/>
-          <w:b w:val="0"/>
-          <w:i w:val="0"/>
-          <w:color w:val="0000FF"/>
-          <w:sz w:val="24"/>
-          <w:u w:val="single"/>
-        </w:rPr>
-        <w:t xml:space="preserve"> </w:t>
-      </w:r>
-      <w:r>
-        <w:rPr>
-          <w:rFonts w:ascii="Charis SIL Italic" w:hAnsi="Charis SIL Italic" w:eastAsia="Charis SIL Italic"/>
-          <w:b w:val="0"/>
-          <w:i w:val="0"/>
-          <w:color w:val="0000FF"/>
-          <w:sz w:val="24"/>
-          <w:u w:val="single"/>
-        </w:rPr>
-        <w:hyperlink r:id="rId11" w:history="1">
-          <w:r>
-            <w:rPr>
-              <w:rStyle w:val="Hyperlink"/>
-            </w:rPr>
-            <w:t>M</w:t>
-          </w:r>
-        </w:hyperlink>
-      </w:r>
-      <w:r>
-        <w:rPr>
-          <w:rFonts w:ascii="Charis SIL Italic" w:hAnsi="Charis SIL Italic" w:eastAsia="Charis SIL Italic"/>
-          <w:b w:val="0"/>
-          <w:i w:val="0"/>
-          <w:color w:val="0000FF"/>
-          <w:sz w:val="24"/>
-          <w:u w:val="single"/>
-        </w:rPr>
-        <w:hyperlink r:id="rId11" w:history="1">
+        <w:hyperlink r:id="rId10" w:history="1">
           <w:r>
             <w:rPr>
               <w:rStyle w:val="Hyperlink"/>
@@ -612,7 +539,7 @@
           <w:sz w:val="24"/>
           <w:u w:val="single"/>
         </w:rPr>
-        <w:hyperlink r:id="rId11" w:history="1">
+        <w:hyperlink r:id="rId10" w:history="1">
           <w:r>
             <w:rPr>
               <w:rStyle w:val="Hyperlink"/>
@@ -630,7 +557,7 @@
           <w:sz w:val="24"/>
           <w:u w:val="single"/>
         </w:rPr>
-        <w:hyperlink r:id="rId11" w:history="1">
+        <w:hyperlink r:id="rId10" w:history="1">
           <w:r>
             <w:rPr>
               <w:rStyle w:val="Hyperlink"/>
@@ -659,7 +586,7 @@
           <w:sz w:val="24"/>
           <w:u w:val="single"/>
         </w:rPr>
-        <w:hyperlink r:id="rId11" w:history="1">
+        <w:hyperlink r:id="rId10" w:history="1">
           <w:r>
             <w:rPr>
               <w:rStyle w:val="Hyperlink"/>
@@ -1420,7 +1347,14 @@
           <w:color w:val="000000"/>
           <w:sz w:val="24"/>
         </w:rPr>
-        <w:t>. Veel va</w:t>
+        <w:hyperlink r:id="rId13" w:history="1">
+          <w:r>
+            <w:rPr>
+              <w:rStyle w:val="Hyperlink"/>
+            </w:rPr>
+            <w:t>. Veel va</w:t>
+          </w:r>
+        </w:hyperlink>
       </w:r>
       <w:r>
         <w:rPr>
@@ -2248,7 +2182,7 @@
           <w:sz w:val="24"/>
           <w:u w:val="single"/>
         </w:rPr>
-        <w:hyperlink r:id="rId20" w:history="1">
+        <w:hyperlink r:id="rId17" w:history="1">
           <w:r>
             <w:rPr>
               <w:rStyle w:val="Hyperlink"/>
@@ -3804,14 +3738,7 @@
           <w:color w:val="0000FF"/>
           <w:sz w:val="24"/>
         </w:rPr>
-        <w:hyperlink r:id="rId30" w:history="1">
-          <w:r>
-            <w:rPr>
-              <w:rStyle w:val="Hyperlink"/>
-            </w:rPr>
-            <w:t>han</w:t>
-          </w:r>
-        </w:hyperlink>
+        <w:t>han</w:t>
       </w:r>
       <w:r>
         <w:rPr>
@@ -3833,13 +3760,32 @@
       </w:r>
       <w:r>
         <w:rPr>
+          <w:u w:val="single" w:color="0000ff"/>
           <w:rFonts w:ascii="Charis SIL Italic" w:hAnsi="Charis SIL Italic" w:eastAsia="Charis SIL Italic"/>
           <w:b w:val="0"/>
           <w:i w:val="0"/>
           <w:color w:val="000000"/>
           <w:sz w:val="24"/>
         </w:rPr>
-        <w:t xml:space="preserve">, </w:t>
+        <w:hyperlink r:id="rId29" w:history="1">
+          <w:r>
+            <w:rPr>
+              <w:rStyle w:val="Hyperlink"/>
+            </w:rPr>
+            <w:t>,</w:t>
+          </w:r>
+        </w:hyperlink>
+      </w:r>
+      <w:r>
+        <w:rPr>
+          <w:u w:val="single" w:color="0000ff"/>
+          <w:rFonts w:ascii="Charis SIL Italic" w:hAnsi="Charis SIL Italic" w:eastAsia="Charis SIL Italic"/>
+          <w:b w:val="0"/>
+          <w:i w:val="0"/>
+          <w:color w:val="000000"/>
+          <w:sz w:val="24"/>
+        </w:rPr>
+        <w:t xml:space="preserve"> </w:t>
       </w:r>
       <w:r>
         <w:rPr>
@@ -3908,7 +3854,7 @@
           <w:sz w:val="24"/>
           <w:u w:val="single"/>
         </w:rPr>
-        <w:hyperlink r:id="rId31" w:history="1">
+        <w:hyperlink r:id="rId30" w:history="1">
           <w:r>
             <w:rPr>
               <w:rStyle w:val="Hyperlink"/>
@@ -3937,7 +3883,7 @@
           <w:sz w:val="24"/>
           <w:u w:val="single"/>
         </w:rPr>
-        <w:hyperlink r:id="rId31" w:history="1">
+        <w:hyperlink r:id="rId30" w:history="1">
           <w:r>
             <w:rPr>
               <w:rStyle w:val="Hyperlink"/>
@@ -3965,7 +3911,7 @@
           <w:sz w:val="24"/>
           <w:u w:val="single"/>
         </w:rPr>
-        <w:hyperlink r:id="rId32" w:history="1">
+        <w:hyperlink r:id="rId31" w:history="1">
           <w:r>
             <w:rPr>
               <w:rStyle w:val="Hyperlink"/>
@@ -3994,7 +3940,7 @@
           <w:sz w:val="24"/>
           <w:u w:val="single"/>
         </w:rPr>
-        <w:hyperlink r:id="rId32" w:history="1">
+        <w:hyperlink r:id="rId31" w:history="1">
           <w:r>
             <w:rPr>
               <w:rStyle w:val="Hyperlink"/>
@@ -4023,7 +3969,7 @@
           <w:sz w:val="24"/>
           <w:u w:val="single"/>
         </w:rPr>
-        <w:hyperlink r:id="rId32" w:history="1">
+        <w:hyperlink r:id="rId31" w:history="1">
           <w:r>
             <w:rPr>
               <w:rStyle w:val="Hyperlink"/>
@@ -4051,7 +3997,7 @@
           <w:sz w:val="24"/>
           <w:u w:val="single"/>
         </w:rPr>
-        <w:hyperlink r:id="rId33" w:history="1">
+        <w:hyperlink r:id="rId32" w:history="1">
           <w:r>
             <w:rPr>
               <w:rStyle w:val="Hyperlink"/>
@@ -4080,7 +4026,7 @@
           <w:sz w:val="24"/>
           <w:u w:val="single"/>
         </w:rPr>
-        <w:hyperlink r:id="rId33" w:history="1">
+        <w:hyperlink r:id="rId32" w:history="1">
           <w:r>
             <w:rPr>
               <w:rStyle w:val="Hyperlink"/>
@@ -4108,7 +4054,7 @@
           <w:color w:val="000000"/>
           <w:sz w:val="24"/>
         </w:rPr>
-        <w:hyperlink r:id="rId30" w:history="1">
+        <w:hyperlink r:id="rId33" w:history="1">
           <w:r>
             <w:rPr>
               <w:rStyle w:val="Hyperlink"/>
@@ -4136,7 +4082,7 @@
           <w:color w:val="000000"/>
           <w:sz w:val="24"/>
         </w:rPr>
-        <w:hyperlink r:id="rId31" w:history="1">
+        <w:hyperlink r:id="rId30" w:history="1">
           <w:r>
             <w:rPr>
               <w:rStyle w:val="Hyperlink"/>
@@ -4154,7 +4100,7 @@
           <w:color w:val="000000"/>
           <w:sz w:val="24"/>
         </w:rPr>
-        <w:hyperlink r:id="rId31" w:history="1">
+        <w:hyperlink r:id="rId30" w:history="1">
           <w:r>
             <w:rPr>
               <w:rStyle w:val="Hyperlink"/>
@@ -4172,7 +4118,7 @@
           <w:color w:val="000000"/>
           <w:sz w:val="24"/>
         </w:rPr>
-        <w:hyperlink r:id="rId31" w:history="1">
+        <w:hyperlink r:id="rId30" w:history="1">
           <w:r>
             <w:rPr>
               <w:rStyle w:val="Hyperlink"/>
@@ -4190,7 +4136,7 @@
           <w:color w:val="000000"/>
           <w:sz w:val="24"/>
         </w:rPr>
-        <w:hyperlink r:id="rId31" w:history="1">
+        <w:hyperlink r:id="rId30" w:history="1">
           <w:r>
             <w:rPr>
               <w:rStyle w:val="Hyperlink"/>
@@ -4201,6 +4147,16 @@
       </w:r>
       <w:r>
         <w:rPr>
+          <w:rFonts w:ascii="Charis SIL Italic" w:hAnsi="Charis SIL Italic" w:eastAsia="Charis SIL Italic"/>
+          <w:b w:val="0"/>
+          <w:i w:val="0"/>
+          <w:color w:val="000000"/>
+          <w:sz w:val="24"/>
+        </w:rPr>
+        <w:t>m</w:t>
+      </w:r>
+      <w:r>
+        <w:rPr>
           <w:u w:val="single" w:color="0000ff"/>
           <w:rFonts w:ascii="Charis SIL Italic" w:hAnsi="Charis SIL Italic" w:eastAsia="Charis SIL Italic"/>
           <w:b w:val="0"/>
@@ -4208,18 +4164,7 @@
           <w:color w:val="000000"/>
           <w:sz w:val="24"/>
         </w:rPr>
-        <w:t>m</w:t>
-      </w:r>
-      <w:r>
-        <w:rPr>
-          <w:u w:val="single" w:color="0000ff"/>
-          <w:rFonts w:ascii="Charis SIL Italic" w:hAnsi="Charis SIL Italic" w:eastAsia="Charis SIL Italic"/>
-          <w:b w:val="0"/>
-          <w:i w:val="0"/>
-          <w:color w:val="000000"/>
-          <w:sz w:val="24"/>
-        </w:rPr>
-        <w:hyperlink r:id="rId31" w:history="1">
+        <w:hyperlink r:id="rId30" w:history="1">
           <w:r>
             <w:rPr>
               <w:rStyle w:val="Hyperlink"/>
@@ -4258,7 +4203,7 @@
           <w:color w:val="000000"/>
           <w:sz w:val="24"/>
         </w:rPr>
-        <w:hyperlink r:id="rId32" w:history="1">
+        <w:hyperlink r:id="rId31" w:history="1">
           <w:r>
             <w:rPr>
               <w:rStyle w:val="Hyperlink"/>
@@ -4276,7 +4221,7 @@
           <w:color w:val="000000"/>
           <w:sz w:val="24"/>
         </w:rPr>
-        <w:hyperlink r:id="rId32" w:history="1">
+        <w:hyperlink r:id="rId31" w:history="1">
           <w:r>
             <w:rPr>
               <w:rStyle w:val="Hyperlink"/>
@@ -4294,7 +4239,7 @@
           <w:color w:val="000000"/>
           <w:sz w:val="24"/>
         </w:rPr>
-        <w:hyperlink r:id="rId32" w:history="1">
+        <w:hyperlink r:id="rId31" w:history="1">
           <w:r>
             <w:rPr>
               <w:rStyle w:val="Hyperlink"/>
@@ -4322,7 +4267,7 @@
           <w:color w:val="000000"/>
           <w:sz w:val="24"/>
         </w:rPr>
-        <w:hyperlink r:id="rId33" w:history="1">
+        <w:hyperlink r:id="rId32" w:history="1">
           <w:r>
             <w:rPr>
               <w:rStyle w:val="Hyperlink"/>
@@ -4340,7 +4285,7 @@
           <w:color w:val="000000"/>
           <w:sz w:val="24"/>
         </w:rPr>
-        <w:hyperlink r:id="rId33" w:history="1">
+        <w:hyperlink r:id="rId32" w:history="1">
           <w:r>
             <w:rPr>
               <w:rStyle w:val="Hyperlink"/>
@@ -4521,7 +4466,18 @@
           <w:color w:val="000000"/>
           <w:sz w:val="24"/>
         </w:rPr>
-        <w:t xml:space="preserve">het onderzoek van fysisch antropoloog </w:t>
+        <w:t>het onderzoek van fysisch antropoloog</w:t>
+      </w:r>
+      <w:r>
+        <w:rPr>
+          <w:u w:val="single" w:color="0000ff"/>
+          <w:rFonts w:ascii="Charis SIL Italic" w:hAnsi="Charis SIL Italic" w:eastAsia="Charis SIL Italic"/>
+          <w:b w:val="0"/>
+          <w:i w:val="0"/>
+          <w:color w:val="000000"/>
+          <w:sz w:val="24"/>
+        </w:rPr>
+        <w:t xml:space="preserve"> </w:t>
       </w:r>
       <w:r>
         <w:rPr>
@@ -5303,7 +5259,7 @@
           <w:sz w:val="24"/>
           <w:u w:val="single"/>
         </w:rPr>
-        <w:hyperlink r:id="rId41" w:history="1">
+        <w:hyperlink r:id="rId42" w:history="1">
           <w:r>
             <w:rPr>
               <w:rStyle w:val="Hyperlink"/>
@@ -6378,64 +6334,7 @@
           <w:color w:val="000000"/>
           <w:sz w:val="24"/>
         </w:rPr>
-        <w:t xml:space="preserve">zie </w:t>
-      </w:r>
-      <w:r>
-        <w:rPr>
-          <w:u w:val="single" w:color="0000ff"/>
-          <w:rFonts w:ascii="Charis SIL Italic" w:hAnsi="Charis SIL Italic" w:eastAsia="Charis SIL Italic"/>
-          <w:b w:val="0"/>
-          <w:i w:val="0"/>
-          <w:color w:val="000000"/>
-          <w:sz w:val="24"/>
-        </w:rPr>
-        <w:hyperlink r:id="rId50" w:history="1">
-          <w:r>
-            <w:rPr>
-              <w:rStyle w:val="Hyperlink"/>
-            </w:rPr>
-            <w:t>desbetreffende zoek</w:t>
-          </w:r>
-        </w:hyperlink>
-      </w:r>
-      <w:r>
-        <w:rPr>
-          <w:u w:val="single" w:color="0000ff"/>
-          <w:rFonts w:ascii="Charis SIL Italic" w:hAnsi="Charis SIL Italic" w:eastAsia="Charis SIL Italic"/>
-          <w:b w:val="0"/>
-          <w:i w:val="0"/>
-          <w:color w:val="000000"/>
-          <w:sz w:val="24"/>
-        </w:rPr>
-        <w:t>h</w:t>
-      </w:r>
-      <w:r>
-        <w:rPr>
-          <w:rFonts w:ascii="Charis SIL Italic" w:hAnsi="Charis SIL Italic" w:eastAsia="Charis SIL Italic"/>
-          <w:b w:val="0"/>
-          <w:i w:val="0"/>
-          <w:color w:val="000000"/>
-          <w:sz w:val="24"/>
-        </w:rPr>
-        <w:t>u</w:t>
-      </w:r>
-      <w:r>
-        <w:rPr>
-          <w:u w:val="single" w:color="0000ff"/>
-          <w:rFonts w:ascii="Charis SIL Italic" w:hAnsi="Charis SIL Italic" w:eastAsia="Charis SIL Italic"/>
-          <w:b w:val="0"/>
-          <w:i w:val="0"/>
-          <w:color w:val="000000"/>
-          <w:sz w:val="24"/>
-        </w:rPr>
-        <w:hyperlink r:id="rId50" w:history="1">
-          <w:r>
-            <w:rPr>
-              <w:rStyle w:val="Hyperlink"/>
-            </w:rPr>
-            <w:t>lp</w:t>
-          </w:r>
-        </w:hyperlink>
+        <w:t>zie desbetreffende zoekhulp</w:t>
       </w:r>
       <w:r>
         <w:rPr>

--- a/EXPORTS/DOCX/published/niveau3/Dutch/UniversityMus.docx
+++ b/EXPORTS/DOCX/published/niveau3/Dutch/UniversityMus.docx
@@ -500,7 +500,24 @@
           <w:color w:val="000000"/>
           <w:sz w:val="24"/>
         </w:rPr>
-        <w:t xml:space="preserve">Volkenkundig Museum en het voormalig </w:t>
+        <w:t>Volkenkundig Museum en het voor</w:t>
+      </w:r>
+      <w:r>
+        <w:rPr>
+          <w:rFonts w:ascii="Charis SIL Italic" w:hAnsi="Charis SIL Italic" w:eastAsia="Charis SIL Italic"/>
+          <w:b w:val="0"/>
+          <w:i w:val="0"/>
+          <w:color w:val="000000"/>
+          <w:sz w:val="24"/>
+        </w:rPr>
+        <w:hyperlink r:id="rId10" w:history="1">
+          <w:r>
+            <w:rPr>
+              <w:rStyle w:val="Hyperlink"/>
+            </w:rPr>
+            <w:t xml:space="preserve">malig </w:t>
+          </w:r>
+        </w:hyperlink>
       </w:r>
       <w:r>
         <w:rPr>
@@ -509,8 +526,16 @@
           <w:i w:val="0"/>
           <w:color w:val="0000FF"/>
           <w:sz w:val="24"/>
-        </w:rPr>
-        <w:t>Volkenkundige M</w:t>
+          <w:u w:val="single"/>
+        </w:rPr>
+        <w:hyperlink r:id="rId10" w:history="1">
+          <w:r>
+            <w:rPr>
+              <w:rStyle w:val="Hyperlink"/>
+            </w:rPr>
+            <w:t>Volke</w:t>
+          </w:r>
+        </w:hyperlink>
       </w:r>
       <w:r>
         <w:rPr>
@@ -522,6 +547,71 @@
           <w:u w:val="single"/>
         </w:rPr>
         <w:hyperlink r:id="rId10" w:history="1">
+          <w:r>
+            <w:rPr>
+              <w:rStyle w:val="Hyperlink"/>
+            </w:rPr>
+            <w:t>n</w:t>
+          </w:r>
+        </w:hyperlink>
+      </w:r>
+      <w:r>
+        <w:rPr>
+          <w:rFonts w:ascii="Charis SIL Italic" w:hAnsi="Charis SIL Italic" w:eastAsia="Charis SIL Italic"/>
+          <w:b w:val="0"/>
+          <w:i w:val="0"/>
+          <w:color w:val="0000FF"/>
+          <w:sz w:val="24"/>
+          <w:u w:val="single"/>
+        </w:rPr>
+        <w:hyperlink r:id="rId10" w:history="1">
+          <w:r>
+            <w:rPr>
+              <w:rStyle w:val="Hyperlink"/>
+            </w:rPr>
+            <w:t>kundige</w:t>
+          </w:r>
+        </w:hyperlink>
+      </w:r>
+      <w:r>
+        <w:rPr>
+          <w:rFonts w:ascii="Charis SIL Italic" w:hAnsi="Charis SIL Italic" w:eastAsia="Charis SIL Italic"/>
+          <w:b w:val="0"/>
+          <w:i w:val="0"/>
+          <w:color w:val="0000FF"/>
+          <w:sz w:val="24"/>
+          <w:u w:val="single"/>
+        </w:rPr>
+        <w:t xml:space="preserve"> </w:t>
+      </w:r>
+      <w:r>
+        <w:rPr>
+          <w:rFonts w:ascii="Charis SIL Italic" w:hAnsi="Charis SIL Italic" w:eastAsia="Charis SIL Italic"/>
+          <w:b w:val="0"/>
+          <w:i w:val="0"/>
+          <w:color w:val="0000FF"/>
+          <w:sz w:val="24"/>
+          <w:u w:val="single"/>
+        </w:rPr>
+        <w:hyperlink r:id="rId11" w:history="1">
+          <w:r>
+            <w:rPr>
+              <w:rStyle w:val="Hyperlink"/>
+            </w:rPr>
+            <w:t>M</w:t>
+          </w:r>
+        </w:hyperlink>
+      </w:r>
+      <w:r>
+        <w:rPr>
+          <w:rFonts w:ascii="Charis SIL Italic" w:hAnsi="Charis SIL Italic" w:eastAsia="Charis SIL Italic"/>
+          <w:b w:val="0"/>
+          <w:i w:val="0"/>
+          <w:color w:val="0000FF"/>
+          <w:sz w:val="24"/>
+          <w:u w:val="single"/>
+        </w:rPr>
+        <w:hyperlink r:id="rId11" w:history="1">
           <w:r>
             <w:rPr>
               <w:rStyle w:val="Hyperlink"/>
@@ -539,7 +629,7 @@
           <w:sz w:val="24"/>
           <w:u w:val="single"/>
         </w:rPr>
-        <w:hyperlink r:id="rId10" w:history="1">
+        <w:hyperlink r:id="rId11" w:history="1">
           <w:r>
             <w:rPr>
               <w:rStyle w:val="Hyperlink"/>
@@ -557,7 +647,7 @@
           <w:sz w:val="24"/>
           <w:u w:val="single"/>
         </w:rPr>
-        <w:hyperlink r:id="rId10" w:history="1">
+        <w:hyperlink r:id="rId11" w:history="1">
           <w:r>
             <w:rPr>
               <w:rStyle w:val="Hyperlink"/>
@@ -586,7 +676,7 @@
           <w:sz w:val="24"/>
           <w:u w:val="single"/>
         </w:rPr>
-        <w:hyperlink r:id="rId10" w:history="1">
+        <w:hyperlink r:id="rId11" w:history="1">
           <w:r>
             <w:rPr>
               <w:rStyle w:val="Hyperlink"/>
@@ -2855,61 +2945,24 @@
           <w:color w:val="000000"/>
           <w:sz w:val="24"/>
         </w:rPr>
-        <w:t xml:space="preserve">2003 vormde </w:t>
-      </w:r>
-      <w:r>
-        <w:rPr>
-          <w:u w:val="single" w:color="0000ff"/>
-          <w:rFonts w:ascii="Charis SIL Italic" w:hAnsi="Charis SIL Italic" w:eastAsia="Charis SIL Italic"/>
-          <w:b w:val="0"/>
-          <w:i w:val="0"/>
-          <w:color w:val="000000"/>
-          <w:sz w:val="24"/>
-        </w:rPr>
         <w:hyperlink r:id="rId11" w:history="1">
           <w:r>
             <w:rPr>
               <w:rStyle w:val="Hyperlink"/>
             </w:rPr>
-            <w:t>deze coll</w:t>
+            <w:t xml:space="preserve">2003 vormde </w:t>
           </w:r>
         </w:hyperlink>
       </w:r>
       <w:r>
         <w:rPr>
-          <w:u w:val="single" w:color="0000ff"/>
           <w:rFonts w:ascii="Charis SIL Italic" w:hAnsi="Charis SIL Italic" w:eastAsia="Charis SIL Italic"/>
           <w:b w:val="0"/>
           <w:i w:val="0"/>
           <w:color w:val="000000"/>
           <w:sz w:val="24"/>
         </w:rPr>
-        <w:hyperlink r:id="rId11" w:history="1">
-          <w:r>
-            <w:rPr>
-              <w:rStyle w:val="Hyperlink"/>
-            </w:rPr>
-            <w:t>e</w:t>
-          </w:r>
-        </w:hyperlink>
-      </w:r>
-      <w:r>
-        <w:rPr>
-          <w:u w:val="single" w:color="0000ff"/>
-          <w:rFonts w:ascii="Charis SIL Italic" w:hAnsi="Charis SIL Italic" w:eastAsia="Charis SIL Italic"/>
-          <w:b w:val="0"/>
-          <w:i w:val="0"/>
-          <w:color w:val="000000"/>
-          <w:sz w:val="24"/>
-        </w:rPr>
-        <w:hyperlink r:id="rId11" w:history="1">
-          <w:r>
-            <w:rPr>
-              <w:rStyle w:val="Hyperlink"/>
-            </w:rPr>
-            <w:t>ctie een a</w:t>
-          </w:r>
-        </w:hyperlink>
+        <w:t>deze collectie een a</w:t>
       </w:r>
       <w:r>
         <w:rPr>
@@ -3737,8 +3790,16 @@
           <w:i w:val="0"/>
           <w:color w:val="0000FF"/>
           <w:sz w:val="24"/>
-        </w:rPr>
-        <w:t>han</w:t>
+          <w:u w:val="single"/>
+        </w:rPr>
+        <w:hyperlink r:id="rId30" w:history="1">
+          <w:r>
+            <w:rPr>
+              <w:rStyle w:val="Hyperlink"/>
+            </w:rPr>
+            <w:t>han</w:t>
+          </w:r>
+        </w:hyperlink>
       </w:r>
       <w:r>
         <w:rPr>
@@ -3767,25 +3828,7 @@
           <w:color w:val="000000"/>
           <w:sz w:val="24"/>
         </w:rPr>
-        <w:hyperlink r:id="rId29" w:history="1">
-          <w:r>
-            <w:rPr>
-              <w:rStyle w:val="Hyperlink"/>
-            </w:rPr>
-            <w:t>,</w:t>
-          </w:r>
-        </w:hyperlink>
-      </w:r>
-      <w:r>
-        <w:rPr>
-          <w:u w:val="single" w:color="0000ff"/>
-          <w:rFonts w:ascii="Charis SIL Italic" w:hAnsi="Charis SIL Italic" w:eastAsia="Charis SIL Italic"/>
-          <w:b w:val="0"/>
-          <w:i w:val="0"/>
-          <w:color w:val="000000"/>
-          <w:sz w:val="24"/>
-        </w:rPr>
-        <w:t xml:space="preserve"> </w:t>
+        <w:t xml:space="preserve">, </w:t>
       </w:r>
       <w:r>
         <w:rPr>
@@ -3825,121 +3868,6 @@
           <w:sz w:val="24"/>
           <w:u w:val="single"/>
         </w:rPr>
-        <w:hyperlink r:id="rId29" w:history="1">
-          <w:r>
-            <w:rPr>
-              <w:rStyle w:val="Hyperlink"/>
-            </w:rPr>
-            <w:t>en</w:t>
-          </w:r>
-        </w:hyperlink>
-      </w:r>
-      <w:r>
-        <w:rPr>
-          <w:rFonts w:ascii="Charis SIL Italic" w:hAnsi="Charis SIL Italic" w:eastAsia="Charis SIL Italic"/>
-          <w:b w:val="0"/>
-          <w:i w:val="0"/>
-          <w:color w:val="0000FF"/>
-          <w:sz w:val="24"/>
-          <w:u w:val="single"/>
-        </w:rPr>
-        <w:t xml:space="preserve"> </w:t>
-      </w:r>
-      <w:r>
-        <w:rPr>
-          <w:rFonts w:ascii="Charis SIL Italic" w:hAnsi="Charis SIL Italic" w:eastAsia="Charis SIL Italic"/>
-          <w:b w:val="0"/>
-          <w:i w:val="0"/>
-          <w:color w:val="0000FF"/>
-          <w:sz w:val="24"/>
-          <w:u w:val="single"/>
-        </w:rPr>
-        <w:hyperlink r:id="rId30" w:history="1">
-          <w:r>
-            <w:rPr>
-              <w:rStyle w:val="Hyperlink"/>
-            </w:rPr>
-            <w:t>bijzondere</w:t>
-          </w:r>
-        </w:hyperlink>
-      </w:r>
-      <w:r>
-        <w:rPr>
-          <w:rFonts w:ascii="Charis SIL Italic" w:hAnsi="Charis SIL Italic" w:eastAsia="Charis SIL Italic"/>
-          <w:b w:val="0"/>
-          <w:i w:val="0"/>
-          <w:color w:val="0000FF"/>
-          <w:sz w:val="24"/>
-          <w:u w:val="single"/>
-        </w:rPr>
-        <w:t xml:space="preserve"> </w:t>
-      </w:r>
-      <w:r>
-        <w:rPr>
-          <w:rFonts w:ascii="Charis SIL Italic" w:hAnsi="Charis SIL Italic" w:eastAsia="Charis SIL Italic"/>
-          <w:b w:val="0"/>
-          <w:i w:val="0"/>
-          <w:color w:val="0000FF"/>
-          <w:sz w:val="24"/>
-          <w:u w:val="single"/>
-        </w:rPr>
-        <w:hyperlink r:id="rId30" w:history="1">
-          <w:r>
-            <w:rPr>
-              <w:rStyle w:val="Hyperlink"/>
-            </w:rPr>
-            <w:t>drukken</w:t>
-          </w:r>
-        </w:hyperlink>
-      </w:r>
-      <w:r>
-        <w:rPr>
-          <w:rFonts w:ascii="Charis SIL Italic" w:hAnsi="Charis SIL Italic" w:eastAsia="Charis SIL Italic"/>
-          <w:b w:val="0"/>
-          <w:i w:val="0"/>
-          <w:color w:val="000000"/>
-          <w:sz w:val="24"/>
-        </w:rPr>
-        <w:t xml:space="preserve">, </w:t>
-      </w:r>
-      <w:r>
-        <w:rPr>
-          <w:rFonts w:ascii="Charis SIL Italic" w:hAnsi="Charis SIL Italic" w:eastAsia="Charis SIL Italic"/>
-          <w:b w:val="0"/>
-          <w:i w:val="0"/>
-          <w:color w:val="0000FF"/>
-          <w:sz w:val="24"/>
-          <w:u w:val="single"/>
-        </w:rPr>
-        <w:hyperlink r:id="rId31" w:history="1">
-          <w:r>
-            <w:rPr>
-              <w:rStyle w:val="Hyperlink"/>
-            </w:rPr>
-            <w:t>kaarten</w:t>
-          </w:r>
-        </w:hyperlink>
-      </w:r>
-      <w:r>
-        <w:rPr>
-          <w:rFonts w:ascii="Charis SIL Italic" w:hAnsi="Charis SIL Italic" w:eastAsia="Charis SIL Italic"/>
-          <w:b w:val="0"/>
-          <w:i w:val="0"/>
-          <w:color w:val="0000FF"/>
-          <w:sz w:val="24"/>
-          <w:u w:val="single"/>
-        </w:rPr>
-        <w:t xml:space="preserve"> </w:t>
-      </w:r>
-      <w:r>
-        <w:rPr>
-          <w:rFonts w:ascii="Charis SIL Italic" w:hAnsi="Charis SIL Italic" w:eastAsia="Charis SIL Italic"/>
-          <w:b w:val="0"/>
-          <w:i w:val="0"/>
-          <w:color w:val="0000FF"/>
-          <w:sz w:val="24"/>
-          <w:u w:val="single"/>
-        </w:rPr>
         <w:hyperlink r:id="rId31" w:history="1">
           <w:r>
             <w:rPr>
@@ -3974,6 +3902,121 @@
             <w:rPr>
               <w:rStyle w:val="Hyperlink"/>
             </w:rPr>
+            <w:t>bijzondere</w:t>
+          </w:r>
+        </w:hyperlink>
+      </w:r>
+      <w:r>
+        <w:rPr>
+          <w:rFonts w:ascii="Charis SIL Italic" w:hAnsi="Charis SIL Italic" w:eastAsia="Charis SIL Italic"/>
+          <w:b w:val="0"/>
+          <w:i w:val="0"/>
+          <w:color w:val="0000FF"/>
+          <w:sz w:val="24"/>
+          <w:u w:val="single"/>
+        </w:rPr>
+        <w:t xml:space="preserve"> </w:t>
+      </w:r>
+      <w:r>
+        <w:rPr>
+          <w:rFonts w:ascii="Charis SIL Italic" w:hAnsi="Charis SIL Italic" w:eastAsia="Charis SIL Italic"/>
+          <w:b w:val="0"/>
+          <w:i w:val="0"/>
+          <w:color w:val="0000FF"/>
+          <w:sz w:val="24"/>
+          <w:u w:val="single"/>
+        </w:rPr>
+        <w:hyperlink r:id="rId31" w:history="1">
+          <w:r>
+            <w:rPr>
+              <w:rStyle w:val="Hyperlink"/>
+            </w:rPr>
+            <w:t>drukken</w:t>
+          </w:r>
+        </w:hyperlink>
+      </w:r>
+      <w:r>
+        <w:rPr>
+          <w:rFonts w:ascii="Charis SIL Italic" w:hAnsi="Charis SIL Italic" w:eastAsia="Charis SIL Italic"/>
+          <w:b w:val="0"/>
+          <w:i w:val="0"/>
+          <w:color w:val="000000"/>
+          <w:sz w:val="24"/>
+        </w:rPr>
+        <w:t xml:space="preserve">, </w:t>
+      </w:r>
+      <w:r>
+        <w:rPr>
+          <w:rFonts w:ascii="Charis SIL Italic" w:hAnsi="Charis SIL Italic" w:eastAsia="Charis SIL Italic"/>
+          <w:b w:val="0"/>
+          <w:i w:val="0"/>
+          <w:color w:val="0000FF"/>
+          <w:sz w:val="24"/>
+          <w:u w:val="single"/>
+        </w:rPr>
+        <w:hyperlink r:id="rId32" w:history="1">
+          <w:r>
+            <w:rPr>
+              <w:rStyle w:val="Hyperlink"/>
+            </w:rPr>
+            <w:t>kaarten</w:t>
+          </w:r>
+        </w:hyperlink>
+      </w:r>
+      <w:r>
+        <w:rPr>
+          <w:rFonts w:ascii="Charis SIL Italic" w:hAnsi="Charis SIL Italic" w:eastAsia="Charis SIL Italic"/>
+          <w:b w:val="0"/>
+          <w:i w:val="0"/>
+          <w:color w:val="0000FF"/>
+          <w:sz w:val="24"/>
+          <w:u w:val="single"/>
+        </w:rPr>
+        <w:t xml:space="preserve"> </w:t>
+      </w:r>
+      <w:r>
+        <w:rPr>
+          <w:rFonts w:ascii="Charis SIL Italic" w:hAnsi="Charis SIL Italic" w:eastAsia="Charis SIL Italic"/>
+          <w:b w:val="0"/>
+          <w:i w:val="0"/>
+          <w:color w:val="0000FF"/>
+          <w:sz w:val="24"/>
+          <w:u w:val="single"/>
+        </w:rPr>
+        <w:hyperlink r:id="rId32" w:history="1">
+          <w:r>
+            <w:rPr>
+              <w:rStyle w:val="Hyperlink"/>
+            </w:rPr>
+            <w:t>en</w:t>
+          </w:r>
+        </w:hyperlink>
+      </w:r>
+      <w:r>
+        <w:rPr>
+          <w:rFonts w:ascii="Charis SIL Italic" w:hAnsi="Charis SIL Italic" w:eastAsia="Charis SIL Italic"/>
+          <w:b w:val="0"/>
+          <w:i w:val="0"/>
+          <w:color w:val="0000FF"/>
+          <w:sz w:val="24"/>
+          <w:u w:val="single"/>
+        </w:rPr>
+        <w:t xml:space="preserve"> </w:t>
+      </w:r>
+      <w:r>
+        <w:rPr>
+          <w:rFonts w:ascii="Charis SIL Italic" w:hAnsi="Charis SIL Italic" w:eastAsia="Charis SIL Italic"/>
+          <w:b w:val="0"/>
+          <w:i w:val="0"/>
+          <w:color w:val="0000FF"/>
+          <w:sz w:val="24"/>
+          <w:u w:val="single"/>
+        </w:rPr>
+        <w:hyperlink r:id="rId32" w:history="1">
+          <w:r>
+            <w:rPr>
+              <w:rStyle w:val="Hyperlink"/>
+            </w:rPr>
             <w:t>atlassen</w:t>
           </w:r>
         </w:hyperlink>
@@ -3997,7 +4040,7 @@
           <w:sz w:val="24"/>
           <w:u w:val="single"/>
         </w:rPr>
-        <w:hyperlink r:id="rId32" w:history="1">
+        <w:hyperlink r:id="rId33" w:history="1">
           <w:r>
             <w:rPr>
               <w:rStyle w:val="Hyperlink"/>
@@ -4026,7 +4069,7 @@
           <w:sz w:val="24"/>
           <w:u w:val="single"/>
         </w:rPr>
-        <w:hyperlink r:id="rId32" w:history="1">
+        <w:hyperlink r:id="rId33" w:history="1">
           <w:r>
             <w:rPr>
               <w:rStyle w:val="Hyperlink"/>
@@ -4047,6 +4090,16 @@
       </w:r>
       <w:r>
         <w:rPr>
+          <w:rFonts w:ascii="Charis SIL Italic" w:hAnsi="Charis SIL Italic" w:eastAsia="Charis SIL Italic"/>
+          <w:b w:val="0"/>
+          <w:i w:val="0"/>
+          <w:color w:val="000000"/>
+          <w:sz w:val="24"/>
+        </w:rPr>
+        <w:t>Binnen deze collecti</w:t>
+      </w:r>
+      <w:r>
+        <w:rPr>
           <w:u w:val="single" w:color="0000ff"/>
           <w:rFonts w:ascii="Charis SIL Italic" w:hAnsi="Charis SIL Italic" w:eastAsia="Charis SIL Italic"/>
           <w:b w:val="0"/>
@@ -4054,53 +4107,7 @@
           <w:color w:val="000000"/>
           <w:sz w:val="24"/>
         </w:rPr>
-        <w:hyperlink r:id="rId33" w:history="1">
-          <w:r>
-            <w:rPr>
-              <w:rStyle w:val="Hyperlink"/>
-            </w:rPr>
-            <w:t>Binnen deze c</w:t>
-          </w:r>
-        </w:hyperlink>
-      </w:r>
-      <w:r>
-        <w:rPr>
-          <w:rFonts w:ascii="Charis SIL Italic" w:hAnsi="Charis SIL Italic" w:eastAsia="Charis SIL Italic"/>
-          <w:b w:val="0"/>
-          <w:i w:val="0"/>
-          <w:color w:val="000000"/>
-          <w:sz w:val="24"/>
-        </w:rPr>
-        <w:t>o</w:t>
-      </w:r>
-      <w:r>
-        <w:rPr>
-          <w:u w:val="single" w:color="0000ff"/>
-          <w:rFonts w:ascii="Charis SIL Italic" w:hAnsi="Charis SIL Italic" w:eastAsia="Charis SIL Italic"/>
-          <w:b w:val="0"/>
-          <w:i w:val="0"/>
-          <w:color w:val="000000"/>
-          <w:sz w:val="24"/>
-        </w:rPr>
-        <w:hyperlink r:id="rId30" w:history="1">
-          <w:r>
-            <w:rPr>
-              <w:rStyle w:val="Hyperlink"/>
-            </w:rPr>
-            <w:t>llecti</w:t>
-          </w:r>
-        </w:hyperlink>
-      </w:r>
-      <w:r>
-        <w:rPr>
-          <w:u w:val="single" w:color="0000ff"/>
-          <w:rFonts w:ascii="Charis SIL Italic" w:hAnsi="Charis SIL Italic" w:eastAsia="Charis SIL Italic"/>
-          <w:b w:val="0"/>
-          <w:i w:val="0"/>
-          <w:color w:val="000000"/>
-          <w:sz w:val="24"/>
-        </w:rPr>
-        <w:hyperlink r:id="rId30" w:history="1">
+        <w:hyperlink r:id="rId31" w:history="1">
           <w:r>
             <w:rPr>
               <w:rStyle w:val="Hyperlink"/>
@@ -4118,7 +4125,7 @@
           <w:color w:val="000000"/>
           <w:sz w:val="24"/>
         </w:rPr>
-        <w:hyperlink r:id="rId30" w:history="1">
+        <w:hyperlink r:id="rId31" w:history="1">
           <w:r>
             <w:rPr>
               <w:rStyle w:val="Hyperlink"/>
@@ -4136,7 +4143,7 @@
           <w:color w:val="000000"/>
           <w:sz w:val="24"/>
         </w:rPr>
-        <w:hyperlink r:id="rId30" w:history="1">
+        <w:hyperlink r:id="rId31" w:history="1">
           <w:r>
             <w:rPr>
               <w:rStyle w:val="Hyperlink"/>
@@ -4164,7 +4171,7 @@
           <w:color w:val="000000"/>
           <w:sz w:val="24"/>
         </w:rPr>
-        <w:hyperlink r:id="rId30" w:history="1">
+        <w:hyperlink r:id="rId31" w:history="1">
           <w:r>
             <w:rPr>
               <w:rStyle w:val="Hyperlink"/>
@@ -4203,7 +4210,7 @@
           <w:color w:val="000000"/>
           <w:sz w:val="24"/>
         </w:rPr>
-        <w:hyperlink r:id="rId31" w:history="1">
+        <w:hyperlink r:id="rId32" w:history="1">
           <w:r>
             <w:rPr>
               <w:rStyle w:val="Hyperlink"/>
@@ -4221,7 +4228,7 @@
           <w:color w:val="000000"/>
           <w:sz w:val="24"/>
         </w:rPr>
-        <w:hyperlink r:id="rId31" w:history="1">
+        <w:hyperlink r:id="rId32" w:history="1">
           <w:r>
             <w:rPr>
               <w:rStyle w:val="Hyperlink"/>
@@ -4239,7 +4246,7 @@
           <w:color w:val="000000"/>
           <w:sz w:val="24"/>
         </w:rPr>
-        <w:hyperlink r:id="rId31" w:history="1">
+        <w:hyperlink r:id="rId32" w:history="1">
           <w:r>
             <w:rPr>
               <w:rStyle w:val="Hyperlink"/>
@@ -4267,7 +4274,7 @@
           <w:color w:val="000000"/>
           <w:sz w:val="24"/>
         </w:rPr>
-        <w:hyperlink r:id="rId32" w:history="1">
+        <w:hyperlink r:id="rId33" w:history="1">
           <w:r>
             <w:rPr>
               <w:rStyle w:val="Hyperlink"/>
@@ -4285,7 +4292,7 @@
           <w:color w:val="000000"/>
           <w:sz w:val="24"/>
         </w:rPr>
-        <w:hyperlink r:id="rId32" w:history="1">
+        <w:hyperlink r:id="rId33" w:history="1">
           <w:r>
             <w:rPr>
               <w:rStyle w:val="Hyperlink"/>
@@ -4466,18 +4473,7 @@
           <w:color w:val="000000"/>
           <w:sz w:val="24"/>
         </w:rPr>
-        <w:t>het onderzoek van fysisch antropoloog</w:t>
-      </w:r>
-      <w:r>
-        <w:rPr>
-          <w:u w:val="single" w:color="0000ff"/>
-          <w:rFonts w:ascii="Charis SIL Italic" w:hAnsi="Charis SIL Italic" w:eastAsia="Charis SIL Italic"/>
-          <w:b w:val="0"/>
-          <w:i w:val="0"/>
-          <w:color w:val="000000"/>
-          <w:sz w:val="24"/>
-        </w:rPr>
-        <w:t xml:space="preserve"> </w:t>
+        <w:t xml:space="preserve">het onderzoek van fysisch antropoloog </w:t>
       </w:r>
       <w:r>
         <w:rPr>
@@ -5259,7 +5255,7 @@
           <w:sz w:val="24"/>
           <w:u w:val="single"/>
         </w:rPr>
-        <w:hyperlink r:id="rId42" w:history="1">
+        <w:hyperlink r:id="rId41" w:history="1">
           <w:r>
             <w:rPr>
               <w:rStyle w:val="Hyperlink"/>
@@ -5900,7 +5896,35 @@
           <w:color w:val="000000"/>
           <w:sz w:val="24"/>
         </w:rPr>
-        <w:t>binnen deze archiefcollectie vind je een grote hoeveelheid archieven m</w:t>
+        <w:t>binnen deze archiefcollectie vind je een grote hoeveelheid archie</w:t>
+      </w:r>
+      <w:r>
+        <w:rPr>
+          <w:u w:val="single" w:color="0000ff"/>
+          <w:rFonts w:ascii="Charis SIL Italic" w:hAnsi="Charis SIL Italic" w:eastAsia="Charis SIL Italic"/>
+          <w:b w:val="0"/>
+          <w:i w:val="0"/>
+          <w:color w:val="000000"/>
+          <w:sz w:val="24"/>
+        </w:rPr>
+        <w:hyperlink r:id="rId47" w:history="1">
+          <w:r>
+            <w:rPr>
+              <w:rStyle w:val="Hyperlink"/>
+            </w:rPr>
+            <w:t xml:space="preserve">ven </w:t>
+          </w:r>
+        </w:hyperlink>
+      </w:r>
+      <w:r>
+        <w:rPr>
+          <w:rFonts w:ascii="Charis SIL Italic" w:hAnsi="Charis SIL Italic" w:eastAsia="Charis SIL Italic"/>
+          <w:b w:val="0"/>
+          <w:i w:val="0"/>
+          <w:color w:val="000000"/>
+          <w:sz w:val="24"/>
+        </w:rPr>
+        <w:t>m</w:t>
       </w:r>
       <w:r>
         <w:rPr>
@@ -6163,7 +6187,7 @@
           <w:sz w:val="24"/>
           <w:u w:val="single"/>
         </w:rPr>
-        <w:hyperlink r:id="rId48" w:history="1">
+        <w:hyperlink r:id="rId49" w:history="1">
           <w:r>
             <w:rPr>
               <w:rStyle w:val="Hyperlink"/>
@@ -6334,7 +6358,88 @@
           <w:color w:val="000000"/>
           <w:sz w:val="24"/>
         </w:rPr>
-        <w:t>zie desbetreffende zoekhulp</w:t>
+        <w:t xml:space="preserve">zie </w:t>
+      </w:r>
+      <w:r>
+        <w:rPr>
+          <w:u w:val="single" w:color="0000ff"/>
+          <w:rFonts w:ascii="Charis SIL Italic" w:hAnsi="Charis SIL Italic" w:eastAsia="Charis SIL Italic"/>
+          <w:b w:val="0"/>
+          <w:i w:val="0"/>
+          <w:color w:val="000000"/>
+          <w:sz w:val="24"/>
+        </w:rPr>
+        <w:hyperlink r:id="rId50" w:history="1">
+          <w:r>
+            <w:rPr>
+              <w:rStyle w:val="Hyperlink"/>
+            </w:rPr>
+            <w:t>desbetreffende zoe</w:t>
+          </w:r>
+        </w:hyperlink>
+      </w:r>
+      <w:r>
+        <w:rPr>
+          <w:rFonts w:ascii="Charis SIL Italic" w:hAnsi="Charis SIL Italic" w:eastAsia="Charis SIL Italic"/>
+          <w:b w:val="0"/>
+          <w:i w:val="0"/>
+          <w:color w:val="000000"/>
+          <w:sz w:val="24"/>
+        </w:rPr>
+        <w:hyperlink r:id="rId50" w:history="1">
+          <w:r>
+            <w:rPr>
+              <w:rStyle w:val="Hyperlink"/>
+            </w:rPr>
+            <w:t>k</w:t>
+          </w:r>
+        </w:hyperlink>
+      </w:r>
+      <w:r>
+        <w:rPr>
+          <w:rFonts w:ascii="Charis SIL Italic" w:hAnsi="Charis SIL Italic" w:eastAsia="Charis SIL Italic"/>
+          <w:b w:val="0"/>
+          <w:i w:val="0"/>
+          <w:color w:val="000000"/>
+          <w:sz w:val="24"/>
+        </w:rPr>
+        <w:t>h</w:t>
+      </w:r>
+      <w:r>
+        <w:rPr>
+          <w:u w:val="single" w:color="0000ff"/>
+          <w:rFonts w:ascii="Charis SIL Italic" w:hAnsi="Charis SIL Italic" w:eastAsia="Charis SIL Italic"/>
+          <w:b w:val="0"/>
+          <w:i w:val="0"/>
+          <w:color w:val="000000"/>
+          <w:sz w:val="24"/>
+        </w:rPr>
+        <w:hyperlink r:id="rId50" w:history="1">
+          <w:r>
+            <w:rPr>
+              <w:rStyle w:val="Hyperlink"/>
+            </w:rPr>
+            <w:t>u</w:t>
+          </w:r>
+        </w:hyperlink>
+      </w:r>
+      <w:r>
+        <w:rPr>
+          <w:u w:val="single" w:color="0000ff"/>
+          <w:rFonts w:ascii="Charis SIL Italic" w:hAnsi="Charis SIL Italic" w:eastAsia="Charis SIL Italic"/>
+          <w:b w:val="0"/>
+          <w:i w:val="0"/>
+          <w:color w:val="000000"/>
+          <w:sz w:val="24"/>
+        </w:rPr>
+        <w:hyperlink r:id="rId50" w:history="1">
+          <w:r>
+            <w:rPr>
+              <w:rStyle w:val="Hyperlink"/>
+            </w:rPr>
+            <w:t>lp</w:t>
+          </w:r>
+        </w:hyperlink>
       </w:r>
       <w:r>
         <w:rPr>

--- a/EXPORTS/DOCX/published/niveau3/Dutch/UniversityMus.docx
+++ b/EXPORTS/DOCX/published/niveau3/Dutch/UniversityMus.docx
@@ -504,6 +504,7 @@
       </w:r>
       <w:r>
         <w:rPr>
+          <w:u w:val="single" w:color="0000ff"/>
           <w:rFonts w:ascii="Charis SIL Italic" w:hAnsi="Charis SIL Italic" w:eastAsia="Charis SIL Italic"/>
           <w:b w:val="0"/>
           <w:i w:val="0"/>
@@ -593,7 +594,7 @@
           <w:sz w:val="24"/>
           <w:u w:val="single"/>
         </w:rPr>
-        <w:hyperlink r:id="rId11" w:history="1">
+        <w:hyperlink r:id="rId10" w:history="1">
           <w:r>
             <w:rPr>
               <w:rStyle w:val="Hyperlink"/>
@@ -611,7 +612,7 @@
           <w:sz w:val="24"/>
           <w:u w:val="single"/>
         </w:rPr>
-        <w:hyperlink r:id="rId11" w:history="1">
+        <w:hyperlink r:id="rId10" w:history="1">
           <w:r>
             <w:rPr>
               <w:rStyle w:val="Hyperlink"/>
@@ -629,7 +630,7 @@
           <w:sz w:val="24"/>
           <w:u w:val="single"/>
         </w:rPr>
-        <w:hyperlink r:id="rId11" w:history="1">
+        <w:hyperlink r:id="rId10" w:history="1">
           <w:r>
             <w:rPr>
               <w:rStyle w:val="Hyperlink"/>
@@ -647,7 +648,7 @@
           <w:sz w:val="24"/>
           <w:u w:val="single"/>
         </w:rPr>
-        <w:hyperlink r:id="rId11" w:history="1">
+        <w:hyperlink r:id="rId10" w:history="1">
           <w:r>
             <w:rPr>
               <w:rStyle w:val="Hyperlink"/>
@@ -676,7 +677,7 @@
           <w:sz w:val="24"/>
           <w:u w:val="single"/>
         </w:rPr>
-        <w:hyperlink r:id="rId11" w:history="1">
+        <w:hyperlink r:id="rId10" w:history="1">
           <w:r>
             <w:rPr>
               <w:rStyle w:val="Hyperlink"/>
@@ -2956,13 +2957,57 @@
       </w:r>
       <w:r>
         <w:rPr>
+          <w:u w:val="single" w:color="0000ff"/>
           <w:rFonts w:ascii="Charis SIL Italic" w:hAnsi="Charis SIL Italic" w:eastAsia="Charis SIL Italic"/>
           <w:b w:val="0"/>
           <w:i w:val="0"/>
           <w:color w:val="000000"/>
           <w:sz w:val="24"/>
         </w:rPr>
-        <w:t>deze collectie een a</w:t>
+        <w:hyperlink r:id="rId11" w:history="1">
+          <w:r>
+            <w:rPr>
+              <w:rStyle w:val="Hyperlink"/>
+            </w:rPr>
+            <w:t>deze coll</w:t>
+          </w:r>
+        </w:hyperlink>
+      </w:r>
+      <w:r>
+        <w:rPr>
+          <w:u w:val="single" w:color="0000ff"/>
+          <w:rFonts w:ascii="Charis SIL Italic" w:hAnsi="Charis SIL Italic" w:eastAsia="Charis SIL Italic"/>
+          <w:b w:val="0"/>
+          <w:i w:val="0"/>
+          <w:color w:val="000000"/>
+          <w:sz w:val="24"/>
+        </w:rPr>
+        <w:hyperlink r:id="rId11" w:history="1">
+          <w:r>
+            <w:rPr>
+              <w:rStyle w:val="Hyperlink"/>
+            </w:rPr>
+            <w:t>e</w:t>
+          </w:r>
+        </w:hyperlink>
+      </w:r>
+      <w:r>
+        <w:rPr>
+          <w:u w:val="single" w:color="0000ff"/>
+          <w:rFonts w:ascii="Charis SIL Italic" w:hAnsi="Charis SIL Italic" w:eastAsia="Charis SIL Italic"/>
+          <w:b w:val="0"/>
+          <w:i w:val="0"/>
+          <w:color w:val="000000"/>
+          <w:sz w:val="24"/>
+        </w:rPr>
+        <w:hyperlink r:id="rId11" w:history="1">
+          <w:r>
+            <w:rPr>
+              <w:rStyle w:val="Hyperlink"/>
+            </w:rPr>
+            <w:t>ctie een a</w:t>
+          </w:r>
+        </w:hyperlink>
       </w:r>
       <w:r>
         <w:rPr>
@@ -3821,7 +3866,6 @@
       </w:r>
       <w:r>
         <w:rPr>
-          <w:u w:val="single" w:color="0000ff"/>
           <w:rFonts w:ascii="Charis SIL Italic" w:hAnsi="Charis SIL Italic" w:eastAsia="Charis SIL Italic"/>
           <w:b w:val="0"/>
           <w:i w:val="0"/>
@@ -3868,7 +3912,7 @@
           <w:sz w:val="24"/>
           <w:u w:val="single"/>
         </w:rPr>
-        <w:hyperlink r:id="rId31" w:history="1">
+        <w:hyperlink r:id="rId29" w:history="1">
           <w:r>
             <w:rPr>
               <w:rStyle w:val="Hyperlink"/>
@@ -4090,13 +4134,49 @@
       </w:r>
       <w:r>
         <w:rPr>
+          <w:u w:val="single" w:color="0000ff"/>
           <w:rFonts w:ascii="Charis SIL Italic" w:hAnsi="Charis SIL Italic" w:eastAsia="Charis SIL Italic"/>
           <w:b w:val="0"/>
           <w:i w:val="0"/>
           <w:color w:val="000000"/>
           <w:sz w:val="24"/>
         </w:rPr>
-        <w:t>Binnen deze collecti</w:t>
+        <w:hyperlink r:id="rId30" w:history="1">
+          <w:r>
+            <w:rPr>
+              <w:rStyle w:val="Hyperlink"/>
+            </w:rPr>
+            <w:t>Binnen deze c</w:t>
+          </w:r>
+        </w:hyperlink>
+      </w:r>
+      <w:r>
+        <w:rPr>
+          <w:rFonts w:ascii="Charis SIL Italic" w:hAnsi="Charis SIL Italic" w:eastAsia="Charis SIL Italic"/>
+          <w:b w:val="0"/>
+          <w:i w:val="0"/>
+          <w:color w:val="000000"/>
+          <w:sz w:val="24"/>
+        </w:rPr>
+        <w:t>o</w:t>
+      </w:r>
+      <w:r>
+        <w:rPr>
+          <w:u w:val="single" w:color="0000ff"/>
+          <w:rFonts w:ascii="Charis SIL Italic" w:hAnsi="Charis SIL Italic" w:eastAsia="Charis SIL Italic"/>
+          <w:b w:val="0"/>
+          <w:i w:val="0"/>
+          <w:color w:val="000000"/>
+          <w:sz w:val="24"/>
+        </w:rPr>
+        <w:hyperlink r:id="rId31" w:history="1">
+          <w:r>
+            <w:rPr>
+              <w:rStyle w:val="Hyperlink"/>
+            </w:rPr>
+            <w:t>llecti</w:t>
+          </w:r>
+        </w:hyperlink>
       </w:r>
       <w:r>
         <w:rPr>
@@ -4154,6 +4234,7 @@
       </w:r>
       <w:r>
         <w:rPr>
+          <w:u w:val="single" w:color="0000ff"/>
           <w:rFonts w:ascii="Charis SIL Italic" w:hAnsi="Charis SIL Italic" w:eastAsia="Charis SIL Italic"/>
           <w:b w:val="0"/>
           <w:i w:val="0"/>
@@ -4274,14 +4355,7 @@
           <w:color w:val="000000"/>
           <w:sz w:val="24"/>
         </w:rPr>
-        <w:hyperlink r:id="rId33" w:history="1">
-          <w:r>
-            <w:rPr>
-              <w:rStyle w:val="Hyperlink"/>
-            </w:rPr>
-            <w:t xml:space="preserve">ek naar het </w:t>
-          </w:r>
-        </w:hyperlink>
+        <w:t xml:space="preserve">ek naar het </w:t>
       </w:r>
       <w:r>
         <w:rPr>
@@ -4484,7 +4558,7 @@
           <w:sz w:val="24"/>
           <w:u w:val="single"/>
         </w:rPr>
-        <w:hyperlink r:id="rId35" w:history="1">
+        <w:hyperlink r:id="rId36" w:history="1">
           <w:r>
             <w:rPr>
               <w:rStyle w:val="Hyperlink"/>
@@ -5224,7 +5298,7 @@
           <w:sz w:val="24"/>
           <w:u w:val="single"/>
         </w:rPr>
-        <w:hyperlink r:id="rId40" w:history="1">
+        <w:hyperlink r:id="rId42" w:history="1">
           <w:r>
             <w:rPr>
               <w:rStyle w:val="Hyperlink"/>
@@ -5255,7 +5329,7 @@
           <w:sz w:val="24"/>
           <w:u w:val="single"/>
         </w:rPr>
-        <w:hyperlink r:id="rId41" w:history="1">
+        <w:hyperlink r:id="rId42" w:history="1">
           <w:r>
             <w:rPr>
               <w:rStyle w:val="Hyperlink"/>
@@ -5918,6 +5992,7 @@
       </w:r>
       <w:r>
         <w:rPr>
+          <w:u w:val="single" w:color="0000ff"/>
           <w:rFonts w:ascii="Charis SIL Italic" w:hAnsi="Charis SIL Italic" w:eastAsia="Charis SIL Italic"/>
           <w:b w:val="0"/>
           <w:i w:val="0"/>
@@ -6122,7 +6197,7 @@
           <w:sz w:val="24"/>
           <w:u w:val="single"/>
         </w:rPr>
-        <w:hyperlink r:id="rId48" w:history="1">
+        <w:hyperlink r:id="rId49" w:history="1">
           <w:r>
             <w:rPr>
               <w:rStyle w:val="Hyperlink"/>
@@ -6187,7 +6262,7 @@
           <w:sz w:val="24"/>
           <w:u w:val="single"/>
         </w:rPr>
-        <w:hyperlink r:id="rId49" w:history="1">
+        <w:hyperlink r:id="rId48" w:history="1">
           <w:r>
             <w:rPr>
               <w:rStyle w:val="Hyperlink"/>
@@ -6397,6 +6472,7 @@
       </w:r>
       <w:r>
         <w:rPr>
+          <w:u w:val="single" w:color="0000ff"/>
           <w:rFonts w:ascii="Charis SIL Italic" w:hAnsi="Charis SIL Italic" w:eastAsia="Charis SIL Italic"/>
           <w:b w:val="0"/>
           <w:i w:val="0"/>

--- a/EXPORTS/DOCX/published/niveau3/Dutch/UniversityMus.docx
+++ b/EXPORTS/DOCX/published/niveau3/Dutch/UniversityMus.docx
@@ -500,25 +500,7 @@
           <w:color w:val="000000"/>
           <w:sz w:val="24"/>
         </w:rPr>
-        <w:t>Volkenkundig Museum en het voor</w:t>
-      </w:r>
-      <w:r>
-        <w:rPr>
-          <w:u w:val="single" w:color="0000ff"/>
-          <w:rFonts w:ascii="Charis SIL Italic" w:hAnsi="Charis SIL Italic" w:eastAsia="Charis SIL Italic"/>
-          <w:b w:val="0"/>
-          <w:i w:val="0"/>
-          <w:color w:val="000000"/>
-          <w:sz w:val="24"/>
-        </w:rPr>
-        <w:hyperlink r:id="rId10" w:history="1">
-          <w:r>
-            <w:rPr>
-              <w:rStyle w:val="Hyperlink"/>
-            </w:rPr>
-            <w:t xml:space="preserve">malig </w:t>
-          </w:r>
-        </w:hyperlink>
+        <w:t xml:space="preserve">Volkenkundig Museum en het voormalig </w:t>
       </w:r>
       <w:r>
         <w:rPr>
@@ -529,7 +511,7 @@
           <w:sz w:val="24"/>
           <w:u w:val="single"/>
         </w:rPr>
-        <w:hyperlink r:id="rId10" w:history="1">
+        <w:hyperlink r:id="rId11" w:history="1">
           <w:r>
             <w:rPr>
               <w:rStyle w:val="Hyperlink"/>
@@ -547,7 +529,7 @@
           <w:sz w:val="24"/>
           <w:u w:val="single"/>
         </w:rPr>
-        <w:hyperlink r:id="rId10" w:history="1">
+        <w:hyperlink r:id="rId11" w:history="1">
           <w:r>
             <w:rPr>
               <w:rStyle w:val="Hyperlink"/>
@@ -565,7 +547,7 @@
           <w:sz w:val="24"/>
           <w:u w:val="single"/>
         </w:rPr>
-        <w:hyperlink r:id="rId10" w:history="1">
+        <w:hyperlink r:id="rId11" w:history="1">
           <w:r>
             <w:rPr>
               <w:rStyle w:val="Hyperlink"/>
@@ -594,7 +576,7 @@
           <w:sz w:val="24"/>
           <w:u w:val="single"/>
         </w:rPr>
-        <w:hyperlink r:id="rId10" w:history="1">
+        <w:hyperlink r:id="rId11" w:history="1">
           <w:r>
             <w:rPr>
               <w:rStyle w:val="Hyperlink"/>
@@ -612,7 +594,7 @@
           <w:sz w:val="24"/>
           <w:u w:val="single"/>
         </w:rPr>
-        <w:hyperlink r:id="rId10" w:history="1">
+        <w:hyperlink r:id="rId11" w:history="1">
           <w:r>
             <w:rPr>
               <w:rStyle w:val="Hyperlink"/>
@@ -630,7 +612,7 @@
           <w:sz w:val="24"/>
           <w:u w:val="single"/>
         </w:rPr>
-        <w:hyperlink r:id="rId10" w:history="1">
+        <w:hyperlink r:id="rId11" w:history="1">
           <w:r>
             <w:rPr>
               <w:rStyle w:val="Hyperlink"/>
@@ -2939,75 +2921,13 @@
       </w:r>
       <w:r>
         <w:rPr>
-          <w:u w:val="single" w:color="0000ff"/>
           <w:rFonts w:ascii="Charis SIL Italic" w:hAnsi="Charis SIL Italic" w:eastAsia="Charis SIL Italic"/>
           <w:b w:val="0"/>
           <w:i w:val="0"/>
           <w:color w:val="000000"/>
           <w:sz w:val="24"/>
         </w:rPr>
-        <w:hyperlink r:id="rId11" w:history="1">
-          <w:r>
-            <w:rPr>
-              <w:rStyle w:val="Hyperlink"/>
-            </w:rPr>
-            <w:t xml:space="preserve">2003 vormde </w:t>
-          </w:r>
-        </w:hyperlink>
-      </w:r>
-      <w:r>
-        <w:rPr>
-          <w:u w:val="single" w:color="0000ff"/>
-          <w:rFonts w:ascii="Charis SIL Italic" w:hAnsi="Charis SIL Italic" w:eastAsia="Charis SIL Italic"/>
-          <w:b w:val="0"/>
-          <w:i w:val="0"/>
-          <w:color w:val="000000"/>
-          <w:sz w:val="24"/>
-        </w:rPr>
-        <w:hyperlink r:id="rId11" w:history="1">
-          <w:r>
-            <w:rPr>
-              <w:rStyle w:val="Hyperlink"/>
-            </w:rPr>
-            <w:t>deze coll</w:t>
-          </w:r>
-        </w:hyperlink>
-      </w:r>
-      <w:r>
-        <w:rPr>
-          <w:u w:val="single" w:color="0000ff"/>
-          <w:rFonts w:ascii="Charis SIL Italic" w:hAnsi="Charis SIL Italic" w:eastAsia="Charis SIL Italic"/>
-          <w:b w:val="0"/>
-          <w:i w:val="0"/>
-          <w:color w:val="000000"/>
-          <w:sz w:val="24"/>
-        </w:rPr>
-        <w:hyperlink r:id="rId11" w:history="1">
-          <w:r>
-            <w:rPr>
-              <w:rStyle w:val="Hyperlink"/>
-            </w:rPr>
-            <w:t>e</w:t>
-          </w:r>
-        </w:hyperlink>
-      </w:r>
-      <w:r>
-        <w:rPr>
-          <w:u w:val="single" w:color="0000ff"/>
-          <w:rFonts w:ascii="Charis SIL Italic" w:hAnsi="Charis SIL Italic" w:eastAsia="Charis SIL Italic"/>
-          <w:b w:val="0"/>
-          <w:i w:val="0"/>
-          <w:color w:val="000000"/>
-          <w:sz w:val="24"/>
-        </w:rPr>
-        <w:hyperlink r:id="rId11" w:history="1">
-          <w:r>
-            <w:rPr>
-              <w:rStyle w:val="Hyperlink"/>
-            </w:rPr>
-            <w:t>ctie een a</w:t>
-          </w:r>
-        </w:hyperlink>
+        <w:t>2003 vormde deze collectie een a</w:t>
       </w:r>
       <w:r>
         <w:rPr>
@@ -3837,14 +3757,7 @@
           <w:sz w:val="24"/>
           <w:u w:val="single"/>
         </w:rPr>
-        <w:hyperlink r:id="rId30" w:history="1">
-          <w:r>
-            <w:rPr>
-              <w:rStyle w:val="Hyperlink"/>
-            </w:rPr>
-            <w:t>han</w:t>
-          </w:r>
-        </w:hyperlink>
+        <w:t>han</w:t>
       </w:r>
       <w:r>
         <w:rPr>
@@ -3941,7 +3854,7 @@
           <w:sz w:val="24"/>
           <w:u w:val="single"/>
         </w:rPr>
-        <w:hyperlink r:id="rId31" w:history="1">
+        <w:hyperlink r:id="rId30" w:history="1">
           <w:r>
             <w:rPr>
               <w:rStyle w:val="Hyperlink"/>
@@ -3970,7 +3883,7 @@
           <w:sz w:val="24"/>
           <w:u w:val="single"/>
         </w:rPr>
-        <w:hyperlink r:id="rId31" w:history="1">
+        <w:hyperlink r:id="rId30" w:history="1">
           <w:r>
             <w:rPr>
               <w:rStyle w:val="Hyperlink"/>
@@ -3998,7 +3911,7 @@
           <w:sz w:val="24"/>
           <w:u w:val="single"/>
         </w:rPr>
-        <w:hyperlink r:id="rId32" w:history="1">
+        <w:hyperlink r:id="rId31" w:history="1">
           <w:r>
             <w:rPr>
               <w:rStyle w:val="Hyperlink"/>
@@ -4027,7 +3940,7 @@
           <w:sz w:val="24"/>
           <w:u w:val="single"/>
         </w:rPr>
-        <w:hyperlink r:id="rId32" w:history="1">
+        <w:hyperlink r:id="rId31" w:history="1">
           <w:r>
             <w:rPr>
               <w:rStyle w:val="Hyperlink"/>
@@ -4056,7 +3969,7 @@
           <w:sz w:val="24"/>
           <w:u w:val="single"/>
         </w:rPr>
-        <w:hyperlink r:id="rId32" w:history="1">
+        <w:hyperlink r:id="rId31" w:history="1">
           <w:r>
             <w:rPr>
               <w:rStyle w:val="Hyperlink"/>
@@ -4084,7 +3997,7 @@
           <w:sz w:val="24"/>
           <w:u w:val="single"/>
         </w:rPr>
-        <w:hyperlink r:id="rId33" w:history="1">
+        <w:hyperlink r:id="rId32" w:history="1">
           <w:r>
             <w:rPr>
               <w:rStyle w:val="Hyperlink"/>
@@ -4113,7 +4026,7 @@
           <w:sz w:val="24"/>
           <w:u w:val="single"/>
         </w:rPr>
-        <w:hyperlink r:id="rId33" w:history="1">
+        <w:hyperlink r:id="rId32" w:history="1">
           <w:r>
             <w:rPr>
               <w:rStyle w:val="Hyperlink"/>
@@ -4141,7 +4054,7 @@
           <w:color w:val="000000"/>
           <w:sz w:val="24"/>
         </w:rPr>
-        <w:hyperlink r:id="rId30" w:history="1">
+        <w:hyperlink r:id="rId33" w:history="1">
           <w:r>
             <w:rPr>
               <w:rStyle w:val="Hyperlink"/>
@@ -4169,7 +4082,7 @@
           <w:color w:val="000000"/>
           <w:sz w:val="24"/>
         </w:rPr>
-        <w:hyperlink r:id="rId31" w:history="1">
+        <w:hyperlink r:id="rId30" w:history="1">
           <w:r>
             <w:rPr>
               <w:rStyle w:val="Hyperlink"/>
@@ -4187,7 +4100,7 @@
           <w:color w:val="000000"/>
           <w:sz w:val="24"/>
         </w:rPr>
-        <w:hyperlink r:id="rId31" w:history="1">
+        <w:hyperlink r:id="rId30" w:history="1">
           <w:r>
             <w:rPr>
               <w:rStyle w:val="Hyperlink"/>
@@ -4205,7 +4118,7 @@
           <w:color w:val="000000"/>
           <w:sz w:val="24"/>
         </w:rPr>
-        <w:hyperlink r:id="rId31" w:history="1">
+        <w:hyperlink r:id="rId30" w:history="1">
           <w:r>
             <w:rPr>
               <w:rStyle w:val="Hyperlink"/>
@@ -4223,7 +4136,7 @@
           <w:color w:val="000000"/>
           <w:sz w:val="24"/>
         </w:rPr>
-        <w:hyperlink r:id="rId31" w:history="1">
+        <w:hyperlink r:id="rId30" w:history="1">
           <w:r>
             <w:rPr>
               <w:rStyle w:val="Hyperlink"/>
@@ -4252,7 +4165,7 @@
           <w:color w:val="000000"/>
           <w:sz w:val="24"/>
         </w:rPr>
-        <w:hyperlink r:id="rId31" w:history="1">
+        <w:hyperlink r:id="rId30" w:history="1">
           <w:r>
             <w:rPr>
               <w:rStyle w:val="Hyperlink"/>
@@ -4291,7 +4204,7 @@
           <w:color w:val="000000"/>
           <w:sz w:val="24"/>
         </w:rPr>
-        <w:hyperlink r:id="rId32" w:history="1">
+        <w:hyperlink r:id="rId31" w:history="1">
           <w:r>
             <w:rPr>
               <w:rStyle w:val="Hyperlink"/>
@@ -4309,7 +4222,7 @@
           <w:color w:val="000000"/>
           <w:sz w:val="24"/>
         </w:rPr>
-        <w:hyperlink r:id="rId32" w:history="1">
+        <w:hyperlink r:id="rId31" w:history="1">
           <w:r>
             <w:rPr>
               <w:rStyle w:val="Hyperlink"/>
@@ -4327,7 +4240,7 @@
           <w:color w:val="000000"/>
           <w:sz w:val="24"/>
         </w:rPr>
-        <w:hyperlink r:id="rId32" w:history="1">
+        <w:hyperlink r:id="rId31" w:history="1">
           <w:r>
             <w:rPr>
               <w:rStyle w:val="Hyperlink"/>
@@ -4355,7 +4268,14 @@
           <w:color w:val="000000"/>
           <w:sz w:val="24"/>
         </w:rPr>
-        <w:t xml:space="preserve">ek naar het </w:t>
+        <w:hyperlink r:id="rId32" w:history="1">
+          <w:r>
+            <w:rPr>
+              <w:rStyle w:val="Hyperlink"/>
+            </w:rPr>
+            <w:t xml:space="preserve">ek naar het </w:t>
+          </w:r>
+        </w:hyperlink>
       </w:r>
       <w:r>
         <w:rPr>
@@ -4366,7 +4286,7 @@
           <w:color w:val="000000"/>
           <w:sz w:val="24"/>
         </w:rPr>
-        <w:hyperlink r:id="rId33" w:history="1">
+        <w:hyperlink r:id="rId32" w:history="1">
           <w:r>
             <w:rPr>
               <w:rStyle w:val="Hyperlink"/>
@@ -4558,7 +4478,7 @@
           <w:sz w:val="24"/>
           <w:u w:val="single"/>
         </w:rPr>
-        <w:hyperlink r:id="rId36" w:history="1">
+        <w:hyperlink r:id="rId35" w:history="1">
           <w:r>
             <w:rPr>
               <w:rStyle w:val="Hyperlink"/>
@@ -5298,7 +5218,7 @@
           <w:sz w:val="24"/>
           <w:u w:val="single"/>
         </w:rPr>
-        <w:hyperlink r:id="rId42" w:history="1">
+        <w:hyperlink r:id="rId40" w:history="1">
           <w:r>
             <w:rPr>
               <w:rStyle w:val="Hyperlink"/>
@@ -5329,7 +5249,7 @@
           <w:sz w:val="24"/>
           <w:u w:val="single"/>
         </w:rPr>
-        <w:hyperlink r:id="rId42" w:history="1">
+        <w:hyperlink r:id="rId41" w:history="1">
           <w:r>
             <w:rPr>
               <w:rStyle w:val="Hyperlink"/>
@@ -5981,25 +5901,7 @@
           <w:color w:val="000000"/>
           <w:sz w:val="24"/>
         </w:rPr>
-        <w:hyperlink r:id="rId47" w:history="1">
-          <w:r>
-            <w:rPr>
-              <w:rStyle w:val="Hyperlink"/>
-            </w:rPr>
-            <w:t xml:space="preserve">ven </w:t>
-          </w:r>
-        </w:hyperlink>
-      </w:r>
-      <w:r>
-        <w:rPr>
-          <w:u w:val="single" w:color="0000ff"/>
-          <w:rFonts w:ascii="Charis SIL Italic" w:hAnsi="Charis SIL Italic" w:eastAsia="Charis SIL Italic"/>
-          <w:b w:val="0"/>
-          <w:i w:val="0"/>
-          <w:color w:val="000000"/>
-          <w:sz w:val="24"/>
-        </w:rPr>
-        <w:t>m</w:t>
+        <w:t>ven m</w:t>
       </w:r>
       <w:r>
         <w:rPr>
@@ -6177,27 +6079,19 @@
           <w:i w:val="0"/>
           <w:color w:val="0000FF"/>
           <w:sz w:val="24"/>
+        </w:rPr>
+        <w:t>S</w:t>
+      </w:r>
+      <w:r>
+        <w:rPr>
+          <w:rFonts w:ascii="Charis SIL Italic" w:hAnsi="Charis SIL Italic" w:eastAsia="Charis SIL Italic"/>
+          <w:b w:val="0"/>
+          <w:i w:val="0"/>
+          <w:color w:val="0000FF"/>
+          <w:sz w:val="24"/>
           <w:u w:val="single"/>
         </w:rPr>
-        <w:hyperlink r:id="rId49" w:history="1">
-          <w:r>
-            <w:rPr>
-              <w:rStyle w:val="Hyperlink"/>
-            </w:rPr>
-            <w:t>S</w:t>
-          </w:r>
-        </w:hyperlink>
-      </w:r>
-      <w:r>
-        <w:rPr>
-          <w:rFonts w:ascii="Charis SIL Italic" w:hAnsi="Charis SIL Italic" w:eastAsia="Charis SIL Italic"/>
-          <w:b w:val="0"/>
-          <w:i w:val="0"/>
-          <w:color w:val="0000FF"/>
-          <w:sz w:val="24"/>
-          <w:u w:val="single"/>
-        </w:rPr>
-        <w:hyperlink r:id="rId49" w:history="1">
+        <w:hyperlink r:id="rId48" w:history="1">
           <w:r>
             <w:rPr>
               <w:rStyle w:val="Hyperlink"/>
@@ -6449,24 +6343,7 @@
             <w:rPr>
               <w:rStyle w:val="Hyperlink"/>
             </w:rPr>
-            <w:t>desbetreffende zoe</w:t>
-          </w:r>
-        </w:hyperlink>
-      </w:r>
-      <w:r>
-        <w:rPr>
-          <w:rFonts w:ascii="Charis SIL Italic" w:hAnsi="Charis SIL Italic" w:eastAsia="Charis SIL Italic"/>
-          <w:b w:val="0"/>
-          <w:i w:val="0"/>
-          <w:color w:val="000000"/>
-          <w:sz w:val="24"/>
-        </w:rPr>
-        <w:hyperlink r:id="rId50" w:history="1">
-          <w:r>
-            <w:rPr>
-              <w:rStyle w:val="Hyperlink"/>
-            </w:rPr>
-            <w:t>k</w:t>
+            <w:t>desbetreffende zoek</w:t>
           </w:r>
         </w:hyperlink>
       </w:r>
@@ -6531,7 +6408,7 @@
             <w:rPr>
               <w:rStyle w:val="Hyperlink"/>
             </w:rPr>
-            <w:t>) beheerde v</w:t>
+            <w:t xml:space="preserve">) beheerde </w:t>
           </w:r>
         </w:hyperlink>
       </w:r>
@@ -6543,7 +6420,7 @@
           <w:color w:val="000000"/>
           <w:sz w:val="24"/>
         </w:rPr>
-        <w:t xml:space="preserve">anaf het begin van de twintigste eeuw een </w:t>
+        <w:t xml:space="preserve">vanaf het begin van de twintigste eeuw een </w:t>
       </w:r>
       <w:r>
         <w:br/>

--- a/EXPORTS/DOCX/published/niveau3/Dutch/UniversityMus.docx
+++ b/EXPORTS/DOCX/published/niveau3/Dutch/UniversityMus.docx
@@ -511,7 +511,7 @@
           <w:sz w:val="24"/>
           <w:u w:val="single"/>
         </w:rPr>
-        <w:hyperlink r:id="rId11" w:history="1">
+        <w:hyperlink r:id="rId10" w:history="1">
           <w:r>
             <w:rPr>
               <w:rStyle w:val="Hyperlink"/>
@@ -529,7 +529,7 @@
           <w:sz w:val="24"/>
           <w:u w:val="single"/>
         </w:rPr>
-        <w:hyperlink r:id="rId11" w:history="1">
+        <w:hyperlink r:id="rId10" w:history="1">
           <w:r>
             <w:rPr>
               <w:rStyle w:val="Hyperlink"/>
@@ -547,7 +547,7 @@
           <w:sz w:val="24"/>
           <w:u w:val="single"/>
         </w:rPr>
-        <w:hyperlink r:id="rId11" w:history="1">
+        <w:hyperlink r:id="rId10" w:history="1">
           <w:r>
             <w:rPr>
               <w:rStyle w:val="Hyperlink"/>
@@ -630,7 +630,7 @@
           <w:sz w:val="24"/>
           <w:u w:val="single"/>
         </w:rPr>
-        <w:hyperlink r:id="rId10" w:history="1">
+        <w:hyperlink r:id="rId11" w:history="1">
           <w:r>
             <w:rPr>
               <w:rStyle w:val="Hyperlink"/>
@@ -659,7 +659,7 @@
           <w:sz w:val="24"/>
           <w:u w:val="single"/>
         </w:rPr>
-        <w:hyperlink r:id="rId10" w:history="1">
+        <w:hyperlink r:id="rId11" w:history="1">
           <w:r>
             <w:rPr>
               <w:rStyle w:val="Hyperlink"/>
@@ -1409,43 +1409,7 @@
           <w:color w:val="000000"/>
           <w:sz w:val="24"/>
         </w:rPr>
-        <w:t>Wereldmuseum Rotterdam</w:t>
-      </w:r>
-      <w:r>
-        <w:rPr>
-          <w:u w:val="single" w:color="0000ff"/>
-          <w:rFonts w:ascii="Charis SIL Italic" w:hAnsi="Charis SIL Italic" w:eastAsia="Charis SIL Italic"/>
-          <w:b w:val="0"/>
-          <w:i w:val="0"/>
-          <w:color w:val="000000"/>
-          <w:sz w:val="24"/>
-        </w:rPr>
-        <w:hyperlink r:id="rId13" w:history="1">
-          <w:r>
-            <w:rPr>
-              <w:rStyle w:val="Hyperlink"/>
-            </w:rPr>
-            <w:t>. Veel va</w:t>
-          </w:r>
-        </w:hyperlink>
-      </w:r>
-      <w:r>
-        <w:rPr>
-          <w:u w:val="single" w:color="0000ff"/>
-          <w:rFonts w:ascii="Charis SIL Italic" w:hAnsi="Charis SIL Italic" w:eastAsia="Charis SIL Italic"/>
-          <w:b w:val="0"/>
-          <w:i w:val="0"/>
-          <w:color w:val="000000"/>
-          <w:sz w:val="24"/>
-        </w:rPr>
-        <w:hyperlink r:id="rId13" w:history="1">
-          <w:r>
-            <w:rPr>
-              <w:rStyle w:val="Hyperlink"/>
-            </w:rPr>
-            <w:t xml:space="preserve">n de </w:t>
-          </w:r>
-        </w:hyperlink>
+        <w:t xml:space="preserve">Wereldmuseum Rotterdam. Veel van de </w:t>
       </w:r>
       <w:r>
         <w:rPr>
@@ -2921,13 +2885,75 @@
       </w:r>
       <w:r>
         <w:rPr>
+          <w:u w:val="single" w:color="0000ff"/>
           <w:rFonts w:ascii="Charis SIL Italic" w:hAnsi="Charis SIL Italic" w:eastAsia="Charis SIL Italic"/>
           <w:b w:val="0"/>
           <w:i w:val="0"/>
           <w:color w:val="000000"/>
           <w:sz w:val="24"/>
         </w:rPr>
-        <w:t>2003 vormde deze collectie een a</w:t>
+        <w:hyperlink r:id="rId11" w:history="1">
+          <w:r>
+            <w:rPr>
+              <w:rStyle w:val="Hyperlink"/>
+            </w:rPr>
+            <w:t xml:space="preserve">2003 vormde </w:t>
+          </w:r>
+        </w:hyperlink>
+      </w:r>
+      <w:r>
+        <w:rPr>
+          <w:u w:val="single" w:color="0000ff"/>
+          <w:rFonts w:ascii="Charis SIL Italic" w:hAnsi="Charis SIL Italic" w:eastAsia="Charis SIL Italic"/>
+          <w:b w:val="0"/>
+          <w:i w:val="0"/>
+          <w:color w:val="000000"/>
+          <w:sz w:val="24"/>
+        </w:rPr>
+        <w:hyperlink r:id="rId11" w:history="1">
+          <w:r>
+            <w:rPr>
+              <w:rStyle w:val="Hyperlink"/>
+            </w:rPr>
+            <w:t>deze coll</w:t>
+          </w:r>
+        </w:hyperlink>
+      </w:r>
+      <w:r>
+        <w:rPr>
+          <w:u w:val="single" w:color="0000ff"/>
+          <w:rFonts w:ascii="Charis SIL Italic" w:hAnsi="Charis SIL Italic" w:eastAsia="Charis SIL Italic"/>
+          <w:b w:val="0"/>
+          <w:i w:val="0"/>
+          <w:color w:val="000000"/>
+          <w:sz w:val="24"/>
+        </w:rPr>
+        <w:hyperlink r:id="rId11" w:history="1">
+          <w:r>
+            <w:rPr>
+              <w:rStyle w:val="Hyperlink"/>
+            </w:rPr>
+            <w:t>e</w:t>
+          </w:r>
+        </w:hyperlink>
+      </w:r>
+      <w:r>
+        <w:rPr>
+          <w:u w:val="single" w:color="0000ff"/>
+          <w:rFonts w:ascii="Charis SIL Italic" w:hAnsi="Charis SIL Italic" w:eastAsia="Charis SIL Italic"/>
+          <w:b w:val="0"/>
+          <w:i w:val="0"/>
+          <w:color w:val="000000"/>
+          <w:sz w:val="24"/>
+        </w:rPr>
+        <w:hyperlink r:id="rId11" w:history="1">
+          <w:r>
+            <w:rPr>
+              <w:rStyle w:val="Hyperlink"/>
+            </w:rPr>
+            <w:t>ctie een a</w:t>
+          </w:r>
+        </w:hyperlink>
       </w:r>
       <w:r>
         <w:rPr>
@@ -3757,7 +3783,14 @@
           <w:sz w:val="24"/>
           <w:u w:val="single"/>
         </w:rPr>
-        <w:t>han</w:t>
+        <w:hyperlink r:id="rId30" w:history="1">
+          <w:r>
+            <w:rPr>
+              <w:rStyle w:val="Hyperlink"/>
+            </w:rPr>
+            <w:t>han</w:t>
+          </w:r>
+        </w:hyperlink>
       </w:r>
       <w:r>
         <w:rPr>
@@ -3779,128 +3812,32 @@
       </w:r>
       <w:r>
         <w:rPr>
+          <w:u w:val="single" w:color="0000ff"/>
           <w:rFonts w:ascii="Charis SIL Italic" w:hAnsi="Charis SIL Italic" w:eastAsia="Charis SIL Italic"/>
           <w:b w:val="0"/>
           <w:i w:val="0"/>
           <w:color w:val="000000"/>
           <w:sz w:val="24"/>
-        </w:rPr>
-        <w:t xml:space="preserve">, </w:t>
-      </w:r>
-      <w:r>
-        <w:rPr>
-          <w:rFonts w:ascii="Charis SIL Italic" w:hAnsi="Charis SIL Italic" w:eastAsia="Charis SIL Italic"/>
-          <w:b w:val="0"/>
-          <w:i w:val="0"/>
-          <w:color w:val="0000FF"/>
-          <w:sz w:val="24"/>
-          <w:u w:val="single"/>
         </w:rPr>
         <w:hyperlink r:id="rId29" w:history="1">
           <w:r>
             <w:rPr>
               <w:rStyle w:val="Hyperlink"/>
             </w:rPr>
-            <w:t>oude</w:t>
+            <w:t>,</w:t>
           </w:r>
         </w:hyperlink>
       </w:r>
       <w:r>
         <w:rPr>
-          <w:rFonts w:ascii="Charis SIL Italic" w:hAnsi="Charis SIL Italic" w:eastAsia="Charis SIL Italic"/>
-          <w:b w:val="0"/>
-          <w:i w:val="0"/>
-          <w:color w:val="0000FF"/>
-          <w:sz w:val="24"/>
-          <w:u w:val="single"/>
+          <w:u w:val="single" w:color="0000ff"/>
+          <w:rFonts w:ascii="Charis SIL Italic" w:hAnsi="Charis SIL Italic" w:eastAsia="Charis SIL Italic"/>
+          <w:b w:val="0"/>
+          <w:i w:val="0"/>
+          <w:color w:val="000000"/>
+          <w:sz w:val="24"/>
         </w:rPr>
         <w:t xml:space="preserve"> </w:t>
-      </w:r>
-      <w:r>
-        <w:rPr>
-          <w:rFonts w:ascii="Charis SIL Italic" w:hAnsi="Charis SIL Italic" w:eastAsia="Charis SIL Italic"/>
-          <w:b w:val="0"/>
-          <w:i w:val="0"/>
-          <w:color w:val="0000FF"/>
-          <w:sz w:val="24"/>
-          <w:u w:val="single"/>
-        </w:rPr>
-        <w:hyperlink r:id="rId29" w:history="1">
-          <w:r>
-            <w:rPr>
-              <w:rStyle w:val="Hyperlink"/>
-            </w:rPr>
-            <w:t>en</w:t>
-          </w:r>
-        </w:hyperlink>
-      </w:r>
-      <w:r>
-        <w:rPr>
-          <w:rFonts w:ascii="Charis SIL Italic" w:hAnsi="Charis SIL Italic" w:eastAsia="Charis SIL Italic"/>
-          <w:b w:val="0"/>
-          <w:i w:val="0"/>
-          <w:color w:val="0000FF"/>
-          <w:sz w:val="24"/>
-          <w:u w:val="single"/>
-        </w:rPr>
-        <w:t xml:space="preserve"> </w:t>
-      </w:r>
-      <w:r>
-        <w:rPr>
-          <w:rFonts w:ascii="Charis SIL Italic" w:hAnsi="Charis SIL Italic" w:eastAsia="Charis SIL Italic"/>
-          <w:b w:val="0"/>
-          <w:i w:val="0"/>
-          <w:color w:val="0000FF"/>
-          <w:sz w:val="24"/>
-          <w:u w:val="single"/>
-        </w:rPr>
-        <w:hyperlink r:id="rId30" w:history="1">
-          <w:r>
-            <w:rPr>
-              <w:rStyle w:val="Hyperlink"/>
-            </w:rPr>
-            <w:t>bijzondere</w:t>
-          </w:r>
-        </w:hyperlink>
-      </w:r>
-      <w:r>
-        <w:rPr>
-          <w:rFonts w:ascii="Charis SIL Italic" w:hAnsi="Charis SIL Italic" w:eastAsia="Charis SIL Italic"/>
-          <w:b w:val="0"/>
-          <w:i w:val="0"/>
-          <w:color w:val="0000FF"/>
-          <w:sz w:val="24"/>
-          <w:u w:val="single"/>
-        </w:rPr>
-        <w:t xml:space="preserve"> </w:t>
-      </w:r>
-      <w:r>
-        <w:rPr>
-          <w:rFonts w:ascii="Charis SIL Italic" w:hAnsi="Charis SIL Italic" w:eastAsia="Charis SIL Italic"/>
-          <w:b w:val="0"/>
-          <w:i w:val="0"/>
-          <w:color w:val="0000FF"/>
-          <w:sz w:val="24"/>
-          <w:u w:val="single"/>
-        </w:rPr>
-        <w:hyperlink r:id="rId30" w:history="1">
-          <w:r>
-            <w:rPr>
-              <w:rStyle w:val="Hyperlink"/>
-            </w:rPr>
-            <w:t>drukken</w:t>
-          </w:r>
-        </w:hyperlink>
-      </w:r>
-      <w:r>
-        <w:rPr>
-          <w:rFonts w:ascii="Charis SIL Italic" w:hAnsi="Charis SIL Italic" w:eastAsia="Charis SIL Italic"/>
-          <w:b w:val="0"/>
-          <w:i w:val="0"/>
-          <w:color w:val="000000"/>
-          <w:sz w:val="24"/>
-        </w:rPr>
-        <w:t xml:space="preserve">, </w:t>
       </w:r>
       <w:r>
         <w:rPr>
@@ -3916,7 +3853,7 @@
             <w:rPr>
               <w:rStyle w:val="Hyperlink"/>
             </w:rPr>
-            <w:t>kaarten</w:t>
+            <w:t>oude</w:t>
           </w:r>
         </w:hyperlink>
       </w:r>
@@ -3974,6 +3911,121 @@
             <w:rPr>
               <w:rStyle w:val="Hyperlink"/>
             </w:rPr>
+            <w:t>bijzondere</w:t>
+          </w:r>
+        </w:hyperlink>
+      </w:r>
+      <w:r>
+        <w:rPr>
+          <w:rFonts w:ascii="Charis SIL Italic" w:hAnsi="Charis SIL Italic" w:eastAsia="Charis SIL Italic"/>
+          <w:b w:val="0"/>
+          <w:i w:val="0"/>
+          <w:color w:val="0000FF"/>
+          <w:sz w:val="24"/>
+          <w:u w:val="single"/>
+        </w:rPr>
+        <w:t xml:space="preserve"> </w:t>
+      </w:r>
+      <w:r>
+        <w:rPr>
+          <w:rFonts w:ascii="Charis SIL Italic" w:hAnsi="Charis SIL Italic" w:eastAsia="Charis SIL Italic"/>
+          <w:b w:val="0"/>
+          <w:i w:val="0"/>
+          <w:color w:val="0000FF"/>
+          <w:sz w:val="24"/>
+          <w:u w:val="single"/>
+        </w:rPr>
+        <w:hyperlink r:id="rId31" w:history="1">
+          <w:r>
+            <w:rPr>
+              <w:rStyle w:val="Hyperlink"/>
+            </w:rPr>
+            <w:t>drukken</w:t>
+          </w:r>
+        </w:hyperlink>
+      </w:r>
+      <w:r>
+        <w:rPr>
+          <w:rFonts w:ascii="Charis SIL Italic" w:hAnsi="Charis SIL Italic" w:eastAsia="Charis SIL Italic"/>
+          <w:b w:val="0"/>
+          <w:i w:val="0"/>
+          <w:color w:val="000000"/>
+          <w:sz w:val="24"/>
+        </w:rPr>
+        <w:t xml:space="preserve">, </w:t>
+      </w:r>
+      <w:r>
+        <w:rPr>
+          <w:rFonts w:ascii="Charis SIL Italic" w:hAnsi="Charis SIL Italic" w:eastAsia="Charis SIL Italic"/>
+          <w:b w:val="0"/>
+          <w:i w:val="0"/>
+          <w:color w:val="0000FF"/>
+          <w:sz w:val="24"/>
+          <w:u w:val="single"/>
+        </w:rPr>
+        <w:hyperlink r:id="rId32" w:history="1">
+          <w:r>
+            <w:rPr>
+              <w:rStyle w:val="Hyperlink"/>
+            </w:rPr>
+            <w:t>kaarten</w:t>
+          </w:r>
+        </w:hyperlink>
+      </w:r>
+      <w:r>
+        <w:rPr>
+          <w:rFonts w:ascii="Charis SIL Italic" w:hAnsi="Charis SIL Italic" w:eastAsia="Charis SIL Italic"/>
+          <w:b w:val="0"/>
+          <w:i w:val="0"/>
+          <w:color w:val="0000FF"/>
+          <w:sz w:val="24"/>
+          <w:u w:val="single"/>
+        </w:rPr>
+        <w:t xml:space="preserve"> </w:t>
+      </w:r>
+      <w:r>
+        <w:rPr>
+          <w:rFonts w:ascii="Charis SIL Italic" w:hAnsi="Charis SIL Italic" w:eastAsia="Charis SIL Italic"/>
+          <w:b w:val="0"/>
+          <w:i w:val="0"/>
+          <w:color w:val="0000FF"/>
+          <w:sz w:val="24"/>
+          <w:u w:val="single"/>
+        </w:rPr>
+        <w:hyperlink r:id="rId32" w:history="1">
+          <w:r>
+            <w:rPr>
+              <w:rStyle w:val="Hyperlink"/>
+            </w:rPr>
+            <w:t>en</w:t>
+          </w:r>
+        </w:hyperlink>
+      </w:r>
+      <w:r>
+        <w:rPr>
+          <w:rFonts w:ascii="Charis SIL Italic" w:hAnsi="Charis SIL Italic" w:eastAsia="Charis SIL Italic"/>
+          <w:b w:val="0"/>
+          <w:i w:val="0"/>
+          <w:color w:val="0000FF"/>
+          <w:sz w:val="24"/>
+          <w:u w:val="single"/>
+        </w:rPr>
+        <w:t xml:space="preserve"> </w:t>
+      </w:r>
+      <w:r>
+        <w:rPr>
+          <w:rFonts w:ascii="Charis SIL Italic" w:hAnsi="Charis SIL Italic" w:eastAsia="Charis SIL Italic"/>
+          <w:b w:val="0"/>
+          <w:i w:val="0"/>
+          <w:color w:val="0000FF"/>
+          <w:sz w:val="24"/>
+          <w:u w:val="single"/>
+        </w:rPr>
+        <w:hyperlink r:id="rId32" w:history="1">
+          <w:r>
+            <w:rPr>
+              <w:rStyle w:val="Hyperlink"/>
+            </w:rPr>
             <w:t>atlassen</w:t>
           </w:r>
         </w:hyperlink>
@@ -3997,7 +4049,7 @@
           <w:sz w:val="24"/>
           <w:u w:val="single"/>
         </w:rPr>
-        <w:hyperlink r:id="rId32" w:history="1">
+        <w:hyperlink r:id="rId33" w:history="1">
           <w:r>
             <w:rPr>
               <w:rStyle w:val="Hyperlink"/>
@@ -4026,7 +4078,7 @@
           <w:sz w:val="24"/>
           <w:u w:val="single"/>
         </w:rPr>
-        <w:hyperlink r:id="rId32" w:history="1">
+        <w:hyperlink r:id="rId33" w:history="1">
           <w:r>
             <w:rPr>
               <w:rStyle w:val="Hyperlink"/>
@@ -4047,6 +4099,16 @@
       </w:r>
       <w:r>
         <w:rPr>
+          <w:rFonts w:ascii="Charis SIL Italic" w:hAnsi="Charis SIL Italic" w:eastAsia="Charis SIL Italic"/>
+          <w:b w:val="0"/>
+          <w:i w:val="0"/>
+          <w:color w:val="000000"/>
+          <w:sz w:val="24"/>
+        </w:rPr>
+        <w:t>Binnen deze collecti</w:t>
+      </w:r>
+      <w:r>
+        <w:rPr>
           <w:u w:val="single" w:color="0000ff"/>
           <w:rFonts w:ascii="Charis SIL Italic" w:hAnsi="Charis SIL Italic" w:eastAsia="Charis SIL Italic"/>
           <w:b w:val="0"/>
@@ -4054,53 +4116,7 @@
           <w:color w:val="000000"/>
           <w:sz w:val="24"/>
         </w:rPr>
-        <w:hyperlink r:id="rId33" w:history="1">
-          <w:r>
-            <w:rPr>
-              <w:rStyle w:val="Hyperlink"/>
-            </w:rPr>
-            <w:t>Binnen deze c</w:t>
-          </w:r>
-        </w:hyperlink>
-      </w:r>
-      <w:r>
-        <w:rPr>
-          <w:rFonts w:ascii="Charis SIL Italic" w:hAnsi="Charis SIL Italic" w:eastAsia="Charis SIL Italic"/>
-          <w:b w:val="0"/>
-          <w:i w:val="0"/>
-          <w:color w:val="000000"/>
-          <w:sz w:val="24"/>
-        </w:rPr>
-        <w:t>o</w:t>
-      </w:r>
-      <w:r>
-        <w:rPr>
-          <w:u w:val="single" w:color="0000ff"/>
-          <w:rFonts w:ascii="Charis SIL Italic" w:hAnsi="Charis SIL Italic" w:eastAsia="Charis SIL Italic"/>
-          <w:b w:val="0"/>
-          <w:i w:val="0"/>
-          <w:color w:val="000000"/>
-          <w:sz w:val="24"/>
-        </w:rPr>
-        <w:hyperlink r:id="rId30" w:history="1">
-          <w:r>
-            <w:rPr>
-              <w:rStyle w:val="Hyperlink"/>
-            </w:rPr>
-            <w:t>llecti</w:t>
-          </w:r>
-        </w:hyperlink>
-      </w:r>
-      <w:r>
-        <w:rPr>
-          <w:u w:val="single" w:color="0000ff"/>
-          <w:rFonts w:ascii="Charis SIL Italic" w:hAnsi="Charis SIL Italic" w:eastAsia="Charis SIL Italic"/>
-          <w:b w:val="0"/>
-          <w:i w:val="0"/>
-          <w:color w:val="000000"/>
-          <w:sz w:val="24"/>
-        </w:rPr>
-        <w:hyperlink r:id="rId30" w:history="1">
+        <w:hyperlink r:id="rId31" w:history="1">
           <w:r>
             <w:rPr>
               <w:rStyle w:val="Hyperlink"/>
@@ -4118,7 +4134,7 @@
           <w:color w:val="000000"/>
           <w:sz w:val="24"/>
         </w:rPr>
-        <w:hyperlink r:id="rId30" w:history="1">
+        <w:hyperlink r:id="rId31" w:history="1">
           <w:r>
             <w:rPr>
               <w:rStyle w:val="Hyperlink"/>
@@ -4136,7 +4152,7 @@
           <w:color w:val="000000"/>
           <w:sz w:val="24"/>
         </w:rPr>
-        <w:hyperlink r:id="rId30" w:history="1">
+        <w:hyperlink r:id="rId31" w:history="1">
           <w:r>
             <w:rPr>
               <w:rStyle w:val="Hyperlink"/>
@@ -4147,6 +4163,16 @@
       </w:r>
       <w:r>
         <w:rPr>
+          <w:rFonts w:ascii="Charis SIL Italic" w:hAnsi="Charis SIL Italic" w:eastAsia="Charis SIL Italic"/>
+          <w:b w:val="0"/>
+          <w:i w:val="0"/>
+          <w:color w:val="000000"/>
+          <w:sz w:val="24"/>
+        </w:rPr>
+        <w:t>m</w:t>
+      </w:r>
+      <w:r>
+        <w:rPr>
           <w:u w:val="single" w:color="0000ff"/>
           <w:rFonts w:ascii="Charis SIL Italic" w:hAnsi="Charis SIL Italic" w:eastAsia="Charis SIL Italic"/>
           <w:b w:val="0"/>
@@ -4154,18 +4180,7 @@
           <w:color w:val="000000"/>
           <w:sz w:val="24"/>
         </w:rPr>
-        <w:t>m</w:t>
-      </w:r>
-      <w:r>
-        <w:rPr>
-          <w:u w:val="single" w:color="0000ff"/>
-          <w:rFonts w:ascii="Charis SIL Italic" w:hAnsi="Charis SIL Italic" w:eastAsia="Charis SIL Italic"/>
-          <w:b w:val="0"/>
-          <w:i w:val="0"/>
-          <w:color w:val="000000"/>
-          <w:sz w:val="24"/>
-        </w:rPr>
-        <w:hyperlink r:id="rId30" w:history="1">
+        <w:hyperlink r:id="rId31" w:history="1">
           <w:r>
             <w:rPr>
               <w:rStyle w:val="Hyperlink"/>
@@ -4204,7 +4219,7 @@
           <w:color w:val="000000"/>
           <w:sz w:val="24"/>
         </w:rPr>
-        <w:hyperlink r:id="rId31" w:history="1">
+        <w:hyperlink r:id="rId32" w:history="1">
           <w:r>
             <w:rPr>
               <w:rStyle w:val="Hyperlink"/>
@@ -4222,7 +4237,7 @@
           <w:color w:val="000000"/>
           <w:sz w:val="24"/>
         </w:rPr>
-        <w:hyperlink r:id="rId31" w:history="1">
+        <w:hyperlink r:id="rId32" w:history="1">
           <w:r>
             <w:rPr>
               <w:rStyle w:val="Hyperlink"/>
@@ -4240,7 +4255,7 @@
           <w:color w:val="000000"/>
           <w:sz w:val="24"/>
         </w:rPr>
-        <w:hyperlink r:id="rId31" w:history="1">
+        <w:hyperlink r:id="rId32" w:history="1">
           <w:r>
             <w:rPr>
               <w:rStyle w:val="Hyperlink"/>
@@ -4268,7 +4283,7 @@
           <w:color w:val="000000"/>
           <w:sz w:val="24"/>
         </w:rPr>
-        <w:hyperlink r:id="rId32" w:history="1">
+        <w:hyperlink r:id="rId33" w:history="1">
           <w:r>
             <w:rPr>
               <w:rStyle w:val="Hyperlink"/>
@@ -4286,7 +4301,7 @@
           <w:color w:val="000000"/>
           <w:sz w:val="24"/>
         </w:rPr>
-        <w:hyperlink r:id="rId32" w:history="1">
+        <w:hyperlink r:id="rId33" w:history="1">
           <w:r>
             <w:rPr>
               <w:rStyle w:val="Hyperlink"/>
@@ -4467,7 +4482,18 @@
           <w:color w:val="000000"/>
           <w:sz w:val="24"/>
         </w:rPr>
-        <w:t xml:space="preserve">het onderzoek van fysisch antropoloog </w:t>
+        <w:t>het onderzoek van fysisch antropoloog</w:t>
+      </w:r>
+      <w:r>
+        <w:rPr>
+          <w:u w:val="single" w:color="0000ff"/>
+          <w:rFonts w:ascii="Charis SIL Italic" w:hAnsi="Charis SIL Italic" w:eastAsia="Charis SIL Italic"/>
+          <w:b w:val="0"/>
+          <w:i w:val="0"/>
+          <w:color w:val="000000"/>
+          <w:sz w:val="24"/>
+        </w:rPr>
+        <w:t xml:space="preserve"> </w:t>
       </w:r>
       <w:r>
         <w:rPr>
@@ -5235,7 +5261,14 @@
           <w:color w:val="0000FF"/>
           <w:sz w:val="24"/>
         </w:rPr>
-        <w:t xml:space="preserve">igitaal </w:t>
+        <w:hyperlink r:id="rId42" w:history="1">
+          <w:r>
+            <w:rPr>
+              <w:rStyle w:val="Hyperlink"/>
+            </w:rPr>
+            <w:t xml:space="preserve">igitaal </w:t>
+          </w:r>
+        </w:hyperlink>
       </w:r>
       <w:r>
         <w:br/>
@@ -5901,7 +5934,24 @@
           <w:color w:val="000000"/>
           <w:sz w:val="24"/>
         </w:rPr>
-        <w:t>ven m</w:t>
+        <w:hyperlink r:id="rId47" w:history="1">
+          <w:r>
+            <w:rPr>
+              <w:rStyle w:val="Hyperlink"/>
+            </w:rPr>
+            <w:t xml:space="preserve">ven </w:t>
+          </w:r>
+        </w:hyperlink>
+      </w:r>
+      <w:r>
+        <w:rPr>
+          <w:rFonts w:ascii="Charis SIL Italic" w:hAnsi="Charis SIL Italic" w:eastAsia="Charis SIL Italic"/>
+          <w:b w:val="0"/>
+          <w:i w:val="0"/>
+          <w:color w:val="000000"/>
+          <w:sz w:val="24"/>
+        </w:rPr>
+        <w:t>m</w:t>
       </w:r>
       <w:r>
         <w:rPr>
@@ -6079,8 +6129,16 @@
           <w:i w:val="0"/>
           <w:color w:val="0000FF"/>
           <w:sz w:val="24"/>
-        </w:rPr>
-        <w:t>S</w:t>
+          <w:u w:val="single"/>
+        </w:rPr>
+        <w:hyperlink r:id="rId49" w:history="1">
+          <w:r>
+            <w:rPr>
+              <w:rStyle w:val="Hyperlink"/>
+            </w:rPr>
+            <w:t>S</w:t>
+          </w:r>
+        </w:hyperlink>
       </w:r>
       <w:r>
         <w:rPr>
@@ -6343,13 +6401,23 @@
             <w:rPr>
               <w:rStyle w:val="Hyperlink"/>
             </w:rPr>
-            <w:t>desbetreffende zoek</w:t>
+            <w:t>desbetreffende zoe</w:t>
           </w:r>
         </w:hyperlink>
       </w:r>
       <w:r>
         <w:rPr>
           <w:u w:val="single" w:color="0000ff"/>
+          <w:rFonts w:ascii="Charis SIL Italic" w:hAnsi="Charis SIL Italic" w:eastAsia="Charis SIL Italic"/>
+          <w:b w:val="0"/>
+          <w:i w:val="0"/>
+          <w:color w:val="000000"/>
+          <w:sz w:val="24"/>
+        </w:rPr>
+        <w:t>k</w:t>
+      </w:r>
+      <w:r>
+        <w:rPr>
           <w:rFonts w:ascii="Charis SIL Italic" w:hAnsi="Charis SIL Italic" w:eastAsia="Charis SIL Italic"/>
           <w:b w:val="0"/>
           <w:i w:val="0"/>
@@ -6408,7 +6476,7 @@
             <w:rPr>
               <w:rStyle w:val="Hyperlink"/>
             </w:rPr>
-            <w:t xml:space="preserve">) beheerde </w:t>
+            <w:t>) beheerde v</w:t>
           </w:r>
         </w:hyperlink>
       </w:r>
@@ -6420,7 +6488,7 @@
           <w:color w:val="000000"/>
           <w:sz w:val="24"/>
         </w:rPr>
-        <w:t xml:space="preserve">vanaf het begin van de twintigste eeuw een </w:t>
+        <w:t xml:space="preserve">anaf het begin van de twintigste eeuw een </w:t>
       </w:r>
       <w:r>
         <w:br/>

--- a/EXPORTS/DOCX/published/niveau3/Dutch/UniversityMus.docx
+++ b/EXPORTS/DOCX/published/niveau3/Dutch/UniversityMus.docx
@@ -576,7 +576,7 @@
           <w:sz w:val="24"/>
           <w:u w:val="single"/>
         </w:rPr>
-        <w:hyperlink r:id="rId11" w:history="1">
+        <w:hyperlink r:id="rId10" w:history="1">
           <w:r>
             <w:rPr>
               <w:rStyle w:val="Hyperlink"/>
@@ -594,7 +594,7 @@
           <w:sz w:val="24"/>
           <w:u w:val="single"/>
         </w:rPr>
-        <w:hyperlink r:id="rId11" w:history="1">
+        <w:hyperlink r:id="rId10" w:history="1">
           <w:r>
             <w:rPr>
               <w:rStyle w:val="Hyperlink"/>
@@ -612,7 +612,7 @@
           <w:sz w:val="24"/>
           <w:u w:val="single"/>
         </w:rPr>
-        <w:hyperlink r:id="rId11" w:history="1">
+        <w:hyperlink r:id="rId10" w:history="1">
           <w:r>
             <w:rPr>
               <w:rStyle w:val="Hyperlink"/>
@@ -630,7 +630,7 @@
           <w:sz w:val="24"/>
           <w:u w:val="single"/>
         </w:rPr>
-        <w:hyperlink r:id="rId11" w:history="1">
+        <w:hyperlink r:id="rId10" w:history="1">
           <w:r>
             <w:rPr>
               <w:rStyle w:val="Hyperlink"/>
@@ -1409,7 +1409,43 @@
           <w:color w:val="000000"/>
           <w:sz w:val="24"/>
         </w:rPr>
-        <w:t xml:space="preserve">Wereldmuseum Rotterdam. Veel van de </w:t>
+        <w:t>Wereldmuseum Rotterdam</w:t>
+      </w:r>
+      <w:r>
+        <w:rPr>
+          <w:u w:val="single" w:color="0000ff"/>
+          <w:rFonts w:ascii="Charis SIL Italic" w:hAnsi="Charis SIL Italic" w:eastAsia="Charis SIL Italic"/>
+          <w:b w:val="0"/>
+          <w:i w:val="0"/>
+          <w:color w:val="000000"/>
+          <w:sz w:val="24"/>
+        </w:rPr>
+        <w:hyperlink r:id="rId13" w:history="1">
+          <w:r>
+            <w:rPr>
+              <w:rStyle w:val="Hyperlink"/>
+            </w:rPr>
+            <w:t>. Veel va</w:t>
+          </w:r>
+        </w:hyperlink>
+      </w:r>
+      <w:r>
+        <w:rPr>
+          <w:u w:val="single" w:color="0000ff"/>
+          <w:rFonts w:ascii="Charis SIL Italic" w:hAnsi="Charis SIL Italic" w:eastAsia="Charis SIL Italic"/>
+          <w:b w:val="0"/>
+          <w:i w:val="0"/>
+          <w:color w:val="000000"/>
+          <w:sz w:val="24"/>
+        </w:rPr>
+        <w:hyperlink r:id="rId13" w:history="1">
+          <w:r>
+            <w:rPr>
+              <w:rStyle w:val="Hyperlink"/>
+            </w:rPr>
+            <w:t xml:space="preserve">n de </w:t>
+          </w:r>
+        </w:hyperlink>
       </w:r>
       <w:r>
         <w:rPr>
@@ -3342,6 +3378,23 @@
       </w:r>
       <w:r>
         <w:rPr>
+          <w:rFonts w:ascii="Charis SIL Italic" w:hAnsi="Charis SIL Italic" w:eastAsia="Charis SIL Italic"/>
+          <w:b w:val="0"/>
+          <w:i w:val="0"/>
+          <w:color w:val="000000"/>
+          <w:sz w:val="24"/>
+        </w:rPr>
+        <w:hyperlink r:id="rId26" w:history="1">
+          <w:r>
+            <w:rPr>
+              <w:rStyle w:val="Hyperlink"/>
+            </w:rPr>
+            <w:t>d</w:t>
+          </w:r>
+        </w:hyperlink>
+      </w:r>
+      <w:r>
+        <w:rPr>
           <w:u w:val="single" w:color="0000ff"/>
           <w:rFonts w:ascii="Charis SIL Italic" w:hAnsi="Charis SIL Italic" w:eastAsia="Charis SIL Italic"/>
           <w:b w:val="0"/>
@@ -3349,7 +3402,7 @@
           <w:color w:val="000000"/>
           <w:sz w:val="24"/>
         </w:rPr>
-        <w:t>d</w:t>
+        <w:t>e</w:t>
       </w:r>
       <w:r>
         <w:rPr>
@@ -3359,7 +3412,7 @@
           <w:color w:val="000000"/>
           <w:sz w:val="24"/>
         </w:rPr>
-        <w:t>e zoekhulp.</w:t>
+        <w:t xml:space="preserve"> zoekhulp.</w:t>
       </w:r>
     </w:p>
     <w:p>
@@ -3781,7 +3834,6 @@
           <w:i w:val="0"/>
           <w:color w:val="0000FF"/>
           <w:sz w:val="24"/>
-          <w:u w:val="single"/>
         </w:rPr>
         <w:hyperlink r:id="rId30" w:history="1">
           <w:r>
@@ -3848,7 +3900,7 @@
           <w:sz w:val="24"/>
           <w:u w:val="single"/>
         </w:rPr>
-        <w:hyperlink r:id="rId31" w:history="1">
+        <w:hyperlink r:id="rId29" w:history="1">
           <w:r>
             <w:rPr>
               <w:rStyle w:val="Hyperlink"/>
@@ -3877,7 +3929,7 @@
           <w:sz w:val="24"/>
           <w:u w:val="single"/>
         </w:rPr>
-        <w:hyperlink r:id="rId31" w:history="1">
+        <w:hyperlink r:id="rId29" w:history="1">
           <w:r>
             <w:rPr>
               <w:rStyle w:val="Hyperlink"/>
@@ -4099,13 +4151,49 @@
       </w:r>
       <w:r>
         <w:rPr>
+          <w:u w:val="single" w:color="0000ff"/>
           <w:rFonts w:ascii="Charis SIL Italic" w:hAnsi="Charis SIL Italic" w:eastAsia="Charis SIL Italic"/>
           <w:b w:val="0"/>
           <w:i w:val="0"/>
           <w:color w:val="000000"/>
           <w:sz w:val="24"/>
         </w:rPr>
-        <w:t>Binnen deze collecti</w:t>
+        <w:hyperlink r:id="rId30" w:history="1">
+          <w:r>
+            <w:rPr>
+              <w:rStyle w:val="Hyperlink"/>
+            </w:rPr>
+            <w:t>Binnen deze c</w:t>
+          </w:r>
+        </w:hyperlink>
+      </w:r>
+      <w:r>
+        <w:rPr>
+          <w:rFonts w:ascii="Charis SIL Italic" w:hAnsi="Charis SIL Italic" w:eastAsia="Charis SIL Italic"/>
+          <w:b w:val="0"/>
+          <w:i w:val="0"/>
+          <w:color w:val="000000"/>
+          <w:sz w:val="24"/>
+        </w:rPr>
+        <w:t>o</w:t>
+      </w:r>
+      <w:r>
+        <w:rPr>
+          <w:u w:val="single" w:color="0000ff"/>
+          <w:rFonts w:ascii="Charis SIL Italic" w:hAnsi="Charis SIL Italic" w:eastAsia="Charis SIL Italic"/>
+          <w:b w:val="0"/>
+          <w:i w:val="0"/>
+          <w:color w:val="000000"/>
+          <w:sz w:val="24"/>
+        </w:rPr>
+        <w:hyperlink r:id="rId31" w:history="1">
+          <w:r>
+            <w:rPr>
+              <w:rStyle w:val="Hyperlink"/>
+            </w:rPr>
+            <w:t>llecti</w:t>
+          </w:r>
+        </w:hyperlink>
       </w:r>
       <w:r>
         <w:rPr>
@@ -5242,33 +5330,8 @@
           <w:i w:val="0"/>
           <w:color w:val="0000FF"/>
           <w:sz w:val="24"/>
-          <w:u w:val="single"/>
-        </w:rPr>
-        <w:hyperlink r:id="rId40" w:history="1">
-          <w:r>
-            <w:rPr>
-              <w:rStyle w:val="Hyperlink"/>
-            </w:rPr>
-            <w:t>d</w:t>
-          </w:r>
-        </w:hyperlink>
-      </w:r>
-      <w:r>
-        <w:rPr>
-          <w:rFonts w:ascii="Charis SIL Italic" w:hAnsi="Charis SIL Italic" w:eastAsia="Charis SIL Italic"/>
-          <w:b w:val="0"/>
-          <w:i w:val="0"/>
-          <w:color w:val="0000FF"/>
-          <w:sz w:val="24"/>
-        </w:rPr>
-        <w:hyperlink r:id="rId42" w:history="1">
-          <w:r>
-            <w:rPr>
-              <w:rStyle w:val="Hyperlink"/>
-            </w:rPr>
-            <w:t xml:space="preserve">igitaal </w:t>
-          </w:r>
-        </w:hyperlink>
+        </w:rPr>
+        <w:t xml:space="preserve">digitaal </w:t>
       </w:r>
       <w:r>
         <w:br/>
@@ -5945,6 +6008,7 @@
       </w:r>
       <w:r>
         <w:rPr>
+          <w:u w:val="single" w:color="0000ff"/>
           <w:rFonts w:ascii="Charis SIL Italic" w:hAnsi="Charis SIL Italic" w:eastAsia="Charis SIL Italic"/>
           <w:b w:val="0"/>
           <w:i w:val="0"/>
@@ -6129,7 +6193,6 @@
           <w:i w:val="0"/>
           <w:color w:val="0000FF"/>
           <w:sz w:val="24"/>
-          <w:u w:val="single"/>
         </w:rPr>
         <w:hyperlink r:id="rId49" w:history="1">
           <w:r>
@@ -6401,23 +6464,13 @@
             <w:rPr>
               <w:rStyle w:val="Hyperlink"/>
             </w:rPr>
-            <w:t>desbetreffende zoe</w:t>
+            <w:t>desbetreffende zoek</w:t>
           </w:r>
         </w:hyperlink>
       </w:r>
       <w:r>
         <w:rPr>
           <w:u w:val="single" w:color="0000ff"/>
-          <w:rFonts w:ascii="Charis SIL Italic" w:hAnsi="Charis SIL Italic" w:eastAsia="Charis SIL Italic"/>
-          <w:b w:val="0"/>
-          <w:i w:val="0"/>
-          <w:color w:val="000000"/>
-          <w:sz w:val="24"/>
-        </w:rPr>
-        <w:t>k</w:t>
-      </w:r>
-      <w:r>
-        <w:rPr>
           <w:rFonts w:ascii="Charis SIL Italic" w:hAnsi="Charis SIL Italic" w:eastAsia="Charis SIL Italic"/>
           <w:b w:val="0"/>
           <w:i w:val="0"/>
@@ -6476,7 +6529,7 @@
             <w:rPr>
               <w:rStyle w:val="Hyperlink"/>
             </w:rPr>
-            <w:t>) beheerde v</w:t>
+            <w:t xml:space="preserve">) beheerde </w:t>
           </w:r>
         </w:hyperlink>
       </w:r>
@@ -6488,7 +6541,7 @@
           <w:color w:val="000000"/>
           <w:sz w:val="24"/>
         </w:rPr>
-        <w:t xml:space="preserve">anaf het begin van de twintigste eeuw een </w:t>
+        <w:t xml:space="preserve">vanaf het begin van de twintigste eeuw een </w:t>
       </w:r>
       <w:r>
         <w:br/>

--- a/EXPORTS/DOCX/published/niveau3/Dutch/UniversityMus.docx
+++ b/EXPORTS/DOCX/published/niveau3/Dutch/UniversityMus.docx
@@ -500,7 +500,24 @@
           <w:color w:val="000000"/>
           <w:sz w:val="24"/>
         </w:rPr>
-        <w:t xml:space="preserve">Volkenkundig Museum en het voormalig </w:t>
+        <w:t>Volkenkundig Museum en het voor</w:t>
+      </w:r>
+      <w:r>
+        <w:rPr>
+          <w:rFonts w:ascii="Charis SIL Italic" w:hAnsi="Charis SIL Italic" w:eastAsia="Charis SIL Italic"/>
+          <w:b w:val="0"/>
+          <w:i w:val="0"/>
+          <w:color w:val="000000"/>
+          <w:sz w:val="24"/>
+        </w:rPr>
+        <w:hyperlink r:id="rId10" w:history="1">
+          <w:r>
+            <w:rPr>
+              <w:rStyle w:val="Hyperlink"/>
+            </w:rPr>
+            <w:t xml:space="preserve">malig </w:t>
+          </w:r>
+        </w:hyperlink>
       </w:r>
       <w:r>
         <w:rPr>
@@ -576,7 +593,7 @@
           <w:sz w:val="24"/>
           <w:u w:val="single"/>
         </w:rPr>
-        <w:hyperlink r:id="rId10" w:history="1">
+        <w:hyperlink r:id="rId11" w:history="1">
           <w:r>
             <w:rPr>
               <w:rStyle w:val="Hyperlink"/>
@@ -594,7 +611,7 @@
           <w:sz w:val="24"/>
           <w:u w:val="single"/>
         </w:rPr>
-        <w:hyperlink r:id="rId10" w:history="1">
+        <w:hyperlink r:id="rId11" w:history="1">
           <w:r>
             <w:rPr>
               <w:rStyle w:val="Hyperlink"/>
@@ -612,7 +629,7 @@
           <w:sz w:val="24"/>
           <w:u w:val="single"/>
         </w:rPr>
-        <w:hyperlink r:id="rId10" w:history="1">
+        <w:hyperlink r:id="rId11" w:history="1">
           <w:r>
             <w:rPr>
               <w:rStyle w:val="Hyperlink"/>
@@ -630,7 +647,7 @@
           <w:sz w:val="24"/>
           <w:u w:val="single"/>
         </w:rPr>
-        <w:hyperlink r:id="rId10" w:history="1">
+        <w:hyperlink r:id="rId11" w:history="1">
           <w:r>
             <w:rPr>
               <w:rStyle w:val="Hyperlink"/>
@@ -781,25 +798,7 @@
           <w:color w:val="000000"/>
           <w:sz w:val="24"/>
         </w:rPr>
-        <w:t>dat onderdeel uit maakte van de Rijksuni</w:t>
-      </w:r>
-      <w:r>
-        <w:rPr>
-          <w:u w:val="single" w:color="0000ff"/>
-          <w:rFonts w:ascii="Charis SIL Italic" w:hAnsi="Charis SIL Italic" w:eastAsia="Charis SIL Italic"/>
-          <w:b w:val="0"/>
-          <w:i w:val="0"/>
-          <w:color w:val="000000"/>
-          <w:sz w:val="24"/>
-        </w:rPr>
-        <w:hyperlink r:id="rId11" w:history="1">
-          <w:r>
-            <w:rPr>
-              <w:rStyle w:val="Hyperlink"/>
-            </w:rPr>
-            <w:t>versiteit Gronin</w:t>
-          </w:r>
-        </w:hyperlink>
+        <w:t>dat onderdeel uit maakte van de Rijksuniversiteit Gronin</w:t>
       </w:r>
       <w:r>
         <w:rPr>
@@ -3378,41 +3377,24 @@
       </w:r>
       <w:r>
         <w:rPr>
+          <w:u w:val="single" w:color="0000ff"/>
           <w:rFonts w:ascii="Charis SIL Italic" w:hAnsi="Charis SIL Italic" w:eastAsia="Charis SIL Italic"/>
           <w:b w:val="0"/>
           <w:i w:val="0"/>
           <w:color w:val="000000"/>
           <w:sz w:val="24"/>
         </w:rPr>
-        <w:hyperlink r:id="rId26" w:history="1">
-          <w:r>
-            <w:rPr>
-              <w:rStyle w:val="Hyperlink"/>
-            </w:rPr>
-            <w:t>d</w:t>
-          </w:r>
-        </w:hyperlink>
-      </w:r>
-      <w:r>
-        <w:rPr>
-          <w:u w:val="single" w:color="0000ff"/>
+        <w:t>d</w:t>
+      </w:r>
+      <w:r>
+        <w:rPr>
           <w:rFonts w:ascii="Charis SIL Italic" w:hAnsi="Charis SIL Italic" w:eastAsia="Charis SIL Italic"/>
           <w:b w:val="0"/>
           <w:i w:val="0"/>
           <w:color w:val="000000"/>
           <w:sz w:val="24"/>
         </w:rPr>
-        <w:t>e</w:t>
-      </w:r>
-      <w:r>
-        <w:rPr>
-          <w:rFonts w:ascii="Charis SIL Italic" w:hAnsi="Charis SIL Italic" w:eastAsia="Charis SIL Italic"/>
-          <w:b w:val="0"/>
-          <w:i w:val="0"/>
-          <w:color w:val="000000"/>
-          <w:sz w:val="24"/>
-        </w:rPr>
-        <w:t xml:space="preserve"> zoekhulp.</w:t>
+        <w:t>e zoekhulp.</w:t>
       </w:r>
     </w:p>
     <w:p>
@@ -3834,6 +3816,7 @@
           <w:i w:val="0"/>
           <w:color w:val="0000FF"/>
           <w:sz w:val="24"/>
+          <w:u w:val="single"/>
         </w:rPr>
         <w:hyperlink r:id="rId30" w:history="1">
           <w:r>
@@ -3864,32 +3847,13 @@
       </w:r>
       <w:r>
         <w:rPr>
-          <w:u w:val="single" w:color="0000ff"/>
           <w:rFonts w:ascii="Charis SIL Italic" w:hAnsi="Charis SIL Italic" w:eastAsia="Charis SIL Italic"/>
           <w:b w:val="0"/>
           <w:i w:val="0"/>
           <w:color w:val="000000"/>
           <w:sz w:val="24"/>
         </w:rPr>
-        <w:hyperlink r:id="rId29" w:history="1">
-          <w:r>
-            <w:rPr>
-              <w:rStyle w:val="Hyperlink"/>
-            </w:rPr>
-            <w:t>,</w:t>
-          </w:r>
-        </w:hyperlink>
-      </w:r>
-      <w:r>
-        <w:rPr>
-          <w:u w:val="single" w:color="0000ff"/>
-          <w:rFonts w:ascii="Charis SIL Italic" w:hAnsi="Charis SIL Italic" w:eastAsia="Charis SIL Italic"/>
-          <w:b w:val="0"/>
-          <w:i w:val="0"/>
-          <w:color w:val="000000"/>
-          <w:sz w:val="24"/>
-        </w:rPr>
-        <w:t xml:space="preserve"> </w:t>
+        <w:t xml:space="preserve">, </w:t>
       </w:r>
       <w:r>
         <w:rPr>
@@ -4186,14 +4150,7 @@
           <w:color w:val="000000"/>
           <w:sz w:val="24"/>
         </w:rPr>
-        <w:hyperlink r:id="rId31" w:history="1">
-          <w:r>
-            <w:rPr>
-              <w:rStyle w:val="Hyperlink"/>
-            </w:rPr>
-            <w:t>llecti</w:t>
-          </w:r>
-        </w:hyperlink>
+        <w:t>llecti</w:t>
       </w:r>
       <w:r>
         <w:rPr>
@@ -4251,6 +4208,7 @@
       </w:r>
       <w:r>
         <w:rPr>
+          <w:u w:val="single" w:color="0000ff"/>
           <w:rFonts w:ascii="Charis SIL Italic" w:hAnsi="Charis SIL Italic" w:eastAsia="Charis SIL Italic"/>
           <w:b w:val="0"/>
           <w:i w:val="0"/>
@@ -4285,36 +4243,7 @@
           <w:color w:val="000000"/>
           <w:sz w:val="24"/>
         </w:rPr>
-        <w:t xml:space="preserve"> </w:t>
-      </w:r>
-      <w:r>
-        <w:rPr>
-          <w:u w:val="single" w:color="0000ff"/>
-          <w:rFonts w:ascii="Charis SIL Italic" w:hAnsi="Charis SIL Italic" w:eastAsia="Charis SIL Italic"/>
-          <w:b w:val="0"/>
-          <w:i w:val="0"/>
-          <w:color w:val="000000"/>
-          <w:sz w:val="24"/>
-        </w:rPr>
-        <w:t>t</w:t>
-      </w:r>
-      <w:r>
-        <w:rPr>
-          <w:u w:val="single" w:color="0000ff"/>
-          <w:rFonts w:ascii="Charis SIL Italic" w:hAnsi="Charis SIL Italic" w:eastAsia="Charis SIL Italic"/>
-          <w:b w:val="0"/>
-          <w:i w:val="0"/>
-          <w:color w:val="000000"/>
-          <w:sz w:val="24"/>
-        </w:rPr>
-        <w:hyperlink r:id="rId32" w:history="1">
-          <w:r>
-            <w:rPr>
-              <w:rStyle w:val="Hyperlink"/>
-            </w:rPr>
-            <w:t>e vinde</w:t>
-          </w:r>
-        </w:hyperlink>
+        <w:t xml:space="preserve"> te vinde</w:t>
       </w:r>
       <w:r>
         <w:rPr>
@@ -4570,18 +4499,7 @@
           <w:color w:val="000000"/>
           <w:sz w:val="24"/>
         </w:rPr>
-        <w:t>het onderzoek van fysisch antropoloog</w:t>
-      </w:r>
-      <w:r>
-        <w:rPr>
-          <w:u w:val="single" w:color="0000ff"/>
-          <w:rFonts w:ascii="Charis SIL Italic" w:hAnsi="Charis SIL Italic" w:eastAsia="Charis SIL Italic"/>
-          <w:b w:val="0"/>
-          <w:i w:val="0"/>
-          <w:color w:val="000000"/>
-          <w:sz w:val="24"/>
-        </w:rPr>
-        <w:t xml:space="preserve"> </w:t>
+        <w:t xml:space="preserve">het onderzoek van fysisch antropoloog </w:t>
       </w:r>
       <w:r>
         <w:rPr>
@@ -5330,8 +5248,26 @@
           <w:i w:val="0"/>
           <w:color w:val="0000FF"/>
           <w:sz w:val="24"/>
-        </w:rPr>
-        <w:t xml:space="preserve">digitaal </w:t>
+          <w:u w:val="single"/>
+        </w:rPr>
+        <w:hyperlink r:id="rId40" w:history="1">
+          <w:r>
+            <w:rPr>
+              <w:rStyle w:val="Hyperlink"/>
+            </w:rPr>
+            <w:t>d</w:t>
+          </w:r>
+        </w:hyperlink>
+      </w:r>
+      <w:r>
+        <w:rPr>
+          <w:rFonts w:ascii="Charis SIL Italic" w:hAnsi="Charis SIL Italic" w:eastAsia="Charis SIL Italic"/>
+          <w:b w:val="0"/>
+          <w:i w:val="0"/>
+          <w:color w:val="0000FF"/>
+          <w:sz w:val="24"/>
+        </w:rPr>
+        <w:t xml:space="preserve">igitaal </w:t>
       </w:r>
       <w:r>
         <w:br/>
@@ -6008,7 +5944,6 @@
       </w:r>
       <w:r>
         <w:rPr>
-          <w:u w:val="single" w:color="0000ff"/>
           <w:rFonts w:ascii="Charis SIL Italic" w:hAnsi="Charis SIL Italic" w:eastAsia="Charis SIL Italic"/>
           <w:b w:val="0"/>
           <w:i w:val="0"/>
@@ -6464,13 +6399,29 @@
             <w:rPr>
               <w:rStyle w:val="Hyperlink"/>
             </w:rPr>
-            <w:t>desbetreffende zoek</w:t>
+            <w:t>desbetreffende zoe</w:t>
           </w:r>
         </w:hyperlink>
       </w:r>
       <w:r>
         <w:rPr>
-          <w:u w:val="single" w:color="0000ff"/>
+          <w:rFonts w:ascii="Charis SIL Italic" w:hAnsi="Charis SIL Italic" w:eastAsia="Charis SIL Italic"/>
+          <w:b w:val="0"/>
+          <w:i w:val="0"/>
+          <w:color w:val="000000"/>
+          <w:sz w:val="24"/>
+        </w:rPr>
+        <w:hyperlink r:id="rId50" w:history="1">
+          <w:r>
+            <w:rPr>
+              <w:rStyle w:val="Hyperlink"/>
+            </w:rPr>
+            <w:t>k</w:t>
+          </w:r>
+        </w:hyperlink>
+      </w:r>
+      <w:r>
+        <w:rPr>
           <w:rFonts w:ascii="Charis SIL Italic" w:hAnsi="Charis SIL Italic" w:eastAsia="Charis SIL Italic"/>
           <w:b w:val="0"/>
           <w:i w:val="0"/>
@@ -6529,7 +6480,7 @@
             <w:rPr>
               <w:rStyle w:val="Hyperlink"/>
             </w:rPr>
-            <w:t xml:space="preserve">) beheerde </w:t>
+            <w:t>) beheerde v</w:t>
           </w:r>
         </w:hyperlink>
       </w:r>
@@ -6541,7 +6492,7 @@
           <w:color w:val="000000"/>
           <w:sz w:val="24"/>
         </w:rPr>
-        <w:t xml:space="preserve">vanaf het begin van de twintigste eeuw een </w:t>
+        <w:t xml:space="preserve">anaf het begin van de twintigste eeuw een </w:t>
       </w:r>
       <w:r>
         <w:br/>

--- a/EXPORTS/DOCX/published/niveau3/Dutch/UniversityMus.docx
+++ b/EXPORTS/DOCX/published/niveau3/Dutch/UniversityMus.docx
@@ -500,24 +500,7 @@
           <w:color w:val="000000"/>
           <w:sz w:val="24"/>
         </w:rPr>
-        <w:t>Volkenkundig Museum en het voor</w:t>
-      </w:r>
-      <w:r>
-        <w:rPr>
-          <w:rFonts w:ascii="Charis SIL Italic" w:hAnsi="Charis SIL Italic" w:eastAsia="Charis SIL Italic"/>
-          <w:b w:val="0"/>
-          <w:i w:val="0"/>
-          <w:color w:val="000000"/>
-          <w:sz w:val="24"/>
-        </w:rPr>
-        <w:hyperlink r:id="rId10" w:history="1">
-          <w:r>
-            <w:rPr>
-              <w:rStyle w:val="Hyperlink"/>
-            </w:rPr>
-            <w:t xml:space="preserve">malig </w:t>
-          </w:r>
-        </w:hyperlink>
+        <w:t xml:space="preserve">Volkenkundig Museum en het voormalig </w:t>
       </w:r>
       <w:r>
         <w:rPr>
@@ -528,7 +511,7 @@
           <w:sz w:val="24"/>
           <w:u w:val="single"/>
         </w:rPr>
-        <w:hyperlink r:id="rId10" w:history="1">
+        <w:hyperlink r:id="rId11" w:history="1">
           <w:r>
             <w:rPr>
               <w:rStyle w:val="Hyperlink"/>
@@ -546,7 +529,7 @@
           <w:sz w:val="24"/>
           <w:u w:val="single"/>
         </w:rPr>
-        <w:hyperlink r:id="rId10" w:history="1">
+        <w:hyperlink r:id="rId11" w:history="1">
           <w:r>
             <w:rPr>
               <w:rStyle w:val="Hyperlink"/>
@@ -564,7 +547,7 @@
           <w:sz w:val="24"/>
           <w:u w:val="single"/>
         </w:rPr>
-        <w:hyperlink r:id="rId10" w:history="1">
+        <w:hyperlink r:id="rId11" w:history="1">
           <w:r>
             <w:rPr>
               <w:rStyle w:val="Hyperlink"/>
@@ -611,7 +594,7 @@
           <w:sz w:val="24"/>
           <w:u w:val="single"/>
         </w:rPr>
-        <w:hyperlink r:id="rId11" w:history="1">
+        <w:hyperlink r:id="rId10" w:history="1">
           <w:r>
             <w:rPr>
               <w:rStyle w:val="Hyperlink"/>
@@ -629,7 +612,7 @@
           <w:sz w:val="24"/>
           <w:u w:val="single"/>
         </w:rPr>
-        <w:hyperlink r:id="rId11" w:history="1">
+        <w:hyperlink r:id="rId10" w:history="1">
           <w:r>
             <w:rPr>
               <w:rStyle w:val="Hyperlink"/>
@@ -647,7 +630,7 @@
           <w:sz w:val="24"/>
           <w:u w:val="single"/>
         </w:rPr>
-        <w:hyperlink r:id="rId11" w:history="1">
+        <w:hyperlink r:id="rId10" w:history="1">
           <w:r>
             <w:rPr>
               <w:rStyle w:val="Hyperlink"/>
@@ -676,7 +659,7 @@
           <w:sz w:val="24"/>
           <w:u w:val="single"/>
         </w:rPr>
-        <w:hyperlink r:id="rId11" w:history="1">
+        <w:hyperlink r:id="rId10" w:history="1">
           <w:r>
             <w:rPr>
               <w:rStyle w:val="Hyperlink"/>
@@ -798,7 +781,25 @@
           <w:color w:val="000000"/>
           <w:sz w:val="24"/>
         </w:rPr>
-        <w:t>dat onderdeel uit maakte van de Rijksuniversiteit Gronin</w:t>
+        <w:t>dat onderdeel uit maakte van de Rijksuni</w:t>
+      </w:r>
+      <w:r>
+        <w:rPr>
+          <w:u w:val="single" w:color="0000ff"/>
+          <w:rFonts w:ascii="Charis SIL Italic" w:hAnsi="Charis SIL Italic" w:eastAsia="Charis SIL Italic"/>
+          <w:b w:val="0"/>
+          <w:i w:val="0"/>
+          <w:color w:val="000000"/>
+          <w:sz w:val="24"/>
+        </w:rPr>
+        <w:hyperlink r:id="rId11" w:history="1">
+          <w:r>
+            <w:rPr>
+              <w:rStyle w:val="Hyperlink"/>
+            </w:rPr>
+            <w:t>versiteit Gronin</w:t>
+          </w:r>
+        </w:hyperlink>
       </w:r>
       <w:r>
         <w:rPr>
@@ -4150,7 +4151,14 @@
           <w:color w:val="000000"/>
           <w:sz w:val="24"/>
         </w:rPr>
-        <w:t>llecti</w:t>
+        <w:hyperlink r:id="rId31" w:history="1">
+          <w:r>
+            <w:rPr>
+              <w:rStyle w:val="Hyperlink"/>
+            </w:rPr>
+            <w:t>llecti</w:t>
+          </w:r>
+        </w:hyperlink>
       </w:r>
       <w:r>
         <w:rPr>
@@ -4243,7 +4251,36 @@
           <w:color w:val="000000"/>
           <w:sz w:val="24"/>
         </w:rPr>
-        <w:t xml:space="preserve"> te vinde</w:t>
+        <w:t xml:space="preserve"> </w:t>
+      </w:r>
+      <w:r>
+        <w:rPr>
+          <w:u w:val="single" w:color="0000ff"/>
+          <w:rFonts w:ascii="Charis SIL Italic" w:hAnsi="Charis SIL Italic" w:eastAsia="Charis SIL Italic"/>
+          <w:b w:val="0"/>
+          <w:i w:val="0"/>
+          <w:color w:val="000000"/>
+          <w:sz w:val="24"/>
+        </w:rPr>
+        <w:t>t</w:t>
+      </w:r>
+      <w:r>
+        <w:rPr>
+          <w:u w:val="single" w:color="0000ff"/>
+          <w:rFonts w:ascii="Charis SIL Italic" w:hAnsi="Charis SIL Italic" w:eastAsia="Charis SIL Italic"/>
+          <w:b w:val="0"/>
+          <w:i w:val="0"/>
+          <w:color w:val="000000"/>
+          <w:sz w:val="24"/>
+        </w:rPr>
+        <w:hyperlink r:id="rId32" w:history="1">
+          <w:r>
+            <w:rPr>
+              <w:rStyle w:val="Hyperlink"/>
+            </w:rPr>
+            <w:t>e vinde</w:t>
+          </w:r>
+        </w:hyperlink>
       </w:r>
       <w:r>
         <w:rPr>
@@ -4499,7 +4536,18 @@
           <w:color w:val="000000"/>
           <w:sz w:val="24"/>
         </w:rPr>
-        <w:t xml:space="preserve">het onderzoek van fysisch antropoloog </w:t>
+        <w:t>het onderzoek van fysisch antropoloog</w:t>
+      </w:r>
+      <w:r>
+        <w:rPr>
+          <w:u w:val="single" w:color="0000ff"/>
+          <w:rFonts w:ascii="Charis SIL Italic" w:hAnsi="Charis SIL Italic" w:eastAsia="Charis SIL Italic"/>
+          <w:b w:val="0"/>
+          <w:i w:val="0"/>
+          <w:color w:val="000000"/>
+          <w:sz w:val="24"/>
+        </w:rPr>
+        <w:t xml:space="preserve"> </w:t>
       </w:r>
       <w:r>
         <w:rPr>
@@ -4510,7 +4558,7 @@
           <w:sz w:val="24"/>
           <w:u w:val="single"/>
         </w:rPr>
-        <w:hyperlink r:id="rId35" w:history="1">
+        <w:hyperlink r:id="rId36" w:history="1">
           <w:r>
             <w:rPr>
               <w:rStyle w:val="Hyperlink"/>
@@ -4539,7 +4587,7 @@
           <w:sz w:val="24"/>
           <w:u w:val="single"/>
         </w:rPr>
-        <w:hyperlink r:id="rId35" w:history="1">
+        <w:hyperlink r:id="rId36" w:history="1">
           <w:r>
             <w:rPr>
               <w:rStyle w:val="Hyperlink"/>
@@ -6128,15 +6176,9 @@
           <w:i w:val="0"/>
           <w:color w:val="0000FF"/>
           <w:sz w:val="24"/>
-        </w:rPr>
-        <w:hyperlink r:id="rId49" w:history="1">
-          <w:r>
-            <w:rPr>
-              <w:rStyle w:val="Hyperlink"/>
-            </w:rPr>
-            <w:t>S</w:t>
-          </w:r>
-        </w:hyperlink>
+          <w:u w:val="single"/>
+        </w:rPr>
+        <w:t>S</w:t>
       </w:r>
       <w:r>
         <w:rPr>
@@ -6383,88 +6425,7 @@
           <w:color w:val="000000"/>
           <w:sz w:val="24"/>
         </w:rPr>
-        <w:t xml:space="preserve">zie </w:t>
-      </w:r>
-      <w:r>
-        <w:rPr>
-          <w:u w:val="single" w:color="0000ff"/>
-          <w:rFonts w:ascii="Charis SIL Italic" w:hAnsi="Charis SIL Italic" w:eastAsia="Charis SIL Italic"/>
-          <w:b w:val="0"/>
-          <w:i w:val="0"/>
-          <w:color w:val="000000"/>
-          <w:sz w:val="24"/>
-        </w:rPr>
-        <w:hyperlink r:id="rId50" w:history="1">
-          <w:r>
-            <w:rPr>
-              <w:rStyle w:val="Hyperlink"/>
-            </w:rPr>
-            <w:t>desbetreffende zoe</w:t>
-          </w:r>
-        </w:hyperlink>
-      </w:r>
-      <w:r>
-        <w:rPr>
-          <w:rFonts w:ascii="Charis SIL Italic" w:hAnsi="Charis SIL Italic" w:eastAsia="Charis SIL Italic"/>
-          <w:b w:val="0"/>
-          <w:i w:val="0"/>
-          <w:color w:val="000000"/>
-          <w:sz w:val="24"/>
-        </w:rPr>
-        <w:hyperlink r:id="rId50" w:history="1">
-          <w:r>
-            <w:rPr>
-              <w:rStyle w:val="Hyperlink"/>
-            </w:rPr>
-            <w:t>k</w:t>
-          </w:r>
-        </w:hyperlink>
-      </w:r>
-      <w:r>
-        <w:rPr>
-          <w:rFonts w:ascii="Charis SIL Italic" w:hAnsi="Charis SIL Italic" w:eastAsia="Charis SIL Italic"/>
-          <w:b w:val="0"/>
-          <w:i w:val="0"/>
-          <w:color w:val="000000"/>
-          <w:sz w:val="24"/>
-        </w:rPr>
-        <w:t>h</w:t>
-      </w:r>
-      <w:r>
-        <w:rPr>
-          <w:u w:val="single" w:color="0000ff"/>
-          <w:rFonts w:ascii="Charis SIL Italic" w:hAnsi="Charis SIL Italic" w:eastAsia="Charis SIL Italic"/>
-          <w:b w:val="0"/>
-          <w:i w:val="0"/>
-          <w:color w:val="000000"/>
-          <w:sz w:val="24"/>
-        </w:rPr>
-        <w:hyperlink r:id="rId50" w:history="1">
-          <w:r>
-            <w:rPr>
-              <w:rStyle w:val="Hyperlink"/>
-            </w:rPr>
-            <w:t>u</w:t>
-          </w:r>
-        </w:hyperlink>
-      </w:r>
-      <w:r>
-        <w:rPr>
-          <w:u w:val="single" w:color="0000ff"/>
-          <w:rFonts w:ascii="Charis SIL Italic" w:hAnsi="Charis SIL Italic" w:eastAsia="Charis SIL Italic"/>
-          <w:b w:val="0"/>
-          <w:i w:val="0"/>
-          <w:color w:val="000000"/>
-          <w:sz w:val="24"/>
-        </w:rPr>
-        <w:hyperlink r:id="rId50" w:history="1">
-          <w:r>
-            <w:rPr>
-              <w:rStyle w:val="Hyperlink"/>
-            </w:rPr>
-            <w:t>lp</w:t>
-          </w:r>
-        </w:hyperlink>
+        <w:t>zie desbetreffende zoekhulp</w:t>
       </w:r>
       <w:r>
         <w:rPr>

--- a/EXPORTS/DOCX/published/niveau3/Dutch/UniversityMus.docx
+++ b/EXPORTS/DOCX/published/niveau3/Dutch/UniversityMus.docx
@@ -511,7 +511,7 @@
           <w:sz w:val="24"/>
           <w:u w:val="single"/>
         </w:rPr>
-        <w:hyperlink r:id="rId11" w:history="1">
+        <w:hyperlink r:id="rId10" w:history="1">
           <w:r>
             <w:rPr>
               <w:rStyle w:val="Hyperlink"/>
@@ -529,7 +529,7 @@
           <w:sz w:val="24"/>
           <w:u w:val="single"/>
         </w:rPr>
-        <w:hyperlink r:id="rId11" w:history="1">
+        <w:hyperlink r:id="rId10" w:history="1">
           <w:r>
             <w:rPr>
               <w:rStyle w:val="Hyperlink"/>
@@ -547,7 +547,7 @@
           <w:sz w:val="24"/>
           <w:u w:val="single"/>
         </w:rPr>
-        <w:hyperlink r:id="rId11" w:history="1">
+        <w:hyperlink r:id="rId10" w:history="1">
           <w:r>
             <w:rPr>
               <w:rStyle w:val="Hyperlink"/>
@@ -576,7 +576,7 @@
           <w:sz w:val="24"/>
           <w:u w:val="single"/>
         </w:rPr>
-        <w:hyperlink r:id="rId11" w:history="1">
+        <w:hyperlink r:id="rId10" w:history="1">
           <w:r>
             <w:rPr>
               <w:rStyle w:val="Hyperlink"/>
@@ -659,7 +659,7 @@
           <w:sz w:val="24"/>
           <w:u w:val="single"/>
         </w:rPr>
-        <w:hyperlink r:id="rId10" w:history="1">
+        <w:hyperlink r:id="rId11" w:history="1">
           <w:r>
             <w:rPr>
               <w:rStyle w:val="Hyperlink"/>
@@ -1409,43 +1409,7 @@
           <w:color w:val="000000"/>
           <w:sz w:val="24"/>
         </w:rPr>
-        <w:t>Wereldmuseum Rotterdam</w:t>
-      </w:r>
-      <w:r>
-        <w:rPr>
-          <w:u w:val="single" w:color="0000ff"/>
-          <w:rFonts w:ascii="Charis SIL Italic" w:hAnsi="Charis SIL Italic" w:eastAsia="Charis SIL Italic"/>
-          <w:b w:val="0"/>
-          <w:i w:val="0"/>
-          <w:color w:val="000000"/>
-          <w:sz w:val="24"/>
-        </w:rPr>
-        <w:hyperlink r:id="rId13" w:history="1">
-          <w:r>
-            <w:rPr>
-              <w:rStyle w:val="Hyperlink"/>
-            </w:rPr>
-            <w:t>. Veel va</w:t>
-          </w:r>
-        </w:hyperlink>
-      </w:r>
-      <w:r>
-        <w:rPr>
-          <w:u w:val="single" w:color="0000ff"/>
-          <w:rFonts w:ascii="Charis SIL Italic" w:hAnsi="Charis SIL Italic" w:eastAsia="Charis SIL Italic"/>
-          <w:b w:val="0"/>
-          <w:i w:val="0"/>
-          <w:color w:val="000000"/>
-          <w:sz w:val="24"/>
-        </w:rPr>
-        <w:hyperlink r:id="rId13" w:history="1">
-          <w:r>
-            <w:rPr>
-              <w:rStyle w:val="Hyperlink"/>
-            </w:rPr>
-            <w:t xml:space="preserve">n de </w:t>
-          </w:r>
-        </w:hyperlink>
+        <w:t xml:space="preserve">Wereldmuseum Rotterdam. Veel van de </w:t>
       </w:r>
       <w:r>
         <w:rPr>
@@ -2255,7 +2219,7 @@
           <w:sz w:val="24"/>
           <w:u w:val="single"/>
         </w:rPr>
-        <w:hyperlink r:id="rId17" w:history="1">
+        <w:hyperlink r:id="rId20" w:history="1">
           <w:r>
             <w:rPr>
               <w:rStyle w:val="Hyperlink"/>
@@ -4558,7 +4522,7 @@
           <w:sz w:val="24"/>
           <w:u w:val="single"/>
         </w:rPr>
-        <w:hyperlink r:id="rId36" w:history="1">
+        <w:hyperlink r:id="rId35" w:history="1">
           <w:r>
             <w:rPr>
               <w:rStyle w:val="Hyperlink"/>
@@ -4587,7 +4551,7 @@
           <w:sz w:val="24"/>
           <w:u w:val="single"/>
         </w:rPr>
-        <w:hyperlink r:id="rId36" w:history="1">
+        <w:hyperlink r:id="rId35" w:history="1">
           <w:r>
             <w:rPr>
               <w:rStyle w:val="Hyperlink"/>
@@ -5992,6 +5956,7 @@
       </w:r>
       <w:r>
         <w:rPr>
+          <w:u w:val="single" w:color="0000ff"/>
           <w:rFonts w:ascii="Charis SIL Italic" w:hAnsi="Charis SIL Italic" w:eastAsia="Charis SIL Italic"/>
           <w:b w:val="0"/>
           <w:i w:val="0"/>
@@ -6176,9 +6141,15 @@
           <w:i w:val="0"/>
           <w:color w:val="0000FF"/>
           <w:sz w:val="24"/>
-          <w:u w:val="single"/>
-        </w:rPr>
-        <w:t>S</w:t>
+        </w:rPr>
+        <w:hyperlink r:id="rId49" w:history="1">
+          <w:r>
+            <w:rPr>
+              <w:rStyle w:val="Hyperlink"/>
+            </w:rPr>
+            <w:t>S</w:t>
+          </w:r>
+        </w:hyperlink>
       </w:r>
       <w:r>
         <w:rPr>
@@ -6425,7 +6396,7 @@
           <w:color w:val="000000"/>
           <w:sz w:val="24"/>
         </w:rPr>
-        <w:t>zie desbetreffende zoekhulp</w:t>
+        <w:t xml:space="preserve">zie </w:t>
       </w:r>
       <w:r>
         <w:rPr>
@@ -6441,19 +6412,84 @@
             <w:rPr>
               <w:rStyle w:val="Hyperlink"/>
             </w:rPr>
-            <w:t>) beheerde v</w:t>
+            <w:t>desbetreffende zoek</w:t>
           </w:r>
         </w:hyperlink>
       </w:r>
       <w:r>
         <w:rPr>
+          <w:u w:val="single" w:color="0000ff"/>
           <w:rFonts w:ascii="Charis SIL Italic" w:hAnsi="Charis SIL Italic" w:eastAsia="Charis SIL Italic"/>
           <w:b w:val="0"/>
           <w:i w:val="0"/>
           <w:color w:val="000000"/>
           <w:sz w:val="24"/>
         </w:rPr>
-        <w:t xml:space="preserve">anaf het begin van de twintigste eeuw een </w:t>
+        <w:t>h</w:t>
+      </w:r>
+      <w:r>
+        <w:rPr>
+          <w:u w:val="single" w:color="0000ff"/>
+          <w:rFonts w:ascii="Charis SIL Italic" w:hAnsi="Charis SIL Italic" w:eastAsia="Charis SIL Italic"/>
+          <w:b w:val="0"/>
+          <w:i w:val="0"/>
+          <w:color w:val="000000"/>
+          <w:sz w:val="24"/>
+        </w:rPr>
+        <w:hyperlink r:id="rId50" w:history="1">
+          <w:r>
+            <w:rPr>
+              <w:rStyle w:val="Hyperlink"/>
+            </w:rPr>
+            <w:t>u</w:t>
+          </w:r>
+        </w:hyperlink>
+      </w:r>
+      <w:r>
+        <w:rPr>
+          <w:u w:val="single" w:color="0000ff"/>
+          <w:rFonts w:ascii="Charis SIL Italic" w:hAnsi="Charis SIL Italic" w:eastAsia="Charis SIL Italic"/>
+          <w:b w:val="0"/>
+          <w:i w:val="0"/>
+          <w:color w:val="000000"/>
+          <w:sz w:val="24"/>
+        </w:rPr>
+        <w:hyperlink r:id="rId50" w:history="1">
+          <w:r>
+            <w:rPr>
+              <w:rStyle w:val="Hyperlink"/>
+            </w:rPr>
+            <w:t>lp</w:t>
+          </w:r>
+        </w:hyperlink>
+      </w:r>
+      <w:r>
+        <w:rPr>
+          <w:u w:val="single" w:color="0000ff"/>
+          <w:rFonts w:ascii="Charis SIL Italic" w:hAnsi="Charis SIL Italic" w:eastAsia="Charis SIL Italic"/>
+          <w:b w:val="0"/>
+          <w:i w:val="0"/>
+          <w:color w:val="000000"/>
+          <w:sz w:val="24"/>
+        </w:rPr>
+        <w:hyperlink r:id="rId50" w:history="1">
+          <w:r>
+            <w:rPr>
+              <w:rStyle w:val="Hyperlink"/>
+            </w:rPr>
+            <w:t xml:space="preserve">) beheerde </w:t>
+          </w:r>
+        </w:hyperlink>
+      </w:r>
+      <w:r>
+        <w:rPr>
+          <w:rFonts w:ascii="Charis SIL Italic" w:hAnsi="Charis SIL Italic" w:eastAsia="Charis SIL Italic"/>
+          <w:b w:val="0"/>
+          <w:i w:val="0"/>
+          <w:color w:val="000000"/>
+          <w:sz w:val="24"/>
+        </w:rPr>
+        <w:t xml:space="preserve">vanaf het begin van de twintigste eeuw een </w:t>
       </w:r>
       <w:r>
         <w:br/>

--- a/EXPORTS/DOCX/published/niveau3/Dutch/UniversityMus.docx
+++ b/EXPORTS/DOCX/published/niveau3/Dutch/UniversityMus.docx
@@ -500,7 +500,24 @@
           <w:color w:val="000000"/>
           <w:sz w:val="24"/>
         </w:rPr>
-        <w:t xml:space="preserve">Volkenkundig Museum en het voormalig </w:t>
+        <w:t>Volkenkundig Museum en het voor</w:t>
+      </w:r>
+      <w:r>
+        <w:rPr>
+          <w:rFonts w:ascii="Charis SIL Italic" w:hAnsi="Charis SIL Italic" w:eastAsia="Charis SIL Italic"/>
+          <w:b w:val="0"/>
+          <w:i w:val="0"/>
+          <w:color w:val="000000"/>
+          <w:sz w:val="24"/>
+        </w:rPr>
+        <w:hyperlink r:id="rId10" w:history="1">
+          <w:r>
+            <w:rPr>
+              <w:rStyle w:val="Hyperlink"/>
+            </w:rPr>
+            <w:t xml:space="preserve">malig </w:t>
+          </w:r>
+        </w:hyperlink>
       </w:r>
       <w:r>
         <w:rPr>
@@ -529,7 +546,7 @@
           <w:sz w:val="24"/>
           <w:u w:val="single"/>
         </w:rPr>
-        <w:hyperlink r:id="rId10" w:history="1">
+        <w:hyperlink r:id="rId11" w:history="1">
           <w:r>
             <w:rPr>
               <w:rStyle w:val="Hyperlink"/>
@@ -659,7 +676,7 @@
           <w:sz w:val="24"/>
           <w:u w:val="single"/>
         </w:rPr>
-        <w:hyperlink r:id="rId11" w:history="1">
+        <w:hyperlink r:id="rId10" w:history="1">
           <w:r>
             <w:rPr>
               <w:rStyle w:val="Hyperlink"/>
@@ -792,14 +809,7 @@
           <w:color w:val="000000"/>
           <w:sz w:val="24"/>
         </w:rPr>
-        <w:hyperlink r:id="rId11" w:history="1">
-          <w:r>
-            <w:rPr>
-              <w:rStyle w:val="Hyperlink"/>
-            </w:rPr>
-            <w:t>versiteit Gronin</w:t>
-          </w:r>
-        </w:hyperlink>
+        <w:t>versiteit Gronin</w:t>
       </w:r>
       <w:r>
         <w:rPr>
@@ -1409,7 +1419,36 @@
           <w:color w:val="000000"/>
           <w:sz w:val="24"/>
         </w:rPr>
-        <w:t xml:space="preserve">Wereldmuseum Rotterdam. Veel van de </w:t>
+        <w:t>Wereldmuseum Rotterdam</w:t>
+      </w:r>
+      <w:r>
+        <w:rPr>
+          <w:u w:val="single" w:color="0000ff"/>
+          <w:rFonts w:ascii="Charis SIL Italic" w:hAnsi="Charis SIL Italic" w:eastAsia="Charis SIL Italic"/>
+          <w:b w:val="0"/>
+          <w:i w:val="0"/>
+          <w:color w:val="000000"/>
+          <w:sz w:val="24"/>
+        </w:rPr>
+        <w:t>. Veel va</w:t>
+      </w:r>
+      <w:r>
+        <w:rPr>
+          <w:u w:val="single" w:color="0000ff"/>
+          <w:rFonts w:ascii="Charis SIL Italic" w:hAnsi="Charis SIL Italic" w:eastAsia="Charis SIL Italic"/>
+          <w:b w:val="0"/>
+          <w:i w:val="0"/>
+          <w:color w:val="000000"/>
+          <w:sz w:val="24"/>
+        </w:rPr>
+        <w:hyperlink r:id="rId13" w:history="1">
+          <w:r>
+            <w:rPr>
+              <w:rStyle w:val="Hyperlink"/>
+            </w:rPr>
+            <w:t xml:space="preserve">n de </w:t>
+          </w:r>
+        </w:hyperlink>
       </w:r>
       <w:r>
         <w:rPr>
@@ -3342,6 +3381,23 @@
       </w:r>
       <w:r>
         <w:rPr>
+          <w:rFonts w:ascii="Charis SIL Italic" w:hAnsi="Charis SIL Italic" w:eastAsia="Charis SIL Italic"/>
+          <w:b w:val="0"/>
+          <w:i w:val="0"/>
+          <w:color w:val="000000"/>
+          <w:sz w:val="24"/>
+        </w:rPr>
+        <w:hyperlink r:id="rId26" w:history="1">
+          <w:r>
+            <w:rPr>
+              <w:rStyle w:val="Hyperlink"/>
+            </w:rPr>
+            <w:t>d</w:t>
+          </w:r>
+        </w:hyperlink>
+      </w:r>
+      <w:r>
+        <w:rPr>
           <w:u w:val="single" w:color="0000ff"/>
           <w:rFonts w:ascii="Charis SIL Italic" w:hAnsi="Charis SIL Italic" w:eastAsia="Charis SIL Italic"/>
           <w:b w:val="0"/>
@@ -3349,7 +3405,7 @@
           <w:color w:val="000000"/>
           <w:sz w:val="24"/>
         </w:rPr>
-        <w:t>d</w:t>
+        <w:t>e</w:t>
       </w:r>
       <w:r>
         <w:rPr>
@@ -3359,7 +3415,7 @@
           <w:color w:val="000000"/>
           <w:sz w:val="24"/>
         </w:rPr>
-        <w:t>e zoekhulp.</w:t>
+        <w:t xml:space="preserve"> zoekhulp.</w:t>
       </w:r>
     </w:p>
     <w:p>
@@ -3781,16 +3837,8 @@
           <w:i w:val="0"/>
           <w:color w:val="0000FF"/>
           <w:sz w:val="24"/>
-          <w:u w:val="single"/>
-        </w:rPr>
-        <w:hyperlink r:id="rId30" w:history="1">
-          <w:r>
-            <w:rPr>
-              <w:rStyle w:val="Hyperlink"/>
-            </w:rPr>
-            <w:t>han</w:t>
-          </w:r>
-        </w:hyperlink>
+        </w:rPr>
+        <w:t>han</w:t>
       </w:r>
       <w:r>
         <w:rPr>
@@ -3887,7 +3935,7 @@
           <w:sz w:val="24"/>
           <w:u w:val="single"/>
         </w:rPr>
-        <w:hyperlink r:id="rId31" w:history="1">
+        <w:hyperlink r:id="rId30" w:history="1">
           <w:r>
             <w:rPr>
               <w:rStyle w:val="Hyperlink"/>
@@ -3916,7 +3964,7 @@
           <w:sz w:val="24"/>
           <w:u w:val="single"/>
         </w:rPr>
-        <w:hyperlink r:id="rId31" w:history="1">
+        <w:hyperlink r:id="rId30" w:history="1">
           <w:r>
             <w:rPr>
               <w:rStyle w:val="Hyperlink"/>
@@ -3944,7 +3992,7 @@
           <w:sz w:val="24"/>
           <w:u w:val="single"/>
         </w:rPr>
-        <w:hyperlink r:id="rId32" w:history="1">
+        <w:hyperlink r:id="rId31" w:history="1">
           <w:r>
             <w:rPr>
               <w:rStyle w:val="Hyperlink"/>
@@ -3973,7 +4021,7 @@
           <w:sz w:val="24"/>
           <w:u w:val="single"/>
         </w:rPr>
-        <w:hyperlink r:id="rId32" w:history="1">
+        <w:hyperlink r:id="rId31" w:history="1">
           <w:r>
             <w:rPr>
               <w:rStyle w:val="Hyperlink"/>
@@ -4002,7 +4050,7 @@
           <w:sz w:val="24"/>
           <w:u w:val="single"/>
         </w:rPr>
-        <w:hyperlink r:id="rId32" w:history="1">
+        <w:hyperlink r:id="rId31" w:history="1">
           <w:r>
             <w:rPr>
               <w:rStyle w:val="Hyperlink"/>
@@ -4030,7 +4078,7 @@
           <w:sz w:val="24"/>
           <w:u w:val="single"/>
         </w:rPr>
-        <w:hyperlink r:id="rId33" w:history="1">
+        <w:hyperlink r:id="rId32" w:history="1">
           <w:r>
             <w:rPr>
               <w:rStyle w:val="Hyperlink"/>
@@ -4059,7 +4107,7 @@
           <w:sz w:val="24"/>
           <w:u w:val="single"/>
         </w:rPr>
-        <w:hyperlink r:id="rId33" w:history="1">
+        <w:hyperlink r:id="rId32" w:history="1">
           <w:r>
             <w:rPr>
               <w:rStyle w:val="Hyperlink"/>
@@ -4087,7 +4135,7 @@
           <w:color w:val="000000"/>
           <w:sz w:val="24"/>
         </w:rPr>
-        <w:hyperlink r:id="rId30" w:history="1">
+        <w:hyperlink r:id="rId33" w:history="1">
           <w:r>
             <w:rPr>
               <w:rStyle w:val="Hyperlink"/>
@@ -4115,7 +4163,7 @@
           <w:color w:val="000000"/>
           <w:sz w:val="24"/>
         </w:rPr>
-        <w:hyperlink r:id="rId31" w:history="1">
+        <w:hyperlink r:id="rId30" w:history="1">
           <w:r>
             <w:rPr>
               <w:rStyle w:val="Hyperlink"/>
@@ -4133,7 +4181,7 @@
           <w:color w:val="000000"/>
           <w:sz w:val="24"/>
         </w:rPr>
-        <w:hyperlink r:id="rId31" w:history="1">
+        <w:hyperlink r:id="rId30" w:history="1">
           <w:r>
             <w:rPr>
               <w:rStyle w:val="Hyperlink"/>
@@ -4151,7 +4199,7 @@
           <w:color w:val="000000"/>
           <w:sz w:val="24"/>
         </w:rPr>
-        <w:hyperlink r:id="rId31" w:history="1">
+        <w:hyperlink r:id="rId30" w:history="1">
           <w:r>
             <w:rPr>
               <w:rStyle w:val="Hyperlink"/>
@@ -4169,7 +4217,7 @@
           <w:color w:val="000000"/>
           <w:sz w:val="24"/>
         </w:rPr>
-        <w:hyperlink r:id="rId31" w:history="1">
+        <w:hyperlink r:id="rId30" w:history="1">
           <w:r>
             <w:rPr>
               <w:rStyle w:val="Hyperlink"/>
@@ -4198,7 +4246,7 @@
           <w:color w:val="000000"/>
           <w:sz w:val="24"/>
         </w:rPr>
-        <w:hyperlink r:id="rId31" w:history="1">
+        <w:hyperlink r:id="rId30" w:history="1">
           <w:r>
             <w:rPr>
               <w:rStyle w:val="Hyperlink"/>
@@ -4237,7 +4285,7 @@
           <w:color w:val="000000"/>
           <w:sz w:val="24"/>
         </w:rPr>
-        <w:hyperlink r:id="rId32" w:history="1">
+        <w:hyperlink r:id="rId31" w:history="1">
           <w:r>
             <w:rPr>
               <w:rStyle w:val="Hyperlink"/>
@@ -4255,7 +4303,7 @@
           <w:color w:val="000000"/>
           <w:sz w:val="24"/>
         </w:rPr>
-        <w:hyperlink r:id="rId32" w:history="1">
+        <w:hyperlink r:id="rId31" w:history="1">
           <w:r>
             <w:rPr>
               <w:rStyle w:val="Hyperlink"/>
@@ -4273,7 +4321,7 @@
           <w:color w:val="000000"/>
           <w:sz w:val="24"/>
         </w:rPr>
-        <w:hyperlink r:id="rId32" w:history="1">
+        <w:hyperlink r:id="rId31" w:history="1">
           <w:r>
             <w:rPr>
               <w:rStyle w:val="Hyperlink"/>
@@ -4301,7 +4349,7 @@
           <w:color w:val="000000"/>
           <w:sz w:val="24"/>
         </w:rPr>
-        <w:hyperlink r:id="rId33" w:history="1">
+        <w:hyperlink r:id="rId32" w:history="1">
           <w:r>
             <w:rPr>
               <w:rStyle w:val="Hyperlink"/>
@@ -4319,7 +4367,7 @@
           <w:color w:val="000000"/>
           <w:sz w:val="24"/>
         </w:rPr>
-        <w:hyperlink r:id="rId33" w:history="1">
+        <w:hyperlink r:id="rId32" w:history="1">
           <w:r>
             <w:rPr>
               <w:rStyle w:val="Hyperlink"/>
@@ -6141,6 +6189,7 @@
           <w:i w:val="0"/>
           <w:color w:val="0000FF"/>
           <w:sz w:val="24"/>
+          <w:u w:val="single"/>
         </w:rPr>
         <w:hyperlink r:id="rId49" w:history="1">
           <w:r>
@@ -6225,7 +6274,7 @@
           <w:sz w:val="24"/>
           <w:u w:val="single"/>
         </w:rPr>
-        <w:hyperlink r:id="rId48" w:history="1">
+        <w:hyperlink r:id="rId49" w:history="1">
           <w:r>
             <w:rPr>
               <w:rStyle w:val="Hyperlink"/>
@@ -6412,13 +6461,29 @@
             <w:rPr>
               <w:rStyle w:val="Hyperlink"/>
             </w:rPr>
-            <w:t>desbetreffende zoek</w:t>
+            <w:t>desbetreffende zoe</w:t>
           </w:r>
         </w:hyperlink>
       </w:r>
       <w:r>
         <w:rPr>
-          <w:u w:val="single" w:color="0000ff"/>
+          <w:rFonts w:ascii="Charis SIL Italic" w:hAnsi="Charis SIL Italic" w:eastAsia="Charis SIL Italic"/>
+          <w:b w:val="0"/>
+          <w:i w:val="0"/>
+          <w:color w:val="000000"/>
+          <w:sz w:val="24"/>
+        </w:rPr>
+        <w:hyperlink r:id="rId50" w:history="1">
+          <w:r>
+            <w:rPr>
+              <w:rStyle w:val="Hyperlink"/>
+            </w:rPr>
+            <w:t>k</w:t>
+          </w:r>
+        </w:hyperlink>
+      </w:r>
+      <w:r>
+        <w:rPr>
           <w:rFonts w:ascii="Charis SIL Italic" w:hAnsi="Charis SIL Italic" w:eastAsia="Charis SIL Italic"/>
           <w:b w:val="0"/>
           <w:i w:val="0"/>
@@ -6477,7 +6542,7 @@
             <w:rPr>
               <w:rStyle w:val="Hyperlink"/>
             </w:rPr>
-            <w:t xml:space="preserve">) beheerde </w:t>
+            <w:t>) beheerde v</w:t>
           </w:r>
         </w:hyperlink>
       </w:r>
@@ -6489,7 +6554,7 @@
           <w:color w:val="000000"/>
           <w:sz w:val="24"/>
         </w:rPr>
-        <w:t xml:space="preserve">vanaf het begin van de twintigste eeuw een </w:t>
+        <w:t xml:space="preserve">anaf het begin van de twintigste eeuw een </w:t>
       </w:r>
       <w:r>
         <w:br/>

--- a/EXPORTS/DOCX/published/niveau3/Dutch/UniversityMus.docx
+++ b/EXPORTS/DOCX/published/niveau3/Dutch/UniversityMus.docx
@@ -528,7 +528,7 @@
           <w:sz w:val="24"/>
           <w:u w:val="single"/>
         </w:rPr>
-        <w:hyperlink r:id="rId10" w:history="1">
+        <w:hyperlink r:id="rId11" w:history="1">
           <w:r>
             <w:rPr>
               <w:rStyle w:val="Hyperlink"/>
@@ -564,7 +564,7 @@
           <w:sz w:val="24"/>
           <w:u w:val="single"/>
         </w:rPr>
-        <w:hyperlink r:id="rId10" w:history="1">
+        <w:hyperlink r:id="rId11" w:history="1">
           <w:r>
             <w:rPr>
               <w:rStyle w:val="Hyperlink"/>
@@ -593,7 +593,7 @@
           <w:sz w:val="24"/>
           <w:u w:val="single"/>
         </w:rPr>
-        <w:hyperlink r:id="rId10" w:history="1">
+        <w:hyperlink r:id="rId11" w:history="1">
           <w:r>
             <w:rPr>
               <w:rStyle w:val="Hyperlink"/>
@@ -611,7 +611,7 @@
           <w:sz w:val="24"/>
           <w:u w:val="single"/>
         </w:rPr>
-        <w:hyperlink r:id="rId10" w:history="1">
+        <w:hyperlink r:id="rId11" w:history="1">
           <w:r>
             <w:rPr>
               <w:rStyle w:val="Hyperlink"/>
@@ -809,7 +809,14 @@
           <w:color w:val="000000"/>
           <w:sz w:val="24"/>
         </w:rPr>
-        <w:t>versiteit Gronin</w:t>
+        <w:hyperlink r:id="rId11" w:history="1">
+          <w:r>
+            <w:rPr>
+              <w:rStyle w:val="Hyperlink"/>
+            </w:rPr>
+            <w:t>versiteit Gronin</w:t>
+          </w:r>
+        </w:hyperlink>
       </w:r>
       <w:r>
         <w:rPr>
@@ -1430,7 +1437,14 @@
           <w:color w:val="000000"/>
           <w:sz w:val="24"/>
         </w:rPr>
-        <w:t>. Veel va</w:t>
+        <w:hyperlink r:id="rId13" w:history="1">
+          <w:r>
+            <w:rPr>
+              <w:rStyle w:val="Hyperlink"/>
+            </w:rPr>
+            <w:t>. Veel va</w:t>
+          </w:r>
+        </w:hyperlink>
       </w:r>
       <w:r>
         <w:rPr>
@@ -3860,13 +3874,32 @@
       </w:r>
       <w:r>
         <w:rPr>
+          <w:u w:val="single" w:color="0000ff"/>
           <w:rFonts w:ascii="Charis SIL Italic" w:hAnsi="Charis SIL Italic" w:eastAsia="Charis SIL Italic"/>
           <w:b w:val="0"/>
           <w:i w:val="0"/>
           <w:color w:val="000000"/>
           <w:sz w:val="24"/>
         </w:rPr>
-        <w:t xml:space="preserve">, </w:t>
+        <w:hyperlink r:id="rId29" w:history="1">
+          <w:r>
+            <w:rPr>
+              <w:rStyle w:val="Hyperlink"/>
+            </w:rPr>
+            <w:t>,</w:t>
+          </w:r>
+        </w:hyperlink>
+      </w:r>
+      <w:r>
+        <w:rPr>
+          <w:u w:val="single" w:color="0000ff"/>
+          <w:rFonts w:ascii="Charis SIL Italic" w:hAnsi="Charis SIL Italic" w:eastAsia="Charis SIL Italic"/>
+          <w:b w:val="0"/>
+          <w:i w:val="0"/>
+          <w:color w:val="000000"/>
+          <w:sz w:val="24"/>
+        </w:rPr>
+        <w:t xml:space="preserve"> </w:t>
       </w:r>
       <w:r>
         <w:rPr>
@@ -4228,7 +4261,6 @@
       </w:r>
       <w:r>
         <w:rPr>
-          <w:u w:val="single" w:color="0000ff"/>
           <w:rFonts w:ascii="Charis SIL Italic" w:hAnsi="Charis SIL Italic" w:eastAsia="Charis SIL Italic"/>
           <w:b w:val="0"/>
           <w:i w:val="0"/>
@@ -5482,8 +5514,45 @@
           <w:i w:val="0"/>
           <w:color w:val="0000FF"/>
           <w:sz w:val="24"/>
-        </w:rPr>
-        <w:t>Gerard Vrolik</w:t>
+          <w:u w:val="single"/>
+        </w:rPr>
+        <w:hyperlink r:id="rId44" w:history="1">
+          <w:r>
+            <w:rPr>
+              <w:rStyle w:val="Hyperlink"/>
+            </w:rPr>
+            <w:t>Gerard</w:t>
+          </w:r>
+        </w:hyperlink>
+      </w:r>
+      <w:r>
+        <w:rPr>
+          <w:rFonts w:ascii="Charis SIL Italic" w:hAnsi="Charis SIL Italic" w:eastAsia="Charis SIL Italic"/>
+          <w:b w:val="0"/>
+          <w:i w:val="0"/>
+          <w:color w:val="0000FF"/>
+          <w:sz w:val="24"/>
+          <w:u w:val="single"/>
+        </w:rPr>
+        <w:t xml:space="preserve"> </w:t>
+      </w:r>
+      <w:r>
+        <w:rPr>
+          <w:rFonts w:ascii="Charis SIL Italic" w:hAnsi="Charis SIL Italic" w:eastAsia="Charis SIL Italic"/>
+          <w:b w:val="0"/>
+          <w:i w:val="0"/>
+          <w:color w:val="0000FF"/>
+          <w:sz w:val="24"/>
+          <w:u w:val="single"/>
+        </w:rPr>
+        <w:hyperlink r:id="rId44" w:history="1">
+          <w:r>
+            <w:rPr>
+              <w:rStyle w:val="Hyperlink"/>
+            </w:rPr>
+            <w:t>Vrolik</w:t>
+          </w:r>
+        </w:hyperlink>
       </w:r>
       <w:r>
         <w:rPr>
@@ -5533,6 +5602,7 @@
       </w:r>
       <w:r>
         <w:rPr>
+          <w:u w:val="single" w:color="0000ff"/>
           <w:rFonts w:ascii="Charis SIL Italic" w:hAnsi="Charis SIL Italic" w:eastAsia="Charis SIL Italic"/>
           <w:b w:val="0"/>
           <w:i w:val="0"/>
@@ -5550,6 +5620,7 @@
       </w:r>
       <w:r>
         <w:rPr>
+          <w:u w:val="single" w:color="0000ff"/>
           <w:rFonts w:ascii="Charis SIL Italic" w:hAnsi="Charis SIL Italic" w:eastAsia="Charis SIL Italic"/>
           <w:b w:val="0"/>
           <w:i w:val="0"/>
@@ -5567,6 +5638,7 @@
       </w:r>
       <w:r>
         <w:rPr>
+          <w:u w:val="single" w:color="0000ff"/>
           <w:rFonts w:ascii="Charis SIL Italic" w:hAnsi="Charis SIL Italic" w:eastAsia="Charis SIL Italic"/>
           <w:b w:val="0"/>
           <w:i w:val="0"/>
@@ -6004,7 +6076,6 @@
       </w:r>
       <w:r>
         <w:rPr>
-          <w:u w:val="single" w:color="0000ff"/>
           <w:rFonts w:ascii="Charis SIL Italic" w:hAnsi="Charis SIL Italic" w:eastAsia="Charis SIL Italic"/>
           <w:b w:val="0"/>
           <w:i w:val="0"/>

--- a/EXPORTS/DOCX/published/niveau3/Dutch/UniversityMus.docx
+++ b/EXPORTS/DOCX/published/niveau3/Dutch/UniversityMus.docx
@@ -500,24 +500,7 @@
           <w:color w:val="000000"/>
           <w:sz w:val="24"/>
         </w:rPr>
-        <w:t>Volkenkundig Museum en het voor</w:t>
-      </w:r>
-      <w:r>
-        <w:rPr>
-          <w:rFonts w:ascii="Charis SIL Italic" w:hAnsi="Charis SIL Italic" w:eastAsia="Charis SIL Italic"/>
-          <w:b w:val="0"/>
-          <w:i w:val="0"/>
-          <w:color w:val="000000"/>
-          <w:sz w:val="24"/>
-        </w:rPr>
-        <w:hyperlink r:id="rId10" w:history="1">
-          <w:r>
-            <w:rPr>
-              <w:rStyle w:val="Hyperlink"/>
-            </w:rPr>
-            <w:t xml:space="preserve">malig </w:t>
-          </w:r>
-        </w:hyperlink>
+        <w:t xml:space="preserve">Volkenkundig Museum en het voormalig </w:t>
       </w:r>
       <w:r>
         <w:rPr>
@@ -629,7 +612,7 @@
           <w:sz w:val="24"/>
           <w:u w:val="single"/>
         </w:rPr>
-        <w:hyperlink r:id="rId10" w:history="1">
+        <w:hyperlink r:id="rId11" w:history="1">
           <w:r>
             <w:rPr>
               <w:rStyle w:val="Hyperlink"/>
@@ -647,7 +630,7 @@
           <w:sz w:val="24"/>
           <w:u w:val="single"/>
         </w:rPr>
-        <w:hyperlink r:id="rId10" w:history="1">
+        <w:hyperlink r:id="rId11" w:history="1">
           <w:r>
             <w:rPr>
               <w:rStyle w:val="Hyperlink"/>
@@ -676,7 +659,7 @@
           <w:sz w:val="24"/>
           <w:u w:val="single"/>
         </w:rPr>
-        <w:hyperlink r:id="rId10" w:history="1">
+        <w:hyperlink r:id="rId11" w:history="1">
           <w:r>
             <w:rPr>
               <w:rStyle w:val="Hyperlink"/>
@@ -798,25 +781,7 @@
           <w:color w:val="000000"/>
           <w:sz w:val="24"/>
         </w:rPr>
-        <w:t>dat onderdeel uit maakte van de Rijksuni</w:t>
-      </w:r>
-      <w:r>
-        <w:rPr>
-          <w:u w:val="single" w:color="0000ff"/>
-          <w:rFonts w:ascii="Charis SIL Italic" w:hAnsi="Charis SIL Italic" w:eastAsia="Charis SIL Italic"/>
-          <w:b w:val="0"/>
-          <w:i w:val="0"/>
-          <w:color w:val="000000"/>
-          <w:sz w:val="24"/>
-        </w:rPr>
-        <w:hyperlink r:id="rId11" w:history="1">
-          <w:r>
-            <w:rPr>
-              <w:rStyle w:val="Hyperlink"/>
-            </w:rPr>
-            <w:t>versiteit Gronin</w:t>
-          </w:r>
-        </w:hyperlink>
+        <w:t>dat onderdeel uit maakte van de Rijksuniversiteit Gronin</w:t>
       </w:r>
       <w:r>
         <w:rPr>
@@ -3395,41 +3360,24 @@
       </w:r>
       <w:r>
         <w:rPr>
+          <w:u w:val="single" w:color="0000ff"/>
           <w:rFonts w:ascii="Charis SIL Italic" w:hAnsi="Charis SIL Italic" w:eastAsia="Charis SIL Italic"/>
           <w:b w:val="0"/>
           <w:i w:val="0"/>
           <w:color w:val="000000"/>
           <w:sz w:val="24"/>
         </w:rPr>
-        <w:hyperlink r:id="rId26" w:history="1">
-          <w:r>
-            <w:rPr>
-              <w:rStyle w:val="Hyperlink"/>
-            </w:rPr>
-            <w:t>d</w:t>
-          </w:r>
-        </w:hyperlink>
-      </w:r>
-      <w:r>
-        <w:rPr>
-          <w:u w:val="single" w:color="0000ff"/>
+        <w:t>d</w:t>
+      </w:r>
+      <w:r>
+        <w:rPr>
           <w:rFonts w:ascii="Charis SIL Italic" w:hAnsi="Charis SIL Italic" w:eastAsia="Charis SIL Italic"/>
           <w:b w:val="0"/>
           <w:i w:val="0"/>
           <w:color w:val="000000"/>
           <w:sz w:val="24"/>
         </w:rPr>
-        <w:t>e</w:t>
-      </w:r>
-      <w:r>
-        <w:rPr>
-          <w:rFonts w:ascii="Charis SIL Italic" w:hAnsi="Charis SIL Italic" w:eastAsia="Charis SIL Italic"/>
-          <w:b w:val="0"/>
-          <w:i w:val="0"/>
-          <w:color w:val="000000"/>
-          <w:sz w:val="24"/>
-        </w:rPr>
-        <w:t xml:space="preserve"> zoekhulp.</w:t>
+        <w:t>e zoekhulp.</w:t>
       </w:r>
     </w:p>
     <w:p>
@@ -5359,7 +5307,14 @@
           <w:color w:val="0000FF"/>
           <w:sz w:val="24"/>
         </w:rPr>
-        <w:t xml:space="preserve">igitaal </w:t>
+        <w:hyperlink r:id="rId42" w:history="1">
+          <w:r>
+            <w:rPr>
+              <w:rStyle w:val="Hyperlink"/>
+            </w:rPr>
+            <w:t xml:space="preserve">igitaal </w:t>
+          </w:r>
+        </w:hyperlink>
       </w:r>
       <w:r>
         <w:br/>
@@ -5514,45 +5469,8 @@
           <w:i w:val="0"/>
           <w:color w:val="0000FF"/>
           <w:sz w:val="24"/>
-          <w:u w:val="single"/>
-        </w:rPr>
-        <w:hyperlink r:id="rId44" w:history="1">
-          <w:r>
-            <w:rPr>
-              <w:rStyle w:val="Hyperlink"/>
-            </w:rPr>
-            <w:t>Gerard</w:t>
-          </w:r>
-        </w:hyperlink>
-      </w:r>
-      <w:r>
-        <w:rPr>
-          <w:rFonts w:ascii="Charis SIL Italic" w:hAnsi="Charis SIL Italic" w:eastAsia="Charis SIL Italic"/>
-          <w:b w:val="0"/>
-          <w:i w:val="0"/>
-          <w:color w:val="0000FF"/>
-          <w:sz w:val="24"/>
-          <w:u w:val="single"/>
-        </w:rPr>
-        <w:t xml:space="preserve"> </w:t>
-      </w:r>
-      <w:r>
-        <w:rPr>
-          <w:rFonts w:ascii="Charis SIL Italic" w:hAnsi="Charis SIL Italic" w:eastAsia="Charis SIL Italic"/>
-          <w:b w:val="0"/>
-          <w:i w:val="0"/>
-          <w:color w:val="0000FF"/>
-          <w:sz w:val="24"/>
-          <w:u w:val="single"/>
-        </w:rPr>
-        <w:hyperlink r:id="rId44" w:history="1">
-          <w:r>
-            <w:rPr>
-              <w:rStyle w:val="Hyperlink"/>
-            </w:rPr>
-            <w:t>Vrolik</w:t>
-          </w:r>
-        </w:hyperlink>
+        </w:rPr>
+        <w:t>Gerard Vrolik</w:t>
       </w:r>
       <w:r>
         <w:rPr>
@@ -5602,7 +5520,6 @@
       </w:r>
       <w:r>
         <w:rPr>
-          <w:u w:val="single" w:color="0000ff"/>
           <w:rFonts w:ascii="Charis SIL Italic" w:hAnsi="Charis SIL Italic" w:eastAsia="Charis SIL Italic"/>
           <w:b w:val="0"/>
           <w:i w:val="0"/>
@@ -5620,7 +5537,6 @@
       </w:r>
       <w:r>
         <w:rPr>
-          <w:u w:val="single" w:color="0000ff"/>
           <w:rFonts w:ascii="Charis SIL Italic" w:hAnsi="Charis SIL Italic" w:eastAsia="Charis SIL Italic"/>
           <w:b w:val="0"/>
           <w:i w:val="0"/>
@@ -5638,7 +5554,6 @@
       </w:r>
       <w:r>
         <w:rPr>
-          <w:u w:val="single" w:color="0000ff"/>
           <w:rFonts w:ascii="Charis SIL Italic" w:hAnsi="Charis SIL Italic" w:eastAsia="Charis SIL Italic"/>
           <w:b w:val="0"/>
           <w:i w:val="0"/>
@@ -6076,6 +5991,7 @@
       </w:r>
       <w:r>
         <w:rPr>
+          <w:u w:val="single" w:color="0000ff"/>
           <w:rFonts w:ascii="Charis SIL Italic" w:hAnsi="Charis SIL Italic" w:eastAsia="Charis SIL Italic"/>
           <w:b w:val="0"/>
           <w:i w:val="0"/>
@@ -6260,16 +6176,8 @@
           <w:i w:val="0"/>
           <w:color w:val="0000FF"/>
           <w:sz w:val="24"/>
-          <w:u w:val="single"/>
-        </w:rPr>
-        <w:hyperlink r:id="rId49" w:history="1">
-          <w:r>
-            <w:rPr>
-              <w:rStyle w:val="Hyperlink"/>
-            </w:rPr>
-            <w:t>S</w:t>
-          </w:r>
-        </w:hyperlink>
+        </w:rPr>
+        <w:t>S</w:t>
       </w:r>
       <w:r>
         <w:rPr>
@@ -6298,7 +6206,7 @@
           <w:sz w:val="24"/>
           <w:u w:val="single"/>
         </w:rPr>
-        <w:hyperlink r:id="rId48" w:history="1">
+        <w:hyperlink r:id="rId49" w:history="1">
           <w:r>
             <w:rPr>
               <w:rStyle w:val="Hyperlink"/>
@@ -6345,7 +6253,7 @@
           <w:sz w:val="24"/>
           <w:u w:val="single"/>
         </w:rPr>
-        <w:hyperlink r:id="rId49" w:history="1">
+        <w:hyperlink r:id="rId48" w:history="1">
           <w:r>
             <w:rPr>
               <w:rStyle w:val="Hyperlink"/>

--- a/EXPORTS/DOCX/published/niveau3/Dutch/UniversityMus.docx
+++ b/EXPORTS/DOCX/published/niveau3/Dutch/UniversityMus.docx
@@ -511,7 +511,7 @@
           <w:sz w:val="24"/>
           <w:u w:val="single"/>
         </w:rPr>
-        <w:hyperlink r:id="rId11" w:history="1">
+        <w:hyperlink r:id="rId10" w:history="1">
           <w:r>
             <w:rPr>
               <w:rStyle w:val="Hyperlink"/>
@@ -529,7 +529,7 @@
           <w:sz w:val="24"/>
           <w:u w:val="single"/>
         </w:rPr>
-        <w:hyperlink r:id="rId11" w:history="1">
+        <w:hyperlink r:id="rId10" w:history="1">
           <w:r>
             <w:rPr>
               <w:rStyle w:val="Hyperlink"/>
@@ -547,7 +547,7 @@
           <w:sz w:val="24"/>
           <w:u w:val="single"/>
         </w:rPr>
-        <w:hyperlink r:id="rId11" w:history="1">
+        <w:hyperlink r:id="rId10" w:history="1">
           <w:r>
             <w:rPr>
               <w:rStyle w:val="Hyperlink"/>
@@ -781,7 +781,25 @@
           <w:color w:val="000000"/>
           <w:sz w:val="24"/>
         </w:rPr>
-        <w:t>dat onderdeel uit maakte van de Rijksuniversiteit Gronin</w:t>
+        <w:t>dat onderdeel uit maakte van de Rijksuni</w:t>
+      </w:r>
+      <w:r>
+        <w:rPr>
+          <w:u w:val="single" w:color="0000ff"/>
+          <w:rFonts w:ascii="Charis SIL Italic" w:hAnsi="Charis SIL Italic" w:eastAsia="Charis SIL Italic"/>
+          <w:b w:val="0"/>
+          <w:i w:val="0"/>
+          <w:color w:val="000000"/>
+          <w:sz w:val="24"/>
+        </w:rPr>
+        <w:hyperlink r:id="rId11" w:history="1">
+          <w:r>
+            <w:rPr>
+              <w:rStyle w:val="Hyperlink"/>
+            </w:rPr>
+            <w:t>versiteit Gronin</w:t>
+          </w:r>
+        </w:hyperlink>
       </w:r>
       <w:r>
         <w:rPr>
@@ -1391,43 +1409,7 @@
           <w:color w:val="000000"/>
           <w:sz w:val="24"/>
         </w:rPr>
-        <w:t>Wereldmuseum Rotterdam</w:t>
-      </w:r>
-      <w:r>
-        <w:rPr>
-          <w:u w:val="single" w:color="0000ff"/>
-          <w:rFonts w:ascii="Charis SIL Italic" w:hAnsi="Charis SIL Italic" w:eastAsia="Charis SIL Italic"/>
-          <w:b w:val="0"/>
-          <w:i w:val="0"/>
-          <w:color w:val="000000"/>
-          <w:sz w:val="24"/>
-        </w:rPr>
-        <w:hyperlink r:id="rId13" w:history="1">
-          <w:r>
-            <w:rPr>
-              <w:rStyle w:val="Hyperlink"/>
-            </w:rPr>
-            <w:t>. Veel va</w:t>
-          </w:r>
-        </w:hyperlink>
-      </w:r>
-      <w:r>
-        <w:rPr>
-          <w:u w:val="single" w:color="0000ff"/>
-          <w:rFonts w:ascii="Charis SIL Italic" w:hAnsi="Charis SIL Italic" w:eastAsia="Charis SIL Italic"/>
-          <w:b w:val="0"/>
-          <w:i w:val="0"/>
-          <w:color w:val="000000"/>
-          <w:sz w:val="24"/>
-        </w:rPr>
-        <w:hyperlink r:id="rId13" w:history="1">
-          <w:r>
-            <w:rPr>
-              <w:rStyle w:val="Hyperlink"/>
-            </w:rPr>
-            <w:t xml:space="preserve">n de </w:t>
-          </w:r>
-        </w:hyperlink>
+        <w:t xml:space="preserve">Wereldmuseum Rotterdam. Veel van de </w:t>
       </w:r>
       <w:r>
         <w:rPr>
@@ -2237,7 +2219,7 @@
           <w:sz w:val="24"/>
           <w:u w:val="single"/>
         </w:rPr>
-        <w:hyperlink r:id="rId20" w:history="1">
+        <w:hyperlink r:id="rId17" w:history="1">
           <w:r>
             <w:rPr>
               <w:rStyle w:val="Hyperlink"/>
@@ -2592,14 +2574,7 @@
           <w:color w:val="000000"/>
           <w:sz w:val="24"/>
         </w:rPr>
-        <w:hyperlink r:id="rId22" w:history="1">
-          <w:r>
-            <w:rPr>
-              <w:rStyle w:val="Hyperlink"/>
-            </w:rPr>
-            <w:t>rchieven v</w:t>
-          </w:r>
-        </w:hyperlink>
+        <w:t>rchieven v</w:t>
       </w:r>
       <w:r>
         <w:rPr>
@@ -5307,28 +5282,21 @@
           <w:color w:val="0000FF"/>
           <w:sz w:val="24"/>
         </w:rPr>
+        <w:t xml:space="preserve">igitaal </w:t>
+      </w:r>
+      <w:r>
+        <w:br/>
+      </w:r>
+      <w:r>
+        <w:rPr>
+          <w:rFonts w:ascii="Charis SIL Italic" w:hAnsi="Charis SIL Italic" w:eastAsia="Charis SIL Italic"/>
+          <w:b w:val="0"/>
+          <w:i w:val="0"/>
+          <w:color w:val="0000FF"/>
+          <w:sz w:val="24"/>
+          <w:u w:val="single"/>
+        </w:rPr>
         <w:hyperlink r:id="rId42" w:history="1">
-          <w:r>
-            <w:rPr>
-              <w:rStyle w:val="Hyperlink"/>
-            </w:rPr>
-            <w:t xml:space="preserve">igitaal </w:t>
-          </w:r>
-        </w:hyperlink>
-      </w:r>
-      <w:r>
-        <w:br/>
-      </w:r>
-      <w:r>
-        <w:rPr>
-          <w:rFonts w:ascii="Charis SIL Italic" w:hAnsi="Charis SIL Italic" w:eastAsia="Charis SIL Italic"/>
-          <w:b w:val="0"/>
-          <w:i w:val="0"/>
-          <w:color w:val="0000FF"/>
-          <w:sz w:val="24"/>
-          <w:u w:val="single"/>
-        </w:rPr>
-        <w:hyperlink r:id="rId41" w:history="1">
           <w:r>
             <w:rPr>
               <w:rStyle w:val="Hyperlink"/>
@@ -5991,7 +5959,6 @@
       </w:r>
       <w:r>
         <w:rPr>
-          <w:u w:val="single" w:color="0000ff"/>
           <w:rFonts w:ascii="Charis SIL Italic" w:hAnsi="Charis SIL Italic" w:eastAsia="Charis SIL Italic"/>
           <w:b w:val="0"/>
           <w:i w:val="0"/>
@@ -6177,7 +6144,14 @@
           <w:color w:val="0000FF"/>
           <w:sz w:val="24"/>
         </w:rPr>
-        <w:t>S</w:t>
+        <w:hyperlink r:id="rId49" w:history="1">
+          <w:r>
+            <w:rPr>
+              <w:rStyle w:val="Hyperlink"/>
+            </w:rPr>
+            <w:t>S</w:t>
+          </w:r>
+        </w:hyperlink>
       </w:r>
       <w:r>
         <w:rPr>
@@ -6206,7 +6180,7 @@
           <w:sz w:val="24"/>
           <w:u w:val="single"/>
         </w:rPr>
-        <w:hyperlink r:id="rId49" w:history="1">
+        <w:hyperlink r:id="rId48" w:history="1">
           <w:r>
             <w:rPr>
               <w:rStyle w:val="Hyperlink"/>
@@ -6440,29 +6414,13 @@
             <w:rPr>
               <w:rStyle w:val="Hyperlink"/>
             </w:rPr>
-            <w:t>desbetreffende zoe</w:t>
+            <w:t>desbetreffende zoek</w:t>
           </w:r>
         </w:hyperlink>
       </w:r>
       <w:r>
         <w:rPr>
-          <w:rFonts w:ascii="Charis SIL Italic" w:hAnsi="Charis SIL Italic" w:eastAsia="Charis SIL Italic"/>
-          <w:b w:val="0"/>
-          <w:i w:val="0"/>
-          <w:color w:val="000000"/>
-          <w:sz w:val="24"/>
-        </w:rPr>
-        <w:hyperlink r:id="rId50" w:history="1">
-          <w:r>
-            <w:rPr>
-              <w:rStyle w:val="Hyperlink"/>
-            </w:rPr>
-            <w:t>k</w:t>
-          </w:r>
-        </w:hyperlink>
-      </w:r>
-      <w:r>
-        <w:rPr>
+          <w:u w:val="single" w:color="0000ff"/>
           <w:rFonts w:ascii="Charis SIL Italic" w:hAnsi="Charis SIL Italic" w:eastAsia="Charis SIL Italic"/>
           <w:b w:val="0"/>
           <w:i w:val="0"/>
@@ -6521,7 +6479,7 @@
             <w:rPr>
               <w:rStyle w:val="Hyperlink"/>
             </w:rPr>
-            <w:t>) beheerde v</w:t>
+            <w:t xml:space="preserve">) beheerde </w:t>
           </w:r>
         </w:hyperlink>
       </w:r>
@@ -6533,7 +6491,7 @@
           <w:color w:val="000000"/>
           <w:sz w:val="24"/>
         </w:rPr>
-        <w:t xml:space="preserve">anaf het begin van de twintigste eeuw een </w:t>
+        <w:t xml:space="preserve">vanaf het begin van de twintigste eeuw een </w:t>
       </w:r>
       <w:r>
         <w:br/>

--- a/EXPORTS/DOCX/published/niveau3/Dutch/UniversityMus.docx
+++ b/EXPORTS/DOCX/published/niveau3/Dutch/UniversityMus.docx
@@ -511,7 +511,7 @@
           <w:sz w:val="24"/>
           <w:u w:val="single"/>
         </w:rPr>
-        <w:hyperlink r:id="rId10" w:history="1">
+        <w:hyperlink r:id="rId11" w:history="1">
           <w:r>
             <w:rPr>
               <w:rStyle w:val="Hyperlink"/>
@@ -529,7 +529,7 @@
           <w:sz w:val="24"/>
           <w:u w:val="single"/>
         </w:rPr>
-        <w:hyperlink r:id="rId10" w:history="1">
+        <w:hyperlink r:id="rId11" w:history="1">
           <w:r>
             <w:rPr>
               <w:rStyle w:val="Hyperlink"/>
@@ -547,7 +547,7 @@
           <w:sz w:val="24"/>
           <w:u w:val="single"/>
         </w:rPr>
-        <w:hyperlink r:id="rId10" w:history="1">
+        <w:hyperlink r:id="rId11" w:history="1">
           <w:r>
             <w:rPr>
               <w:rStyle w:val="Hyperlink"/>
@@ -594,7 +594,7 @@
           <w:sz w:val="24"/>
           <w:u w:val="single"/>
         </w:rPr>
-        <w:hyperlink r:id="rId11" w:history="1">
+        <w:hyperlink r:id="rId10" w:history="1">
           <w:r>
             <w:rPr>
               <w:rStyle w:val="Hyperlink"/>
@@ -612,7 +612,7 @@
           <w:sz w:val="24"/>
           <w:u w:val="single"/>
         </w:rPr>
-        <w:hyperlink r:id="rId11" w:history="1">
+        <w:hyperlink r:id="rId10" w:history="1">
           <w:r>
             <w:rPr>
               <w:rStyle w:val="Hyperlink"/>
@@ -630,7 +630,7 @@
           <w:sz w:val="24"/>
           <w:u w:val="single"/>
         </w:rPr>
-        <w:hyperlink r:id="rId11" w:history="1">
+        <w:hyperlink r:id="rId10" w:history="1">
           <w:r>
             <w:rPr>
               <w:rStyle w:val="Hyperlink"/>
@@ -659,7 +659,7 @@
           <w:sz w:val="24"/>
           <w:u w:val="single"/>
         </w:rPr>
-        <w:hyperlink r:id="rId11" w:history="1">
+        <w:hyperlink r:id="rId10" w:history="1">
           <w:r>
             <w:rPr>
               <w:rStyle w:val="Hyperlink"/>
@@ -1409,7 +1409,43 @@
           <w:color w:val="000000"/>
           <w:sz w:val="24"/>
         </w:rPr>
-        <w:t xml:space="preserve">Wereldmuseum Rotterdam. Veel van de </w:t>
+        <w:t>Wereldmuseum Rotterdam</w:t>
+      </w:r>
+      <w:r>
+        <w:rPr>
+          <w:u w:val="single" w:color="0000ff"/>
+          <w:rFonts w:ascii="Charis SIL Italic" w:hAnsi="Charis SIL Italic" w:eastAsia="Charis SIL Italic"/>
+          <w:b w:val="0"/>
+          <w:i w:val="0"/>
+          <w:color w:val="000000"/>
+          <w:sz w:val="24"/>
+        </w:rPr>
+        <w:hyperlink r:id="rId13" w:history="1">
+          <w:r>
+            <w:rPr>
+              <w:rStyle w:val="Hyperlink"/>
+            </w:rPr>
+            <w:t>. Veel va</w:t>
+          </w:r>
+        </w:hyperlink>
+      </w:r>
+      <w:r>
+        <w:rPr>
+          <w:u w:val="single" w:color="0000ff"/>
+          <w:rFonts w:ascii="Charis SIL Italic" w:hAnsi="Charis SIL Italic" w:eastAsia="Charis SIL Italic"/>
+          <w:b w:val="0"/>
+          <w:i w:val="0"/>
+          <w:color w:val="000000"/>
+          <w:sz w:val="24"/>
+        </w:rPr>
+        <w:hyperlink r:id="rId13" w:history="1">
+          <w:r>
+            <w:rPr>
+              <w:rStyle w:val="Hyperlink"/>
+            </w:rPr>
+            <w:t xml:space="preserve">n de </w:t>
+          </w:r>
+        </w:hyperlink>
       </w:r>
       <w:r>
         <w:rPr>
@@ -2574,7 +2610,14 @@
           <w:color w:val="000000"/>
           <w:sz w:val="24"/>
         </w:rPr>
-        <w:t>rchieven v</w:t>
+        <w:hyperlink r:id="rId22" w:history="1">
+          <w:r>
+            <w:rPr>
+              <w:rStyle w:val="Hyperlink"/>
+            </w:rPr>
+            <w:t>rchieven v</w:t>
+          </w:r>
+        </w:hyperlink>
       </w:r>
       <w:r>
         <w:rPr>
@@ -2878,75 +2921,13 @@
       </w:r>
       <w:r>
         <w:rPr>
-          <w:u w:val="single" w:color="0000ff"/>
           <w:rFonts w:ascii="Charis SIL Italic" w:hAnsi="Charis SIL Italic" w:eastAsia="Charis SIL Italic"/>
           <w:b w:val="0"/>
           <w:i w:val="0"/>
           <w:color w:val="000000"/>
           <w:sz w:val="24"/>
         </w:rPr>
-        <w:hyperlink r:id="rId11" w:history="1">
-          <w:r>
-            <w:rPr>
-              <w:rStyle w:val="Hyperlink"/>
-            </w:rPr>
-            <w:t xml:space="preserve">2003 vormde </w:t>
-          </w:r>
-        </w:hyperlink>
-      </w:r>
-      <w:r>
-        <w:rPr>
-          <w:u w:val="single" w:color="0000ff"/>
-          <w:rFonts w:ascii="Charis SIL Italic" w:hAnsi="Charis SIL Italic" w:eastAsia="Charis SIL Italic"/>
-          <w:b w:val="0"/>
-          <w:i w:val="0"/>
-          <w:color w:val="000000"/>
-          <w:sz w:val="24"/>
-        </w:rPr>
-        <w:hyperlink r:id="rId11" w:history="1">
-          <w:r>
-            <w:rPr>
-              <w:rStyle w:val="Hyperlink"/>
-            </w:rPr>
-            <w:t>deze coll</w:t>
-          </w:r>
-        </w:hyperlink>
-      </w:r>
-      <w:r>
-        <w:rPr>
-          <w:u w:val="single" w:color="0000ff"/>
-          <w:rFonts w:ascii="Charis SIL Italic" w:hAnsi="Charis SIL Italic" w:eastAsia="Charis SIL Italic"/>
-          <w:b w:val="0"/>
-          <w:i w:val="0"/>
-          <w:color w:val="000000"/>
-          <w:sz w:val="24"/>
-        </w:rPr>
-        <w:hyperlink r:id="rId11" w:history="1">
-          <w:r>
-            <w:rPr>
-              <w:rStyle w:val="Hyperlink"/>
-            </w:rPr>
-            <w:t>e</w:t>
-          </w:r>
-        </w:hyperlink>
-      </w:r>
-      <w:r>
-        <w:rPr>
-          <w:u w:val="single" w:color="0000ff"/>
-          <w:rFonts w:ascii="Charis SIL Italic" w:hAnsi="Charis SIL Italic" w:eastAsia="Charis SIL Italic"/>
-          <w:b w:val="0"/>
-          <w:i w:val="0"/>
-          <w:color w:val="000000"/>
-          <w:sz w:val="24"/>
-        </w:rPr>
-        <w:hyperlink r:id="rId11" w:history="1">
-          <w:r>
-            <w:rPr>
-              <w:rStyle w:val="Hyperlink"/>
-            </w:rPr>
-            <w:t>ctie een a</w:t>
-          </w:r>
-        </w:hyperlink>
+        <w:t>2003 vormde deze collectie een a</w:t>
       </w:r>
       <w:r>
         <w:rPr>
@@ -3775,7 +3756,14 @@
           <w:color w:val="0000FF"/>
           <w:sz w:val="24"/>
         </w:rPr>
-        <w:t>han</w:t>
+        <w:hyperlink r:id="rId30" w:history="1">
+          <w:r>
+            <w:rPr>
+              <w:rStyle w:val="Hyperlink"/>
+            </w:rPr>
+            <w:t>han</w:t>
+          </w:r>
+        </w:hyperlink>
       </w:r>
       <w:r>
         <w:rPr>
@@ -3891,7 +3879,7 @@
           <w:sz w:val="24"/>
           <w:u w:val="single"/>
         </w:rPr>
-        <w:hyperlink r:id="rId30" w:history="1">
+        <w:hyperlink r:id="rId31" w:history="1">
           <w:r>
             <w:rPr>
               <w:rStyle w:val="Hyperlink"/>
@@ -3920,7 +3908,7 @@
           <w:sz w:val="24"/>
           <w:u w:val="single"/>
         </w:rPr>
-        <w:hyperlink r:id="rId30" w:history="1">
+        <w:hyperlink r:id="rId31" w:history="1">
           <w:r>
             <w:rPr>
               <w:rStyle w:val="Hyperlink"/>
@@ -3948,7 +3936,7 @@
           <w:sz w:val="24"/>
           <w:u w:val="single"/>
         </w:rPr>
-        <w:hyperlink r:id="rId31" w:history="1">
+        <w:hyperlink r:id="rId32" w:history="1">
           <w:r>
             <w:rPr>
               <w:rStyle w:val="Hyperlink"/>
@@ -3977,7 +3965,7 @@
           <w:sz w:val="24"/>
           <w:u w:val="single"/>
         </w:rPr>
-        <w:hyperlink r:id="rId31" w:history="1">
+        <w:hyperlink r:id="rId32" w:history="1">
           <w:r>
             <w:rPr>
               <w:rStyle w:val="Hyperlink"/>
@@ -4006,7 +3994,7 @@
           <w:sz w:val="24"/>
           <w:u w:val="single"/>
         </w:rPr>
-        <w:hyperlink r:id="rId31" w:history="1">
+        <w:hyperlink r:id="rId32" w:history="1">
           <w:r>
             <w:rPr>
               <w:rStyle w:val="Hyperlink"/>
@@ -4034,7 +4022,7 @@
           <w:sz w:val="24"/>
           <w:u w:val="single"/>
         </w:rPr>
-        <w:hyperlink r:id="rId32" w:history="1">
+        <w:hyperlink r:id="rId33" w:history="1">
           <w:r>
             <w:rPr>
               <w:rStyle w:val="Hyperlink"/>
@@ -4063,7 +4051,7 @@
           <w:sz w:val="24"/>
           <w:u w:val="single"/>
         </w:rPr>
-        <w:hyperlink r:id="rId32" w:history="1">
+        <w:hyperlink r:id="rId33" w:history="1">
           <w:r>
             <w:rPr>
               <w:rStyle w:val="Hyperlink"/>
@@ -4091,7 +4079,7 @@
           <w:color w:val="000000"/>
           <w:sz w:val="24"/>
         </w:rPr>
-        <w:hyperlink r:id="rId33" w:history="1">
+        <w:hyperlink r:id="rId30" w:history="1">
           <w:r>
             <w:rPr>
               <w:rStyle w:val="Hyperlink"/>
@@ -4119,7 +4107,7 @@
           <w:color w:val="000000"/>
           <w:sz w:val="24"/>
         </w:rPr>
-        <w:hyperlink r:id="rId30" w:history="1">
+        <w:hyperlink r:id="rId31" w:history="1">
           <w:r>
             <w:rPr>
               <w:rStyle w:val="Hyperlink"/>
@@ -4137,7 +4125,7 @@
           <w:color w:val="000000"/>
           <w:sz w:val="24"/>
         </w:rPr>
-        <w:hyperlink r:id="rId30" w:history="1">
+        <w:hyperlink r:id="rId31" w:history="1">
           <w:r>
             <w:rPr>
               <w:rStyle w:val="Hyperlink"/>
@@ -4155,7 +4143,7 @@
           <w:color w:val="000000"/>
           <w:sz w:val="24"/>
         </w:rPr>
-        <w:hyperlink r:id="rId30" w:history="1">
+        <w:hyperlink r:id="rId31" w:history="1">
           <w:r>
             <w:rPr>
               <w:rStyle w:val="Hyperlink"/>
@@ -4173,7 +4161,7 @@
           <w:color w:val="000000"/>
           <w:sz w:val="24"/>
         </w:rPr>
-        <w:hyperlink r:id="rId30" w:history="1">
+        <w:hyperlink r:id="rId31" w:history="1">
           <w:r>
             <w:rPr>
               <w:rStyle w:val="Hyperlink"/>
@@ -4201,7 +4189,7 @@
           <w:color w:val="000000"/>
           <w:sz w:val="24"/>
         </w:rPr>
-        <w:hyperlink r:id="rId30" w:history="1">
+        <w:hyperlink r:id="rId31" w:history="1">
           <w:r>
             <w:rPr>
               <w:rStyle w:val="Hyperlink"/>
@@ -4240,7 +4228,7 @@
           <w:color w:val="000000"/>
           <w:sz w:val="24"/>
         </w:rPr>
-        <w:hyperlink r:id="rId31" w:history="1">
+        <w:hyperlink r:id="rId32" w:history="1">
           <w:r>
             <w:rPr>
               <w:rStyle w:val="Hyperlink"/>
@@ -4258,7 +4246,7 @@
           <w:color w:val="000000"/>
           <w:sz w:val="24"/>
         </w:rPr>
-        <w:hyperlink r:id="rId31" w:history="1">
+        <w:hyperlink r:id="rId32" w:history="1">
           <w:r>
             <w:rPr>
               <w:rStyle w:val="Hyperlink"/>
@@ -4276,7 +4264,7 @@
           <w:color w:val="000000"/>
           <w:sz w:val="24"/>
         </w:rPr>
-        <w:hyperlink r:id="rId31" w:history="1">
+        <w:hyperlink r:id="rId32" w:history="1">
           <w:r>
             <w:rPr>
               <w:rStyle w:val="Hyperlink"/>
@@ -4304,7 +4292,7 @@
           <w:color w:val="000000"/>
           <w:sz w:val="24"/>
         </w:rPr>
-        <w:hyperlink r:id="rId32" w:history="1">
+        <w:hyperlink r:id="rId33" w:history="1">
           <w:r>
             <w:rPr>
               <w:rStyle w:val="Hyperlink"/>
@@ -4322,7 +4310,7 @@
           <w:color w:val="000000"/>
           <w:sz w:val="24"/>
         </w:rPr>
-        <w:hyperlink r:id="rId32" w:history="1">
+        <w:hyperlink r:id="rId33" w:history="1">
           <w:r>
             <w:rPr>
               <w:rStyle w:val="Hyperlink"/>
@@ -5296,7 +5284,7 @@
           <w:sz w:val="24"/>
           <w:u w:val="single"/>
         </w:rPr>
-        <w:hyperlink r:id="rId42" w:history="1">
+        <w:hyperlink r:id="rId41" w:history="1">
           <w:r>
             <w:rPr>
               <w:rStyle w:val="Hyperlink"/>
@@ -5959,6 +5947,7 @@
       </w:r>
       <w:r>
         <w:rPr>
+          <w:u w:val="single" w:color="0000ff"/>
           <w:rFonts w:ascii="Charis SIL Italic" w:hAnsi="Charis SIL Italic" w:eastAsia="Charis SIL Italic"/>
           <w:b w:val="0"/>
           <w:i w:val="0"/>
@@ -6461,9 +6450,19 @@
             <w:rPr>
               <w:rStyle w:val="Hyperlink"/>
             </w:rPr>
-            <w:t>lp</w:t>
+            <w:t>l</w:t>
           </w:r>
         </w:hyperlink>
+      </w:r>
+      <w:r>
+        <w:rPr>
+          <w:rFonts w:ascii="Charis SIL Italic" w:hAnsi="Charis SIL Italic" w:eastAsia="Charis SIL Italic"/>
+          <w:b w:val="0"/>
+          <w:i w:val="0"/>
+          <w:color w:val="000000"/>
+          <w:sz w:val="24"/>
+        </w:rPr>
+        <w:t>p</w:t>
       </w:r>
       <w:r>
         <w:rPr>
@@ -6479,7 +6478,7 @@
             <w:rPr>
               <w:rStyle w:val="Hyperlink"/>
             </w:rPr>
-            <w:t xml:space="preserve">) beheerde </w:t>
+            <w:t>) beheerde v</w:t>
           </w:r>
         </w:hyperlink>
       </w:r>
@@ -6491,7 +6490,7 @@
           <w:color w:val="000000"/>
           <w:sz w:val="24"/>
         </w:rPr>
-        <w:t xml:space="preserve">vanaf het begin van de twintigste eeuw een </w:t>
+        <w:t xml:space="preserve">anaf het begin van de twintigste eeuw een </w:t>
       </w:r>
       <w:r>
         <w:br/>

--- a/EXPORTS/DOCX/published/niveau3/Dutch/UniversityMus.docx
+++ b/EXPORTS/DOCX/published/niveau3/Dutch/UniversityMus.docx
@@ -511,7 +511,7 @@
           <w:sz w:val="24"/>
           <w:u w:val="single"/>
         </w:rPr>
-        <w:hyperlink r:id="rId11" w:history="1">
+        <w:hyperlink r:id="rId10" w:history="1">
           <w:r>
             <w:rPr>
               <w:rStyle w:val="Hyperlink"/>
@@ -529,7 +529,7 @@
           <w:sz w:val="24"/>
           <w:u w:val="single"/>
         </w:rPr>
-        <w:hyperlink r:id="rId11" w:history="1">
+        <w:hyperlink r:id="rId10" w:history="1">
           <w:r>
             <w:rPr>
               <w:rStyle w:val="Hyperlink"/>
@@ -547,7 +547,7 @@
           <w:sz w:val="24"/>
           <w:u w:val="single"/>
         </w:rPr>
-        <w:hyperlink r:id="rId11" w:history="1">
+        <w:hyperlink r:id="rId10" w:history="1">
           <w:r>
             <w:rPr>
               <w:rStyle w:val="Hyperlink"/>
@@ -576,7 +576,7 @@
           <w:sz w:val="24"/>
           <w:u w:val="single"/>
         </w:rPr>
-        <w:hyperlink r:id="rId11" w:history="1">
+        <w:hyperlink r:id="rId10" w:history="1">
           <w:r>
             <w:rPr>
               <w:rStyle w:val="Hyperlink"/>
@@ -659,7 +659,7 @@
           <w:sz w:val="24"/>
           <w:u w:val="single"/>
         </w:rPr>
-        <w:hyperlink r:id="rId10" w:history="1">
+        <w:hyperlink r:id="rId11" w:history="1">
           <w:r>
             <w:rPr>
               <w:rStyle w:val="Hyperlink"/>
@@ -2921,13 +2921,75 @@
       </w:r>
       <w:r>
         <w:rPr>
+          <w:u w:val="single" w:color="0000ff"/>
           <w:rFonts w:ascii="Charis SIL Italic" w:hAnsi="Charis SIL Italic" w:eastAsia="Charis SIL Italic"/>
           <w:b w:val="0"/>
           <w:i w:val="0"/>
           <w:color w:val="000000"/>
           <w:sz w:val="24"/>
         </w:rPr>
-        <w:t>2003 vormde deze collectie een a</w:t>
+        <w:hyperlink r:id="rId11" w:history="1">
+          <w:r>
+            <w:rPr>
+              <w:rStyle w:val="Hyperlink"/>
+            </w:rPr>
+            <w:t xml:space="preserve">2003 vormde </w:t>
+          </w:r>
+        </w:hyperlink>
+      </w:r>
+      <w:r>
+        <w:rPr>
+          <w:u w:val="single" w:color="0000ff"/>
+          <w:rFonts w:ascii="Charis SIL Italic" w:hAnsi="Charis SIL Italic" w:eastAsia="Charis SIL Italic"/>
+          <w:b w:val="0"/>
+          <w:i w:val="0"/>
+          <w:color w:val="000000"/>
+          <w:sz w:val="24"/>
+        </w:rPr>
+        <w:hyperlink r:id="rId11" w:history="1">
+          <w:r>
+            <w:rPr>
+              <w:rStyle w:val="Hyperlink"/>
+            </w:rPr>
+            <w:t>deze coll</w:t>
+          </w:r>
+        </w:hyperlink>
+      </w:r>
+      <w:r>
+        <w:rPr>
+          <w:u w:val="single" w:color="0000ff"/>
+          <w:rFonts w:ascii="Charis SIL Italic" w:hAnsi="Charis SIL Italic" w:eastAsia="Charis SIL Italic"/>
+          <w:b w:val="0"/>
+          <w:i w:val="0"/>
+          <w:color w:val="000000"/>
+          <w:sz w:val="24"/>
+        </w:rPr>
+        <w:hyperlink r:id="rId11" w:history="1">
+          <w:r>
+            <w:rPr>
+              <w:rStyle w:val="Hyperlink"/>
+            </w:rPr>
+            <w:t>e</w:t>
+          </w:r>
+        </w:hyperlink>
+      </w:r>
+      <w:r>
+        <w:rPr>
+          <w:u w:val="single" w:color="0000ff"/>
+          <w:rFonts w:ascii="Charis SIL Italic" w:hAnsi="Charis SIL Italic" w:eastAsia="Charis SIL Italic"/>
+          <w:b w:val="0"/>
+          <w:i w:val="0"/>
+          <w:color w:val="000000"/>
+          <w:sz w:val="24"/>
+        </w:rPr>
+        <w:hyperlink r:id="rId11" w:history="1">
+          <w:r>
+            <w:rPr>
+              <w:rStyle w:val="Hyperlink"/>
+            </w:rPr>
+            <w:t>ctie een a</w:t>
+          </w:r>
+        </w:hyperlink>
       </w:r>
       <w:r>
         <w:rPr>
@@ -4206,54 +4268,7 @@
           <w:color w:val="000000"/>
           <w:sz w:val="24"/>
         </w:rPr>
-        <w:t xml:space="preserve"> </w:t>
-      </w:r>
-      <w:r>
-        <w:rPr>
-          <w:u w:val="single" w:color="0000ff"/>
-          <w:rFonts w:ascii="Charis SIL Italic" w:hAnsi="Charis SIL Italic" w:eastAsia="Charis SIL Italic"/>
-          <w:b w:val="0"/>
-          <w:i w:val="0"/>
-          <w:color w:val="000000"/>
-          <w:sz w:val="24"/>
-        </w:rPr>
-        <w:t>t</w:t>
-      </w:r>
-      <w:r>
-        <w:rPr>
-          <w:u w:val="single" w:color="0000ff"/>
-          <w:rFonts w:ascii="Charis SIL Italic" w:hAnsi="Charis SIL Italic" w:eastAsia="Charis SIL Italic"/>
-          <w:b w:val="0"/>
-          <w:i w:val="0"/>
-          <w:color w:val="000000"/>
-          <w:sz w:val="24"/>
-        </w:rPr>
-        <w:hyperlink r:id="rId32" w:history="1">
-          <w:r>
-            <w:rPr>
-              <w:rStyle w:val="Hyperlink"/>
-            </w:rPr>
-            <w:t>e vinde</w:t>
-          </w:r>
-        </w:hyperlink>
-      </w:r>
-      <w:r>
-        <w:rPr>
-          <w:u w:val="single" w:color="0000ff"/>
-          <w:rFonts w:ascii="Charis SIL Italic" w:hAnsi="Charis SIL Italic" w:eastAsia="Charis SIL Italic"/>
-          <w:b w:val="0"/>
-          <w:i w:val="0"/>
-          <w:color w:val="000000"/>
-          <w:sz w:val="24"/>
-        </w:rPr>
-        <w:hyperlink r:id="rId32" w:history="1">
-          <w:r>
-            <w:rPr>
-              <w:rStyle w:val="Hyperlink"/>
-            </w:rPr>
-            <w:t>n v</w:t>
-          </w:r>
-        </w:hyperlink>
+        <w:t xml:space="preserve"> te vinden v</w:t>
       </w:r>
       <w:r>
         <w:rPr>
@@ -4685,32 +4700,7 @@
           <w:color w:val="000000"/>
           <w:sz w:val="24"/>
         </w:rPr>
-        <w:hyperlink r:id="rId36" w:history="1">
-          <w:r>
-            <w:rPr>
-              <w:rStyle w:val="Hyperlink"/>
-            </w:rPr>
-            <w:t>ische eila</w:t>
-          </w:r>
-        </w:hyperlink>
-      </w:r>
-      <w:r>
-        <w:rPr>
-          <w:u w:val="single" w:color="0000ff"/>
-          <w:rFonts w:ascii="Charis SIL Italic" w:hAnsi="Charis SIL Italic" w:eastAsia="Charis SIL Italic"/>
-          <w:b w:val="0"/>
-          <w:i w:val="0"/>
-          <w:color w:val="000000"/>
-          <w:sz w:val="24"/>
-        </w:rPr>
-        <w:hyperlink r:id="rId36" w:history="1">
-          <w:r>
-            <w:rPr>
-              <w:rStyle w:val="Hyperlink"/>
-            </w:rPr>
-            <w:t>nd Nia</w:t>
-          </w:r>
-        </w:hyperlink>
+        <w:t>ische eiland Nia</w:t>
       </w:r>
       <w:r>
         <w:rPr>
@@ -4757,14 +4747,7 @@
           <w:color w:val="000000"/>
           <w:sz w:val="24"/>
         </w:rPr>
-        <w:hyperlink r:id="rId36" w:history="1">
-          <w:r>
-            <w:rPr>
-              <w:rStyle w:val="Hyperlink"/>
-            </w:rPr>
-            <w:t>ed</w:t>
-          </w:r>
-        </w:hyperlink>
+        <w:t>ed</w:t>
       </w:r>
       <w:r>
         <w:rPr>
@@ -5425,26 +5408,55 @@
           <w:i w:val="0"/>
           <w:color w:val="0000FF"/>
           <w:sz w:val="24"/>
-        </w:rPr>
-        <w:t>Gerard Vrolik</w:t>
-      </w:r>
-      <w:r>
-        <w:rPr>
-          <w:u w:val="single" w:color="0000ff"/>
-          <w:rFonts w:ascii="Charis SIL Italic" w:hAnsi="Charis SIL Italic" w:eastAsia="Charis SIL Italic"/>
-          <w:b w:val="0"/>
-          <w:i w:val="0"/>
-          <w:color w:val="000000"/>
-          <w:sz w:val="24"/>
-        </w:rPr>
-        <w:hyperlink r:id="rId43" w:history="1">
+          <w:u w:val="single"/>
+        </w:rPr>
+        <w:hyperlink r:id="rId44" w:history="1">
           <w:r>
             <w:rPr>
               <w:rStyle w:val="Hyperlink"/>
             </w:rPr>
-            <w:t xml:space="preserve"> (1775-1</w:t>
+            <w:t>Gerard</w:t>
           </w:r>
         </w:hyperlink>
+      </w:r>
+      <w:r>
+        <w:rPr>
+          <w:rFonts w:ascii="Charis SIL Italic" w:hAnsi="Charis SIL Italic" w:eastAsia="Charis SIL Italic"/>
+          <w:b w:val="0"/>
+          <w:i w:val="0"/>
+          <w:color w:val="0000FF"/>
+          <w:sz w:val="24"/>
+          <w:u w:val="single"/>
+        </w:rPr>
+        <w:t xml:space="preserve"> </w:t>
+      </w:r>
+      <w:r>
+        <w:rPr>
+          <w:rFonts w:ascii="Charis SIL Italic" w:hAnsi="Charis SIL Italic" w:eastAsia="Charis SIL Italic"/>
+          <w:b w:val="0"/>
+          <w:i w:val="0"/>
+          <w:color w:val="0000FF"/>
+          <w:sz w:val="24"/>
+          <w:u w:val="single"/>
+        </w:rPr>
+        <w:hyperlink r:id="rId44" w:history="1">
+          <w:r>
+            <w:rPr>
+              <w:rStyle w:val="Hyperlink"/>
+            </w:rPr>
+            <w:t>Vrolik</w:t>
+          </w:r>
+        </w:hyperlink>
+      </w:r>
+      <w:r>
+        <w:rPr>
+          <w:rFonts w:ascii="Charis SIL Italic" w:hAnsi="Charis SIL Italic" w:eastAsia="Charis SIL Italic"/>
+          <w:b w:val="0"/>
+          <w:i w:val="0"/>
+          <w:color w:val="000000"/>
+          <w:sz w:val="24"/>
+        </w:rPr>
+        <w:t xml:space="preserve"> (1775-1</w:t>
       </w:r>
       <w:r>
         <w:rPr>
@@ -5476,6 +5488,7 @@
       </w:r>
       <w:r>
         <w:rPr>
+          <w:u w:val="single" w:color="0000ff"/>
           <w:rFonts w:ascii="Charis SIL Italic" w:hAnsi="Charis SIL Italic" w:eastAsia="Charis SIL Italic"/>
           <w:b w:val="0"/>
           <w:i w:val="0"/>
@@ -5493,6 +5506,7 @@
       </w:r>
       <w:r>
         <w:rPr>
+          <w:u w:val="single" w:color="0000ff"/>
           <w:rFonts w:ascii="Charis SIL Italic" w:hAnsi="Charis SIL Italic" w:eastAsia="Charis SIL Italic"/>
           <w:b w:val="0"/>
           <w:i w:val="0"/>
@@ -5510,6 +5524,7 @@
       </w:r>
       <w:r>
         <w:rPr>
+          <w:u w:val="single" w:color="0000ff"/>
           <w:rFonts w:ascii="Charis SIL Italic" w:hAnsi="Charis SIL Italic" w:eastAsia="Charis SIL Italic"/>
           <w:b w:val="0"/>
           <w:i w:val="0"/>
@@ -5947,7 +5962,6 @@
       </w:r>
       <w:r>
         <w:rPr>
-          <w:u w:val="single" w:color="0000ff"/>
           <w:rFonts w:ascii="Charis SIL Italic" w:hAnsi="Charis SIL Italic" w:eastAsia="Charis SIL Italic"/>
           <w:b w:val="0"/>
           <w:i w:val="0"/>
@@ -6132,6 +6146,7 @@
           <w:i w:val="0"/>
           <w:color w:val="0000FF"/>
           <w:sz w:val="24"/>
+          <w:u w:val="single"/>
         </w:rPr>
         <w:hyperlink r:id="rId49" w:history="1">
           <w:r>
@@ -6151,7 +6166,7 @@
           <w:sz w:val="24"/>
           <w:u w:val="single"/>
         </w:rPr>
-        <w:hyperlink r:id="rId48" w:history="1">
+        <w:hyperlink r:id="rId49" w:history="1">
           <w:r>
             <w:rPr>
               <w:rStyle w:val="Hyperlink"/>
@@ -6403,13 +6418,29 @@
             <w:rPr>
               <w:rStyle w:val="Hyperlink"/>
             </w:rPr>
-            <w:t>desbetreffende zoek</w:t>
+            <w:t>desbetreffende zoe</w:t>
           </w:r>
         </w:hyperlink>
       </w:r>
       <w:r>
         <w:rPr>
-          <w:u w:val="single" w:color="0000ff"/>
+          <w:rFonts w:ascii="Charis SIL Italic" w:hAnsi="Charis SIL Italic" w:eastAsia="Charis SIL Italic"/>
+          <w:b w:val="0"/>
+          <w:i w:val="0"/>
+          <w:color w:val="000000"/>
+          <w:sz w:val="24"/>
+        </w:rPr>
+        <w:hyperlink r:id="rId50" w:history="1">
+          <w:r>
+            <w:rPr>
+              <w:rStyle w:val="Hyperlink"/>
+            </w:rPr>
+            <w:t>k</w:t>
+          </w:r>
+        </w:hyperlink>
+      </w:r>
+      <w:r>
+        <w:rPr>
           <w:rFonts w:ascii="Charis SIL Italic" w:hAnsi="Charis SIL Italic" w:eastAsia="Charis SIL Italic"/>
           <w:b w:val="0"/>
           <w:i w:val="0"/>
@@ -6450,19 +6481,9 @@
             <w:rPr>
               <w:rStyle w:val="Hyperlink"/>
             </w:rPr>
-            <w:t>l</w:t>
+            <w:t>lp</w:t>
           </w:r>
         </w:hyperlink>
-      </w:r>
-      <w:r>
-        <w:rPr>
-          <w:rFonts w:ascii="Charis SIL Italic" w:hAnsi="Charis SIL Italic" w:eastAsia="Charis SIL Italic"/>
-          <w:b w:val="0"/>
-          <w:i w:val="0"/>
-          <w:color w:val="000000"/>
-          <w:sz w:val="24"/>
-        </w:rPr>
-        <w:t>p</w:t>
       </w:r>
       <w:r>
         <w:rPr>

--- a/EXPORTS/DOCX/published/niveau3/Dutch/UniversityMus.docx
+++ b/EXPORTS/DOCX/published/niveau3/Dutch/UniversityMus.docx
@@ -509,81 +509,8 @@
           <w:i w:val="0"/>
           <w:color w:val="0000FF"/>
           <w:sz w:val="24"/>
-          <w:u w:val="single"/>
-        </w:rPr>
-        <w:hyperlink r:id="rId10" w:history="1">
-          <w:r>
-            <w:rPr>
-              <w:rStyle w:val="Hyperlink"/>
-            </w:rPr>
-            <w:t>Volke</w:t>
-          </w:r>
-        </w:hyperlink>
-      </w:r>
-      <w:r>
-        <w:rPr>
-          <w:rFonts w:ascii="Charis SIL Italic" w:hAnsi="Charis SIL Italic" w:eastAsia="Charis SIL Italic"/>
-          <w:b w:val="0"/>
-          <w:i w:val="0"/>
-          <w:color w:val="0000FF"/>
-          <w:sz w:val="24"/>
-          <w:u w:val="single"/>
-        </w:rPr>
-        <w:hyperlink r:id="rId10" w:history="1">
-          <w:r>
-            <w:rPr>
-              <w:rStyle w:val="Hyperlink"/>
-            </w:rPr>
-            <w:t>n</w:t>
-          </w:r>
-        </w:hyperlink>
-      </w:r>
-      <w:r>
-        <w:rPr>
-          <w:rFonts w:ascii="Charis SIL Italic" w:hAnsi="Charis SIL Italic" w:eastAsia="Charis SIL Italic"/>
-          <w:b w:val="0"/>
-          <w:i w:val="0"/>
-          <w:color w:val="0000FF"/>
-          <w:sz w:val="24"/>
-          <w:u w:val="single"/>
-        </w:rPr>
-        <w:hyperlink r:id="rId10" w:history="1">
-          <w:r>
-            <w:rPr>
-              <w:rStyle w:val="Hyperlink"/>
-            </w:rPr>
-            <w:t>kundige</w:t>
-          </w:r>
-        </w:hyperlink>
-      </w:r>
-      <w:r>
-        <w:rPr>
-          <w:rFonts w:ascii="Charis SIL Italic" w:hAnsi="Charis SIL Italic" w:eastAsia="Charis SIL Italic"/>
-          <w:b w:val="0"/>
-          <w:i w:val="0"/>
-          <w:color w:val="0000FF"/>
-          <w:sz w:val="24"/>
-          <w:u w:val="single"/>
-        </w:rPr>
-        <w:t xml:space="preserve"> </w:t>
-      </w:r>
-      <w:r>
-        <w:rPr>
-          <w:rFonts w:ascii="Charis SIL Italic" w:hAnsi="Charis SIL Italic" w:eastAsia="Charis SIL Italic"/>
-          <w:b w:val="0"/>
-          <w:i w:val="0"/>
-          <w:color w:val="0000FF"/>
-          <w:sz w:val="24"/>
-          <w:u w:val="single"/>
-        </w:rPr>
-        <w:hyperlink r:id="rId10" w:history="1">
-          <w:r>
-            <w:rPr>
-              <w:rStyle w:val="Hyperlink"/>
-            </w:rPr>
-            <w:t>M</w:t>
-          </w:r>
-        </w:hyperlink>
+        </w:rPr>
+        <w:t>Volkenkundige M</w:t>
       </w:r>
       <w:r>
         <w:rPr>
@@ -659,7 +586,7 @@
           <w:sz w:val="24"/>
           <w:u w:val="single"/>
         </w:rPr>
-        <w:hyperlink r:id="rId11" w:history="1">
+        <w:hyperlink r:id="rId10" w:history="1">
           <w:r>
             <w:rPr>
               <w:rStyle w:val="Hyperlink"/>
@@ -3378,6 +3305,23 @@
       </w:r>
       <w:r>
         <w:rPr>
+          <w:rFonts w:ascii="Charis SIL Italic" w:hAnsi="Charis SIL Italic" w:eastAsia="Charis SIL Italic"/>
+          <w:b w:val="0"/>
+          <w:i w:val="0"/>
+          <w:color w:val="000000"/>
+          <w:sz w:val="24"/>
+        </w:rPr>
+        <w:hyperlink r:id="rId26" w:history="1">
+          <w:r>
+            <w:rPr>
+              <w:rStyle w:val="Hyperlink"/>
+            </w:rPr>
+            <w:t>d</w:t>
+          </w:r>
+        </w:hyperlink>
+      </w:r>
+      <w:r>
+        <w:rPr>
           <w:u w:val="single" w:color="0000ff"/>
           <w:rFonts w:ascii="Charis SIL Italic" w:hAnsi="Charis SIL Italic" w:eastAsia="Charis SIL Italic"/>
           <w:b w:val="0"/>
@@ -3385,7 +3329,7 @@
           <w:color w:val="000000"/>
           <w:sz w:val="24"/>
         </w:rPr>
-        <w:t>d</w:t>
+        <w:t>e</w:t>
       </w:r>
       <w:r>
         <w:rPr>
@@ -3395,7 +3339,7 @@
           <w:color w:val="000000"/>
           <w:sz w:val="24"/>
         </w:rPr>
-        <w:t>e zoekhulp.</w:t>
+        <w:t xml:space="preserve"> zoekhulp.</w:t>
       </w:r>
     </w:p>
     <w:p>
@@ -3818,14 +3762,7 @@
           <w:color w:val="0000FF"/>
           <w:sz w:val="24"/>
         </w:rPr>
-        <w:hyperlink r:id="rId30" w:history="1">
-          <w:r>
-            <w:rPr>
-              <w:rStyle w:val="Hyperlink"/>
-            </w:rPr>
-            <w:t>han</w:t>
-          </w:r>
-        </w:hyperlink>
+        <w:t>han</w:t>
       </w:r>
       <w:r>
         <w:rPr>
@@ -3941,7 +3878,7 @@
           <w:sz w:val="24"/>
           <w:u w:val="single"/>
         </w:rPr>
-        <w:hyperlink r:id="rId31" w:history="1">
+        <w:hyperlink r:id="rId30" w:history="1">
           <w:r>
             <w:rPr>
               <w:rStyle w:val="Hyperlink"/>
@@ -3970,7 +3907,7 @@
           <w:sz w:val="24"/>
           <w:u w:val="single"/>
         </w:rPr>
-        <w:hyperlink r:id="rId31" w:history="1">
+        <w:hyperlink r:id="rId30" w:history="1">
           <w:r>
             <w:rPr>
               <w:rStyle w:val="Hyperlink"/>
@@ -3998,7 +3935,7 @@
           <w:sz w:val="24"/>
           <w:u w:val="single"/>
         </w:rPr>
-        <w:hyperlink r:id="rId32" w:history="1">
+        <w:hyperlink r:id="rId31" w:history="1">
           <w:r>
             <w:rPr>
               <w:rStyle w:val="Hyperlink"/>
@@ -4027,7 +3964,7 @@
           <w:sz w:val="24"/>
           <w:u w:val="single"/>
         </w:rPr>
-        <w:hyperlink r:id="rId32" w:history="1">
+        <w:hyperlink r:id="rId31" w:history="1">
           <w:r>
             <w:rPr>
               <w:rStyle w:val="Hyperlink"/>
@@ -4056,7 +3993,7 @@
           <w:sz w:val="24"/>
           <w:u w:val="single"/>
         </w:rPr>
-        <w:hyperlink r:id="rId32" w:history="1">
+        <w:hyperlink r:id="rId31" w:history="1">
           <w:r>
             <w:rPr>
               <w:rStyle w:val="Hyperlink"/>
@@ -4084,7 +4021,7 @@
           <w:sz w:val="24"/>
           <w:u w:val="single"/>
         </w:rPr>
-        <w:hyperlink r:id="rId33" w:history="1">
+        <w:hyperlink r:id="rId32" w:history="1">
           <w:r>
             <w:rPr>
               <w:rStyle w:val="Hyperlink"/>
@@ -4113,7 +4050,7 @@
           <w:sz w:val="24"/>
           <w:u w:val="single"/>
         </w:rPr>
-        <w:hyperlink r:id="rId33" w:history="1">
+        <w:hyperlink r:id="rId32" w:history="1">
           <w:r>
             <w:rPr>
               <w:rStyle w:val="Hyperlink"/>
@@ -4141,7 +4078,7 @@
           <w:color w:val="000000"/>
           <w:sz w:val="24"/>
         </w:rPr>
-        <w:hyperlink r:id="rId30" w:history="1">
+        <w:hyperlink r:id="rId33" w:history="1">
           <w:r>
             <w:rPr>
               <w:rStyle w:val="Hyperlink"/>
@@ -4169,7 +4106,7 @@
           <w:color w:val="000000"/>
           <w:sz w:val="24"/>
         </w:rPr>
-        <w:hyperlink r:id="rId31" w:history="1">
+        <w:hyperlink r:id="rId30" w:history="1">
           <w:r>
             <w:rPr>
               <w:rStyle w:val="Hyperlink"/>
@@ -4187,7 +4124,7 @@
           <w:color w:val="000000"/>
           <w:sz w:val="24"/>
         </w:rPr>
-        <w:hyperlink r:id="rId31" w:history="1">
+        <w:hyperlink r:id="rId30" w:history="1">
           <w:r>
             <w:rPr>
               <w:rStyle w:val="Hyperlink"/>
@@ -4205,7 +4142,7 @@
           <w:color w:val="000000"/>
           <w:sz w:val="24"/>
         </w:rPr>
-        <w:hyperlink r:id="rId31" w:history="1">
+        <w:hyperlink r:id="rId30" w:history="1">
           <w:r>
             <w:rPr>
               <w:rStyle w:val="Hyperlink"/>
@@ -4223,7 +4160,7 @@
           <w:color w:val="000000"/>
           <w:sz w:val="24"/>
         </w:rPr>
-        <w:hyperlink r:id="rId31" w:history="1">
+        <w:hyperlink r:id="rId30" w:history="1">
           <w:r>
             <w:rPr>
               <w:rStyle w:val="Hyperlink"/>
@@ -4251,7 +4188,7 @@
           <w:color w:val="000000"/>
           <w:sz w:val="24"/>
         </w:rPr>
-        <w:hyperlink r:id="rId31" w:history="1">
+        <w:hyperlink r:id="rId30" w:history="1">
           <w:r>
             <w:rPr>
               <w:rStyle w:val="Hyperlink"/>
@@ -4268,7 +4205,7 @@
           <w:color w:val="000000"/>
           <w:sz w:val="24"/>
         </w:rPr>
-        <w:t xml:space="preserve"> te vinden v</w:t>
+        <w:t xml:space="preserve"> </w:t>
       </w:r>
       <w:r>
         <w:rPr>
@@ -4279,7 +4216,54 @@
           <w:color w:val="000000"/>
           <w:sz w:val="24"/>
         </w:rPr>
-        <w:hyperlink r:id="rId32" w:history="1">
+        <w:t>t</w:t>
+      </w:r>
+      <w:r>
+        <w:rPr>
+          <w:u w:val="single" w:color="0000ff"/>
+          <w:rFonts w:ascii="Charis SIL Italic" w:hAnsi="Charis SIL Italic" w:eastAsia="Charis SIL Italic"/>
+          <w:b w:val="0"/>
+          <w:i w:val="0"/>
+          <w:color w:val="000000"/>
+          <w:sz w:val="24"/>
+        </w:rPr>
+        <w:hyperlink r:id="rId31" w:history="1">
+          <w:r>
+            <w:rPr>
+              <w:rStyle w:val="Hyperlink"/>
+            </w:rPr>
+            <w:t>e vinde</w:t>
+          </w:r>
+        </w:hyperlink>
+      </w:r>
+      <w:r>
+        <w:rPr>
+          <w:u w:val="single" w:color="0000ff"/>
+          <w:rFonts w:ascii="Charis SIL Italic" w:hAnsi="Charis SIL Italic" w:eastAsia="Charis SIL Italic"/>
+          <w:b w:val="0"/>
+          <w:i w:val="0"/>
+          <w:color w:val="000000"/>
+          <w:sz w:val="24"/>
+        </w:rPr>
+        <w:hyperlink r:id="rId31" w:history="1">
+          <w:r>
+            <w:rPr>
+              <w:rStyle w:val="Hyperlink"/>
+            </w:rPr>
+            <w:t>n v</w:t>
+          </w:r>
+        </w:hyperlink>
+      </w:r>
+      <w:r>
+        <w:rPr>
+          <w:u w:val="single" w:color="0000ff"/>
+          <w:rFonts w:ascii="Charis SIL Italic" w:hAnsi="Charis SIL Italic" w:eastAsia="Charis SIL Italic"/>
+          <w:b w:val="0"/>
+          <w:i w:val="0"/>
+          <w:color w:val="000000"/>
+          <w:sz w:val="24"/>
+        </w:rPr>
+        <w:hyperlink r:id="rId31" w:history="1">
           <w:r>
             <w:rPr>
               <w:rStyle w:val="Hyperlink"/>
@@ -4307,7 +4291,7 @@
           <w:color w:val="000000"/>
           <w:sz w:val="24"/>
         </w:rPr>
-        <w:hyperlink r:id="rId33" w:history="1">
+        <w:hyperlink r:id="rId32" w:history="1">
           <w:r>
             <w:rPr>
               <w:rStyle w:val="Hyperlink"/>
@@ -4325,7 +4309,7 @@
           <w:color w:val="000000"/>
           <w:sz w:val="24"/>
         </w:rPr>
-        <w:hyperlink r:id="rId33" w:history="1">
+        <w:hyperlink r:id="rId32" w:history="1">
           <w:r>
             <w:rPr>
               <w:rStyle w:val="Hyperlink"/>
@@ -4700,7 +4684,32 @@
           <w:color w:val="000000"/>
           <w:sz w:val="24"/>
         </w:rPr>
-        <w:t>ische eiland Nia</w:t>
+        <w:hyperlink r:id="rId36" w:history="1">
+          <w:r>
+            <w:rPr>
+              <w:rStyle w:val="Hyperlink"/>
+            </w:rPr>
+            <w:t>ische eila</w:t>
+          </w:r>
+        </w:hyperlink>
+      </w:r>
+      <w:r>
+        <w:rPr>
+          <w:u w:val="single" w:color="0000ff"/>
+          <w:rFonts w:ascii="Charis SIL Italic" w:hAnsi="Charis SIL Italic" w:eastAsia="Charis SIL Italic"/>
+          <w:b w:val="0"/>
+          <w:i w:val="0"/>
+          <w:color w:val="000000"/>
+          <w:sz w:val="24"/>
+        </w:rPr>
+        <w:hyperlink r:id="rId36" w:history="1">
+          <w:r>
+            <w:rPr>
+              <w:rStyle w:val="Hyperlink"/>
+            </w:rPr>
+            <w:t>nd Nia</w:t>
+          </w:r>
+        </w:hyperlink>
       </w:r>
       <w:r>
         <w:rPr>
@@ -4747,7 +4756,14 @@
           <w:color w:val="000000"/>
           <w:sz w:val="24"/>
         </w:rPr>
-        <w:t>ed</w:t>
+        <w:hyperlink r:id="rId36" w:history="1">
+          <w:r>
+            <w:rPr>
+              <w:rStyle w:val="Hyperlink"/>
+            </w:rPr>
+            <w:t>ed</w:t>
+          </w:r>
+        </w:hyperlink>
       </w:r>
       <w:r>
         <w:rPr>
@@ -5252,8 +5268,16 @@
           <w:i w:val="0"/>
           <w:color w:val="0000FF"/>
           <w:sz w:val="24"/>
-        </w:rPr>
-        <w:t xml:space="preserve">igitaal </w:t>
+          <w:u w:val="single"/>
+        </w:rPr>
+        <w:hyperlink r:id="rId42" w:history="1">
+          <w:r>
+            <w:rPr>
+              <w:rStyle w:val="Hyperlink"/>
+            </w:rPr>
+            <w:t xml:space="preserve">igitaal </w:t>
+          </w:r>
+        </w:hyperlink>
       </w:r>
       <w:r>
         <w:br/>
@@ -5408,55 +5432,26 @@
           <w:i w:val="0"/>
           <w:color w:val="0000FF"/>
           <w:sz w:val="24"/>
-          <w:u w:val="single"/>
-        </w:rPr>
-        <w:hyperlink r:id="rId44" w:history="1">
+        </w:rPr>
+        <w:t>Gerard Vrolik</w:t>
+      </w:r>
+      <w:r>
+        <w:rPr>
+          <w:u w:val="single" w:color="0000ff"/>
+          <w:rFonts w:ascii="Charis SIL Italic" w:hAnsi="Charis SIL Italic" w:eastAsia="Charis SIL Italic"/>
+          <w:b w:val="0"/>
+          <w:i w:val="0"/>
+          <w:color w:val="000000"/>
+          <w:sz w:val="24"/>
+        </w:rPr>
+        <w:hyperlink r:id="rId43" w:history="1">
           <w:r>
             <w:rPr>
               <w:rStyle w:val="Hyperlink"/>
             </w:rPr>
-            <w:t>Gerard</w:t>
+            <w:t xml:space="preserve"> (1775-1</w:t>
           </w:r>
         </w:hyperlink>
-      </w:r>
-      <w:r>
-        <w:rPr>
-          <w:rFonts w:ascii="Charis SIL Italic" w:hAnsi="Charis SIL Italic" w:eastAsia="Charis SIL Italic"/>
-          <w:b w:val="0"/>
-          <w:i w:val="0"/>
-          <w:color w:val="0000FF"/>
-          <w:sz w:val="24"/>
-          <w:u w:val="single"/>
-        </w:rPr>
-        <w:t xml:space="preserve"> </w:t>
-      </w:r>
-      <w:r>
-        <w:rPr>
-          <w:rFonts w:ascii="Charis SIL Italic" w:hAnsi="Charis SIL Italic" w:eastAsia="Charis SIL Italic"/>
-          <w:b w:val="0"/>
-          <w:i w:val="0"/>
-          <w:color w:val="0000FF"/>
-          <w:sz w:val="24"/>
-          <w:u w:val="single"/>
-        </w:rPr>
-        <w:hyperlink r:id="rId44" w:history="1">
-          <w:r>
-            <w:rPr>
-              <w:rStyle w:val="Hyperlink"/>
-            </w:rPr>
-            <w:t>Vrolik</w:t>
-          </w:r>
-        </w:hyperlink>
-      </w:r>
-      <w:r>
-        <w:rPr>
-          <w:rFonts w:ascii="Charis SIL Italic" w:hAnsi="Charis SIL Italic" w:eastAsia="Charis SIL Italic"/>
-          <w:b w:val="0"/>
-          <w:i w:val="0"/>
-          <w:color w:val="000000"/>
-          <w:sz w:val="24"/>
-        </w:rPr>
-        <w:t xml:space="preserve"> (1775-1</w:t>
       </w:r>
       <w:r>
         <w:rPr>
@@ -5488,7 +5483,6 @@
       </w:r>
       <w:r>
         <w:rPr>
-          <w:u w:val="single" w:color="0000ff"/>
           <w:rFonts w:ascii="Charis SIL Italic" w:hAnsi="Charis SIL Italic" w:eastAsia="Charis SIL Italic"/>
           <w:b w:val="0"/>
           <w:i w:val="0"/>
@@ -5506,7 +5500,6 @@
       </w:r>
       <w:r>
         <w:rPr>
-          <w:u w:val="single" w:color="0000ff"/>
           <w:rFonts w:ascii="Charis SIL Italic" w:hAnsi="Charis SIL Italic" w:eastAsia="Charis SIL Italic"/>
           <w:b w:val="0"/>
           <w:i w:val="0"/>
@@ -5524,7 +5517,6 @@
       </w:r>
       <w:r>
         <w:rPr>
-          <w:u w:val="single" w:color="0000ff"/>
           <w:rFonts w:ascii="Charis SIL Italic" w:hAnsi="Charis SIL Italic" w:eastAsia="Charis SIL Italic"/>
           <w:b w:val="0"/>
           <w:i w:val="0"/>
@@ -6166,7 +6158,7 @@
           <w:sz w:val="24"/>
           <w:u w:val="single"/>
         </w:rPr>
-        <w:hyperlink r:id="rId49" w:history="1">
+        <w:hyperlink r:id="rId48" w:history="1">
           <w:r>
             <w:rPr>
               <w:rStyle w:val="Hyperlink"/>

--- a/EXPORTS/DOCX/published/niveau3/Dutch/UniversityMus.docx
+++ b/EXPORTS/DOCX/published/niveau3/Dutch/UniversityMus.docx
@@ -509,8 +509,81 @@
           <w:i w:val="0"/>
           <w:color w:val="0000FF"/>
           <w:sz w:val="24"/>
-        </w:rPr>
-        <w:t>Volkenkundige M</w:t>
+          <w:u w:val="single"/>
+        </w:rPr>
+        <w:hyperlink r:id="rId11" w:history="1">
+          <w:r>
+            <w:rPr>
+              <w:rStyle w:val="Hyperlink"/>
+            </w:rPr>
+            <w:t>Volke</w:t>
+          </w:r>
+        </w:hyperlink>
+      </w:r>
+      <w:r>
+        <w:rPr>
+          <w:rFonts w:ascii="Charis SIL Italic" w:hAnsi="Charis SIL Italic" w:eastAsia="Charis SIL Italic"/>
+          <w:b w:val="0"/>
+          <w:i w:val="0"/>
+          <w:color w:val="0000FF"/>
+          <w:sz w:val="24"/>
+          <w:u w:val="single"/>
+        </w:rPr>
+        <w:hyperlink r:id="rId11" w:history="1">
+          <w:r>
+            <w:rPr>
+              <w:rStyle w:val="Hyperlink"/>
+            </w:rPr>
+            <w:t>n</w:t>
+          </w:r>
+        </w:hyperlink>
+      </w:r>
+      <w:r>
+        <w:rPr>
+          <w:rFonts w:ascii="Charis SIL Italic" w:hAnsi="Charis SIL Italic" w:eastAsia="Charis SIL Italic"/>
+          <w:b w:val="0"/>
+          <w:i w:val="0"/>
+          <w:color w:val="0000FF"/>
+          <w:sz w:val="24"/>
+          <w:u w:val="single"/>
+        </w:rPr>
+        <w:hyperlink r:id="rId10" w:history="1">
+          <w:r>
+            <w:rPr>
+              <w:rStyle w:val="Hyperlink"/>
+            </w:rPr>
+            <w:t>kundige</w:t>
+          </w:r>
+        </w:hyperlink>
+      </w:r>
+      <w:r>
+        <w:rPr>
+          <w:rFonts w:ascii="Charis SIL Italic" w:hAnsi="Charis SIL Italic" w:eastAsia="Charis SIL Italic"/>
+          <w:b w:val="0"/>
+          <w:i w:val="0"/>
+          <w:color w:val="0000FF"/>
+          <w:sz w:val="24"/>
+          <w:u w:val="single"/>
+        </w:rPr>
+        <w:t xml:space="preserve"> </w:t>
+      </w:r>
+      <w:r>
+        <w:rPr>
+          <w:rFonts w:ascii="Charis SIL Italic" w:hAnsi="Charis SIL Italic" w:eastAsia="Charis SIL Italic"/>
+          <w:b w:val="0"/>
+          <w:i w:val="0"/>
+          <w:color w:val="0000FF"/>
+          <w:sz w:val="24"/>
+          <w:u w:val="single"/>
+        </w:rPr>
+        <w:hyperlink r:id="rId10" w:history="1">
+          <w:r>
+            <w:rPr>
+              <w:rStyle w:val="Hyperlink"/>
+            </w:rPr>
+            <w:t>M</w:t>
+          </w:r>
+        </w:hyperlink>
       </w:r>
       <w:r>
         <w:rPr>
@@ -2182,7 +2255,7 @@
           <w:sz w:val="24"/>
           <w:u w:val="single"/>
         </w:rPr>
-        <w:hyperlink r:id="rId17" w:history="1">
+        <w:hyperlink r:id="rId20" w:history="1">
           <w:r>
             <w:rPr>
               <w:rStyle w:val="Hyperlink"/>
@@ -2855,14 +2928,7 @@
           <w:color w:val="000000"/>
           <w:sz w:val="24"/>
         </w:rPr>
-        <w:hyperlink r:id="rId11" w:history="1">
-          <w:r>
-            <w:rPr>
-              <w:rStyle w:val="Hyperlink"/>
-            </w:rPr>
-            <w:t xml:space="preserve">2003 vormde </w:t>
-          </w:r>
-        </w:hyperlink>
+        <w:t xml:space="preserve">2003 vormde </w:t>
       </w:r>
       <w:r>
         <w:rPr>
@@ -3761,8 +3827,16 @@
           <w:i w:val="0"/>
           <w:color w:val="0000FF"/>
           <w:sz w:val="24"/>
-        </w:rPr>
-        <w:t>han</w:t>
+          <w:u w:val="single"/>
+        </w:rPr>
+        <w:hyperlink r:id="rId30" w:history="1">
+          <w:r>
+            <w:rPr>
+              <w:rStyle w:val="Hyperlink"/>
+            </w:rPr>
+            <w:t>han</w:t>
+          </w:r>
+        </w:hyperlink>
       </w:r>
       <w:r>
         <w:rPr>
@@ -3791,25 +3865,7 @@
           <w:color w:val="000000"/>
           <w:sz w:val="24"/>
         </w:rPr>
-        <w:hyperlink r:id="rId29" w:history="1">
-          <w:r>
-            <w:rPr>
-              <w:rStyle w:val="Hyperlink"/>
-            </w:rPr>
-            <w:t>,</w:t>
-          </w:r>
-        </w:hyperlink>
-      </w:r>
-      <w:r>
-        <w:rPr>
-          <w:u w:val="single" w:color="0000ff"/>
-          <w:rFonts w:ascii="Charis SIL Italic" w:hAnsi="Charis SIL Italic" w:eastAsia="Charis SIL Italic"/>
-          <w:b w:val="0"/>
-          <w:i w:val="0"/>
-          <w:color w:val="000000"/>
-          <w:sz w:val="24"/>
-        </w:rPr>
-        <w:t xml:space="preserve"> </w:t>
+        <w:t xml:space="preserve">, </w:t>
       </w:r>
       <w:r>
         <w:rPr>
@@ -3878,7 +3934,7 @@
           <w:sz w:val="24"/>
           <w:u w:val="single"/>
         </w:rPr>
-        <w:hyperlink r:id="rId30" w:history="1">
+        <w:hyperlink r:id="rId31" w:history="1">
           <w:r>
             <w:rPr>
               <w:rStyle w:val="Hyperlink"/>
@@ -3907,7 +3963,7 @@
           <w:sz w:val="24"/>
           <w:u w:val="single"/>
         </w:rPr>
-        <w:hyperlink r:id="rId30" w:history="1">
+        <w:hyperlink r:id="rId31" w:history="1">
           <w:r>
             <w:rPr>
               <w:rStyle w:val="Hyperlink"/>
@@ -3935,7 +3991,7 @@
           <w:sz w:val="24"/>
           <w:u w:val="single"/>
         </w:rPr>
-        <w:hyperlink r:id="rId31" w:history="1">
+        <w:hyperlink r:id="rId32" w:history="1">
           <w:r>
             <w:rPr>
               <w:rStyle w:val="Hyperlink"/>
@@ -3964,7 +4020,7 @@
           <w:sz w:val="24"/>
           <w:u w:val="single"/>
         </w:rPr>
-        <w:hyperlink r:id="rId31" w:history="1">
+        <w:hyperlink r:id="rId32" w:history="1">
           <w:r>
             <w:rPr>
               <w:rStyle w:val="Hyperlink"/>
@@ -3993,7 +4049,7 @@
           <w:sz w:val="24"/>
           <w:u w:val="single"/>
         </w:rPr>
-        <w:hyperlink r:id="rId31" w:history="1">
+        <w:hyperlink r:id="rId32" w:history="1">
           <w:r>
             <w:rPr>
               <w:rStyle w:val="Hyperlink"/>
@@ -4021,7 +4077,7 @@
           <w:sz w:val="24"/>
           <w:u w:val="single"/>
         </w:rPr>
-        <w:hyperlink r:id="rId32" w:history="1">
+        <w:hyperlink r:id="rId33" w:history="1">
           <w:r>
             <w:rPr>
               <w:rStyle w:val="Hyperlink"/>
@@ -4050,7 +4106,7 @@
           <w:sz w:val="24"/>
           <w:u w:val="single"/>
         </w:rPr>
-        <w:hyperlink r:id="rId32" w:history="1">
+        <w:hyperlink r:id="rId33" w:history="1">
           <w:r>
             <w:rPr>
               <w:rStyle w:val="Hyperlink"/>
@@ -4078,7 +4134,7 @@
           <w:color w:val="000000"/>
           <w:sz w:val="24"/>
         </w:rPr>
-        <w:hyperlink r:id="rId33" w:history="1">
+        <w:hyperlink r:id="rId30" w:history="1">
           <w:r>
             <w:rPr>
               <w:rStyle w:val="Hyperlink"/>
@@ -4106,7 +4162,7 @@
           <w:color w:val="000000"/>
           <w:sz w:val="24"/>
         </w:rPr>
-        <w:hyperlink r:id="rId30" w:history="1">
+        <w:hyperlink r:id="rId31" w:history="1">
           <w:r>
             <w:rPr>
               <w:rStyle w:val="Hyperlink"/>
@@ -4124,7 +4180,7 @@
           <w:color w:val="000000"/>
           <w:sz w:val="24"/>
         </w:rPr>
-        <w:hyperlink r:id="rId30" w:history="1">
+        <w:hyperlink r:id="rId31" w:history="1">
           <w:r>
             <w:rPr>
               <w:rStyle w:val="Hyperlink"/>
@@ -4142,7 +4198,7 @@
           <w:color w:val="000000"/>
           <w:sz w:val="24"/>
         </w:rPr>
-        <w:hyperlink r:id="rId30" w:history="1">
+        <w:hyperlink r:id="rId31" w:history="1">
           <w:r>
             <w:rPr>
               <w:rStyle w:val="Hyperlink"/>
@@ -4160,7 +4216,7 @@
           <w:color w:val="000000"/>
           <w:sz w:val="24"/>
         </w:rPr>
-        <w:hyperlink r:id="rId30" w:history="1">
+        <w:hyperlink r:id="rId31" w:history="1">
           <w:r>
             <w:rPr>
               <w:rStyle w:val="Hyperlink"/>
@@ -4171,6 +4227,7 @@
       </w:r>
       <w:r>
         <w:rPr>
+          <w:u w:val="single" w:color="0000ff"/>
           <w:rFonts w:ascii="Charis SIL Italic" w:hAnsi="Charis SIL Italic" w:eastAsia="Charis SIL Italic"/>
           <w:b w:val="0"/>
           <w:i w:val="0"/>
@@ -4188,7 +4245,7 @@
           <w:color w:val="000000"/>
           <w:sz w:val="24"/>
         </w:rPr>
-        <w:hyperlink r:id="rId30" w:history="1">
+        <w:hyperlink r:id="rId31" w:history="1">
           <w:r>
             <w:rPr>
               <w:rStyle w:val="Hyperlink"/>
@@ -4227,7 +4284,7 @@
           <w:color w:val="000000"/>
           <w:sz w:val="24"/>
         </w:rPr>
-        <w:hyperlink r:id="rId31" w:history="1">
+        <w:hyperlink r:id="rId32" w:history="1">
           <w:r>
             <w:rPr>
               <w:rStyle w:val="Hyperlink"/>
@@ -4245,7 +4302,7 @@
           <w:color w:val="000000"/>
           <w:sz w:val="24"/>
         </w:rPr>
-        <w:hyperlink r:id="rId31" w:history="1">
+        <w:hyperlink r:id="rId32" w:history="1">
           <w:r>
             <w:rPr>
               <w:rStyle w:val="Hyperlink"/>
@@ -4263,7 +4320,7 @@
           <w:color w:val="000000"/>
           <w:sz w:val="24"/>
         </w:rPr>
-        <w:hyperlink r:id="rId31" w:history="1">
+        <w:hyperlink r:id="rId32" w:history="1">
           <w:r>
             <w:rPr>
               <w:rStyle w:val="Hyperlink"/>
@@ -4291,7 +4348,7 @@
           <w:color w:val="000000"/>
           <w:sz w:val="24"/>
         </w:rPr>
-        <w:hyperlink r:id="rId32" w:history="1">
+        <w:hyperlink r:id="rId33" w:history="1">
           <w:r>
             <w:rPr>
               <w:rStyle w:val="Hyperlink"/>
@@ -4309,7 +4366,7 @@
           <w:color w:val="000000"/>
           <w:sz w:val="24"/>
         </w:rPr>
-        <w:hyperlink r:id="rId32" w:history="1">
+        <w:hyperlink r:id="rId33" w:history="1">
           <w:r>
             <w:rPr>
               <w:rStyle w:val="Hyperlink"/>
@@ -4490,18 +4547,7 @@
           <w:color w:val="000000"/>
           <w:sz w:val="24"/>
         </w:rPr>
-        <w:t>het onderzoek van fysisch antropoloog</w:t>
-      </w:r>
-      <w:r>
-        <w:rPr>
-          <w:u w:val="single" w:color="0000ff"/>
-          <w:rFonts w:ascii="Charis SIL Italic" w:hAnsi="Charis SIL Italic" w:eastAsia="Charis SIL Italic"/>
-          <w:b w:val="0"/>
-          <w:i w:val="0"/>
-          <w:color w:val="000000"/>
-          <w:sz w:val="24"/>
-        </w:rPr>
-        <w:t xml:space="preserve"> </w:t>
+        <w:t xml:space="preserve">het onderzoek van fysisch antropoloog </w:t>
       </w:r>
       <w:r>
         <w:rPr>
@@ -5268,16 +5314,8 @@
           <w:i w:val="0"/>
           <w:color w:val="0000FF"/>
           <w:sz w:val="24"/>
-          <w:u w:val="single"/>
-        </w:rPr>
-        <w:hyperlink r:id="rId42" w:history="1">
-          <w:r>
-            <w:rPr>
-              <w:rStyle w:val="Hyperlink"/>
-            </w:rPr>
-            <w:t xml:space="preserve">igitaal </w:t>
-          </w:r>
-        </w:hyperlink>
+        </w:rPr>
+        <w:t xml:space="preserve">igitaal </w:t>
       </w:r>
       <w:r>
         <w:br/>
@@ -5954,6 +5992,7 @@
       </w:r>
       <w:r>
         <w:rPr>
+          <w:u w:val="single" w:color="0000ff"/>
           <w:rFonts w:ascii="Charis SIL Italic" w:hAnsi="Charis SIL Italic" w:eastAsia="Charis SIL Italic"/>
           <w:b w:val="0"/>
           <w:i w:val="0"/>
@@ -6138,16 +6177,8 @@
           <w:i w:val="0"/>
           <w:color w:val="0000FF"/>
           <w:sz w:val="24"/>
-          <w:u w:val="single"/>
-        </w:rPr>
-        <w:hyperlink r:id="rId49" w:history="1">
-          <w:r>
-            <w:rPr>
-              <w:rStyle w:val="Hyperlink"/>
-            </w:rPr>
-            <w:t>S</w:t>
-          </w:r>
-        </w:hyperlink>
+        </w:rPr>
+        <w:t>S</w:t>
       </w:r>
       <w:r>
         <w:rPr>
@@ -6223,7 +6254,7 @@
           <w:sz w:val="24"/>
           <w:u w:val="single"/>
         </w:rPr>
-        <w:hyperlink r:id="rId48" w:history="1">
+        <w:hyperlink r:id="rId49" w:history="1">
           <w:r>
             <w:rPr>
               <w:rStyle w:val="Hyperlink"/>
@@ -6416,20 +6447,14 @@
       </w:r>
       <w:r>
         <w:rPr>
+          <w:u w:val="single" w:color="0000ff"/>
           <w:rFonts w:ascii="Charis SIL Italic" w:hAnsi="Charis SIL Italic" w:eastAsia="Charis SIL Italic"/>
           <w:b w:val="0"/>
           <w:i w:val="0"/>
           <w:color w:val="000000"/>
           <w:sz w:val="24"/>
         </w:rPr>
-        <w:hyperlink r:id="rId50" w:history="1">
-          <w:r>
-            <w:rPr>
-              <w:rStyle w:val="Hyperlink"/>
-            </w:rPr>
-            <w:t>k</w:t>
-          </w:r>
-        </w:hyperlink>
+        <w:t>k</w:t>
       </w:r>
       <w:r>
         <w:rPr>

--- a/EXPORTS/DOCX/published/niveau3/Dutch/UniversityMus.docx
+++ b/EXPORTS/DOCX/published/niveau3/Dutch/UniversityMus.docx
@@ -547,7 +547,7 @@
           <w:sz w:val="24"/>
           <w:u w:val="single"/>
         </w:rPr>
-        <w:hyperlink r:id="rId10" w:history="1">
+        <w:hyperlink r:id="rId11" w:history="1">
           <w:r>
             <w:rPr>
               <w:rStyle w:val="Hyperlink"/>
@@ -576,7 +576,7 @@
           <w:sz w:val="24"/>
           <w:u w:val="single"/>
         </w:rPr>
-        <w:hyperlink r:id="rId10" w:history="1">
+        <w:hyperlink r:id="rId11" w:history="1">
           <w:r>
             <w:rPr>
               <w:rStyle w:val="Hyperlink"/>
@@ -594,7 +594,7 @@
           <w:sz w:val="24"/>
           <w:u w:val="single"/>
         </w:rPr>
-        <w:hyperlink r:id="rId10" w:history="1">
+        <w:hyperlink r:id="rId11" w:history="1">
           <w:r>
             <w:rPr>
               <w:rStyle w:val="Hyperlink"/>
@@ -612,7 +612,7 @@
           <w:sz w:val="24"/>
           <w:u w:val="single"/>
         </w:rPr>
-        <w:hyperlink r:id="rId10" w:history="1">
+        <w:hyperlink r:id="rId11" w:history="1">
           <w:r>
             <w:rPr>
               <w:rStyle w:val="Hyperlink"/>
@@ -630,7 +630,7 @@
           <w:sz w:val="24"/>
           <w:u w:val="single"/>
         </w:rPr>
-        <w:hyperlink r:id="rId10" w:history="1">
+        <w:hyperlink r:id="rId11" w:history="1">
           <w:r>
             <w:rPr>
               <w:rStyle w:val="Hyperlink"/>
@@ -659,7 +659,7 @@
           <w:sz w:val="24"/>
           <w:u w:val="single"/>
         </w:rPr>
-        <w:hyperlink r:id="rId10" w:history="1">
+        <w:hyperlink r:id="rId11" w:history="1">
           <w:r>
             <w:rPr>
               <w:rStyle w:val="Hyperlink"/>
@@ -2255,7 +2255,7 @@
           <w:sz w:val="24"/>
           <w:u w:val="single"/>
         </w:rPr>
-        <w:hyperlink r:id="rId20" w:history="1">
+        <w:hyperlink r:id="rId17" w:history="1">
           <w:r>
             <w:rPr>
               <w:rStyle w:val="Hyperlink"/>
@@ -2928,7 +2928,14 @@
           <w:color w:val="000000"/>
           <w:sz w:val="24"/>
         </w:rPr>
-        <w:t xml:space="preserve">2003 vormde </w:t>
+        <w:hyperlink r:id="rId11" w:history="1">
+          <w:r>
+            <w:rPr>
+              <w:rStyle w:val="Hyperlink"/>
+            </w:rPr>
+            <w:t xml:space="preserve">2003 vormde </w:t>
+          </w:r>
+        </w:hyperlink>
       </w:r>
       <w:r>
         <w:rPr>
@@ -3847,7 +3854,7 @@
           <w:sz w:val="24"/>
           <w:u w:val="single"/>
         </w:rPr>
-        <w:hyperlink r:id="rId29" w:history="1">
+        <w:hyperlink r:id="rId30" w:history="1">
           <w:r>
             <w:rPr>
               <w:rStyle w:val="Hyperlink"/>
@@ -3876,7 +3883,7 @@
           <w:sz w:val="24"/>
           <w:u w:val="single"/>
         </w:rPr>
-        <w:hyperlink r:id="rId29" w:history="1">
+        <w:hyperlink r:id="rId31" w:history="1">
           <w:r>
             <w:rPr>
               <w:rStyle w:val="Hyperlink"/>
@@ -4127,235 +4134,13 @@
       </w:r>
       <w:r>
         <w:rPr>
-          <w:u w:val="single" w:color="0000ff"/>
           <w:rFonts w:ascii="Charis SIL Italic" w:hAnsi="Charis SIL Italic" w:eastAsia="Charis SIL Italic"/>
           <w:b w:val="0"/>
           <w:i w:val="0"/>
           <w:color w:val="000000"/>
           <w:sz w:val="24"/>
         </w:rPr>
-        <w:hyperlink r:id="rId30" w:history="1">
-          <w:r>
-            <w:rPr>
-              <w:rStyle w:val="Hyperlink"/>
-            </w:rPr>
-            <w:t>Binnen deze c</w:t>
-          </w:r>
-        </w:hyperlink>
-      </w:r>
-      <w:r>
-        <w:rPr>
-          <w:rFonts w:ascii="Charis SIL Italic" w:hAnsi="Charis SIL Italic" w:eastAsia="Charis SIL Italic"/>
-          <w:b w:val="0"/>
-          <w:i w:val="0"/>
-          <w:color w:val="000000"/>
-          <w:sz w:val="24"/>
-        </w:rPr>
-        <w:t>o</w:t>
-      </w:r>
-      <w:r>
-        <w:rPr>
-          <w:u w:val="single" w:color="0000ff"/>
-          <w:rFonts w:ascii="Charis SIL Italic" w:hAnsi="Charis SIL Italic" w:eastAsia="Charis SIL Italic"/>
-          <w:b w:val="0"/>
-          <w:i w:val="0"/>
-          <w:color w:val="000000"/>
-          <w:sz w:val="24"/>
-        </w:rPr>
-        <w:hyperlink r:id="rId31" w:history="1">
-          <w:r>
-            <w:rPr>
-              <w:rStyle w:val="Hyperlink"/>
-            </w:rPr>
-            <w:t>llecti</w:t>
-          </w:r>
-        </w:hyperlink>
-      </w:r>
-      <w:r>
-        <w:rPr>
-          <w:u w:val="single" w:color="0000ff"/>
-          <w:rFonts w:ascii="Charis SIL Italic" w:hAnsi="Charis SIL Italic" w:eastAsia="Charis SIL Italic"/>
-          <w:b w:val="0"/>
-          <w:i w:val="0"/>
-          <w:color w:val="000000"/>
-          <w:sz w:val="24"/>
-        </w:rPr>
-        <w:hyperlink r:id="rId31" w:history="1">
-          <w:r>
-            <w:rPr>
-              <w:rStyle w:val="Hyperlink"/>
-            </w:rPr>
-            <w:t xml:space="preserve">es </w:t>
-          </w:r>
-        </w:hyperlink>
-      </w:r>
-      <w:r>
-        <w:rPr>
-          <w:u w:val="single" w:color="0000ff"/>
-          <w:rFonts w:ascii="Charis SIL Italic" w:hAnsi="Charis SIL Italic" w:eastAsia="Charis SIL Italic"/>
-          <w:b w:val="0"/>
-          <w:i w:val="0"/>
-          <w:color w:val="000000"/>
-          <w:sz w:val="24"/>
-        </w:rPr>
-        <w:hyperlink r:id="rId31" w:history="1">
-          <w:r>
-            <w:rPr>
-              <w:rStyle w:val="Hyperlink"/>
-            </w:rPr>
-            <w:t>i</w:t>
-          </w:r>
-        </w:hyperlink>
-      </w:r>
-      <w:r>
-        <w:rPr>
-          <w:u w:val="single" w:color="0000ff"/>
-          <w:rFonts w:ascii="Charis SIL Italic" w:hAnsi="Charis SIL Italic" w:eastAsia="Charis SIL Italic"/>
-          <w:b w:val="0"/>
-          <w:i w:val="0"/>
-          <w:color w:val="000000"/>
-          <w:sz w:val="24"/>
-        </w:rPr>
-        <w:hyperlink r:id="rId31" w:history="1">
-          <w:r>
-            <w:rPr>
-              <w:rStyle w:val="Hyperlink"/>
-            </w:rPr>
-            <w:t xml:space="preserve">s relevant </w:t>
-          </w:r>
-        </w:hyperlink>
-      </w:r>
-      <w:r>
-        <w:rPr>
-          <w:u w:val="single" w:color="0000ff"/>
-          <w:rFonts w:ascii="Charis SIL Italic" w:hAnsi="Charis SIL Italic" w:eastAsia="Charis SIL Italic"/>
-          <w:b w:val="0"/>
-          <w:i w:val="0"/>
-          <w:color w:val="000000"/>
-          <w:sz w:val="24"/>
-        </w:rPr>
-        <w:t>m</w:t>
-      </w:r>
-      <w:r>
-        <w:rPr>
-          <w:u w:val="single" w:color="0000ff"/>
-          <w:rFonts w:ascii="Charis SIL Italic" w:hAnsi="Charis SIL Italic" w:eastAsia="Charis SIL Italic"/>
-          <w:b w:val="0"/>
-          <w:i w:val="0"/>
-          <w:color w:val="000000"/>
-          <w:sz w:val="24"/>
-        </w:rPr>
-        <w:hyperlink r:id="rId31" w:history="1">
-          <w:r>
-            <w:rPr>
-              <w:rStyle w:val="Hyperlink"/>
-            </w:rPr>
-            <w:t>ateriaal</w:t>
-          </w:r>
-        </w:hyperlink>
-      </w:r>
-      <w:r>
-        <w:rPr>
-          <w:rFonts w:ascii="Charis SIL Italic" w:hAnsi="Charis SIL Italic" w:eastAsia="Charis SIL Italic"/>
-          <w:b w:val="0"/>
-          <w:i w:val="0"/>
-          <w:color w:val="000000"/>
-          <w:sz w:val="24"/>
-        </w:rPr>
-        <w:t xml:space="preserve"> </w:t>
-      </w:r>
-      <w:r>
-        <w:rPr>
-          <w:u w:val="single" w:color="0000ff"/>
-          <w:rFonts w:ascii="Charis SIL Italic" w:hAnsi="Charis SIL Italic" w:eastAsia="Charis SIL Italic"/>
-          <w:b w:val="0"/>
-          <w:i w:val="0"/>
-          <w:color w:val="000000"/>
-          <w:sz w:val="24"/>
-        </w:rPr>
-        <w:t>t</w:t>
-      </w:r>
-      <w:r>
-        <w:rPr>
-          <w:u w:val="single" w:color="0000ff"/>
-          <w:rFonts w:ascii="Charis SIL Italic" w:hAnsi="Charis SIL Italic" w:eastAsia="Charis SIL Italic"/>
-          <w:b w:val="0"/>
-          <w:i w:val="0"/>
-          <w:color w:val="000000"/>
-          <w:sz w:val="24"/>
-        </w:rPr>
-        <w:hyperlink r:id="rId32" w:history="1">
-          <w:r>
-            <w:rPr>
-              <w:rStyle w:val="Hyperlink"/>
-            </w:rPr>
-            <w:t>e vinde</w:t>
-          </w:r>
-        </w:hyperlink>
-      </w:r>
-      <w:r>
-        <w:rPr>
-          <w:u w:val="single" w:color="0000ff"/>
-          <w:rFonts w:ascii="Charis SIL Italic" w:hAnsi="Charis SIL Italic" w:eastAsia="Charis SIL Italic"/>
-          <w:b w:val="0"/>
-          <w:i w:val="0"/>
-          <w:color w:val="000000"/>
-          <w:sz w:val="24"/>
-        </w:rPr>
-        <w:hyperlink r:id="rId32" w:history="1">
-          <w:r>
-            <w:rPr>
-              <w:rStyle w:val="Hyperlink"/>
-            </w:rPr>
-            <w:t>n v</w:t>
-          </w:r>
-        </w:hyperlink>
-      </w:r>
-      <w:r>
-        <w:rPr>
-          <w:u w:val="single" w:color="0000ff"/>
-          <w:rFonts w:ascii="Charis SIL Italic" w:hAnsi="Charis SIL Italic" w:eastAsia="Charis SIL Italic"/>
-          <w:b w:val="0"/>
-          <w:i w:val="0"/>
-          <w:color w:val="000000"/>
-          <w:sz w:val="24"/>
-        </w:rPr>
-        <w:hyperlink r:id="rId32" w:history="1">
-          <w:r>
-            <w:rPr>
-              <w:rStyle w:val="Hyperlink"/>
-            </w:rPr>
-            <w:t>oor onde</w:t>
-          </w:r>
-        </w:hyperlink>
-      </w:r>
-      <w:r>
-        <w:rPr>
-          <w:rFonts w:ascii="Charis SIL Italic" w:hAnsi="Charis SIL Italic" w:eastAsia="Charis SIL Italic"/>
-          <w:b w:val="0"/>
-          <w:i w:val="0"/>
-          <w:color w:val="000000"/>
-          <w:sz w:val="24"/>
-        </w:rPr>
-        <w:t>rzo</w:t>
-      </w:r>
-      <w:r>
-        <w:rPr>
-          <w:u w:val="single" w:color="0000ff"/>
-          <w:rFonts w:ascii="Charis SIL Italic" w:hAnsi="Charis SIL Italic" w:eastAsia="Charis SIL Italic"/>
-          <w:b w:val="0"/>
-          <w:i w:val="0"/>
-          <w:color w:val="000000"/>
-          <w:sz w:val="24"/>
-        </w:rPr>
-        <w:hyperlink r:id="rId33" w:history="1">
-          <w:r>
-            <w:rPr>
-              <w:rStyle w:val="Hyperlink"/>
-            </w:rPr>
-            <w:t xml:space="preserve">ek naar het </w:t>
-          </w:r>
-        </w:hyperlink>
+        <w:t xml:space="preserve">Binnen deze collecties is relevant materiaal te vinden voor onderzoek naar het </w:t>
       </w:r>
       <w:r>
         <w:rPr>
@@ -4719,25 +4504,7 @@
           <w:color w:val="000000"/>
           <w:sz w:val="24"/>
         </w:rPr>
-        <w:t>verschillende inwoners van het Indones</w:t>
-      </w:r>
-      <w:r>
-        <w:rPr>
-          <w:u w:val="single" w:color="0000ff"/>
-          <w:rFonts w:ascii="Charis SIL Italic" w:hAnsi="Charis SIL Italic" w:eastAsia="Charis SIL Italic"/>
-          <w:b w:val="0"/>
-          <w:i w:val="0"/>
-          <w:color w:val="000000"/>
-          <w:sz w:val="24"/>
-        </w:rPr>
-        <w:hyperlink r:id="rId36" w:history="1">
-          <w:r>
-            <w:rPr>
-              <w:rStyle w:val="Hyperlink"/>
-            </w:rPr>
-            <w:t>ische eila</w:t>
-          </w:r>
-        </w:hyperlink>
+        <w:t>verschillende inwoners van het Indonesische eila</w:t>
       </w:r>
       <w:r>
         <w:rPr>
@@ -5296,40 +5063,22 @@
           <w:i w:val="0"/>
           <w:color w:val="0000FF"/>
           <w:sz w:val="24"/>
+        </w:rPr>
+        <w:t xml:space="preserve">digitaal </w:t>
+      </w:r>
+      <w:r>
+        <w:br/>
+      </w:r>
+      <w:r>
+        <w:rPr>
+          <w:rFonts w:ascii="Charis SIL Italic" w:hAnsi="Charis SIL Italic" w:eastAsia="Charis SIL Italic"/>
+          <w:b w:val="0"/>
+          <w:i w:val="0"/>
+          <w:color w:val="0000FF"/>
+          <w:sz w:val="24"/>
           <w:u w:val="single"/>
         </w:rPr>
-        <w:hyperlink r:id="rId40" w:history="1">
-          <w:r>
-            <w:rPr>
-              <w:rStyle w:val="Hyperlink"/>
-            </w:rPr>
-            <w:t>d</w:t>
-          </w:r>
-        </w:hyperlink>
-      </w:r>
-      <w:r>
-        <w:rPr>
-          <w:rFonts w:ascii="Charis SIL Italic" w:hAnsi="Charis SIL Italic" w:eastAsia="Charis SIL Italic"/>
-          <w:b w:val="0"/>
-          <w:i w:val="0"/>
-          <w:color w:val="0000FF"/>
-          <w:sz w:val="24"/>
-        </w:rPr>
-        <w:t xml:space="preserve">igitaal </w:t>
-      </w:r>
-      <w:r>
-        <w:br/>
-      </w:r>
-      <w:r>
-        <w:rPr>
-          <w:rFonts w:ascii="Charis SIL Italic" w:hAnsi="Charis SIL Italic" w:eastAsia="Charis SIL Italic"/>
-          <w:b w:val="0"/>
-          <w:i w:val="0"/>
-          <w:color w:val="0000FF"/>
-          <w:sz w:val="24"/>
-          <w:u w:val="single"/>
-        </w:rPr>
-        <w:hyperlink r:id="rId41" w:history="1">
+        <w:hyperlink r:id="rId42" w:history="1">
           <w:r>
             <w:rPr>
               <w:rStyle w:val="Hyperlink"/>
@@ -5470,8 +5219,26 @@
           <w:i w:val="0"/>
           <w:color w:val="0000FF"/>
           <w:sz w:val="24"/>
-        </w:rPr>
-        <w:t>Gerard Vrolik</w:t>
+          <w:u w:val="single"/>
+        </w:rPr>
+        <w:hyperlink r:id="rId44" w:history="1">
+          <w:r>
+            <w:rPr>
+              <w:rStyle w:val="Hyperlink"/>
+            </w:rPr>
+            <w:t>Gerard</w:t>
+          </w:r>
+        </w:hyperlink>
+      </w:r>
+      <w:r>
+        <w:rPr>
+          <w:rFonts w:ascii="Charis SIL Italic" w:hAnsi="Charis SIL Italic" w:eastAsia="Charis SIL Italic"/>
+          <w:b w:val="0"/>
+          <w:i w:val="0"/>
+          <w:color w:val="0000FF"/>
+          <w:sz w:val="24"/>
+        </w:rPr>
+        <w:t xml:space="preserve"> Vrolik</w:t>
       </w:r>
       <w:r>
         <w:rPr>
@@ -5521,6 +5288,7 @@
       </w:r>
       <w:r>
         <w:rPr>
+          <w:u w:val="single" w:color="0000ff"/>
           <w:rFonts w:ascii="Charis SIL Italic" w:hAnsi="Charis SIL Italic" w:eastAsia="Charis SIL Italic"/>
           <w:b w:val="0"/>
           <w:i w:val="0"/>
@@ -5538,6 +5306,7 @@
       </w:r>
       <w:r>
         <w:rPr>
+          <w:u w:val="single" w:color="0000ff"/>
           <w:rFonts w:ascii="Charis SIL Italic" w:hAnsi="Charis SIL Italic" w:eastAsia="Charis SIL Italic"/>
           <w:b w:val="0"/>
           <w:i w:val="0"/>
@@ -5555,6 +5324,7 @@
       </w:r>
       <w:r>
         <w:rPr>
+          <w:u w:val="single" w:color="0000ff"/>
           <w:rFonts w:ascii="Charis SIL Italic" w:hAnsi="Charis SIL Italic" w:eastAsia="Charis SIL Italic"/>
           <w:b w:val="0"/>
           <w:i w:val="0"/>
@@ -5992,7 +5762,6 @@
       </w:r>
       <w:r>
         <w:rPr>
-          <w:u w:val="single" w:color="0000ff"/>
           <w:rFonts w:ascii="Charis SIL Italic" w:hAnsi="Charis SIL Italic" w:eastAsia="Charis SIL Italic"/>
           <w:b w:val="0"/>
           <w:i w:val="0"/>
@@ -6178,7 +5947,14 @@
           <w:color w:val="0000FF"/>
           <w:sz w:val="24"/>
         </w:rPr>
-        <w:t>S</w:t>
+        <w:hyperlink r:id="rId49" w:history="1">
+          <w:r>
+            <w:rPr>
+              <w:rStyle w:val="Hyperlink"/>
+            </w:rPr>
+            <w:t>S</w:t>
+          </w:r>
+        </w:hyperlink>
       </w:r>
       <w:r>
         <w:rPr>
@@ -6254,7 +6030,7 @@
           <w:sz w:val="24"/>
           <w:u w:val="single"/>
         </w:rPr>
-        <w:hyperlink r:id="rId49" w:history="1">
+        <w:hyperlink r:id="rId48" w:history="1">
           <w:r>
             <w:rPr>
               <w:rStyle w:val="Hyperlink"/>
@@ -6441,23 +6217,13 @@
             <w:rPr>
               <w:rStyle w:val="Hyperlink"/>
             </w:rPr>
-            <w:t>desbetreffende zoe</w:t>
+            <w:t>desbetreffende zoek</w:t>
           </w:r>
         </w:hyperlink>
       </w:r>
       <w:r>
         <w:rPr>
           <w:u w:val="single" w:color="0000ff"/>
-          <w:rFonts w:ascii="Charis SIL Italic" w:hAnsi="Charis SIL Italic" w:eastAsia="Charis SIL Italic"/>
-          <w:b w:val="0"/>
-          <w:i w:val="0"/>
-          <w:color w:val="000000"/>
-          <w:sz w:val="24"/>
-        </w:rPr>
-        <w:t>k</w:t>
-      </w:r>
-      <w:r>
-        <w:rPr>
           <w:rFonts w:ascii="Charis SIL Italic" w:hAnsi="Charis SIL Italic" w:eastAsia="Charis SIL Italic"/>
           <w:b w:val="0"/>
           <w:i w:val="0"/>
@@ -6516,7 +6282,7 @@
             <w:rPr>
               <w:rStyle w:val="Hyperlink"/>
             </w:rPr>
-            <w:t>) beheerde v</w:t>
+            <w:t xml:space="preserve">) beheerde </w:t>
           </w:r>
         </w:hyperlink>
       </w:r>
@@ -6528,7 +6294,7 @@
           <w:color w:val="000000"/>
           <w:sz w:val="24"/>
         </w:rPr>
-        <w:t xml:space="preserve">anaf het begin van de twintigste eeuw een </w:t>
+        <w:t xml:space="preserve">vanaf het begin van de twintigste eeuw een </w:t>
       </w:r>
       <w:r>
         <w:br/>

--- a/EXPORTS/DOCX/published/niveau3/Dutch/UniversityMus.docx
+++ b/EXPORTS/DOCX/published/niveau3/Dutch/UniversityMus.docx
@@ -547,7 +547,7 @@
           <w:sz w:val="24"/>
           <w:u w:val="single"/>
         </w:rPr>
-        <w:hyperlink r:id="rId11" w:history="1">
+        <w:hyperlink r:id="rId10" w:history="1">
           <w:r>
             <w:rPr>
               <w:rStyle w:val="Hyperlink"/>
@@ -576,7 +576,7 @@
           <w:sz w:val="24"/>
           <w:u w:val="single"/>
         </w:rPr>
-        <w:hyperlink r:id="rId11" w:history="1">
+        <w:hyperlink r:id="rId10" w:history="1">
           <w:r>
             <w:rPr>
               <w:rStyle w:val="Hyperlink"/>
@@ -594,7 +594,7 @@
           <w:sz w:val="24"/>
           <w:u w:val="single"/>
         </w:rPr>
-        <w:hyperlink r:id="rId11" w:history="1">
+        <w:hyperlink r:id="rId10" w:history="1">
           <w:r>
             <w:rPr>
               <w:rStyle w:val="Hyperlink"/>
@@ -612,7 +612,7 @@
           <w:sz w:val="24"/>
           <w:u w:val="single"/>
         </w:rPr>
-        <w:hyperlink r:id="rId11" w:history="1">
+        <w:hyperlink r:id="rId10" w:history="1">
           <w:r>
             <w:rPr>
               <w:rStyle w:val="Hyperlink"/>
@@ -630,7 +630,7 @@
           <w:sz w:val="24"/>
           <w:u w:val="single"/>
         </w:rPr>
-        <w:hyperlink r:id="rId11" w:history="1">
+        <w:hyperlink r:id="rId10" w:history="1">
           <w:r>
             <w:rPr>
               <w:rStyle w:val="Hyperlink"/>
@@ -659,7 +659,7 @@
           <w:sz w:val="24"/>
           <w:u w:val="single"/>
         </w:rPr>
-        <w:hyperlink r:id="rId11" w:history="1">
+        <w:hyperlink r:id="rId10" w:history="1">
           <w:r>
             <w:rPr>
               <w:rStyle w:val="Hyperlink"/>
@@ -3378,41 +3378,24 @@
       </w:r>
       <w:r>
         <w:rPr>
+          <w:u w:val="single" w:color="0000ff"/>
           <w:rFonts w:ascii="Charis SIL Italic" w:hAnsi="Charis SIL Italic" w:eastAsia="Charis SIL Italic"/>
           <w:b w:val="0"/>
           <w:i w:val="0"/>
           <w:color w:val="000000"/>
           <w:sz w:val="24"/>
         </w:rPr>
-        <w:hyperlink r:id="rId26" w:history="1">
-          <w:r>
-            <w:rPr>
-              <w:rStyle w:val="Hyperlink"/>
-            </w:rPr>
-            <w:t>d</w:t>
-          </w:r>
-        </w:hyperlink>
-      </w:r>
-      <w:r>
-        <w:rPr>
-          <w:u w:val="single" w:color="0000ff"/>
+        <w:t>d</w:t>
+      </w:r>
+      <w:r>
+        <w:rPr>
           <w:rFonts w:ascii="Charis SIL Italic" w:hAnsi="Charis SIL Italic" w:eastAsia="Charis SIL Italic"/>
           <w:b w:val="0"/>
           <w:i w:val="0"/>
           <w:color w:val="000000"/>
           <w:sz w:val="24"/>
         </w:rPr>
-        <w:t>e</w:t>
-      </w:r>
-      <w:r>
-        <w:rPr>
-          <w:rFonts w:ascii="Charis SIL Italic" w:hAnsi="Charis SIL Italic" w:eastAsia="Charis SIL Italic"/>
-          <w:b w:val="0"/>
-          <w:i w:val="0"/>
-          <w:color w:val="000000"/>
-          <w:sz w:val="24"/>
-        </w:rPr>
-        <w:t xml:space="preserve"> zoekhulp.</w:t>
+        <w:t>e zoekhulp.</w:t>
       </w:r>
     </w:p>
     <w:p>
@@ -3854,7 +3837,7 @@
           <w:sz w:val="24"/>
           <w:u w:val="single"/>
         </w:rPr>
-        <w:hyperlink r:id="rId30" w:history="1">
+        <w:hyperlink r:id="rId29" w:history="1">
           <w:r>
             <w:rPr>
               <w:rStyle w:val="Hyperlink"/>
@@ -3865,7 +3848,6 @@
       </w:r>
       <w:r>
         <w:rPr>
-          <w:u w:val="single" w:color="0000ff"/>
           <w:rFonts w:ascii="Charis SIL Italic" w:hAnsi="Charis SIL Italic" w:eastAsia="Charis SIL Italic"/>
           <w:b w:val="0"/>
           <w:i w:val="0"/>
@@ -3883,7 +3865,7 @@
           <w:sz w:val="24"/>
           <w:u w:val="single"/>
         </w:rPr>
-        <w:hyperlink r:id="rId31" w:history="1">
+        <w:hyperlink r:id="rId29" w:history="1">
           <w:r>
             <w:rPr>
               <w:rStyle w:val="Hyperlink"/>
@@ -4134,13 +4116,235 @@
       </w:r>
       <w:r>
         <w:rPr>
+          <w:u w:val="single" w:color="0000ff"/>
           <w:rFonts w:ascii="Charis SIL Italic" w:hAnsi="Charis SIL Italic" w:eastAsia="Charis SIL Italic"/>
           <w:b w:val="0"/>
           <w:i w:val="0"/>
           <w:color w:val="000000"/>
           <w:sz w:val="24"/>
         </w:rPr>
-        <w:t xml:space="preserve">Binnen deze collecties is relevant materiaal te vinden voor onderzoek naar het </w:t>
+        <w:hyperlink r:id="rId30" w:history="1">
+          <w:r>
+            <w:rPr>
+              <w:rStyle w:val="Hyperlink"/>
+            </w:rPr>
+            <w:t>Binnen deze c</w:t>
+          </w:r>
+        </w:hyperlink>
+      </w:r>
+      <w:r>
+        <w:rPr>
+          <w:rFonts w:ascii="Charis SIL Italic" w:hAnsi="Charis SIL Italic" w:eastAsia="Charis SIL Italic"/>
+          <w:b w:val="0"/>
+          <w:i w:val="0"/>
+          <w:color w:val="000000"/>
+          <w:sz w:val="24"/>
+        </w:rPr>
+        <w:t>o</w:t>
+      </w:r>
+      <w:r>
+        <w:rPr>
+          <w:u w:val="single" w:color="0000ff"/>
+          <w:rFonts w:ascii="Charis SIL Italic" w:hAnsi="Charis SIL Italic" w:eastAsia="Charis SIL Italic"/>
+          <w:b w:val="0"/>
+          <w:i w:val="0"/>
+          <w:color w:val="000000"/>
+          <w:sz w:val="24"/>
+        </w:rPr>
+        <w:hyperlink r:id="rId31" w:history="1">
+          <w:r>
+            <w:rPr>
+              <w:rStyle w:val="Hyperlink"/>
+            </w:rPr>
+            <w:t>llecti</w:t>
+          </w:r>
+        </w:hyperlink>
+      </w:r>
+      <w:r>
+        <w:rPr>
+          <w:u w:val="single" w:color="0000ff"/>
+          <w:rFonts w:ascii="Charis SIL Italic" w:hAnsi="Charis SIL Italic" w:eastAsia="Charis SIL Italic"/>
+          <w:b w:val="0"/>
+          <w:i w:val="0"/>
+          <w:color w:val="000000"/>
+          <w:sz w:val="24"/>
+        </w:rPr>
+        <w:hyperlink r:id="rId31" w:history="1">
+          <w:r>
+            <w:rPr>
+              <w:rStyle w:val="Hyperlink"/>
+            </w:rPr>
+            <w:t xml:space="preserve">es </w:t>
+          </w:r>
+        </w:hyperlink>
+      </w:r>
+      <w:r>
+        <w:rPr>
+          <w:u w:val="single" w:color="0000ff"/>
+          <w:rFonts w:ascii="Charis SIL Italic" w:hAnsi="Charis SIL Italic" w:eastAsia="Charis SIL Italic"/>
+          <w:b w:val="0"/>
+          <w:i w:val="0"/>
+          <w:color w:val="000000"/>
+          <w:sz w:val="24"/>
+        </w:rPr>
+        <w:hyperlink r:id="rId31" w:history="1">
+          <w:r>
+            <w:rPr>
+              <w:rStyle w:val="Hyperlink"/>
+            </w:rPr>
+            <w:t>i</w:t>
+          </w:r>
+        </w:hyperlink>
+      </w:r>
+      <w:r>
+        <w:rPr>
+          <w:u w:val="single" w:color="0000ff"/>
+          <w:rFonts w:ascii="Charis SIL Italic" w:hAnsi="Charis SIL Italic" w:eastAsia="Charis SIL Italic"/>
+          <w:b w:val="0"/>
+          <w:i w:val="0"/>
+          <w:color w:val="000000"/>
+          <w:sz w:val="24"/>
+        </w:rPr>
+        <w:hyperlink r:id="rId31" w:history="1">
+          <w:r>
+            <w:rPr>
+              <w:rStyle w:val="Hyperlink"/>
+            </w:rPr>
+            <w:t xml:space="preserve">s relevant </w:t>
+          </w:r>
+        </w:hyperlink>
+      </w:r>
+      <w:r>
+        <w:rPr>
+          <w:u w:val="single" w:color="0000ff"/>
+          <w:rFonts w:ascii="Charis SIL Italic" w:hAnsi="Charis SIL Italic" w:eastAsia="Charis SIL Italic"/>
+          <w:b w:val="0"/>
+          <w:i w:val="0"/>
+          <w:color w:val="000000"/>
+          <w:sz w:val="24"/>
+        </w:rPr>
+        <w:t>m</w:t>
+      </w:r>
+      <w:r>
+        <w:rPr>
+          <w:u w:val="single" w:color="0000ff"/>
+          <w:rFonts w:ascii="Charis SIL Italic" w:hAnsi="Charis SIL Italic" w:eastAsia="Charis SIL Italic"/>
+          <w:b w:val="0"/>
+          <w:i w:val="0"/>
+          <w:color w:val="000000"/>
+          <w:sz w:val="24"/>
+        </w:rPr>
+        <w:hyperlink r:id="rId31" w:history="1">
+          <w:r>
+            <w:rPr>
+              <w:rStyle w:val="Hyperlink"/>
+            </w:rPr>
+            <w:t>ateriaal</w:t>
+          </w:r>
+        </w:hyperlink>
+      </w:r>
+      <w:r>
+        <w:rPr>
+          <w:rFonts w:ascii="Charis SIL Italic" w:hAnsi="Charis SIL Italic" w:eastAsia="Charis SIL Italic"/>
+          <w:b w:val="0"/>
+          <w:i w:val="0"/>
+          <w:color w:val="000000"/>
+          <w:sz w:val="24"/>
+        </w:rPr>
+        <w:t xml:space="preserve"> </w:t>
+      </w:r>
+      <w:r>
+        <w:rPr>
+          <w:u w:val="single" w:color="0000ff"/>
+          <w:rFonts w:ascii="Charis SIL Italic" w:hAnsi="Charis SIL Italic" w:eastAsia="Charis SIL Italic"/>
+          <w:b w:val="0"/>
+          <w:i w:val="0"/>
+          <w:color w:val="000000"/>
+          <w:sz w:val="24"/>
+        </w:rPr>
+        <w:t>t</w:t>
+      </w:r>
+      <w:r>
+        <w:rPr>
+          <w:u w:val="single" w:color="0000ff"/>
+          <w:rFonts w:ascii="Charis SIL Italic" w:hAnsi="Charis SIL Italic" w:eastAsia="Charis SIL Italic"/>
+          <w:b w:val="0"/>
+          <w:i w:val="0"/>
+          <w:color w:val="000000"/>
+          <w:sz w:val="24"/>
+        </w:rPr>
+        <w:hyperlink r:id="rId32" w:history="1">
+          <w:r>
+            <w:rPr>
+              <w:rStyle w:val="Hyperlink"/>
+            </w:rPr>
+            <w:t>e vinde</w:t>
+          </w:r>
+        </w:hyperlink>
+      </w:r>
+      <w:r>
+        <w:rPr>
+          <w:u w:val="single" w:color="0000ff"/>
+          <w:rFonts w:ascii="Charis SIL Italic" w:hAnsi="Charis SIL Italic" w:eastAsia="Charis SIL Italic"/>
+          <w:b w:val="0"/>
+          <w:i w:val="0"/>
+          <w:color w:val="000000"/>
+          <w:sz w:val="24"/>
+        </w:rPr>
+        <w:hyperlink r:id="rId32" w:history="1">
+          <w:r>
+            <w:rPr>
+              <w:rStyle w:val="Hyperlink"/>
+            </w:rPr>
+            <w:t>n v</w:t>
+          </w:r>
+        </w:hyperlink>
+      </w:r>
+      <w:r>
+        <w:rPr>
+          <w:u w:val="single" w:color="0000ff"/>
+          <w:rFonts w:ascii="Charis SIL Italic" w:hAnsi="Charis SIL Italic" w:eastAsia="Charis SIL Italic"/>
+          <w:b w:val="0"/>
+          <w:i w:val="0"/>
+          <w:color w:val="000000"/>
+          <w:sz w:val="24"/>
+        </w:rPr>
+        <w:hyperlink r:id="rId32" w:history="1">
+          <w:r>
+            <w:rPr>
+              <w:rStyle w:val="Hyperlink"/>
+            </w:rPr>
+            <w:t>oor onde</w:t>
+          </w:r>
+        </w:hyperlink>
+      </w:r>
+      <w:r>
+        <w:rPr>
+          <w:rFonts w:ascii="Charis SIL Italic" w:hAnsi="Charis SIL Italic" w:eastAsia="Charis SIL Italic"/>
+          <w:b w:val="0"/>
+          <w:i w:val="0"/>
+          <w:color w:val="000000"/>
+          <w:sz w:val="24"/>
+        </w:rPr>
+        <w:t>rzo</w:t>
+      </w:r>
+      <w:r>
+        <w:rPr>
+          <w:u w:val="single" w:color="0000ff"/>
+          <w:rFonts w:ascii="Charis SIL Italic" w:hAnsi="Charis SIL Italic" w:eastAsia="Charis SIL Italic"/>
+          <w:b w:val="0"/>
+          <w:i w:val="0"/>
+          <w:color w:val="000000"/>
+          <w:sz w:val="24"/>
+        </w:rPr>
+        <w:hyperlink r:id="rId33" w:history="1">
+          <w:r>
+            <w:rPr>
+              <w:rStyle w:val="Hyperlink"/>
+            </w:rPr>
+            <w:t xml:space="preserve">ek naar het </w:t>
+          </w:r>
+        </w:hyperlink>
       </w:r>
       <w:r>
         <w:rPr>
@@ -4504,7 +4708,25 @@
           <w:color w:val="000000"/>
           <w:sz w:val="24"/>
         </w:rPr>
-        <w:t>verschillende inwoners van het Indonesische eila</w:t>
+        <w:t>verschillende inwoners van het Indones</w:t>
+      </w:r>
+      <w:r>
+        <w:rPr>
+          <w:u w:val="single" w:color="0000ff"/>
+          <w:rFonts w:ascii="Charis SIL Italic" w:hAnsi="Charis SIL Italic" w:eastAsia="Charis SIL Italic"/>
+          <w:b w:val="0"/>
+          <w:i w:val="0"/>
+          <w:color w:val="000000"/>
+          <w:sz w:val="24"/>
+        </w:rPr>
+        <w:hyperlink r:id="rId36" w:history="1">
+          <w:r>
+            <w:rPr>
+              <w:rStyle w:val="Hyperlink"/>
+            </w:rPr>
+            <w:t>ische eila</w:t>
+          </w:r>
+        </w:hyperlink>
       </w:r>
       <w:r>
         <w:rPr>
@@ -5063,8 +5285,26 @@
           <w:i w:val="0"/>
           <w:color w:val="0000FF"/>
           <w:sz w:val="24"/>
-        </w:rPr>
-        <w:t xml:space="preserve">digitaal </w:t>
+          <w:u w:val="single"/>
+        </w:rPr>
+        <w:hyperlink r:id="rId40" w:history="1">
+          <w:r>
+            <w:rPr>
+              <w:rStyle w:val="Hyperlink"/>
+            </w:rPr>
+            <w:t>d</w:t>
+          </w:r>
+        </w:hyperlink>
+      </w:r>
+      <w:r>
+        <w:rPr>
+          <w:rFonts w:ascii="Charis SIL Italic" w:hAnsi="Charis SIL Italic" w:eastAsia="Charis SIL Italic"/>
+          <w:b w:val="0"/>
+          <w:i w:val="0"/>
+          <w:color w:val="0000FF"/>
+          <w:sz w:val="24"/>
+        </w:rPr>
+        <w:t xml:space="preserve">igitaal </w:t>
       </w:r>
       <w:r>
         <w:br/>
@@ -5078,7 +5318,7 @@
           <w:sz w:val="24"/>
           <w:u w:val="single"/>
         </w:rPr>
-        <w:hyperlink r:id="rId42" w:history="1">
+        <w:hyperlink r:id="rId41" w:history="1">
           <w:r>
             <w:rPr>
               <w:rStyle w:val="Hyperlink"/>
@@ -5219,26 +5459,8 @@
           <w:i w:val="0"/>
           <w:color w:val="0000FF"/>
           <w:sz w:val="24"/>
-          <w:u w:val="single"/>
-        </w:rPr>
-        <w:hyperlink r:id="rId44" w:history="1">
-          <w:r>
-            <w:rPr>
-              <w:rStyle w:val="Hyperlink"/>
-            </w:rPr>
-            <w:t>Gerard</w:t>
-          </w:r>
-        </w:hyperlink>
-      </w:r>
-      <w:r>
-        <w:rPr>
-          <w:rFonts w:ascii="Charis SIL Italic" w:hAnsi="Charis SIL Italic" w:eastAsia="Charis SIL Italic"/>
-          <w:b w:val="0"/>
-          <w:i w:val="0"/>
-          <w:color w:val="0000FF"/>
-          <w:sz w:val="24"/>
-        </w:rPr>
-        <w:t xml:space="preserve"> Vrolik</w:t>
+        </w:rPr>
+        <w:t>Gerard Vrolik</w:t>
       </w:r>
       <w:r>
         <w:rPr>
@@ -5288,7 +5510,6 @@
       </w:r>
       <w:r>
         <w:rPr>
-          <w:u w:val="single" w:color="0000ff"/>
           <w:rFonts w:ascii="Charis SIL Italic" w:hAnsi="Charis SIL Italic" w:eastAsia="Charis SIL Italic"/>
           <w:b w:val="0"/>
           <w:i w:val="0"/>
@@ -5306,7 +5527,6 @@
       </w:r>
       <w:r>
         <w:rPr>
-          <w:u w:val="single" w:color="0000ff"/>
           <w:rFonts w:ascii="Charis SIL Italic" w:hAnsi="Charis SIL Italic" w:eastAsia="Charis SIL Italic"/>
           <w:b w:val="0"/>
           <w:i w:val="0"/>
@@ -5324,7 +5544,6 @@
       </w:r>
       <w:r>
         <w:rPr>
-          <w:u w:val="single" w:color="0000ff"/>
           <w:rFonts w:ascii="Charis SIL Italic" w:hAnsi="Charis SIL Italic" w:eastAsia="Charis SIL Italic"/>
           <w:b w:val="0"/>
           <w:i w:val="0"/>
@@ -5946,6 +6165,7 @@
           <w:i w:val="0"/>
           <w:color w:val="0000FF"/>
           <w:sz w:val="24"/>
+          <w:u w:val="single"/>
         </w:rPr>
         <w:hyperlink r:id="rId49" w:history="1">
           <w:r>
@@ -5965,7 +6185,7 @@
           <w:sz w:val="24"/>
           <w:u w:val="single"/>
         </w:rPr>
-        <w:hyperlink r:id="rId48" w:history="1">
+        <w:hyperlink r:id="rId49" w:history="1">
           <w:r>
             <w:rPr>
               <w:rStyle w:val="Hyperlink"/>
@@ -5983,7 +6203,7 @@
           <w:sz w:val="24"/>
           <w:u w:val="single"/>
         </w:rPr>
-        <w:hyperlink r:id="rId48" w:history="1">
+        <w:hyperlink r:id="rId49" w:history="1">
           <w:r>
             <w:rPr>
               <w:rStyle w:val="Hyperlink"/>
@@ -6001,7 +6221,7 @@
           <w:sz w:val="24"/>
           <w:u w:val="single"/>
         </w:rPr>
-        <w:hyperlink r:id="rId48" w:history="1">
+        <w:hyperlink r:id="rId49" w:history="1">
           <w:r>
             <w:rPr>
               <w:rStyle w:val="Hyperlink"/>
@@ -6030,7 +6250,7 @@
           <w:sz w:val="24"/>
           <w:u w:val="single"/>
         </w:rPr>
-        <w:hyperlink r:id="rId48" w:history="1">
+        <w:hyperlink r:id="rId49" w:history="1">
           <w:r>
             <w:rPr>
               <w:rStyle w:val="Hyperlink"/>
@@ -6217,13 +6437,29 @@
             <w:rPr>
               <w:rStyle w:val="Hyperlink"/>
             </w:rPr>
-            <w:t>desbetreffende zoek</w:t>
+            <w:t>desbetreffende zoe</w:t>
           </w:r>
         </w:hyperlink>
       </w:r>
       <w:r>
         <w:rPr>
-          <w:u w:val="single" w:color="0000ff"/>
+          <w:rFonts w:ascii="Charis SIL Italic" w:hAnsi="Charis SIL Italic" w:eastAsia="Charis SIL Italic"/>
+          <w:b w:val="0"/>
+          <w:i w:val="0"/>
+          <w:color w:val="000000"/>
+          <w:sz w:val="24"/>
+        </w:rPr>
+        <w:hyperlink r:id="rId50" w:history="1">
+          <w:r>
+            <w:rPr>
+              <w:rStyle w:val="Hyperlink"/>
+            </w:rPr>
+            <w:t>k</w:t>
+          </w:r>
+        </w:hyperlink>
+      </w:r>
+      <w:r>
+        <w:rPr>
           <w:rFonts w:ascii="Charis SIL Italic" w:hAnsi="Charis SIL Italic" w:eastAsia="Charis SIL Italic"/>
           <w:b w:val="0"/>
           <w:i w:val="0"/>
@@ -6252,6 +6488,16 @@
       </w:r>
       <w:r>
         <w:rPr>
+          <w:rFonts w:ascii="Charis SIL Italic" w:hAnsi="Charis SIL Italic" w:eastAsia="Charis SIL Italic"/>
+          <w:b w:val="0"/>
+          <w:i w:val="0"/>
+          <w:color w:val="000000"/>
+          <w:sz w:val="24"/>
+        </w:rPr>
+        <w:t>lp</w:t>
+      </w:r>
+      <w:r>
+        <w:rPr>
           <w:u w:val="single" w:color="0000ff"/>
           <w:rFonts w:ascii="Charis SIL Italic" w:hAnsi="Charis SIL Italic" w:eastAsia="Charis SIL Italic"/>
           <w:b w:val="0"/>
@@ -6264,37 +6510,19 @@
             <w:rPr>
               <w:rStyle w:val="Hyperlink"/>
             </w:rPr>
-            <w:t>lp</w:t>
+            <w:t>) beheerde v</w:t>
           </w:r>
         </w:hyperlink>
       </w:r>
       <w:r>
         <w:rPr>
-          <w:u w:val="single" w:color="0000ff"/>
           <w:rFonts w:ascii="Charis SIL Italic" w:hAnsi="Charis SIL Italic" w:eastAsia="Charis SIL Italic"/>
           <w:b w:val="0"/>
           <w:i w:val="0"/>
           <w:color w:val="000000"/>
           <w:sz w:val="24"/>
         </w:rPr>
-        <w:hyperlink r:id="rId50" w:history="1">
-          <w:r>
-            <w:rPr>
-              <w:rStyle w:val="Hyperlink"/>
-            </w:rPr>
-            <w:t xml:space="preserve">) beheerde </w:t>
-          </w:r>
-        </w:hyperlink>
-      </w:r>
-      <w:r>
-        <w:rPr>
-          <w:rFonts w:ascii="Charis SIL Italic" w:hAnsi="Charis SIL Italic" w:eastAsia="Charis SIL Italic"/>
-          <w:b w:val="0"/>
-          <w:i w:val="0"/>
-          <w:color w:val="000000"/>
-          <w:sz w:val="24"/>
-        </w:rPr>
-        <w:t xml:space="preserve">vanaf het begin van de twintigste eeuw een </w:t>
+        <w:t xml:space="preserve">anaf het begin van de twintigste eeuw een </w:t>
       </w:r>
       <w:r>
         <w:br/>

--- a/EXPORTS/DOCX/published/niveau3/Dutch/UniversityMus.docx
+++ b/EXPORTS/DOCX/published/niveau3/Dutch/UniversityMus.docx
@@ -547,7 +547,7 @@
           <w:sz w:val="24"/>
           <w:u w:val="single"/>
         </w:rPr>
-        <w:hyperlink r:id="rId10" w:history="1">
+        <w:hyperlink r:id="rId11" w:history="1">
           <w:r>
             <w:rPr>
               <w:rStyle w:val="Hyperlink"/>
@@ -576,7 +576,7 @@
           <w:sz w:val="24"/>
           <w:u w:val="single"/>
         </w:rPr>
-        <w:hyperlink r:id="rId10" w:history="1">
+        <w:hyperlink r:id="rId11" w:history="1">
           <w:r>
             <w:rPr>
               <w:rStyle w:val="Hyperlink"/>
@@ -594,7 +594,7 @@
           <w:sz w:val="24"/>
           <w:u w:val="single"/>
         </w:rPr>
-        <w:hyperlink r:id="rId10" w:history="1">
+        <w:hyperlink r:id="rId11" w:history="1">
           <w:r>
             <w:rPr>
               <w:rStyle w:val="Hyperlink"/>
@@ -612,7 +612,7 @@
           <w:sz w:val="24"/>
           <w:u w:val="single"/>
         </w:rPr>
-        <w:hyperlink r:id="rId10" w:history="1">
+        <w:hyperlink r:id="rId11" w:history="1">
           <w:r>
             <w:rPr>
               <w:rStyle w:val="Hyperlink"/>
@@ -630,7 +630,7 @@
           <w:sz w:val="24"/>
           <w:u w:val="single"/>
         </w:rPr>
-        <w:hyperlink r:id="rId10" w:history="1">
+        <w:hyperlink r:id="rId11" w:history="1">
           <w:r>
             <w:rPr>
               <w:rStyle w:val="Hyperlink"/>
@@ -659,7 +659,7 @@
           <w:sz w:val="24"/>
           <w:u w:val="single"/>
         </w:rPr>
-        <w:hyperlink r:id="rId10" w:history="1">
+        <w:hyperlink r:id="rId11" w:history="1">
           <w:r>
             <w:rPr>
               <w:rStyle w:val="Hyperlink"/>
@@ -2255,7 +2255,7 @@
           <w:sz w:val="24"/>
           <w:u w:val="single"/>
         </w:rPr>
-        <w:hyperlink r:id="rId17" w:history="1">
+        <w:hyperlink r:id="rId20" w:history="1">
           <w:r>
             <w:rPr>
               <w:rStyle w:val="Hyperlink"/>
@@ -3378,6 +3378,23 @@
       </w:r>
       <w:r>
         <w:rPr>
+          <w:rFonts w:ascii="Charis SIL Italic" w:hAnsi="Charis SIL Italic" w:eastAsia="Charis SIL Italic"/>
+          <w:b w:val="0"/>
+          <w:i w:val="0"/>
+          <w:color w:val="000000"/>
+          <w:sz w:val="24"/>
+        </w:rPr>
+        <w:hyperlink r:id="rId26" w:history="1">
+          <w:r>
+            <w:rPr>
+              <w:rStyle w:val="Hyperlink"/>
+            </w:rPr>
+            <w:t>d</w:t>
+          </w:r>
+        </w:hyperlink>
+      </w:r>
+      <w:r>
+        <w:rPr>
           <w:u w:val="single" w:color="0000ff"/>
           <w:rFonts w:ascii="Charis SIL Italic" w:hAnsi="Charis SIL Italic" w:eastAsia="Charis SIL Italic"/>
           <w:b w:val="0"/>
@@ -3385,7 +3402,7 @@
           <w:color w:val="000000"/>
           <w:sz w:val="24"/>
         </w:rPr>
-        <w:t>d</w:t>
+        <w:t>e</w:t>
       </w:r>
       <w:r>
         <w:rPr>
@@ -3395,7 +3412,7 @@
           <w:color w:val="000000"/>
           <w:sz w:val="24"/>
         </w:rPr>
-        <w:t>e zoekhulp.</w:t>
+        <w:t xml:space="preserve"> zoekhulp.</w:t>
       </w:r>
     </w:p>
     <w:p>
@@ -3817,7 +3834,6 @@
           <w:i w:val="0"/>
           <w:color w:val="0000FF"/>
           <w:sz w:val="24"/>
-          <w:u w:val="single"/>
         </w:rPr>
         <w:hyperlink r:id="rId30" w:history="1">
           <w:r>
@@ -3848,13 +3864,32 @@
       </w:r>
       <w:r>
         <w:rPr>
+          <w:u w:val="single" w:color="0000ff"/>
           <w:rFonts w:ascii="Charis SIL Italic" w:hAnsi="Charis SIL Italic" w:eastAsia="Charis SIL Italic"/>
           <w:b w:val="0"/>
           <w:i w:val="0"/>
           <w:color w:val="000000"/>
           <w:sz w:val="24"/>
         </w:rPr>
-        <w:t xml:space="preserve">, </w:t>
+        <w:hyperlink r:id="rId29" w:history="1">
+          <w:r>
+            <w:rPr>
+              <w:rStyle w:val="Hyperlink"/>
+            </w:rPr>
+            <w:t>,</w:t>
+          </w:r>
+        </w:hyperlink>
+      </w:r>
+      <w:r>
+        <w:rPr>
+          <w:u w:val="single" w:color="0000ff"/>
+          <w:rFonts w:ascii="Charis SIL Italic" w:hAnsi="Charis SIL Italic" w:eastAsia="Charis SIL Italic"/>
+          <w:b w:val="0"/>
+          <w:i w:val="0"/>
+          <w:color w:val="000000"/>
+          <w:sz w:val="24"/>
+        </w:rPr>
+        <w:t xml:space="preserve"> </w:t>
       </w:r>
       <w:r>
         <w:rPr>
@@ -4216,7 +4251,6 @@
       </w:r>
       <w:r>
         <w:rPr>
-          <w:u w:val="single" w:color="0000ff"/>
           <w:rFonts w:ascii="Charis SIL Italic" w:hAnsi="Charis SIL Italic" w:eastAsia="Charis SIL Italic"/>
           <w:b w:val="0"/>
           <w:i w:val="0"/>
@@ -4536,7 +4570,18 @@
           <w:color w:val="000000"/>
           <w:sz w:val="24"/>
         </w:rPr>
-        <w:t xml:space="preserve">het onderzoek van fysisch antropoloog </w:t>
+        <w:t>het onderzoek van fysisch antropoloog</w:t>
+      </w:r>
+      <w:r>
+        <w:rPr>
+          <w:u w:val="single" w:color="0000ff"/>
+          <w:rFonts w:ascii="Charis SIL Italic" w:hAnsi="Charis SIL Italic" w:eastAsia="Charis SIL Italic"/>
+          <w:b w:val="0"/>
+          <w:i w:val="0"/>
+          <w:color w:val="000000"/>
+          <w:sz w:val="24"/>
+        </w:rPr>
+        <w:t xml:space="preserve"> </w:t>
       </w:r>
       <w:r>
         <w:rPr>
@@ -5981,6 +6026,7 @@
       </w:r>
       <w:r>
         <w:rPr>
+          <w:u w:val="single" w:color="0000ff"/>
           <w:rFonts w:ascii="Charis SIL Italic" w:hAnsi="Charis SIL Italic" w:eastAsia="Charis SIL Italic"/>
           <w:b w:val="0"/>
           <w:i w:val="0"/>
@@ -6203,7 +6249,7 @@
           <w:sz w:val="24"/>
           <w:u w:val="single"/>
         </w:rPr>
-        <w:hyperlink r:id="rId49" w:history="1">
+        <w:hyperlink r:id="rId48" w:history="1">
           <w:r>
             <w:rPr>
               <w:rStyle w:val="Hyperlink"/>
@@ -6221,7 +6267,7 @@
           <w:sz w:val="24"/>
           <w:u w:val="single"/>
         </w:rPr>
-        <w:hyperlink r:id="rId49" w:history="1">
+        <w:hyperlink r:id="rId48" w:history="1">
           <w:r>
             <w:rPr>
               <w:rStyle w:val="Hyperlink"/>
@@ -6437,29 +6483,13 @@
             <w:rPr>
               <w:rStyle w:val="Hyperlink"/>
             </w:rPr>
-            <w:t>desbetreffende zoe</w:t>
+            <w:t>desbetreffende zoek</w:t>
           </w:r>
         </w:hyperlink>
       </w:r>
       <w:r>
         <w:rPr>
-          <w:rFonts w:ascii="Charis SIL Italic" w:hAnsi="Charis SIL Italic" w:eastAsia="Charis SIL Italic"/>
-          <w:b w:val="0"/>
-          <w:i w:val="0"/>
-          <w:color w:val="000000"/>
-          <w:sz w:val="24"/>
-        </w:rPr>
-        <w:hyperlink r:id="rId50" w:history="1">
-          <w:r>
-            <w:rPr>
-              <w:rStyle w:val="Hyperlink"/>
-            </w:rPr>
-            <w:t>k</w:t>
-          </w:r>
-        </w:hyperlink>
-      </w:r>
-      <w:r>
-        <w:rPr>
+          <w:u w:val="single" w:color="0000ff"/>
           <w:rFonts w:ascii="Charis SIL Italic" w:hAnsi="Charis SIL Italic" w:eastAsia="Charis SIL Italic"/>
           <w:b w:val="0"/>
           <w:i w:val="0"/>
@@ -6488,16 +6518,6 @@
       </w:r>
       <w:r>
         <w:rPr>
-          <w:rFonts w:ascii="Charis SIL Italic" w:hAnsi="Charis SIL Italic" w:eastAsia="Charis SIL Italic"/>
-          <w:b w:val="0"/>
-          <w:i w:val="0"/>
-          <w:color w:val="000000"/>
-          <w:sz w:val="24"/>
-        </w:rPr>
-        <w:t>lp</w:t>
-      </w:r>
-      <w:r>
-        <w:rPr>
           <w:u w:val="single" w:color="0000ff"/>
           <w:rFonts w:ascii="Charis SIL Italic" w:hAnsi="Charis SIL Italic" w:eastAsia="Charis SIL Italic"/>
           <w:b w:val="0"/>
@@ -6510,19 +6530,37 @@
             <w:rPr>
               <w:rStyle w:val="Hyperlink"/>
             </w:rPr>
-            <w:t>) beheerde v</w:t>
+            <w:t>lp</w:t>
           </w:r>
         </w:hyperlink>
       </w:r>
       <w:r>
         <w:rPr>
+          <w:u w:val="single" w:color="0000ff"/>
           <w:rFonts w:ascii="Charis SIL Italic" w:hAnsi="Charis SIL Italic" w:eastAsia="Charis SIL Italic"/>
           <w:b w:val="0"/>
           <w:i w:val="0"/>
           <w:color w:val="000000"/>
           <w:sz w:val="24"/>
         </w:rPr>
-        <w:t xml:space="preserve">anaf het begin van de twintigste eeuw een </w:t>
+        <w:hyperlink r:id="rId50" w:history="1">
+          <w:r>
+            <w:rPr>
+              <w:rStyle w:val="Hyperlink"/>
+            </w:rPr>
+            <w:t xml:space="preserve">) beheerde </w:t>
+          </w:r>
+        </w:hyperlink>
+      </w:r>
+      <w:r>
+        <w:rPr>
+          <w:rFonts w:ascii="Charis SIL Italic" w:hAnsi="Charis SIL Italic" w:eastAsia="Charis SIL Italic"/>
+          <w:b w:val="0"/>
+          <w:i w:val="0"/>
+          <w:color w:val="000000"/>
+          <w:sz w:val="24"/>
+        </w:rPr>
+        <w:t xml:space="preserve">vanaf het begin van de twintigste eeuw een </w:t>
       </w:r>
       <w:r>
         <w:br/>

--- a/EXPORTS/DOCX/published/niveau3/Dutch/UniversityMus.docx
+++ b/EXPORTS/DOCX/published/niveau3/Dutch/UniversityMus.docx
@@ -511,7 +511,7 @@
           <w:sz w:val="24"/>
           <w:u w:val="single"/>
         </w:rPr>
-        <w:hyperlink r:id="rId11" w:history="1">
+        <w:hyperlink r:id="rId10" w:history="1">
           <w:r>
             <w:rPr>
               <w:rStyle w:val="Hyperlink"/>
@@ -529,7 +529,7 @@
           <w:sz w:val="24"/>
           <w:u w:val="single"/>
         </w:rPr>
-        <w:hyperlink r:id="rId11" w:history="1">
+        <w:hyperlink r:id="rId10" w:history="1">
           <w:r>
             <w:rPr>
               <w:rStyle w:val="Hyperlink"/>
@@ -547,7 +547,7 @@
           <w:sz w:val="24"/>
           <w:u w:val="single"/>
         </w:rPr>
-        <w:hyperlink r:id="rId11" w:history="1">
+        <w:hyperlink r:id="rId10" w:history="1">
           <w:r>
             <w:rPr>
               <w:rStyle w:val="Hyperlink"/>
@@ -576,7 +576,7 @@
           <w:sz w:val="24"/>
           <w:u w:val="single"/>
         </w:rPr>
-        <w:hyperlink r:id="rId11" w:history="1">
+        <w:hyperlink r:id="rId10" w:history="1">
           <w:r>
             <w:rPr>
               <w:rStyle w:val="Hyperlink"/>
@@ -594,7 +594,7 @@
           <w:sz w:val="24"/>
           <w:u w:val="single"/>
         </w:rPr>
-        <w:hyperlink r:id="rId11" w:history="1">
+        <w:hyperlink r:id="rId10" w:history="1">
           <w:r>
             <w:rPr>
               <w:rStyle w:val="Hyperlink"/>
@@ -612,7 +612,7 @@
           <w:sz w:val="24"/>
           <w:u w:val="single"/>
         </w:rPr>
-        <w:hyperlink r:id="rId11" w:history="1">
+        <w:hyperlink r:id="rId10" w:history="1">
           <w:r>
             <w:rPr>
               <w:rStyle w:val="Hyperlink"/>
@@ -630,7 +630,7 @@
           <w:sz w:val="24"/>
           <w:u w:val="single"/>
         </w:rPr>
-        <w:hyperlink r:id="rId11" w:history="1">
+        <w:hyperlink r:id="rId10" w:history="1">
           <w:r>
             <w:rPr>
               <w:rStyle w:val="Hyperlink"/>
@@ -659,7 +659,7 @@
           <w:sz w:val="24"/>
           <w:u w:val="single"/>
         </w:rPr>
-        <w:hyperlink r:id="rId11" w:history="1">
+        <w:hyperlink r:id="rId10" w:history="1">
           <w:r>
             <w:rPr>
               <w:rStyle w:val="Hyperlink"/>
@@ -2255,7 +2255,7 @@
           <w:sz w:val="24"/>
           <w:u w:val="single"/>
         </w:rPr>
-        <w:hyperlink r:id="rId20" w:history="1">
+        <w:hyperlink r:id="rId17" w:history="1">
           <w:r>
             <w:rPr>
               <w:rStyle w:val="Hyperlink"/>
@@ -3378,41 +3378,24 @@
       </w:r>
       <w:r>
         <w:rPr>
+          <w:u w:val="single" w:color="0000ff"/>
           <w:rFonts w:ascii="Charis SIL Italic" w:hAnsi="Charis SIL Italic" w:eastAsia="Charis SIL Italic"/>
           <w:b w:val="0"/>
           <w:i w:val="0"/>
           <w:color w:val="000000"/>
           <w:sz w:val="24"/>
         </w:rPr>
-        <w:hyperlink r:id="rId26" w:history="1">
-          <w:r>
-            <w:rPr>
-              <w:rStyle w:val="Hyperlink"/>
-            </w:rPr>
-            <w:t>d</w:t>
-          </w:r>
-        </w:hyperlink>
-      </w:r>
-      <w:r>
-        <w:rPr>
-          <w:u w:val="single" w:color="0000ff"/>
+        <w:t>d</w:t>
+      </w:r>
+      <w:r>
+        <w:rPr>
           <w:rFonts w:ascii="Charis SIL Italic" w:hAnsi="Charis SIL Italic" w:eastAsia="Charis SIL Italic"/>
           <w:b w:val="0"/>
           <w:i w:val="0"/>
           <w:color w:val="000000"/>
           <w:sz w:val="24"/>
         </w:rPr>
-        <w:t>e</w:t>
-      </w:r>
-      <w:r>
-        <w:rPr>
-          <w:rFonts w:ascii="Charis SIL Italic" w:hAnsi="Charis SIL Italic" w:eastAsia="Charis SIL Italic"/>
-          <w:b w:val="0"/>
-          <w:i w:val="0"/>
-          <w:color w:val="000000"/>
-          <w:sz w:val="24"/>
-        </w:rPr>
-        <w:t xml:space="preserve"> zoekhulp.</w:t>
+        <w:t>e zoekhulp.</w:t>
       </w:r>
     </w:p>
     <w:p>
@@ -3834,15 +3817,9 @@
           <w:i w:val="0"/>
           <w:color w:val="0000FF"/>
           <w:sz w:val="24"/>
-        </w:rPr>
-        <w:hyperlink r:id="rId30" w:history="1">
-          <w:r>
-            <w:rPr>
-              <w:rStyle w:val="Hyperlink"/>
-            </w:rPr>
-            <w:t>han</w:t>
-          </w:r>
-        </w:hyperlink>
+          <w:u w:val="single"/>
+        </w:rPr>
+        <w:t>han</w:t>
       </w:r>
       <w:r>
         <w:rPr>
@@ -3958,7 +3935,7 @@
           <w:sz w:val="24"/>
           <w:u w:val="single"/>
         </w:rPr>
-        <w:hyperlink r:id="rId31" w:history="1">
+        <w:hyperlink r:id="rId30" w:history="1">
           <w:r>
             <w:rPr>
               <w:rStyle w:val="Hyperlink"/>
@@ -3987,7 +3964,7 @@
           <w:sz w:val="24"/>
           <w:u w:val="single"/>
         </w:rPr>
-        <w:hyperlink r:id="rId31" w:history="1">
+        <w:hyperlink r:id="rId30" w:history="1">
           <w:r>
             <w:rPr>
               <w:rStyle w:val="Hyperlink"/>
@@ -4015,7 +3992,7 @@
           <w:sz w:val="24"/>
           <w:u w:val="single"/>
         </w:rPr>
-        <w:hyperlink r:id="rId32" w:history="1">
+        <w:hyperlink r:id="rId31" w:history="1">
           <w:r>
             <w:rPr>
               <w:rStyle w:val="Hyperlink"/>
@@ -4044,7 +4021,7 @@
           <w:sz w:val="24"/>
           <w:u w:val="single"/>
         </w:rPr>
-        <w:hyperlink r:id="rId32" w:history="1">
+        <w:hyperlink r:id="rId31" w:history="1">
           <w:r>
             <w:rPr>
               <w:rStyle w:val="Hyperlink"/>
@@ -4073,7 +4050,7 @@
           <w:sz w:val="24"/>
           <w:u w:val="single"/>
         </w:rPr>
-        <w:hyperlink r:id="rId32" w:history="1">
+        <w:hyperlink r:id="rId31" w:history="1">
           <w:r>
             <w:rPr>
               <w:rStyle w:val="Hyperlink"/>
@@ -4101,7 +4078,7 @@
           <w:sz w:val="24"/>
           <w:u w:val="single"/>
         </w:rPr>
-        <w:hyperlink r:id="rId33" w:history="1">
+        <w:hyperlink r:id="rId32" w:history="1">
           <w:r>
             <w:rPr>
               <w:rStyle w:val="Hyperlink"/>
@@ -4130,7 +4107,7 @@
           <w:sz w:val="24"/>
           <w:u w:val="single"/>
         </w:rPr>
-        <w:hyperlink r:id="rId33" w:history="1">
+        <w:hyperlink r:id="rId32" w:history="1">
           <w:r>
             <w:rPr>
               <w:rStyle w:val="Hyperlink"/>
@@ -4158,7 +4135,7 @@
           <w:color w:val="000000"/>
           <w:sz w:val="24"/>
         </w:rPr>
-        <w:hyperlink r:id="rId30" w:history="1">
+        <w:hyperlink r:id="rId33" w:history="1">
           <w:r>
             <w:rPr>
               <w:rStyle w:val="Hyperlink"/>
@@ -4186,7 +4163,7 @@
           <w:color w:val="000000"/>
           <w:sz w:val="24"/>
         </w:rPr>
-        <w:hyperlink r:id="rId31" w:history="1">
+        <w:hyperlink r:id="rId30" w:history="1">
           <w:r>
             <w:rPr>
               <w:rStyle w:val="Hyperlink"/>
@@ -4204,7 +4181,7 @@
           <w:color w:val="000000"/>
           <w:sz w:val="24"/>
         </w:rPr>
-        <w:hyperlink r:id="rId31" w:history="1">
+        <w:hyperlink r:id="rId30" w:history="1">
           <w:r>
             <w:rPr>
               <w:rStyle w:val="Hyperlink"/>
@@ -4222,7 +4199,7 @@
           <w:color w:val="000000"/>
           <w:sz w:val="24"/>
         </w:rPr>
-        <w:hyperlink r:id="rId31" w:history="1">
+        <w:hyperlink r:id="rId30" w:history="1">
           <w:r>
             <w:rPr>
               <w:rStyle w:val="Hyperlink"/>
@@ -4240,7 +4217,7 @@
           <w:color w:val="000000"/>
           <w:sz w:val="24"/>
         </w:rPr>
-        <w:hyperlink r:id="rId31" w:history="1">
+        <w:hyperlink r:id="rId30" w:history="1">
           <w:r>
             <w:rPr>
               <w:rStyle w:val="Hyperlink"/>
@@ -4268,7 +4245,7 @@
           <w:color w:val="000000"/>
           <w:sz w:val="24"/>
         </w:rPr>
-        <w:hyperlink r:id="rId31" w:history="1">
+        <w:hyperlink r:id="rId30" w:history="1">
           <w:r>
             <w:rPr>
               <w:rStyle w:val="Hyperlink"/>
@@ -4307,7 +4284,7 @@
           <w:color w:val="000000"/>
           <w:sz w:val="24"/>
         </w:rPr>
-        <w:hyperlink r:id="rId32" w:history="1">
+        <w:hyperlink r:id="rId31" w:history="1">
           <w:r>
             <w:rPr>
               <w:rStyle w:val="Hyperlink"/>
@@ -4325,7 +4302,7 @@
           <w:color w:val="000000"/>
           <w:sz w:val="24"/>
         </w:rPr>
-        <w:hyperlink r:id="rId32" w:history="1">
+        <w:hyperlink r:id="rId31" w:history="1">
           <w:r>
             <w:rPr>
               <w:rStyle w:val="Hyperlink"/>
@@ -4343,7 +4320,7 @@
           <w:color w:val="000000"/>
           <w:sz w:val="24"/>
         </w:rPr>
-        <w:hyperlink r:id="rId32" w:history="1">
+        <w:hyperlink r:id="rId31" w:history="1">
           <w:r>
             <w:rPr>
               <w:rStyle w:val="Hyperlink"/>
@@ -4371,7 +4348,7 @@
           <w:color w:val="000000"/>
           <w:sz w:val="24"/>
         </w:rPr>
-        <w:hyperlink r:id="rId33" w:history="1">
+        <w:hyperlink r:id="rId32" w:history="1">
           <w:r>
             <w:rPr>
               <w:rStyle w:val="Hyperlink"/>
@@ -4389,7 +4366,7 @@
           <w:color w:val="000000"/>
           <w:sz w:val="24"/>
         </w:rPr>
-        <w:hyperlink r:id="rId33" w:history="1">
+        <w:hyperlink r:id="rId32" w:history="1">
           <w:r>
             <w:rPr>
               <w:rStyle w:val="Hyperlink"/>
@@ -5330,26 +5307,8 @@
           <w:i w:val="0"/>
           <w:color w:val="0000FF"/>
           <w:sz w:val="24"/>
-          <w:u w:val="single"/>
-        </w:rPr>
-        <w:hyperlink r:id="rId40" w:history="1">
-          <w:r>
-            <w:rPr>
-              <w:rStyle w:val="Hyperlink"/>
-            </w:rPr>
-            <w:t>d</w:t>
-          </w:r>
-        </w:hyperlink>
-      </w:r>
-      <w:r>
-        <w:rPr>
-          <w:rFonts w:ascii="Charis SIL Italic" w:hAnsi="Charis SIL Italic" w:eastAsia="Charis SIL Italic"/>
-          <w:b w:val="0"/>
-          <w:i w:val="0"/>
-          <w:color w:val="0000FF"/>
-          <w:sz w:val="24"/>
-        </w:rPr>
-        <w:t xml:space="preserve">igitaal </w:t>
+        </w:rPr>
+        <w:t xml:space="preserve">digitaal </w:t>
       </w:r>
       <w:r>
         <w:br/>
@@ -6026,7 +5985,6 @@
       </w:r>
       <w:r>
         <w:rPr>
-          <w:u w:val="single" w:color="0000ff"/>
           <w:rFonts w:ascii="Charis SIL Italic" w:hAnsi="Charis SIL Italic" w:eastAsia="Charis SIL Italic"/>
           <w:b w:val="0"/>
           <w:i w:val="0"/>
@@ -6249,7 +6207,7 @@
           <w:sz w:val="24"/>
           <w:u w:val="single"/>
         </w:rPr>
-        <w:hyperlink r:id="rId48" w:history="1">
+        <w:hyperlink r:id="rId49" w:history="1">
           <w:r>
             <w:rPr>
               <w:rStyle w:val="Hyperlink"/>
@@ -6267,7 +6225,7 @@
           <w:sz w:val="24"/>
           <w:u w:val="single"/>
         </w:rPr>
-        <w:hyperlink r:id="rId48" w:history="1">
+        <w:hyperlink r:id="rId49" w:history="1">
           <w:r>
             <w:rPr>
               <w:rStyle w:val="Hyperlink"/>
@@ -6483,13 +6441,29 @@
             <w:rPr>
               <w:rStyle w:val="Hyperlink"/>
             </w:rPr>
-            <w:t>desbetreffende zoek</w:t>
+            <w:t>desbetreffende zoe</w:t>
           </w:r>
         </w:hyperlink>
       </w:r>
       <w:r>
         <w:rPr>
-          <w:u w:val="single" w:color="0000ff"/>
+          <w:rFonts w:ascii="Charis SIL Italic" w:hAnsi="Charis SIL Italic" w:eastAsia="Charis SIL Italic"/>
+          <w:b w:val="0"/>
+          <w:i w:val="0"/>
+          <w:color w:val="000000"/>
+          <w:sz w:val="24"/>
+        </w:rPr>
+        <w:hyperlink r:id="rId50" w:history="1">
+          <w:r>
+            <w:rPr>
+              <w:rStyle w:val="Hyperlink"/>
+            </w:rPr>
+            <w:t>k</w:t>
+          </w:r>
+        </w:hyperlink>
+      </w:r>
+      <w:r>
+        <w:rPr>
           <w:rFonts w:ascii="Charis SIL Italic" w:hAnsi="Charis SIL Italic" w:eastAsia="Charis SIL Italic"/>
           <w:b w:val="0"/>
           <w:i w:val="0"/>
@@ -6548,7 +6522,7 @@
             <w:rPr>
               <w:rStyle w:val="Hyperlink"/>
             </w:rPr>
-            <w:t xml:space="preserve">) beheerde </w:t>
+            <w:t>) beheerde v</w:t>
           </w:r>
         </w:hyperlink>
       </w:r>
@@ -6560,7 +6534,7 @@
           <w:color w:val="000000"/>
           <w:sz w:val="24"/>
         </w:rPr>
-        <w:t xml:space="preserve">vanaf het begin van de twintigste eeuw een </w:t>
+        <w:t xml:space="preserve">anaf het begin van de twintigste eeuw een </w:t>
       </w:r>
       <w:r>
         <w:br/>

--- a/EXPORTS/DOCX/published/niveau3/Dutch/UniversityMus.docx
+++ b/EXPORTS/DOCX/published/niveau3/Dutch/UniversityMus.docx
@@ -511,7 +511,7 @@
           <w:sz w:val="24"/>
           <w:u w:val="single"/>
         </w:rPr>
-        <w:hyperlink r:id="rId10" w:history="1">
+        <w:hyperlink r:id="rId11" w:history="1">
           <w:r>
             <w:rPr>
               <w:rStyle w:val="Hyperlink"/>
@@ -1420,32 +1420,7 @@
           <w:color w:val="000000"/>
           <w:sz w:val="24"/>
         </w:rPr>
-        <w:hyperlink r:id="rId13" w:history="1">
-          <w:r>
-            <w:rPr>
-              <w:rStyle w:val="Hyperlink"/>
-            </w:rPr>
-            <w:t>. Veel va</w:t>
-          </w:r>
-        </w:hyperlink>
-      </w:r>
-      <w:r>
-        <w:rPr>
-          <w:u w:val="single" w:color="0000ff"/>
-          <w:rFonts w:ascii="Charis SIL Italic" w:hAnsi="Charis SIL Italic" w:eastAsia="Charis SIL Italic"/>
-          <w:b w:val="0"/>
-          <w:i w:val="0"/>
-          <w:color w:val="000000"/>
-          <w:sz w:val="24"/>
-        </w:rPr>
-        <w:hyperlink r:id="rId13" w:history="1">
-          <w:r>
-            <w:rPr>
-              <w:rStyle w:val="Hyperlink"/>
-            </w:rPr>
-            <w:t xml:space="preserve">n de </w:t>
-          </w:r>
-        </w:hyperlink>
+        <w:t xml:space="preserve">. Veel van de </w:t>
       </w:r>
       <w:r>
         <w:rPr>
@@ -3378,6 +3353,23 @@
       </w:r>
       <w:r>
         <w:rPr>
+          <w:rFonts w:ascii="Charis SIL Italic" w:hAnsi="Charis SIL Italic" w:eastAsia="Charis SIL Italic"/>
+          <w:b w:val="0"/>
+          <w:i w:val="0"/>
+          <w:color w:val="000000"/>
+          <w:sz w:val="24"/>
+        </w:rPr>
+        <w:hyperlink r:id="rId26" w:history="1">
+          <w:r>
+            <w:rPr>
+              <w:rStyle w:val="Hyperlink"/>
+            </w:rPr>
+            <w:t>d</w:t>
+          </w:r>
+        </w:hyperlink>
+      </w:r>
+      <w:r>
+        <w:rPr>
           <w:u w:val="single" w:color="0000ff"/>
           <w:rFonts w:ascii="Charis SIL Italic" w:hAnsi="Charis SIL Italic" w:eastAsia="Charis SIL Italic"/>
           <w:b w:val="0"/>
@@ -3385,7 +3377,7 @@
           <w:color w:val="000000"/>
           <w:sz w:val="24"/>
         </w:rPr>
-        <w:t>d</w:t>
+        <w:t>e</w:t>
       </w:r>
       <w:r>
         <w:rPr>
@@ -3395,7 +3387,7 @@
           <w:color w:val="000000"/>
           <w:sz w:val="24"/>
         </w:rPr>
-        <w:t>e zoekhulp.</w:t>
+        <w:t xml:space="preserve"> zoekhulp.</w:t>
       </w:r>
     </w:p>
     <w:p>
@@ -3819,7 +3811,14 @@
           <w:sz w:val="24"/>
           <w:u w:val="single"/>
         </w:rPr>
-        <w:t>han</w:t>
+        <w:hyperlink r:id="rId30" w:history="1">
+          <w:r>
+            <w:rPr>
+              <w:rStyle w:val="Hyperlink"/>
+            </w:rPr>
+            <w:t>han</w:t>
+          </w:r>
+        </w:hyperlink>
       </w:r>
       <w:r>
         <w:rPr>
@@ -3841,32 +3840,13 @@
       </w:r>
       <w:r>
         <w:rPr>
-          <w:u w:val="single" w:color="0000ff"/>
           <w:rFonts w:ascii="Charis SIL Italic" w:hAnsi="Charis SIL Italic" w:eastAsia="Charis SIL Italic"/>
           <w:b w:val="0"/>
           <w:i w:val="0"/>
           <w:color w:val="000000"/>
           <w:sz w:val="24"/>
         </w:rPr>
-        <w:hyperlink r:id="rId29" w:history="1">
-          <w:r>
-            <w:rPr>
-              <w:rStyle w:val="Hyperlink"/>
-            </w:rPr>
-            <w:t>,</w:t>
-          </w:r>
-        </w:hyperlink>
-      </w:r>
-      <w:r>
-        <w:rPr>
-          <w:u w:val="single" w:color="0000ff"/>
-          <w:rFonts w:ascii="Charis SIL Italic" w:hAnsi="Charis SIL Italic" w:eastAsia="Charis SIL Italic"/>
-          <w:b w:val="0"/>
-          <w:i w:val="0"/>
-          <w:color w:val="000000"/>
-          <w:sz w:val="24"/>
-        </w:rPr>
-        <w:t xml:space="preserve"> </w:t>
+        <w:t xml:space="preserve">, </w:t>
       </w:r>
       <w:r>
         <w:rPr>
@@ -3935,7 +3915,7 @@
           <w:sz w:val="24"/>
           <w:u w:val="single"/>
         </w:rPr>
-        <w:hyperlink r:id="rId30" w:history="1">
+        <w:hyperlink r:id="rId31" w:history="1">
           <w:r>
             <w:rPr>
               <w:rStyle w:val="Hyperlink"/>
@@ -3964,7 +3944,7 @@
           <w:sz w:val="24"/>
           <w:u w:val="single"/>
         </w:rPr>
-        <w:hyperlink r:id="rId30" w:history="1">
+        <w:hyperlink r:id="rId31" w:history="1">
           <w:r>
             <w:rPr>
               <w:rStyle w:val="Hyperlink"/>
@@ -3992,7 +3972,7 @@
           <w:sz w:val="24"/>
           <w:u w:val="single"/>
         </w:rPr>
-        <w:hyperlink r:id="rId31" w:history="1">
+        <w:hyperlink r:id="rId32" w:history="1">
           <w:r>
             <w:rPr>
               <w:rStyle w:val="Hyperlink"/>
@@ -4021,7 +4001,7 @@
           <w:sz w:val="24"/>
           <w:u w:val="single"/>
         </w:rPr>
-        <w:hyperlink r:id="rId31" w:history="1">
+        <w:hyperlink r:id="rId32" w:history="1">
           <w:r>
             <w:rPr>
               <w:rStyle w:val="Hyperlink"/>
@@ -4050,7 +4030,7 @@
           <w:sz w:val="24"/>
           <w:u w:val="single"/>
         </w:rPr>
-        <w:hyperlink r:id="rId31" w:history="1">
+        <w:hyperlink r:id="rId32" w:history="1">
           <w:r>
             <w:rPr>
               <w:rStyle w:val="Hyperlink"/>
@@ -4078,7 +4058,7 @@
           <w:sz w:val="24"/>
           <w:u w:val="single"/>
         </w:rPr>
-        <w:hyperlink r:id="rId32" w:history="1">
+        <w:hyperlink r:id="rId33" w:history="1">
           <w:r>
             <w:rPr>
               <w:rStyle w:val="Hyperlink"/>
@@ -4107,7 +4087,7 @@
           <w:sz w:val="24"/>
           <w:u w:val="single"/>
         </w:rPr>
-        <w:hyperlink r:id="rId32" w:history="1">
+        <w:hyperlink r:id="rId33" w:history="1">
           <w:r>
             <w:rPr>
               <w:rStyle w:val="Hyperlink"/>
@@ -4128,6 +4108,16 @@
       </w:r>
       <w:r>
         <w:rPr>
+          <w:rFonts w:ascii="Charis SIL Italic" w:hAnsi="Charis SIL Italic" w:eastAsia="Charis SIL Italic"/>
+          <w:b w:val="0"/>
+          <w:i w:val="0"/>
+          <w:color w:val="000000"/>
+          <w:sz w:val="24"/>
+        </w:rPr>
+        <w:t xml:space="preserve">Binnen deze collecties is relevant materiaal te vinden voor onderzoek naar het </w:t>
+      </w:r>
+      <w:r>
+        <w:rPr>
           <w:u w:val="single" w:color="0000ff"/>
           <w:rFonts w:ascii="Charis SIL Italic" w:hAnsi="Charis SIL Italic" w:eastAsia="Charis SIL Italic"/>
           <w:b w:val="0"/>
@@ -4136,237 +4126,6 @@
           <w:sz w:val="24"/>
         </w:rPr>
         <w:hyperlink r:id="rId33" w:history="1">
-          <w:r>
-            <w:rPr>
-              <w:rStyle w:val="Hyperlink"/>
-            </w:rPr>
-            <w:t>Binnen deze c</w:t>
-          </w:r>
-        </w:hyperlink>
-      </w:r>
-      <w:r>
-        <w:rPr>
-          <w:rFonts w:ascii="Charis SIL Italic" w:hAnsi="Charis SIL Italic" w:eastAsia="Charis SIL Italic"/>
-          <w:b w:val="0"/>
-          <w:i w:val="0"/>
-          <w:color w:val="000000"/>
-          <w:sz w:val="24"/>
-        </w:rPr>
-        <w:t>o</w:t>
-      </w:r>
-      <w:r>
-        <w:rPr>
-          <w:u w:val="single" w:color="0000ff"/>
-          <w:rFonts w:ascii="Charis SIL Italic" w:hAnsi="Charis SIL Italic" w:eastAsia="Charis SIL Italic"/>
-          <w:b w:val="0"/>
-          <w:i w:val="0"/>
-          <w:color w:val="000000"/>
-          <w:sz w:val="24"/>
-        </w:rPr>
-        <w:hyperlink r:id="rId30" w:history="1">
-          <w:r>
-            <w:rPr>
-              <w:rStyle w:val="Hyperlink"/>
-            </w:rPr>
-            <w:t>llecti</w:t>
-          </w:r>
-        </w:hyperlink>
-      </w:r>
-      <w:r>
-        <w:rPr>
-          <w:u w:val="single" w:color="0000ff"/>
-          <w:rFonts w:ascii="Charis SIL Italic" w:hAnsi="Charis SIL Italic" w:eastAsia="Charis SIL Italic"/>
-          <w:b w:val="0"/>
-          <w:i w:val="0"/>
-          <w:color w:val="000000"/>
-          <w:sz w:val="24"/>
-        </w:rPr>
-        <w:hyperlink r:id="rId30" w:history="1">
-          <w:r>
-            <w:rPr>
-              <w:rStyle w:val="Hyperlink"/>
-            </w:rPr>
-            <w:t xml:space="preserve">es </w:t>
-          </w:r>
-        </w:hyperlink>
-      </w:r>
-      <w:r>
-        <w:rPr>
-          <w:u w:val="single" w:color="0000ff"/>
-          <w:rFonts w:ascii="Charis SIL Italic" w:hAnsi="Charis SIL Italic" w:eastAsia="Charis SIL Italic"/>
-          <w:b w:val="0"/>
-          <w:i w:val="0"/>
-          <w:color w:val="000000"/>
-          <w:sz w:val="24"/>
-        </w:rPr>
-        <w:hyperlink r:id="rId30" w:history="1">
-          <w:r>
-            <w:rPr>
-              <w:rStyle w:val="Hyperlink"/>
-            </w:rPr>
-            <w:t>i</w:t>
-          </w:r>
-        </w:hyperlink>
-      </w:r>
-      <w:r>
-        <w:rPr>
-          <w:u w:val="single" w:color="0000ff"/>
-          <w:rFonts w:ascii="Charis SIL Italic" w:hAnsi="Charis SIL Italic" w:eastAsia="Charis SIL Italic"/>
-          <w:b w:val="0"/>
-          <w:i w:val="0"/>
-          <w:color w:val="000000"/>
-          <w:sz w:val="24"/>
-        </w:rPr>
-        <w:hyperlink r:id="rId30" w:history="1">
-          <w:r>
-            <w:rPr>
-              <w:rStyle w:val="Hyperlink"/>
-            </w:rPr>
-            <w:t xml:space="preserve">s relevant </w:t>
-          </w:r>
-        </w:hyperlink>
-      </w:r>
-      <w:r>
-        <w:rPr>
-          <w:rFonts w:ascii="Charis SIL Italic" w:hAnsi="Charis SIL Italic" w:eastAsia="Charis SIL Italic"/>
-          <w:b w:val="0"/>
-          <w:i w:val="0"/>
-          <w:color w:val="000000"/>
-          <w:sz w:val="24"/>
-        </w:rPr>
-        <w:t>m</w:t>
-      </w:r>
-      <w:r>
-        <w:rPr>
-          <w:u w:val="single" w:color="0000ff"/>
-          <w:rFonts w:ascii="Charis SIL Italic" w:hAnsi="Charis SIL Italic" w:eastAsia="Charis SIL Italic"/>
-          <w:b w:val="0"/>
-          <w:i w:val="0"/>
-          <w:color w:val="000000"/>
-          <w:sz w:val="24"/>
-        </w:rPr>
-        <w:hyperlink r:id="rId30" w:history="1">
-          <w:r>
-            <w:rPr>
-              <w:rStyle w:val="Hyperlink"/>
-            </w:rPr>
-            <w:t>ateriaal</w:t>
-          </w:r>
-        </w:hyperlink>
-      </w:r>
-      <w:r>
-        <w:rPr>
-          <w:rFonts w:ascii="Charis SIL Italic" w:hAnsi="Charis SIL Italic" w:eastAsia="Charis SIL Italic"/>
-          <w:b w:val="0"/>
-          <w:i w:val="0"/>
-          <w:color w:val="000000"/>
-          <w:sz w:val="24"/>
-        </w:rPr>
-        <w:t xml:space="preserve"> </w:t>
-      </w:r>
-      <w:r>
-        <w:rPr>
-          <w:u w:val="single" w:color="0000ff"/>
-          <w:rFonts w:ascii="Charis SIL Italic" w:hAnsi="Charis SIL Italic" w:eastAsia="Charis SIL Italic"/>
-          <w:b w:val="0"/>
-          <w:i w:val="0"/>
-          <w:color w:val="000000"/>
-          <w:sz w:val="24"/>
-        </w:rPr>
-        <w:t>t</w:t>
-      </w:r>
-      <w:r>
-        <w:rPr>
-          <w:u w:val="single" w:color="0000ff"/>
-          <w:rFonts w:ascii="Charis SIL Italic" w:hAnsi="Charis SIL Italic" w:eastAsia="Charis SIL Italic"/>
-          <w:b w:val="0"/>
-          <w:i w:val="0"/>
-          <w:color w:val="000000"/>
-          <w:sz w:val="24"/>
-        </w:rPr>
-        <w:hyperlink r:id="rId31" w:history="1">
-          <w:r>
-            <w:rPr>
-              <w:rStyle w:val="Hyperlink"/>
-            </w:rPr>
-            <w:t>e vinde</w:t>
-          </w:r>
-        </w:hyperlink>
-      </w:r>
-      <w:r>
-        <w:rPr>
-          <w:u w:val="single" w:color="0000ff"/>
-          <w:rFonts w:ascii="Charis SIL Italic" w:hAnsi="Charis SIL Italic" w:eastAsia="Charis SIL Italic"/>
-          <w:b w:val="0"/>
-          <w:i w:val="0"/>
-          <w:color w:val="000000"/>
-          <w:sz w:val="24"/>
-        </w:rPr>
-        <w:hyperlink r:id="rId31" w:history="1">
-          <w:r>
-            <w:rPr>
-              <w:rStyle w:val="Hyperlink"/>
-            </w:rPr>
-            <w:t>n v</w:t>
-          </w:r>
-        </w:hyperlink>
-      </w:r>
-      <w:r>
-        <w:rPr>
-          <w:u w:val="single" w:color="0000ff"/>
-          <w:rFonts w:ascii="Charis SIL Italic" w:hAnsi="Charis SIL Italic" w:eastAsia="Charis SIL Italic"/>
-          <w:b w:val="0"/>
-          <w:i w:val="0"/>
-          <w:color w:val="000000"/>
-          <w:sz w:val="24"/>
-        </w:rPr>
-        <w:hyperlink r:id="rId31" w:history="1">
-          <w:r>
-            <w:rPr>
-              <w:rStyle w:val="Hyperlink"/>
-            </w:rPr>
-            <w:t>oor onde</w:t>
-          </w:r>
-        </w:hyperlink>
-      </w:r>
-      <w:r>
-        <w:rPr>
-          <w:rFonts w:ascii="Charis SIL Italic" w:hAnsi="Charis SIL Italic" w:eastAsia="Charis SIL Italic"/>
-          <w:b w:val="0"/>
-          <w:i w:val="0"/>
-          <w:color w:val="000000"/>
-          <w:sz w:val="24"/>
-        </w:rPr>
-        <w:t>rzo</w:t>
-      </w:r>
-      <w:r>
-        <w:rPr>
-          <w:u w:val="single" w:color="0000ff"/>
-          <w:rFonts w:ascii="Charis SIL Italic" w:hAnsi="Charis SIL Italic" w:eastAsia="Charis SIL Italic"/>
-          <w:b w:val="0"/>
-          <w:i w:val="0"/>
-          <w:color w:val="000000"/>
-          <w:sz w:val="24"/>
-        </w:rPr>
-        <w:hyperlink r:id="rId32" w:history="1">
-          <w:r>
-            <w:rPr>
-              <w:rStyle w:val="Hyperlink"/>
-            </w:rPr>
-            <w:t xml:space="preserve">ek naar het </w:t>
-          </w:r>
-        </w:hyperlink>
-      </w:r>
-      <w:r>
-        <w:rPr>
-          <w:u w:val="single" w:color="0000ff"/>
-          <w:rFonts w:ascii="Charis SIL Italic" w:hAnsi="Charis SIL Italic" w:eastAsia="Charis SIL Italic"/>
-          <w:b w:val="0"/>
-          <w:i w:val="0"/>
-          <w:color w:val="000000"/>
-          <w:sz w:val="24"/>
-        </w:rPr>
-        <w:hyperlink r:id="rId32" w:history="1">
           <w:r>
             <w:rPr>
               <w:rStyle w:val="Hyperlink"/>
@@ -4547,18 +4306,7 @@
           <w:color w:val="000000"/>
           <w:sz w:val="24"/>
         </w:rPr>
-        <w:t>het onderzoek van fysisch antropoloog</w:t>
-      </w:r>
-      <w:r>
-        <w:rPr>
-          <w:u w:val="single" w:color="0000ff"/>
-          <w:rFonts w:ascii="Charis SIL Italic" w:hAnsi="Charis SIL Italic" w:eastAsia="Charis SIL Italic"/>
-          <w:b w:val="0"/>
-          <w:i w:val="0"/>
-          <w:color w:val="000000"/>
-          <w:sz w:val="24"/>
-        </w:rPr>
-        <w:t xml:space="preserve"> </w:t>
+        <w:t xml:space="preserve">het onderzoek van fysisch antropoloog </w:t>
       </w:r>
       <w:r>
         <w:rPr>
@@ -4730,97 +4478,7 @@
           <w:color w:val="000000"/>
           <w:sz w:val="24"/>
         </w:rPr>
-        <w:t>verschillende inwoners van het Indones</w:t>
-      </w:r>
-      <w:r>
-        <w:rPr>
-          <w:u w:val="single" w:color="0000ff"/>
-          <w:rFonts w:ascii="Charis SIL Italic" w:hAnsi="Charis SIL Italic" w:eastAsia="Charis SIL Italic"/>
-          <w:b w:val="0"/>
-          <w:i w:val="0"/>
-          <w:color w:val="000000"/>
-          <w:sz w:val="24"/>
-        </w:rPr>
-        <w:hyperlink r:id="rId36" w:history="1">
-          <w:r>
-            <w:rPr>
-              <w:rStyle w:val="Hyperlink"/>
-            </w:rPr>
-            <w:t>ische eila</w:t>
-          </w:r>
-        </w:hyperlink>
-      </w:r>
-      <w:r>
-        <w:rPr>
-          <w:u w:val="single" w:color="0000ff"/>
-          <w:rFonts w:ascii="Charis SIL Italic" w:hAnsi="Charis SIL Italic" w:eastAsia="Charis SIL Italic"/>
-          <w:b w:val="0"/>
-          <w:i w:val="0"/>
-          <w:color w:val="000000"/>
-          <w:sz w:val="24"/>
-        </w:rPr>
-        <w:hyperlink r:id="rId36" w:history="1">
-          <w:r>
-            <w:rPr>
-              <w:rStyle w:val="Hyperlink"/>
-            </w:rPr>
-            <w:t>nd Nia</w:t>
-          </w:r>
-        </w:hyperlink>
-      </w:r>
-      <w:r>
-        <w:rPr>
-          <w:u w:val="single" w:color="0000ff"/>
-          <w:rFonts w:ascii="Charis SIL Italic" w:hAnsi="Charis SIL Italic" w:eastAsia="Charis SIL Italic"/>
-          <w:b w:val="0"/>
-          <w:i w:val="0"/>
-          <w:color w:val="000000"/>
-          <w:sz w:val="24"/>
-        </w:rPr>
-        <w:hyperlink r:id="rId36" w:history="1">
-          <w:r>
-            <w:rPr>
-              <w:rStyle w:val="Hyperlink"/>
-            </w:rPr>
-            <w:t>s. De vol</w:t>
-          </w:r>
-        </w:hyperlink>
-      </w:r>
-      <w:r>
-        <w:rPr>
-          <w:u w:val="single" w:color="0000ff"/>
-          <w:rFonts w:ascii="Charis SIL Italic" w:hAnsi="Charis SIL Italic" w:eastAsia="Charis SIL Italic"/>
-          <w:b w:val="0"/>
-          <w:i w:val="0"/>
-          <w:color w:val="000000"/>
-          <w:sz w:val="24"/>
-        </w:rPr>
-        <w:hyperlink r:id="rId36" w:history="1">
-          <w:r>
-            <w:rPr>
-              <w:rStyle w:val="Hyperlink"/>
-            </w:rPr>
-            <w:t>l</w:t>
-          </w:r>
-        </w:hyperlink>
-      </w:r>
-      <w:r>
-        <w:rPr>
-          <w:u w:val="single" w:color="0000ff"/>
-          <w:rFonts w:ascii="Charis SIL Italic" w:hAnsi="Charis SIL Italic" w:eastAsia="Charis SIL Italic"/>
-          <w:b w:val="0"/>
-          <w:i w:val="0"/>
-          <w:color w:val="000000"/>
-          <w:sz w:val="24"/>
-        </w:rPr>
-        <w:hyperlink r:id="rId36" w:history="1">
-          <w:r>
-            <w:rPr>
-              <w:rStyle w:val="Hyperlink"/>
-            </w:rPr>
-            <w:t>ed</w:t>
-          </w:r>
-        </w:hyperlink>
+        <w:t>verschillende inwoners van het Indonesische eiland Nias. De volled</w:t>
       </w:r>
       <w:r>
         <w:rPr>
@@ -5307,8 +4965,26 @@
           <w:i w:val="0"/>
           <w:color w:val="0000FF"/>
           <w:sz w:val="24"/>
-        </w:rPr>
-        <w:t xml:space="preserve">digitaal </w:t>
+          <w:u w:val="single"/>
+        </w:rPr>
+        <w:hyperlink r:id="rId42" w:history="1">
+          <w:r>
+            <w:rPr>
+              <w:rStyle w:val="Hyperlink"/>
+            </w:rPr>
+            <w:t>d</w:t>
+          </w:r>
+        </w:hyperlink>
+      </w:r>
+      <w:r>
+        <w:rPr>
+          <w:rFonts w:ascii="Charis SIL Italic" w:hAnsi="Charis SIL Italic" w:eastAsia="Charis SIL Italic"/>
+          <w:b w:val="0"/>
+          <w:i w:val="0"/>
+          <w:color w:val="0000FF"/>
+          <w:sz w:val="24"/>
+        </w:rPr>
+        <w:t xml:space="preserve">igitaal </w:t>
       </w:r>
       <w:r>
         <w:br/>
@@ -5475,14 +5151,7 @@
           <w:color w:val="000000"/>
           <w:sz w:val="24"/>
         </w:rPr>
-        <w:hyperlink r:id="rId43" w:history="1">
-          <w:r>
-            <w:rPr>
-              <w:rStyle w:val="Hyperlink"/>
-            </w:rPr>
-            <w:t xml:space="preserve"> (1775-1</w:t>
-          </w:r>
-        </w:hyperlink>
+        <w:t xml:space="preserve"> (1775-1</w:t>
       </w:r>
       <w:r>
         <w:rPr>
@@ -5985,6 +5654,7 @@
       </w:r>
       <w:r>
         <w:rPr>
+          <w:u w:val="single" w:color="0000ff"/>
           <w:rFonts w:ascii="Charis SIL Italic" w:hAnsi="Charis SIL Italic" w:eastAsia="Charis SIL Italic"/>
           <w:b w:val="0"/>
           <w:i w:val="0"/>

--- a/EXPORTS/DOCX/published/niveau3/Dutch/UniversityMus.docx
+++ b/EXPORTS/DOCX/published/niveau3/Dutch/UniversityMus.docx
@@ -500,7 +500,24 @@
           <w:color w:val="000000"/>
           <w:sz w:val="24"/>
         </w:rPr>
-        <w:t xml:space="preserve">Volkenkundig Museum en het voormalig </w:t>
+        <w:t>Volkenkundig Museum en het voor</w:t>
+      </w:r>
+      <w:r>
+        <w:rPr>
+          <w:rFonts w:ascii="Charis SIL Italic" w:hAnsi="Charis SIL Italic" w:eastAsia="Charis SIL Italic"/>
+          <w:b w:val="0"/>
+          <w:i w:val="0"/>
+          <w:color w:val="000000"/>
+          <w:sz w:val="24"/>
+        </w:rPr>
+        <w:hyperlink r:id="rId10" w:history="1">
+          <w:r>
+            <w:rPr>
+              <w:rStyle w:val="Hyperlink"/>
+            </w:rPr>
+            <w:t xml:space="preserve">malig </w:t>
+          </w:r>
+        </w:hyperlink>
       </w:r>
       <w:r>
         <w:rPr>
@@ -529,7 +546,7 @@
           <w:sz w:val="24"/>
           <w:u w:val="single"/>
         </w:rPr>
-        <w:hyperlink r:id="rId10" w:history="1">
+        <w:hyperlink r:id="rId11" w:history="1">
           <w:r>
             <w:rPr>
               <w:rStyle w:val="Hyperlink"/>
@@ -547,7 +564,7 @@
           <w:sz w:val="24"/>
           <w:u w:val="single"/>
         </w:rPr>
-        <w:hyperlink r:id="rId10" w:history="1">
+        <w:hyperlink r:id="rId11" w:history="1">
           <w:r>
             <w:rPr>
               <w:rStyle w:val="Hyperlink"/>
@@ -576,7 +593,7 @@
           <w:sz w:val="24"/>
           <w:u w:val="single"/>
         </w:rPr>
-        <w:hyperlink r:id="rId10" w:history="1">
+        <w:hyperlink r:id="rId11" w:history="1">
           <w:r>
             <w:rPr>
               <w:rStyle w:val="Hyperlink"/>
@@ -594,7 +611,7 @@
           <w:sz w:val="24"/>
           <w:u w:val="single"/>
         </w:rPr>
-        <w:hyperlink r:id="rId10" w:history="1">
+        <w:hyperlink r:id="rId11" w:history="1">
           <w:r>
             <w:rPr>
               <w:rStyle w:val="Hyperlink"/>
@@ -1420,7 +1437,32 @@
           <w:color w:val="000000"/>
           <w:sz w:val="24"/>
         </w:rPr>
-        <w:t xml:space="preserve">. Veel van de </w:t>
+        <w:hyperlink r:id="rId13" w:history="1">
+          <w:r>
+            <w:rPr>
+              <w:rStyle w:val="Hyperlink"/>
+            </w:rPr>
+            <w:t>. Veel va</w:t>
+          </w:r>
+        </w:hyperlink>
+      </w:r>
+      <w:r>
+        <w:rPr>
+          <w:u w:val="single" w:color="0000ff"/>
+          <w:rFonts w:ascii="Charis SIL Italic" w:hAnsi="Charis SIL Italic" w:eastAsia="Charis SIL Italic"/>
+          <w:b w:val="0"/>
+          <w:i w:val="0"/>
+          <w:color w:val="000000"/>
+          <w:sz w:val="24"/>
+        </w:rPr>
+        <w:hyperlink r:id="rId13" w:history="1">
+          <w:r>
+            <w:rPr>
+              <w:rStyle w:val="Hyperlink"/>
+            </w:rPr>
+            <w:t xml:space="preserve">n de </w:t>
+          </w:r>
+        </w:hyperlink>
       </w:r>
       <w:r>
         <w:rPr>
@@ -2230,7 +2272,7 @@
           <w:sz w:val="24"/>
           <w:u w:val="single"/>
         </w:rPr>
-        <w:hyperlink r:id="rId17" w:history="1">
+        <w:hyperlink r:id="rId20" w:history="1">
           <w:r>
             <w:rPr>
               <w:rStyle w:val="Hyperlink"/>
@@ -3809,16 +3851,8 @@
           <w:i w:val="0"/>
           <w:color w:val="0000FF"/>
           <w:sz w:val="24"/>
-          <w:u w:val="single"/>
-        </w:rPr>
-        <w:hyperlink r:id="rId30" w:history="1">
-          <w:r>
-            <w:rPr>
-              <w:rStyle w:val="Hyperlink"/>
-            </w:rPr>
-            <w:t>han</w:t>
-          </w:r>
-        </w:hyperlink>
+        </w:rPr>
+        <w:t>han</w:t>
       </w:r>
       <w:r>
         <w:rPr>
@@ -3840,13 +3874,32 @@
       </w:r>
       <w:r>
         <w:rPr>
+          <w:u w:val="single" w:color="0000ff"/>
           <w:rFonts w:ascii="Charis SIL Italic" w:hAnsi="Charis SIL Italic" w:eastAsia="Charis SIL Italic"/>
           <w:b w:val="0"/>
           <w:i w:val="0"/>
           <w:color w:val="000000"/>
           <w:sz w:val="24"/>
         </w:rPr>
-        <w:t xml:space="preserve">, </w:t>
+        <w:hyperlink r:id="rId29" w:history="1">
+          <w:r>
+            <w:rPr>
+              <w:rStyle w:val="Hyperlink"/>
+            </w:rPr>
+            <w:t>,</w:t>
+          </w:r>
+        </w:hyperlink>
+      </w:r>
+      <w:r>
+        <w:rPr>
+          <w:u w:val="single" w:color="0000ff"/>
+          <w:rFonts w:ascii="Charis SIL Italic" w:hAnsi="Charis SIL Italic" w:eastAsia="Charis SIL Italic"/>
+          <w:b w:val="0"/>
+          <w:i w:val="0"/>
+          <w:color w:val="000000"/>
+          <w:sz w:val="24"/>
+        </w:rPr>
+        <w:t xml:space="preserve"> </w:t>
       </w:r>
       <w:r>
         <w:rPr>
@@ -3915,7 +3968,7 @@
           <w:sz w:val="24"/>
           <w:u w:val="single"/>
         </w:rPr>
-        <w:hyperlink r:id="rId31" w:history="1">
+        <w:hyperlink r:id="rId30" w:history="1">
           <w:r>
             <w:rPr>
               <w:rStyle w:val="Hyperlink"/>
@@ -3944,7 +3997,7 @@
           <w:sz w:val="24"/>
           <w:u w:val="single"/>
         </w:rPr>
-        <w:hyperlink r:id="rId31" w:history="1">
+        <w:hyperlink r:id="rId30" w:history="1">
           <w:r>
             <w:rPr>
               <w:rStyle w:val="Hyperlink"/>
@@ -3972,7 +4025,7 @@
           <w:sz w:val="24"/>
           <w:u w:val="single"/>
         </w:rPr>
-        <w:hyperlink r:id="rId32" w:history="1">
+        <w:hyperlink r:id="rId31" w:history="1">
           <w:r>
             <w:rPr>
               <w:rStyle w:val="Hyperlink"/>
@@ -4001,7 +4054,7 @@
           <w:sz w:val="24"/>
           <w:u w:val="single"/>
         </w:rPr>
-        <w:hyperlink r:id="rId32" w:history="1">
+        <w:hyperlink r:id="rId31" w:history="1">
           <w:r>
             <w:rPr>
               <w:rStyle w:val="Hyperlink"/>
@@ -4030,7 +4083,7 @@
           <w:sz w:val="24"/>
           <w:u w:val="single"/>
         </w:rPr>
-        <w:hyperlink r:id="rId32" w:history="1">
+        <w:hyperlink r:id="rId31" w:history="1">
           <w:r>
             <w:rPr>
               <w:rStyle w:val="Hyperlink"/>
@@ -4058,7 +4111,7 @@
           <w:sz w:val="24"/>
           <w:u w:val="single"/>
         </w:rPr>
-        <w:hyperlink r:id="rId33" w:history="1">
+        <w:hyperlink r:id="rId32" w:history="1">
           <w:r>
             <w:rPr>
               <w:rStyle w:val="Hyperlink"/>
@@ -4087,7 +4140,7 @@
           <w:sz w:val="24"/>
           <w:u w:val="single"/>
         </w:rPr>
-        <w:hyperlink r:id="rId33" w:history="1">
+        <w:hyperlink r:id="rId32" w:history="1">
           <w:r>
             <w:rPr>
               <w:rStyle w:val="Hyperlink"/>
@@ -4108,13 +4161,31 @@
       </w:r>
       <w:r>
         <w:rPr>
+          <w:u w:val="single" w:color="0000ff"/>
           <w:rFonts w:ascii="Charis SIL Italic" w:hAnsi="Charis SIL Italic" w:eastAsia="Charis SIL Italic"/>
           <w:b w:val="0"/>
           <w:i w:val="0"/>
           <w:color w:val="000000"/>
           <w:sz w:val="24"/>
         </w:rPr>
-        <w:t xml:space="preserve">Binnen deze collecties is relevant materiaal te vinden voor onderzoek naar het </w:t>
+        <w:hyperlink r:id="rId33" w:history="1">
+          <w:r>
+            <w:rPr>
+              <w:rStyle w:val="Hyperlink"/>
+            </w:rPr>
+            <w:t>Binnen deze c</w:t>
+          </w:r>
+        </w:hyperlink>
+      </w:r>
+      <w:r>
+        <w:rPr>
+          <w:rFonts w:ascii="Charis SIL Italic" w:hAnsi="Charis SIL Italic" w:eastAsia="Charis SIL Italic"/>
+          <w:b w:val="0"/>
+          <w:i w:val="0"/>
+          <w:color w:val="000000"/>
+          <w:sz w:val="24"/>
+        </w:rPr>
+        <w:t>o</w:t>
       </w:r>
       <w:r>
         <w:rPr>
@@ -4125,7 +4196,210 @@
           <w:color w:val="000000"/>
           <w:sz w:val="24"/>
         </w:rPr>
-        <w:hyperlink r:id="rId33" w:history="1">
+        <w:hyperlink r:id="rId30" w:history="1">
+          <w:r>
+            <w:rPr>
+              <w:rStyle w:val="Hyperlink"/>
+            </w:rPr>
+            <w:t>llecti</w:t>
+          </w:r>
+        </w:hyperlink>
+      </w:r>
+      <w:r>
+        <w:rPr>
+          <w:u w:val="single" w:color="0000ff"/>
+          <w:rFonts w:ascii="Charis SIL Italic" w:hAnsi="Charis SIL Italic" w:eastAsia="Charis SIL Italic"/>
+          <w:b w:val="0"/>
+          <w:i w:val="0"/>
+          <w:color w:val="000000"/>
+          <w:sz w:val="24"/>
+        </w:rPr>
+        <w:hyperlink r:id="rId30" w:history="1">
+          <w:r>
+            <w:rPr>
+              <w:rStyle w:val="Hyperlink"/>
+            </w:rPr>
+            <w:t xml:space="preserve">es </w:t>
+          </w:r>
+        </w:hyperlink>
+      </w:r>
+      <w:r>
+        <w:rPr>
+          <w:u w:val="single" w:color="0000ff"/>
+          <w:rFonts w:ascii="Charis SIL Italic" w:hAnsi="Charis SIL Italic" w:eastAsia="Charis SIL Italic"/>
+          <w:b w:val="0"/>
+          <w:i w:val="0"/>
+          <w:color w:val="000000"/>
+          <w:sz w:val="24"/>
+        </w:rPr>
+        <w:hyperlink r:id="rId30" w:history="1">
+          <w:r>
+            <w:rPr>
+              <w:rStyle w:val="Hyperlink"/>
+            </w:rPr>
+            <w:t>i</w:t>
+          </w:r>
+        </w:hyperlink>
+      </w:r>
+      <w:r>
+        <w:rPr>
+          <w:u w:val="single" w:color="0000ff"/>
+          <w:rFonts w:ascii="Charis SIL Italic" w:hAnsi="Charis SIL Italic" w:eastAsia="Charis SIL Italic"/>
+          <w:b w:val="0"/>
+          <w:i w:val="0"/>
+          <w:color w:val="000000"/>
+          <w:sz w:val="24"/>
+        </w:rPr>
+        <w:hyperlink r:id="rId30" w:history="1">
+          <w:r>
+            <w:rPr>
+              <w:rStyle w:val="Hyperlink"/>
+            </w:rPr>
+            <w:t xml:space="preserve">s relevant </w:t>
+          </w:r>
+        </w:hyperlink>
+      </w:r>
+      <w:r>
+        <w:rPr>
+          <w:rFonts w:ascii="Charis SIL Italic" w:hAnsi="Charis SIL Italic" w:eastAsia="Charis SIL Italic"/>
+          <w:b w:val="0"/>
+          <w:i w:val="0"/>
+          <w:color w:val="000000"/>
+          <w:sz w:val="24"/>
+        </w:rPr>
+        <w:t>m</w:t>
+      </w:r>
+      <w:r>
+        <w:rPr>
+          <w:u w:val="single" w:color="0000ff"/>
+          <w:rFonts w:ascii="Charis SIL Italic" w:hAnsi="Charis SIL Italic" w:eastAsia="Charis SIL Italic"/>
+          <w:b w:val="0"/>
+          <w:i w:val="0"/>
+          <w:color w:val="000000"/>
+          <w:sz w:val="24"/>
+        </w:rPr>
+        <w:hyperlink r:id="rId30" w:history="1">
+          <w:r>
+            <w:rPr>
+              <w:rStyle w:val="Hyperlink"/>
+            </w:rPr>
+            <w:t>ateriaal</w:t>
+          </w:r>
+        </w:hyperlink>
+      </w:r>
+      <w:r>
+        <w:rPr>
+          <w:rFonts w:ascii="Charis SIL Italic" w:hAnsi="Charis SIL Italic" w:eastAsia="Charis SIL Italic"/>
+          <w:b w:val="0"/>
+          <w:i w:val="0"/>
+          <w:color w:val="000000"/>
+          <w:sz w:val="24"/>
+        </w:rPr>
+        <w:t xml:space="preserve"> </w:t>
+      </w:r>
+      <w:r>
+        <w:rPr>
+          <w:u w:val="single" w:color="0000ff"/>
+          <w:rFonts w:ascii="Charis SIL Italic" w:hAnsi="Charis SIL Italic" w:eastAsia="Charis SIL Italic"/>
+          <w:b w:val="0"/>
+          <w:i w:val="0"/>
+          <w:color w:val="000000"/>
+          <w:sz w:val="24"/>
+        </w:rPr>
+        <w:t>t</w:t>
+      </w:r>
+      <w:r>
+        <w:rPr>
+          <w:u w:val="single" w:color="0000ff"/>
+          <w:rFonts w:ascii="Charis SIL Italic" w:hAnsi="Charis SIL Italic" w:eastAsia="Charis SIL Italic"/>
+          <w:b w:val="0"/>
+          <w:i w:val="0"/>
+          <w:color w:val="000000"/>
+          <w:sz w:val="24"/>
+        </w:rPr>
+        <w:hyperlink r:id="rId31" w:history="1">
+          <w:r>
+            <w:rPr>
+              <w:rStyle w:val="Hyperlink"/>
+            </w:rPr>
+            <w:t>e vinde</w:t>
+          </w:r>
+        </w:hyperlink>
+      </w:r>
+      <w:r>
+        <w:rPr>
+          <w:u w:val="single" w:color="0000ff"/>
+          <w:rFonts w:ascii="Charis SIL Italic" w:hAnsi="Charis SIL Italic" w:eastAsia="Charis SIL Italic"/>
+          <w:b w:val="0"/>
+          <w:i w:val="0"/>
+          <w:color w:val="000000"/>
+          <w:sz w:val="24"/>
+        </w:rPr>
+        <w:hyperlink r:id="rId31" w:history="1">
+          <w:r>
+            <w:rPr>
+              <w:rStyle w:val="Hyperlink"/>
+            </w:rPr>
+            <w:t>n v</w:t>
+          </w:r>
+        </w:hyperlink>
+      </w:r>
+      <w:r>
+        <w:rPr>
+          <w:u w:val="single" w:color="0000ff"/>
+          <w:rFonts w:ascii="Charis SIL Italic" w:hAnsi="Charis SIL Italic" w:eastAsia="Charis SIL Italic"/>
+          <w:b w:val="0"/>
+          <w:i w:val="0"/>
+          <w:color w:val="000000"/>
+          <w:sz w:val="24"/>
+        </w:rPr>
+        <w:hyperlink r:id="rId31" w:history="1">
+          <w:r>
+            <w:rPr>
+              <w:rStyle w:val="Hyperlink"/>
+            </w:rPr>
+            <w:t>oor onde</w:t>
+          </w:r>
+        </w:hyperlink>
+      </w:r>
+      <w:r>
+        <w:rPr>
+          <w:rFonts w:ascii="Charis SIL Italic" w:hAnsi="Charis SIL Italic" w:eastAsia="Charis SIL Italic"/>
+          <w:b w:val="0"/>
+          <w:i w:val="0"/>
+          <w:color w:val="000000"/>
+          <w:sz w:val="24"/>
+        </w:rPr>
+        <w:t>rzo</w:t>
+      </w:r>
+      <w:r>
+        <w:rPr>
+          <w:u w:val="single" w:color="0000ff"/>
+          <w:rFonts w:ascii="Charis SIL Italic" w:hAnsi="Charis SIL Italic" w:eastAsia="Charis SIL Italic"/>
+          <w:b w:val="0"/>
+          <w:i w:val="0"/>
+          <w:color w:val="000000"/>
+          <w:sz w:val="24"/>
+        </w:rPr>
+        <w:hyperlink r:id="rId32" w:history="1">
+          <w:r>
+            <w:rPr>
+              <w:rStyle w:val="Hyperlink"/>
+            </w:rPr>
+            <w:t xml:space="preserve">ek naar het </w:t>
+          </w:r>
+        </w:hyperlink>
+      </w:r>
+      <w:r>
+        <w:rPr>
+          <w:u w:val="single" w:color="0000ff"/>
+          <w:rFonts w:ascii="Charis SIL Italic" w:hAnsi="Charis SIL Italic" w:eastAsia="Charis SIL Italic"/>
+          <w:b w:val="0"/>
+          <w:i w:val="0"/>
+          <w:color w:val="000000"/>
+          <w:sz w:val="24"/>
+        </w:rPr>
+        <w:hyperlink r:id="rId32" w:history="1">
           <w:r>
             <w:rPr>
               <w:rStyle w:val="Hyperlink"/>
@@ -4306,7 +4580,18 @@
           <w:color w:val="000000"/>
           <w:sz w:val="24"/>
         </w:rPr>
-        <w:t xml:space="preserve">het onderzoek van fysisch antropoloog </w:t>
+        <w:t>het onderzoek van fysisch antropoloog</w:t>
+      </w:r>
+      <w:r>
+        <w:rPr>
+          <w:u w:val="single" w:color="0000ff"/>
+          <w:rFonts w:ascii="Charis SIL Italic" w:hAnsi="Charis SIL Italic" w:eastAsia="Charis SIL Italic"/>
+          <w:b w:val="0"/>
+          <w:i w:val="0"/>
+          <w:color w:val="000000"/>
+          <w:sz w:val="24"/>
+        </w:rPr>
+        <w:t xml:space="preserve"> </w:t>
       </w:r>
       <w:r>
         <w:rPr>
@@ -4478,7 +4763,97 @@
           <w:color w:val="000000"/>
           <w:sz w:val="24"/>
         </w:rPr>
-        <w:t>verschillende inwoners van het Indonesische eiland Nias. De volled</w:t>
+        <w:t>verschillende inwoners van het Indones</w:t>
+      </w:r>
+      <w:r>
+        <w:rPr>
+          <w:u w:val="single" w:color="0000ff"/>
+          <w:rFonts w:ascii="Charis SIL Italic" w:hAnsi="Charis SIL Italic" w:eastAsia="Charis SIL Italic"/>
+          <w:b w:val="0"/>
+          <w:i w:val="0"/>
+          <w:color w:val="000000"/>
+          <w:sz w:val="24"/>
+        </w:rPr>
+        <w:hyperlink r:id="rId36" w:history="1">
+          <w:r>
+            <w:rPr>
+              <w:rStyle w:val="Hyperlink"/>
+            </w:rPr>
+            <w:t>ische eila</w:t>
+          </w:r>
+        </w:hyperlink>
+      </w:r>
+      <w:r>
+        <w:rPr>
+          <w:u w:val="single" w:color="0000ff"/>
+          <w:rFonts w:ascii="Charis SIL Italic" w:hAnsi="Charis SIL Italic" w:eastAsia="Charis SIL Italic"/>
+          <w:b w:val="0"/>
+          <w:i w:val="0"/>
+          <w:color w:val="000000"/>
+          <w:sz w:val="24"/>
+        </w:rPr>
+        <w:hyperlink r:id="rId36" w:history="1">
+          <w:r>
+            <w:rPr>
+              <w:rStyle w:val="Hyperlink"/>
+            </w:rPr>
+            <w:t>nd Nia</w:t>
+          </w:r>
+        </w:hyperlink>
+      </w:r>
+      <w:r>
+        <w:rPr>
+          <w:u w:val="single" w:color="0000ff"/>
+          <w:rFonts w:ascii="Charis SIL Italic" w:hAnsi="Charis SIL Italic" w:eastAsia="Charis SIL Italic"/>
+          <w:b w:val="0"/>
+          <w:i w:val="0"/>
+          <w:color w:val="000000"/>
+          <w:sz w:val="24"/>
+        </w:rPr>
+        <w:hyperlink r:id="rId36" w:history="1">
+          <w:r>
+            <w:rPr>
+              <w:rStyle w:val="Hyperlink"/>
+            </w:rPr>
+            <w:t>s. De vol</w:t>
+          </w:r>
+        </w:hyperlink>
+      </w:r>
+      <w:r>
+        <w:rPr>
+          <w:u w:val="single" w:color="0000ff"/>
+          <w:rFonts w:ascii="Charis SIL Italic" w:hAnsi="Charis SIL Italic" w:eastAsia="Charis SIL Italic"/>
+          <w:b w:val="0"/>
+          <w:i w:val="0"/>
+          <w:color w:val="000000"/>
+          <w:sz w:val="24"/>
+        </w:rPr>
+        <w:hyperlink r:id="rId36" w:history="1">
+          <w:r>
+            <w:rPr>
+              <w:rStyle w:val="Hyperlink"/>
+            </w:rPr>
+            <w:t>l</w:t>
+          </w:r>
+        </w:hyperlink>
+      </w:r>
+      <w:r>
+        <w:rPr>
+          <w:u w:val="single" w:color="0000ff"/>
+          <w:rFonts w:ascii="Charis SIL Italic" w:hAnsi="Charis SIL Italic" w:eastAsia="Charis SIL Italic"/>
+          <w:b w:val="0"/>
+          <w:i w:val="0"/>
+          <w:color w:val="000000"/>
+          <w:sz w:val="24"/>
+        </w:rPr>
+        <w:hyperlink r:id="rId36" w:history="1">
+          <w:r>
+            <w:rPr>
+              <w:rStyle w:val="Hyperlink"/>
+            </w:rPr>
+            <w:t>ed</w:t>
+          </w:r>
+        </w:hyperlink>
       </w:r>
       <w:r>
         <w:rPr>
@@ -4967,7 +5342,7 @@
           <w:sz w:val="24"/>
           <w:u w:val="single"/>
         </w:rPr>
-        <w:hyperlink r:id="rId42" w:history="1">
+        <w:hyperlink r:id="rId40" w:history="1">
           <w:r>
             <w:rPr>
               <w:rStyle w:val="Hyperlink"/>
@@ -5139,8 +5514,44 @@
           <w:i w:val="0"/>
           <w:color w:val="0000FF"/>
           <w:sz w:val="24"/>
-        </w:rPr>
-        <w:t>Gerard Vrolik</w:t>
+          <w:u w:val="single"/>
+        </w:rPr>
+        <w:hyperlink r:id="rId44" w:history="1">
+          <w:r>
+            <w:rPr>
+              <w:rStyle w:val="Hyperlink"/>
+            </w:rPr>
+            <w:t>Gerard</w:t>
+          </w:r>
+        </w:hyperlink>
+      </w:r>
+      <w:r>
+        <w:rPr>
+          <w:rFonts w:ascii="Charis SIL Italic" w:hAnsi="Charis SIL Italic" w:eastAsia="Charis SIL Italic"/>
+          <w:b w:val="0"/>
+          <w:i w:val="0"/>
+          <w:color w:val="0000FF"/>
+          <w:sz w:val="24"/>
+          <w:u w:val="single"/>
+        </w:rPr>
+        <w:t xml:space="preserve"> </w:t>
+      </w:r>
+      <w:r>
+        <w:rPr>
+          <w:rFonts w:ascii="Charis SIL Italic" w:hAnsi="Charis SIL Italic" w:eastAsia="Charis SIL Italic"/>
+          <w:b w:val="0"/>
+          <w:i w:val="0"/>
+          <w:color w:val="0000FF"/>
+          <w:sz w:val="24"/>
+        </w:rPr>
+        <w:hyperlink r:id="rId44" w:history="1">
+          <w:r>
+            <w:rPr>
+              <w:rStyle w:val="Hyperlink"/>
+            </w:rPr>
+            <w:t>Vrolik</w:t>
+          </w:r>
+        </w:hyperlink>
       </w:r>
       <w:r>
         <w:rPr>
@@ -5151,7 +5562,14 @@
           <w:color w:val="000000"/>
           <w:sz w:val="24"/>
         </w:rPr>
-        <w:t xml:space="preserve"> (1775-1</w:t>
+        <w:hyperlink r:id="rId43" w:history="1">
+          <w:r>
+            <w:rPr>
+              <w:rStyle w:val="Hyperlink"/>
+            </w:rPr>
+            <w:t xml:space="preserve"> (1775-1</w:t>
+          </w:r>
+        </w:hyperlink>
       </w:r>
       <w:r>
         <w:rPr>
@@ -5183,6 +5601,7 @@
       </w:r>
       <w:r>
         <w:rPr>
+          <w:u w:val="single" w:color="0000ff"/>
           <w:rFonts w:ascii="Charis SIL Italic" w:hAnsi="Charis SIL Italic" w:eastAsia="Charis SIL Italic"/>
           <w:b w:val="0"/>
           <w:i w:val="0"/>
@@ -5200,6 +5619,7 @@
       </w:r>
       <w:r>
         <w:rPr>
+          <w:u w:val="single" w:color="0000ff"/>
           <w:rFonts w:ascii="Charis SIL Italic" w:hAnsi="Charis SIL Italic" w:eastAsia="Charis SIL Italic"/>
           <w:b w:val="0"/>
           <w:i w:val="0"/>
@@ -5217,6 +5637,7 @@
       </w:r>
       <w:r>
         <w:rPr>
+          <w:u w:val="single" w:color="0000ff"/>
           <w:rFonts w:ascii="Charis SIL Italic" w:hAnsi="Charis SIL Italic" w:eastAsia="Charis SIL Italic"/>
           <w:b w:val="0"/>
           <w:i w:val="0"/>
@@ -5643,25 +6064,7 @@
           <w:color w:val="000000"/>
           <w:sz w:val="24"/>
         </w:rPr>
-        <w:hyperlink r:id="rId47" w:history="1">
-          <w:r>
-            <w:rPr>
-              <w:rStyle w:val="Hyperlink"/>
-            </w:rPr>
-            <w:t xml:space="preserve">ven </w:t>
-          </w:r>
-        </w:hyperlink>
-      </w:r>
-      <w:r>
-        <w:rPr>
-          <w:u w:val="single" w:color="0000ff"/>
-          <w:rFonts w:ascii="Charis SIL Italic" w:hAnsi="Charis SIL Italic" w:eastAsia="Charis SIL Italic"/>
-          <w:b w:val="0"/>
-          <w:i w:val="0"/>
-          <w:color w:val="000000"/>
-          <w:sz w:val="24"/>
-        </w:rPr>
-        <w:t>m</w:t>
+        <w:t>ven m</w:t>
       </w:r>
       <w:r>
         <w:rPr>
@@ -5839,7 +6242,6 @@
           <w:i w:val="0"/>
           <w:color w:val="0000FF"/>
           <w:sz w:val="24"/>
-          <w:u w:val="single"/>
         </w:rPr>
         <w:hyperlink r:id="rId49" w:history="1">
           <w:r>
@@ -5859,7 +6261,7 @@
           <w:sz w:val="24"/>
           <w:u w:val="single"/>
         </w:rPr>
-        <w:hyperlink r:id="rId49" w:history="1">
+        <w:hyperlink r:id="rId48" w:history="1">
           <w:r>
             <w:rPr>
               <w:rStyle w:val="Hyperlink"/>
@@ -5877,7 +6279,7 @@
           <w:sz w:val="24"/>
           <w:u w:val="single"/>
         </w:rPr>
-        <w:hyperlink r:id="rId49" w:history="1">
+        <w:hyperlink r:id="rId48" w:history="1">
           <w:r>
             <w:rPr>
               <w:rStyle w:val="Hyperlink"/>
@@ -6162,21 +6564,13 @@
       </w:r>
       <w:r>
         <w:rPr>
-          <w:u w:val="single" w:color="0000ff"/>
           <w:rFonts w:ascii="Charis SIL Italic" w:hAnsi="Charis SIL Italic" w:eastAsia="Charis SIL Italic"/>
           <w:b w:val="0"/>
           <w:i w:val="0"/>
           <w:color w:val="000000"/>
           <w:sz w:val="24"/>
         </w:rPr>
-        <w:hyperlink r:id="rId50" w:history="1">
-          <w:r>
-            <w:rPr>
-              <w:rStyle w:val="Hyperlink"/>
-            </w:rPr>
-            <w:t>lp</w:t>
-          </w:r>
-        </w:hyperlink>
+        <w:t>lp</w:t>
       </w:r>
       <w:r>
         <w:rPr>
